--- a/atlas/metrics/Human Friction Metrics.docx
+++ b/atlas/metrics/Human Friction Metrics.docx
@@ -18,34 +18,48 @@
       </w:r>
     </w:p>
     <w:p>
+      <w:pPr>
+        <w:rPr>
+          <w:b/>
+          <w:bCs/>
+        </w:rPr>
+      </w:pPr>
       <w:r>
         <w:rPr>
           <w:b/>
           <w:bCs/>
         </w:rPr>
-        <w:t>System Version:</w:t>
+        <w:t xml:space="preserve">System Version: </w:t>
       </w:r>
       <w:r>
-        <w:t xml:space="preserve"> ATLAS v2.0</w:t>
+        <w:t>ATLAS v2.1</w:t>
       </w:r>
       <w:r>
+        <w:rPr>
+          <w:b/>
+          <w:bCs/>
+        </w:rPr>
         <w:br/>
+        <w:t>Last Updated</w:t>
       </w:r>
       <w:r>
-        <w:rPr>
-          <w:b/>
-          <w:bCs/>
-        </w:rPr>
-        <w:t>Last Updated:</w:t>
-      </w:r>
-      <w:r>
-        <w:t xml:space="preserve"> 27 July 2026</w:t>
+        <w:t>: 28 July 2026</w:t>
       </w:r>
     </w:p>
     <w:p>
+      <w:pPr>
+        <w:rPr>
+          <w:b/>
+          <w:bCs/>
+        </w:rPr>
+      </w:pPr>
       <w:r>
-        <w:pict w14:anchorId="399515A2">
-          <v:rect id="_x0000_i1073" style="width:0;height:1.5pt" o:hralign="center" o:hrstd="t" o:hr="t" fillcolor="#a0a0a0" stroked="f"/>
+        <w:rPr>
+          <w:b/>
+          <w:bCs/>
+        </w:rPr>
+        <w:pict w14:anchorId="267F79D5">
+          <v:rect id="_x0000_i1155" style="width:0;height:1.5pt" o:hralign="center" o:hrstd="t" o:hr="t" fillcolor="#a0a0a0" stroked="f"/>
         </w:pict>
       </w:r>
     </w:p>
@@ -66,27 +80,28 @@
     </w:p>
     <w:p>
       <w:r>
-        <w:rPr>
-          <w:b/>
-          <w:bCs/>
-        </w:rPr>
         <w:t>Understand human problems before building products.</w:t>
       </w:r>
+    </w:p>
+    <w:p>
       <w:r>
-        <w:br/>
-      </w:r>
-      <w:r>
-        <w:rPr>
-          <w:b/>
-          <w:bCs/>
-        </w:rPr>
         <w:t>Products should be built from problems, not from ideas.</w:t>
       </w:r>
     </w:p>
     <w:p>
+      <w:pPr>
+        <w:rPr>
+          <w:b/>
+          <w:bCs/>
+        </w:rPr>
+      </w:pPr>
       <w:r>
-        <w:pict w14:anchorId="276BC8BC">
-          <v:rect id="_x0000_i1074" style="width:0;height:1.5pt" o:hralign="center" o:hrstd="t" o:hr="t" fillcolor="#a0a0a0" stroked="f"/>
+        <w:rPr>
+          <w:b/>
+          <w:bCs/>
+        </w:rPr>
+        <w:pict w14:anchorId="0371ADC9">
+          <v:rect id="_x0000_i1156" style="width:0;height:1.5pt" o:hralign="center" o:hrstd="t" o:hr="t" fillcolor="#a0a0a0" stroked="f"/>
         </w:pict>
       </w:r>
     </w:p>
@@ -107,17 +122,23 @@
     </w:p>
     <w:p>
       <w:r>
-        <w:rPr>
-          <w:b/>
-          <w:bCs/>
-        </w:rPr>
-        <w:t>Never invent human friction. Always observe it.</w:t>
+        <w:t>Never invent Human Frictions. Always observe them.</w:t>
       </w:r>
     </w:p>
     <w:p>
+      <w:pPr>
+        <w:rPr>
+          <w:b/>
+          <w:bCs/>
+        </w:rPr>
+      </w:pPr>
       <w:r>
-        <w:pict w14:anchorId="6D00A8D0">
-          <v:rect id="_x0000_i1075" style="width:0;height:1.5pt" o:hralign="center" o:hrstd="t" o:hr="t" fillcolor="#a0a0a0" stroked="f"/>
+        <w:rPr>
+          <w:b/>
+          <w:bCs/>
+        </w:rPr>
+        <w:pict w14:anchorId="3B249D7C">
+          <v:rect id="_x0000_i1157" style="width:0;height:1.5pt" o:hralign="center" o:hrstd="t" o:hr="t" fillcolor="#a0a0a0" stroked="f"/>
         </w:pict>
       </w:r>
     </w:p>
@@ -149,7 +170,7 @@
         <w:tblLook w:val="04A0" w:firstRow="1" w:lastRow="0" w:firstColumn="1" w:lastColumn="0" w:noHBand="0" w:noVBand="1"/>
       </w:tblPr>
       <w:tblGrid>
-        <w:gridCol w:w="1432"/>
+        <w:gridCol w:w="1497"/>
         <w:gridCol w:w="687"/>
       </w:tblGrid>
       <w:tr>
@@ -213,8 +234,18 @@
             <w:hideMark/>
           </w:tcPr>
           <w:p>
-            <w:r>
-              <w:t xml:space="preserve"> Target</w:t>
+            <w:pPr>
+              <w:rPr>
+                <w:b/>
+                <w:bCs/>
+              </w:rPr>
+            </w:pPr>
+            <w:r>
+              <w:rPr>
+                <w:b/>
+                <w:bCs/>
+              </w:rPr>
+              <w:t>Target</w:t>
             </w:r>
           </w:p>
         </w:tc>
@@ -242,7 +273,17 @@
             <w:hideMark/>
           </w:tcPr>
           <w:p>
-            <w:r>
+            <w:pPr>
+              <w:rPr>
+                <w:b/>
+                <w:bCs/>
+              </w:rPr>
+            </w:pPr>
+            <w:r>
+              <w:rPr>
+                <w:b/>
+                <w:bCs/>
+              </w:rPr>
               <w:t>Documented</w:t>
             </w:r>
           </w:p>
@@ -255,52 +296,72 @@
           </w:tcPr>
           <w:p>
             <w:r>
-              <w:t>10</w:t>
-            </w:r>
-          </w:p>
-        </w:tc>
-      </w:tr>
-      <w:tr>
-        <w:trPr>
-          <w:tblCellSpacing w:w="15" w:type="dxa"/>
-        </w:trPr>
-        <w:tc>
-          <w:tcPr>
-            <w:tcW w:w="0" w:type="auto"/>
-            <w:vAlign w:val="center"/>
-            <w:hideMark/>
-          </w:tcPr>
-          <w:p>
-            <w:r>
-              <w:t xml:space="preserve"> Remaining</w:t>
-            </w:r>
-          </w:p>
-        </w:tc>
-        <w:tc>
-          <w:tcPr>
-            <w:tcW w:w="0" w:type="auto"/>
-            <w:vAlign w:val="center"/>
-            <w:hideMark/>
-          </w:tcPr>
-          <w:p>
-            <w:r>
-              <w:t>990</w:t>
-            </w:r>
-          </w:p>
-        </w:tc>
-      </w:tr>
-      <w:tr>
-        <w:trPr>
-          <w:tblCellSpacing w:w="15" w:type="dxa"/>
-        </w:trPr>
-        <w:tc>
-          <w:tcPr>
-            <w:tcW w:w="0" w:type="auto"/>
-            <w:vAlign w:val="center"/>
-            <w:hideMark/>
-          </w:tcPr>
-          <w:p>
-            <w:r>
+              <w:t>25</w:t>
+            </w:r>
+          </w:p>
+        </w:tc>
+      </w:tr>
+      <w:tr>
+        <w:trPr>
+          <w:tblCellSpacing w:w="15" w:type="dxa"/>
+        </w:trPr>
+        <w:tc>
+          <w:tcPr>
+            <w:tcW w:w="0" w:type="auto"/>
+            <w:vAlign w:val="center"/>
+            <w:hideMark/>
+          </w:tcPr>
+          <w:p>
+            <w:pPr>
+              <w:rPr>
+                <w:b/>
+                <w:bCs/>
+              </w:rPr>
+            </w:pPr>
+            <w:r>
+              <w:rPr>
+                <w:b/>
+                <w:bCs/>
+              </w:rPr>
+              <w:t>Remaining</w:t>
+            </w:r>
+          </w:p>
+        </w:tc>
+        <w:tc>
+          <w:tcPr>
+            <w:tcW w:w="0" w:type="auto"/>
+            <w:vAlign w:val="center"/>
+            <w:hideMark/>
+          </w:tcPr>
+          <w:p>
+            <w:r>
+              <w:t>975</w:t>
+            </w:r>
+          </w:p>
+        </w:tc>
+      </w:tr>
+      <w:tr>
+        <w:trPr>
+          <w:tblCellSpacing w:w="15" w:type="dxa"/>
+        </w:trPr>
+        <w:tc>
+          <w:tcPr>
+            <w:tcW w:w="0" w:type="auto"/>
+            <w:vAlign w:val="center"/>
+            <w:hideMark/>
+          </w:tcPr>
+          <w:p>
+            <w:pPr>
+              <w:rPr>
+                <w:b/>
+                <w:bCs/>
+              </w:rPr>
+            </w:pPr>
+            <w:r>
+              <w:rPr>
+                <w:b/>
+                <w:bCs/>
+              </w:rPr>
               <w:t>Completion</w:t>
             </w:r>
           </w:p>
@@ -313,16 +374,26 @@
           </w:tcPr>
           <w:p>
             <w:r>
-              <w:t>1%</w:t>
+              <w:t>2.5%</w:t>
             </w:r>
           </w:p>
         </w:tc>
       </w:tr>
     </w:tbl>
     <w:p>
+      <w:pPr>
+        <w:rPr>
+          <w:b/>
+          <w:bCs/>
+        </w:rPr>
+      </w:pPr>
       <w:r>
-        <w:pict w14:anchorId="4D592F91">
-          <v:rect id="_x0000_i1076" style="width:0;height:1.5pt" o:hralign="center" o:hrstd="t" o:hr="t" fillcolor="#a0a0a0" stroked="f"/>
+        <w:rPr>
+          <w:b/>
+          <w:bCs/>
+        </w:rPr>
+        <w:pict w14:anchorId="06BA70FF">
+          <v:rect id="_x0000_i1158" style="width:0;height:1.5pt" o:hralign="center" o:hrstd="t" o:hr="t" fillcolor="#a0a0a0" stroked="f"/>
         </w:pict>
       </w:r>
     </w:p>
@@ -354,7 +425,7 @@
         <w:tblLook w:val="04A0" w:firstRow="1" w:lastRow="0" w:firstColumn="1" w:lastColumn="0" w:noHBand="0" w:noVBand="1"/>
       </w:tblPr>
       <w:tblGrid>
-        <w:gridCol w:w="2201"/>
+        <w:gridCol w:w="2333"/>
         <w:gridCol w:w="1327"/>
       </w:tblGrid>
       <w:tr>
@@ -418,7 +489,17 @@
             <w:hideMark/>
           </w:tcPr>
           <w:p>
-            <w:r>
+            <w:pPr>
+              <w:rPr>
+                <w:b/>
+                <w:bCs/>
+              </w:rPr>
+            </w:pPr>
+            <w:r>
+              <w:rPr>
+                <w:b/>
+                <w:bCs/>
+              </w:rPr>
               <w:t>Date</w:t>
             </w:r>
           </w:p>
@@ -431,23 +512,33 @@
           </w:tcPr>
           <w:p>
             <w:r>
-              <w:t>27 July 2026</w:t>
-            </w:r>
-          </w:p>
-        </w:tc>
-      </w:tr>
-      <w:tr>
-        <w:trPr>
-          <w:tblCellSpacing w:w="15" w:type="dxa"/>
-        </w:trPr>
-        <w:tc>
-          <w:tcPr>
-            <w:tcW w:w="0" w:type="auto"/>
-            <w:vAlign w:val="center"/>
-            <w:hideMark/>
-          </w:tcPr>
-          <w:p>
-            <w:r>
+              <w:t>28 July 2026</w:t>
+            </w:r>
+          </w:p>
+        </w:tc>
+      </w:tr>
+      <w:tr>
+        <w:trPr>
+          <w:tblCellSpacing w:w="15" w:type="dxa"/>
+        </w:trPr>
+        <w:tc>
+          <w:tcPr>
+            <w:tcW w:w="0" w:type="auto"/>
+            <w:vAlign w:val="center"/>
+            <w:hideMark/>
+          </w:tcPr>
+          <w:p>
+            <w:pPr>
+              <w:rPr>
+                <w:b/>
+                <w:bCs/>
+              </w:rPr>
+            </w:pPr>
+            <w:r>
+              <w:rPr>
+                <w:b/>
+                <w:bCs/>
+              </w:rPr>
               <w:t>Added Today</w:t>
             </w:r>
           </w:p>
@@ -460,23 +551,33 @@
           </w:tcPr>
           <w:p>
             <w:r>
-              <w:t>10</w:t>
-            </w:r>
-          </w:p>
-        </w:tc>
-      </w:tr>
-      <w:tr>
-        <w:trPr>
-          <w:tblCellSpacing w:w="15" w:type="dxa"/>
-        </w:trPr>
-        <w:tc>
-          <w:tcPr>
-            <w:tcW w:w="0" w:type="auto"/>
-            <w:vAlign w:val="center"/>
-            <w:hideMark/>
-          </w:tcPr>
-          <w:p>
-            <w:r>
+              <w:t>15</w:t>
+            </w:r>
+          </w:p>
+        </w:tc>
+      </w:tr>
+      <w:tr>
+        <w:trPr>
+          <w:tblCellSpacing w:w="15" w:type="dxa"/>
+        </w:trPr>
+        <w:tc>
+          <w:tcPr>
+            <w:tcW w:w="0" w:type="auto"/>
+            <w:vAlign w:val="center"/>
+            <w:hideMark/>
+          </w:tcPr>
+          <w:p>
+            <w:pPr>
+              <w:rPr>
+                <w:b/>
+                <w:bCs/>
+              </w:rPr>
+            </w:pPr>
+            <w:r>
+              <w:rPr>
+                <w:b/>
+                <w:bCs/>
+              </w:rPr>
               <w:t>Total Repository Size</w:t>
             </w:r>
           </w:p>
@@ -489,18 +590,78 @@
           </w:tcPr>
           <w:p>
             <w:r>
-              <w:t>10</w:t>
-            </w:r>
-          </w:p>
+              <w:t>25</w:t>
+            </w:r>
+          </w:p>
+        </w:tc>
+      </w:tr>
+      <w:tr>
+        <w:trPr>
+          <w:tblCellSpacing w:w="15" w:type="dxa"/>
+        </w:trPr>
+        <w:tc>
+          <w:tcPr>
+            <w:tcW w:w="0" w:type="auto"/>
+            <w:vAlign w:val="center"/>
+          </w:tcPr>
+          <w:p>
+            <w:pPr>
+              <w:rPr>
+                <w:b/>
+                <w:bCs/>
+              </w:rPr>
+            </w:pPr>
+          </w:p>
+        </w:tc>
+        <w:tc>
+          <w:tcPr>
+            <w:tcW w:w="0" w:type="auto"/>
+            <w:vAlign w:val="center"/>
+          </w:tcPr>
+          <w:p/>
         </w:tc>
       </w:tr>
     </w:tbl>
     <w:p>
+      <w:pPr>
+        <w:rPr>
+          <w:b/>
+          <w:bCs/>
+        </w:rPr>
+      </w:pPr>
       <w:r>
-        <w:pict w14:anchorId="7182BF30">
-          <v:rect id="_x0000_i1077" style="width:0;height:1.5pt" o:hralign="center" o:hrstd="t" o:hr="t" fillcolor="#a0a0a0" stroked="f"/>
+        <w:rPr>
+          <w:b/>
+          <w:bCs/>
+        </w:rPr>
+        <w:pict w14:anchorId="398D9D09">
+          <v:rect id="_x0000_i1159" style="width:0;height:1.5pt" o:hralign="center" o:hrstd="t" o:hr="t" fillcolor="#a0a0a0" stroked="f"/>
         </w:pict>
       </w:r>
+    </w:p>
+    <w:p>
+      <w:pPr>
+        <w:rPr>
+          <w:b/>
+          <w:bCs/>
+        </w:rPr>
+      </w:pPr>
+    </w:p>
+    <w:p>
+      <w:pPr>
+        <w:rPr>
+          <w:b/>
+          <w:bCs/>
+        </w:rPr>
+      </w:pPr>
+    </w:p>
+    <w:p>
+      <w:pPr>
+        <w:rPr>
+          <w:b/>
+          <w:bCs/>
+        </w:rPr>
+      </w:pPr>
     </w:p>
     <w:p>
       <w:pPr>
@@ -530,7 +691,7 @@
         <w:tblLook w:val="04A0" w:firstRow="1" w:lastRow="0" w:firstColumn="1" w:lastColumn="0" w:noHBand="0" w:noVBand="1"/>
       </w:tblPr>
       <w:tblGrid>
-        <w:gridCol w:w="3322"/>
+        <w:gridCol w:w="3447"/>
         <w:gridCol w:w="1327"/>
       </w:tblGrid>
       <w:tr>
@@ -594,117 +755,176 @@
             <w:hideMark/>
           </w:tcPr>
           <w:p>
-            <w:r>
-              <w:t xml:space="preserve"> Largest Single-Day Discovery</w:t>
-            </w:r>
-          </w:p>
-        </w:tc>
-        <w:tc>
-          <w:tcPr>
-            <w:tcW w:w="0" w:type="auto"/>
-            <w:vAlign w:val="center"/>
-            <w:hideMark/>
-          </w:tcPr>
-          <w:p>
-            <w:r>
-              <w:t>10</w:t>
-            </w:r>
-          </w:p>
-        </w:tc>
-      </w:tr>
-      <w:tr>
-        <w:trPr>
-          <w:tblCellSpacing w:w="15" w:type="dxa"/>
-        </w:trPr>
-        <w:tc>
-          <w:tcPr>
-            <w:tcW w:w="0" w:type="auto"/>
-            <w:vAlign w:val="center"/>
-            <w:hideMark/>
-          </w:tcPr>
-          <w:p>
-            <w:r>
-              <w:lastRenderedPageBreak/>
-              <w:t xml:space="preserve"> Record Date</w:t>
-            </w:r>
-          </w:p>
-        </w:tc>
-        <w:tc>
-          <w:tcPr>
-            <w:tcW w:w="0" w:type="auto"/>
-            <w:vAlign w:val="center"/>
-            <w:hideMark/>
-          </w:tcPr>
-          <w:p>
-            <w:r>
-              <w:t>27 July 2026</w:t>
-            </w:r>
-          </w:p>
-        </w:tc>
-      </w:tr>
-      <w:tr>
-        <w:trPr>
-          <w:tblCellSpacing w:w="15" w:type="dxa"/>
-        </w:trPr>
-        <w:tc>
-          <w:tcPr>
-            <w:tcW w:w="0" w:type="auto"/>
-            <w:vAlign w:val="center"/>
-            <w:hideMark/>
-          </w:tcPr>
-          <w:p>
-            <w:r>
-              <w:t xml:space="preserve"> Highest Repository Count</w:t>
-            </w:r>
-          </w:p>
-        </w:tc>
-        <w:tc>
-          <w:tcPr>
-            <w:tcW w:w="0" w:type="auto"/>
-            <w:vAlign w:val="center"/>
-            <w:hideMark/>
-          </w:tcPr>
-          <w:p>
-            <w:r>
-              <w:t>10</w:t>
-            </w:r>
-          </w:p>
-        </w:tc>
-      </w:tr>
-      <w:tr>
-        <w:trPr>
-          <w:tblCellSpacing w:w="15" w:type="dxa"/>
-        </w:trPr>
-        <w:tc>
-          <w:tcPr>
-            <w:tcW w:w="0" w:type="auto"/>
-            <w:vAlign w:val="center"/>
-            <w:hideMark/>
-          </w:tcPr>
-          <w:p>
-            <w:r>
-              <w:t xml:space="preserve"> Longest Documentation Streak</w:t>
-            </w:r>
-          </w:p>
-        </w:tc>
-        <w:tc>
-          <w:tcPr>
-            <w:tcW w:w="0" w:type="auto"/>
-            <w:vAlign w:val="center"/>
-            <w:hideMark/>
-          </w:tcPr>
-          <w:p>
-            <w:r>
-              <w:t>1 Day</w:t>
+            <w:pPr>
+              <w:rPr>
+                <w:b/>
+                <w:bCs/>
+              </w:rPr>
+            </w:pPr>
+            <w:r>
+              <w:rPr>
+                <w:b/>
+                <w:bCs/>
+              </w:rPr>
+              <w:t>Largest Single-Day Discovery</w:t>
+            </w:r>
+          </w:p>
+        </w:tc>
+        <w:tc>
+          <w:tcPr>
+            <w:tcW w:w="0" w:type="auto"/>
+            <w:vAlign w:val="center"/>
+            <w:hideMark/>
+          </w:tcPr>
+          <w:p>
+            <w:r>
+              <w:t>15</w:t>
+            </w:r>
+          </w:p>
+        </w:tc>
+      </w:tr>
+      <w:tr>
+        <w:trPr>
+          <w:tblCellSpacing w:w="15" w:type="dxa"/>
+        </w:trPr>
+        <w:tc>
+          <w:tcPr>
+            <w:tcW w:w="0" w:type="auto"/>
+            <w:vAlign w:val="center"/>
+            <w:hideMark/>
+          </w:tcPr>
+          <w:p>
+            <w:pPr>
+              <w:rPr>
+                <w:b/>
+                <w:bCs/>
+              </w:rPr>
+            </w:pPr>
+            <w:r>
+              <w:rPr>
+                <w:b/>
+                <w:bCs/>
+              </w:rPr>
+              <w:t>Record Date</w:t>
+            </w:r>
+          </w:p>
+        </w:tc>
+        <w:tc>
+          <w:tcPr>
+            <w:tcW w:w="0" w:type="auto"/>
+            <w:vAlign w:val="center"/>
+            <w:hideMark/>
+          </w:tcPr>
+          <w:p>
+            <w:r>
+              <w:t>28 July 2026</w:t>
+            </w:r>
+          </w:p>
+        </w:tc>
+      </w:tr>
+      <w:tr>
+        <w:trPr>
+          <w:tblCellSpacing w:w="15" w:type="dxa"/>
+        </w:trPr>
+        <w:tc>
+          <w:tcPr>
+            <w:tcW w:w="0" w:type="auto"/>
+            <w:vAlign w:val="center"/>
+            <w:hideMark/>
+          </w:tcPr>
+          <w:p>
+            <w:pPr>
+              <w:rPr>
+                <w:b/>
+                <w:bCs/>
+              </w:rPr>
+            </w:pPr>
+            <w:r>
+              <w:rPr>
+                <w:b/>
+                <w:bCs/>
+              </w:rPr>
+              <w:t>Highest Repository Count</w:t>
+            </w:r>
+          </w:p>
+        </w:tc>
+        <w:tc>
+          <w:tcPr>
+            <w:tcW w:w="0" w:type="auto"/>
+            <w:vAlign w:val="center"/>
+            <w:hideMark/>
+          </w:tcPr>
+          <w:p>
+            <w:r>
+              <w:t>25</w:t>
+            </w:r>
+          </w:p>
+        </w:tc>
+      </w:tr>
+      <w:tr>
+        <w:trPr>
+          <w:tblCellSpacing w:w="15" w:type="dxa"/>
+        </w:trPr>
+        <w:tc>
+          <w:tcPr>
+            <w:tcW w:w="0" w:type="auto"/>
+            <w:vAlign w:val="center"/>
+            <w:hideMark/>
+          </w:tcPr>
+          <w:p>
+            <w:pPr>
+              <w:rPr>
+                <w:b/>
+                <w:bCs/>
+              </w:rPr>
+            </w:pPr>
+            <w:r>
+              <w:rPr>
+                <w:b/>
+                <w:bCs/>
+              </w:rPr>
+              <w:t>Longest Documentation Streak</w:t>
+            </w:r>
+          </w:p>
+        </w:tc>
+        <w:tc>
+          <w:tcPr>
+            <w:tcW w:w="0" w:type="auto"/>
+            <w:vAlign w:val="center"/>
+            <w:hideMark/>
+          </w:tcPr>
+          <w:p>
+            <w:pPr>
+              <w:rPr>
+                <w:b/>
+                <w:bCs/>
+              </w:rPr>
+            </w:pPr>
+            <w:r>
+              <w:rPr>
+                <w:b/>
+                <w:bCs/>
+              </w:rPr>
+              <w:t>2 Days</w:t>
             </w:r>
           </w:p>
         </w:tc>
       </w:tr>
     </w:tbl>
     <w:p>
+      <w:pPr>
+        <w:rPr>
+          <w:b/>
+          <w:bCs/>
+        </w:rPr>
+      </w:pPr>
       <w:r>
-        <w:pict w14:anchorId="3FED9BC2">
-          <v:rect id="_x0000_i1078" style="width:0;height:1.5pt" o:hralign="center" o:hrstd="t" o:hr="t" fillcolor="#a0a0a0" stroked="f"/>
+        <w:rPr>
+          <w:b/>
+          <w:bCs/>
+        </w:rPr>
+        <w:pict w14:anchorId="08CE372B">
+          <v:rect id="_x0000_i1160" style="width:0;height:1.5pt" o:hralign="center" o:hrstd="t" o:hr="t" fillcolor="#a0a0a0" stroked="f"/>
         </w:pict>
       </w:r>
     </w:p>
@@ -737,6 +957,7 @@
       </w:tblPr>
       <w:tblGrid>
         <w:gridCol w:w="701"/>
+        <w:gridCol w:w="2937"/>
         <w:gridCol w:w="1300"/>
       </w:tblGrid>
       <w:tr>
@@ -784,6 +1005,28 @@
                 <w:b/>
                 <w:bCs/>
               </w:rPr>
+              <w:t>Category</w:t>
+            </w:r>
+          </w:p>
+        </w:tc>
+        <w:tc>
+          <w:tcPr>
+            <w:tcW w:w="0" w:type="auto"/>
+            <w:vAlign w:val="center"/>
+            <w:hideMark/>
+          </w:tcPr>
+          <w:p>
+            <w:pPr>
+              <w:rPr>
+                <w:b/>
+                <w:bCs/>
+              </w:rPr>
+            </w:pPr>
+            <w:r>
+              <w:rPr>
+                <w:b/>
+                <w:bCs/>
+              </w:rPr>
               <w:t>Completed</w:t>
             </w:r>
           </w:p>
@@ -800,7 +1043,17 @@
             <w:hideMark/>
           </w:tcPr>
           <w:p>
-            <w:r>
+            <w:pPr>
+              <w:rPr>
+                <w:b/>
+                <w:bCs/>
+              </w:rPr>
+            </w:pPr>
+            <w:r>
+              <w:rPr>
+                <w:b/>
+                <w:bCs/>
+              </w:rPr>
               <w:t>FF</w:t>
             </w:r>
           </w:p>
@@ -813,23 +1066,45 @@
           </w:tcPr>
           <w:p>
             <w:r>
-              <w:t>10</w:t>
-            </w:r>
-          </w:p>
-        </w:tc>
-      </w:tr>
-      <w:tr>
-        <w:trPr>
-          <w:tblCellSpacing w:w="15" w:type="dxa"/>
-        </w:trPr>
-        <w:tc>
-          <w:tcPr>
-            <w:tcW w:w="0" w:type="auto"/>
-            <w:vAlign w:val="center"/>
-            <w:hideMark/>
-          </w:tcPr>
-          <w:p>
-            <w:r>
+              <w:t>Files &amp; Project Management</w:t>
+            </w:r>
+          </w:p>
+        </w:tc>
+        <w:tc>
+          <w:tcPr>
+            <w:tcW w:w="0" w:type="auto"/>
+            <w:vAlign w:val="center"/>
+            <w:hideMark/>
+          </w:tcPr>
+          <w:p>
+            <w:r>
+              <w:t>25</w:t>
+            </w:r>
+          </w:p>
+        </w:tc>
+      </w:tr>
+      <w:tr>
+        <w:trPr>
+          <w:tblCellSpacing w:w="15" w:type="dxa"/>
+        </w:trPr>
+        <w:tc>
+          <w:tcPr>
+            <w:tcW w:w="0" w:type="auto"/>
+            <w:vAlign w:val="center"/>
+            <w:hideMark/>
+          </w:tcPr>
+          <w:p>
+            <w:pPr>
+              <w:rPr>
+                <w:b/>
+                <w:bCs/>
+              </w:rPr>
+            </w:pPr>
+            <w:r>
+              <w:rPr>
+                <w:b/>
+                <w:bCs/>
+              </w:rPr>
               <w:t>OS</w:t>
             </w:r>
           </w:p>
@@ -842,6 +1117,18 @@
           </w:tcPr>
           <w:p>
             <w:r>
+              <w:t>Operating Systems</w:t>
+            </w:r>
+          </w:p>
+        </w:tc>
+        <w:tc>
+          <w:tcPr>
+            <w:tcW w:w="0" w:type="auto"/>
+            <w:vAlign w:val="center"/>
+            <w:hideMark/>
+          </w:tcPr>
+          <w:p>
+            <w:r>
               <w:t>0</w:t>
             </w:r>
           </w:p>
@@ -858,7 +1145,17 @@
             <w:hideMark/>
           </w:tcPr>
           <w:p>
-            <w:r>
+            <w:pPr>
+              <w:rPr>
+                <w:b/>
+                <w:bCs/>
+              </w:rPr>
+            </w:pPr>
+            <w:r>
+              <w:rPr>
+                <w:b/>
+                <w:bCs/>
+              </w:rPr>
               <w:t>KI</w:t>
             </w:r>
           </w:p>
@@ -871,6 +1168,18 @@
           </w:tcPr>
           <w:p>
             <w:r>
+              <w:t>Keyboard &amp; Input</w:t>
+            </w:r>
+          </w:p>
+        </w:tc>
+        <w:tc>
+          <w:tcPr>
+            <w:tcW w:w="0" w:type="auto"/>
+            <w:vAlign w:val="center"/>
+            <w:hideMark/>
+          </w:tcPr>
+          <w:p>
+            <w:r>
               <w:t>0</w:t>
             </w:r>
           </w:p>
@@ -887,7 +1196,17 @@
             <w:hideMark/>
           </w:tcPr>
           <w:p>
-            <w:r>
+            <w:pPr>
+              <w:rPr>
+                <w:b/>
+                <w:bCs/>
+              </w:rPr>
+            </w:pPr>
+            <w:r>
+              <w:rPr>
+                <w:b/>
+                <w:bCs/>
+              </w:rPr>
               <w:t>DW</w:t>
             </w:r>
           </w:p>
@@ -900,6 +1219,18 @@
           </w:tcPr>
           <w:p>
             <w:r>
+              <w:t>Desktop Workspace</w:t>
+            </w:r>
+          </w:p>
+        </w:tc>
+        <w:tc>
+          <w:tcPr>
+            <w:tcW w:w="0" w:type="auto"/>
+            <w:vAlign w:val="center"/>
+            <w:hideMark/>
+          </w:tcPr>
+          <w:p>
+            <w:r>
               <w:t>0</w:t>
             </w:r>
           </w:p>
@@ -916,7 +1247,17 @@
             <w:hideMark/>
           </w:tcPr>
           <w:p>
-            <w:r>
+            <w:pPr>
+              <w:rPr>
+                <w:b/>
+                <w:bCs/>
+              </w:rPr>
+            </w:pPr>
+            <w:r>
+              <w:rPr>
+                <w:b/>
+                <w:bCs/>
+              </w:rPr>
               <w:t>WI</w:t>
             </w:r>
           </w:p>
@@ -929,6 +1270,18 @@
           </w:tcPr>
           <w:p>
             <w:r>
+              <w:t>Web &amp; Internet</w:t>
+            </w:r>
+          </w:p>
+        </w:tc>
+        <w:tc>
+          <w:tcPr>
+            <w:tcW w:w="0" w:type="auto"/>
+            <w:vAlign w:val="center"/>
+            <w:hideMark/>
+          </w:tcPr>
+          <w:p>
+            <w:r>
               <w:t>0</w:t>
             </w:r>
           </w:p>
@@ -945,7 +1298,17 @@
             <w:hideMark/>
           </w:tcPr>
           <w:p>
-            <w:r>
+            <w:pPr>
+              <w:rPr>
+                <w:b/>
+                <w:bCs/>
+              </w:rPr>
+            </w:pPr>
+            <w:r>
+              <w:rPr>
+                <w:b/>
+                <w:bCs/>
+              </w:rPr>
               <w:t>AU</w:t>
             </w:r>
           </w:p>
@@ -958,6 +1321,18 @@
           </w:tcPr>
           <w:p>
             <w:r>
+              <w:t>Authentication &amp; Forms</w:t>
+            </w:r>
+          </w:p>
+        </w:tc>
+        <w:tc>
+          <w:tcPr>
+            <w:tcW w:w="0" w:type="auto"/>
+            <w:vAlign w:val="center"/>
+            <w:hideMark/>
+          </w:tcPr>
+          <w:p>
+            <w:r>
               <w:t>0</w:t>
             </w:r>
           </w:p>
@@ -974,7 +1349,17 @@
             <w:hideMark/>
           </w:tcPr>
           <w:p>
-            <w:r>
+            <w:pPr>
+              <w:rPr>
+                <w:b/>
+                <w:bCs/>
+              </w:rPr>
+            </w:pPr>
+            <w:r>
+              <w:rPr>
+                <w:b/>
+                <w:bCs/>
+              </w:rPr>
               <w:t>NT</w:t>
             </w:r>
           </w:p>
@@ -987,6 +1372,18 @@
           </w:tcPr>
           <w:p>
             <w:r>
+              <w:t>Notifications</w:t>
+            </w:r>
+          </w:p>
+        </w:tc>
+        <w:tc>
+          <w:tcPr>
+            <w:tcW w:w="0" w:type="auto"/>
+            <w:vAlign w:val="center"/>
+            <w:hideMark/>
+          </w:tcPr>
+          <w:p>
+            <w:r>
               <w:t>0</w:t>
             </w:r>
           </w:p>
@@ -1003,7 +1400,17 @@
             <w:hideMark/>
           </w:tcPr>
           <w:p>
-            <w:r>
+            <w:pPr>
+              <w:rPr>
+                <w:b/>
+                <w:bCs/>
+              </w:rPr>
+            </w:pPr>
+            <w:r>
+              <w:rPr>
+                <w:b/>
+                <w:bCs/>
+              </w:rPr>
               <w:t>LE</w:t>
             </w:r>
           </w:p>
@@ -1016,6 +1423,18 @@
           </w:tcPr>
           <w:p>
             <w:r>
+              <w:t>Learning</w:t>
+            </w:r>
+          </w:p>
+        </w:tc>
+        <w:tc>
+          <w:tcPr>
+            <w:tcW w:w="0" w:type="auto"/>
+            <w:vAlign w:val="center"/>
+            <w:hideMark/>
+          </w:tcPr>
+          <w:p>
+            <w:r>
               <w:t>0</w:t>
             </w:r>
           </w:p>
@@ -1032,7 +1451,17 @@
             <w:hideMark/>
           </w:tcPr>
           <w:p>
-            <w:r>
+            <w:pPr>
+              <w:rPr>
+                <w:b/>
+                <w:bCs/>
+              </w:rPr>
+            </w:pPr>
+            <w:r>
+              <w:rPr>
+                <w:b/>
+                <w:bCs/>
+              </w:rPr>
               <w:t>MB</w:t>
             </w:r>
           </w:p>
@@ -1045,6 +1474,18 @@
           </w:tcPr>
           <w:p>
             <w:r>
+              <w:t>Mobile Experience</w:t>
+            </w:r>
+          </w:p>
+        </w:tc>
+        <w:tc>
+          <w:tcPr>
+            <w:tcW w:w="0" w:type="auto"/>
+            <w:vAlign w:val="center"/>
+            <w:hideMark/>
+          </w:tcPr>
+          <w:p>
+            <w:r>
               <w:t>0</w:t>
             </w:r>
           </w:p>
@@ -1061,8 +1502,30 @@
             <w:hideMark/>
           </w:tcPr>
           <w:p>
-            <w:r>
+            <w:pPr>
+              <w:rPr>
+                <w:b/>
+                <w:bCs/>
+              </w:rPr>
+            </w:pPr>
+            <w:r>
+              <w:rPr>
+                <w:b/>
+                <w:bCs/>
+              </w:rPr>
               <w:t>AI</w:t>
+            </w:r>
+          </w:p>
+        </w:tc>
+        <w:tc>
+          <w:tcPr>
+            <w:tcW w:w="0" w:type="auto"/>
+            <w:vAlign w:val="center"/>
+            <w:hideMark/>
+          </w:tcPr>
+          <w:p>
+            <w:r>
+              <w:t>Artificial Intelligence</w:t>
             </w:r>
           </w:p>
         </w:tc>
@@ -1081,9 +1544,19 @@
       </w:tr>
     </w:tbl>
     <w:p>
+      <w:pPr>
+        <w:rPr>
+          <w:b/>
+          <w:bCs/>
+        </w:rPr>
+      </w:pPr>
       <w:r>
-        <w:pict w14:anchorId="197D3D1E">
-          <v:rect id="_x0000_i1079" style="width:0;height:1.5pt" o:hralign="center" o:hrstd="t" o:hr="t" fillcolor="#a0a0a0" stroked="f"/>
+        <w:rPr>
+          <w:b/>
+          <w:bCs/>
+        </w:rPr>
+        <w:pict w14:anchorId="6A271861">
+          <v:rect id="_x0000_i1161" style="width:0;height:1.5pt" o:hralign="center" o:hrstd="t" o:hr="t" fillcolor="#a0a0a0" stroked="f"/>
         </w:pict>
       </w:r>
     </w:p>
@@ -1094,12 +1567,53 @@
           <w:bCs/>
         </w:rPr>
       </w:pPr>
+    </w:p>
+    <w:p>
+      <w:pPr>
+        <w:rPr>
+          <w:b/>
+          <w:bCs/>
+        </w:rPr>
+      </w:pPr>
+    </w:p>
+    <w:p>
+      <w:pPr>
+        <w:rPr>
+          <w:b/>
+          <w:bCs/>
+        </w:rPr>
+      </w:pPr>
+    </w:p>
+    <w:p>
+      <w:pPr>
+        <w:rPr>
+          <w:b/>
+          <w:bCs/>
+        </w:rPr>
+      </w:pPr>
+    </w:p>
+    <w:p>
+      <w:pPr>
+        <w:rPr>
+          <w:b/>
+          <w:bCs/>
+        </w:rPr>
+      </w:pPr>
+    </w:p>
+    <w:p>
+      <w:pPr>
+        <w:rPr>
+          <w:b/>
+          <w:bCs/>
+        </w:rPr>
+      </w:pPr>
       <w:r>
         <w:rPr>
           <w:b/>
           <w:bCs/>
         </w:rPr>
-        <w:t>Next Milestone</w:t>
+        <w:lastRenderedPageBreak/>
+        <w:t>Registry Progress</w:t>
       </w:r>
     </w:p>
     <w:tbl>
@@ -1115,8 +1629,8 @@
         <w:tblLook w:val="04A0" w:firstRow="1" w:lastRow="0" w:firstColumn="1" w:lastColumn="0" w:noHBand="0" w:noVBand="1"/>
       </w:tblPr>
       <w:tblGrid>
-        <w:gridCol w:w="3064"/>
-        <w:gridCol w:w="1026"/>
+        <w:gridCol w:w="2995"/>
+        <w:gridCol w:w="846"/>
       </w:tblGrid>
       <w:tr>
         <w:trPr>
@@ -1141,154 +1655,195 @@
                 <w:b/>
                 <w:bCs/>
               </w:rPr>
-              <w:t>Goal</w:t>
-            </w:r>
-          </w:p>
-        </w:tc>
-        <w:tc>
-          <w:tcPr>
-            <w:tcW w:w="0" w:type="auto"/>
-            <w:vAlign w:val="center"/>
-            <w:hideMark/>
-          </w:tcPr>
-          <w:p>
-            <w:pPr>
-              <w:rPr>
-                <w:b/>
-                <w:bCs/>
-              </w:rPr>
-            </w:pPr>
-            <w:r>
-              <w:rPr>
-                <w:b/>
-                <w:bCs/>
-              </w:rPr>
-              <w:t>Progress</w:t>
-            </w:r>
-          </w:p>
-        </w:tc>
-      </w:tr>
-      <w:tr>
-        <w:trPr>
-          <w:tblCellSpacing w:w="15" w:type="dxa"/>
-        </w:trPr>
-        <w:tc>
-          <w:tcPr>
-            <w:tcW w:w="0" w:type="auto"/>
-            <w:vAlign w:val="center"/>
-            <w:hideMark/>
-          </w:tcPr>
-          <w:p>
-            <w:r>
-              <w:t>Reach 100 Human Frictions</w:t>
-            </w:r>
-          </w:p>
-        </w:tc>
-        <w:tc>
-          <w:tcPr>
-            <w:tcW w:w="0" w:type="auto"/>
-            <w:vAlign w:val="center"/>
-            <w:hideMark/>
-          </w:tcPr>
-          <w:p>
-            <w:r>
-              <w:t>10 / 100</w:t>
-            </w:r>
-          </w:p>
-        </w:tc>
-      </w:tr>
-      <w:tr>
-        <w:trPr>
-          <w:tblCellSpacing w:w="15" w:type="dxa"/>
-        </w:trPr>
-        <w:tc>
-          <w:tcPr>
-            <w:tcW w:w="0" w:type="auto"/>
-            <w:vAlign w:val="center"/>
-            <w:hideMark/>
-          </w:tcPr>
-          <w:p>
-            <w:r>
-              <w:t>Reach 250 Human Frictions</w:t>
-            </w:r>
-          </w:p>
-        </w:tc>
-        <w:tc>
-          <w:tcPr>
-            <w:tcW w:w="0" w:type="auto"/>
-            <w:vAlign w:val="center"/>
-            <w:hideMark/>
-          </w:tcPr>
-          <w:p>
-            <w:r>
-              <w:t>10 / 250</w:t>
-            </w:r>
-          </w:p>
-        </w:tc>
-      </w:tr>
-      <w:tr>
-        <w:trPr>
-          <w:tblCellSpacing w:w="15" w:type="dxa"/>
-        </w:trPr>
-        <w:tc>
-          <w:tcPr>
-            <w:tcW w:w="0" w:type="auto"/>
-            <w:vAlign w:val="center"/>
-            <w:hideMark/>
-          </w:tcPr>
-          <w:p>
-            <w:r>
-              <w:t>Reach 500 Human Frictions</w:t>
-            </w:r>
-          </w:p>
-        </w:tc>
-        <w:tc>
-          <w:tcPr>
-            <w:tcW w:w="0" w:type="auto"/>
-            <w:vAlign w:val="center"/>
-            <w:hideMark/>
-          </w:tcPr>
-          <w:p>
-            <w:r>
-              <w:t>10 / 500</w:t>
-            </w:r>
-          </w:p>
-        </w:tc>
-      </w:tr>
-      <w:tr>
-        <w:trPr>
-          <w:tblCellSpacing w:w="15" w:type="dxa"/>
-        </w:trPr>
-        <w:tc>
-          <w:tcPr>
-            <w:tcW w:w="0" w:type="auto"/>
-            <w:vAlign w:val="center"/>
-            <w:hideMark/>
-          </w:tcPr>
-          <w:p>
-            <w:r>
-              <w:t>Reach 1000 Human Frictions</w:t>
-            </w:r>
-          </w:p>
-        </w:tc>
-        <w:tc>
-          <w:tcPr>
-            <w:tcW w:w="0" w:type="auto"/>
-            <w:vAlign w:val="center"/>
-            <w:hideMark/>
-          </w:tcPr>
-          <w:p>
-            <w:r>
-              <w:t>10 / 1000</w:t>
+              <w:t>Registry</w:t>
+            </w:r>
+          </w:p>
+        </w:tc>
+        <w:tc>
+          <w:tcPr>
+            <w:tcW w:w="0" w:type="auto"/>
+            <w:vAlign w:val="center"/>
+            <w:hideMark/>
+          </w:tcPr>
+          <w:p>
+            <w:pPr>
+              <w:rPr>
+                <w:b/>
+                <w:bCs/>
+              </w:rPr>
+            </w:pPr>
+            <w:r>
+              <w:rPr>
+                <w:b/>
+                <w:bCs/>
+              </w:rPr>
+              <w:t>Entries</w:t>
+            </w:r>
+          </w:p>
+        </w:tc>
+      </w:tr>
+      <w:tr>
+        <w:trPr>
+          <w:tblCellSpacing w:w="15" w:type="dxa"/>
+        </w:trPr>
+        <w:tc>
+          <w:tcPr>
+            <w:tcW w:w="0" w:type="auto"/>
+            <w:vAlign w:val="center"/>
+            <w:hideMark/>
+          </w:tcPr>
+          <w:p>
+            <w:pPr>
+              <w:rPr>
+                <w:b/>
+                <w:bCs/>
+              </w:rPr>
+            </w:pPr>
+            <w:r>
+              <w:rPr>
+                <w:b/>
+                <w:bCs/>
+              </w:rPr>
+              <w:t>Human Friction Categories</w:t>
+            </w:r>
+          </w:p>
+        </w:tc>
+        <w:tc>
+          <w:tcPr>
+            <w:tcW w:w="0" w:type="auto"/>
+            <w:vAlign w:val="center"/>
+            <w:hideMark/>
+          </w:tcPr>
+          <w:p>
+            <w:pPr>
+              <w:rPr>
+                <w:b/>
+                <w:bCs/>
+              </w:rPr>
+            </w:pPr>
+            <w:r>
+              <w:rPr>
+                <w:b/>
+                <w:bCs/>
+              </w:rPr>
+              <w:t>10</w:t>
+            </w:r>
+          </w:p>
+        </w:tc>
+      </w:tr>
+      <w:tr>
+        <w:trPr>
+          <w:tblCellSpacing w:w="15" w:type="dxa"/>
+        </w:trPr>
+        <w:tc>
+          <w:tcPr>
+            <w:tcW w:w="0" w:type="auto"/>
+            <w:vAlign w:val="center"/>
+            <w:hideMark/>
+          </w:tcPr>
+          <w:p>
+            <w:pPr>
+              <w:rPr>
+                <w:b/>
+                <w:bCs/>
+              </w:rPr>
+            </w:pPr>
+            <w:r>
+              <w:rPr>
+                <w:b/>
+                <w:bCs/>
+              </w:rPr>
+              <w:t>Human Frictions</w:t>
+            </w:r>
+          </w:p>
+        </w:tc>
+        <w:tc>
+          <w:tcPr>
+            <w:tcW w:w="0" w:type="auto"/>
+            <w:vAlign w:val="center"/>
+            <w:hideMark/>
+          </w:tcPr>
+          <w:p>
+            <w:pPr>
+              <w:rPr>
+                <w:b/>
+                <w:bCs/>
+              </w:rPr>
+            </w:pPr>
+            <w:r>
+              <w:rPr>
+                <w:b/>
+                <w:bCs/>
+              </w:rPr>
+              <w:t>25</w:t>
+            </w:r>
+          </w:p>
+        </w:tc>
+      </w:tr>
+      <w:tr>
+        <w:trPr>
+          <w:tblCellSpacing w:w="15" w:type="dxa"/>
+        </w:trPr>
+        <w:tc>
+          <w:tcPr>
+            <w:tcW w:w="0" w:type="auto"/>
+            <w:vAlign w:val="center"/>
+            <w:hideMark/>
+          </w:tcPr>
+          <w:p>
+            <w:pPr>
+              <w:rPr>
+                <w:b/>
+                <w:bCs/>
+              </w:rPr>
+            </w:pPr>
+            <w:r>
+              <w:rPr>
+                <w:b/>
+                <w:bCs/>
+              </w:rPr>
+              <w:t>Patterns</w:t>
+            </w:r>
+          </w:p>
+        </w:tc>
+        <w:tc>
+          <w:tcPr>
+            <w:tcW w:w="0" w:type="auto"/>
+            <w:vAlign w:val="center"/>
+            <w:hideMark/>
+          </w:tcPr>
+          <w:p>
+            <w:pPr>
+              <w:rPr>
+                <w:b/>
+                <w:bCs/>
+              </w:rPr>
+            </w:pPr>
+            <w:r>
+              <w:rPr>
+                <w:b/>
+                <w:bCs/>
+              </w:rPr>
+              <w:t>5</w:t>
             </w:r>
           </w:p>
         </w:tc>
       </w:tr>
     </w:tbl>
     <w:p>
+      <w:pPr>
+        <w:rPr>
+          <w:b/>
+          <w:bCs/>
+        </w:rPr>
+      </w:pPr>
       <w:r>
-        <w:pict w14:anchorId="749E60FE">
-          <v:rect id="_x0000_i1080" style="width:0;height:1.5pt" o:hralign="center" o:hrstd="t" o:hr="t" fillcolor="#a0a0a0" stroked="f"/>
+        <w:rPr>
+          <w:b/>
+          <w:bCs/>
+        </w:rPr>
+        <w:pict w14:anchorId="22919AC4">
+          <v:rect id="_x0000_i1163" style="width:0;height:1.5pt" o:hralign="center" o:hrstd="t" o:hr="t" fillcolor="#a0a0a0" stroked="f"/>
         </w:pict>
       </w:r>
     </w:p>
@@ -1304,82 +1859,1133 @@
           <w:b/>
           <w:bCs/>
         </w:rPr>
-        <w:lastRenderedPageBreak/>
+        <w:t>Next Milestones</w:t>
+      </w:r>
+    </w:p>
+    <w:tbl>
+      <w:tblPr>
+        <w:tblW w:w="0" w:type="auto"/>
+        <w:tblCellSpacing w:w="15" w:type="dxa"/>
+        <w:tblCellMar>
+          <w:top w:w="15" w:type="dxa"/>
+          <w:left w:w="15" w:type="dxa"/>
+          <w:bottom w:w="15" w:type="dxa"/>
+          <w:right w:w="15" w:type="dxa"/>
+        </w:tblCellMar>
+        <w:tblLook w:val="04A0" w:firstRow="1" w:lastRow="0" w:firstColumn="1" w:lastColumn="0" w:noHBand="0" w:noVBand="1"/>
+      </w:tblPr>
+      <w:tblGrid>
+        <w:gridCol w:w="3184"/>
+        <w:gridCol w:w="1026"/>
+      </w:tblGrid>
+      <w:tr>
+        <w:trPr>
+          <w:tblHeader/>
+          <w:tblCellSpacing w:w="15" w:type="dxa"/>
+        </w:trPr>
+        <w:tc>
+          <w:tcPr>
+            <w:tcW w:w="0" w:type="auto"/>
+            <w:vAlign w:val="center"/>
+            <w:hideMark/>
+          </w:tcPr>
+          <w:p>
+            <w:pPr>
+              <w:rPr>
+                <w:b/>
+                <w:bCs/>
+              </w:rPr>
+            </w:pPr>
+            <w:r>
+              <w:rPr>
+                <w:b/>
+                <w:bCs/>
+              </w:rPr>
+              <w:t>Goal</w:t>
+            </w:r>
+          </w:p>
+        </w:tc>
+        <w:tc>
+          <w:tcPr>
+            <w:tcW w:w="0" w:type="auto"/>
+            <w:vAlign w:val="center"/>
+            <w:hideMark/>
+          </w:tcPr>
+          <w:p>
+            <w:pPr>
+              <w:rPr>
+                <w:b/>
+                <w:bCs/>
+              </w:rPr>
+            </w:pPr>
+            <w:r>
+              <w:rPr>
+                <w:b/>
+                <w:bCs/>
+              </w:rPr>
+              <w:t>Progress</w:t>
+            </w:r>
+          </w:p>
+        </w:tc>
+      </w:tr>
+      <w:tr>
+        <w:trPr>
+          <w:tblCellSpacing w:w="15" w:type="dxa"/>
+        </w:trPr>
+        <w:tc>
+          <w:tcPr>
+            <w:tcW w:w="0" w:type="auto"/>
+            <w:vAlign w:val="center"/>
+            <w:hideMark/>
+          </w:tcPr>
+          <w:p>
+            <w:pPr>
+              <w:rPr>
+                <w:b/>
+                <w:bCs/>
+              </w:rPr>
+            </w:pPr>
+            <w:r>
+              <w:rPr>
+                <w:b/>
+                <w:bCs/>
+              </w:rPr>
+              <w:t>Reach 50 Human Frictions</w:t>
+            </w:r>
+          </w:p>
+        </w:tc>
+        <w:tc>
+          <w:tcPr>
+            <w:tcW w:w="0" w:type="auto"/>
+            <w:vAlign w:val="center"/>
+            <w:hideMark/>
+          </w:tcPr>
+          <w:p>
+            <w:r>
+              <w:t>25 / 50</w:t>
+            </w:r>
+          </w:p>
+        </w:tc>
+      </w:tr>
+      <w:tr>
+        <w:trPr>
+          <w:tblCellSpacing w:w="15" w:type="dxa"/>
+        </w:trPr>
+        <w:tc>
+          <w:tcPr>
+            <w:tcW w:w="0" w:type="auto"/>
+            <w:vAlign w:val="center"/>
+            <w:hideMark/>
+          </w:tcPr>
+          <w:p>
+            <w:pPr>
+              <w:rPr>
+                <w:b/>
+                <w:bCs/>
+              </w:rPr>
+            </w:pPr>
+            <w:r>
+              <w:rPr>
+                <w:b/>
+                <w:bCs/>
+              </w:rPr>
+              <w:t>Reach 100 Human Frictions</w:t>
+            </w:r>
+          </w:p>
+        </w:tc>
+        <w:tc>
+          <w:tcPr>
+            <w:tcW w:w="0" w:type="auto"/>
+            <w:vAlign w:val="center"/>
+            <w:hideMark/>
+          </w:tcPr>
+          <w:p>
+            <w:r>
+              <w:t>25 / 100</w:t>
+            </w:r>
+          </w:p>
+        </w:tc>
+      </w:tr>
+      <w:tr>
+        <w:trPr>
+          <w:tblCellSpacing w:w="15" w:type="dxa"/>
+        </w:trPr>
+        <w:tc>
+          <w:tcPr>
+            <w:tcW w:w="0" w:type="auto"/>
+            <w:vAlign w:val="center"/>
+            <w:hideMark/>
+          </w:tcPr>
+          <w:p>
+            <w:pPr>
+              <w:rPr>
+                <w:b/>
+                <w:bCs/>
+              </w:rPr>
+            </w:pPr>
+            <w:r>
+              <w:rPr>
+                <w:b/>
+                <w:bCs/>
+              </w:rPr>
+              <w:t>Reach 250 Human Frictions</w:t>
+            </w:r>
+          </w:p>
+        </w:tc>
+        <w:tc>
+          <w:tcPr>
+            <w:tcW w:w="0" w:type="auto"/>
+            <w:vAlign w:val="center"/>
+            <w:hideMark/>
+          </w:tcPr>
+          <w:p>
+            <w:r>
+              <w:t>25 / 250</w:t>
+            </w:r>
+          </w:p>
+        </w:tc>
+      </w:tr>
+      <w:tr>
+        <w:trPr>
+          <w:tblCellSpacing w:w="15" w:type="dxa"/>
+        </w:trPr>
+        <w:tc>
+          <w:tcPr>
+            <w:tcW w:w="0" w:type="auto"/>
+            <w:vAlign w:val="center"/>
+            <w:hideMark/>
+          </w:tcPr>
+          <w:p>
+            <w:pPr>
+              <w:rPr>
+                <w:b/>
+                <w:bCs/>
+              </w:rPr>
+            </w:pPr>
+            <w:r>
+              <w:rPr>
+                <w:b/>
+                <w:bCs/>
+              </w:rPr>
+              <w:t>Reach 500 Human Frictions</w:t>
+            </w:r>
+          </w:p>
+        </w:tc>
+        <w:tc>
+          <w:tcPr>
+            <w:tcW w:w="0" w:type="auto"/>
+            <w:vAlign w:val="center"/>
+            <w:hideMark/>
+          </w:tcPr>
+          <w:p>
+            <w:r>
+              <w:t>25 / 500</w:t>
+            </w:r>
+          </w:p>
+        </w:tc>
+      </w:tr>
+      <w:tr>
+        <w:trPr>
+          <w:tblCellSpacing w:w="15" w:type="dxa"/>
+        </w:trPr>
+        <w:tc>
+          <w:tcPr>
+            <w:tcW w:w="0" w:type="auto"/>
+            <w:vAlign w:val="center"/>
+            <w:hideMark/>
+          </w:tcPr>
+          <w:p>
+            <w:pPr>
+              <w:rPr>
+                <w:b/>
+                <w:bCs/>
+              </w:rPr>
+            </w:pPr>
+            <w:r>
+              <w:rPr>
+                <w:b/>
+                <w:bCs/>
+              </w:rPr>
+              <w:t>Reach 1000 Human Frictions</w:t>
+            </w:r>
+          </w:p>
+        </w:tc>
+        <w:tc>
+          <w:tcPr>
+            <w:tcW w:w="0" w:type="auto"/>
+            <w:vAlign w:val="center"/>
+            <w:hideMark/>
+          </w:tcPr>
+          <w:p>
+            <w:r>
+              <w:t>25 / 1000</w:t>
+            </w:r>
+          </w:p>
+        </w:tc>
+      </w:tr>
+    </w:tbl>
+    <w:p>
+      <w:pPr>
+        <w:rPr>
+          <w:b/>
+          <w:bCs/>
+        </w:rPr>
+      </w:pPr>
+      <w:r>
+        <w:rPr>
+          <w:b/>
+          <w:bCs/>
+        </w:rPr>
+        <w:pict w14:anchorId="46EB1F5A">
+          <v:rect id="_x0000_i1164" style="width:0;height:1.5pt" o:hralign="center" o:hrstd="t" o:hr="t" fillcolor="#a0a0a0" stroked="f"/>
+        </w:pict>
+      </w:r>
+    </w:p>
+    <w:p>
+      <w:pPr>
+        <w:rPr>
+          <w:b/>
+          <w:bCs/>
+        </w:rPr>
+      </w:pPr>
+      <w:r>
+        <w:rPr>
+          <w:b/>
+          <w:bCs/>
+        </w:rPr>
         <w:t>Repository Summary</w:t>
       </w:r>
     </w:p>
+    <w:tbl>
+      <w:tblPr>
+        <w:tblW w:w="0" w:type="auto"/>
+        <w:tblCellSpacing w:w="15" w:type="dxa"/>
+        <w:tblCellMar>
+          <w:top w:w="15" w:type="dxa"/>
+          <w:left w:w="15" w:type="dxa"/>
+          <w:bottom w:w="15" w:type="dxa"/>
+          <w:right w:w="15" w:type="dxa"/>
+        </w:tblCellMar>
+        <w:tblLook w:val="04A0" w:firstRow="1" w:lastRow="0" w:firstColumn="1" w:lastColumn="0" w:noHBand="0" w:noVBand="1"/>
+      </w:tblPr>
+      <w:tblGrid>
+        <w:gridCol w:w="2198"/>
+        <w:gridCol w:w="5149"/>
+      </w:tblGrid>
+      <w:tr>
+        <w:trPr>
+          <w:tblHeader/>
+          <w:tblCellSpacing w:w="15" w:type="dxa"/>
+        </w:trPr>
+        <w:tc>
+          <w:tcPr>
+            <w:tcW w:w="0" w:type="auto"/>
+            <w:vAlign w:val="center"/>
+            <w:hideMark/>
+          </w:tcPr>
+          <w:p>
+            <w:pPr>
+              <w:rPr>
+                <w:b/>
+                <w:bCs/>
+              </w:rPr>
+            </w:pPr>
+            <w:r>
+              <w:rPr>
+                <w:b/>
+                <w:bCs/>
+              </w:rPr>
+              <w:t>Field</w:t>
+            </w:r>
+          </w:p>
+        </w:tc>
+        <w:tc>
+          <w:tcPr>
+            <w:tcW w:w="0" w:type="auto"/>
+            <w:vAlign w:val="center"/>
+            <w:hideMark/>
+          </w:tcPr>
+          <w:p>
+            <w:pPr>
+              <w:rPr>
+                <w:b/>
+                <w:bCs/>
+              </w:rPr>
+            </w:pPr>
+            <w:r>
+              <w:rPr>
+                <w:b/>
+                <w:bCs/>
+              </w:rPr>
+              <w:t>Value</w:t>
+            </w:r>
+          </w:p>
+        </w:tc>
+      </w:tr>
+      <w:tr>
+        <w:trPr>
+          <w:tblCellSpacing w:w="15" w:type="dxa"/>
+        </w:trPr>
+        <w:tc>
+          <w:tcPr>
+            <w:tcW w:w="0" w:type="auto"/>
+            <w:vAlign w:val="center"/>
+            <w:hideMark/>
+          </w:tcPr>
+          <w:p>
+            <w:pPr>
+              <w:rPr>
+                <w:b/>
+                <w:bCs/>
+              </w:rPr>
+            </w:pPr>
+            <w:r>
+              <w:rPr>
+                <w:b/>
+                <w:bCs/>
+              </w:rPr>
+              <w:t>Current Version</w:t>
+            </w:r>
+          </w:p>
+        </w:tc>
+        <w:tc>
+          <w:tcPr>
+            <w:tcW w:w="0" w:type="auto"/>
+            <w:vAlign w:val="center"/>
+            <w:hideMark/>
+          </w:tcPr>
+          <w:p>
+            <w:r>
+              <w:t>ATLAS v2.1</w:t>
+            </w:r>
+          </w:p>
+        </w:tc>
+      </w:tr>
+      <w:tr>
+        <w:trPr>
+          <w:tblCellSpacing w:w="15" w:type="dxa"/>
+        </w:trPr>
+        <w:tc>
+          <w:tcPr>
+            <w:tcW w:w="0" w:type="auto"/>
+            <w:vAlign w:val="center"/>
+            <w:hideMark/>
+          </w:tcPr>
+          <w:p>
+            <w:pPr>
+              <w:rPr>
+                <w:b/>
+                <w:bCs/>
+              </w:rPr>
+            </w:pPr>
+            <w:r>
+              <w:rPr>
+                <w:b/>
+                <w:bCs/>
+              </w:rPr>
+              <w:t>Current Stage</w:t>
+            </w:r>
+          </w:p>
+        </w:tc>
+        <w:tc>
+          <w:tcPr>
+            <w:tcW w:w="0" w:type="auto"/>
+            <w:vAlign w:val="center"/>
+            <w:hideMark/>
+          </w:tcPr>
+          <w:p>
+            <w:r>
+              <w:t>Human Friction Documentation</w:t>
+            </w:r>
+          </w:p>
+        </w:tc>
+      </w:tr>
+      <w:tr>
+        <w:trPr>
+          <w:tblCellSpacing w:w="15" w:type="dxa"/>
+        </w:trPr>
+        <w:tc>
+          <w:tcPr>
+            <w:tcW w:w="0" w:type="auto"/>
+            <w:vAlign w:val="center"/>
+            <w:hideMark/>
+          </w:tcPr>
+          <w:p>
+            <w:pPr>
+              <w:rPr>
+                <w:b/>
+                <w:bCs/>
+              </w:rPr>
+            </w:pPr>
+            <w:r>
+              <w:rPr>
+                <w:b/>
+                <w:bCs/>
+              </w:rPr>
+              <w:t>Primary Focus</w:t>
+            </w:r>
+          </w:p>
+        </w:tc>
+        <w:tc>
+          <w:tcPr>
+            <w:tcW w:w="0" w:type="auto"/>
+            <w:vAlign w:val="center"/>
+            <w:hideMark/>
+          </w:tcPr>
+          <w:p>
+            <w:r>
+              <w:t>Observation, Documentation &amp; Pattern Discovery</w:t>
+            </w:r>
+          </w:p>
+        </w:tc>
+      </w:tr>
+      <w:tr>
+        <w:trPr>
+          <w:tblCellSpacing w:w="15" w:type="dxa"/>
+        </w:trPr>
+        <w:tc>
+          <w:tcPr>
+            <w:tcW w:w="0" w:type="auto"/>
+            <w:vAlign w:val="center"/>
+            <w:hideMark/>
+          </w:tcPr>
+          <w:p>
+            <w:pPr>
+              <w:rPr>
+                <w:b/>
+                <w:bCs/>
+              </w:rPr>
+            </w:pPr>
+            <w:r>
+              <w:rPr>
+                <w:b/>
+                <w:bCs/>
+              </w:rPr>
+              <w:t>Active Categories</w:t>
+            </w:r>
+          </w:p>
+        </w:tc>
+        <w:tc>
+          <w:tcPr>
+            <w:tcW w:w="0" w:type="auto"/>
+            <w:vAlign w:val="center"/>
+            <w:hideMark/>
+          </w:tcPr>
+          <w:p>
+            <w:r>
+              <w:t>1 / 10</w:t>
+            </w:r>
+          </w:p>
+        </w:tc>
+      </w:tr>
+      <w:tr>
+        <w:trPr>
+          <w:tblCellSpacing w:w="15" w:type="dxa"/>
+        </w:trPr>
+        <w:tc>
+          <w:tcPr>
+            <w:tcW w:w="0" w:type="auto"/>
+            <w:vAlign w:val="center"/>
+            <w:hideMark/>
+          </w:tcPr>
+          <w:p>
+            <w:pPr>
+              <w:rPr>
+                <w:b/>
+                <w:bCs/>
+              </w:rPr>
+            </w:pPr>
+            <w:r>
+              <w:rPr>
+                <w:b/>
+                <w:bCs/>
+              </w:rPr>
+              <w:t>Human Frictions</w:t>
+            </w:r>
+          </w:p>
+        </w:tc>
+        <w:tc>
+          <w:tcPr>
+            <w:tcW w:w="0" w:type="auto"/>
+            <w:vAlign w:val="center"/>
+            <w:hideMark/>
+          </w:tcPr>
+          <w:p>
+            <w:r>
+              <w:t>25</w:t>
+            </w:r>
+          </w:p>
+        </w:tc>
+      </w:tr>
+      <w:tr>
+        <w:trPr>
+          <w:tblCellSpacing w:w="15" w:type="dxa"/>
+        </w:trPr>
+        <w:tc>
+          <w:tcPr>
+            <w:tcW w:w="0" w:type="auto"/>
+            <w:vAlign w:val="center"/>
+            <w:hideMark/>
+          </w:tcPr>
+          <w:p>
+            <w:pPr>
+              <w:rPr>
+                <w:b/>
+                <w:bCs/>
+              </w:rPr>
+            </w:pPr>
+            <w:r>
+              <w:rPr>
+                <w:b/>
+                <w:bCs/>
+              </w:rPr>
+              <w:t>Patterns</w:t>
+            </w:r>
+          </w:p>
+        </w:tc>
+        <w:tc>
+          <w:tcPr>
+            <w:tcW w:w="0" w:type="auto"/>
+            <w:vAlign w:val="center"/>
+            <w:hideMark/>
+          </w:tcPr>
+          <w:p>
+            <w:r>
+              <w:t>5</w:t>
+            </w:r>
+          </w:p>
+        </w:tc>
+      </w:tr>
+      <w:tr>
+        <w:trPr>
+          <w:tblCellSpacing w:w="15" w:type="dxa"/>
+        </w:trPr>
+        <w:tc>
+          <w:tcPr>
+            <w:tcW w:w="0" w:type="auto"/>
+            <w:vAlign w:val="center"/>
+            <w:hideMark/>
+          </w:tcPr>
+          <w:p>
+            <w:pPr>
+              <w:rPr>
+                <w:b/>
+                <w:bCs/>
+              </w:rPr>
+            </w:pPr>
+            <w:r>
+              <w:rPr>
+                <w:b/>
+                <w:bCs/>
+              </w:rPr>
+              <w:t>Category Registries</w:t>
+            </w:r>
+          </w:p>
+        </w:tc>
+        <w:tc>
+          <w:tcPr>
+            <w:tcW w:w="0" w:type="auto"/>
+            <w:vAlign w:val="center"/>
+            <w:hideMark/>
+          </w:tcPr>
+          <w:p>
+            <w:r>
+              <w:t>1</w:t>
+            </w:r>
+          </w:p>
+        </w:tc>
+      </w:tr>
+      <w:tr>
+        <w:trPr>
+          <w:tblCellSpacing w:w="15" w:type="dxa"/>
+        </w:trPr>
+        <w:tc>
+          <w:tcPr>
+            <w:tcW w:w="0" w:type="auto"/>
+            <w:vAlign w:val="center"/>
+            <w:hideMark/>
+          </w:tcPr>
+          <w:p>
+            <w:pPr>
+              <w:rPr>
+                <w:b/>
+                <w:bCs/>
+              </w:rPr>
+            </w:pPr>
+            <w:r>
+              <w:rPr>
+                <w:b/>
+                <w:bCs/>
+              </w:rPr>
+              <w:t>APID Registry</w:t>
+            </w:r>
+          </w:p>
+        </w:tc>
+        <w:tc>
+          <w:tcPr>
+            <w:tcW w:w="0" w:type="auto"/>
+            <w:vAlign w:val="center"/>
+            <w:hideMark/>
+          </w:tcPr>
+          <w:p>
+            <w:r>
+              <w:t>Active</w:t>
+            </w:r>
+          </w:p>
+        </w:tc>
+      </w:tr>
+      <w:tr>
+        <w:trPr>
+          <w:tblCellSpacing w:w="15" w:type="dxa"/>
+        </w:trPr>
+        <w:tc>
+          <w:tcPr>
+            <w:tcW w:w="0" w:type="auto"/>
+            <w:vAlign w:val="center"/>
+            <w:hideMark/>
+          </w:tcPr>
+          <w:p>
+            <w:pPr>
+              <w:rPr>
+                <w:b/>
+                <w:bCs/>
+              </w:rPr>
+            </w:pPr>
+            <w:r>
+              <w:rPr>
+                <w:b/>
+                <w:bCs/>
+              </w:rPr>
+              <w:t>Pattern Registry</w:t>
+            </w:r>
+          </w:p>
+        </w:tc>
+        <w:tc>
+          <w:tcPr>
+            <w:tcW w:w="0" w:type="auto"/>
+            <w:vAlign w:val="center"/>
+            <w:hideMark/>
+          </w:tcPr>
+          <w:p>
+            <w:r>
+              <w:t>Active</w:t>
+            </w:r>
+          </w:p>
+        </w:tc>
+      </w:tr>
+      <w:tr>
+        <w:trPr>
+          <w:tblCellSpacing w:w="15" w:type="dxa"/>
+        </w:trPr>
+        <w:tc>
+          <w:tcPr>
+            <w:tcW w:w="0" w:type="auto"/>
+            <w:vAlign w:val="center"/>
+            <w:hideMark/>
+          </w:tcPr>
+          <w:p>
+            <w:pPr>
+              <w:rPr>
+                <w:b/>
+                <w:bCs/>
+              </w:rPr>
+            </w:pPr>
+            <w:r>
+              <w:rPr>
+                <w:b/>
+                <w:bCs/>
+              </w:rPr>
+              <w:lastRenderedPageBreak/>
+              <w:t>Category Registry</w:t>
+            </w:r>
+          </w:p>
+        </w:tc>
+        <w:tc>
+          <w:tcPr>
+            <w:tcW w:w="0" w:type="auto"/>
+            <w:vAlign w:val="center"/>
+            <w:hideMark/>
+          </w:tcPr>
+          <w:p>
+            <w:r>
+              <w:t>Active</w:t>
+            </w:r>
+          </w:p>
+        </w:tc>
+      </w:tr>
+    </w:tbl>
     <w:p>
       <w:pPr>
-        <w:numPr>
-          <w:ilvl w:val="0"/>
-          <w:numId w:val="3"/>
-        </w:numPr>
+        <w:rPr>
+          <w:b/>
+          <w:bCs/>
+        </w:rPr>
       </w:pPr>
       <w:r>
         <w:rPr>
           <w:b/>
           <w:bCs/>
         </w:rPr>
-        <w:t>Current Version:</w:t>
-      </w:r>
-      <w:r>
-        <w:t xml:space="preserve"> ATLAS v2.0 </w:t>
+        <w:pict w14:anchorId="451EAAD8">
+          <v:rect id="_x0000_i1165" style="width:0;height:1.5pt" o:hralign="center" o:hrstd="t" o:hr="t" fillcolor="#a0a0a0" stroked="f"/>
+        </w:pict>
       </w:r>
     </w:p>
     <w:p>
       <w:pPr>
-        <w:numPr>
-          <w:ilvl w:val="0"/>
-          <w:numId w:val="3"/>
-        </w:numPr>
+        <w:rPr>
+          <w:b/>
+          <w:bCs/>
+        </w:rPr>
       </w:pPr>
       <w:r>
         <w:rPr>
           <w:b/>
           <w:bCs/>
         </w:rPr>
-        <w:t>Current Stage:</w:t>
-      </w:r>
-      <w:r>
-        <w:t xml:space="preserve"> Human Friction Documentation </w:t>
+        <w:t>Research Status</w:t>
       </w:r>
     </w:p>
-    <w:p>
-      <w:pPr>
-        <w:numPr>
-          <w:ilvl w:val="0"/>
-          <w:numId w:val="3"/>
-        </w:numPr>
-      </w:pPr>
-      <w:r>
-        <w:rPr>
-          <w:b/>
-          <w:bCs/>
-        </w:rPr>
-        <w:t>Primary Focus:</w:t>
-      </w:r>
-      <w:r>
-        <w:t xml:space="preserve"> Observation and Documentation </w:t>
-      </w:r>
-    </w:p>
-    <w:p>
-      <w:pPr>
-        <w:numPr>
-          <w:ilvl w:val="0"/>
-          <w:numId w:val="3"/>
-        </w:numPr>
-      </w:pPr>
-      <w:r>
-        <w:rPr>
-          <w:b/>
-          <w:bCs/>
-        </w:rPr>
-        <w:t>Active Categories:</w:t>
-      </w:r>
-      <w:r>
-        <w:t xml:space="preserve"> 1 / 10</w:t>
-      </w:r>
-    </w:p>
+    <w:tbl>
+      <w:tblPr>
+        <w:tblW w:w="0" w:type="auto"/>
+        <w:tblCellSpacing w:w="15" w:type="dxa"/>
+        <w:tblCellMar>
+          <w:top w:w="15" w:type="dxa"/>
+          <w:left w:w="15" w:type="dxa"/>
+          <w:bottom w:w="15" w:type="dxa"/>
+          <w:right w:w="15" w:type="dxa"/>
+        </w:tblCellMar>
+        <w:tblLook w:val="04A0" w:firstRow="1" w:lastRow="0" w:firstColumn="1" w:lastColumn="0" w:noHBand="0" w:noVBand="1"/>
+      </w:tblPr>
+      <w:tblGrid>
+        <w:gridCol w:w="3110"/>
+        <w:gridCol w:w="3320"/>
+      </w:tblGrid>
+      <w:tr>
+        <w:trPr>
+          <w:tblHeader/>
+          <w:tblCellSpacing w:w="15" w:type="dxa"/>
+        </w:trPr>
+        <w:tc>
+          <w:tcPr>
+            <w:tcW w:w="0" w:type="auto"/>
+            <w:vAlign w:val="center"/>
+            <w:hideMark/>
+          </w:tcPr>
+          <w:p>
+            <w:pPr>
+              <w:rPr>
+                <w:b/>
+                <w:bCs/>
+              </w:rPr>
+            </w:pPr>
+            <w:r>
+              <w:rPr>
+                <w:b/>
+                <w:bCs/>
+              </w:rPr>
+              <w:t>Research Asset</w:t>
+            </w:r>
+          </w:p>
+        </w:tc>
+        <w:tc>
+          <w:tcPr>
+            <w:tcW w:w="0" w:type="auto"/>
+            <w:vAlign w:val="center"/>
+            <w:hideMark/>
+          </w:tcPr>
+          <w:p>
+            <w:pPr>
+              <w:rPr>
+                <w:b/>
+                <w:bCs/>
+              </w:rPr>
+            </w:pPr>
+            <w:r>
+              <w:rPr>
+                <w:b/>
+                <w:bCs/>
+              </w:rPr>
+              <w:t>Status</w:t>
+            </w:r>
+          </w:p>
+        </w:tc>
+      </w:tr>
+      <w:tr>
+        <w:trPr>
+          <w:tblCellSpacing w:w="15" w:type="dxa"/>
+        </w:trPr>
+        <w:tc>
+          <w:tcPr>
+            <w:tcW w:w="0" w:type="auto"/>
+            <w:vAlign w:val="center"/>
+            <w:hideMark/>
+          </w:tcPr>
+          <w:p>
+            <w:pPr>
+              <w:rPr>
+                <w:b/>
+                <w:bCs/>
+              </w:rPr>
+            </w:pPr>
+            <w:r>
+              <w:rPr>
+                <w:b/>
+                <w:bCs/>
+              </w:rPr>
+              <w:t>Human Friction Template</w:t>
+            </w:r>
+          </w:p>
+        </w:tc>
+        <w:tc>
+          <w:tcPr>
+            <w:tcW w:w="0" w:type="auto"/>
+            <w:vAlign w:val="center"/>
+            <w:hideMark/>
+          </w:tcPr>
+          <w:p>
+            <w:r>
+              <w:t>Complete</w:t>
+            </w:r>
+          </w:p>
+        </w:tc>
+      </w:tr>
+      <w:tr>
+        <w:trPr>
+          <w:tblCellSpacing w:w="15" w:type="dxa"/>
+        </w:trPr>
+        <w:tc>
+          <w:tcPr>
+            <w:tcW w:w="0" w:type="auto"/>
+            <w:vAlign w:val="center"/>
+            <w:hideMark/>
+          </w:tcPr>
+          <w:p>
+            <w:pPr>
+              <w:rPr>
+                <w:b/>
+                <w:bCs/>
+              </w:rPr>
+            </w:pPr>
+            <w:r>
+              <w:rPr>
+                <w:b/>
+                <w:bCs/>
+              </w:rPr>
+              <w:t>Pattern Template</w:t>
+            </w:r>
+          </w:p>
+        </w:tc>
+        <w:tc>
+          <w:tcPr>
+            <w:tcW w:w="0" w:type="auto"/>
+            <w:vAlign w:val="center"/>
+            <w:hideMark/>
+          </w:tcPr>
+          <w:p>
+            <w:r>
+              <w:t>Complete</w:t>
+            </w:r>
+          </w:p>
+        </w:tc>
+      </w:tr>
+      <w:tr>
+        <w:trPr>
+          <w:tblCellSpacing w:w="15" w:type="dxa"/>
+        </w:trPr>
+        <w:tc>
+          <w:tcPr>
+            <w:tcW w:w="0" w:type="auto"/>
+            <w:vAlign w:val="center"/>
+            <w:hideMark/>
+          </w:tcPr>
+          <w:p>
+            <w:pPr>
+              <w:rPr>
+                <w:b/>
+                <w:bCs/>
+              </w:rPr>
+            </w:pPr>
+            <w:r>
+              <w:rPr>
+                <w:b/>
+                <w:bCs/>
+              </w:rPr>
+              <w:t>APID Registry</w:t>
+            </w:r>
+          </w:p>
+        </w:tc>
+        <w:tc>
+          <w:tcPr>
+            <w:tcW w:w="0" w:type="auto"/>
+            <w:vAlign w:val="center"/>
+            <w:hideMark/>
+          </w:tcPr>
+          <w:p>
+            <w:r>
+              <w:t>Active</w:t>
+            </w:r>
+          </w:p>
+        </w:tc>
+      </w:tr>
+      <w:tr>
+        <w:trPr>
+          <w:tblCellSpacing w:w="15" w:type="dxa"/>
+        </w:trPr>
+        <w:tc>
+          <w:tcPr>
+            <w:tcW w:w="0" w:type="auto"/>
+            <w:vAlign w:val="center"/>
+            <w:hideMark/>
+          </w:tcPr>
+          <w:p>
+            <w:pPr>
+              <w:rPr>
+                <w:b/>
+                <w:bCs/>
+              </w:rPr>
+            </w:pPr>
+            <w:r>
+              <w:rPr>
+                <w:b/>
+                <w:bCs/>
+              </w:rPr>
+              <w:t>Pattern Registry</w:t>
+            </w:r>
+          </w:p>
+        </w:tc>
+        <w:tc>
+          <w:tcPr>
+            <w:tcW w:w="0" w:type="auto"/>
+            <w:vAlign w:val="center"/>
+            <w:hideMark/>
+          </w:tcPr>
+          <w:p>
+            <w:r>
+              <w:t>Active</w:t>
+            </w:r>
+          </w:p>
+        </w:tc>
+      </w:tr>
+      <w:tr>
+        <w:trPr>
+          <w:tblCellSpacing w:w="15" w:type="dxa"/>
+        </w:trPr>
+        <w:tc>
+          <w:tcPr>
+            <w:tcW w:w="0" w:type="auto"/>
+            <w:vAlign w:val="center"/>
+            <w:hideMark/>
+          </w:tcPr>
+          <w:p>
+            <w:pPr>
+              <w:rPr>
+                <w:b/>
+                <w:bCs/>
+              </w:rPr>
+            </w:pPr>
+            <w:r>
+              <w:rPr>
+                <w:b/>
+                <w:bCs/>
+              </w:rPr>
+              <w:t>Category Registry</w:t>
+            </w:r>
+          </w:p>
+        </w:tc>
+        <w:tc>
+          <w:tcPr>
+            <w:tcW w:w="0" w:type="auto"/>
+            <w:vAlign w:val="center"/>
+            <w:hideMark/>
+          </w:tcPr>
+          <w:p>
+            <w:r>
+              <w:t>Active</w:t>
+            </w:r>
+          </w:p>
+        </w:tc>
+      </w:tr>
+      <w:tr>
+        <w:trPr>
+          <w:tblCellSpacing w:w="15" w:type="dxa"/>
+        </w:trPr>
+        <w:tc>
+          <w:tcPr>
+            <w:tcW w:w="0" w:type="auto"/>
+            <w:vAlign w:val="center"/>
+            <w:hideMark/>
+          </w:tcPr>
+          <w:p>
+            <w:pPr>
+              <w:rPr>
+                <w:b/>
+                <w:bCs/>
+              </w:rPr>
+            </w:pPr>
+            <w:r>
+              <w:rPr>
+                <w:b/>
+                <w:bCs/>
+              </w:rPr>
+              <w:t>Files &amp; Project Management</w:t>
+            </w:r>
+          </w:p>
+        </w:tc>
+        <w:tc>
+          <w:tcPr>
+            <w:tcW w:w="0" w:type="auto"/>
+            <w:vAlign w:val="center"/>
+            <w:hideMark/>
+          </w:tcPr>
+          <w:p>
+            <w:r>
+              <w:t>Complete (25 Human Frictions)</w:t>
+            </w:r>
+          </w:p>
+        </w:tc>
+      </w:tr>
+      <w:tr>
+        <w:trPr>
+          <w:tblCellSpacing w:w="15" w:type="dxa"/>
+        </w:trPr>
+        <w:tc>
+          <w:tcPr>
+            <w:tcW w:w="0" w:type="auto"/>
+            <w:vAlign w:val="center"/>
+            <w:hideMark/>
+          </w:tcPr>
+          <w:p>
+            <w:pPr>
+              <w:rPr>
+                <w:b/>
+                <w:bCs/>
+              </w:rPr>
+            </w:pPr>
+            <w:r>
+              <w:rPr>
+                <w:b/>
+                <w:bCs/>
+              </w:rPr>
+              <w:t>Pattern Library (v1.0)</w:t>
+            </w:r>
+          </w:p>
+        </w:tc>
+        <w:tc>
+          <w:tcPr>
+            <w:tcW w:w="0" w:type="auto"/>
+            <w:vAlign w:val="center"/>
+            <w:hideMark/>
+          </w:tcPr>
+          <w:p>
+            <w:r>
+              <w:t>Established (5 Patterns)</w:t>
+            </w:r>
+          </w:p>
+        </w:tc>
+      </w:tr>
+    </w:tbl>
     <w:p/>
     <w:sectPr>
       <w:pgSz w:w="11906" w:h="16838"/>
@@ -2216,6 +3822,7 @@
   <w:style w:type="paragraph" w:default="1" w:styleId="Normal">
     <w:name w:val="Normal"/>
     <w:qFormat/>
+    <w:rsid w:val="00F26A8D"/>
   </w:style>
   <w:style w:type="paragraph" w:styleId="Heading1">
     <w:name w:val="heading 1"/>

--- a/atlas/metrics/Human Friction Metrics.docx
+++ b/atlas/metrics/Human Friction Metrics.docx
@@ -18,48 +18,34 @@
       </w:r>
     </w:p>
     <w:p>
-      <w:pPr>
-        <w:rPr>
-          <w:b/>
-          <w:bCs/>
-        </w:rPr>
-      </w:pPr>
       <w:r>
         <w:rPr>
           <w:b/>
           <w:bCs/>
         </w:rPr>
-        <w:t xml:space="preserve">System Version: </w:t>
+        <w:t>System Version:</w:t>
       </w:r>
       <w:r>
-        <w:t>ATLAS v2.1</w:t>
+        <w:t xml:space="preserve"> ATLAS v3.0</w:t>
+      </w:r>
+      <w:r>
+        <w:br/>
       </w:r>
       <w:r>
         <w:rPr>
           <w:b/>
           <w:bCs/>
         </w:rPr>
-        <w:br/>
-        <w:t>Last Updated</w:t>
+        <w:t>Last Updated:</w:t>
       </w:r>
       <w:r>
-        <w:t>: 28 July 2026</w:t>
+        <w:t xml:space="preserve"> 29 July 2026</w:t>
       </w:r>
     </w:p>
     <w:p>
-      <w:pPr>
-        <w:rPr>
-          <w:b/>
-          <w:bCs/>
-        </w:rPr>
-      </w:pPr>
       <w:r>
-        <w:rPr>
-          <w:b/>
-          <w:bCs/>
-        </w:rPr>
-        <w:pict w14:anchorId="267F79D5">
-          <v:rect id="_x0000_i1155" style="width:0;height:1.5pt" o:hralign="center" o:hrstd="t" o:hr="t" fillcolor="#a0a0a0" stroked="f"/>
+        <w:pict w14:anchorId="4F14DA55">
+          <v:rect id="_x0000_i1111" style="width:0;height:1.5pt" o:hralign="center" o:hrstd="t" o:hr="t" fillcolor="#a0a0a0" stroked="f"/>
         </w:pict>
       </w:r>
     </w:p>
@@ -80,28 +66,26 @@
     </w:p>
     <w:p>
       <w:r>
+        <w:rPr>
+          <w:b/>
+          <w:bCs/>
+        </w:rPr>
         <w:t>Understand human problems before building products.</w:t>
       </w:r>
     </w:p>
     <w:p>
       <w:r>
+        <w:rPr>
+          <w:i/>
+          <w:iCs/>
+        </w:rPr>
         <w:t>Products should be built from problems, not from ideas.</w:t>
       </w:r>
     </w:p>
     <w:p>
-      <w:pPr>
-        <w:rPr>
-          <w:b/>
-          <w:bCs/>
-        </w:rPr>
-      </w:pPr>
       <w:r>
-        <w:rPr>
-          <w:b/>
-          <w:bCs/>
-        </w:rPr>
-        <w:pict w14:anchorId="0371ADC9">
-          <v:rect id="_x0000_i1156" style="width:0;height:1.5pt" o:hralign="center" o:hrstd="t" o:hr="t" fillcolor="#a0a0a0" stroked="f"/>
+        <w:pict w14:anchorId="6E08CBF0">
+          <v:rect id="_x0000_i1112" style="width:0;height:1.5pt" o:hralign="center" o:hrstd="t" o:hr="t" fillcolor="#a0a0a0" stroked="f"/>
         </w:pict>
       </w:r>
     </w:p>
@@ -122,23 +106,17 @@
     </w:p>
     <w:p>
       <w:r>
+        <w:rPr>
+          <w:b/>
+          <w:bCs/>
+        </w:rPr>
         <w:t>Never invent Human Frictions. Always observe them.</w:t>
       </w:r>
     </w:p>
     <w:p>
-      <w:pPr>
-        <w:rPr>
-          <w:b/>
-          <w:bCs/>
-        </w:rPr>
-      </w:pPr>
       <w:r>
-        <w:rPr>
-          <w:b/>
-          <w:bCs/>
-        </w:rPr>
-        <w:pict w14:anchorId="3B249D7C">
-          <v:rect id="_x0000_i1157" style="width:0;height:1.5pt" o:hralign="center" o:hrstd="t" o:hr="t" fillcolor="#a0a0a0" stroked="f"/>
+        <w:pict w14:anchorId="6284A6F4">
+          <v:rect id="_x0000_i1113" style="width:0;height:1.5pt" o:hralign="center" o:hrstd="t" o:hr="t" fillcolor="#a0a0a0" stroked="f"/>
         </w:pict>
       </w:r>
     </w:p>
@@ -234,12 +212,6 @@
             <w:hideMark/>
           </w:tcPr>
           <w:p>
-            <w:pPr>
-              <w:rPr>
-                <w:b/>
-                <w:bCs/>
-              </w:rPr>
-            </w:pPr>
             <w:r>
               <w:rPr>
                 <w:b/>
@@ -273,12 +245,6 @@
             <w:hideMark/>
           </w:tcPr>
           <w:p>
-            <w:pPr>
-              <w:rPr>
-                <w:b/>
-                <w:bCs/>
-              </w:rPr>
-            </w:pPr>
             <w:r>
               <w:rPr>
                 <w:b/>
@@ -296,28 +262,26 @@
           </w:tcPr>
           <w:p>
             <w:r>
-              <w:t>25</w:t>
-            </w:r>
-          </w:p>
-        </w:tc>
-      </w:tr>
-      <w:tr>
-        <w:trPr>
-          <w:tblCellSpacing w:w="15" w:type="dxa"/>
-        </w:trPr>
-        <w:tc>
-          <w:tcPr>
-            <w:tcW w:w="0" w:type="auto"/>
-            <w:vAlign w:val="center"/>
-            <w:hideMark/>
-          </w:tcPr>
-          <w:p>
-            <w:pPr>
-              <w:rPr>
-                <w:b/>
-                <w:bCs/>
-              </w:rPr>
-            </w:pPr>
+              <w:rPr>
+                <w:b/>
+                <w:bCs/>
+              </w:rPr>
+              <w:t>75</w:t>
+            </w:r>
+          </w:p>
+        </w:tc>
+      </w:tr>
+      <w:tr>
+        <w:trPr>
+          <w:tblCellSpacing w:w="15" w:type="dxa"/>
+        </w:trPr>
+        <w:tc>
+          <w:tcPr>
+            <w:tcW w:w="0" w:type="auto"/>
+            <w:vAlign w:val="center"/>
+            <w:hideMark/>
+          </w:tcPr>
+          <w:p>
             <w:r>
               <w:rPr>
                 <w:b/>
@@ -335,28 +299,26 @@
           </w:tcPr>
           <w:p>
             <w:r>
-              <w:t>975</w:t>
-            </w:r>
-          </w:p>
-        </w:tc>
-      </w:tr>
-      <w:tr>
-        <w:trPr>
-          <w:tblCellSpacing w:w="15" w:type="dxa"/>
-        </w:trPr>
-        <w:tc>
-          <w:tcPr>
-            <w:tcW w:w="0" w:type="auto"/>
-            <w:vAlign w:val="center"/>
-            <w:hideMark/>
-          </w:tcPr>
-          <w:p>
-            <w:pPr>
-              <w:rPr>
-                <w:b/>
-                <w:bCs/>
-              </w:rPr>
-            </w:pPr>
+              <w:rPr>
+                <w:b/>
+                <w:bCs/>
+              </w:rPr>
+              <w:t>925</w:t>
+            </w:r>
+          </w:p>
+        </w:tc>
+      </w:tr>
+      <w:tr>
+        <w:trPr>
+          <w:tblCellSpacing w:w="15" w:type="dxa"/>
+        </w:trPr>
+        <w:tc>
+          <w:tcPr>
+            <w:tcW w:w="0" w:type="auto"/>
+            <w:vAlign w:val="center"/>
+            <w:hideMark/>
+          </w:tcPr>
+          <w:p>
             <w:r>
               <w:rPr>
                 <w:b/>
@@ -374,26 +336,20 @@
           </w:tcPr>
           <w:p>
             <w:r>
-              <w:t>2.5%</w:t>
+              <w:rPr>
+                <w:b/>
+                <w:bCs/>
+              </w:rPr>
+              <w:t>7.5%</w:t>
             </w:r>
           </w:p>
         </w:tc>
       </w:tr>
     </w:tbl>
     <w:p>
-      <w:pPr>
-        <w:rPr>
-          <w:b/>
-          <w:bCs/>
-        </w:rPr>
-      </w:pPr>
       <w:r>
-        <w:rPr>
-          <w:b/>
-          <w:bCs/>
-        </w:rPr>
-        <w:pict w14:anchorId="06BA70FF">
-          <v:rect id="_x0000_i1158" style="width:0;height:1.5pt" o:hralign="center" o:hrstd="t" o:hr="t" fillcolor="#a0a0a0" stroked="f"/>
+        <w:pict w14:anchorId="1605C6B8">
+          <v:rect id="_x0000_i1114" style="width:0;height:1.5pt" o:hralign="center" o:hrstd="t" o:hr="t" fillcolor="#a0a0a0" stroked="f"/>
         </w:pict>
       </w:r>
     </w:p>
@@ -489,12 +445,6 @@
             <w:hideMark/>
           </w:tcPr>
           <w:p>
-            <w:pPr>
-              <w:rPr>
-                <w:b/>
-                <w:bCs/>
-              </w:rPr>
-            </w:pPr>
             <w:r>
               <w:rPr>
                 <w:b/>
@@ -512,28 +462,22 @@
           </w:tcPr>
           <w:p>
             <w:r>
-              <w:t>28 July 2026</w:t>
-            </w:r>
-          </w:p>
-        </w:tc>
-      </w:tr>
-      <w:tr>
-        <w:trPr>
-          <w:tblCellSpacing w:w="15" w:type="dxa"/>
-        </w:trPr>
-        <w:tc>
-          <w:tcPr>
-            <w:tcW w:w="0" w:type="auto"/>
-            <w:vAlign w:val="center"/>
-            <w:hideMark/>
-          </w:tcPr>
-          <w:p>
-            <w:pPr>
-              <w:rPr>
-                <w:b/>
-                <w:bCs/>
-              </w:rPr>
-            </w:pPr>
+              <w:t>29 July 2026</w:t>
+            </w:r>
+          </w:p>
+        </w:tc>
+      </w:tr>
+      <w:tr>
+        <w:trPr>
+          <w:tblCellSpacing w:w="15" w:type="dxa"/>
+        </w:trPr>
+        <w:tc>
+          <w:tcPr>
+            <w:tcW w:w="0" w:type="auto"/>
+            <w:vAlign w:val="center"/>
+            <w:hideMark/>
+          </w:tcPr>
+          <w:p>
             <w:r>
               <w:rPr>
                 <w:b/>
@@ -551,28 +495,26 @@
           </w:tcPr>
           <w:p>
             <w:r>
-              <w:t>15</w:t>
-            </w:r>
-          </w:p>
-        </w:tc>
-      </w:tr>
-      <w:tr>
-        <w:trPr>
-          <w:tblCellSpacing w:w="15" w:type="dxa"/>
-        </w:trPr>
-        <w:tc>
-          <w:tcPr>
-            <w:tcW w:w="0" w:type="auto"/>
-            <w:vAlign w:val="center"/>
-            <w:hideMark/>
-          </w:tcPr>
-          <w:p>
-            <w:pPr>
-              <w:rPr>
-                <w:b/>
-                <w:bCs/>
-              </w:rPr>
-            </w:pPr>
+              <w:rPr>
+                <w:b/>
+                <w:bCs/>
+              </w:rPr>
+              <w:t>25</w:t>
+            </w:r>
+          </w:p>
+        </w:tc>
+      </w:tr>
+      <w:tr>
+        <w:trPr>
+          <w:tblCellSpacing w:w="15" w:type="dxa"/>
+        </w:trPr>
+        <w:tc>
+          <w:tcPr>
+            <w:tcW w:w="0" w:type="auto"/>
+            <w:vAlign w:val="center"/>
+            <w:hideMark/>
+          </w:tcPr>
+          <w:p>
             <w:r>
               <w:rPr>
                 <w:b/>
@@ -590,78 +532,22 @@
           </w:tcPr>
           <w:p>
             <w:r>
-              <w:t>25</w:t>
-            </w:r>
-          </w:p>
-        </w:tc>
-      </w:tr>
-      <w:tr>
-        <w:trPr>
-          <w:tblCellSpacing w:w="15" w:type="dxa"/>
-        </w:trPr>
-        <w:tc>
-          <w:tcPr>
-            <w:tcW w:w="0" w:type="auto"/>
-            <w:vAlign w:val="center"/>
-          </w:tcPr>
-          <w:p>
-            <w:pPr>
-              <w:rPr>
-                <w:b/>
-                <w:bCs/>
-              </w:rPr>
-            </w:pPr>
-          </w:p>
-        </w:tc>
-        <w:tc>
-          <w:tcPr>
-            <w:tcW w:w="0" w:type="auto"/>
-            <w:vAlign w:val="center"/>
-          </w:tcPr>
-          <w:p/>
+              <w:rPr>
+                <w:b/>
+                <w:bCs/>
+              </w:rPr>
+              <w:t>75</w:t>
+            </w:r>
+          </w:p>
         </w:tc>
       </w:tr>
     </w:tbl>
     <w:p>
-      <w:pPr>
-        <w:rPr>
-          <w:b/>
-          <w:bCs/>
-        </w:rPr>
-      </w:pPr>
       <w:r>
-        <w:rPr>
-          <w:b/>
-          <w:bCs/>
-        </w:rPr>
-        <w:pict w14:anchorId="398D9D09">
-          <v:rect id="_x0000_i1159" style="width:0;height:1.5pt" o:hralign="center" o:hrstd="t" o:hr="t" fillcolor="#a0a0a0" stroked="f"/>
+        <w:pict w14:anchorId="76A53FC8">
+          <v:rect id="_x0000_i1115" style="width:0;height:1.5pt" o:hralign="center" o:hrstd="t" o:hr="t" fillcolor="#a0a0a0" stroked="f"/>
         </w:pict>
       </w:r>
-    </w:p>
-    <w:p>
-      <w:pPr>
-        <w:rPr>
-          <w:b/>
-          <w:bCs/>
-        </w:rPr>
-      </w:pPr>
-    </w:p>
-    <w:p>
-      <w:pPr>
-        <w:rPr>
-          <w:b/>
-          <w:bCs/>
-        </w:rPr>
-      </w:pPr>
-    </w:p>
-    <w:p>
-      <w:pPr>
-        <w:rPr>
-          <w:b/>
-          <w:bCs/>
-        </w:rPr>
-      </w:pPr>
     </w:p>
     <w:p>
       <w:pPr>
@@ -692,7 +578,7 @@
       </w:tblPr>
       <w:tblGrid>
         <w:gridCol w:w="3447"/>
-        <w:gridCol w:w="1327"/>
+        <w:gridCol w:w="1359"/>
       </w:tblGrid>
       <w:tr>
         <w:trPr>
@@ -717,6 +603,7 @@
                 <w:b/>
                 <w:bCs/>
               </w:rPr>
+              <w:lastRenderedPageBreak/>
               <w:t>Record</w:t>
             </w:r>
           </w:p>
@@ -755,12 +642,6 @@
             <w:hideMark/>
           </w:tcPr>
           <w:p>
-            <w:pPr>
-              <w:rPr>
-                <w:b/>
-                <w:bCs/>
-              </w:rPr>
-            </w:pPr>
             <w:r>
               <w:rPr>
                 <w:b/>
@@ -778,28 +659,26 @@
           </w:tcPr>
           <w:p>
             <w:r>
-              <w:t>15</w:t>
-            </w:r>
-          </w:p>
-        </w:tc>
-      </w:tr>
-      <w:tr>
-        <w:trPr>
-          <w:tblCellSpacing w:w="15" w:type="dxa"/>
-        </w:trPr>
-        <w:tc>
-          <w:tcPr>
-            <w:tcW w:w="0" w:type="auto"/>
-            <w:vAlign w:val="center"/>
-            <w:hideMark/>
-          </w:tcPr>
-          <w:p>
-            <w:pPr>
-              <w:rPr>
-                <w:b/>
-                <w:bCs/>
-              </w:rPr>
-            </w:pPr>
+              <w:rPr>
+                <w:b/>
+                <w:bCs/>
+              </w:rPr>
+              <w:t>25</w:t>
+            </w:r>
+          </w:p>
+        </w:tc>
+      </w:tr>
+      <w:tr>
+        <w:trPr>
+          <w:tblCellSpacing w:w="15" w:type="dxa"/>
+        </w:trPr>
+        <w:tc>
+          <w:tcPr>
+            <w:tcW w:w="0" w:type="auto"/>
+            <w:vAlign w:val="center"/>
+            <w:hideMark/>
+          </w:tcPr>
+          <w:p>
             <w:r>
               <w:rPr>
                 <w:b/>
@@ -817,28 +696,26 @@
           </w:tcPr>
           <w:p>
             <w:r>
-              <w:t>28 July 2026</w:t>
-            </w:r>
-          </w:p>
-        </w:tc>
-      </w:tr>
-      <w:tr>
-        <w:trPr>
-          <w:tblCellSpacing w:w="15" w:type="dxa"/>
-        </w:trPr>
-        <w:tc>
-          <w:tcPr>
-            <w:tcW w:w="0" w:type="auto"/>
-            <w:vAlign w:val="center"/>
-            <w:hideMark/>
-          </w:tcPr>
-          <w:p>
-            <w:pPr>
-              <w:rPr>
-                <w:b/>
-                <w:bCs/>
-              </w:rPr>
-            </w:pPr>
+              <w:rPr>
+                <w:b/>
+                <w:bCs/>
+              </w:rPr>
+              <w:t>29 July 2026</w:t>
+            </w:r>
+          </w:p>
+        </w:tc>
+      </w:tr>
+      <w:tr>
+        <w:trPr>
+          <w:tblCellSpacing w:w="15" w:type="dxa"/>
+        </w:trPr>
+        <w:tc>
+          <w:tcPr>
+            <w:tcW w:w="0" w:type="auto"/>
+            <w:vAlign w:val="center"/>
+            <w:hideMark/>
+          </w:tcPr>
+          <w:p>
             <w:r>
               <w:rPr>
                 <w:b/>
@@ -856,28 +733,26 @@
           </w:tcPr>
           <w:p>
             <w:r>
-              <w:t>25</w:t>
-            </w:r>
-          </w:p>
-        </w:tc>
-      </w:tr>
-      <w:tr>
-        <w:trPr>
-          <w:tblCellSpacing w:w="15" w:type="dxa"/>
-        </w:trPr>
-        <w:tc>
-          <w:tcPr>
-            <w:tcW w:w="0" w:type="auto"/>
-            <w:vAlign w:val="center"/>
-            <w:hideMark/>
-          </w:tcPr>
-          <w:p>
-            <w:pPr>
-              <w:rPr>
-                <w:b/>
-                <w:bCs/>
-              </w:rPr>
-            </w:pPr>
+              <w:rPr>
+                <w:b/>
+                <w:bCs/>
+              </w:rPr>
+              <w:t>75</w:t>
+            </w:r>
+          </w:p>
+        </w:tc>
+      </w:tr>
+      <w:tr>
+        <w:trPr>
+          <w:tblCellSpacing w:w="15" w:type="dxa"/>
+        </w:trPr>
+        <w:tc>
+          <w:tcPr>
+            <w:tcW w:w="0" w:type="auto"/>
+            <w:vAlign w:val="center"/>
+            <w:hideMark/>
+          </w:tcPr>
+          <w:p>
             <w:r>
               <w:rPr>
                 <w:b/>
@@ -894,37 +769,21 @@
             <w:hideMark/>
           </w:tcPr>
           <w:p>
-            <w:pPr>
-              <w:rPr>
-                <w:b/>
-                <w:bCs/>
-              </w:rPr>
-            </w:pPr>
-            <w:r>
-              <w:rPr>
-                <w:b/>
-                <w:bCs/>
-              </w:rPr>
-              <w:t>2 Days</w:t>
+            <w:r>
+              <w:rPr>
+                <w:b/>
+                <w:bCs/>
+              </w:rPr>
+              <w:t>3 Days</w:t>
             </w:r>
           </w:p>
         </w:tc>
       </w:tr>
     </w:tbl>
     <w:p>
-      <w:pPr>
-        <w:rPr>
-          <w:b/>
-          <w:bCs/>
-        </w:rPr>
-      </w:pPr>
       <w:r>
-        <w:rPr>
-          <w:b/>
-          <w:bCs/>
-        </w:rPr>
-        <w:pict w14:anchorId="08CE372B">
-          <v:rect id="_x0000_i1160" style="width:0;height:1.5pt" o:hralign="center" o:hrstd="t" o:hr="t" fillcolor="#a0a0a0" stroked="f"/>
+        <w:pict w14:anchorId="3C8CCBAD">
+          <v:rect id="_x0000_i1116" style="width:0;height:1.5pt" o:hralign="center" o:hrstd="t" o:hr="t" fillcolor="#a0a0a0" stroked="f"/>
         </w:pict>
       </w:r>
     </w:p>
@@ -957,7 +816,7 @@
       </w:tblPr>
       <w:tblGrid>
         <w:gridCol w:w="701"/>
-        <w:gridCol w:w="2937"/>
+        <w:gridCol w:w="3768"/>
         <w:gridCol w:w="1300"/>
       </w:tblGrid>
       <w:tr>
@@ -1043,12 +902,6 @@
             <w:hideMark/>
           </w:tcPr>
           <w:p>
-            <w:pPr>
-              <w:rPr>
-                <w:b/>
-                <w:bCs/>
-              </w:rPr>
-            </w:pPr>
             <w:r>
               <w:rPr>
                 <w:b/>
@@ -1066,18 +919,22 @@
           </w:tcPr>
           <w:p>
             <w:r>
-              <w:t>Files &amp; Project Management</w:t>
-            </w:r>
-          </w:p>
-        </w:tc>
-        <w:tc>
-          <w:tcPr>
-            <w:tcW w:w="0" w:type="auto"/>
-            <w:vAlign w:val="center"/>
-            <w:hideMark/>
-          </w:tcPr>
-          <w:p>
-            <w:r>
+              <w:t>Managing Individual Files</w:t>
+            </w:r>
+          </w:p>
+        </w:tc>
+        <w:tc>
+          <w:tcPr>
+            <w:tcW w:w="0" w:type="auto"/>
+            <w:vAlign w:val="center"/>
+            <w:hideMark/>
+          </w:tcPr>
+          <w:p>
+            <w:r>
+              <w:rPr>
+                <w:b/>
+                <w:bCs/>
+              </w:rPr>
               <w:t>25</w:t>
             </w:r>
           </w:p>
@@ -1094,12 +951,104 @@
             <w:hideMark/>
           </w:tcPr>
           <w:p>
-            <w:pPr>
-              <w:rPr>
-                <w:b/>
-                <w:bCs/>
-              </w:rPr>
-            </w:pPr>
+            <w:r>
+              <w:rPr>
+                <w:b/>
+                <w:bCs/>
+              </w:rPr>
+              <w:t>FF</w:t>
+            </w:r>
+          </w:p>
+        </w:tc>
+        <w:tc>
+          <w:tcPr>
+            <w:tcW w:w="0" w:type="auto"/>
+            <w:vAlign w:val="center"/>
+            <w:hideMark/>
+          </w:tcPr>
+          <w:p>
+            <w:r>
+              <w:t>Managing File Ecosystems</w:t>
+            </w:r>
+          </w:p>
+        </w:tc>
+        <w:tc>
+          <w:tcPr>
+            <w:tcW w:w="0" w:type="auto"/>
+            <w:vAlign w:val="center"/>
+            <w:hideMark/>
+          </w:tcPr>
+          <w:p>
+            <w:r>
+              <w:rPr>
+                <w:b/>
+                <w:bCs/>
+              </w:rPr>
+              <w:t>25</w:t>
+            </w:r>
+          </w:p>
+        </w:tc>
+      </w:tr>
+      <w:tr>
+        <w:trPr>
+          <w:tblCellSpacing w:w="15" w:type="dxa"/>
+        </w:trPr>
+        <w:tc>
+          <w:tcPr>
+            <w:tcW w:w="0" w:type="auto"/>
+            <w:vAlign w:val="center"/>
+            <w:hideMark/>
+          </w:tcPr>
+          <w:p>
+            <w:r>
+              <w:rPr>
+                <w:b/>
+                <w:bCs/>
+              </w:rPr>
+              <w:t>FF</w:t>
+            </w:r>
+          </w:p>
+        </w:tc>
+        <w:tc>
+          <w:tcPr>
+            <w:tcW w:w="0" w:type="auto"/>
+            <w:vAlign w:val="center"/>
+            <w:hideMark/>
+          </w:tcPr>
+          <w:p>
+            <w:r>
+              <w:t>Knowledge &amp; Decision Management</w:t>
+            </w:r>
+          </w:p>
+        </w:tc>
+        <w:tc>
+          <w:tcPr>
+            <w:tcW w:w="0" w:type="auto"/>
+            <w:vAlign w:val="center"/>
+            <w:hideMark/>
+          </w:tcPr>
+          <w:p>
+            <w:r>
+              <w:rPr>
+                <w:b/>
+                <w:bCs/>
+              </w:rPr>
+              <w:t>25</w:t>
+            </w:r>
+          </w:p>
+        </w:tc>
+      </w:tr>
+      <w:tr>
+        <w:trPr>
+          <w:tblCellSpacing w:w="15" w:type="dxa"/>
+        </w:trPr>
+        <w:tc>
+          <w:tcPr>
+            <w:tcW w:w="0" w:type="auto"/>
+            <w:vAlign w:val="center"/>
+            <w:hideMark/>
+          </w:tcPr>
+          <w:p>
             <w:r>
               <w:rPr>
                 <w:b/>
@@ -1129,6 +1078,10 @@
           </w:tcPr>
           <w:p>
             <w:r>
+              <w:rPr>
+                <w:b/>
+                <w:bCs/>
+              </w:rPr>
               <w:t>0</w:t>
             </w:r>
           </w:p>
@@ -1145,12 +1098,6 @@
             <w:hideMark/>
           </w:tcPr>
           <w:p>
-            <w:pPr>
-              <w:rPr>
-                <w:b/>
-                <w:bCs/>
-              </w:rPr>
-            </w:pPr>
             <w:r>
               <w:rPr>
                 <w:b/>
@@ -1180,6 +1127,10 @@
           </w:tcPr>
           <w:p>
             <w:r>
+              <w:rPr>
+                <w:b/>
+                <w:bCs/>
+              </w:rPr>
               <w:t>0</w:t>
             </w:r>
           </w:p>
@@ -1196,12 +1147,6 @@
             <w:hideMark/>
           </w:tcPr>
           <w:p>
-            <w:pPr>
-              <w:rPr>
-                <w:b/>
-                <w:bCs/>
-              </w:rPr>
-            </w:pPr>
             <w:r>
               <w:rPr>
                 <w:b/>
@@ -1231,6 +1176,10 @@
           </w:tcPr>
           <w:p>
             <w:r>
+              <w:rPr>
+                <w:b/>
+                <w:bCs/>
+              </w:rPr>
               <w:t>0</w:t>
             </w:r>
           </w:p>
@@ -1247,12 +1196,6 @@
             <w:hideMark/>
           </w:tcPr>
           <w:p>
-            <w:pPr>
-              <w:rPr>
-                <w:b/>
-                <w:bCs/>
-              </w:rPr>
-            </w:pPr>
             <w:r>
               <w:rPr>
                 <w:b/>
@@ -1282,6 +1225,10 @@
           </w:tcPr>
           <w:p>
             <w:r>
+              <w:rPr>
+                <w:b/>
+                <w:bCs/>
+              </w:rPr>
               <w:t>0</w:t>
             </w:r>
           </w:p>
@@ -1298,12 +1245,6 @@
             <w:hideMark/>
           </w:tcPr>
           <w:p>
-            <w:pPr>
-              <w:rPr>
-                <w:b/>
-                <w:bCs/>
-              </w:rPr>
-            </w:pPr>
             <w:r>
               <w:rPr>
                 <w:b/>
@@ -1333,6 +1274,10 @@
           </w:tcPr>
           <w:p>
             <w:r>
+              <w:rPr>
+                <w:b/>
+                <w:bCs/>
+              </w:rPr>
               <w:t>0</w:t>
             </w:r>
           </w:p>
@@ -1349,12 +1294,6 @@
             <w:hideMark/>
           </w:tcPr>
           <w:p>
-            <w:pPr>
-              <w:rPr>
-                <w:b/>
-                <w:bCs/>
-              </w:rPr>
-            </w:pPr>
             <w:r>
               <w:rPr>
                 <w:b/>
@@ -1384,6 +1323,10 @@
           </w:tcPr>
           <w:p>
             <w:r>
+              <w:rPr>
+                <w:b/>
+                <w:bCs/>
+              </w:rPr>
               <w:t>0</w:t>
             </w:r>
           </w:p>
@@ -1400,12 +1343,6 @@
             <w:hideMark/>
           </w:tcPr>
           <w:p>
-            <w:pPr>
-              <w:rPr>
-                <w:b/>
-                <w:bCs/>
-              </w:rPr>
-            </w:pPr>
             <w:r>
               <w:rPr>
                 <w:b/>
@@ -1435,6 +1372,10 @@
           </w:tcPr>
           <w:p>
             <w:r>
+              <w:rPr>
+                <w:b/>
+                <w:bCs/>
+              </w:rPr>
               <w:t>0</w:t>
             </w:r>
           </w:p>
@@ -1451,12 +1392,6 @@
             <w:hideMark/>
           </w:tcPr>
           <w:p>
-            <w:pPr>
-              <w:rPr>
-                <w:b/>
-                <w:bCs/>
-              </w:rPr>
-            </w:pPr>
             <w:r>
               <w:rPr>
                 <w:b/>
@@ -1486,6 +1421,10 @@
           </w:tcPr>
           <w:p>
             <w:r>
+              <w:rPr>
+                <w:b/>
+                <w:bCs/>
+              </w:rPr>
               <w:t>0</w:t>
             </w:r>
           </w:p>
@@ -1502,12 +1441,6 @@
             <w:hideMark/>
           </w:tcPr>
           <w:p>
-            <w:pPr>
-              <w:rPr>
-                <w:b/>
-                <w:bCs/>
-              </w:rPr>
-            </w:pPr>
             <w:r>
               <w:rPr>
                 <w:b/>
@@ -1537,6 +1470,10 @@
           </w:tcPr>
           <w:p>
             <w:r>
+              <w:rPr>
+                <w:b/>
+                <w:bCs/>
+              </w:rPr>
               <w:t>0</w:t>
             </w:r>
           </w:p>
@@ -1544,61 +1481,11 @@
       </w:tr>
     </w:tbl>
     <w:p>
-      <w:pPr>
-        <w:rPr>
-          <w:b/>
-          <w:bCs/>
-        </w:rPr>
-      </w:pPr>
       <w:r>
-        <w:rPr>
-          <w:b/>
-          <w:bCs/>
-        </w:rPr>
-        <w:pict w14:anchorId="6A271861">
-          <v:rect id="_x0000_i1161" style="width:0;height:1.5pt" o:hralign="center" o:hrstd="t" o:hr="t" fillcolor="#a0a0a0" stroked="f"/>
+        <w:pict w14:anchorId="006E749B">
+          <v:rect id="_x0000_i1117" style="width:0;height:1.5pt" o:hralign="center" o:hrstd="t" o:hr="t" fillcolor="#a0a0a0" stroked="f"/>
         </w:pict>
       </w:r>
-    </w:p>
-    <w:p>
-      <w:pPr>
-        <w:rPr>
-          <w:b/>
-          <w:bCs/>
-        </w:rPr>
-      </w:pPr>
-    </w:p>
-    <w:p>
-      <w:pPr>
-        <w:rPr>
-          <w:b/>
-          <w:bCs/>
-        </w:rPr>
-      </w:pPr>
-    </w:p>
-    <w:p>
-      <w:pPr>
-        <w:rPr>
-          <w:b/>
-          <w:bCs/>
-        </w:rPr>
-      </w:pPr>
-    </w:p>
-    <w:p>
-      <w:pPr>
-        <w:rPr>
-          <w:b/>
-          <w:bCs/>
-        </w:rPr>
-      </w:pPr>
-    </w:p>
-    <w:p>
-      <w:pPr>
-        <w:rPr>
-          <w:b/>
-          <w:bCs/>
-        </w:rPr>
-      </w:pPr>
     </w:p>
     <w:p>
       <w:pPr>
@@ -1612,7 +1499,6 @@
           <w:b/>
           <w:bCs/>
         </w:rPr>
-        <w:lastRenderedPageBreak/>
         <w:t>Registry Progress</w:t>
       </w:r>
     </w:p>
@@ -1693,12 +1579,6 @@
             <w:hideMark/>
           </w:tcPr>
           <w:p>
-            <w:pPr>
-              <w:rPr>
-                <w:b/>
-                <w:bCs/>
-              </w:rPr>
-            </w:pPr>
             <w:r>
               <w:rPr>
                 <w:b/>
@@ -1715,39 +1595,27 @@
             <w:hideMark/>
           </w:tcPr>
           <w:p>
-            <w:pPr>
-              <w:rPr>
-                <w:b/>
-                <w:bCs/>
-              </w:rPr>
-            </w:pPr>
-            <w:r>
-              <w:rPr>
-                <w:b/>
-                <w:bCs/>
-              </w:rPr>
-              <w:t>10</w:t>
-            </w:r>
-          </w:p>
-        </w:tc>
-      </w:tr>
-      <w:tr>
-        <w:trPr>
-          <w:tblCellSpacing w:w="15" w:type="dxa"/>
-        </w:trPr>
-        <w:tc>
-          <w:tcPr>
-            <w:tcW w:w="0" w:type="auto"/>
-            <w:vAlign w:val="center"/>
-            <w:hideMark/>
-          </w:tcPr>
-          <w:p>
-            <w:pPr>
-              <w:rPr>
-                <w:b/>
-                <w:bCs/>
-              </w:rPr>
-            </w:pPr>
+            <w:r>
+              <w:rPr>
+                <w:b/>
+                <w:bCs/>
+              </w:rPr>
+              <w:t>12</w:t>
+            </w:r>
+          </w:p>
+        </w:tc>
+      </w:tr>
+      <w:tr>
+        <w:trPr>
+          <w:tblCellSpacing w:w="15" w:type="dxa"/>
+        </w:trPr>
+        <w:tc>
+          <w:tcPr>
+            <w:tcW w:w="0" w:type="auto"/>
+            <w:vAlign w:val="center"/>
+            <w:hideMark/>
+          </w:tcPr>
+          <w:p>
             <w:r>
               <w:rPr>
                 <w:b/>
@@ -1764,44 +1632,33 @@
             <w:hideMark/>
           </w:tcPr>
           <w:p>
-            <w:pPr>
-              <w:rPr>
-                <w:b/>
-                <w:bCs/>
-              </w:rPr>
-            </w:pPr>
-            <w:r>
-              <w:rPr>
-                <w:b/>
-                <w:bCs/>
-              </w:rPr>
-              <w:t>25</w:t>
-            </w:r>
-          </w:p>
-        </w:tc>
-      </w:tr>
-      <w:tr>
-        <w:trPr>
-          <w:tblCellSpacing w:w="15" w:type="dxa"/>
-        </w:trPr>
-        <w:tc>
-          <w:tcPr>
-            <w:tcW w:w="0" w:type="auto"/>
-            <w:vAlign w:val="center"/>
-            <w:hideMark/>
-          </w:tcPr>
-          <w:p>
-            <w:pPr>
-              <w:rPr>
-                <w:b/>
-                <w:bCs/>
-              </w:rPr>
-            </w:pPr>
-            <w:r>
-              <w:rPr>
-                <w:b/>
-                <w:bCs/>
-              </w:rPr>
+            <w:r>
+              <w:rPr>
+                <w:b/>
+                <w:bCs/>
+              </w:rPr>
+              <w:t>75</w:t>
+            </w:r>
+          </w:p>
+        </w:tc>
+      </w:tr>
+      <w:tr>
+        <w:trPr>
+          <w:tblCellSpacing w:w="15" w:type="dxa"/>
+        </w:trPr>
+        <w:tc>
+          <w:tcPr>
+            <w:tcW w:w="0" w:type="auto"/>
+            <w:vAlign w:val="center"/>
+            <w:hideMark/>
+          </w:tcPr>
+          <w:p>
+            <w:r>
+              <w:rPr>
+                <w:b/>
+                <w:bCs/>
+              </w:rPr>
+              <w:lastRenderedPageBreak/>
               <w:t>Patterns</w:t>
             </w:r>
           </w:p>
@@ -1813,23 +1670,24 @@
             <w:hideMark/>
           </w:tcPr>
           <w:p>
-            <w:pPr>
-              <w:rPr>
-                <w:b/>
-                <w:bCs/>
-              </w:rPr>
-            </w:pPr>
-            <w:r>
-              <w:rPr>
-                <w:b/>
-                <w:bCs/>
-              </w:rPr>
-              <w:t>5</w:t>
+            <w:r>
+              <w:rPr>
+                <w:b/>
+                <w:bCs/>
+              </w:rPr>
+              <w:t>16</w:t>
             </w:r>
           </w:p>
         </w:tc>
       </w:tr>
     </w:tbl>
+    <w:p>
+      <w:r>
+        <w:pict w14:anchorId="287C2019">
+          <v:rect id="_x0000_i1118" style="width:0;height:1.5pt" o:hralign="center" o:hrstd="t" o:hr="t" fillcolor="#a0a0a0" stroked="f"/>
+        </w:pict>
+      </w:r>
+    </w:p>
     <w:p>
       <w:pPr>
         <w:rPr>
@@ -1842,8 +1700,179 @@
           <w:b/>
           <w:bCs/>
         </w:rPr>
-        <w:pict w14:anchorId="22919AC4">
-          <v:rect id="_x0000_i1163" style="width:0;height:1.5pt" o:hralign="center" o:hrstd="t" o:hr="t" fillcolor="#a0a0a0" stroked="f"/>
+        <w:t>Pattern Library</w:t>
+      </w:r>
+    </w:p>
+    <w:tbl>
+      <w:tblPr>
+        <w:tblW w:w="0" w:type="auto"/>
+        <w:tblCellSpacing w:w="15" w:type="dxa"/>
+        <w:tblCellMar>
+          <w:top w:w="15" w:type="dxa"/>
+          <w:left w:w="15" w:type="dxa"/>
+          <w:bottom w:w="15" w:type="dxa"/>
+          <w:right w:w="15" w:type="dxa"/>
+        </w:tblCellMar>
+        <w:tblLook w:val="04A0" w:firstRow="1" w:lastRow="0" w:firstColumn="1" w:lastColumn="0" w:noHBand="0" w:noVBand="1"/>
+      </w:tblPr>
+      <w:tblGrid>
+        <w:gridCol w:w="5323"/>
+        <w:gridCol w:w="1933"/>
+      </w:tblGrid>
+      <w:tr>
+        <w:trPr>
+          <w:tblHeader/>
+          <w:tblCellSpacing w:w="15" w:type="dxa"/>
+        </w:trPr>
+        <w:tc>
+          <w:tcPr>
+            <w:tcW w:w="0" w:type="auto"/>
+            <w:vAlign w:val="center"/>
+            <w:hideMark/>
+          </w:tcPr>
+          <w:p>
+            <w:pPr>
+              <w:rPr>
+                <w:b/>
+                <w:bCs/>
+              </w:rPr>
+            </w:pPr>
+            <w:r>
+              <w:rPr>
+                <w:b/>
+                <w:bCs/>
+              </w:rPr>
+              <w:t>Volume</w:t>
+            </w:r>
+          </w:p>
+        </w:tc>
+        <w:tc>
+          <w:tcPr>
+            <w:tcW w:w="0" w:type="auto"/>
+            <w:vAlign w:val="center"/>
+            <w:hideMark/>
+          </w:tcPr>
+          <w:p>
+            <w:pPr>
+              <w:rPr>
+                <w:b/>
+                <w:bCs/>
+              </w:rPr>
+            </w:pPr>
+            <w:r>
+              <w:rPr>
+                <w:b/>
+                <w:bCs/>
+              </w:rPr>
+              <w:t>Patterns</w:t>
+            </w:r>
+          </w:p>
+        </w:tc>
+      </w:tr>
+      <w:tr>
+        <w:trPr>
+          <w:tblCellSpacing w:w="15" w:type="dxa"/>
+        </w:trPr>
+        <w:tc>
+          <w:tcPr>
+            <w:tcW w:w="0" w:type="auto"/>
+            <w:vAlign w:val="center"/>
+            <w:hideMark/>
+          </w:tcPr>
+          <w:p>
+            <w:r>
+              <w:rPr>
+                <w:b/>
+                <w:bCs/>
+              </w:rPr>
+              <w:t>Volume 01 – Managing Individual Files</w:t>
+            </w:r>
+          </w:p>
+        </w:tc>
+        <w:tc>
+          <w:tcPr>
+            <w:tcW w:w="0" w:type="auto"/>
+            <w:vAlign w:val="center"/>
+            <w:hideMark/>
+          </w:tcPr>
+          <w:p>
+            <w:r>
+              <w:t>PAT-001 – PAT-005</w:t>
+            </w:r>
+          </w:p>
+        </w:tc>
+      </w:tr>
+      <w:tr>
+        <w:trPr>
+          <w:tblCellSpacing w:w="15" w:type="dxa"/>
+        </w:trPr>
+        <w:tc>
+          <w:tcPr>
+            <w:tcW w:w="0" w:type="auto"/>
+            <w:vAlign w:val="center"/>
+            <w:hideMark/>
+          </w:tcPr>
+          <w:p>
+            <w:r>
+              <w:rPr>
+                <w:b/>
+                <w:bCs/>
+              </w:rPr>
+              <w:t>Volume 02 – Managing File Ecosystems</w:t>
+            </w:r>
+          </w:p>
+        </w:tc>
+        <w:tc>
+          <w:tcPr>
+            <w:tcW w:w="0" w:type="auto"/>
+            <w:vAlign w:val="center"/>
+            <w:hideMark/>
+          </w:tcPr>
+          <w:p>
+            <w:r>
+              <w:t>PAT-006 – PAT-011</w:t>
+            </w:r>
+          </w:p>
+        </w:tc>
+      </w:tr>
+      <w:tr>
+        <w:trPr>
+          <w:tblCellSpacing w:w="15" w:type="dxa"/>
+        </w:trPr>
+        <w:tc>
+          <w:tcPr>
+            <w:tcW w:w="0" w:type="auto"/>
+            <w:vAlign w:val="center"/>
+            <w:hideMark/>
+          </w:tcPr>
+          <w:p>
+            <w:r>
+              <w:rPr>
+                <w:b/>
+                <w:bCs/>
+              </w:rPr>
+              <w:t>Volume 03 – Knowledge &amp; Decision Management</w:t>
+            </w:r>
+          </w:p>
+        </w:tc>
+        <w:tc>
+          <w:tcPr>
+            <w:tcW w:w="0" w:type="auto"/>
+            <w:vAlign w:val="center"/>
+            <w:hideMark/>
+          </w:tcPr>
+          <w:p>
+            <w:r>
+              <w:t>PAT-012 – PAT-016</w:t>
+            </w:r>
+          </w:p>
+        </w:tc>
+      </w:tr>
+    </w:tbl>
+    <w:p>
+      <w:r>
+        <w:pict w14:anchorId="3CE824FE">
+          <v:rect id="_x0000_i1119" style="width:0;height:1.5pt" o:hralign="center" o:hrstd="t" o:hr="t" fillcolor="#a0a0a0" stroked="f"/>
         </w:pict>
       </w:r>
     </w:p>
@@ -1876,7 +1905,7 @@
       </w:tblPr>
       <w:tblGrid>
         <w:gridCol w:w="3184"/>
-        <w:gridCol w:w="1026"/>
+        <w:gridCol w:w="1035"/>
       </w:tblGrid>
       <w:tr>
         <w:trPr>
@@ -1939,51 +1968,6 @@
             <w:hideMark/>
           </w:tcPr>
           <w:p>
-            <w:pPr>
-              <w:rPr>
-                <w:b/>
-                <w:bCs/>
-              </w:rPr>
-            </w:pPr>
-            <w:r>
-              <w:rPr>
-                <w:b/>
-                <w:bCs/>
-              </w:rPr>
-              <w:t>Reach 50 Human Frictions</w:t>
-            </w:r>
-          </w:p>
-        </w:tc>
-        <w:tc>
-          <w:tcPr>
-            <w:tcW w:w="0" w:type="auto"/>
-            <w:vAlign w:val="center"/>
-            <w:hideMark/>
-          </w:tcPr>
-          <w:p>
-            <w:r>
-              <w:t>25 / 50</w:t>
-            </w:r>
-          </w:p>
-        </w:tc>
-      </w:tr>
-      <w:tr>
-        <w:trPr>
-          <w:tblCellSpacing w:w="15" w:type="dxa"/>
-        </w:trPr>
-        <w:tc>
-          <w:tcPr>
-            <w:tcW w:w="0" w:type="auto"/>
-            <w:vAlign w:val="center"/>
-            <w:hideMark/>
-          </w:tcPr>
-          <w:p>
-            <w:pPr>
-              <w:rPr>
-                <w:b/>
-                <w:bCs/>
-              </w:rPr>
-            </w:pPr>
             <w:r>
               <w:rPr>
                 <w:b/>
@@ -2001,28 +1985,26 @@
           </w:tcPr>
           <w:p>
             <w:r>
-              <w:t>25 / 100</w:t>
-            </w:r>
-          </w:p>
-        </w:tc>
-      </w:tr>
-      <w:tr>
-        <w:trPr>
-          <w:tblCellSpacing w:w="15" w:type="dxa"/>
-        </w:trPr>
-        <w:tc>
-          <w:tcPr>
-            <w:tcW w:w="0" w:type="auto"/>
-            <w:vAlign w:val="center"/>
-            <w:hideMark/>
-          </w:tcPr>
-          <w:p>
-            <w:pPr>
-              <w:rPr>
-                <w:b/>
-                <w:bCs/>
-              </w:rPr>
-            </w:pPr>
+              <w:rPr>
+                <w:b/>
+                <w:bCs/>
+              </w:rPr>
+              <w:t>75 / 100</w:t>
+            </w:r>
+          </w:p>
+        </w:tc>
+      </w:tr>
+      <w:tr>
+        <w:trPr>
+          <w:tblCellSpacing w:w="15" w:type="dxa"/>
+        </w:trPr>
+        <w:tc>
+          <w:tcPr>
+            <w:tcW w:w="0" w:type="auto"/>
+            <w:vAlign w:val="center"/>
+            <w:hideMark/>
+          </w:tcPr>
+          <w:p>
             <w:r>
               <w:rPr>
                 <w:b/>
@@ -2040,28 +2022,26 @@
           </w:tcPr>
           <w:p>
             <w:r>
-              <w:t>25 / 250</w:t>
-            </w:r>
-          </w:p>
-        </w:tc>
-      </w:tr>
-      <w:tr>
-        <w:trPr>
-          <w:tblCellSpacing w:w="15" w:type="dxa"/>
-        </w:trPr>
-        <w:tc>
-          <w:tcPr>
-            <w:tcW w:w="0" w:type="auto"/>
-            <w:vAlign w:val="center"/>
-            <w:hideMark/>
-          </w:tcPr>
-          <w:p>
-            <w:pPr>
-              <w:rPr>
-                <w:b/>
-                <w:bCs/>
-              </w:rPr>
-            </w:pPr>
+              <w:rPr>
+                <w:b/>
+                <w:bCs/>
+              </w:rPr>
+              <w:t>75 / 250</w:t>
+            </w:r>
+          </w:p>
+        </w:tc>
+      </w:tr>
+      <w:tr>
+        <w:trPr>
+          <w:tblCellSpacing w:w="15" w:type="dxa"/>
+        </w:trPr>
+        <w:tc>
+          <w:tcPr>
+            <w:tcW w:w="0" w:type="auto"/>
+            <w:vAlign w:val="center"/>
+            <w:hideMark/>
+          </w:tcPr>
+          <w:p>
             <w:r>
               <w:rPr>
                 <w:b/>
@@ -2079,28 +2059,63 @@
           </w:tcPr>
           <w:p>
             <w:r>
-              <w:t>25 / 500</w:t>
-            </w:r>
-          </w:p>
-        </w:tc>
-      </w:tr>
-      <w:tr>
-        <w:trPr>
-          <w:tblCellSpacing w:w="15" w:type="dxa"/>
-        </w:trPr>
-        <w:tc>
-          <w:tcPr>
-            <w:tcW w:w="0" w:type="auto"/>
-            <w:vAlign w:val="center"/>
-            <w:hideMark/>
-          </w:tcPr>
-          <w:p>
-            <w:pPr>
-              <w:rPr>
-                <w:b/>
-                <w:bCs/>
-              </w:rPr>
-            </w:pPr>
+              <w:rPr>
+                <w:b/>
+                <w:bCs/>
+              </w:rPr>
+              <w:t>75 / 500</w:t>
+            </w:r>
+          </w:p>
+        </w:tc>
+      </w:tr>
+      <w:tr>
+        <w:trPr>
+          <w:tblCellSpacing w:w="15" w:type="dxa"/>
+        </w:trPr>
+        <w:tc>
+          <w:tcPr>
+            <w:tcW w:w="0" w:type="auto"/>
+            <w:vAlign w:val="center"/>
+            <w:hideMark/>
+          </w:tcPr>
+          <w:p>
+            <w:r>
+              <w:rPr>
+                <w:b/>
+                <w:bCs/>
+              </w:rPr>
+              <w:t>Reach 750 Human Frictions</w:t>
+            </w:r>
+          </w:p>
+        </w:tc>
+        <w:tc>
+          <w:tcPr>
+            <w:tcW w:w="0" w:type="auto"/>
+            <w:vAlign w:val="center"/>
+            <w:hideMark/>
+          </w:tcPr>
+          <w:p>
+            <w:r>
+              <w:rPr>
+                <w:b/>
+                <w:bCs/>
+              </w:rPr>
+              <w:t>75 / 750</w:t>
+            </w:r>
+          </w:p>
+        </w:tc>
+      </w:tr>
+      <w:tr>
+        <w:trPr>
+          <w:tblCellSpacing w:w="15" w:type="dxa"/>
+        </w:trPr>
+        <w:tc>
+          <w:tcPr>
+            <w:tcW w:w="0" w:type="auto"/>
+            <w:vAlign w:val="center"/>
+            <w:hideMark/>
+          </w:tcPr>
+          <w:p>
             <w:r>
               <w:rPr>
                 <w:b/>
@@ -2118,26 +2133,20 @@
           </w:tcPr>
           <w:p>
             <w:r>
-              <w:t>25 / 1000</w:t>
+              <w:rPr>
+                <w:b/>
+                <w:bCs/>
+              </w:rPr>
+              <w:t>75 / 1000</w:t>
             </w:r>
           </w:p>
         </w:tc>
       </w:tr>
     </w:tbl>
     <w:p>
-      <w:pPr>
-        <w:rPr>
-          <w:b/>
-          <w:bCs/>
-        </w:rPr>
-      </w:pPr>
       <w:r>
-        <w:rPr>
-          <w:b/>
-          <w:bCs/>
-        </w:rPr>
-        <w:pict w14:anchorId="46EB1F5A">
-          <v:rect id="_x0000_i1164" style="width:0;height:1.5pt" o:hralign="center" o:hrstd="t" o:hr="t" fillcolor="#a0a0a0" stroked="f"/>
+        <w:pict w14:anchorId="30DFF54F">
+          <v:rect id="_x0000_i1120" style="width:0;height:1.5pt" o:hralign="center" o:hrstd="t" o:hr="t" fillcolor="#a0a0a0" stroked="f"/>
         </w:pict>
       </w:r>
     </w:p>
@@ -2169,8 +2178,8 @@
         <w:tblLook w:val="04A0" w:firstRow="1" w:lastRow="0" w:firstColumn="1" w:lastColumn="0" w:noHBand="0" w:noVBand="1"/>
       </w:tblPr>
       <w:tblGrid>
-        <w:gridCol w:w="2198"/>
-        <w:gridCol w:w="5149"/>
+        <w:gridCol w:w="2133"/>
+        <w:gridCol w:w="6893"/>
       </w:tblGrid>
       <w:tr>
         <w:trPr>
@@ -2233,12 +2242,6 @@
             <w:hideMark/>
           </w:tcPr>
           <w:p>
-            <w:pPr>
-              <w:rPr>
-                <w:b/>
-                <w:bCs/>
-              </w:rPr>
-            </w:pPr>
             <w:r>
               <w:rPr>
                 <w:b/>
@@ -2256,28 +2259,26 @@
           </w:tcPr>
           <w:p>
             <w:r>
-              <w:t>ATLAS v2.1</w:t>
-            </w:r>
-          </w:p>
-        </w:tc>
-      </w:tr>
-      <w:tr>
-        <w:trPr>
-          <w:tblCellSpacing w:w="15" w:type="dxa"/>
-        </w:trPr>
-        <w:tc>
-          <w:tcPr>
-            <w:tcW w:w="0" w:type="auto"/>
-            <w:vAlign w:val="center"/>
-            <w:hideMark/>
-          </w:tcPr>
-          <w:p>
-            <w:pPr>
-              <w:rPr>
-                <w:b/>
-                <w:bCs/>
-              </w:rPr>
-            </w:pPr>
+              <w:rPr>
+                <w:b/>
+                <w:bCs/>
+              </w:rPr>
+              <w:t>ATLAS v3.0</w:t>
+            </w:r>
+          </w:p>
+        </w:tc>
+      </w:tr>
+      <w:tr>
+        <w:trPr>
+          <w:tblCellSpacing w:w="15" w:type="dxa"/>
+        </w:trPr>
+        <w:tc>
+          <w:tcPr>
+            <w:tcW w:w="0" w:type="auto"/>
+            <w:vAlign w:val="center"/>
+            <w:hideMark/>
+          </w:tcPr>
+          <w:p>
             <w:r>
               <w:rPr>
                 <w:b/>
@@ -2295,28 +2296,26 @@
           </w:tcPr>
           <w:p>
             <w:r>
-              <w:t>Human Friction Documentation</w:t>
-            </w:r>
-          </w:p>
-        </w:tc>
-      </w:tr>
-      <w:tr>
-        <w:trPr>
-          <w:tblCellSpacing w:w="15" w:type="dxa"/>
-        </w:trPr>
-        <w:tc>
-          <w:tcPr>
-            <w:tcW w:w="0" w:type="auto"/>
-            <w:vAlign w:val="center"/>
-            <w:hideMark/>
-          </w:tcPr>
-          <w:p>
-            <w:pPr>
-              <w:rPr>
-                <w:b/>
-                <w:bCs/>
-              </w:rPr>
-            </w:pPr>
+              <w:rPr>
+                <w:b/>
+                <w:bCs/>
+              </w:rPr>
+              <w:t>Human Friction Documentation &amp; Pattern Discovery</w:t>
+            </w:r>
+          </w:p>
+        </w:tc>
+      </w:tr>
+      <w:tr>
+        <w:trPr>
+          <w:tblCellSpacing w:w="15" w:type="dxa"/>
+        </w:trPr>
+        <w:tc>
+          <w:tcPr>
+            <w:tcW w:w="0" w:type="auto"/>
+            <w:vAlign w:val="center"/>
+            <w:hideMark/>
+          </w:tcPr>
+          <w:p>
             <w:r>
               <w:rPr>
                 <w:b/>
@@ -2334,28 +2333,63 @@
           </w:tcPr>
           <w:p>
             <w:r>
-              <w:t>Observation, Documentation &amp; Pattern Discovery</w:t>
-            </w:r>
-          </w:p>
-        </w:tc>
-      </w:tr>
-      <w:tr>
-        <w:trPr>
-          <w:tblCellSpacing w:w="15" w:type="dxa"/>
-        </w:trPr>
-        <w:tc>
-          <w:tcPr>
-            <w:tcW w:w="0" w:type="auto"/>
-            <w:vAlign w:val="center"/>
-            <w:hideMark/>
-          </w:tcPr>
-          <w:p>
-            <w:pPr>
-              <w:rPr>
-                <w:b/>
-                <w:bCs/>
-              </w:rPr>
-            </w:pPr>
+              <w:rPr>
+                <w:b/>
+                <w:bCs/>
+              </w:rPr>
+              <w:t>Observation, Documentation, Pattern Discovery &amp; Behavioural Research</w:t>
+            </w:r>
+          </w:p>
+        </w:tc>
+      </w:tr>
+      <w:tr>
+        <w:trPr>
+          <w:tblCellSpacing w:w="15" w:type="dxa"/>
+        </w:trPr>
+        <w:tc>
+          <w:tcPr>
+            <w:tcW w:w="0" w:type="auto"/>
+            <w:vAlign w:val="center"/>
+            <w:hideMark/>
+          </w:tcPr>
+          <w:p>
+            <w:r>
+              <w:rPr>
+                <w:b/>
+                <w:bCs/>
+              </w:rPr>
+              <w:t>Completed Volumes</w:t>
+            </w:r>
+          </w:p>
+        </w:tc>
+        <w:tc>
+          <w:tcPr>
+            <w:tcW w:w="0" w:type="auto"/>
+            <w:vAlign w:val="center"/>
+            <w:hideMark/>
+          </w:tcPr>
+          <w:p>
+            <w:r>
+              <w:rPr>
+                <w:b/>
+                <w:bCs/>
+              </w:rPr>
+              <w:t>3</w:t>
+            </w:r>
+          </w:p>
+        </w:tc>
+      </w:tr>
+      <w:tr>
+        <w:trPr>
+          <w:tblCellSpacing w:w="15" w:type="dxa"/>
+        </w:trPr>
+        <w:tc>
+          <w:tcPr>
+            <w:tcW w:w="0" w:type="auto"/>
+            <w:vAlign w:val="center"/>
+            <w:hideMark/>
+          </w:tcPr>
+          <w:p>
             <w:r>
               <w:rPr>
                 <w:b/>
@@ -2373,33 +2407,32 @@
           </w:tcPr>
           <w:p>
             <w:r>
-              <w:t>1 / 10</w:t>
-            </w:r>
-          </w:p>
-        </w:tc>
-      </w:tr>
-      <w:tr>
-        <w:trPr>
-          <w:tblCellSpacing w:w="15" w:type="dxa"/>
-        </w:trPr>
-        <w:tc>
-          <w:tcPr>
-            <w:tcW w:w="0" w:type="auto"/>
-            <w:vAlign w:val="center"/>
-            <w:hideMark/>
-          </w:tcPr>
-          <w:p>
-            <w:pPr>
-              <w:rPr>
-                <w:b/>
-                <w:bCs/>
-              </w:rPr>
-            </w:pPr>
-            <w:r>
-              <w:rPr>
-                <w:b/>
-                <w:bCs/>
-              </w:rPr>
+              <w:rPr>
+                <w:b/>
+                <w:bCs/>
+              </w:rPr>
+              <w:t>3 Research Volumes / 12 Registry Categories</w:t>
+            </w:r>
+          </w:p>
+        </w:tc>
+      </w:tr>
+      <w:tr>
+        <w:trPr>
+          <w:tblCellSpacing w:w="15" w:type="dxa"/>
+        </w:trPr>
+        <w:tc>
+          <w:tcPr>
+            <w:tcW w:w="0" w:type="auto"/>
+            <w:vAlign w:val="center"/>
+            <w:hideMark/>
+          </w:tcPr>
+          <w:p>
+            <w:r>
+              <w:rPr>
+                <w:b/>
+                <w:bCs/>
+              </w:rPr>
+              <w:lastRenderedPageBreak/>
               <w:t>Human Frictions</w:t>
             </w:r>
           </w:p>
@@ -2412,28 +2445,26 @@
           </w:tcPr>
           <w:p>
             <w:r>
-              <w:t>25</w:t>
-            </w:r>
-          </w:p>
-        </w:tc>
-      </w:tr>
-      <w:tr>
-        <w:trPr>
-          <w:tblCellSpacing w:w="15" w:type="dxa"/>
-        </w:trPr>
-        <w:tc>
-          <w:tcPr>
-            <w:tcW w:w="0" w:type="auto"/>
-            <w:vAlign w:val="center"/>
-            <w:hideMark/>
-          </w:tcPr>
-          <w:p>
-            <w:pPr>
-              <w:rPr>
-                <w:b/>
-                <w:bCs/>
-              </w:rPr>
-            </w:pPr>
+              <w:rPr>
+                <w:b/>
+                <w:bCs/>
+              </w:rPr>
+              <w:t>75</w:t>
+            </w:r>
+          </w:p>
+        </w:tc>
+      </w:tr>
+      <w:tr>
+        <w:trPr>
+          <w:tblCellSpacing w:w="15" w:type="dxa"/>
+        </w:trPr>
+        <w:tc>
+          <w:tcPr>
+            <w:tcW w:w="0" w:type="auto"/>
+            <w:vAlign w:val="center"/>
+            <w:hideMark/>
+          </w:tcPr>
+          <w:p>
             <w:r>
               <w:rPr>
                 <w:b/>
@@ -2451,28 +2482,26 @@
           </w:tcPr>
           <w:p>
             <w:r>
-              <w:t>5</w:t>
-            </w:r>
-          </w:p>
-        </w:tc>
-      </w:tr>
-      <w:tr>
-        <w:trPr>
-          <w:tblCellSpacing w:w="15" w:type="dxa"/>
-        </w:trPr>
-        <w:tc>
-          <w:tcPr>
-            <w:tcW w:w="0" w:type="auto"/>
-            <w:vAlign w:val="center"/>
-            <w:hideMark/>
-          </w:tcPr>
-          <w:p>
-            <w:pPr>
-              <w:rPr>
-                <w:b/>
-                <w:bCs/>
-              </w:rPr>
-            </w:pPr>
+              <w:rPr>
+                <w:b/>
+                <w:bCs/>
+              </w:rPr>
+              <w:t>16</w:t>
+            </w:r>
+          </w:p>
+        </w:tc>
+      </w:tr>
+      <w:tr>
+        <w:trPr>
+          <w:tblCellSpacing w:w="15" w:type="dxa"/>
+        </w:trPr>
+        <w:tc>
+          <w:tcPr>
+            <w:tcW w:w="0" w:type="auto"/>
+            <w:vAlign w:val="center"/>
+            <w:hideMark/>
+          </w:tcPr>
+          <w:p>
             <w:r>
               <w:rPr>
                 <w:b/>
@@ -2490,6 +2519,10 @@
           </w:tcPr>
           <w:p>
             <w:r>
+              <w:rPr>
+                <w:b/>
+                <w:bCs/>
+              </w:rPr>
               <w:t>1</w:t>
             </w:r>
           </w:p>
@@ -2506,12 +2539,6 @@
             <w:hideMark/>
           </w:tcPr>
           <w:p>
-            <w:pPr>
-              <w:rPr>
-                <w:b/>
-                <w:bCs/>
-              </w:rPr>
-            </w:pPr>
             <w:r>
               <w:rPr>
                 <w:b/>
@@ -2529,6 +2556,10 @@
           </w:tcPr>
           <w:p>
             <w:r>
+              <w:rPr>
+                <w:b/>
+                <w:bCs/>
+              </w:rPr>
               <w:t>Active</w:t>
             </w:r>
           </w:p>
@@ -2545,12 +2576,6 @@
             <w:hideMark/>
           </w:tcPr>
           <w:p>
-            <w:pPr>
-              <w:rPr>
-                <w:b/>
-                <w:bCs/>
-              </w:rPr>
-            </w:pPr>
             <w:r>
               <w:rPr>
                 <w:b/>
@@ -2568,6 +2593,10 @@
           </w:tcPr>
           <w:p>
             <w:r>
+              <w:rPr>
+                <w:b/>
+                <w:bCs/>
+              </w:rPr>
               <w:t>Active</w:t>
             </w:r>
           </w:p>
@@ -2584,18 +2613,11 @@
             <w:hideMark/>
           </w:tcPr>
           <w:p>
-            <w:pPr>
-              <w:rPr>
-                <w:b/>
-                <w:bCs/>
-              </w:rPr>
-            </w:pPr>
-            <w:r>
-              <w:rPr>
-                <w:b/>
-                <w:bCs/>
-              </w:rPr>
-              <w:lastRenderedPageBreak/>
+            <w:r>
+              <w:rPr>
+                <w:b/>
+                <w:bCs/>
+              </w:rPr>
               <w:t>Category Registry</w:t>
             </w:r>
           </w:p>
@@ -2608,6 +2630,10 @@
           </w:tcPr>
           <w:p>
             <w:r>
+              <w:rPr>
+                <w:b/>
+                <w:bCs/>
+              </w:rPr>
               <w:t>Active</w:t>
             </w:r>
           </w:p>
@@ -2615,19 +2641,9 @@
       </w:tr>
     </w:tbl>
     <w:p>
-      <w:pPr>
-        <w:rPr>
-          <w:b/>
-          <w:bCs/>
-        </w:rPr>
-      </w:pPr>
       <w:r>
-        <w:rPr>
-          <w:b/>
-          <w:bCs/>
-        </w:rPr>
-        <w:pict w14:anchorId="451EAAD8">
-          <v:rect id="_x0000_i1165" style="width:0;height:1.5pt" o:hralign="center" o:hrstd="t" o:hr="t" fillcolor="#a0a0a0" stroked="f"/>
+        <w:pict w14:anchorId="1AD2AF5E">
+          <v:rect id="_x0000_i1121" style="width:0;height:1.5pt" o:hralign="center" o:hrstd="t" o:hr="t" fillcolor="#a0a0a0" stroked="f"/>
         </w:pict>
       </w:r>
     </w:p>
@@ -2659,8 +2675,8 @@
         <w:tblLook w:val="04A0" w:firstRow="1" w:lastRow="0" w:firstColumn="1" w:lastColumn="0" w:noHBand="0" w:noVBand="1"/>
       </w:tblPr>
       <w:tblGrid>
-        <w:gridCol w:w="3110"/>
-        <w:gridCol w:w="3320"/>
+        <w:gridCol w:w="4878"/>
+        <w:gridCol w:w="4148"/>
       </w:tblGrid>
       <w:tr>
         <w:trPr>
@@ -2723,12 +2739,6 @@
             <w:hideMark/>
           </w:tcPr>
           <w:p>
-            <w:pPr>
-              <w:rPr>
-                <w:b/>
-                <w:bCs/>
-              </w:rPr>
-            </w:pPr>
             <w:r>
               <w:rPr>
                 <w:b/>
@@ -2762,12 +2772,6 @@
             <w:hideMark/>
           </w:tcPr>
           <w:p>
-            <w:pPr>
-              <w:rPr>
-                <w:b/>
-                <w:bCs/>
-              </w:rPr>
-            </w:pPr>
             <w:r>
               <w:rPr>
                 <w:b/>
@@ -2801,12 +2805,6 @@
             <w:hideMark/>
           </w:tcPr>
           <w:p>
-            <w:pPr>
-              <w:rPr>
-                <w:b/>
-                <w:bCs/>
-              </w:rPr>
-            </w:pPr>
             <w:r>
               <w:rPr>
                 <w:b/>
@@ -2840,12 +2838,6 @@
             <w:hideMark/>
           </w:tcPr>
           <w:p>
-            <w:pPr>
-              <w:rPr>
-                <w:b/>
-                <w:bCs/>
-              </w:rPr>
-            </w:pPr>
             <w:r>
               <w:rPr>
                 <w:b/>
@@ -2879,12 +2871,6 @@
             <w:hideMark/>
           </w:tcPr>
           <w:p>
-            <w:pPr>
-              <w:rPr>
-                <w:b/>
-                <w:bCs/>
-              </w:rPr>
-            </w:pPr>
             <w:r>
               <w:rPr>
                 <w:b/>
@@ -2918,69 +2904,184 @@
             <w:hideMark/>
           </w:tcPr>
           <w:p>
-            <w:pPr>
-              <w:rPr>
-                <w:b/>
-                <w:bCs/>
-              </w:rPr>
-            </w:pPr>
-            <w:r>
-              <w:rPr>
-                <w:b/>
-                <w:bCs/>
-              </w:rPr>
-              <w:t>Files &amp; Project Management</w:t>
-            </w:r>
-          </w:p>
-        </w:tc>
-        <w:tc>
-          <w:tcPr>
-            <w:tcW w:w="0" w:type="auto"/>
-            <w:vAlign w:val="center"/>
-            <w:hideMark/>
-          </w:tcPr>
-          <w:p>
-            <w:r>
-              <w:t>Complete (25 Human Frictions)</w:t>
-            </w:r>
-          </w:p>
-        </w:tc>
-      </w:tr>
-      <w:tr>
-        <w:trPr>
-          <w:tblCellSpacing w:w="15" w:type="dxa"/>
-        </w:trPr>
-        <w:tc>
-          <w:tcPr>
-            <w:tcW w:w="0" w:type="auto"/>
-            <w:vAlign w:val="center"/>
-            <w:hideMark/>
-          </w:tcPr>
-          <w:p>
-            <w:pPr>
-              <w:rPr>
-                <w:b/>
-                <w:bCs/>
-              </w:rPr>
-            </w:pPr>
-            <w:r>
-              <w:rPr>
-                <w:b/>
-                <w:bCs/>
-              </w:rPr>
-              <w:t>Pattern Library (v1.0)</w:t>
-            </w:r>
-          </w:p>
-        </w:tc>
-        <w:tc>
-          <w:tcPr>
-            <w:tcW w:w="0" w:type="auto"/>
-            <w:vAlign w:val="center"/>
-            <w:hideMark/>
-          </w:tcPr>
-          <w:p>
-            <w:r>
-              <w:t>Established (5 Patterns)</w:t>
+            <w:r>
+              <w:rPr>
+                <w:b/>
+                <w:bCs/>
+              </w:rPr>
+              <w:t>Volume 01 – Managing Individual Files</w:t>
+            </w:r>
+          </w:p>
+        </w:tc>
+        <w:tc>
+          <w:tcPr>
+            <w:tcW w:w="0" w:type="auto"/>
+            <w:vAlign w:val="center"/>
+            <w:hideMark/>
+          </w:tcPr>
+          <w:p>
+            <w:r>
+              <w:t xml:space="preserve">Complete </w:t>
+            </w:r>
+            <w:r>
+              <w:rPr>
+                <w:i/>
+                <w:iCs/>
+              </w:rPr>
+              <w:t>(25 Human Frictions · 5 Patterns)</w:t>
+            </w:r>
+          </w:p>
+        </w:tc>
+      </w:tr>
+      <w:tr>
+        <w:trPr>
+          <w:tblCellSpacing w:w="15" w:type="dxa"/>
+        </w:trPr>
+        <w:tc>
+          <w:tcPr>
+            <w:tcW w:w="0" w:type="auto"/>
+            <w:vAlign w:val="center"/>
+            <w:hideMark/>
+          </w:tcPr>
+          <w:p>
+            <w:r>
+              <w:rPr>
+                <w:b/>
+                <w:bCs/>
+              </w:rPr>
+              <w:t>Volume 02 – Managing File Ecosystems</w:t>
+            </w:r>
+          </w:p>
+        </w:tc>
+        <w:tc>
+          <w:tcPr>
+            <w:tcW w:w="0" w:type="auto"/>
+            <w:vAlign w:val="center"/>
+            <w:hideMark/>
+          </w:tcPr>
+          <w:p>
+            <w:r>
+              <w:t xml:space="preserve">Complete </w:t>
+            </w:r>
+            <w:r>
+              <w:rPr>
+                <w:i/>
+                <w:iCs/>
+              </w:rPr>
+              <w:t>(25 Human Frictions · 6 Patterns)</w:t>
+            </w:r>
+          </w:p>
+        </w:tc>
+      </w:tr>
+      <w:tr>
+        <w:trPr>
+          <w:tblCellSpacing w:w="15" w:type="dxa"/>
+        </w:trPr>
+        <w:tc>
+          <w:tcPr>
+            <w:tcW w:w="0" w:type="auto"/>
+            <w:vAlign w:val="center"/>
+            <w:hideMark/>
+          </w:tcPr>
+          <w:p>
+            <w:r>
+              <w:rPr>
+                <w:b/>
+                <w:bCs/>
+              </w:rPr>
+              <w:t>Volume 03 – Knowledge &amp; Decision Management</w:t>
+            </w:r>
+          </w:p>
+        </w:tc>
+        <w:tc>
+          <w:tcPr>
+            <w:tcW w:w="0" w:type="auto"/>
+            <w:vAlign w:val="center"/>
+            <w:hideMark/>
+          </w:tcPr>
+          <w:p>
+            <w:r>
+              <w:t xml:space="preserve">Complete </w:t>
+            </w:r>
+            <w:r>
+              <w:rPr>
+                <w:i/>
+                <w:iCs/>
+              </w:rPr>
+              <w:t>(25 Human Frictions · 5 Patterns)</w:t>
+            </w:r>
+          </w:p>
+        </w:tc>
+      </w:tr>
+      <w:tr>
+        <w:trPr>
+          <w:tblCellSpacing w:w="15" w:type="dxa"/>
+        </w:trPr>
+        <w:tc>
+          <w:tcPr>
+            <w:tcW w:w="0" w:type="auto"/>
+            <w:vAlign w:val="center"/>
+            <w:hideMark/>
+          </w:tcPr>
+          <w:p>
+            <w:r>
+              <w:rPr>
+                <w:b/>
+                <w:bCs/>
+              </w:rPr>
+              <w:t>Pattern Library</w:t>
+            </w:r>
+          </w:p>
+        </w:tc>
+        <w:tc>
+          <w:tcPr>
+            <w:tcW w:w="0" w:type="auto"/>
+            <w:vAlign w:val="center"/>
+            <w:hideMark/>
+          </w:tcPr>
+          <w:p>
+            <w:r>
+              <w:t xml:space="preserve">Established </w:t>
+            </w:r>
+            <w:r>
+              <w:rPr>
+                <w:i/>
+                <w:iCs/>
+              </w:rPr>
+              <w:t>(16 Patterns)</w:t>
+            </w:r>
+          </w:p>
+        </w:tc>
+      </w:tr>
+      <w:tr>
+        <w:trPr>
+          <w:tblCellSpacing w:w="15" w:type="dxa"/>
+        </w:trPr>
+        <w:tc>
+          <w:tcPr>
+            <w:tcW w:w="0" w:type="auto"/>
+            <w:vAlign w:val="center"/>
+            <w:hideMark/>
+          </w:tcPr>
+          <w:p>
+            <w:r>
+              <w:rPr>
+                <w:b/>
+                <w:bCs/>
+              </w:rPr>
+              <w:t>Volume 04</w:t>
+            </w:r>
+          </w:p>
+        </w:tc>
+        <w:tc>
+          <w:tcPr>
+            <w:tcW w:w="0" w:type="auto"/>
+            <w:vAlign w:val="center"/>
+            <w:hideMark/>
+          </w:tcPr>
+          <w:p>
+            <w:r>
+              <w:t>Ready for Research</w:t>
             </w:r>
           </w:p>
         </w:tc>

--- a/atlas/metrics/Human Friction Metrics.docx
+++ b/atlas/metrics/Human Friction Metrics.docx
@@ -45,7 +45,7 @@
     <w:p>
       <w:r>
         <w:pict w14:anchorId="4F14DA55">
-          <v:rect id="_x0000_i1111" style="width:0;height:1.5pt" o:hralign="center" o:hrstd="t" o:hr="t" fillcolor="#a0a0a0" stroked="f"/>
+          <v:rect id="_x0000_i1025" style="width:0;height:1.5pt" o:hralign="center" o:hrstd="t" o:hr="t" fillcolor="#a0a0a0" stroked="f"/>
         </w:pict>
       </w:r>
     </w:p>
@@ -85,7 +85,7 @@
     <w:p>
       <w:r>
         <w:pict w14:anchorId="6E08CBF0">
-          <v:rect id="_x0000_i1112" style="width:0;height:1.5pt" o:hralign="center" o:hrstd="t" o:hr="t" fillcolor="#a0a0a0" stroked="f"/>
+          <v:rect id="_x0000_i1026" style="width:0;height:1.5pt" o:hralign="center" o:hrstd="t" o:hr="t" fillcolor="#a0a0a0" stroked="f"/>
         </w:pict>
       </w:r>
     </w:p>
@@ -116,7 +116,7 @@
     <w:p>
       <w:r>
         <w:pict w14:anchorId="6284A6F4">
-          <v:rect id="_x0000_i1113" style="width:0;height:1.5pt" o:hralign="center" o:hrstd="t" o:hr="t" fillcolor="#a0a0a0" stroked="f"/>
+          <v:rect id="_x0000_i1027" style="width:0;height:1.5pt" o:hralign="center" o:hrstd="t" o:hr="t" fillcolor="#a0a0a0" stroked="f"/>
         </w:pict>
       </w:r>
     </w:p>
@@ -262,11 +262,7 @@
           </w:tcPr>
           <w:p>
             <w:r>
-              <w:rPr>
-                <w:b/>
-                <w:bCs/>
-              </w:rPr>
-              <w:t>75</w:t>
+              <w:t>100</w:t>
             </w:r>
           </w:p>
         </w:tc>
@@ -299,11 +295,10 @@
           </w:tcPr>
           <w:p>
             <w:r>
-              <w:rPr>
-                <w:b/>
-                <w:bCs/>
-              </w:rPr>
-              <w:t>925</w:t>
+              <w:t>9</w:t>
+            </w:r>
+            <w:r>
+              <w:t>00</w:t>
             </w:r>
           </w:p>
         </w:tc>
@@ -336,11 +331,10 @@
           </w:tcPr>
           <w:p>
             <w:r>
-              <w:rPr>
-                <w:b/>
-                <w:bCs/>
-              </w:rPr>
-              <w:t>7.5%</w:t>
+              <w:t>10</w:t>
+            </w:r>
+            <w:r>
+              <w:t>%</w:t>
             </w:r>
           </w:p>
         </w:tc>
@@ -349,7 +343,7 @@
     <w:p>
       <w:r>
         <w:pict w14:anchorId="1605C6B8">
-          <v:rect id="_x0000_i1114" style="width:0;height:1.5pt" o:hralign="center" o:hrstd="t" o:hr="t" fillcolor="#a0a0a0" stroked="f"/>
+          <v:rect id="_x0000_i1028" style="width:0;height:1.5pt" o:hralign="center" o:hrstd="t" o:hr="t" fillcolor="#a0a0a0" stroked="f"/>
         </w:pict>
       </w:r>
     </w:p>
@@ -462,7 +456,10 @@
           </w:tcPr>
           <w:p>
             <w:r>
-              <w:t>29 July 2026</w:t>
+              <w:t>30</w:t>
+            </w:r>
+            <w:r>
+              <w:t xml:space="preserve"> July 2026</w:t>
             </w:r>
           </w:p>
         </w:tc>
@@ -495,10 +492,6 @@
           </w:tcPr>
           <w:p>
             <w:r>
-              <w:rPr>
-                <w:b/>
-                <w:bCs/>
-              </w:rPr>
               <w:t>25</w:t>
             </w:r>
           </w:p>
@@ -532,11 +525,7 @@
           </w:tcPr>
           <w:p>
             <w:r>
-              <w:rPr>
-                <w:b/>
-                <w:bCs/>
-              </w:rPr>
-              <w:t>75</w:t>
+              <w:t>100</w:t>
             </w:r>
           </w:p>
         </w:tc>
@@ -545,9 +534,33 @@
     <w:p>
       <w:r>
         <w:pict w14:anchorId="76A53FC8">
-          <v:rect id="_x0000_i1115" style="width:0;height:1.5pt" o:hralign="center" o:hrstd="t" o:hr="t" fillcolor="#a0a0a0" stroked="f"/>
+          <v:rect id="_x0000_i1029" style="width:0;height:1.5pt" o:hralign="center" o:hrstd="t" o:hr="t" fillcolor="#a0a0a0" stroked="f"/>
         </w:pict>
       </w:r>
+    </w:p>
+    <w:p>
+      <w:pPr>
+        <w:rPr>
+          <w:b/>
+          <w:bCs/>
+        </w:rPr>
+      </w:pPr>
+    </w:p>
+    <w:p>
+      <w:pPr>
+        <w:rPr>
+          <w:b/>
+          <w:bCs/>
+        </w:rPr>
+      </w:pPr>
+    </w:p>
+    <w:p>
+      <w:pPr>
+        <w:rPr>
+          <w:b/>
+          <w:bCs/>
+        </w:rPr>
+      </w:pPr>
     </w:p>
     <w:p>
       <w:pPr>
@@ -561,6 +574,7 @@
           <w:b/>
           <w:bCs/>
         </w:rPr>
+        <w:lastRenderedPageBreak/>
         <w:t>Repository Records</w:t>
       </w:r>
     </w:p>
@@ -577,8 +591,8 @@
         <w:tblLook w:val="04A0" w:firstRow="1" w:lastRow="0" w:firstColumn="1" w:lastColumn="0" w:noHBand="0" w:noVBand="1"/>
       </w:tblPr>
       <w:tblGrid>
-        <w:gridCol w:w="3447"/>
-        <w:gridCol w:w="1359"/>
+        <w:gridCol w:w="3261"/>
+        <w:gridCol w:w="1545"/>
       </w:tblGrid>
       <w:tr>
         <w:trPr>
@@ -587,7 +601,7 @@
         </w:trPr>
         <w:tc>
           <w:tcPr>
-            <w:tcW w:w="0" w:type="auto"/>
+            <w:tcW w:w="3216" w:type="dxa"/>
             <w:vAlign w:val="center"/>
             <w:hideMark/>
           </w:tcPr>
@@ -603,14 +617,13 @@
                 <w:b/>
                 <w:bCs/>
               </w:rPr>
-              <w:lastRenderedPageBreak/>
               <w:t>Record</w:t>
             </w:r>
           </w:p>
         </w:tc>
         <w:tc>
           <w:tcPr>
-            <w:tcW w:w="0" w:type="auto"/>
+            <w:tcW w:w="1500" w:type="dxa"/>
             <w:vAlign w:val="center"/>
             <w:hideMark/>
           </w:tcPr>
@@ -637,7 +650,7 @@
         </w:trPr>
         <w:tc>
           <w:tcPr>
-            <w:tcW w:w="0" w:type="auto"/>
+            <w:tcW w:w="3216" w:type="dxa"/>
             <w:vAlign w:val="center"/>
             <w:hideMark/>
           </w:tcPr>
@@ -653,28 +666,24 @@
         </w:tc>
         <w:tc>
           <w:tcPr>
-            <w:tcW w:w="0" w:type="auto"/>
-            <w:vAlign w:val="center"/>
-            <w:hideMark/>
-          </w:tcPr>
-          <w:p>
-            <w:r>
-              <w:rPr>
-                <w:b/>
-                <w:bCs/>
-              </w:rPr>
-              <w:t>25</w:t>
-            </w:r>
-          </w:p>
-        </w:tc>
-      </w:tr>
-      <w:tr>
-        <w:trPr>
-          <w:tblCellSpacing w:w="15" w:type="dxa"/>
-        </w:trPr>
-        <w:tc>
-          <w:tcPr>
-            <w:tcW w:w="0" w:type="auto"/>
+            <w:tcW w:w="1500" w:type="dxa"/>
+            <w:vAlign w:val="center"/>
+            <w:hideMark/>
+          </w:tcPr>
+          <w:p>
+            <w:r>
+              <w:t>50</w:t>
+            </w:r>
+          </w:p>
+        </w:tc>
+      </w:tr>
+      <w:tr>
+        <w:trPr>
+          <w:tblCellSpacing w:w="15" w:type="dxa"/>
+        </w:trPr>
+        <w:tc>
+          <w:tcPr>
+            <w:tcW w:w="3216" w:type="dxa"/>
             <w:vAlign w:val="center"/>
             <w:hideMark/>
           </w:tcPr>
@@ -690,16 +699,12 @@
         </w:tc>
         <w:tc>
           <w:tcPr>
-            <w:tcW w:w="0" w:type="auto"/>
-            <w:vAlign w:val="center"/>
-            <w:hideMark/>
-          </w:tcPr>
-          <w:p>
-            <w:r>
-              <w:rPr>
-                <w:b/>
-                <w:bCs/>
-              </w:rPr>
+            <w:tcW w:w="1500" w:type="dxa"/>
+            <w:vAlign w:val="center"/>
+            <w:hideMark/>
+          </w:tcPr>
+          <w:p>
+            <w:r>
               <w:t>29 July 2026</w:t>
             </w:r>
           </w:p>
@@ -711,7 +716,7 @@
         </w:trPr>
         <w:tc>
           <w:tcPr>
-            <w:tcW w:w="0" w:type="auto"/>
+            <w:tcW w:w="3216" w:type="dxa"/>
             <w:vAlign w:val="center"/>
             <w:hideMark/>
           </w:tcPr>
@@ -727,28 +732,24 @@
         </w:tc>
         <w:tc>
           <w:tcPr>
-            <w:tcW w:w="0" w:type="auto"/>
-            <w:vAlign w:val="center"/>
-            <w:hideMark/>
-          </w:tcPr>
-          <w:p>
-            <w:r>
-              <w:rPr>
-                <w:b/>
-                <w:bCs/>
-              </w:rPr>
-              <w:t>75</w:t>
-            </w:r>
-          </w:p>
-        </w:tc>
-      </w:tr>
-      <w:tr>
-        <w:trPr>
-          <w:tblCellSpacing w:w="15" w:type="dxa"/>
-        </w:trPr>
-        <w:tc>
-          <w:tcPr>
-            <w:tcW w:w="0" w:type="auto"/>
+            <w:tcW w:w="1500" w:type="dxa"/>
+            <w:vAlign w:val="center"/>
+            <w:hideMark/>
+          </w:tcPr>
+          <w:p>
+            <w:r>
+              <w:t>100</w:t>
+            </w:r>
+          </w:p>
+        </w:tc>
+      </w:tr>
+      <w:tr>
+        <w:trPr>
+          <w:tblCellSpacing w:w="15" w:type="dxa"/>
+        </w:trPr>
+        <w:tc>
+          <w:tcPr>
+            <w:tcW w:w="3216" w:type="dxa"/>
             <w:vAlign w:val="center"/>
             <w:hideMark/>
           </w:tcPr>
@@ -764,17 +765,16 @@
         </w:tc>
         <w:tc>
           <w:tcPr>
-            <w:tcW w:w="0" w:type="auto"/>
-            <w:vAlign w:val="center"/>
-            <w:hideMark/>
-          </w:tcPr>
-          <w:p>
-            <w:r>
-              <w:rPr>
-                <w:b/>
-                <w:bCs/>
-              </w:rPr>
-              <w:t>3 Days</w:t>
+            <w:tcW w:w="1500" w:type="dxa"/>
+            <w:vAlign w:val="center"/>
+            <w:hideMark/>
+          </w:tcPr>
+          <w:p>
+            <w:r>
+              <w:t>4</w:t>
+            </w:r>
+            <w:r>
+              <w:t xml:space="preserve"> Days</w:t>
             </w:r>
           </w:p>
         </w:tc>
@@ -783,7 +783,7 @@
     <w:p>
       <w:r>
         <w:pict w14:anchorId="3C8CCBAD">
-          <v:rect id="_x0000_i1116" style="width:0;height:1.5pt" o:hralign="center" o:hrstd="t" o:hr="t" fillcolor="#a0a0a0" stroked="f"/>
+          <v:rect id="_x0000_i1030" style="width:0;height:1.5pt" o:hralign="center" o:hrstd="t" o:hr="t" fillcolor="#a0a0a0" stroked="f"/>
         </w:pict>
       </w:r>
     </w:p>
@@ -816,7 +816,7 @@
       </w:tblPr>
       <w:tblGrid>
         <w:gridCol w:w="701"/>
-        <w:gridCol w:w="3768"/>
+        <w:gridCol w:w="2981"/>
         <w:gridCol w:w="1300"/>
       </w:tblGrid>
       <w:tr>
@@ -919,170 +919,64 @@
           </w:tcPr>
           <w:p>
             <w:r>
-              <w:t>Managing Individual Files</w:t>
-            </w:r>
-          </w:p>
-        </w:tc>
-        <w:tc>
-          <w:tcPr>
-            <w:tcW w:w="0" w:type="auto"/>
-            <w:vAlign w:val="center"/>
-            <w:hideMark/>
-          </w:tcPr>
-          <w:p>
-            <w:r>
-              <w:rPr>
-                <w:b/>
-                <w:bCs/>
-              </w:rPr>
+              <w:t xml:space="preserve">Files % Project Management </w:t>
+            </w:r>
+          </w:p>
+        </w:tc>
+        <w:tc>
+          <w:tcPr>
+            <w:tcW w:w="0" w:type="auto"/>
+            <w:vAlign w:val="center"/>
+            <w:hideMark/>
+          </w:tcPr>
+          <w:p>
+            <w:r>
+              <w:t>75</w:t>
+            </w:r>
+          </w:p>
+        </w:tc>
+      </w:tr>
+      <w:tr>
+        <w:trPr>
+          <w:tblCellSpacing w:w="15" w:type="dxa"/>
+        </w:trPr>
+        <w:tc>
+          <w:tcPr>
+            <w:tcW w:w="0" w:type="auto"/>
+            <w:vAlign w:val="center"/>
+            <w:hideMark/>
+          </w:tcPr>
+          <w:p>
+            <w:r>
+              <w:rPr>
+                <w:b/>
+                <w:bCs/>
+              </w:rPr>
+              <w:t>OS</w:t>
+            </w:r>
+          </w:p>
+        </w:tc>
+        <w:tc>
+          <w:tcPr>
+            <w:tcW w:w="0" w:type="auto"/>
+            <w:vAlign w:val="center"/>
+            <w:hideMark/>
+          </w:tcPr>
+          <w:p>
+            <w:r>
+              <w:t>Operating Systems</w:t>
+            </w:r>
+          </w:p>
+        </w:tc>
+        <w:tc>
+          <w:tcPr>
+            <w:tcW w:w="0" w:type="auto"/>
+            <w:vAlign w:val="center"/>
+            <w:hideMark/>
+          </w:tcPr>
+          <w:p>
+            <w:r>
               <w:t>25</w:t>
-            </w:r>
-          </w:p>
-        </w:tc>
-      </w:tr>
-      <w:tr>
-        <w:trPr>
-          <w:tblCellSpacing w:w="15" w:type="dxa"/>
-        </w:trPr>
-        <w:tc>
-          <w:tcPr>
-            <w:tcW w:w="0" w:type="auto"/>
-            <w:vAlign w:val="center"/>
-            <w:hideMark/>
-          </w:tcPr>
-          <w:p>
-            <w:r>
-              <w:rPr>
-                <w:b/>
-                <w:bCs/>
-              </w:rPr>
-              <w:t>FF</w:t>
-            </w:r>
-          </w:p>
-        </w:tc>
-        <w:tc>
-          <w:tcPr>
-            <w:tcW w:w="0" w:type="auto"/>
-            <w:vAlign w:val="center"/>
-            <w:hideMark/>
-          </w:tcPr>
-          <w:p>
-            <w:r>
-              <w:t>Managing File Ecosystems</w:t>
-            </w:r>
-          </w:p>
-        </w:tc>
-        <w:tc>
-          <w:tcPr>
-            <w:tcW w:w="0" w:type="auto"/>
-            <w:vAlign w:val="center"/>
-            <w:hideMark/>
-          </w:tcPr>
-          <w:p>
-            <w:r>
-              <w:rPr>
-                <w:b/>
-                <w:bCs/>
-              </w:rPr>
-              <w:t>25</w:t>
-            </w:r>
-          </w:p>
-        </w:tc>
-      </w:tr>
-      <w:tr>
-        <w:trPr>
-          <w:tblCellSpacing w:w="15" w:type="dxa"/>
-        </w:trPr>
-        <w:tc>
-          <w:tcPr>
-            <w:tcW w:w="0" w:type="auto"/>
-            <w:vAlign w:val="center"/>
-            <w:hideMark/>
-          </w:tcPr>
-          <w:p>
-            <w:r>
-              <w:rPr>
-                <w:b/>
-                <w:bCs/>
-              </w:rPr>
-              <w:t>FF</w:t>
-            </w:r>
-          </w:p>
-        </w:tc>
-        <w:tc>
-          <w:tcPr>
-            <w:tcW w:w="0" w:type="auto"/>
-            <w:vAlign w:val="center"/>
-            <w:hideMark/>
-          </w:tcPr>
-          <w:p>
-            <w:r>
-              <w:t>Knowledge &amp; Decision Management</w:t>
-            </w:r>
-          </w:p>
-        </w:tc>
-        <w:tc>
-          <w:tcPr>
-            <w:tcW w:w="0" w:type="auto"/>
-            <w:vAlign w:val="center"/>
-            <w:hideMark/>
-          </w:tcPr>
-          <w:p>
-            <w:r>
-              <w:rPr>
-                <w:b/>
-                <w:bCs/>
-              </w:rPr>
-              <w:t>25</w:t>
-            </w:r>
-          </w:p>
-        </w:tc>
-      </w:tr>
-      <w:tr>
-        <w:trPr>
-          <w:tblCellSpacing w:w="15" w:type="dxa"/>
-        </w:trPr>
-        <w:tc>
-          <w:tcPr>
-            <w:tcW w:w="0" w:type="auto"/>
-            <w:vAlign w:val="center"/>
-            <w:hideMark/>
-          </w:tcPr>
-          <w:p>
-            <w:r>
-              <w:rPr>
-                <w:b/>
-                <w:bCs/>
-              </w:rPr>
-              <w:t>OS</w:t>
-            </w:r>
-          </w:p>
-        </w:tc>
-        <w:tc>
-          <w:tcPr>
-            <w:tcW w:w="0" w:type="auto"/>
-            <w:vAlign w:val="center"/>
-            <w:hideMark/>
-          </w:tcPr>
-          <w:p>
-            <w:r>
-              <w:t>Operating Systems</w:t>
-            </w:r>
-          </w:p>
-        </w:tc>
-        <w:tc>
-          <w:tcPr>
-            <w:tcW w:w="0" w:type="auto"/>
-            <w:vAlign w:val="center"/>
-            <w:hideMark/>
-          </w:tcPr>
-          <w:p>
-            <w:r>
-              <w:rPr>
-                <w:b/>
-                <w:bCs/>
-              </w:rPr>
-              <w:t>0</w:t>
             </w:r>
           </w:p>
         </w:tc>
@@ -1483,7 +1377,7 @@
     <w:p>
       <w:r>
         <w:pict w14:anchorId="006E749B">
-          <v:rect id="_x0000_i1117" style="width:0;height:1.5pt" o:hralign="center" o:hrstd="t" o:hr="t" fillcolor="#a0a0a0" stroked="f"/>
+          <v:rect id="_x0000_i1031" style="width:0;height:1.5pt" o:hralign="center" o:hrstd="t" o:hr="t" fillcolor="#a0a0a0" stroked="f"/>
         </w:pict>
       </w:r>
     </w:p>
@@ -1633,49 +1527,7 @@
           </w:tcPr>
           <w:p>
             <w:r>
-              <w:rPr>
-                <w:b/>
-                <w:bCs/>
-              </w:rPr>
-              <w:t>75</w:t>
-            </w:r>
-          </w:p>
-        </w:tc>
-      </w:tr>
-      <w:tr>
-        <w:trPr>
-          <w:tblCellSpacing w:w="15" w:type="dxa"/>
-        </w:trPr>
-        <w:tc>
-          <w:tcPr>
-            <w:tcW w:w="0" w:type="auto"/>
-            <w:vAlign w:val="center"/>
-            <w:hideMark/>
-          </w:tcPr>
-          <w:p>
-            <w:r>
-              <w:rPr>
-                <w:b/>
-                <w:bCs/>
-              </w:rPr>
-              <w:lastRenderedPageBreak/>
-              <w:t>Patterns</w:t>
-            </w:r>
-          </w:p>
-        </w:tc>
-        <w:tc>
-          <w:tcPr>
-            <w:tcW w:w="0" w:type="auto"/>
-            <w:vAlign w:val="center"/>
-            <w:hideMark/>
-          </w:tcPr>
-          <w:p>
-            <w:r>
-              <w:rPr>
-                <w:b/>
-                <w:bCs/>
-              </w:rPr>
-              <w:t>16</w:t>
+              <w:t>100</w:t>
             </w:r>
           </w:p>
         </w:tc>
@@ -1683,8 +1535,8 @@
     </w:tbl>
     <w:p>
       <w:r>
-        <w:pict w14:anchorId="287C2019">
-          <v:rect id="_x0000_i1118" style="width:0;height:1.5pt" o:hralign="center" o:hrstd="t" o:hr="t" fillcolor="#a0a0a0" stroked="f"/>
+        <w:pict w14:anchorId="3CE824FE">
+          <v:rect id="_x0000_i1033" style="width:0;height:1.5pt" o:hralign="center" o:hrstd="t" o:hr="t" fillcolor="#a0a0a0" stroked="f"/>
         </w:pict>
       </w:r>
     </w:p>
@@ -1700,194 +1552,7 @@
           <w:b/>
           <w:bCs/>
         </w:rPr>
-        <w:t>Pattern Library</w:t>
-      </w:r>
-    </w:p>
-    <w:tbl>
-      <w:tblPr>
-        <w:tblW w:w="0" w:type="auto"/>
-        <w:tblCellSpacing w:w="15" w:type="dxa"/>
-        <w:tblCellMar>
-          <w:top w:w="15" w:type="dxa"/>
-          <w:left w:w="15" w:type="dxa"/>
-          <w:bottom w:w="15" w:type="dxa"/>
-          <w:right w:w="15" w:type="dxa"/>
-        </w:tblCellMar>
-        <w:tblLook w:val="04A0" w:firstRow="1" w:lastRow="0" w:firstColumn="1" w:lastColumn="0" w:noHBand="0" w:noVBand="1"/>
-      </w:tblPr>
-      <w:tblGrid>
-        <w:gridCol w:w="5323"/>
-        <w:gridCol w:w="1933"/>
-      </w:tblGrid>
-      <w:tr>
-        <w:trPr>
-          <w:tblHeader/>
-          <w:tblCellSpacing w:w="15" w:type="dxa"/>
-        </w:trPr>
-        <w:tc>
-          <w:tcPr>
-            <w:tcW w:w="0" w:type="auto"/>
-            <w:vAlign w:val="center"/>
-            <w:hideMark/>
-          </w:tcPr>
-          <w:p>
-            <w:pPr>
-              <w:rPr>
-                <w:b/>
-                <w:bCs/>
-              </w:rPr>
-            </w:pPr>
-            <w:r>
-              <w:rPr>
-                <w:b/>
-                <w:bCs/>
-              </w:rPr>
-              <w:t>Volume</w:t>
-            </w:r>
-          </w:p>
-        </w:tc>
-        <w:tc>
-          <w:tcPr>
-            <w:tcW w:w="0" w:type="auto"/>
-            <w:vAlign w:val="center"/>
-            <w:hideMark/>
-          </w:tcPr>
-          <w:p>
-            <w:pPr>
-              <w:rPr>
-                <w:b/>
-                <w:bCs/>
-              </w:rPr>
-            </w:pPr>
-            <w:r>
-              <w:rPr>
-                <w:b/>
-                <w:bCs/>
-              </w:rPr>
-              <w:t>Patterns</w:t>
-            </w:r>
-          </w:p>
-        </w:tc>
-      </w:tr>
-      <w:tr>
-        <w:trPr>
-          <w:tblCellSpacing w:w="15" w:type="dxa"/>
-        </w:trPr>
-        <w:tc>
-          <w:tcPr>
-            <w:tcW w:w="0" w:type="auto"/>
-            <w:vAlign w:val="center"/>
-            <w:hideMark/>
-          </w:tcPr>
-          <w:p>
-            <w:r>
-              <w:rPr>
-                <w:b/>
-                <w:bCs/>
-              </w:rPr>
-              <w:t>Volume 01 – Managing Individual Files</w:t>
-            </w:r>
-          </w:p>
-        </w:tc>
-        <w:tc>
-          <w:tcPr>
-            <w:tcW w:w="0" w:type="auto"/>
-            <w:vAlign w:val="center"/>
-            <w:hideMark/>
-          </w:tcPr>
-          <w:p>
-            <w:r>
-              <w:t>PAT-001 – PAT-005</w:t>
-            </w:r>
-          </w:p>
-        </w:tc>
-      </w:tr>
-      <w:tr>
-        <w:trPr>
-          <w:tblCellSpacing w:w="15" w:type="dxa"/>
-        </w:trPr>
-        <w:tc>
-          <w:tcPr>
-            <w:tcW w:w="0" w:type="auto"/>
-            <w:vAlign w:val="center"/>
-            <w:hideMark/>
-          </w:tcPr>
-          <w:p>
-            <w:r>
-              <w:rPr>
-                <w:b/>
-                <w:bCs/>
-              </w:rPr>
-              <w:t>Volume 02 – Managing File Ecosystems</w:t>
-            </w:r>
-          </w:p>
-        </w:tc>
-        <w:tc>
-          <w:tcPr>
-            <w:tcW w:w="0" w:type="auto"/>
-            <w:vAlign w:val="center"/>
-            <w:hideMark/>
-          </w:tcPr>
-          <w:p>
-            <w:r>
-              <w:t>PAT-006 – PAT-011</w:t>
-            </w:r>
-          </w:p>
-        </w:tc>
-      </w:tr>
-      <w:tr>
-        <w:trPr>
-          <w:tblCellSpacing w:w="15" w:type="dxa"/>
-        </w:trPr>
-        <w:tc>
-          <w:tcPr>
-            <w:tcW w:w="0" w:type="auto"/>
-            <w:vAlign w:val="center"/>
-            <w:hideMark/>
-          </w:tcPr>
-          <w:p>
-            <w:r>
-              <w:rPr>
-                <w:b/>
-                <w:bCs/>
-              </w:rPr>
-              <w:t>Volume 03 – Knowledge &amp; Decision Management</w:t>
-            </w:r>
-          </w:p>
-        </w:tc>
-        <w:tc>
-          <w:tcPr>
-            <w:tcW w:w="0" w:type="auto"/>
-            <w:vAlign w:val="center"/>
-            <w:hideMark/>
-          </w:tcPr>
-          <w:p>
-            <w:r>
-              <w:t>PAT-012 – PAT-016</w:t>
-            </w:r>
-          </w:p>
-        </w:tc>
-      </w:tr>
-    </w:tbl>
-    <w:p>
-      <w:r>
-        <w:pict w14:anchorId="3CE824FE">
-          <v:rect id="_x0000_i1119" style="width:0;height:1.5pt" o:hralign="center" o:hrstd="t" o:hr="t" fillcolor="#a0a0a0" stroked="f"/>
-        </w:pict>
-      </w:r>
-    </w:p>
-    <w:p>
-      <w:pPr>
-        <w:rPr>
-          <w:b/>
-          <w:bCs/>
-        </w:rPr>
-      </w:pPr>
-      <w:r>
-        <w:rPr>
-          <w:b/>
-          <w:bCs/>
-        </w:rPr>
+        <w:lastRenderedPageBreak/>
         <w:t>Next Milestones</w:t>
       </w:r>
     </w:p>
@@ -1905,7 +1570,7 @@
       </w:tblPr>
       <w:tblGrid>
         <w:gridCol w:w="3184"/>
-        <w:gridCol w:w="1035"/>
+        <w:gridCol w:w="1114"/>
       </w:tblGrid>
       <w:tr>
         <w:trPr>
@@ -1989,7 +1654,14 @@
                 <w:b/>
                 <w:bCs/>
               </w:rPr>
-              <w:t>75 / 100</w:t>
+              <w:t>100</w:t>
+            </w:r>
+            <w:r>
+              <w:rPr>
+                <w:b/>
+                <w:bCs/>
+              </w:rPr>
+              <w:t xml:space="preserve"> / 100</w:t>
             </w:r>
           </w:p>
         </w:tc>
@@ -2026,7 +1698,14 @@
                 <w:b/>
                 <w:bCs/>
               </w:rPr>
-              <w:t>75 / 250</w:t>
+              <w:t>100</w:t>
+            </w:r>
+            <w:r>
+              <w:rPr>
+                <w:b/>
+                <w:bCs/>
+              </w:rPr>
+              <w:t xml:space="preserve"> / 250</w:t>
             </w:r>
           </w:p>
         </w:tc>
@@ -2063,7 +1742,14 @@
                 <w:b/>
                 <w:bCs/>
               </w:rPr>
-              <w:t>75 / 500</w:t>
+              <w:t>100</w:t>
+            </w:r>
+            <w:r>
+              <w:rPr>
+                <w:b/>
+                <w:bCs/>
+              </w:rPr>
+              <w:t xml:space="preserve"> / 500</w:t>
             </w:r>
           </w:p>
         </w:tc>
@@ -2100,7 +1786,14 @@
                 <w:b/>
                 <w:bCs/>
               </w:rPr>
-              <w:t>75 / 750</w:t>
+              <w:t>100</w:t>
+            </w:r>
+            <w:r>
+              <w:rPr>
+                <w:b/>
+                <w:bCs/>
+              </w:rPr>
+              <w:t>/ 750</w:t>
             </w:r>
           </w:p>
         </w:tc>
@@ -2137,7 +1830,14 @@
                 <w:b/>
                 <w:bCs/>
               </w:rPr>
-              <w:t>75 / 1000</w:t>
+              <w:t>100</w:t>
+            </w:r>
+            <w:r>
+              <w:rPr>
+                <w:b/>
+                <w:bCs/>
+              </w:rPr>
+              <w:t>/ 1000</w:t>
             </w:r>
           </w:p>
         </w:tc>
@@ -2146,7 +1846,7 @@
     <w:p>
       <w:r>
         <w:pict w14:anchorId="30DFF54F">
-          <v:rect id="_x0000_i1120" style="width:0;height:1.5pt" o:hralign="center" o:hrstd="t" o:hr="t" fillcolor="#a0a0a0" stroked="f"/>
+          <v:rect id="_x0000_i1034" style="width:0;height:1.5pt" o:hralign="center" o:hrstd="t" o:hr="t" fillcolor="#a0a0a0" stroked="f"/>
         </w:pict>
       </w:r>
     </w:p>
@@ -2370,11 +2070,7 @@
           </w:tcPr>
           <w:p>
             <w:r>
-              <w:rPr>
-                <w:b/>
-                <w:bCs/>
-              </w:rPr>
-              <w:t>3</w:t>
+              <w:t>4</w:t>
             </w:r>
           </w:p>
         </w:tc>
@@ -2411,28 +2107,34 @@
                 <w:b/>
                 <w:bCs/>
               </w:rPr>
-              <w:t>3 Research Volumes / 12 Registry Categories</w:t>
-            </w:r>
-          </w:p>
-        </w:tc>
-      </w:tr>
-      <w:tr>
-        <w:trPr>
-          <w:tblCellSpacing w:w="15" w:type="dxa"/>
-        </w:trPr>
-        <w:tc>
-          <w:tcPr>
-            <w:tcW w:w="0" w:type="auto"/>
-            <w:vAlign w:val="center"/>
-            <w:hideMark/>
-          </w:tcPr>
-          <w:p>
-            <w:r>
-              <w:rPr>
-                <w:b/>
-                <w:bCs/>
-              </w:rPr>
-              <w:lastRenderedPageBreak/>
+              <w:t>4</w:t>
+            </w:r>
+            <w:r>
+              <w:rPr>
+                <w:b/>
+                <w:bCs/>
+              </w:rPr>
+              <w:t>Research Volumes / 12 Registry Categories</w:t>
+            </w:r>
+          </w:p>
+        </w:tc>
+      </w:tr>
+      <w:tr>
+        <w:trPr>
+          <w:tblCellSpacing w:w="15" w:type="dxa"/>
+        </w:trPr>
+        <w:tc>
+          <w:tcPr>
+            <w:tcW w:w="0" w:type="auto"/>
+            <w:vAlign w:val="center"/>
+            <w:hideMark/>
+          </w:tcPr>
+          <w:p>
+            <w:r>
+              <w:rPr>
+                <w:b/>
+                <w:bCs/>
+              </w:rPr>
               <w:t>Human Frictions</w:t>
             </w:r>
           </w:p>
@@ -2445,11 +2147,7 @@
           </w:tcPr>
           <w:p>
             <w:r>
-              <w:rPr>
-                <w:b/>
-                <w:bCs/>
-              </w:rPr>
-              <w:t>75</w:t>
+              <w:t>100</w:t>
             </w:r>
           </w:p>
         </w:tc>
@@ -2482,11 +2180,7 @@
           </w:tcPr>
           <w:p>
             <w:r>
-              <w:rPr>
-                <w:b/>
-                <w:bCs/>
-              </w:rPr>
-              <w:t>16</w:t>
+              <w:t>20</w:t>
             </w:r>
           </w:p>
         </w:tc>
@@ -2519,11 +2213,7 @@
           </w:tcPr>
           <w:p>
             <w:r>
-              <w:rPr>
-                <w:b/>
-                <w:bCs/>
-              </w:rPr>
-              <w:t>1</w:t>
+              <w:t>2</w:t>
             </w:r>
           </w:p>
         </w:tc>
@@ -2643,7 +2333,7 @@
     <w:p>
       <w:r>
         <w:pict w14:anchorId="1AD2AF5E">
-          <v:rect id="_x0000_i1121" style="width:0;height:1.5pt" o:hralign="center" o:hrstd="t" o:hr="t" fillcolor="#a0a0a0" stroked="f"/>
+          <v:rect id="_x0000_i1035" style="width:0;height:1.5pt" o:hralign="center" o:hrstd="t" o:hr="t" fillcolor="#a0a0a0" stroked="f"/>
         </w:pict>
       </w:r>
     </w:p>
@@ -2675,8 +2365,8 @@
         <w:tblLook w:val="04A0" w:firstRow="1" w:lastRow="0" w:firstColumn="1" w:lastColumn="0" w:noHBand="0" w:noVBand="1"/>
       </w:tblPr>
       <w:tblGrid>
-        <w:gridCol w:w="4878"/>
-        <w:gridCol w:w="4148"/>
+        <w:gridCol w:w="4771"/>
+        <w:gridCol w:w="4255"/>
       </w:tblGrid>
       <w:tr>
         <w:trPr>
@@ -2701,6 +2391,7 @@
                 <w:b/>
                 <w:bCs/>
               </w:rPr>
+              <w:lastRenderedPageBreak/>
               <w:t>Research Asset</w:t>
             </w:r>
           </w:p>
@@ -2740,10 +2431,6 @@
           </w:tcPr>
           <w:p>
             <w:r>
-              <w:rPr>
-                <w:b/>
-                <w:bCs/>
-              </w:rPr>
               <w:t>Human Friction Template</w:t>
             </w:r>
           </w:p>
@@ -2773,10 +2460,6 @@
           </w:tcPr>
           <w:p>
             <w:r>
-              <w:rPr>
-                <w:b/>
-                <w:bCs/>
-              </w:rPr>
               <w:t>Pattern Template</w:t>
             </w:r>
           </w:p>
@@ -2806,10 +2489,6 @@
           </w:tcPr>
           <w:p>
             <w:r>
-              <w:rPr>
-                <w:b/>
-                <w:bCs/>
-              </w:rPr>
               <w:t>APID Registry</w:t>
             </w:r>
           </w:p>
@@ -2839,10 +2518,6 @@
           </w:tcPr>
           <w:p>
             <w:r>
-              <w:rPr>
-                <w:b/>
-                <w:bCs/>
-              </w:rPr>
               <w:t>Pattern Registry</w:t>
             </w:r>
           </w:p>
@@ -2872,10 +2547,6 @@
           </w:tcPr>
           <w:p>
             <w:r>
-              <w:rPr>
-                <w:b/>
-                <w:bCs/>
-              </w:rPr>
               <w:t>Category Registry</w:t>
             </w:r>
           </w:p>
@@ -2905,10 +2576,6 @@
           </w:tcPr>
           <w:p>
             <w:r>
-              <w:rPr>
-                <w:b/>
-                <w:bCs/>
-              </w:rPr>
               <w:t>Volume 01 – Managing Individual Files</w:t>
             </w:r>
           </w:p>
@@ -2921,34 +2588,23 @@
           </w:tcPr>
           <w:p>
             <w:r>
-              <w:t xml:space="preserve">Complete </w:t>
-            </w:r>
-            <w:r>
-              <w:rPr>
-                <w:i/>
-                <w:iCs/>
-              </w:rPr>
-              <w:t>(25 Human Frictions · 5 Patterns)</w:t>
-            </w:r>
-          </w:p>
-        </w:tc>
-      </w:tr>
-      <w:tr>
-        <w:trPr>
-          <w:tblCellSpacing w:w="15" w:type="dxa"/>
-        </w:trPr>
-        <w:tc>
-          <w:tcPr>
-            <w:tcW w:w="0" w:type="auto"/>
-            <w:vAlign w:val="center"/>
-            <w:hideMark/>
-          </w:tcPr>
-          <w:p>
-            <w:r>
-              <w:rPr>
-                <w:b/>
-                <w:bCs/>
-              </w:rPr>
+              <w:t>Complete (25 Human Frictions · 5 Patterns)</w:t>
+            </w:r>
+          </w:p>
+        </w:tc>
+      </w:tr>
+      <w:tr>
+        <w:trPr>
+          <w:tblCellSpacing w:w="15" w:type="dxa"/>
+        </w:trPr>
+        <w:tc>
+          <w:tcPr>
+            <w:tcW w:w="0" w:type="auto"/>
+            <w:vAlign w:val="center"/>
+            <w:hideMark/>
+          </w:tcPr>
+          <w:p>
+            <w:r>
               <w:t>Volume 02 – Managing File Ecosystems</w:t>
             </w:r>
           </w:p>
@@ -2961,34 +2617,23 @@
           </w:tcPr>
           <w:p>
             <w:r>
-              <w:t xml:space="preserve">Complete </w:t>
-            </w:r>
-            <w:r>
-              <w:rPr>
-                <w:i/>
-                <w:iCs/>
-              </w:rPr>
-              <w:t>(25 Human Frictions · 6 Patterns)</w:t>
-            </w:r>
-          </w:p>
-        </w:tc>
-      </w:tr>
-      <w:tr>
-        <w:trPr>
-          <w:tblCellSpacing w:w="15" w:type="dxa"/>
-        </w:trPr>
-        <w:tc>
-          <w:tcPr>
-            <w:tcW w:w="0" w:type="auto"/>
-            <w:vAlign w:val="center"/>
-            <w:hideMark/>
-          </w:tcPr>
-          <w:p>
-            <w:r>
-              <w:rPr>
-                <w:b/>
-                <w:bCs/>
-              </w:rPr>
+              <w:t>Complete (25 Human Frictions · 6 Patterns)</w:t>
+            </w:r>
+          </w:p>
+        </w:tc>
+      </w:tr>
+      <w:tr>
+        <w:trPr>
+          <w:tblCellSpacing w:w="15" w:type="dxa"/>
+        </w:trPr>
+        <w:tc>
+          <w:tcPr>
+            <w:tcW w:w="0" w:type="auto"/>
+            <w:vAlign w:val="center"/>
+            <w:hideMark/>
+          </w:tcPr>
+          <w:p>
+            <w:r>
               <w:t>Volume 03 – Knowledge &amp; Decision Management</w:t>
             </w:r>
           </w:p>
@@ -3001,14 +2646,40 @@
           </w:tcPr>
           <w:p>
             <w:r>
-              <w:t xml:space="preserve">Complete </w:t>
-            </w:r>
-            <w:r>
-              <w:rPr>
-                <w:i/>
-                <w:iCs/>
-              </w:rPr>
-              <w:t>(25 Human Frictions · 5 Patterns)</w:t>
+              <w:t>Complete (25 Human Frictions · 5 Patterns)</w:t>
+            </w:r>
+          </w:p>
+        </w:tc>
+      </w:tr>
+      <w:tr>
+        <w:trPr>
+          <w:tblCellSpacing w:w="15" w:type="dxa"/>
+        </w:trPr>
+        <w:tc>
+          <w:tcPr>
+            <w:tcW w:w="0" w:type="auto"/>
+            <w:vAlign w:val="center"/>
+            <w:hideMark/>
+          </w:tcPr>
+          <w:p>
+            <w:r>
+              <w:rPr>
+                <w:b/>
+                <w:bCs/>
+              </w:rPr>
+              <w:t>Volume 04 – Operating Systems</w:t>
+            </w:r>
+          </w:p>
+        </w:tc>
+        <w:tc>
+          <w:tcPr>
+            <w:tcW w:w="0" w:type="auto"/>
+            <w:vAlign w:val="center"/>
+            <w:hideMark/>
+          </w:tcPr>
+          <w:p>
+            <w:r>
+              <w:t>Complete (25 Human Frictions · 4 Patterns)</w:t>
             </w:r>
           </w:p>
         </w:tc>
@@ -3041,52 +2712,141 @@
           </w:tcPr>
           <w:p>
             <w:r>
-              <w:t xml:space="preserve">Established </w:t>
-            </w:r>
-            <w:r>
-              <w:rPr>
-                <w:i/>
-                <w:iCs/>
-              </w:rPr>
-              <w:t>(16 Patterns)</w:t>
-            </w:r>
-          </w:p>
-        </w:tc>
-      </w:tr>
-      <w:tr>
-        <w:trPr>
-          <w:tblCellSpacing w:w="15" w:type="dxa"/>
-        </w:trPr>
-        <w:tc>
-          <w:tcPr>
-            <w:tcW w:w="0" w:type="auto"/>
-            <w:vAlign w:val="center"/>
-            <w:hideMark/>
-          </w:tcPr>
-          <w:p>
-            <w:r>
-              <w:rPr>
-                <w:b/>
-                <w:bCs/>
-              </w:rPr>
-              <w:t>Volume 04</w:t>
-            </w:r>
-          </w:p>
-        </w:tc>
-        <w:tc>
-          <w:tcPr>
-            <w:tcW w:w="0" w:type="auto"/>
-            <w:vAlign w:val="center"/>
-            <w:hideMark/>
-          </w:tcPr>
-          <w:p>
-            <w:r>
-              <w:t>Ready for Research</w:t>
+              <w:rPr>
+                <w:b/>
+                <w:bCs/>
+              </w:rPr>
+              <w:t>Established (20 Patterns)</w:t>
             </w:r>
           </w:p>
         </w:tc>
       </w:tr>
     </w:tbl>
+    <w:p>
+      <w:pPr>
+        <w:rPr>
+          <w:b/>
+          <w:bCs/>
+        </w:rPr>
+      </w:pPr>
+      <w:r>
+        <w:rPr>
+          <w:b/>
+          <w:bCs/>
+        </w:rPr>
+        <w:t>Current ATLAS Statistics</w:t>
+      </w:r>
+    </w:p>
+    <w:p>
+      <w:pPr>
+        <w:numPr>
+          <w:ilvl w:val="0"/>
+          <w:numId w:val="4"/>
+        </w:numPr>
+      </w:pPr>
+      <w:r>
+        <w:rPr>
+          <w:b/>
+          <w:bCs/>
+        </w:rPr>
+        <w:t>Volumes Completed:</w:t>
+      </w:r>
+      <w:r>
+        <w:t xml:space="preserve"> 4 </w:t>
+      </w:r>
+    </w:p>
+    <w:p>
+      <w:pPr>
+        <w:numPr>
+          <w:ilvl w:val="0"/>
+          <w:numId w:val="4"/>
+        </w:numPr>
+      </w:pPr>
+      <w:r>
+        <w:rPr>
+          <w:b/>
+          <w:bCs/>
+        </w:rPr>
+        <w:t>Human Frictions Documented:</w:t>
+      </w:r>
+      <w:r>
+        <w:t xml:space="preserve"> </w:t>
+      </w:r>
+      <w:r>
+        <w:rPr>
+          <w:b/>
+          <w:bCs/>
+        </w:rPr>
+        <w:t>100</w:t>
+      </w:r>
+      <w:r>
+        <w:t xml:space="preserve"> </w:t>
+      </w:r>
+    </w:p>
+    <w:p>
+      <w:pPr>
+        <w:numPr>
+          <w:ilvl w:val="0"/>
+          <w:numId w:val="4"/>
+        </w:numPr>
+      </w:pPr>
+      <w:r>
+        <w:rPr>
+          <w:b/>
+          <w:bCs/>
+        </w:rPr>
+        <w:t>Patterns Identified:</w:t>
+      </w:r>
+      <w:r>
+        <w:t xml:space="preserve"> </w:t>
+      </w:r>
+      <w:r>
+        <w:rPr>
+          <w:b/>
+          <w:bCs/>
+        </w:rPr>
+        <w:t>20</w:t>
+      </w:r>
+      <w:r>
+        <w:t xml:space="preserve"> </w:t>
+      </w:r>
+    </w:p>
+    <w:p>
+      <w:pPr>
+        <w:numPr>
+          <w:ilvl w:val="0"/>
+          <w:numId w:val="4"/>
+        </w:numPr>
+      </w:pPr>
+      <w:r>
+        <w:rPr>
+          <w:b/>
+          <w:bCs/>
+        </w:rPr>
+        <w:t>Research Categories:</w:t>
+      </w:r>
+      <w:r>
+        <w:t xml:space="preserve"> 4 </w:t>
+      </w:r>
+    </w:p>
+    <w:p>
+      <w:pPr>
+        <w:numPr>
+          <w:ilvl w:val="0"/>
+          <w:numId w:val="4"/>
+        </w:numPr>
+      </w:pPr>
+      <w:r>
+        <w:rPr>
+          <w:b/>
+          <w:bCs/>
+        </w:rPr>
+        <w:t>ATLAS Status:</w:t>
+      </w:r>
+      <w:r>
+        <w:t xml:space="preserve"> Active Research Repository</w:t>
+      </w:r>
+    </w:p>
     <w:p/>
     <w:sectPr>
       <w:pgSz w:w="11906" w:h="16838"/>
@@ -3250,122 +3010,9 @@
     </w:lvl>
   </w:abstractNum>
   <w:abstractNum w:abstractNumId="1" w15:restartNumberingAfterBreak="0">
-    <w:nsid w:val="56BD58BA"/>
-    <w:multiLevelType w:val="hybridMultilevel"/>
-    <w:tmpl w:val="0B24A6C0"/>
-    <w:lvl w:ilvl="0" w:tplc="FE8A9948">
-      <w:start w:val="27"/>
-      <w:numFmt w:val="bullet"/>
-      <w:lvlText w:val="—"/>
-      <w:lvlJc w:val="left"/>
-      <w:pPr>
-        <w:ind w:left="720" w:hanging="360"/>
-      </w:pPr>
-      <w:rPr>
-        <w:rFonts w:ascii="Aptos" w:eastAsiaTheme="minorHAnsi" w:hAnsi="Aptos" w:cstheme="minorBidi" w:hint="default"/>
-      </w:rPr>
-    </w:lvl>
-    <w:lvl w:ilvl="1" w:tplc="40090003" w:tentative="1">
-      <w:start w:val="1"/>
-      <w:numFmt w:val="bullet"/>
-      <w:lvlText w:val="o"/>
-      <w:lvlJc w:val="left"/>
-      <w:pPr>
-        <w:ind w:left="1440" w:hanging="360"/>
-      </w:pPr>
-      <w:rPr>
-        <w:rFonts w:ascii="Courier New" w:hAnsi="Courier New" w:cs="Courier New" w:hint="default"/>
-      </w:rPr>
-    </w:lvl>
-    <w:lvl w:ilvl="2" w:tplc="40090005" w:tentative="1">
-      <w:start w:val="1"/>
-      <w:numFmt w:val="bullet"/>
-      <w:lvlText w:val=""/>
-      <w:lvlJc w:val="left"/>
-      <w:pPr>
-        <w:ind w:left="2160" w:hanging="360"/>
-      </w:pPr>
-      <w:rPr>
-        <w:rFonts w:ascii="Wingdings" w:hAnsi="Wingdings" w:hint="default"/>
-      </w:rPr>
-    </w:lvl>
-    <w:lvl w:ilvl="3" w:tplc="40090001" w:tentative="1">
-      <w:start w:val="1"/>
-      <w:numFmt w:val="bullet"/>
-      <w:lvlText w:val=""/>
-      <w:lvlJc w:val="left"/>
-      <w:pPr>
-        <w:ind w:left="2880" w:hanging="360"/>
-      </w:pPr>
-      <w:rPr>
-        <w:rFonts w:ascii="Symbol" w:hAnsi="Symbol" w:hint="default"/>
-      </w:rPr>
-    </w:lvl>
-    <w:lvl w:ilvl="4" w:tplc="40090003" w:tentative="1">
-      <w:start w:val="1"/>
-      <w:numFmt w:val="bullet"/>
-      <w:lvlText w:val="o"/>
-      <w:lvlJc w:val="left"/>
-      <w:pPr>
-        <w:ind w:left="3600" w:hanging="360"/>
-      </w:pPr>
-      <w:rPr>
-        <w:rFonts w:ascii="Courier New" w:hAnsi="Courier New" w:cs="Courier New" w:hint="default"/>
-      </w:rPr>
-    </w:lvl>
-    <w:lvl w:ilvl="5" w:tplc="40090005" w:tentative="1">
-      <w:start w:val="1"/>
-      <w:numFmt w:val="bullet"/>
-      <w:lvlText w:val=""/>
-      <w:lvlJc w:val="left"/>
-      <w:pPr>
-        <w:ind w:left="4320" w:hanging="360"/>
-      </w:pPr>
-      <w:rPr>
-        <w:rFonts w:ascii="Wingdings" w:hAnsi="Wingdings" w:hint="default"/>
-      </w:rPr>
-    </w:lvl>
-    <w:lvl w:ilvl="6" w:tplc="40090001" w:tentative="1">
-      <w:start w:val="1"/>
-      <w:numFmt w:val="bullet"/>
-      <w:lvlText w:val=""/>
-      <w:lvlJc w:val="left"/>
-      <w:pPr>
-        <w:ind w:left="5040" w:hanging="360"/>
-      </w:pPr>
-      <w:rPr>
-        <w:rFonts w:ascii="Symbol" w:hAnsi="Symbol" w:hint="default"/>
-      </w:rPr>
-    </w:lvl>
-    <w:lvl w:ilvl="7" w:tplc="40090003" w:tentative="1">
-      <w:start w:val="1"/>
-      <w:numFmt w:val="bullet"/>
-      <w:lvlText w:val="o"/>
-      <w:lvlJc w:val="left"/>
-      <w:pPr>
-        <w:ind w:left="5760" w:hanging="360"/>
-      </w:pPr>
-      <w:rPr>
-        <w:rFonts w:ascii="Courier New" w:hAnsi="Courier New" w:cs="Courier New" w:hint="default"/>
-      </w:rPr>
-    </w:lvl>
-    <w:lvl w:ilvl="8" w:tplc="40090005" w:tentative="1">
-      <w:start w:val="1"/>
-      <w:numFmt w:val="bullet"/>
-      <w:lvlText w:val=""/>
-      <w:lvlJc w:val="left"/>
-      <w:pPr>
-        <w:ind w:left="6480" w:hanging="360"/>
-      </w:pPr>
-      <w:rPr>
-        <w:rFonts w:ascii="Wingdings" w:hAnsi="Wingdings" w:hint="default"/>
-      </w:rPr>
-    </w:lvl>
-  </w:abstractNum>
-  <w:abstractNum w:abstractNumId="2" w15:restartNumberingAfterBreak="0">
-    <w:nsid w:val="5F993D6D"/>
+    <w:nsid w:val="1AA9751C"/>
     <w:multiLevelType w:val="multilevel"/>
-    <w:tmpl w:val="6F1288CE"/>
+    <w:tmpl w:val="112625F6"/>
     <w:lvl w:ilvl="0">
       <w:start w:val="1"/>
       <w:numFmt w:val="bullet"/>
@@ -3511,14 +3158,279 @@
       </w:rPr>
     </w:lvl>
   </w:abstractNum>
+  <w:abstractNum w:abstractNumId="2" w15:restartNumberingAfterBreak="0">
+    <w:nsid w:val="56BD58BA"/>
+    <w:multiLevelType w:val="hybridMultilevel"/>
+    <w:tmpl w:val="0B24A6C0"/>
+    <w:lvl w:ilvl="0" w:tplc="FE8A9948">
+      <w:start w:val="27"/>
+      <w:numFmt w:val="bullet"/>
+      <w:lvlText w:val="—"/>
+      <w:lvlJc w:val="left"/>
+      <w:pPr>
+        <w:ind w:left="720" w:hanging="360"/>
+      </w:pPr>
+      <w:rPr>
+        <w:rFonts w:ascii="Aptos" w:eastAsiaTheme="minorHAnsi" w:hAnsi="Aptos" w:cstheme="minorBidi" w:hint="default"/>
+      </w:rPr>
+    </w:lvl>
+    <w:lvl w:ilvl="1" w:tplc="40090003" w:tentative="1">
+      <w:start w:val="1"/>
+      <w:numFmt w:val="bullet"/>
+      <w:lvlText w:val="o"/>
+      <w:lvlJc w:val="left"/>
+      <w:pPr>
+        <w:ind w:left="1440" w:hanging="360"/>
+      </w:pPr>
+      <w:rPr>
+        <w:rFonts w:ascii="Courier New" w:hAnsi="Courier New" w:cs="Courier New" w:hint="default"/>
+      </w:rPr>
+    </w:lvl>
+    <w:lvl w:ilvl="2" w:tplc="40090005" w:tentative="1">
+      <w:start w:val="1"/>
+      <w:numFmt w:val="bullet"/>
+      <w:lvlText w:val=""/>
+      <w:lvlJc w:val="left"/>
+      <w:pPr>
+        <w:ind w:left="2160" w:hanging="360"/>
+      </w:pPr>
+      <w:rPr>
+        <w:rFonts w:ascii="Wingdings" w:hAnsi="Wingdings" w:hint="default"/>
+      </w:rPr>
+    </w:lvl>
+    <w:lvl w:ilvl="3" w:tplc="40090001" w:tentative="1">
+      <w:start w:val="1"/>
+      <w:numFmt w:val="bullet"/>
+      <w:lvlText w:val=""/>
+      <w:lvlJc w:val="left"/>
+      <w:pPr>
+        <w:ind w:left="2880" w:hanging="360"/>
+      </w:pPr>
+      <w:rPr>
+        <w:rFonts w:ascii="Symbol" w:hAnsi="Symbol" w:hint="default"/>
+      </w:rPr>
+    </w:lvl>
+    <w:lvl w:ilvl="4" w:tplc="40090003" w:tentative="1">
+      <w:start w:val="1"/>
+      <w:numFmt w:val="bullet"/>
+      <w:lvlText w:val="o"/>
+      <w:lvlJc w:val="left"/>
+      <w:pPr>
+        <w:ind w:left="3600" w:hanging="360"/>
+      </w:pPr>
+      <w:rPr>
+        <w:rFonts w:ascii="Courier New" w:hAnsi="Courier New" w:cs="Courier New" w:hint="default"/>
+      </w:rPr>
+    </w:lvl>
+    <w:lvl w:ilvl="5" w:tplc="40090005" w:tentative="1">
+      <w:start w:val="1"/>
+      <w:numFmt w:val="bullet"/>
+      <w:lvlText w:val=""/>
+      <w:lvlJc w:val="left"/>
+      <w:pPr>
+        <w:ind w:left="4320" w:hanging="360"/>
+      </w:pPr>
+      <w:rPr>
+        <w:rFonts w:ascii="Wingdings" w:hAnsi="Wingdings" w:hint="default"/>
+      </w:rPr>
+    </w:lvl>
+    <w:lvl w:ilvl="6" w:tplc="40090001" w:tentative="1">
+      <w:start w:val="1"/>
+      <w:numFmt w:val="bullet"/>
+      <w:lvlText w:val=""/>
+      <w:lvlJc w:val="left"/>
+      <w:pPr>
+        <w:ind w:left="5040" w:hanging="360"/>
+      </w:pPr>
+      <w:rPr>
+        <w:rFonts w:ascii="Symbol" w:hAnsi="Symbol" w:hint="default"/>
+      </w:rPr>
+    </w:lvl>
+    <w:lvl w:ilvl="7" w:tplc="40090003" w:tentative="1">
+      <w:start w:val="1"/>
+      <w:numFmt w:val="bullet"/>
+      <w:lvlText w:val="o"/>
+      <w:lvlJc w:val="left"/>
+      <w:pPr>
+        <w:ind w:left="5760" w:hanging="360"/>
+      </w:pPr>
+      <w:rPr>
+        <w:rFonts w:ascii="Courier New" w:hAnsi="Courier New" w:cs="Courier New" w:hint="default"/>
+      </w:rPr>
+    </w:lvl>
+    <w:lvl w:ilvl="8" w:tplc="40090005" w:tentative="1">
+      <w:start w:val="1"/>
+      <w:numFmt w:val="bullet"/>
+      <w:lvlText w:val=""/>
+      <w:lvlJc w:val="left"/>
+      <w:pPr>
+        <w:ind w:left="6480" w:hanging="360"/>
+      </w:pPr>
+      <w:rPr>
+        <w:rFonts w:ascii="Wingdings" w:hAnsi="Wingdings" w:hint="default"/>
+      </w:rPr>
+    </w:lvl>
+  </w:abstractNum>
+  <w:abstractNum w:abstractNumId="3" w15:restartNumberingAfterBreak="0">
+    <w:nsid w:val="5F993D6D"/>
+    <w:multiLevelType w:val="multilevel"/>
+    <w:tmpl w:val="6F1288CE"/>
+    <w:lvl w:ilvl="0">
+      <w:start w:val="1"/>
+      <w:numFmt w:val="bullet"/>
+      <w:lvlText w:val=""/>
+      <w:lvlJc w:val="left"/>
+      <w:pPr>
+        <w:tabs>
+          <w:tab w:val="num" w:pos="720"/>
+        </w:tabs>
+        <w:ind w:left="720" w:hanging="360"/>
+      </w:pPr>
+      <w:rPr>
+        <w:rFonts w:ascii="Symbol" w:hAnsi="Symbol" w:hint="default"/>
+        <w:sz w:val="20"/>
+      </w:rPr>
+    </w:lvl>
+    <w:lvl w:ilvl="1" w:tentative="1">
+      <w:start w:val="1"/>
+      <w:numFmt w:val="bullet"/>
+      <w:lvlText w:val="o"/>
+      <w:lvlJc w:val="left"/>
+      <w:pPr>
+        <w:tabs>
+          <w:tab w:val="num" w:pos="1440"/>
+        </w:tabs>
+        <w:ind w:left="1440" w:hanging="360"/>
+      </w:pPr>
+      <w:rPr>
+        <w:rFonts w:ascii="Courier New" w:hAnsi="Courier New" w:hint="default"/>
+        <w:sz w:val="20"/>
+      </w:rPr>
+    </w:lvl>
+    <w:lvl w:ilvl="2" w:tentative="1">
+      <w:start w:val="1"/>
+      <w:numFmt w:val="bullet"/>
+      <w:lvlText w:val=""/>
+      <w:lvlJc w:val="left"/>
+      <w:pPr>
+        <w:tabs>
+          <w:tab w:val="num" w:pos="2160"/>
+        </w:tabs>
+        <w:ind w:left="2160" w:hanging="360"/>
+      </w:pPr>
+      <w:rPr>
+        <w:rFonts w:ascii="Wingdings" w:hAnsi="Wingdings" w:hint="default"/>
+        <w:sz w:val="20"/>
+      </w:rPr>
+    </w:lvl>
+    <w:lvl w:ilvl="3" w:tentative="1">
+      <w:start w:val="1"/>
+      <w:numFmt w:val="bullet"/>
+      <w:lvlText w:val=""/>
+      <w:lvlJc w:val="left"/>
+      <w:pPr>
+        <w:tabs>
+          <w:tab w:val="num" w:pos="2880"/>
+        </w:tabs>
+        <w:ind w:left="2880" w:hanging="360"/>
+      </w:pPr>
+      <w:rPr>
+        <w:rFonts w:ascii="Wingdings" w:hAnsi="Wingdings" w:hint="default"/>
+        <w:sz w:val="20"/>
+      </w:rPr>
+    </w:lvl>
+    <w:lvl w:ilvl="4" w:tentative="1">
+      <w:start w:val="1"/>
+      <w:numFmt w:val="bullet"/>
+      <w:lvlText w:val=""/>
+      <w:lvlJc w:val="left"/>
+      <w:pPr>
+        <w:tabs>
+          <w:tab w:val="num" w:pos="3600"/>
+        </w:tabs>
+        <w:ind w:left="3600" w:hanging="360"/>
+      </w:pPr>
+      <w:rPr>
+        <w:rFonts w:ascii="Wingdings" w:hAnsi="Wingdings" w:hint="default"/>
+        <w:sz w:val="20"/>
+      </w:rPr>
+    </w:lvl>
+    <w:lvl w:ilvl="5" w:tentative="1">
+      <w:start w:val="1"/>
+      <w:numFmt w:val="bullet"/>
+      <w:lvlText w:val=""/>
+      <w:lvlJc w:val="left"/>
+      <w:pPr>
+        <w:tabs>
+          <w:tab w:val="num" w:pos="4320"/>
+        </w:tabs>
+        <w:ind w:left="4320" w:hanging="360"/>
+      </w:pPr>
+      <w:rPr>
+        <w:rFonts w:ascii="Wingdings" w:hAnsi="Wingdings" w:hint="default"/>
+        <w:sz w:val="20"/>
+      </w:rPr>
+    </w:lvl>
+    <w:lvl w:ilvl="6" w:tentative="1">
+      <w:start w:val="1"/>
+      <w:numFmt w:val="bullet"/>
+      <w:lvlText w:val=""/>
+      <w:lvlJc w:val="left"/>
+      <w:pPr>
+        <w:tabs>
+          <w:tab w:val="num" w:pos="5040"/>
+        </w:tabs>
+        <w:ind w:left="5040" w:hanging="360"/>
+      </w:pPr>
+      <w:rPr>
+        <w:rFonts w:ascii="Wingdings" w:hAnsi="Wingdings" w:hint="default"/>
+        <w:sz w:val="20"/>
+      </w:rPr>
+    </w:lvl>
+    <w:lvl w:ilvl="7" w:tentative="1">
+      <w:start w:val="1"/>
+      <w:numFmt w:val="bullet"/>
+      <w:lvlText w:val=""/>
+      <w:lvlJc w:val="left"/>
+      <w:pPr>
+        <w:tabs>
+          <w:tab w:val="num" w:pos="5760"/>
+        </w:tabs>
+        <w:ind w:left="5760" w:hanging="360"/>
+      </w:pPr>
+      <w:rPr>
+        <w:rFonts w:ascii="Wingdings" w:hAnsi="Wingdings" w:hint="default"/>
+        <w:sz w:val="20"/>
+      </w:rPr>
+    </w:lvl>
+    <w:lvl w:ilvl="8" w:tentative="1">
+      <w:start w:val="1"/>
+      <w:numFmt w:val="bullet"/>
+      <w:lvlText w:val=""/>
+      <w:lvlJc w:val="left"/>
+      <w:pPr>
+        <w:tabs>
+          <w:tab w:val="num" w:pos="6480"/>
+        </w:tabs>
+        <w:ind w:left="6480" w:hanging="360"/>
+      </w:pPr>
+      <w:rPr>
+        <w:rFonts w:ascii="Wingdings" w:hAnsi="Wingdings" w:hint="default"/>
+        <w:sz w:val="20"/>
+      </w:rPr>
+    </w:lvl>
+  </w:abstractNum>
   <w:num w:numId="1" w16cid:durableId="244532093">
     <w:abstractNumId w:val="0"/>
   </w:num>
   <w:num w:numId="2" w16cid:durableId="1168134672">
-    <w:abstractNumId w:val="1"/>
+    <w:abstractNumId w:val="2"/>
   </w:num>
   <w:num w:numId="3" w16cid:durableId="1634824853">
-    <w:abstractNumId w:val="2"/>
+    <w:abstractNumId w:val="3"/>
+  </w:num>
+  <w:num w:numId="4" w16cid:durableId="1552765373">
+    <w:abstractNumId w:val="1"/>
   </w:num>
 </w:numbering>
 </file>

--- a/atlas/metrics/Human Friction Metrics.docx
+++ b/atlas/metrics/Human Friction Metrics.docx
@@ -1,6 +1,6 @@
 
 <file path=word/document.xml><?xml version="1.0" encoding="utf-8"?>
-<w:document xmlns:wpc="http://schemas.microsoft.com/office/word/2010/wordprocessingCanvas" xmlns:cx="http://schemas.microsoft.com/office/drawing/2014/chartex" xmlns:cx1="http://schemas.microsoft.com/office/drawing/2015/9/8/chartex" xmlns:cx2="http://schemas.microsoft.com/office/drawing/2015/10/21/chartex" xmlns:cx3="http://schemas.microsoft.com/office/drawing/2016/5/9/chartex" xmlns:cx4="http://schemas.microsoft.com/office/drawing/2016/5/10/chartex" xmlns:cx5="http://schemas.microsoft.com/office/drawing/2016/5/11/chartex" xmlns:cx6="http://schemas.microsoft.com/office/drawing/2016/5/12/chartex" xmlns:cx7="http://schemas.microsoft.com/office/drawing/2016/5/13/chartex" xmlns:cx8="http://schemas.microsoft.com/office/drawing/2016/5/14/chartex" xmlns:mc="http://schemas.openxmlformats.org/markup-compatibility/2006" xmlns:aink="http://schemas.microsoft.com/office/drawing/2016/ink" xmlns:am3d="http://schemas.microsoft.com/office/drawing/2017/model3d" xmlns:o="urn:schemas-microsoft-com:office:office" xmlns:oel="http://schemas.microsoft.com/office/2019/extlst" xmlns:r="http://schemas.openxmlformats.org/officeDocument/2006/relationships" xmlns:m="http://schemas.openxmlformats.org/officeDocument/2006/math" xmlns:v="urn:schemas-microsoft-com:vml" xmlns:wp14="http://schemas.microsoft.com/office/word/2010/wordprocessingDrawing" xmlns:wp="http://schemas.openxmlformats.org/drawingml/2006/wordprocessingDrawing" xmlns:w10="urn:schemas-microsoft-com:office:word" xmlns:w="http://schemas.openxmlformats.org/wordprocessingml/2006/main" xmlns:w14="http://schemas.microsoft.com/office/word/2010/wordml" xmlns:w15="http://schemas.microsoft.com/office/word/2012/wordml" xmlns:w16cex="http://schemas.microsoft.com/office/word/2018/wordml/cex" xmlns:w16cid="http://schemas.microsoft.com/office/word/2016/wordml/cid" xmlns:w16="http://schemas.microsoft.com/office/word/2018/wordml" xmlns:w16du="http://schemas.microsoft.com/office/word/2023/wordml/word16du" xmlns:w16sdtdh="http://schemas.microsoft.com/office/word/2020/wordml/sdtdatahash" xmlns:w16sdtfl="http://schemas.microsoft.com/office/word/2024/wordml/sdtformatlock" xmlns:w16se="http://schemas.microsoft.com/office/word/2015/wordml/symex" xmlns:wpg="http://schemas.microsoft.com/office/word/2010/wordprocessingGroup" xmlns:wpi="http://schemas.microsoft.com/office/word/2010/wordprocessingInk" xmlns:wne="http://schemas.microsoft.com/office/word/2006/wordml" xmlns:wps="http://schemas.microsoft.com/office/word/2010/wordprocessingShape" mc:Ignorable="w14 w15 w16se w16cid w16 w16cex w16sdtdh w16sdtfl w16du wp14">
+<w:document xmlns:wpc="http://schemas.microsoft.com/office/word/2010/wordprocessingCanvas" xmlns:cx="http://schemas.microsoft.com/office/drawing/2014/chartex" xmlns:cx1="http://schemas.microsoft.com/office/drawing/2015/9/8/chartex" xmlns:cx2="http://schemas.microsoft.com/office/drawing/2015/10/21/chartex" xmlns:cx3="http://schemas.microsoft.com/office/drawing/2016/5/9/chartex" xmlns:cx4="http://schemas.microsoft.com/office/drawing/2016/5/10/chartex" xmlns:cx5="http://schemas.microsoft.com/office/drawing/2016/5/11/chartex" xmlns:cx6="http://schemas.microsoft.com/office/drawing/2016/5/12/chartex" xmlns:cx7="http://schemas.microsoft.com/office/drawing/2016/5/13/chartex" xmlns:cx8="http://schemas.microsoft.com/office/drawing/2016/5/14/chartex" xmlns:mc="http://schemas.openxmlformats.org/markup-compatibility/2006" xmlns:aink="http://schemas.microsoft.com/office/drawing/2016/ink" xmlns:am3d="http://schemas.microsoft.com/office/drawing/2017/model3d" xmlns:o="urn:schemas-microsoft-com:office:office" xmlns:oel="http://schemas.microsoft.com/office/2019/extlst" xmlns:r="http://schemas.openxmlformats.org/officeDocument/2006/relationships" xmlns:m="http://schemas.openxmlformats.org/officeDocument/2006/math" xmlns:v="urn:schemas-microsoft-com:vml" xmlns:wp14="http://schemas.microsoft.com/office/word/2010/wordprocessingDrawing" xmlns:wp="http://schemas.openxmlformats.org/drawingml/2006/wordprocessingDrawing" xmlns:w10="urn:schemas-microsoft-com:office:word" xmlns:w="http://schemas.openxmlformats.org/wordprocessingml/2006/main" xmlns:w14="http://schemas.microsoft.com/office/word/2010/wordml" xmlns:w15="http://schemas.microsoft.com/office/word/2012/wordml" xmlns:w16cei="http://schemas.microsoft.com/office/word/2026/wordml/cei" xmlns:w16cex="http://schemas.microsoft.com/office/word/2018/wordml/cex" xmlns:w16cid="http://schemas.microsoft.com/office/word/2016/wordml/cid" xmlns:w16="http://schemas.microsoft.com/office/word/2018/wordml" xmlns:w16du="http://schemas.microsoft.com/office/word/2023/wordml/word16du" xmlns:w16sdtdh="http://schemas.microsoft.com/office/word/2020/wordml/sdtdatahash" xmlns:w16sdtfl="http://schemas.microsoft.com/office/word/2024/wordml/sdtformatlock" xmlns:w16se="http://schemas.microsoft.com/office/word/2015/wordml/symex" xmlns:wpg="http://schemas.microsoft.com/office/word/2010/wordprocessingGroup" xmlns:wpi="http://schemas.microsoft.com/office/word/2010/wordprocessingInk" xmlns:wne="http://schemas.microsoft.com/office/word/2006/wordml" xmlns:wps="http://schemas.microsoft.com/office/word/2010/wordprocessingShape" mc:Ignorable="w14 w15 w16se w16cid w16 w16cex w16sdtdh w16sdtfl w16du wp14">
   <w:body>
     <w:p>
       <w:pPr>
@@ -26,11 +26,10 @@
         <w:t>System Version:</w:t>
       </w:r>
       <w:r>
-        <w:t xml:space="preserve"> ATLAS v3.0</w:t>
+        <w:t xml:space="preserve"> ATLAS v3.1</w:t>
       </w:r>
-      <w:r>
-        <w:br/>
-      </w:r>
+    </w:p>
+    <w:p>
       <w:r>
         <w:rPr>
           <w:b/>
@@ -39,14 +38,22 @@
         <w:t>Last Updated:</w:t>
       </w:r>
       <w:r>
-        <w:t xml:space="preserve"> 29 July 2026</w:t>
+        <w:t xml:space="preserve"> 31 July 2026</w:t>
       </w:r>
     </w:p>
     <w:p>
+      <w:pPr>
+        <w:rPr>
+          <w:b/>
+          <w:bCs/>
+        </w:rPr>
+      </w:pPr>
       <w:r>
-        <w:pict w14:anchorId="4F14DA55">
-          <v:rect id="_x0000_i1025" style="width:0;height:1.5pt" o:hralign="center" o:hrstd="t" o:hr="t" fillcolor="#a0a0a0" stroked="f"/>
-        </w:pict>
+        <w:rPr>
+          <w:b/>
+          <w:bCs/>
+        </w:rPr>
+        <w:t>Core Foundation</w:t>
       </w:r>
     </w:p>
     <w:p>
@@ -75,18 +82,7 @@
     </w:p>
     <w:p>
       <w:r>
-        <w:rPr>
-          <w:i/>
-          <w:iCs/>
-        </w:rPr>
         <w:t>Products should be built from problems, not from ideas.</w:t>
-      </w:r>
-    </w:p>
-    <w:p>
-      <w:r>
-        <w:pict w14:anchorId="6E08CBF0">
-          <v:rect id="_x0000_i1026" style="width:0;height:1.5pt" o:hralign="center" o:hrstd="t" o:hr="t" fillcolor="#a0a0a0" stroked="f"/>
-        </w:pict>
       </w:r>
     </w:p>
     <w:p>
@@ -114,10 +110,18 @@
       </w:r>
     </w:p>
     <w:p>
+      <w:pPr>
+        <w:rPr>
+          <w:b/>
+          <w:bCs/>
+        </w:rPr>
+      </w:pPr>
       <w:r>
-        <w:pict w14:anchorId="6284A6F4">
-          <v:rect id="_x0000_i1027" style="width:0;height:1.5pt" o:hralign="center" o:hrstd="t" o:hr="t" fillcolor="#a0a0a0" stroked="f"/>
-        </w:pict>
+        <w:rPr>
+          <w:b/>
+          <w:bCs/>
+        </w:rPr>
+        <w:t>Repository Overview</w:t>
       </w:r>
     </w:p>
     <w:p>
@@ -148,8 +152,8 @@
         <w:tblLook w:val="04A0" w:firstRow="1" w:lastRow="0" w:firstColumn="1" w:lastColumn="0" w:noHBand="0" w:noVBand="1"/>
       </w:tblPr>
       <w:tblGrid>
-        <w:gridCol w:w="1497"/>
-        <w:gridCol w:w="687"/>
+        <w:gridCol w:w="1857"/>
+        <w:gridCol w:w="1087"/>
       </w:tblGrid>
       <w:tr>
         <w:trPr>
@@ -159,16 +163,22 @@
         <w:tc>
           <w:tcPr>
             <w:tcW w:w="0" w:type="auto"/>
-            <w:vAlign w:val="center"/>
-            <w:hideMark/>
-          </w:tcPr>
-          <w:p>
-            <w:pPr>
-              <w:rPr>
-                <w:b/>
-                <w:bCs/>
-              </w:rPr>
-            </w:pPr>
+            <w:tcBorders>
+              <w:top w:val="single" w:sz="6" w:space="0" w:color="C4C7C5"/>
+              <w:left w:val="single" w:sz="6" w:space="0" w:color="C4C7C5"/>
+              <w:bottom w:val="single" w:sz="6" w:space="0" w:color="C4C7C5"/>
+              <w:right w:val="single" w:sz="6" w:space="0" w:color="C4C7C5"/>
+            </w:tcBorders>
+            <w:tcMar>
+              <w:top w:w="120" w:type="dxa"/>
+              <w:left w:w="180" w:type="dxa"/>
+              <w:bottom w:w="120" w:type="dxa"/>
+              <w:right w:w="180" w:type="dxa"/>
+            </w:tcMar>
+            <w:vAlign w:val="center"/>
+            <w:hideMark/>
+          </w:tcPr>
+          <w:p>
             <w:r>
               <w:rPr>
                 <w:b/>
@@ -181,16 +191,22 @@
         <w:tc>
           <w:tcPr>
             <w:tcW w:w="0" w:type="auto"/>
-            <w:vAlign w:val="center"/>
-            <w:hideMark/>
-          </w:tcPr>
-          <w:p>
-            <w:pPr>
-              <w:rPr>
-                <w:b/>
-                <w:bCs/>
-              </w:rPr>
-            </w:pPr>
+            <w:tcBorders>
+              <w:top w:val="single" w:sz="6" w:space="0" w:color="C4C7C5"/>
+              <w:left w:val="single" w:sz="6" w:space="0" w:color="C4C7C5"/>
+              <w:bottom w:val="single" w:sz="6" w:space="0" w:color="C4C7C5"/>
+              <w:right w:val="single" w:sz="6" w:space="0" w:color="C4C7C5"/>
+            </w:tcBorders>
+            <w:tcMar>
+              <w:top w:w="120" w:type="dxa"/>
+              <w:left w:w="180" w:type="dxa"/>
+              <w:bottom w:w="120" w:type="dxa"/>
+              <w:right w:w="180" w:type="dxa"/>
+            </w:tcMar>
+            <w:vAlign w:val="center"/>
+            <w:hideMark/>
+          </w:tcPr>
+          <w:p>
             <w:r>
               <w:rPr>
                 <w:b/>
@@ -208,6 +224,18 @@
         <w:tc>
           <w:tcPr>
             <w:tcW w:w="0" w:type="auto"/>
+            <w:tcBorders>
+              <w:top w:val="single" w:sz="6" w:space="0" w:color="C4C7C5"/>
+              <w:left w:val="single" w:sz="6" w:space="0" w:color="C4C7C5"/>
+              <w:bottom w:val="single" w:sz="6" w:space="0" w:color="C4C7C5"/>
+              <w:right w:val="single" w:sz="6" w:space="0" w:color="C4C7C5"/>
+            </w:tcBorders>
+            <w:tcMar>
+              <w:top w:w="120" w:type="dxa"/>
+              <w:left w:w="180" w:type="dxa"/>
+              <w:bottom w:w="120" w:type="dxa"/>
+              <w:right w:w="180" w:type="dxa"/>
+            </w:tcMar>
             <w:vAlign w:val="center"/>
             <w:hideMark/>
           </w:tcPr>
@@ -224,12 +252,24 @@
         <w:tc>
           <w:tcPr>
             <w:tcW w:w="0" w:type="auto"/>
-            <w:vAlign w:val="center"/>
-            <w:hideMark/>
-          </w:tcPr>
-          <w:p>
-            <w:r>
-              <w:t>1000</w:t>
+            <w:tcBorders>
+              <w:top w:val="single" w:sz="6" w:space="0" w:color="C4C7C5"/>
+              <w:left w:val="single" w:sz="6" w:space="0" w:color="C4C7C5"/>
+              <w:bottom w:val="single" w:sz="6" w:space="0" w:color="C4C7C5"/>
+              <w:right w:val="single" w:sz="6" w:space="0" w:color="C4C7C5"/>
+            </w:tcBorders>
+            <w:tcMar>
+              <w:top w:w="120" w:type="dxa"/>
+              <w:left w:w="180" w:type="dxa"/>
+              <w:bottom w:w="120" w:type="dxa"/>
+              <w:right w:w="180" w:type="dxa"/>
+            </w:tcMar>
+            <w:vAlign w:val="center"/>
+            <w:hideMark/>
+          </w:tcPr>
+          <w:p>
+            <w:r>
+              <w:t>1,000</w:t>
             </w:r>
           </w:p>
         </w:tc>
@@ -241,6 +281,18 @@
         <w:tc>
           <w:tcPr>
             <w:tcW w:w="0" w:type="auto"/>
+            <w:tcBorders>
+              <w:top w:val="single" w:sz="6" w:space="0" w:color="C4C7C5"/>
+              <w:left w:val="single" w:sz="6" w:space="0" w:color="C4C7C5"/>
+              <w:bottom w:val="single" w:sz="6" w:space="0" w:color="C4C7C5"/>
+              <w:right w:val="single" w:sz="6" w:space="0" w:color="C4C7C5"/>
+            </w:tcBorders>
+            <w:tcMar>
+              <w:top w:w="120" w:type="dxa"/>
+              <w:left w:w="180" w:type="dxa"/>
+              <w:bottom w:w="120" w:type="dxa"/>
+              <w:right w:w="180" w:type="dxa"/>
+            </w:tcMar>
             <w:vAlign w:val="center"/>
             <w:hideMark/>
           </w:tcPr>
@@ -257,12 +309,24 @@
         <w:tc>
           <w:tcPr>
             <w:tcW w:w="0" w:type="auto"/>
-            <w:vAlign w:val="center"/>
-            <w:hideMark/>
-          </w:tcPr>
-          <w:p>
-            <w:r>
-              <w:t>100</w:t>
+            <w:tcBorders>
+              <w:top w:val="single" w:sz="6" w:space="0" w:color="C4C7C5"/>
+              <w:left w:val="single" w:sz="6" w:space="0" w:color="C4C7C5"/>
+              <w:bottom w:val="single" w:sz="6" w:space="0" w:color="C4C7C5"/>
+              <w:right w:val="single" w:sz="6" w:space="0" w:color="C4C7C5"/>
+            </w:tcBorders>
+            <w:tcMar>
+              <w:top w:w="120" w:type="dxa"/>
+              <w:left w:w="180" w:type="dxa"/>
+              <w:bottom w:w="120" w:type="dxa"/>
+              <w:right w:w="180" w:type="dxa"/>
+            </w:tcMar>
+            <w:vAlign w:val="center"/>
+            <w:hideMark/>
+          </w:tcPr>
+          <w:p>
+            <w:r>
+              <w:t>125</w:t>
             </w:r>
           </w:p>
         </w:tc>
@@ -274,6 +338,18 @@
         <w:tc>
           <w:tcPr>
             <w:tcW w:w="0" w:type="auto"/>
+            <w:tcBorders>
+              <w:top w:val="single" w:sz="6" w:space="0" w:color="C4C7C5"/>
+              <w:left w:val="single" w:sz="6" w:space="0" w:color="C4C7C5"/>
+              <w:bottom w:val="single" w:sz="6" w:space="0" w:color="C4C7C5"/>
+              <w:right w:val="single" w:sz="6" w:space="0" w:color="C4C7C5"/>
+            </w:tcBorders>
+            <w:tcMar>
+              <w:top w:w="120" w:type="dxa"/>
+              <w:left w:w="180" w:type="dxa"/>
+              <w:bottom w:w="120" w:type="dxa"/>
+              <w:right w:w="180" w:type="dxa"/>
+            </w:tcMar>
             <w:vAlign w:val="center"/>
             <w:hideMark/>
           </w:tcPr>
@@ -290,15 +366,24 @@
         <w:tc>
           <w:tcPr>
             <w:tcW w:w="0" w:type="auto"/>
-            <w:vAlign w:val="center"/>
-            <w:hideMark/>
-          </w:tcPr>
-          <w:p>
-            <w:r>
-              <w:t>9</w:t>
-            </w:r>
-            <w:r>
-              <w:t>00</w:t>
+            <w:tcBorders>
+              <w:top w:val="single" w:sz="6" w:space="0" w:color="C4C7C5"/>
+              <w:left w:val="single" w:sz="6" w:space="0" w:color="C4C7C5"/>
+              <w:bottom w:val="single" w:sz="6" w:space="0" w:color="C4C7C5"/>
+              <w:right w:val="single" w:sz="6" w:space="0" w:color="C4C7C5"/>
+            </w:tcBorders>
+            <w:tcMar>
+              <w:top w:w="120" w:type="dxa"/>
+              <w:left w:w="180" w:type="dxa"/>
+              <w:bottom w:w="120" w:type="dxa"/>
+              <w:right w:w="180" w:type="dxa"/>
+            </w:tcMar>
+            <w:vAlign w:val="center"/>
+            <w:hideMark/>
+          </w:tcPr>
+          <w:p>
+            <w:r>
+              <w:t>875</w:t>
             </w:r>
           </w:p>
         </w:tc>
@@ -310,6 +395,18 @@
         <w:tc>
           <w:tcPr>
             <w:tcW w:w="0" w:type="auto"/>
+            <w:tcBorders>
+              <w:top w:val="single" w:sz="6" w:space="0" w:color="C4C7C5"/>
+              <w:left w:val="single" w:sz="6" w:space="0" w:color="C4C7C5"/>
+              <w:bottom w:val="single" w:sz="6" w:space="0" w:color="C4C7C5"/>
+              <w:right w:val="single" w:sz="6" w:space="0" w:color="C4C7C5"/>
+            </w:tcBorders>
+            <w:tcMar>
+              <w:top w:w="120" w:type="dxa"/>
+              <w:left w:w="180" w:type="dxa"/>
+              <w:bottom w:w="120" w:type="dxa"/>
+              <w:right w:w="180" w:type="dxa"/>
+            </w:tcMar>
             <w:vAlign w:val="center"/>
             <w:hideMark/>
           </w:tcPr>
@@ -326,27 +423,29 @@
         <w:tc>
           <w:tcPr>
             <w:tcW w:w="0" w:type="auto"/>
-            <w:vAlign w:val="center"/>
-            <w:hideMark/>
-          </w:tcPr>
-          <w:p>
-            <w:r>
-              <w:t>10</w:t>
-            </w:r>
-            <w:r>
-              <w:t>%</w:t>
+            <w:tcBorders>
+              <w:top w:val="single" w:sz="6" w:space="0" w:color="C4C7C5"/>
+              <w:left w:val="single" w:sz="6" w:space="0" w:color="C4C7C5"/>
+              <w:bottom w:val="single" w:sz="6" w:space="0" w:color="C4C7C5"/>
+              <w:right w:val="single" w:sz="6" w:space="0" w:color="C4C7C5"/>
+            </w:tcBorders>
+            <w:tcMar>
+              <w:top w:w="120" w:type="dxa"/>
+              <w:left w:w="180" w:type="dxa"/>
+              <w:bottom w:w="120" w:type="dxa"/>
+              <w:right w:w="180" w:type="dxa"/>
+            </w:tcMar>
+            <w:vAlign w:val="center"/>
+            <w:hideMark/>
+          </w:tcPr>
+          <w:p>
+            <w:r>
+              <w:t>12.5%</w:t>
             </w:r>
           </w:p>
         </w:tc>
       </w:tr>
     </w:tbl>
-    <w:p>
-      <w:r>
-        <w:pict w14:anchorId="1605C6B8">
-          <v:rect id="_x0000_i1028" style="width:0;height:1.5pt" o:hralign="center" o:hrstd="t" o:hr="t" fillcolor="#a0a0a0" stroked="f"/>
-        </w:pict>
-      </w:r>
-    </w:p>
     <w:p>
       <w:pPr>
         <w:rPr>
@@ -359,7 +458,7 @@
           <w:b/>
           <w:bCs/>
         </w:rPr>
-        <w:t>Today's Progress</w:t>
+        <w:t>Today's Activity</w:t>
       </w:r>
     </w:p>
     <w:tbl>
@@ -375,8 +474,8 @@
         <w:tblLook w:val="04A0" w:firstRow="1" w:lastRow="0" w:firstColumn="1" w:lastColumn="0" w:noHBand="0" w:noVBand="1"/>
       </w:tblPr>
       <w:tblGrid>
-        <w:gridCol w:w="2333"/>
-        <w:gridCol w:w="1327"/>
+        <w:gridCol w:w="2693"/>
+        <w:gridCol w:w="1687"/>
       </w:tblGrid>
       <w:tr>
         <w:trPr>
@@ -386,16 +485,22 @@
         <w:tc>
           <w:tcPr>
             <w:tcW w:w="0" w:type="auto"/>
-            <w:vAlign w:val="center"/>
-            <w:hideMark/>
-          </w:tcPr>
-          <w:p>
-            <w:pPr>
-              <w:rPr>
-                <w:b/>
-                <w:bCs/>
-              </w:rPr>
-            </w:pPr>
+            <w:tcBorders>
+              <w:top w:val="single" w:sz="6" w:space="0" w:color="C4C7C5"/>
+              <w:left w:val="single" w:sz="6" w:space="0" w:color="C4C7C5"/>
+              <w:bottom w:val="single" w:sz="6" w:space="0" w:color="C4C7C5"/>
+              <w:right w:val="single" w:sz="6" w:space="0" w:color="C4C7C5"/>
+            </w:tcBorders>
+            <w:tcMar>
+              <w:top w:w="120" w:type="dxa"/>
+              <w:left w:w="180" w:type="dxa"/>
+              <w:bottom w:w="120" w:type="dxa"/>
+              <w:right w:w="180" w:type="dxa"/>
+            </w:tcMar>
+            <w:vAlign w:val="center"/>
+            <w:hideMark/>
+          </w:tcPr>
+          <w:p>
             <w:r>
               <w:rPr>
                 <w:b/>
@@ -408,16 +513,22 @@
         <w:tc>
           <w:tcPr>
             <w:tcW w:w="0" w:type="auto"/>
-            <w:vAlign w:val="center"/>
-            <w:hideMark/>
-          </w:tcPr>
-          <w:p>
-            <w:pPr>
-              <w:rPr>
-                <w:b/>
-                <w:bCs/>
-              </w:rPr>
-            </w:pPr>
+            <w:tcBorders>
+              <w:top w:val="single" w:sz="6" w:space="0" w:color="C4C7C5"/>
+              <w:left w:val="single" w:sz="6" w:space="0" w:color="C4C7C5"/>
+              <w:bottom w:val="single" w:sz="6" w:space="0" w:color="C4C7C5"/>
+              <w:right w:val="single" w:sz="6" w:space="0" w:color="C4C7C5"/>
+            </w:tcBorders>
+            <w:tcMar>
+              <w:top w:w="120" w:type="dxa"/>
+              <w:left w:w="180" w:type="dxa"/>
+              <w:bottom w:w="120" w:type="dxa"/>
+              <w:right w:w="180" w:type="dxa"/>
+            </w:tcMar>
+            <w:vAlign w:val="center"/>
+            <w:hideMark/>
+          </w:tcPr>
+          <w:p>
             <w:r>
               <w:rPr>
                 <w:b/>
@@ -435,6 +546,18 @@
         <w:tc>
           <w:tcPr>
             <w:tcW w:w="0" w:type="auto"/>
+            <w:tcBorders>
+              <w:top w:val="single" w:sz="6" w:space="0" w:color="C4C7C5"/>
+              <w:left w:val="single" w:sz="6" w:space="0" w:color="C4C7C5"/>
+              <w:bottom w:val="single" w:sz="6" w:space="0" w:color="C4C7C5"/>
+              <w:right w:val="single" w:sz="6" w:space="0" w:color="C4C7C5"/>
+            </w:tcBorders>
+            <w:tcMar>
+              <w:top w:w="120" w:type="dxa"/>
+              <w:left w:w="180" w:type="dxa"/>
+              <w:bottom w:w="120" w:type="dxa"/>
+              <w:right w:w="180" w:type="dxa"/>
+            </w:tcMar>
             <w:vAlign w:val="center"/>
             <w:hideMark/>
           </w:tcPr>
@@ -451,15 +574,24 @@
         <w:tc>
           <w:tcPr>
             <w:tcW w:w="0" w:type="auto"/>
-            <w:vAlign w:val="center"/>
-            <w:hideMark/>
-          </w:tcPr>
-          <w:p>
-            <w:r>
-              <w:t>30</w:t>
-            </w:r>
-            <w:r>
-              <w:t xml:space="preserve"> July 2026</w:t>
+            <w:tcBorders>
+              <w:top w:val="single" w:sz="6" w:space="0" w:color="C4C7C5"/>
+              <w:left w:val="single" w:sz="6" w:space="0" w:color="C4C7C5"/>
+              <w:bottom w:val="single" w:sz="6" w:space="0" w:color="C4C7C5"/>
+              <w:right w:val="single" w:sz="6" w:space="0" w:color="C4C7C5"/>
+            </w:tcBorders>
+            <w:tcMar>
+              <w:top w:w="120" w:type="dxa"/>
+              <w:left w:w="180" w:type="dxa"/>
+              <w:bottom w:w="120" w:type="dxa"/>
+              <w:right w:w="180" w:type="dxa"/>
+            </w:tcMar>
+            <w:vAlign w:val="center"/>
+            <w:hideMark/>
+          </w:tcPr>
+          <w:p>
+            <w:r>
+              <w:t>31 July 2026</w:t>
             </w:r>
           </w:p>
         </w:tc>
@@ -471,6 +603,18 @@
         <w:tc>
           <w:tcPr>
             <w:tcW w:w="0" w:type="auto"/>
+            <w:tcBorders>
+              <w:top w:val="single" w:sz="6" w:space="0" w:color="C4C7C5"/>
+              <w:left w:val="single" w:sz="6" w:space="0" w:color="C4C7C5"/>
+              <w:bottom w:val="single" w:sz="6" w:space="0" w:color="C4C7C5"/>
+              <w:right w:val="single" w:sz="6" w:space="0" w:color="C4C7C5"/>
+            </w:tcBorders>
+            <w:tcMar>
+              <w:top w:w="120" w:type="dxa"/>
+              <w:left w:w="180" w:type="dxa"/>
+              <w:bottom w:w="120" w:type="dxa"/>
+              <w:right w:w="180" w:type="dxa"/>
+            </w:tcMar>
             <w:vAlign w:val="center"/>
             <w:hideMark/>
           </w:tcPr>
@@ -487,6 +631,18 @@
         <w:tc>
           <w:tcPr>
             <w:tcW w:w="0" w:type="auto"/>
+            <w:tcBorders>
+              <w:top w:val="single" w:sz="6" w:space="0" w:color="C4C7C5"/>
+              <w:left w:val="single" w:sz="6" w:space="0" w:color="C4C7C5"/>
+              <w:bottom w:val="single" w:sz="6" w:space="0" w:color="C4C7C5"/>
+              <w:right w:val="single" w:sz="6" w:space="0" w:color="C4C7C5"/>
+            </w:tcBorders>
+            <w:tcMar>
+              <w:top w:w="120" w:type="dxa"/>
+              <w:left w:w="180" w:type="dxa"/>
+              <w:bottom w:w="120" w:type="dxa"/>
+              <w:right w:w="180" w:type="dxa"/>
+            </w:tcMar>
             <w:vAlign w:val="center"/>
             <w:hideMark/>
           </w:tcPr>
@@ -504,6 +660,18 @@
         <w:tc>
           <w:tcPr>
             <w:tcW w:w="0" w:type="auto"/>
+            <w:tcBorders>
+              <w:top w:val="single" w:sz="6" w:space="0" w:color="C4C7C5"/>
+              <w:left w:val="single" w:sz="6" w:space="0" w:color="C4C7C5"/>
+              <w:bottom w:val="single" w:sz="6" w:space="0" w:color="C4C7C5"/>
+              <w:right w:val="single" w:sz="6" w:space="0" w:color="C4C7C5"/>
+            </w:tcBorders>
+            <w:tcMar>
+              <w:top w:w="120" w:type="dxa"/>
+              <w:left w:w="180" w:type="dxa"/>
+              <w:bottom w:w="120" w:type="dxa"/>
+              <w:right w:w="180" w:type="dxa"/>
+            </w:tcMar>
             <w:vAlign w:val="center"/>
             <w:hideMark/>
           </w:tcPr>
@@ -520,48 +688,29 @@
         <w:tc>
           <w:tcPr>
             <w:tcW w:w="0" w:type="auto"/>
-            <w:vAlign w:val="center"/>
-            <w:hideMark/>
-          </w:tcPr>
-          <w:p>
-            <w:r>
-              <w:t>100</w:t>
+            <w:tcBorders>
+              <w:top w:val="single" w:sz="6" w:space="0" w:color="C4C7C5"/>
+              <w:left w:val="single" w:sz="6" w:space="0" w:color="C4C7C5"/>
+              <w:bottom w:val="single" w:sz="6" w:space="0" w:color="C4C7C5"/>
+              <w:right w:val="single" w:sz="6" w:space="0" w:color="C4C7C5"/>
+            </w:tcBorders>
+            <w:tcMar>
+              <w:top w:w="120" w:type="dxa"/>
+              <w:left w:w="180" w:type="dxa"/>
+              <w:bottom w:w="120" w:type="dxa"/>
+              <w:right w:w="180" w:type="dxa"/>
+            </w:tcMar>
+            <w:vAlign w:val="center"/>
+            <w:hideMark/>
+          </w:tcPr>
+          <w:p>
+            <w:r>
+              <w:t>125</w:t>
             </w:r>
           </w:p>
         </w:tc>
       </w:tr>
     </w:tbl>
-    <w:p>
-      <w:r>
-        <w:pict w14:anchorId="76A53FC8">
-          <v:rect id="_x0000_i1029" style="width:0;height:1.5pt" o:hralign="center" o:hrstd="t" o:hr="t" fillcolor="#a0a0a0" stroked="f"/>
-        </w:pict>
-      </w:r>
-    </w:p>
-    <w:p>
-      <w:pPr>
-        <w:rPr>
-          <w:b/>
-          <w:bCs/>
-        </w:rPr>
-      </w:pPr>
-    </w:p>
-    <w:p>
-      <w:pPr>
-        <w:rPr>
-          <w:b/>
-          <w:bCs/>
-        </w:rPr>
-      </w:pPr>
-    </w:p>
-    <w:p>
-      <w:pPr>
-        <w:rPr>
-          <w:b/>
-          <w:bCs/>
-        </w:rPr>
-      </w:pPr>
-    </w:p>
     <w:p>
       <w:pPr>
         <w:rPr>
@@ -574,7 +723,6 @@
           <w:b/>
           <w:bCs/>
         </w:rPr>
-        <w:lastRenderedPageBreak/>
         <w:t>Repository Records</w:t>
       </w:r>
     </w:p>
@@ -591,8 +739,8 @@
         <w:tblLook w:val="04A0" w:firstRow="1" w:lastRow="0" w:firstColumn="1" w:lastColumn="0" w:noHBand="0" w:noVBand="1"/>
       </w:tblPr>
       <w:tblGrid>
-        <w:gridCol w:w="3261"/>
-        <w:gridCol w:w="1545"/>
+        <w:gridCol w:w="3807"/>
+        <w:gridCol w:w="2461"/>
       </w:tblGrid>
       <w:tr>
         <w:trPr>
@@ -601,39 +749,52 @@
         </w:trPr>
         <w:tc>
           <w:tcPr>
-            <w:tcW w:w="3216" w:type="dxa"/>
-            <w:vAlign w:val="center"/>
-            <w:hideMark/>
-          </w:tcPr>
-          <w:p>
-            <w:pPr>
-              <w:rPr>
-                <w:b/>
-                <w:bCs/>
-              </w:rPr>
-            </w:pPr>
-            <w:r>
-              <w:rPr>
-                <w:b/>
-                <w:bCs/>
-              </w:rPr>
+            <w:tcW w:w="0" w:type="auto"/>
+            <w:tcBorders>
+              <w:top w:val="single" w:sz="6" w:space="0" w:color="C4C7C5"/>
+              <w:left w:val="single" w:sz="6" w:space="0" w:color="C4C7C5"/>
+              <w:bottom w:val="single" w:sz="6" w:space="0" w:color="C4C7C5"/>
+              <w:right w:val="single" w:sz="6" w:space="0" w:color="C4C7C5"/>
+            </w:tcBorders>
+            <w:tcMar>
+              <w:top w:w="120" w:type="dxa"/>
+              <w:left w:w="180" w:type="dxa"/>
+              <w:bottom w:w="120" w:type="dxa"/>
+              <w:right w:w="180" w:type="dxa"/>
+            </w:tcMar>
+            <w:vAlign w:val="center"/>
+            <w:hideMark/>
+          </w:tcPr>
+          <w:p>
+            <w:r>
+              <w:rPr>
+                <w:b/>
+                <w:bCs/>
+              </w:rPr>
+              <w:lastRenderedPageBreak/>
               <w:t>Record</w:t>
             </w:r>
           </w:p>
         </w:tc>
         <w:tc>
           <w:tcPr>
-            <w:tcW w:w="1500" w:type="dxa"/>
-            <w:vAlign w:val="center"/>
-            <w:hideMark/>
-          </w:tcPr>
-          <w:p>
-            <w:pPr>
-              <w:rPr>
-                <w:b/>
-                <w:bCs/>
-              </w:rPr>
-            </w:pPr>
+            <w:tcW w:w="0" w:type="auto"/>
+            <w:tcBorders>
+              <w:top w:val="single" w:sz="6" w:space="0" w:color="C4C7C5"/>
+              <w:left w:val="single" w:sz="6" w:space="0" w:color="C4C7C5"/>
+              <w:bottom w:val="single" w:sz="6" w:space="0" w:color="C4C7C5"/>
+              <w:right w:val="single" w:sz="6" w:space="0" w:color="C4C7C5"/>
+            </w:tcBorders>
+            <w:tcMar>
+              <w:top w:w="120" w:type="dxa"/>
+              <w:left w:w="180" w:type="dxa"/>
+              <w:bottom w:w="120" w:type="dxa"/>
+              <w:right w:w="180" w:type="dxa"/>
+            </w:tcMar>
+            <w:vAlign w:val="center"/>
+            <w:hideMark/>
+          </w:tcPr>
+          <w:p>
             <w:r>
               <w:rPr>
                 <w:b/>
@@ -650,7 +811,19 @@
         </w:trPr>
         <w:tc>
           <w:tcPr>
-            <w:tcW w:w="3216" w:type="dxa"/>
+            <w:tcW w:w="0" w:type="auto"/>
+            <w:tcBorders>
+              <w:top w:val="single" w:sz="6" w:space="0" w:color="C4C7C5"/>
+              <w:left w:val="single" w:sz="6" w:space="0" w:color="C4C7C5"/>
+              <w:bottom w:val="single" w:sz="6" w:space="0" w:color="C4C7C5"/>
+              <w:right w:val="single" w:sz="6" w:space="0" w:color="C4C7C5"/>
+            </w:tcBorders>
+            <w:tcMar>
+              <w:top w:w="120" w:type="dxa"/>
+              <w:left w:w="180" w:type="dxa"/>
+              <w:bottom w:w="120" w:type="dxa"/>
+              <w:right w:w="180" w:type="dxa"/>
+            </w:tcMar>
             <w:vAlign w:val="center"/>
             <w:hideMark/>
           </w:tcPr>
@@ -666,13 +839,25 @@
         </w:tc>
         <w:tc>
           <w:tcPr>
-            <w:tcW w:w="1500" w:type="dxa"/>
-            <w:vAlign w:val="center"/>
-            <w:hideMark/>
-          </w:tcPr>
-          <w:p>
-            <w:r>
-              <w:t>50</w:t>
+            <w:tcW w:w="0" w:type="auto"/>
+            <w:tcBorders>
+              <w:top w:val="single" w:sz="6" w:space="0" w:color="C4C7C5"/>
+              <w:left w:val="single" w:sz="6" w:space="0" w:color="C4C7C5"/>
+              <w:bottom w:val="single" w:sz="6" w:space="0" w:color="C4C7C5"/>
+              <w:right w:val="single" w:sz="6" w:space="0" w:color="C4C7C5"/>
+            </w:tcBorders>
+            <w:tcMar>
+              <w:top w:w="120" w:type="dxa"/>
+              <w:left w:w="180" w:type="dxa"/>
+              <w:bottom w:w="120" w:type="dxa"/>
+              <w:right w:w="180" w:type="dxa"/>
+            </w:tcMar>
+            <w:vAlign w:val="center"/>
+            <w:hideMark/>
+          </w:tcPr>
+          <w:p>
+            <w:r>
+              <w:t>50 Human Frictions</w:t>
             </w:r>
           </w:p>
         </w:tc>
@@ -683,7 +868,19 @@
         </w:trPr>
         <w:tc>
           <w:tcPr>
-            <w:tcW w:w="3216" w:type="dxa"/>
+            <w:tcW w:w="0" w:type="auto"/>
+            <w:tcBorders>
+              <w:top w:val="single" w:sz="6" w:space="0" w:color="C4C7C5"/>
+              <w:left w:val="single" w:sz="6" w:space="0" w:color="C4C7C5"/>
+              <w:bottom w:val="single" w:sz="6" w:space="0" w:color="C4C7C5"/>
+              <w:right w:val="single" w:sz="6" w:space="0" w:color="C4C7C5"/>
+            </w:tcBorders>
+            <w:tcMar>
+              <w:top w:w="120" w:type="dxa"/>
+              <w:left w:w="180" w:type="dxa"/>
+              <w:bottom w:w="120" w:type="dxa"/>
+              <w:right w:w="180" w:type="dxa"/>
+            </w:tcMar>
             <w:vAlign w:val="center"/>
             <w:hideMark/>
           </w:tcPr>
@@ -699,7 +896,19 @@
         </w:tc>
         <w:tc>
           <w:tcPr>
-            <w:tcW w:w="1500" w:type="dxa"/>
+            <w:tcW w:w="0" w:type="auto"/>
+            <w:tcBorders>
+              <w:top w:val="single" w:sz="6" w:space="0" w:color="C4C7C5"/>
+              <w:left w:val="single" w:sz="6" w:space="0" w:color="C4C7C5"/>
+              <w:bottom w:val="single" w:sz="6" w:space="0" w:color="C4C7C5"/>
+              <w:right w:val="single" w:sz="6" w:space="0" w:color="C4C7C5"/>
+            </w:tcBorders>
+            <w:tcMar>
+              <w:top w:w="120" w:type="dxa"/>
+              <w:left w:w="180" w:type="dxa"/>
+              <w:bottom w:w="120" w:type="dxa"/>
+              <w:right w:w="180" w:type="dxa"/>
+            </w:tcMar>
             <w:vAlign w:val="center"/>
             <w:hideMark/>
           </w:tcPr>
@@ -716,7 +925,19 @@
         </w:trPr>
         <w:tc>
           <w:tcPr>
-            <w:tcW w:w="3216" w:type="dxa"/>
+            <w:tcW w:w="0" w:type="auto"/>
+            <w:tcBorders>
+              <w:top w:val="single" w:sz="6" w:space="0" w:color="C4C7C5"/>
+              <w:left w:val="single" w:sz="6" w:space="0" w:color="C4C7C5"/>
+              <w:bottom w:val="single" w:sz="6" w:space="0" w:color="C4C7C5"/>
+              <w:right w:val="single" w:sz="6" w:space="0" w:color="C4C7C5"/>
+            </w:tcBorders>
+            <w:tcMar>
+              <w:top w:w="120" w:type="dxa"/>
+              <w:left w:w="180" w:type="dxa"/>
+              <w:bottom w:w="120" w:type="dxa"/>
+              <w:right w:w="180" w:type="dxa"/>
+            </w:tcMar>
             <w:vAlign w:val="center"/>
             <w:hideMark/>
           </w:tcPr>
@@ -732,13 +953,25 @@
         </w:tc>
         <w:tc>
           <w:tcPr>
-            <w:tcW w:w="1500" w:type="dxa"/>
-            <w:vAlign w:val="center"/>
-            <w:hideMark/>
-          </w:tcPr>
-          <w:p>
-            <w:r>
-              <w:t>100</w:t>
+            <w:tcW w:w="0" w:type="auto"/>
+            <w:tcBorders>
+              <w:top w:val="single" w:sz="6" w:space="0" w:color="C4C7C5"/>
+              <w:left w:val="single" w:sz="6" w:space="0" w:color="C4C7C5"/>
+              <w:bottom w:val="single" w:sz="6" w:space="0" w:color="C4C7C5"/>
+              <w:right w:val="single" w:sz="6" w:space="0" w:color="C4C7C5"/>
+            </w:tcBorders>
+            <w:tcMar>
+              <w:top w:w="120" w:type="dxa"/>
+              <w:left w:w="180" w:type="dxa"/>
+              <w:bottom w:w="120" w:type="dxa"/>
+              <w:right w:w="180" w:type="dxa"/>
+            </w:tcMar>
+            <w:vAlign w:val="center"/>
+            <w:hideMark/>
+          </w:tcPr>
+          <w:p>
+            <w:r>
+              <w:t>125</w:t>
             </w:r>
           </w:p>
         </w:tc>
@@ -749,7 +982,19 @@
         </w:trPr>
         <w:tc>
           <w:tcPr>
-            <w:tcW w:w="3216" w:type="dxa"/>
+            <w:tcW w:w="0" w:type="auto"/>
+            <w:tcBorders>
+              <w:top w:val="single" w:sz="6" w:space="0" w:color="C4C7C5"/>
+              <w:left w:val="single" w:sz="6" w:space="0" w:color="C4C7C5"/>
+              <w:bottom w:val="single" w:sz="6" w:space="0" w:color="C4C7C5"/>
+              <w:right w:val="single" w:sz="6" w:space="0" w:color="C4C7C5"/>
+            </w:tcBorders>
+            <w:tcMar>
+              <w:top w:w="120" w:type="dxa"/>
+              <w:left w:w="180" w:type="dxa"/>
+              <w:bottom w:w="120" w:type="dxa"/>
+              <w:right w:w="180" w:type="dxa"/>
+            </w:tcMar>
             <w:vAlign w:val="center"/>
             <w:hideMark/>
           </w:tcPr>
@@ -765,26 +1010,43 @@
         </w:tc>
         <w:tc>
           <w:tcPr>
-            <w:tcW w:w="1500" w:type="dxa"/>
-            <w:vAlign w:val="center"/>
-            <w:hideMark/>
-          </w:tcPr>
-          <w:p>
-            <w:r>
-              <w:t>4</w:t>
-            </w:r>
-            <w:r>
-              <w:t xml:space="preserve"> Days</w:t>
+            <w:tcW w:w="0" w:type="auto"/>
+            <w:tcBorders>
+              <w:top w:val="single" w:sz="6" w:space="0" w:color="C4C7C5"/>
+              <w:left w:val="single" w:sz="6" w:space="0" w:color="C4C7C5"/>
+              <w:bottom w:val="single" w:sz="6" w:space="0" w:color="C4C7C5"/>
+              <w:right w:val="single" w:sz="6" w:space="0" w:color="C4C7C5"/>
+            </w:tcBorders>
+            <w:tcMar>
+              <w:top w:w="120" w:type="dxa"/>
+              <w:left w:w="180" w:type="dxa"/>
+              <w:bottom w:w="120" w:type="dxa"/>
+              <w:right w:w="180" w:type="dxa"/>
+            </w:tcMar>
+            <w:vAlign w:val="center"/>
+            <w:hideMark/>
+          </w:tcPr>
+          <w:p>
+            <w:r>
+              <w:t>5 Days</w:t>
             </w:r>
           </w:p>
         </w:tc>
       </w:tr>
     </w:tbl>
     <w:p>
+      <w:pPr>
+        <w:rPr>
+          <w:b/>
+          <w:bCs/>
+        </w:rPr>
+      </w:pPr>
       <w:r>
-        <w:pict w14:anchorId="3C8CCBAD">
-          <v:rect id="_x0000_i1030" style="width:0;height:1.5pt" o:hralign="center" o:hrstd="t" o:hr="t" fillcolor="#a0a0a0" stroked="f"/>
-        </w:pict>
+        <w:rPr>
+          <w:b/>
+          <w:bCs/>
+        </w:rPr>
+        <w:t>Category &amp; Registry Progress</w:t>
       </w:r>
     </w:p>
     <w:p>
@@ -799,7 +1061,7 @@
           <w:b/>
           <w:bCs/>
         </w:rPr>
-        <w:t>Category Progress</w:t>
+        <w:t>Category Breakdown</w:t>
       </w:r>
     </w:p>
     <w:tbl>
@@ -815,9 +1077,10 @@
         <w:tblLook w:val="04A0" w:firstRow="1" w:lastRow="0" w:firstColumn="1" w:lastColumn="0" w:noHBand="0" w:noVBand="1"/>
       </w:tblPr>
       <w:tblGrid>
-        <w:gridCol w:w="701"/>
-        <w:gridCol w:w="2981"/>
-        <w:gridCol w:w="1300"/>
+        <w:gridCol w:w="1061"/>
+        <w:gridCol w:w="2951"/>
+        <w:gridCol w:w="2390"/>
+        <w:gridCol w:w="2608"/>
       </w:tblGrid>
       <w:tr>
         <w:trPr>
@@ -827,16 +1090,22 @@
         <w:tc>
           <w:tcPr>
             <w:tcW w:w="0" w:type="auto"/>
-            <w:vAlign w:val="center"/>
-            <w:hideMark/>
-          </w:tcPr>
-          <w:p>
-            <w:pPr>
-              <w:rPr>
-                <w:b/>
-                <w:bCs/>
-              </w:rPr>
-            </w:pPr>
+            <w:tcBorders>
+              <w:top w:val="single" w:sz="6" w:space="0" w:color="C4C7C5"/>
+              <w:left w:val="single" w:sz="6" w:space="0" w:color="C4C7C5"/>
+              <w:bottom w:val="single" w:sz="6" w:space="0" w:color="C4C7C5"/>
+              <w:right w:val="single" w:sz="6" w:space="0" w:color="C4C7C5"/>
+            </w:tcBorders>
+            <w:tcMar>
+              <w:top w:w="120" w:type="dxa"/>
+              <w:left w:w="180" w:type="dxa"/>
+              <w:bottom w:w="120" w:type="dxa"/>
+              <w:right w:w="180" w:type="dxa"/>
+            </w:tcMar>
+            <w:vAlign w:val="center"/>
+            <w:hideMark/>
+          </w:tcPr>
+          <w:p>
             <w:r>
               <w:rPr>
                 <w:b/>
@@ -849,16 +1118,22 @@
         <w:tc>
           <w:tcPr>
             <w:tcW w:w="0" w:type="auto"/>
-            <w:vAlign w:val="center"/>
-            <w:hideMark/>
-          </w:tcPr>
-          <w:p>
-            <w:pPr>
-              <w:rPr>
-                <w:b/>
-                <w:bCs/>
-              </w:rPr>
-            </w:pPr>
+            <w:tcBorders>
+              <w:top w:val="single" w:sz="6" w:space="0" w:color="C4C7C5"/>
+              <w:left w:val="single" w:sz="6" w:space="0" w:color="C4C7C5"/>
+              <w:bottom w:val="single" w:sz="6" w:space="0" w:color="C4C7C5"/>
+              <w:right w:val="single" w:sz="6" w:space="0" w:color="C4C7C5"/>
+            </w:tcBorders>
+            <w:tcMar>
+              <w:top w:w="120" w:type="dxa"/>
+              <w:left w:w="180" w:type="dxa"/>
+              <w:bottom w:w="120" w:type="dxa"/>
+              <w:right w:w="180" w:type="dxa"/>
+            </w:tcMar>
+            <w:vAlign w:val="center"/>
+            <w:hideMark/>
+          </w:tcPr>
+          <w:p>
             <w:r>
               <w:rPr>
                 <w:b/>
@@ -871,22 +1146,56 @@
         <w:tc>
           <w:tcPr>
             <w:tcW w:w="0" w:type="auto"/>
-            <w:vAlign w:val="center"/>
-            <w:hideMark/>
-          </w:tcPr>
-          <w:p>
-            <w:pPr>
-              <w:rPr>
-                <w:b/>
-                <w:bCs/>
-              </w:rPr>
-            </w:pPr>
-            <w:r>
-              <w:rPr>
-                <w:b/>
-                <w:bCs/>
-              </w:rPr>
-              <w:t>Completed</w:t>
+            <w:tcBorders>
+              <w:top w:val="single" w:sz="6" w:space="0" w:color="C4C7C5"/>
+              <w:left w:val="single" w:sz="6" w:space="0" w:color="C4C7C5"/>
+              <w:bottom w:val="single" w:sz="6" w:space="0" w:color="C4C7C5"/>
+              <w:right w:val="single" w:sz="6" w:space="0" w:color="C4C7C5"/>
+            </w:tcBorders>
+            <w:tcMar>
+              <w:top w:w="120" w:type="dxa"/>
+              <w:left w:w="180" w:type="dxa"/>
+              <w:bottom w:w="120" w:type="dxa"/>
+              <w:right w:w="180" w:type="dxa"/>
+            </w:tcMar>
+            <w:vAlign w:val="center"/>
+            <w:hideMark/>
+          </w:tcPr>
+          <w:p>
+            <w:r>
+              <w:rPr>
+                <w:b/>
+                <w:bCs/>
+              </w:rPr>
+              <w:t>Volumes Completed</w:t>
+            </w:r>
+          </w:p>
+        </w:tc>
+        <w:tc>
+          <w:tcPr>
+            <w:tcW w:w="0" w:type="auto"/>
+            <w:tcBorders>
+              <w:top w:val="single" w:sz="6" w:space="0" w:color="C4C7C5"/>
+              <w:left w:val="single" w:sz="6" w:space="0" w:color="C4C7C5"/>
+              <w:bottom w:val="single" w:sz="6" w:space="0" w:color="C4C7C5"/>
+              <w:right w:val="single" w:sz="6" w:space="0" w:color="C4C7C5"/>
+            </w:tcBorders>
+            <w:tcMar>
+              <w:top w:w="120" w:type="dxa"/>
+              <w:left w:w="180" w:type="dxa"/>
+              <w:bottom w:w="120" w:type="dxa"/>
+              <w:right w:w="180" w:type="dxa"/>
+            </w:tcMar>
+            <w:vAlign w:val="center"/>
+            <w:hideMark/>
+          </w:tcPr>
+          <w:p>
+            <w:r>
+              <w:rPr>
+                <w:b/>
+                <w:bCs/>
+              </w:rPr>
+              <w:t>Documented Frictions</w:t>
             </w:r>
           </w:p>
         </w:tc>
@@ -898,6 +1207,18 @@
         <w:tc>
           <w:tcPr>
             <w:tcW w:w="0" w:type="auto"/>
+            <w:tcBorders>
+              <w:top w:val="single" w:sz="6" w:space="0" w:color="C4C7C5"/>
+              <w:left w:val="single" w:sz="6" w:space="0" w:color="C4C7C5"/>
+              <w:bottom w:val="single" w:sz="6" w:space="0" w:color="C4C7C5"/>
+              <w:right w:val="single" w:sz="6" w:space="0" w:color="C4C7C5"/>
+            </w:tcBorders>
+            <w:tcMar>
+              <w:top w:w="120" w:type="dxa"/>
+              <w:left w:w="180" w:type="dxa"/>
+              <w:bottom w:w="120" w:type="dxa"/>
+              <w:right w:w="180" w:type="dxa"/>
+            </w:tcMar>
             <w:vAlign w:val="center"/>
             <w:hideMark/>
           </w:tcPr>
@@ -914,18 +1235,66 @@
         <w:tc>
           <w:tcPr>
             <w:tcW w:w="0" w:type="auto"/>
-            <w:vAlign w:val="center"/>
-            <w:hideMark/>
-          </w:tcPr>
-          <w:p>
-            <w:r>
-              <w:t xml:space="preserve">Files % Project Management </w:t>
-            </w:r>
-          </w:p>
-        </w:tc>
-        <w:tc>
-          <w:tcPr>
-            <w:tcW w:w="0" w:type="auto"/>
+            <w:tcBorders>
+              <w:top w:val="single" w:sz="6" w:space="0" w:color="C4C7C5"/>
+              <w:left w:val="single" w:sz="6" w:space="0" w:color="C4C7C5"/>
+              <w:bottom w:val="single" w:sz="6" w:space="0" w:color="C4C7C5"/>
+              <w:right w:val="single" w:sz="6" w:space="0" w:color="C4C7C5"/>
+            </w:tcBorders>
+            <w:tcMar>
+              <w:top w:w="120" w:type="dxa"/>
+              <w:left w:w="180" w:type="dxa"/>
+              <w:bottom w:w="120" w:type="dxa"/>
+              <w:right w:w="180" w:type="dxa"/>
+            </w:tcMar>
+            <w:vAlign w:val="center"/>
+            <w:hideMark/>
+          </w:tcPr>
+          <w:p>
+            <w:r>
+              <w:t>Files &amp; Project Management</w:t>
+            </w:r>
+          </w:p>
+        </w:tc>
+        <w:tc>
+          <w:tcPr>
+            <w:tcW w:w="0" w:type="auto"/>
+            <w:tcBorders>
+              <w:top w:val="single" w:sz="6" w:space="0" w:color="C4C7C5"/>
+              <w:left w:val="single" w:sz="6" w:space="0" w:color="C4C7C5"/>
+              <w:bottom w:val="single" w:sz="6" w:space="0" w:color="C4C7C5"/>
+              <w:right w:val="single" w:sz="6" w:space="0" w:color="C4C7C5"/>
+            </w:tcBorders>
+            <w:tcMar>
+              <w:top w:w="120" w:type="dxa"/>
+              <w:left w:w="180" w:type="dxa"/>
+              <w:bottom w:w="120" w:type="dxa"/>
+              <w:right w:w="180" w:type="dxa"/>
+            </w:tcMar>
+            <w:vAlign w:val="center"/>
+            <w:hideMark/>
+          </w:tcPr>
+          <w:p>
+            <w:r>
+              <w:t>3</w:t>
+            </w:r>
+          </w:p>
+        </w:tc>
+        <w:tc>
+          <w:tcPr>
+            <w:tcW w:w="0" w:type="auto"/>
+            <w:tcBorders>
+              <w:top w:val="single" w:sz="6" w:space="0" w:color="C4C7C5"/>
+              <w:left w:val="single" w:sz="6" w:space="0" w:color="C4C7C5"/>
+              <w:bottom w:val="single" w:sz="6" w:space="0" w:color="C4C7C5"/>
+              <w:right w:val="single" w:sz="6" w:space="0" w:color="C4C7C5"/>
+            </w:tcBorders>
+            <w:tcMar>
+              <w:top w:w="120" w:type="dxa"/>
+              <w:left w:w="180" w:type="dxa"/>
+              <w:bottom w:w="120" w:type="dxa"/>
+              <w:right w:w="180" w:type="dxa"/>
+            </w:tcMar>
             <w:vAlign w:val="center"/>
             <w:hideMark/>
           </w:tcPr>
@@ -943,6 +1312,18 @@
         <w:tc>
           <w:tcPr>
             <w:tcW w:w="0" w:type="auto"/>
+            <w:tcBorders>
+              <w:top w:val="single" w:sz="6" w:space="0" w:color="C4C7C5"/>
+              <w:left w:val="single" w:sz="6" w:space="0" w:color="C4C7C5"/>
+              <w:bottom w:val="single" w:sz="6" w:space="0" w:color="C4C7C5"/>
+              <w:right w:val="single" w:sz="6" w:space="0" w:color="C4C7C5"/>
+            </w:tcBorders>
+            <w:tcMar>
+              <w:top w:w="120" w:type="dxa"/>
+              <w:left w:w="180" w:type="dxa"/>
+              <w:bottom w:w="120" w:type="dxa"/>
+              <w:right w:w="180" w:type="dxa"/>
+            </w:tcMar>
             <w:vAlign w:val="center"/>
             <w:hideMark/>
           </w:tcPr>
@@ -959,6 +1340,18 @@
         <w:tc>
           <w:tcPr>
             <w:tcW w:w="0" w:type="auto"/>
+            <w:tcBorders>
+              <w:top w:val="single" w:sz="6" w:space="0" w:color="C4C7C5"/>
+              <w:left w:val="single" w:sz="6" w:space="0" w:color="C4C7C5"/>
+              <w:bottom w:val="single" w:sz="6" w:space="0" w:color="C4C7C5"/>
+              <w:right w:val="single" w:sz="6" w:space="0" w:color="C4C7C5"/>
+            </w:tcBorders>
+            <w:tcMar>
+              <w:top w:w="120" w:type="dxa"/>
+              <w:left w:w="180" w:type="dxa"/>
+              <w:bottom w:w="120" w:type="dxa"/>
+              <w:right w:w="180" w:type="dxa"/>
+            </w:tcMar>
             <w:vAlign w:val="center"/>
             <w:hideMark/>
           </w:tcPr>
@@ -971,12 +1364,48 @@
         <w:tc>
           <w:tcPr>
             <w:tcW w:w="0" w:type="auto"/>
-            <w:vAlign w:val="center"/>
-            <w:hideMark/>
-          </w:tcPr>
-          <w:p>
-            <w:r>
-              <w:t>25</w:t>
+            <w:tcBorders>
+              <w:top w:val="single" w:sz="6" w:space="0" w:color="C4C7C5"/>
+              <w:left w:val="single" w:sz="6" w:space="0" w:color="C4C7C5"/>
+              <w:bottom w:val="single" w:sz="6" w:space="0" w:color="C4C7C5"/>
+              <w:right w:val="single" w:sz="6" w:space="0" w:color="C4C7C5"/>
+            </w:tcBorders>
+            <w:tcMar>
+              <w:top w:w="120" w:type="dxa"/>
+              <w:left w:w="180" w:type="dxa"/>
+              <w:bottom w:w="120" w:type="dxa"/>
+              <w:right w:w="180" w:type="dxa"/>
+            </w:tcMar>
+            <w:vAlign w:val="center"/>
+            <w:hideMark/>
+          </w:tcPr>
+          <w:p>
+            <w:r>
+              <w:t>2</w:t>
+            </w:r>
+          </w:p>
+        </w:tc>
+        <w:tc>
+          <w:tcPr>
+            <w:tcW w:w="0" w:type="auto"/>
+            <w:tcBorders>
+              <w:top w:val="single" w:sz="6" w:space="0" w:color="C4C7C5"/>
+              <w:left w:val="single" w:sz="6" w:space="0" w:color="C4C7C5"/>
+              <w:bottom w:val="single" w:sz="6" w:space="0" w:color="C4C7C5"/>
+              <w:right w:val="single" w:sz="6" w:space="0" w:color="C4C7C5"/>
+            </w:tcBorders>
+            <w:tcMar>
+              <w:top w:w="120" w:type="dxa"/>
+              <w:left w:w="180" w:type="dxa"/>
+              <w:bottom w:w="120" w:type="dxa"/>
+              <w:right w:w="180" w:type="dxa"/>
+            </w:tcMar>
+            <w:vAlign w:val="center"/>
+            <w:hideMark/>
+          </w:tcPr>
+          <w:p>
+            <w:r>
+              <w:t>50</w:t>
             </w:r>
           </w:p>
         </w:tc>
@@ -988,43 +1417,99 @@
         <w:tc>
           <w:tcPr>
             <w:tcW w:w="0" w:type="auto"/>
-            <w:vAlign w:val="center"/>
-            <w:hideMark/>
-          </w:tcPr>
-          <w:p>
-            <w:r>
-              <w:rPr>
-                <w:b/>
-                <w:bCs/>
-              </w:rPr>
-              <w:t>KI</w:t>
-            </w:r>
-          </w:p>
-        </w:tc>
-        <w:tc>
-          <w:tcPr>
-            <w:tcW w:w="0" w:type="auto"/>
-            <w:vAlign w:val="center"/>
-            <w:hideMark/>
-          </w:tcPr>
-          <w:p>
-            <w:r>
-              <w:t>Keyboard &amp; Input</w:t>
-            </w:r>
-          </w:p>
-        </w:tc>
-        <w:tc>
-          <w:tcPr>
-            <w:tcW w:w="0" w:type="auto"/>
-            <w:vAlign w:val="center"/>
-            <w:hideMark/>
-          </w:tcPr>
-          <w:p>
-            <w:r>
-              <w:rPr>
-                <w:b/>
-                <w:bCs/>
-              </w:rPr>
+            <w:tcBorders>
+              <w:top w:val="single" w:sz="6" w:space="0" w:color="C4C7C5"/>
+              <w:left w:val="single" w:sz="6" w:space="0" w:color="C4C7C5"/>
+              <w:bottom w:val="single" w:sz="6" w:space="0" w:color="C4C7C5"/>
+              <w:right w:val="single" w:sz="6" w:space="0" w:color="C4C7C5"/>
+            </w:tcBorders>
+            <w:tcMar>
+              <w:top w:w="120" w:type="dxa"/>
+              <w:left w:w="180" w:type="dxa"/>
+              <w:bottom w:w="120" w:type="dxa"/>
+              <w:right w:w="180" w:type="dxa"/>
+            </w:tcMar>
+            <w:vAlign w:val="center"/>
+            <w:hideMark/>
+          </w:tcPr>
+          <w:p>
+            <w:r>
+              <w:rPr>
+                <w:b/>
+                <w:bCs/>
+              </w:rPr>
+              <w:t>WI</w:t>
+            </w:r>
+          </w:p>
+        </w:tc>
+        <w:tc>
+          <w:tcPr>
+            <w:tcW w:w="0" w:type="auto"/>
+            <w:tcBorders>
+              <w:top w:val="single" w:sz="6" w:space="0" w:color="C4C7C5"/>
+              <w:left w:val="single" w:sz="6" w:space="0" w:color="C4C7C5"/>
+              <w:bottom w:val="single" w:sz="6" w:space="0" w:color="C4C7C5"/>
+              <w:right w:val="single" w:sz="6" w:space="0" w:color="C4C7C5"/>
+            </w:tcBorders>
+            <w:tcMar>
+              <w:top w:w="120" w:type="dxa"/>
+              <w:left w:w="180" w:type="dxa"/>
+              <w:bottom w:w="120" w:type="dxa"/>
+              <w:right w:w="180" w:type="dxa"/>
+            </w:tcMar>
+            <w:vAlign w:val="center"/>
+            <w:hideMark/>
+          </w:tcPr>
+          <w:p>
+            <w:r>
+              <w:t>Web &amp; Internet</w:t>
+            </w:r>
+          </w:p>
+        </w:tc>
+        <w:tc>
+          <w:tcPr>
+            <w:tcW w:w="0" w:type="auto"/>
+            <w:tcBorders>
+              <w:top w:val="single" w:sz="6" w:space="0" w:color="C4C7C5"/>
+              <w:left w:val="single" w:sz="6" w:space="0" w:color="C4C7C5"/>
+              <w:bottom w:val="single" w:sz="6" w:space="0" w:color="C4C7C5"/>
+              <w:right w:val="single" w:sz="6" w:space="0" w:color="C4C7C5"/>
+            </w:tcBorders>
+            <w:tcMar>
+              <w:top w:w="120" w:type="dxa"/>
+              <w:left w:w="180" w:type="dxa"/>
+              <w:bottom w:w="120" w:type="dxa"/>
+              <w:right w:w="180" w:type="dxa"/>
+            </w:tcMar>
+            <w:vAlign w:val="center"/>
+            <w:hideMark/>
+          </w:tcPr>
+          <w:p>
+            <w:r>
+              <w:t>0</w:t>
+            </w:r>
+          </w:p>
+        </w:tc>
+        <w:tc>
+          <w:tcPr>
+            <w:tcW w:w="0" w:type="auto"/>
+            <w:tcBorders>
+              <w:top w:val="single" w:sz="6" w:space="0" w:color="C4C7C5"/>
+              <w:left w:val="single" w:sz="6" w:space="0" w:color="C4C7C5"/>
+              <w:bottom w:val="single" w:sz="6" w:space="0" w:color="C4C7C5"/>
+              <w:right w:val="single" w:sz="6" w:space="0" w:color="C4C7C5"/>
+            </w:tcBorders>
+            <w:tcMar>
+              <w:top w:w="120" w:type="dxa"/>
+              <w:left w:w="180" w:type="dxa"/>
+              <w:bottom w:w="120" w:type="dxa"/>
+              <w:right w:w="180" w:type="dxa"/>
+            </w:tcMar>
+            <w:vAlign w:val="center"/>
+            <w:hideMark/>
+          </w:tcPr>
+          <w:p>
+            <w:r>
               <w:t>0</w:t>
             </w:r>
           </w:p>
@@ -1037,43 +1522,99 @@
         <w:tc>
           <w:tcPr>
             <w:tcW w:w="0" w:type="auto"/>
-            <w:vAlign w:val="center"/>
-            <w:hideMark/>
-          </w:tcPr>
-          <w:p>
-            <w:r>
-              <w:rPr>
-                <w:b/>
-                <w:bCs/>
-              </w:rPr>
-              <w:t>DW</w:t>
-            </w:r>
-          </w:p>
-        </w:tc>
-        <w:tc>
-          <w:tcPr>
-            <w:tcW w:w="0" w:type="auto"/>
-            <w:vAlign w:val="center"/>
-            <w:hideMark/>
-          </w:tcPr>
-          <w:p>
-            <w:r>
-              <w:t>Desktop Workspace</w:t>
-            </w:r>
-          </w:p>
-        </w:tc>
-        <w:tc>
-          <w:tcPr>
-            <w:tcW w:w="0" w:type="auto"/>
-            <w:vAlign w:val="center"/>
-            <w:hideMark/>
-          </w:tcPr>
-          <w:p>
-            <w:r>
-              <w:rPr>
-                <w:b/>
-                <w:bCs/>
-              </w:rPr>
+            <w:tcBorders>
+              <w:top w:val="single" w:sz="6" w:space="0" w:color="C4C7C5"/>
+              <w:left w:val="single" w:sz="6" w:space="0" w:color="C4C7C5"/>
+              <w:bottom w:val="single" w:sz="6" w:space="0" w:color="C4C7C5"/>
+              <w:right w:val="single" w:sz="6" w:space="0" w:color="C4C7C5"/>
+            </w:tcBorders>
+            <w:tcMar>
+              <w:top w:w="120" w:type="dxa"/>
+              <w:left w:w="180" w:type="dxa"/>
+              <w:bottom w:w="120" w:type="dxa"/>
+              <w:right w:w="180" w:type="dxa"/>
+            </w:tcMar>
+            <w:vAlign w:val="center"/>
+            <w:hideMark/>
+          </w:tcPr>
+          <w:p>
+            <w:r>
+              <w:rPr>
+                <w:b/>
+                <w:bCs/>
+              </w:rPr>
+              <w:t>KI</w:t>
+            </w:r>
+          </w:p>
+        </w:tc>
+        <w:tc>
+          <w:tcPr>
+            <w:tcW w:w="0" w:type="auto"/>
+            <w:tcBorders>
+              <w:top w:val="single" w:sz="6" w:space="0" w:color="C4C7C5"/>
+              <w:left w:val="single" w:sz="6" w:space="0" w:color="C4C7C5"/>
+              <w:bottom w:val="single" w:sz="6" w:space="0" w:color="C4C7C5"/>
+              <w:right w:val="single" w:sz="6" w:space="0" w:color="C4C7C5"/>
+            </w:tcBorders>
+            <w:tcMar>
+              <w:top w:w="120" w:type="dxa"/>
+              <w:left w:w="180" w:type="dxa"/>
+              <w:bottom w:w="120" w:type="dxa"/>
+              <w:right w:w="180" w:type="dxa"/>
+            </w:tcMar>
+            <w:vAlign w:val="center"/>
+            <w:hideMark/>
+          </w:tcPr>
+          <w:p>
+            <w:r>
+              <w:t>Keyboard &amp; Input</w:t>
+            </w:r>
+          </w:p>
+        </w:tc>
+        <w:tc>
+          <w:tcPr>
+            <w:tcW w:w="0" w:type="auto"/>
+            <w:tcBorders>
+              <w:top w:val="single" w:sz="6" w:space="0" w:color="C4C7C5"/>
+              <w:left w:val="single" w:sz="6" w:space="0" w:color="C4C7C5"/>
+              <w:bottom w:val="single" w:sz="6" w:space="0" w:color="C4C7C5"/>
+              <w:right w:val="single" w:sz="6" w:space="0" w:color="C4C7C5"/>
+            </w:tcBorders>
+            <w:tcMar>
+              <w:top w:w="120" w:type="dxa"/>
+              <w:left w:w="180" w:type="dxa"/>
+              <w:bottom w:w="120" w:type="dxa"/>
+              <w:right w:w="180" w:type="dxa"/>
+            </w:tcMar>
+            <w:vAlign w:val="center"/>
+            <w:hideMark/>
+          </w:tcPr>
+          <w:p>
+            <w:r>
+              <w:t>0</w:t>
+            </w:r>
+          </w:p>
+        </w:tc>
+        <w:tc>
+          <w:tcPr>
+            <w:tcW w:w="0" w:type="auto"/>
+            <w:tcBorders>
+              <w:top w:val="single" w:sz="6" w:space="0" w:color="C4C7C5"/>
+              <w:left w:val="single" w:sz="6" w:space="0" w:color="C4C7C5"/>
+              <w:bottom w:val="single" w:sz="6" w:space="0" w:color="C4C7C5"/>
+              <w:right w:val="single" w:sz="6" w:space="0" w:color="C4C7C5"/>
+            </w:tcBorders>
+            <w:tcMar>
+              <w:top w:w="120" w:type="dxa"/>
+              <w:left w:w="180" w:type="dxa"/>
+              <w:bottom w:w="120" w:type="dxa"/>
+              <w:right w:w="180" w:type="dxa"/>
+            </w:tcMar>
+            <w:vAlign w:val="center"/>
+            <w:hideMark/>
+          </w:tcPr>
+          <w:p>
+            <w:r>
               <w:t>0</w:t>
             </w:r>
           </w:p>
@@ -1086,43 +1627,99 @@
         <w:tc>
           <w:tcPr>
             <w:tcW w:w="0" w:type="auto"/>
-            <w:vAlign w:val="center"/>
-            <w:hideMark/>
-          </w:tcPr>
-          <w:p>
-            <w:r>
-              <w:rPr>
-                <w:b/>
-                <w:bCs/>
-              </w:rPr>
-              <w:t>WI</w:t>
-            </w:r>
-          </w:p>
-        </w:tc>
-        <w:tc>
-          <w:tcPr>
-            <w:tcW w:w="0" w:type="auto"/>
-            <w:vAlign w:val="center"/>
-            <w:hideMark/>
-          </w:tcPr>
-          <w:p>
-            <w:r>
-              <w:t>Web &amp; Internet</w:t>
-            </w:r>
-          </w:p>
-        </w:tc>
-        <w:tc>
-          <w:tcPr>
-            <w:tcW w:w="0" w:type="auto"/>
-            <w:vAlign w:val="center"/>
-            <w:hideMark/>
-          </w:tcPr>
-          <w:p>
-            <w:r>
-              <w:rPr>
-                <w:b/>
-                <w:bCs/>
-              </w:rPr>
+            <w:tcBorders>
+              <w:top w:val="single" w:sz="6" w:space="0" w:color="C4C7C5"/>
+              <w:left w:val="single" w:sz="6" w:space="0" w:color="C4C7C5"/>
+              <w:bottom w:val="single" w:sz="6" w:space="0" w:color="C4C7C5"/>
+              <w:right w:val="single" w:sz="6" w:space="0" w:color="C4C7C5"/>
+            </w:tcBorders>
+            <w:tcMar>
+              <w:top w:w="120" w:type="dxa"/>
+              <w:left w:w="180" w:type="dxa"/>
+              <w:bottom w:w="120" w:type="dxa"/>
+              <w:right w:w="180" w:type="dxa"/>
+            </w:tcMar>
+            <w:vAlign w:val="center"/>
+            <w:hideMark/>
+          </w:tcPr>
+          <w:p>
+            <w:r>
+              <w:rPr>
+                <w:b/>
+                <w:bCs/>
+              </w:rPr>
+              <w:t>DW</w:t>
+            </w:r>
+          </w:p>
+        </w:tc>
+        <w:tc>
+          <w:tcPr>
+            <w:tcW w:w="0" w:type="auto"/>
+            <w:tcBorders>
+              <w:top w:val="single" w:sz="6" w:space="0" w:color="C4C7C5"/>
+              <w:left w:val="single" w:sz="6" w:space="0" w:color="C4C7C5"/>
+              <w:bottom w:val="single" w:sz="6" w:space="0" w:color="C4C7C5"/>
+              <w:right w:val="single" w:sz="6" w:space="0" w:color="C4C7C5"/>
+            </w:tcBorders>
+            <w:tcMar>
+              <w:top w:w="120" w:type="dxa"/>
+              <w:left w:w="180" w:type="dxa"/>
+              <w:bottom w:w="120" w:type="dxa"/>
+              <w:right w:w="180" w:type="dxa"/>
+            </w:tcMar>
+            <w:vAlign w:val="center"/>
+            <w:hideMark/>
+          </w:tcPr>
+          <w:p>
+            <w:r>
+              <w:t>Desktop Workspace</w:t>
+            </w:r>
+          </w:p>
+        </w:tc>
+        <w:tc>
+          <w:tcPr>
+            <w:tcW w:w="0" w:type="auto"/>
+            <w:tcBorders>
+              <w:top w:val="single" w:sz="6" w:space="0" w:color="C4C7C5"/>
+              <w:left w:val="single" w:sz="6" w:space="0" w:color="C4C7C5"/>
+              <w:bottom w:val="single" w:sz="6" w:space="0" w:color="C4C7C5"/>
+              <w:right w:val="single" w:sz="6" w:space="0" w:color="C4C7C5"/>
+            </w:tcBorders>
+            <w:tcMar>
+              <w:top w:w="120" w:type="dxa"/>
+              <w:left w:w="180" w:type="dxa"/>
+              <w:bottom w:w="120" w:type="dxa"/>
+              <w:right w:w="180" w:type="dxa"/>
+            </w:tcMar>
+            <w:vAlign w:val="center"/>
+            <w:hideMark/>
+          </w:tcPr>
+          <w:p>
+            <w:r>
+              <w:t>0</w:t>
+            </w:r>
+          </w:p>
+        </w:tc>
+        <w:tc>
+          <w:tcPr>
+            <w:tcW w:w="0" w:type="auto"/>
+            <w:tcBorders>
+              <w:top w:val="single" w:sz="6" w:space="0" w:color="C4C7C5"/>
+              <w:left w:val="single" w:sz="6" w:space="0" w:color="C4C7C5"/>
+              <w:bottom w:val="single" w:sz="6" w:space="0" w:color="C4C7C5"/>
+              <w:right w:val="single" w:sz="6" w:space="0" w:color="C4C7C5"/>
+            </w:tcBorders>
+            <w:tcMar>
+              <w:top w:w="120" w:type="dxa"/>
+              <w:left w:w="180" w:type="dxa"/>
+              <w:bottom w:w="120" w:type="dxa"/>
+              <w:right w:w="180" w:type="dxa"/>
+            </w:tcMar>
+            <w:vAlign w:val="center"/>
+            <w:hideMark/>
+          </w:tcPr>
+          <w:p>
+            <w:r>
               <w:t>0</w:t>
             </w:r>
           </w:p>
@@ -1135,6 +1732,18 @@
         <w:tc>
           <w:tcPr>
             <w:tcW w:w="0" w:type="auto"/>
+            <w:tcBorders>
+              <w:top w:val="single" w:sz="6" w:space="0" w:color="C4C7C5"/>
+              <w:left w:val="single" w:sz="6" w:space="0" w:color="C4C7C5"/>
+              <w:bottom w:val="single" w:sz="6" w:space="0" w:color="C4C7C5"/>
+              <w:right w:val="single" w:sz="6" w:space="0" w:color="C4C7C5"/>
+            </w:tcBorders>
+            <w:tcMar>
+              <w:top w:w="120" w:type="dxa"/>
+              <w:left w:w="180" w:type="dxa"/>
+              <w:bottom w:w="120" w:type="dxa"/>
+              <w:right w:w="180" w:type="dxa"/>
+            </w:tcMar>
             <w:vAlign w:val="center"/>
             <w:hideMark/>
           </w:tcPr>
@@ -1151,6 +1760,18 @@
         <w:tc>
           <w:tcPr>
             <w:tcW w:w="0" w:type="auto"/>
+            <w:tcBorders>
+              <w:top w:val="single" w:sz="6" w:space="0" w:color="C4C7C5"/>
+              <w:left w:val="single" w:sz="6" w:space="0" w:color="C4C7C5"/>
+              <w:bottom w:val="single" w:sz="6" w:space="0" w:color="C4C7C5"/>
+              <w:right w:val="single" w:sz="6" w:space="0" w:color="C4C7C5"/>
+            </w:tcBorders>
+            <w:tcMar>
+              <w:top w:w="120" w:type="dxa"/>
+              <w:left w:w="180" w:type="dxa"/>
+              <w:bottom w:w="120" w:type="dxa"/>
+              <w:right w:w="180" w:type="dxa"/>
+            </w:tcMar>
             <w:vAlign w:val="center"/>
             <w:hideMark/>
           </w:tcPr>
@@ -1163,15 +1784,47 @@
         <w:tc>
           <w:tcPr>
             <w:tcW w:w="0" w:type="auto"/>
-            <w:vAlign w:val="center"/>
-            <w:hideMark/>
-          </w:tcPr>
-          <w:p>
-            <w:r>
-              <w:rPr>
-                <w:b/>
-                <w:bCs/>
-              </w:rPr>
+            <w:tcBorders>
+              <w:top w:val="single" w:sz="6" w:space="0" w:color="C4C7C5"/>
+              <w:left w:val="single" w:sz="6" w:space="0" w:color="C4C7C5"/>
+              <w:bottom w:val="single" w:sz="6" w:space="0" w:color="C4C7C5"/>
+              <w:right w:val="single" w:sz="6" w:space="0" w:color="C4C7C5"/>
+            </w:tcBorders>
+            <w:tcMar>
+              <w:top w:w="120" w:type="dxa"/>
+              <w:left w:w="180" w:type="dxa"/>
+              <w:bottom w:w="120" w:type="dxa"/>
+              <w:right w:w="180" w:type="dxa"/>
+            </w:tcMar>
+            <w:vAlign w:val="center"/>
+            <w:hideMark/>
+          </w:tcPr>
+          <w:p>
+            <w:r>
+              <w:t>0</w:t>
+            </w:r>
+          </w:p>
+        </w:tc>
+        <w:tc>
+          <w:tcPr>
+            <w:tcW w:w="0" w:type="auto"/>
+            <w:tcBorders>
+              <w:top w:val="single" w:sz="6" w:space="0" w:color="C4C7C5"/>
+              <w:left w:val="single" w:sz="6" w:space="0" w:color="C4C7C5"/>
+              <w:bottom w:val="single" w:sz="6" w:space="0" w:color="C4C7C5"/>
+              <w:right w:val="single" w:sz="6" w:space="0" w:color="C4C7C5"/>
+            </w:tcBorders>
+            <w:tcMar>
+              <w:top w:w="120" w:type="dxa"/>
+              <w:left w:w="180" w:type="dxa"/>
+              <w:bottom w:w="120" w:type="dxa"/>
+              <w:right w:w="180" w:type="dxa"/>
+            </w:tcMar>
+            <w:vAlign w:val="center"/>
+            <w:hideMark/>
+          </w:tcPr>
+          <w:p>
+            <w:r>
               <w:t>0</w:t>
             </w:r>
           </w:p>
@@ -1184,6 +1837,18 @@
         <w:tc>
           <w:tcPr>
             <w:tcW w:w="0" w:type="auto"/>
+            <w:tcBorders>
+              <w:top w:val="single" w:sz="6" w:space="0" w:color="C4C7C5"/>
+              <w:left w:val="single" w:sz="6" w:space="0" w:color="C4C7C5"/>
+              <w:bottom w:val="single" w:sz="6" w:space="0" w:color="C4C7C5"/>
+              <w:right w:val="single" w:sz="6" w:space="0" w:color="C4C7C5"/>
+            </w:tcBorders>
+            <w:tcMar>
+              <w:top w:w="120" w:type="dxa"/>
+              <w:left w:w="180" w:type="dxa"/>
+              <w:bottom w:w="120" w:type="dxa"/>
+              <w:right w:w="180" w:type="dxa"/>
+            </w:tcMar>
             <w:vAlign w:val="center"/>
             <w:hideMark/>
           </w:tcPr>
@@ -1200,6 +1865,18 @@
         <w:tc>
           <w:tcPr>
             <w:tcW w:w="0" w:type="auto"/>
+            <w:tcBorders>
+              <w:top w:val="single" w:sz="6" w:space="0" w:color="C4C7C5"/>
+              <w:left w:val="single" w:sz="6" w:space="0" w:color="C4C7C5"/>
+              <w:bottom w:val="single" w:sz="6" w:space="0" w:color="C4C7C5"/>
+              <w:right w:val="single" w:sz="6" w:space="0" w:color="C4C7C5"/>
+            </w:tcBorders>
+            <w:tcMar>
+              <w:top w:w="120" w:type="dxa"/>
+              <w:left w:w="180" w:type="dxa"/>
+              <w:bottom w:w="120" w:type="dxa"/>
+              <w:right w:w="180" w:type="dxa"/>
+            </w:tcMar>
             <w:vAlign w:val="center"/>
             <w:hideMark/>
           </w:tcPr>
@@ -1212,15 +1889,47 @@
         <w:tc>
           <w:tcPr>
             <w:tcW w:w="0" w:type="auto"/>
-            <w:vAlign w:val="center"/>
-            <w:hideMark/>
-          </w:tcPr>
-          <w:p>
-            <w:r>
-              <w:rPr>
-                <w:b/>
-                <w:bCs/>
-              </w:rPr>
+            <w:tcBorders>
+              <w:top w:val="single" w:sz="6" w:space="0" w:color="C4C7C5"/>
+              <w:left w:val="single" w:sz="6" w:space="0" w:color="C4C7C5"/>
+              <w:bottom w:val="single" w:sz="6" w:space="0" w:color="C4C7C5"/>
+              <w:right w:val="single" w:sz="6" w:space="0" w:color="C4C7C5"/>
+            </w:tcBorders>
+            <w:tcMar>
+              <w:top w:w="120" w:type="dxa"/>
+              <w:left w:w="180" w:type="dxa"/>
+              <w:bottom w:w="120" w:type="dxa"/>
+              <w:right w:w="180" w:type="dxa"/>
+            </w:tcMar>
+            <w:vAlign w:val="center"/>
+            <w:hideMark/>
+          </w:tcPr>
+          <w:p>
+            <w:r>
+              <w:t>0</w:t>
+            </w:r>
+          </w:p>
+        </w:tc>
+        <w:tc>
+          <w:tcPr>
+            <w:tcW w:w="0" w:type="auto"/>
+            <w:tcBorders>
+              <w:top w:val="single" w:sz="6" w:space="0" w:color="C4C7C5"/>
+              <w:left w:val="single" w:sz="6" w:space="0" w:color="C4C7C5"/>
+              <w:bottom w:val="single" w:sz="6" w:space="0" w:color="C4C7C5"/>
+              <w:right w:val="single" w:sz="6" w:space="0" w:color="C4C7C5"/>
+            </w:tcBorders>
+            <w:tcMar>
+              <w:top w:w="120" w:type="dxa"/>
+              <w:left w:w="180" w:type="dxa"/>
+              <w:bottom w:w="120" w:type="dxa"/>
+              <w:right w:w="180" w:type="dxa"/>
+            </w:tcMar>
+            <w:vAlign w:val="center"/>
+            <w:hideMark/>
+          </w:tcPr>
+          <w:p>
+            <w:r>
               <w:t>0</w:t>
             </w:r>
           </w:p>
@@ -1233,6 +1942,18 @@
         <w:tc>
           <w:tcPr>
             <w:tcW w:w="0" w:type="auto"/>
+            <w:tcBorders>
+              <w:top w:val="single" w:sz="6" w:space="0" w:color="C4C7C5"/>
+              <w:left w:val="single" w:sz="6" w:space="0" w:color="C4C7C5"/>
+              <w:bottom w:val="single" w:sz="6" w:space="0" w:color="C4C7C5"/>
+              <w:right w:val="single" w:sz="6" w:space="0" w:color="C4C7C5"/>
+            </w:tcBorders>
+            <w:tcMar>
+              <w:top w:w="120" w:type="dxa"/>
+              <w:left w:w="180" w:type="dxa"/>
+              <w:bottom w:w="120" w:type="dxa"/>
+              <w:right w:w="180" w:type="dxa"/>
+            </w:tcMar>
             <w:vAlign w:val="center"/>
             <w:hideMark/>
           </w:tcPr>
@@ -1249,6 +1970,18 @@
         <w:tc>
           <w:tcPr>
             <w:tcW w:w="0" w:type="auto"/>
+            <w:tcBorders>
+              <w:top w:val="single" w:sz="6" w:space="0" w:color="C4C7C5"/>
+              <w:left w:val="single" w:sz="6" w:space="0" w:color="C4C7C5"/>
+              <w:bottom w:val="single" w:sz="6" w:space="0" w:color="C4C7C5"/>
+              <w:right w:val="single" w:sz="6" w:space="0" w:color="C4C7C5"/>
+            </w:tcBorders>
+            <w:tcMar>
+              <w:top w:w="120" w:type="dxa"/>
+              <w:left w:w="180" w:type="dxa"/>
+              <w:bottom w:w="120" w:type="dxa"/>
+              <w:right w:w="180" w:type="dxa"/>
+            </w:tcMar>
             <w:vAlign w:val="center"/>
             <w:hideMark/>
           </w:tcPr>
@@ -1261,15 +1994,47 @@
         <w:tc>
           <w:tcPr>
             <w:tcW w:w="0" w:type="auto"/>
-            <w:vAlign w:val="center"/>
-            <w:hideMark/>
-          </w:tcPr>
-          <w:p>
-            <w:r>
-              <w:rPr>
-                <w:b/>
-                <w:bCs/>
-              </w:rPr>
+            <w:tcBorders>
+              <w:top w:val="single" w:sz="6" w:space="0" w:color="C4C7C5"/>
+              <w:left w:val="single" w:sz="6" w:space="0" w:color="C4C7C5"/>
+              <w:bottom w:val="single" w:sz="6" w:space="0" w:color="C4C7C5"/>
+              <w:right w:val="single" w:sz="6" w:space="0" w:color="C4C7C5"/>
+            </w:tcBorders>
+            <w:tcMar>
+              <w:top w:w="120" w:type="dxa"/>
+              <w:left w:w="180" w:type="dxa"/>
+              <w:bottom w:w="120" w:type="dxa"/>
+              <w:right w:w="180" w:type="dxa"/>
+            </w:tcMar>
+            <w:vAlign w:val="center"/>
+            <w:hideMark/>
+          </w:tcPr>
+          <w:p>
+            <w:r>
+              <w:t>0</w:t>
+            </w:r>
+          </w:p>
+        </w:tc>
+        <w:tc>
+          <w:tcPr>
+            <w:tcW w:w="0" w:type="auto"/>
+            <w:tcBorders>
+              <w:top w:val="single" w:sz="6" w:space="0" w:color="C4C7C5"/>
+              <w:left w:val="single" w:sz="6" w:space="0" w:color="C4C7C5"/>
+              <w:bottom w:val="single" w:sz="6" w:space="0" w:color="C4C7C5"/>
+              <w:right w:val="single" w:sz="6" w:space="0" w:color="C4C7C5"/>
+            </w:tcBorders>
+            <w:tcMar>
+              <w:top w:w="120" w:type="dxa"/>
+              <w:left w:w="180" w:type="dxa"/>
+              <w:bottom w:w="120" w:type="dxa"/>
+              <w:right w:w="180" w:type="dxa"/>
+            </w:tcMar>
+            <w:vAlign w:val="center"/>
+            <w:hideMark/>
+          </w:tcPr>
+          <w:p>
+            <w:r>
               <w:t>0</w:t>
             </w:r>
           </w:p>
@@ -1282,6 +2047,18 @@
         <w:tc>
           <w:tcPr>
             <w:tcW w:w="0" w:type="auto"/>
+            <w:tcBorders>
+              <w:top w:val="single" w:sz="6" w:space="0" w:color="C4C7C5"/>
+              <w:left w:val="single" w:sz="6" w:space="0" w:color="C4C7C5"/>
+              <w:bottom w:val="single" w:sz="6" w:space="0" w:color="C4C7C5"/>
+              <w:right w:val="single" w:sz="6" w:space="0" w:color="C4C7C5"/>
+            </w:tcBorders>
+            <w:tcMar>
+              <w:top w:w="120" w:type="dxa"/>
+              <w:left w:w="180" w:type="dxa"/>
+              <w:bottom w:w="120" w:type="dxa"/>
+              <w:right w:w="180" w:type="dxa"/>
+            </w:tcMar>
             <w:vAlign w:val="center"/>
             <w:hideMark/>
           </w:tcPr>
@@ -1298,6 +2075,18 @@
         <w:tc>
           <w:tcPr>
             <w:tcW w:w="0" w:type="auto"/>
+            <w:tcBorders>
+              <w:top w:val="single" w:sz="6" w:space="0" w:color="C4C7C5"/>
+              <w:left w:val="single" w:sz="6" w:space="0" w:color="C4C7C5"/>
+              <w:bottom w:val="single" w:sz="6" w:space="0" w:color="C4C7C5"/>
+              <w:right w:val="single" w:sz="6" w:space="0" w:color="C4C7C5"/>
+            </w:tcBorders>
+            <w:tcMar>
+              <w:top w:w="120" w:type="dxa"/>
+              <w:left w:w="180" w:type="dxa"/>
+              <w:bottom w:w="120" w:type="dxa"/>
+              <w:right w:w="180" w:type="dxa"/>
+            </w:tcMar>
             <w:vAlign w:val="center"/>
             <w:hideMark/>
           </w:tcPr>
@@ -1310,15 +2099,47 @@
         <w:tc>
           <w:tcPr>
             <w:tcW w:w="0" w:type="auto"/>
-            <w:vAlign w:val="center"/>
-            <w:hideMark/>
-          </w:tcPr>
-          <w:p>
-            <w:r>
-              <w:rPr>
-                <w:b/>
-                <w:bCs/>
-              </w:rPr>
+            <w:tcBorders>
+              <w:top w:val="single" w:sz="6" w:space="0" w:color="C4C7C5"/>
+              <w:left w:val="single" w:sz="6" w:space="0" w:color="C4C7C5"/>
+              <w:bottom w:val="single" w:sz="6" w:space="0" w:color="C4C7C5"/>
+              <w:right w:val="single" w:sz="6" w:space="0" w:color="C4C7C5"/>
+            </w:tcBorders>
+            <w:tcMar>
+              <w:top w:w="120" w:type="dxa"/>
+              <w:left w:w="180" w:type="dxa"/>
+              <w:bottom w:w="120" w:type="dxa"/>
+              <w:right w:w="180" w:type="dxa"/>
+            </w:tcMar>
+            <w:vAlign w:val="center"/>
+            <w:hideMark/>
+          </w:tcPr>
+          <w:p>
+            <w:r>
+              <w:t>0</w:t>
+            </w:r>
+          </w:p>
+        </w:tc>
+        <w:tc>
+          <w:tcPr>
+            <w:tcW w:w="0" w:type="auto"/>
+            <w:tcBorders>
+              <w:top w:val="single" w:sz="6" w:space="0" w:color="C4C7C5"/>
+              <w:left w:val="single" w:sz="6" w:space="0" w:color="C4C7C5"/>
+              <w:bottom w:val="single" w:sz="6" w:space="0" w:color="C4C7C5"/>
+              <w:right w:val="single" w:sz="6" w:space="0" w:color="C4C7C5"/>
+            </w:tcBorders>
+            <w:tcMar>
+              <w:top w:w="120" w:type="dxa"/>
+              <w:left w:w="180" w:type="dxa"/>
+              <w:bottom w:w="120" w:type="dxa"/>
+              <w:right w:w="180" w:type="dxa"/>
+            </w:tcMar>
+            <w:vAlign w:val="center"/>
+            <w:hideMark/>
+          </w:tcPr>
+          <w:p>
+            <w:r>
               <w:t>0</w:t>
             </w:r>
           </w:p>
@@ -1331,15 +2152,28 @@
         <w:tc>
           <w:tcPr>
             <w:tcW w:w="0" w:type="auto"/>
-            <w:vAlign w:val="center"/>
-            <w:hideMark/>
-          </w:tcPr>
-          <w:p>
-            <w:r>
-              <w:rPr>
-                <w:b/>
-                <w:bCs/>
-              </w:rPr>
+            <w:tcBorders>
+              <w:top w:val="single" w:sz="6" w:space="0" w:color="C4C7C5"/>
+              <w:left w:val="single" w:sz="6" w:space="0" w:color="C4C7C5"/>
+              <w:bottom w:val="single" w:sz="6" w:space="0" w:color="C4C7C5"/>
+              <w:right w:val="single" w:sz="6" w:space="0" w:color="C4C7C5"/>
+            </w:tcBorders>
+            <w:tcMar>
+              <w:top w:w="120" w:type="dxa"/>
+              <w:left w:w="180" w:type="dxa"/>
+              <w:bottom w:w="120" w:type="dxa"/>
+              <w:right w:w="180" w:type="dxa"/>
+            </w:tcMar>
+            <w:vAlign w:val="center"/>
+            <w:hideMark/>
+          </w:tcPr>
+          <w:p>
+            <w:r>
+              <w:rPr>
+                <w:b/>
+                <w:bCs/>
+              </w:rPr>
+              <w:lastRenderedPageBreak/>
               <w:t>AI</w:t>
             </w:r>
           </w:p>
@@ -1347,6 +2181,18 @@
         <w:tc>
           <w:tcPr>
             <w:tcW w:w="0" w:type="auto"/>
+            <w:tcBorders>
+              <w:top w:val="single" w:sz="6" w:space="0" w:color="C4C7C5"/>
+              <w:left w:val="single" w:sz="6" w:space="0" w:color="C4C7C5"/>
+              <w:bottom w:val="single" w:sz="6" w:space="0" w:color="C4C7C5"/>
+              <w:right w:val="single" w:sz="6" w:space="0" w:color="C4C7C5"/>
+            </w:tcBorders>
+            <w:tcMar>
+              <w:top w:w="120" w:type="dxa"/>
+              <w:left w:w="180" w:type="dxa"/>
+              <w:bottom w:w="120" w:type="dxa"/>
+              <w:right w:w="180" w:type="dxa"/>
+            </w:tcMar>
             <w:vAlign w:val="center"/>
             <w:hideMark/>
           </w:tcPr>
@@ -1359,28 +2205,158 @@
         <w:tc>
           <w:tcPr>
             <w:tcW w:w="0" w:type="auto"/>
-            <w:vAlign w:val="center"/>
-            <w:hideMark/>
-          </w:tcPr>
-          <w:p>
-            <w:r>
-              <w:rPr>
-                <w:b/>
-                <w:bCs/>
-              </w:rPr>
+            <w:tcBorders>
+              <w:top w:val="single" w:sz="6" w:space="0" w:color="C4C7C5"/>
+              <w:left w:val="single" w:sz="6" w:space="0" w:color="C4C7C5"/>
+              <w:bottom w:val="single" w:sz="6" w:space="0" w:color="C4C7C5"/>
+              <w:right w:val="single" w:sz="6" w:space="0" w:color="C4C7C5"/>
+            </w:tcBorders>
+            <w:tcMar>
+              <w:top w:w="120" w:type="dxa"/>
+              <w:left w:w="180" w:type="dxa"/>
+              <w:bottom w:w="120" w:type="dxa"/>
+              <w:right w:w="180" w:type="dxa"/>
+            </w:tcMar>
+            <w:vAlign w:val="center"/>
+            <w:hideMark/>
+          </w:tcPr>
+          <w:p>
+            <w:r>
               <w:t>0</w:t>
+            </w:r>
+          </w:p>
+        </w:tc>
+        <w:tc>
+          <w:tcPr>
+            <w:tcW w:w="0" w:type="auto"/>
+            <w:tcBorders>
+              <w:top w:val="single" w:sz="6" w:space="0" w:color="C4C7C5"/>
+              <w:left w:val="single" w:sz="6" w:space="0" w:color="C4C7C5"/>
+              <w:bottom w:val="single" w:sz="6" w:space="0" w:color="C4C7C5"/>
+              <w:right w:val="single" w:sz="6" w:space="0" w:color="C4C7C5"/>
+            </w:tcBorders>
+            <w:tcMar>
+              <w:top w:w="120" w:type="dxa"/>
+              <w:left w:w="180" w:type="dxa"/>
+              <w:bottom w:w="120" w:type="dxa"/>
+              <w:right w:w="180" w:type="dxa"/>
+            </w:tcMar>
+            <w:vAlign w:val="center"/>
+            <w:hideMark/>
+          </w:tcPr>
+          <w:p>
+            <w:r>
+              <w:t>0</w:t>
+            </w:r>
+          </w:p>
+        </w:tc>
+      </w:tr>
+      <w:tr>
+        <w:trPr>
+          <w:tblCellSpacing w:w="15" w:type="dxa"/>
+        </w:trPr>
+        <w:tc>
+          <w:tcPr>
+            <w:tcW w:w="0" w:type="auto"/>
+            <w:tcBorders>
+              <w:top w:val="single" w:sz="6" w:space="0" w:color="C4C7C5"/>
+              <w:left w:val="single" w:sz="6" w:space="0" w:color="C4C7C5"/>
+              <w:bottom w:val="single" w:sz="6" w:space="0" w:color="C4C7C5"/>
+              <w:right w:val="single" w:sz="6" w:space="0" w:color="C4C7C5"/>
+            </w:tcBorders>
+            <w:tcMar>
+              <w:top w:w="120" w:type="dxa"/>
+              <w:left w:w="180" w:type="dxa"/>
+              <w:bottom w:w="120" w:type="dxa"/>
+              <w:right w:w="180" w:type="dxa"/>
+            </w:tcMar>
+            <w:vAlign w:val="center"/>
+            <w:hideMark/>
+          </w:tcPr>
+          <w:p>
+            <w:r>
+              <w:rPr>
+                <w:b/>
+                <w:bCs/>
+              </w:rPr>
+              <w:t>—</w:t>
+            </w:r>
+          </w:p>
+        </w:tc>
+        <w:tc>
+          <w:tcPr>
+            <w:tcW w:w="0" w:type="auto"/>
+            <w:tcBorders>
+              <w:top w:val="single" w:sz="6" w:space="0" w:color="C4C7C5"/>
+              <w:left w:val="single" w:sz="6" w:space="0" w:color="C4C7C5"/>
+              <w:bottom w:val="single" w:sz="6" w:space="0" w:color="C4C7C5"/>
+              <w:right w:val="single" w:sz="6" w:space="0" w:color="C4C7C5"/>
+            </w:tcBorders>
+            <w:tcMar>
+              <w:top w:w="120" w:type="dxa"/>
+              <w:left w:w="180" w:type="dxa"/>
+              <w:bottom w:w="120" w:type="dxa"/>
+              <w:right w:w="180" w:type="dxa"/>
+            </w:tcMar>
+            <w:vAlign w:val="center"/>
+            <w:hideMark/>
+          </w:tcPr>
+          <w:p>
+            <w:r>
+              <w:t>Future Categories</w:t>
+            </w:r>
+          </w:p>
+        </w:tc>
+        <w:tc>
+          <w:tcPr>
+            <w:tcW w:w="0" w:type="auto"/>
+            <w:tcBorders>
+              <w:top w:val="single" w:sz="6" w:space="0" w:color="C4C7C5"/>
+              <w:left w:val="single" w:sz="6" w:space="0" w:color="C4C7C5"/>
+              <w:bottom w:val="single" w:sz="6" w:space="0" w:color="C4C7C5"/>
+              <w:right w:val="single" w:sz="6" w:space="0" w:color="C4C7C5"/>
+            </w:tcBorders>
+            <w:tcMar>
+              <w:top w:w="120" w:type="dxa"/>
+              <w:left w:w="180" w:type="dxa"/>
+              <w:bottom w:w="120" w:type="dxa"/>
+              <w:right w:w="180" w:type="dxa"/>
+            </w:tcMar>
+            <w:vAlign w:val="center"/>
+            <w:hideMark/>
+          </w:tcPr>
+          <w:p>
+            <w:r>
+              <w:t>—</w:t>
+            </w:r>
+          </w:p>
+        </w:tc>
+        <w:tc>
+          <w:tcPr>
+            <w:tcW w:w="0" w:type="auto"/>
+            <w:tcBorders>
+              <w:top w:val="single" w:sz="6" w:space="0" w:color="C4C7C5"/>
+              <w:left w:val="single" w:sz="6" w:space="0" w:color="C4C7C5"/>
+              <w:bottom w:val="single" w:sz="6" w:space="0" w:color="C4C7C5"/>
+              <w:right w:val="single" w:sz="6" w:space="0" w:color="C4C7C5"/>
+            </w:tcBorders>
+            <w:tcMar>
+              <w:top w:w="120" w:type="dxa"/>
+              <w:left w:w="180" w:type="dxa"/>
+              <w:bottom w:w="120" w:type="dxa"/>
+              <w:right w:w="180" w:type="dxa"/>
+            </w:tcMar>
+            <w:vAlign w:val="center"/>
+            <w:hideMark/>
+          </w:tcPr>
+          <w:p>
+            <w:r>
+              <w:t>Reserved</w:t>
             </w:r>
           </w:p>
         </w:tc>
       </w:tr>
     </w:tbl>
-    <w:p>
-      <w:r>
-        <w:pict w14:anchorId="006E749B">
-          <v:rect id="_x0000_i1031" style="width:0;height:1.5pt" o:hralign="center" o:hrstd="t" o:hr="t" fillcolor="#a0a0a0" stroked="f"/>
-        </w:pict>
-      </w:r>
-    </w:p>
     <w:p>
       <w:pPr>
         <w:rPr>
@@ -1409,8 +2385,8 @@
         <w:tblLook w:val="04A0" w:firstRow="1" w:lastRow="0" w:firstColumn="1" w:lastColumn="0" w:noHBand="0" w:noVBand="1"/>
       </w:tblPr>
       <w:tblGrid>
-        <w:gridCol w:w="2995"/>
-        <w:gridCol w:w="846"/>
+        <w:gridCol w:w="4538"/>
+        <w:gridCol w:w="4472"/>
       </w:tblGrid>
       <w:tr>
         <w:trPr>
@@ -1420,16 +2396,22 @@
         <w:tc>
           <w:tcPr>
             <w:tcW w:w="0" w:type="auto"/>
-            <w:vAlign w:val="center"/>
-            <w:hideMark/>
-          </w:tcPr>
-          <w:p>
-            <w:pPr>
-              <w:rPr>
-                <w:b/>
-                <w:bCs/>
-              </w:rPr>
-            </w:pPr>
+            <w:tcBorders>
+              <w:top w:val="single" w:sz="6" w:space="0" w:color="C4C7C5"/>
+              <w:left w:val="single" w:sz="6" w:space="0" w:color="C4C7C5"/>
+              <w:bottom w:val="single" w:sz="6" w:space="0" w:color="C4C7C5"/>
+              <w:right w:val="single" w:sz="6" w:space="0" w:color="C4C7C5"/>
+            </w:tcBorders>
+            <w:tcMar>
+              <w:top w:w="120" w:type="dxa"/>
+              <w:left w:w="180" w:type="dxa"/>
+              <w:bottom w:w="120" w:type="dxa"/>
+              <w:right w:w="180" w:type="dxa"/>
+            </w:tcMar>
+            <w:vAlign w:val="center"/>
+            <w:hideMark/>
+          </w:tcPr>
+          <w:p>
             <w:r>
               <w:rPr>
                 <w:b/>
@@ -1442,22 +2424,28 @@
         <w:tc>
           <w:tcPr>
             <w:tcW w:w="0" w:type="auto"/>
-            <w:vAlign w:val="center"/>
-            <w:hideMark/>
-          </w:tcPr>
-          <w:p>
-            <w:pPr>
-              <w:rPr>
-                <w:b/>
-                <w:bCs/>
-              </w:rPr>
-            </w:pPr>
-            <w:r>
-              <w:rPr>
-                <w:b/>
-                <w:bCs/>
-              </w:rPr>
-              <w:t>Entries</w:t>
+            <w:tcBorders>
+              <w:top w:val="single" w:sz="6" w:space="0" w:color="C4C7C5"/>
+              <w:left w:val="single" w:sz="6" w:space="0" w:color="C4C7C5"/>
+              <w:bottom w:val="single" w:sz="6" w:space="0" w:color="C4C7C5"/>
+              <w:right w:val="single" w:sz="6" w:space="0" w:color="C4C7C5"/>
+            </w:tcBorders>
+            <w:tcMar>
+              <w:top w:w="120" w:type="dxa"/>
+              <w:left w:w="180" w:type="dxa"/>
+              <w:bottom w:w="120" w:type="dxa"/>
+              <w:right w:w="180" w:type="dxa"/>
+            </w:tcMar>
+            <w:vAlign w:val="center"/>
+            <w:hideMark/>
+          </w:tcPr>
+          <w:p>
+            <w:r>
+              <w:rPr>
+                <w:b/>
+                <w:bCs/>
+              </w:rPr>
+              <w:t>Status / Entries</w:t>
             </w:r>
           </w:p>
         </w:tc>
@@ -1469,6 +2457,18 @@
         <w:tc>
           <w:tcPr>
             <w:tcW w:w="0" w:type="auto"/>
+            <w:tcBorders>
+              <w:top w:val="single" w:sz="6" w:space="0" w:color="C4C7C5"/>
+              <w:left w:val="single" w:sz="6" w:space="0" w:color="C4C7C5"/>
+              <w:bottom w:val="single" w:sz="6" w:space="0" w:color="C4C7C5"/>
+              <w:right w:val="single" w:sz="6" w:space="0" w:color="C4C7C5"/>
+            </w:tcBorders>
+            <w:tcMar>
+              <w:top w:w="120" w:type="dxa"/>
+              <w:left w:w="180" w:type="dxa"/>
+              <w:bottom w:w="120" w:type="dxa"/>
+              <w:right w:w="180" w:type="dxa"/>
+            </w:tcMar>
             <w:vAlign w:val="center"/>
             <w:hideMark/>
           </w:tcPr>
@@ -1485,16 +2485,24 @@
         <w:tc>
           <w:tcPr>
             <w:tcW w:w="0" w:type="auto"/>
-            <w:vAlign w:val="center"/>
-            <w:hideMark/>
-          </w:tcPr>
-          <w:p>
-            <w:r>
-              <w:rPr>
-                <w:b/>
-                <w:bCs/>
-              </w:rPr>
-              <w:t>12</w:t>
+            <w:tcBorders>
+              <w:top w:val="single" w:sz="6" w:space="0" w:color="C4C7C5"/>
+              <w:left w:val="single" w:sz="6" w:space="0" w:color="C4C7C5"/>
+              <w:bottom w:val="single" w:sz="6" w:space="0" w:color="C4C7C5"/>
+              <w:right w:val="single" w:sz="6" w:space="0" w:color="C4C7C5"/>
+            </w:tcBorders>
+            <w:tcMar>
+              <w:top w:w="120" w:type="dxa"/>
+              <w:left w:w="180" w:type="dxa"/>
+              <w:bottom w:w="120" w:type="dxa"/>
+              <w:right w:w="180" w:type="dxa"/>
+            </w:tcMar>
+            <w:vAlign w:val="center"/>
+            <w:hideMark/>
+          </w:tcPr>
+          <w:p>
+            <w:r>
+              <w:t>10 Active Categories + Future Expansion</w:t>
             </w:r>
           </w:p>
         </w:tc>
@@ -1506,38 +2514,1721 @@
         <w:tc>
           <w:tcPr>
             <w:tcW w:w="0" w:type="auto"/>
-            <w:vAlign w:val="center"/>
-            <w:hideMark/>
-          </w:tcPr>
-          <w:p>
-            <w:r>
-              <w:rPr>
-                <w:b/>
-                <w:bCs/>
-              </w:rPr>
-              <w:t>Human Frictions</w:t>
-            </w:r>
-          </w:p>
-        </w:tc>
-        <w:tc>
-          <w:tcPr>
-            <w:tcW w:w="0" w:type="auto"/>
-            <w:vAlign w:val="center"/>
-            <w:hideMark/>
-          </w:tcPr>
-          <w:p>
-            <w:r>
-              <w:t>100</w:t>
+            <w:tcBorders>
+              <w:top w:val="single" w:sz="6" w:space="0" w:color="C4C7C5"/>
+              <w:left w:val="single" w:sz="6" w:space="0" w:color="C4C7C5"/>
+              <w:bottom w:val="single" w:sz="6" w:space="0" w:color="C4C7C5"/>
+              <w:right w:val="single" w:sz="6" w:space="0" w:color="C4C7C5"/>
+            </w:tcBorders>
+            <w:tcMar>
+              <w:top w:w="120" w:type="dxa"/>
+              <w:left w:w="180" w:type="dxa"/>
+              <w:bottom w:w="120" w:type="dxa"/>
+              <w:right w:w="180" w:type="dxa"/>
+            </w:tcMar>
+            <w:vAlign w:val="center"/>
+            <w:hideMark/>
+          </w:tcPr>
+          <w:p>
+            <w:r>
+              <w:rPr>
+                <w:b/>
+                <w:bCs/>
+              </w:rPr>
+              <w:t>Categories with Documented Frictions</w:t>
+            </w:r>
+          </w:p>
+        </w:tc>
+        <w:tc>
+          <w:tcPr>
+            <w:tcW w:w="0" w:type="auto"/>
+            <w:tcBorders>
+              <w:top w:val="single" w:sz="6" w:space="0" w:color="C4C7C5"/>
+              <w:left w:val="single" w:sz="6" w:space="0" w:color="C4C7C5"/>
+              <w:bottom w:val="single" w:sz="6" w:space="0" w:color="C4C7C5"/>
+              <w:right w:val="single" w:sz="6" w:space="0" w:color="C4C7C5"/>
+            </w:tcBorders>
+            <w:tcMar>
+              <w:top w:w="120" w:type="dxa"/>
+              <w:left w:w="180" w:type="dxa"/>
+              <w:bottom w:w="120" w:type="dxa"/>
+              <w:right w:w="180" w:type="dxa"/>
+            </w:tcMar>
+            <w:vAlign w:val="center"/>
+            <w:hideMark/>
+          </w:tcPr>
+          <w:p>
+            <w:r>
+              <w:t>2 (FF, OS)</w:t>
+            </w:r>
+          </w:p>
+        </w:tc>
+      </w:tr>
+      <w:tr>
+        <w:trPr>
+          <w:tblCellSpacing w:w="15" w:type="dxa"/>
+        </w:trPr>
+        <w:tc>
+          <w:tcPr>
+            <w:tcW w:w="0" w:type="auto"/>
+            <w:tcBorders>
+              <w:top w:val="single" w:sz="6" w:space="0" w:color="C4C7C5"/>
+              <w:left w:val="single" w:sz="6" w:space="0" w:color="C4C7C5"/>
+              <w:bottom w:val="single" w:sz="6" w:space="0" w:color="C4C7C5"/>
+              <w:right w:val="single" w:sz="6" w:space="0" w:color="C4C7C5"/>
+            </w:tcBorders>
+            <w:tcMar>
+              <w:top w:w="120" w:type="dxa"/>
+              <w:left w:w="180" w:type="dxa"/>
+              <w:bottom w:w="120" w:type="dxa"/>
+              <w:right w:w="180" w:type="dxa"/>
+            </w:tcMar>
+            <w:vAlign w:val="center"/>
+            <w:hideMark/>
+          </w:tcPr>
+          <w:p>
+            <w:r>
+              <w:rPr>
+                <w:b/>
+                <w:bCs/>
+              </w:rPr>
+              <w:t>Research Volumes Completed</w:t>
+            </w:r>
+          </w:p>
+        </w:tc>
+        <w:tc>
+          <w:tcPr>
+            <w:tcW w:w="0" w:type="auto"/>
+            <w:tcBorders>
+              <w:top w:val="single" w:sz="6" w:space="0" w:color="C4C7C5"/>
+              <w:left w:val="single" w:sz="6" w:space="0" w:color="C4C7C5"/>
+              <w:bottom w:val="single" w:sz="6" w:space="0" w:color="C4C7C5"/>
+              <w:right w:val="single" w:sz="6" w:space="0" w:color="C4C7C5"/>
+            </w:tcBorders>
+            <w:tcMar>
+              <w:top w:w="120" w:type="dxa"/>
+              <w:left w:w="180" w:type="dxa"/>
+              <w:bottom w:w="120" w:type="dxa"/>
+              <w:right w:w="180" w:type="dxa"/>
+            </w:tcMar>
+            <w:vAlign w:val="center"/>
+            <w:hideMark/>
+          </w:tcPr>
+          <w:p>
+            <w:r>
+              <w:t>5</w:t>
+            </w:r>
+          </w:p>
+        </w:tc>
+      </w:tr>
+      <w:tr>
+        <w:trPr>
+          <w:tblCellSpacing w:w="15" w:type="dxa"/>
+        </w:trPr>
+        <w:tc>
+          <w:tcPr>
+            <w:tcW w:w="0" w:type="auto"/>
+            <w:tcBorders>
+              <w:top w:val="single" w:sz="6" w:space="0" w:color="C4C7C5"/>
+              <w:left w:val="single" w:sz="6" w:space="0" w:color="C4C7C5"/>
+              <w:bottom w:val="single" w:sz="6" w:space="0" w:color="C4C7C5"/>
+              <w:right w:val="single" w:sz="6" w:space="0" w:color="C4C7C5"/>
+            </w:tcBorders>
+            <w:tcMar>
+              <w:top w:w="120" w:type="dxa"/>
+              <w:left w:w="180" w:type="dxa"/>
+              <w:bottom w:w="120" w:type="dxa"/>
+              <w:right w:w="180" w:type="dxa"/>
+            </w:tcMar>
+            <w:vAlign w:val="center"/>
+            <w:hideMark/>
+          </w:tcPr>
+          <w:p>
+            <w:r>
+              <w:rPr>
+                <w:b/>
+                <w:bCs/>
+              </w:rPr>
+              <w:t>Human Frictions (APIDs)</w:t>
+            </w:r>
+          </w:p>
+        </w:tc>
+        <w:tc>
+          <w:tcPr>
+            <w:tcW w:w="0" w:type="auto"/>
+            <w:tcBorders>
+              <w:top w:val="single" w:sz="6" w:space="0" w:color="C4C7C5"/>
+              <w:left w:val="single" w:sz="6" w:space="0" w:color="C4C7C5"/>
+              <w:bottom w:val="single" w:sz="6" w:space="0" w:color="C4C7C5"/>
+              <w:right w:val="single" w:sz="6" w:space="0" w:color="C4C7C5"/>
+            </w:tcBorders>
+            <w:tcMar>
+              <w:top w:w="120" w:type="dxa"/>
+              <w:left w:w="180" w:type="dxa"/>
+              <w:bottom w:w="120" w:type="dxa"/>
+              <w:right w:w="180" w:type="dxa"/>
+            </w:tcMar>
+            <w:vAlign w:val="center"/>
+            <w:hideMark/>
+          </w:tcPr>
+          <w:p>
+            <w:r>
+              <w:t>125 Entries</w:t>
+            </w:r>
+          </w:p>
+        </w:tc>
+      </w:tr>
+      <w:tr>
+        <w:trPr>
+          <w:tblCellSpacing w:w="15" w:type="dxa"/>
+        </w:trPr>
+        <w:tc>
+          <w:tcPr>
+            <w:tcW w:w="0" w:type="auto"/>
+            <w:tcBorders>
+              <w:top w:val="single" w:sz="6" w:space="0" w:color="C4C7C5"/>
+              <w:left w:val="single" w:sz="6" w:space="0" w:color="C4C7C5"/>
+              <w:bottom w:val="single" w:sz="6" w:space="0" w:color="C4C7C5"/>
+              <w:right w:val="single" w:sz="6" w:space="0" w:color="C4C7C5"/>
+            </w:tcBorders>
+            <w:tcMar>
+              <w:top w:w="120" w:type="dxa"/>
+              <w:left w:w="180" w:type="dxa"/>
+              <w:bottom w:w="120" w:type="dxa"/>
+              <w:right w:w="180" w:type="dxa"/>
+            </w:tcMar>
+            <w:vAlign w:val="center"/>
+            <w:hideMark/>
+          </w:tcPr>
+          <w:p>
+            <w:r>
+              <w:rPr>
+                <w:b/>
+                <w:bCs/>
+              </w:rPr>
+              <w:t>APID Registry Status</w:t>
+            </w:r>
+          </w:p>
+        </w:tc>
+        <w:tc>
+          <w:tcPr>
+            <w:tcW w:w="0" w:type="auto"/>
+            <w:tcBorders>
+              <w:top w:val="single" w:sz="6" w:space="0" w:color="C4C7C5"/>
+              <w:left w:val="single" w:sz="6" w:space="0" w:color="C4C7C5"/>
+              <w:bottom w:val="single" w:sz="6" w:space="0" w:color="C4C7C5"/>
+              <w:right w:val="single" w:sz="6" w:space="0" w:color="C4C7C5"/>
+            </w:tcBorders>
+            <w:tcMar>
+              <w:top w:w="120" w:type="dxa"/>
+              <w:left w:w="180" w:type="dxa"/>
+              <w:bottom w:w="120" w:type="dxa"/>
+              <w:right w:w="180" w:type="dxa"/>
+            </w:tcMar>
+            <w:vAlign w:val="center"/>
+            <w:hideMark/>
+          </w:tcPr>
+          <w:p>
+            <w:r>
+              <w:t>Active</w:t>
             </w:r>
           </w:p>
         </w:tc>
       </w:tr>
     </w:tbl>
     <w:p>
+      <w:pPr>
+        <w:rPr>
+          <w:b/>
+          <w:bCs/>
+        </w:rPr>
+      </w:pPr>
       <w:r>
-        <w:pict w14:anchorId="3CE824FE">
-          <v:rect id="_x0000_i1033" style="width:0;height:1.5pt" o:hralign="center" o:hrstd="t" o:hr="t" fillcolor="#a0a0a0" stroked="f"/>
-        </w:pict>
+        <w:rPr>
+          <w:b/>
+          <w:bCs/>
+        </w:rPr>
+        <w:t>Repository Structure &amp; Roadmap</w:t>
+      </w:r>
+    </w:p>
+    <w:tbl>
+      <w:tblPr>
+        <w:tblW w:w="0" w:type="auto"/>
+        <w:tblCellSpacing w:w="15" w:type="dxa"/>
+        <w:tblCellMar>
+          <w:top w:w="15" w:type="dxa"/>
+          <w:left w:w="15" w:type="dxa"/>
+          <w:bottom w:w="15" w:type="dxa"/>
+          <w:right w:w="15" w:type="dxa"/>
+        </w:tblCellMar>
+        <w:tblLook w:val="04A0" w:firstRow="1" w:lastRow="0" w:firstColumn="1" w:lastColumn="0" w:noHBand="0" w:noVBand="1"/>
+      </w:tblPr>
+      <w:tblGrid>
+        <w:gridCol w:w="1061"/>
+        <w:gridCol w:w="3007"/>
+        <w:gridCol w:w="1504"/>
+        <w:gridCol w:w="1375"/>
+        <w:gridCol w:w="2063"/>
+      </w:tblGrid>
+      <w:tr>
+        <w:trPr>
+          <w:tblHeader/>
+          <w:tblCellSpacing w:w="15" w:type="dxa"/>
+        </w:trPr>
+        <w:tc>
+          <w:tcPr>
+            <w:tcW w:w="0" w:type="auto"/>
+            <w:tcBorders>
+              <w:top w:val="single" w:sz="6" w:space="0" w:color="C4C7C5"/>
+              <w:left w:val="single" w:sz="6" w:space="0" w:color="C4C7C5"/>
+              <w:bottom w:val="single" w:sz="6" w:space="0" w:color="C4C7C5"/>
+              <w:right w:val="single" w:sz="6" w:space="0" w:color="C4C7C5"/>
+            </w:tcBorders>
+            <w:tcMar>
+              <w:top w:w="120" w:type="dxa"/>
+              <w:left w:w="180" w:type="dxa"/>
+              <w:bottom w:w="120" w:type="dxa"/>
+              <w:right w:w="180" w:type="dxa"/>
+            </w:tcMar>
+            <w:vAlign w:val="center"/>
+            <w:hideMark/>
+          </w:tcPr>
+          <w:p>
+            <w:r>
+              <w:rPr>
+                <w:b/>
+                <w:bCs/>
+              </w:rPr>
+              <w:t>Prefix</w:t>
+            </w:r>
+          </w:p>
+        </w:tc>
+        <w:tc>
+          <w:tcPr>
+            <w:tcW w:w="0" w:type="auto"/>
+            <w:tcBorders>
+              <w:top w:val="single" w:sz="6" w:space="0" w:color="C4C7C5"/>
+              <w:left w:val="single" w:sz="6" w:space="0" w:color="C4C7C5"/>
+              <w:bottom w:val="single" w:sz="6" w:space="0" w:color="C4C7C5"/>
+              <w:right w:val="single" w:sz="6" w:space="0" w:color="C4C7C5"/>
+            </w:tcBorders>
+            <w:tcMar>
+              <w:top w:w="120" w:type="dxa"/>
+              <w:left w:w="180" w:type="dxa"/>
+              <w:bottom w:w="120" w:type="dxa"/>
+              <w:right w:w="180" w:type="dxa"/>
+            </w:tcMar>
+            <w:vAlign w:val="center"/>
+            <w:hideMark/>
+          </w:tcPr>
+          <w:p>
+            <w:r>
+              <w:rPr>
+                <w:b/>
+                <w:bCs/>
+              </w:rPr>
+              <w:t>Category</w:t>
+            </w:r>
+          </w:p>
+        </w:tc>
+        <w:tc>
+          <w:tcPr>
+            <w:tcW w:w="0" w:type="auto"/>
+            <w:tcBorders>
+              <w:top w:val="single" w:sz="6" w:space="0" w:color="C4C7C5"/>
+              <w:left w:val="single" w:sz="6" w:space="0" w:color="C4C7C5"/>
+              <w:bottom w:val="single" w:sz="6" w:space="0" w:color="C4C7C5"/>
+              <w:right w:val="single" w:sz="6" w:space="0" w:color="C4C7C5"/>
+            </w:tcBorders>
+            <w:tcMar>
+              <w:top w:w="120" w:type="dxa"/>
+              <w:left w:w="180" w:type="dxa"/>
+              <w:bottom w:w="120" w:type="dxa"/>
+              <w:right w:w="180" w:type="dxa"/>
+            </w:tcMar>
+            <w:vAlign w:val="center"/>
+            <w:hideMark/>
+          </w:tcPr>
+          <w:p>
+            <w:r>
+              <w:rPr>
+                <w:b/>
+                <w:bCs/>
+              </w:rPr>
+              <w:t>Status</w:t>
+            </w:r>
+          </w:p>
+        </w:tc>
+        <w:tc>
+          <w:tcPr>
+            <w:tcW w:w="0" w:type="auto"/>
+            <w:tcBorders>
+              <w:top w:val="single" w:sz="6" w:space="0" w:color="C4C7C5"/>
+              <w:left w:val="single" w:sz="6" w:space="0" w:color="C4C7C5"/>
+              <w:bottom w:val="single" w:sz="6" w:space="0" w:color="C4C7C5"/>
+              <w:right w:val="single" w:sz="6" w:space="0" w:color="C4C7C5"/>
+            </w:tcBorders>
+            <w:tcMar>
+              <w:top w:w="120" w:type="dxa"/>
+              <w:left w:w="180" w:type="dxa"/>
+              <w:bottom w:w="120" w:type="dxa"/>
+              <w:right w:w="180" w:type="dxa"/>
+            </w:tcMar>
+            <w:vAlign w:val="center"/>
+            <w:hideMark/>
+          </w:tcPr>
+          <w:p>
+            <w:r>
+              <w:rPr>
+                <w:b/>
+                <w:bCs/>
+              </w:rPr>
+              <w:t>Volumes</w:t>
+            </w:r>
+          </w:p>
+        </w:tc>
+        <w:tc>
+          <w:tcPr>
+            <w:tcW w:w="0" w:type="auto"/>
+            <w:tcBorders>
+              <w:top w:val="single" w:sz="6" w:space="0" w:color="C4C7C5"/>
+              <w:left w:val="single" w:sz="6" w:space="0" w:color="C4C7C5"/>
+              <w:bottom w:val="single" w:sz="6" w:space="0" w:color="C4C7C5"/>
+              <w:right w:val="single" w:sz="6" w:space="0" w:color="C4C7C5"/>
+            </w:tcBorders>
+            <w:tcMar>
+              <w:top w:w="120" w:type="dxa"/>
+              <w:left w:w="180" w:type="dxa"/>
+              <w:bottom w:w="120" w:type="dxa"/>
+              <w:right w:w="180" w:type="dxa"/>
+            </w:tcMar>
+            <w:vAlign w:val="center"/>
+            <w:hideMark/>
+          </w:tcPr>
+          <w:p>
+            <w:r>
+              <w:rPr>
+                <w:b/>
+                <w:bCs/>
+              </w:rPr>
+              <w:t>Human Frictions</w:t>
+            </w:r>
+          </w:p>
+        </w:tc>
+      </w:tr>
+      <w:tr>
+        <w:trPr>
+          <w:tblCellSpacing w:w="15" w:type="dxa"/>
+        </w:trPr>
+        <w:tc>
+          <w:tcPr>
+            <w:tcW w:w="0" w:type="auto"/>
+            <w:tcBorders>
+              <w:top w:val="single" w:sz="6" w:space="0" w:color="C4C7C5"/>
+              <w:left w:val="single" w:sz="6" w:space="0" w:color="C4C7C5"/>
+              <w:bottom w:val="single" w:sz="6" w:space="0" w:color="C4C7C5"/>
+              <w:right w:val="single" w:sz="6" w:space="0" w:color="C4C7C5"/>
+            </w:tcBorders>
+            <w:tcMar>
+              <w:top w:w="120" w:type="dxa"/>
+              <w:left w:w="180" w:type="dxa"/>
+              <w:bottom w:w="120" w:type="dxa"/>
+              <w:right w:w="180" w:type="dxa"/>
+            </w:tcMar>
+            <w:vAlign w:val="center"/>
+            <w:hideMark/>
+          </w:tcPr>
+          <w:p>
+            <w:r>
+              <w:rPr>
+                <w:b/>
+                <w:bCs/>
+              </w:rPr>
+              <w:t>FF</w:t>
+            </w:r>
+          </w:p>
+        </w:tc>
+        <w:tc>
+          <w:tcPr>
+            <w:tcW w:w="0" w:type="auto"/>
+            <w:tcBorders>
+              <w:top w:val="single" w:sz="6" w:space="0" w:color="C4C7C5"/>
+              <w:left w:val="single" w:sz="6" w:space="0" w:color="C4C7C5"/>
+              <w:bottom w:val="single" w:sz="6" w:space="0" w:color="C4C7C5"/>
+              <w:right w:val="single" w:sz="6" w:space="0" w:color="C4C7C5"/>
+            </w:tcBorders>
+            <w:tcMar>
+              <w:top w:w="120" w:type="dxa"/>
+              <w:left w:w="180" w:type="dxa"/>
+              <w:bottom w:w="120" w:type="dxa"/>
+              <w:right w:w="180" w:type="dxa"/>
+            </w:tcMar>
+            <w:vAlign w:val="center"/>
+            <w:hideMark/>
+          </w:tcPr>
+          <w:p>
+            <w:r>
+              <w:t>Files &amp; Project Management</w:t>
+            </w:r>
+          </w:p>
+        </w:tc>
+        <w:tc>
+          <w:tcPr>
+            <w:tcW w:w="0" w:type="auto"/>
+            <w:tcBorders>
+              <w:top w:val="single" w:sz="6" w:space="0" w:color="C4C7C5"/>
+              <w:left w:val="single" w:sz="6" w:space="0" w:color="C4C7C5"/>
+              <w:bottom w:val="single" w:sz="6" w:space="0" w:color="C4C7C5"/>
+              <w:right w:val="single" w:sz="6" w:space="0" w:color="C4C7C5"/>
+            </w:tcBorders>
+            <w:tcMar>
+              <w:top w:w="120" w:type="dxa"/>
+              <w:left w:w="180" w:type="dxa"/>
+              <w:bottom w:w="120" w:type="dxa"/>
+              <w:right w:w="180" w:type="dxa"/>
+            </w:tcMar>
+            <w:vAlign w:val="center"/>
+            <w:hideMark/>
+          </w:tcPr>
+          <w:p>
+            <w:r>
+              <w:rPr>
+                <w:b/>
+                <w:bCs/>
+              </w:rPr>
+              <w:t>Complete</w:t>
+            </w:r>
+          </w:p>
+        </w:tc>
+        <w:tc>
+          <w:tcPr>
+            <w:tcW w:w="0" w:type="auto"/>
+            <w:tcBorders>
+              <w:top w:val="single" w:sz="6" w:space="0" w:color="C4C7C5"/>
+              <w:left w:val="single" w:sz="6" w:space="0" w:color="C4C7C5"/>
+              <w:bottom w:val="single" w:sz="6" w:space="0" w:color="C4C7C5"/>
+              <w:right w:val="single" w:sz="6" w:space="0" w:color="C4C7C5"/>
+            </w:tcBorders>
+            <w:tcMar>
+              <w:top w:w="120" w:type="dxa"/>
+              <w:left w:w="180" w:type="dxa"/>
+              <w:bottom w:w="120" w:type="dxa"/>
+              <w:right w:w="180" w:type="dxa"/>
+            </w:tcMar>
+            <w:vAlign w:val="center"/>
+            <w:hideMark/>
+          </w:tcPr>
+          <w:p>
+            <w:r>
+              <w:t>3</w:t>
+            </w:r>
+          </w:p>
+        </w:tc>
+        <w:tc>
+          <w:tcPr>
+            <w:tcW w:w="0" w:type="auto"/>
+            <w:tcBorders>
+              <w:top w:val="single" w:sz="6" w:space="0" w:color="C4C7C5"/>
+              <w:left w:val="single" w:sz="6" w:space="0" w:color="C4C7C5"/>
+              <w:bottom w:val="single" w:sz="6" w:space="0" w:color="C4C7C5"/>
+              <w:right w:val="single" w:sz="6" w:space="0" w:color="C4C7C5"/>
+            </w:tcBorders>
+            <w:tcMar>
+              <w:top w:w="120" w:type="dxa"/>
+              <w:left w:w="180" w:type="dxa"/>
+              <w:bottom w:w="120" w:type="dxa"/>
+              <w:right w:w="180" w:type="dxa"/>
+            </w:tcMar>
+            <w:vAlign w:val="center"/>
+            <w:hideMark/>
+          </w:tcPr>
+          <w:p>
+            <w:r>
+              <w:t>75</w:t>
+            </w:r>
+          </w:p>
+        </w:tc>
+      </w:tr>
+      <w:tr>
+        <w:trPr>
+          <w:tblCellSpacing w:w="15" w:type="dxa"/>
+        </w:trPr>
+        <w:tc>
+          <w:tcPr>
+            <w:tcW w:w="0" w:type="auto"/>
+            <w:tcBorders>
+              <w:top w:val="single" w:sz="6" w:space="0" w:color="C4C7C5"/>
+              <w:left w:val="single" w:sz="6" w:space="0" w:color="C4C7C5"/>
+              <w:bottom w:val="single" w:sz="6" w:space="0" w:color="C4C7C5"/>
+              <w:right w:val="single" w:sz="6" w:space="0" w:color="C4C7C5"/>
+            </w:tcBorders>
+            <w:tcMar>
+              <w:top w:w="120" w:type="dxa"/>
+              <w:left w:w="180" w:type="dxa"/>
+              <w:bottom w:w="120" w:type="dxa"/>
+              <w:right w:w="180" w:type="dxa"/>
+            </w:tcMar>
+            <w:vAlign w:val="center"/>
+            <w:hideMark/>
+          </w:tcPr>
+          <w:p>
+            <w:r>
+              <w:rPr>
+                <w:b/>
+                <w:bCs/>
+              </w:rPr>
+              <w:t>OS</w:t>
+            </w:r>
+          </w:p>
+        </w:tc>
+        <w:tc>
+          <w:tcPr>
+            <w:tcW w:w="0" w:type="auto"/>
+            <w:tcBorders>
+              <w:top w:val="single" w:sz="6" w:space="0" w:color="C4C7C5"/>
+              <w:left w:val="single" w:sz="6" w:space="0" w:color="C4C7C5"/>
+              <w:bottom w:val="single" w:sz="6" w:space="0" w:color="C4C7C5"/>
+              <w:right w:val="single" w:sz="6" w:space="0" w:color="C4C7C5"/>
+            </w:tcBorders>
+            <w:tcMar>
+              <w:top w:w="120" w:type="dxa"/>
+              <w:left w:w="180" w:type="dxa"/>
+              <w:bottom w:w="120" w:type="dxa"/>
+              <w:right w:w="180" w:type="dxa"/>
+            </w:tcMar>
+            <w:vAlign w:val="center"/>
+            <w:hideMark/>
+          </w:tcPr>
+          <w:p>
+            <w:r>
+              <w:t>Operating Systems</w:t>
+            </w:r>
+          </w:p>
+        </w:tc>
+        <w:tc>
+          <w:tcPr>
+            <w:tcW w:w="0" w:type="auto"/>
+            <w:tcBorders>
+              <w:top w:val="single" w:sz="6" w:space="0" w:color="C4C7C5"/>
+              <w:left w:val="single" w:sz="6" w:space="0" w:color="C4C7C5"/>
+              <w:bottom w:val="single" w:sz="6" w:space="0" w:color="C4C7C5"/>
+              <w:right w:val="single" w:sz="6" w:space="0" w:color="C4C7C5"/>
+            </w:tcBorders>
+            <w:tcMar>
+              <w:top w:w="120" w:type="dxa"/>
+              <w:left w:w="180" w:type="dxa"/>
+              <w:bottom w:w="120" w:type="dxa"/>
+              <w:right w:w="180" w:type="dxa"/>
+            </w:tcMar>
+            <w:vAlign w:val="center"/>
+            <w:hideMark/>
+          </w:tcPr>
+          <w:p>
+            <w:r>
+              <w:rPr>
+                <w:b/>
+                <w:bCs/>
+              </w:rPr>
+              <w:t>Complete</w:t>
+            </w:r>
+          </w:p>
+        </w:tc>
+        <w:tc>
+          <w:tcPr>
+            <w:tcW w:w="0" w:type="auto"/>
+            <w:tcBorders>
+              <w:top w:val="single" w:sz="6" w:space="0" w:color="C4C7C5"/>
+              <w:left w:val="single" w:sz="6" w:space="0" w:color="C4C7C5"/>
+              <w:bottom w:val="single" w:sz="6" w:space="0" w:color="C4C7C5"/>
+              <w:right w:val="single" w:sz="6" w:space="0" w:color="C4C7C5"/>
+            </w:tcBorders>
+            <w:tcMar>
+              <w:top w:w="120" w:type="dxa"/>
+              <w:left w:w="180" w:type="dxa"/>
+              <w:bottom w:w="120" w:type="dxa"/>
+              <w:right w:w="180" w:type="dxa"/>
+            </w:tcMar>
+            <w:vAlign w:val="center"/>
+            <w:hideMark/>
+          </w:tcPr>
+          <w:p>
+            <w:r>
+              <w:t>2</w:t>
+            </w:r>
+          </w:p>
+        </w:tc>
+        <w:tc>
+          <w:tcPr>
+            <w:tcW w:w="0" w:type="auto"/>
+            <w:tcBorders>
+              <w:top w:val="single" w:sz="6" w:space="0" w:color="C4C7C5"/>
+              <w:left w:val="single" w:sz="6" w:space="0" w:color="C4C7C5"/>
+              <w:bottom w:val="single" w:sz="6" w:space="0" w:color="C4C7C5"/>
+              <w:right w:val="single" w:sz="6" w:space="0" w:color="C4C7C5"/>
+            </w:tcBorders>
+            <w:tcMar>
+              <w:top w:w="120" w:type="dxa"/>
+              <w:left w:w="180" w:type="dxa"/>
+              <w:bottom w:w="120" w:type="dxa"/>
+              <w:right w:w="180" w:type="dxa"/>
+            </w:tcMar>
+            <w:vAlign w:val="center"/>
+            <w:hideMark/>
+          </w:tcPr>
+          <w:p>
+            <w:r>
+              <w:t>50</w:t>
+            </w:r>
+          </w:p>
+        </w:tc>
+      </w:tr>
+      <w:tr>
+        <w:trPr>
+          <w:tblCellSpacing w:w="15" w:type="dxa"/>
+        </w:trPr>
+        <w:tc>
+          <w:tcPr>
+            <w:tcW w:w="0" w:type="auto"/>
+            <w:tcBorders>
+              <w:top w:val="single" w:sz="6" w:space="0" w:color="C4C7C5"/>
+              <w:left w:val="single" w:sz="6" w:space="0" w:color="C4C7C5"/>
+              <w:bottom w:val="single" w:sz="6" w:space="0" w:color="C4C7C5"/>
+              <w:right w:val="single" w:sz="6" w:space="0" w:color="C4C7C5"/>
+            </w:tcBorders>
+            <w:tcMar>
+              <w:top w:w="120" w:type="dxa"/>
+              <w:left w:w="180" w:type="dxa"/>
+              <w:bottom w:w="120" w:type="dxa"/>
+              <w:right w:w="180" w:type="dxa"/>
+            </w:tcMar>
+            <w:vAlign w:val="center"/>
+            <w:hideMark/>
+          </w:tcPr>
+          <w:p>
+            <w:r>
+              <w:rPr>
+                <w:b/>
+                <w:bCs/>
+              </w:rPr>
+              <w:t>WI</w:t>
+            </w:r>
+          </w:p>
+        </w:tc>
+        <w:tc>
+          <w:tcPr>
+            <w:tcW w:w="0" w:type="auto"/>
+            <w:tcBorders>
+              <w:top w:val="single" w:sz="6" w:space="0" w:color="C4C7C5"/>
+              <w:left w:val="single" w:sz="6" w:space="0" w:color="C4C7C5"/>
+              <w:bottom w:val="single" w:sz="6" w:space="0" w:color="C4C7C5"/>
+              <w:right w:val="single" w:sz="6" w:space="0" w:color="C4C7C5"/>
+            </w:tcBorders>
+            <w:tcMar>
+              <w:top w:w="120" w:type="dxa"/>
+              <w:left w:w="180" w:type="dxa"/>
+              <w:bottom w:w="120" w:type="dxa"/>
+              <w:right w:w="180" w:type="dxa"/>
+            </w:tcMar>
+            <w:vAlign w:val="center"/>
+            <w:hideMark/>
+          </w:tcPr>
+          <w:p>
+            <w:r>
+              <w:t>Web &amp; Internet</w:t>
+            </w:r>
+          </w:p>
+        </w:tc>
+        <w:tc>
+          <w:tcPr>
+            <w:tcW w:w="0" w:type="auto"/>
+            <w:tcBorders>
+              <w:top w:val="single" w:sz="6" w:space="0" w:color="C4C7C5"/>
+              <w:left w:val="single" w:sz="6" w:space="0" w:color="C4C7C5"/>
+              <w:bottom w:val="single" w:sz="6" w:space="0" w:color="C4C7C5"/>
+              <w:right w:val="single" w:sz="6" w:space="0" w:color="C4C7C5"/>
+            </w:tcBorders>
+            <w:tcMar>
+              <w:top w:w="120" w:type="dxa"/>
+              <w:left w:w="180" w:type="dxa"/>
+              <w:bottom w:w="120" w:type="dxa"/>
+              <w:right w:w="180" w:type="dxa"/>
+            </w:tcMar>
+            <w:vAlign w:val="center"/>
+            <w:hideMark/>
+          </w:tcPr>
+          <w:p>
+            <w:r>
+              <w:t>Planned</w:t>
+            </w:r>
+          </w:p>
+        </w:tc>
+        <w:tc>
+          <w:tcPr>
+            <w:tcW w:w="0" w:type="auto"/>
+            <w:tcBorders>
+              <w:top w:val="single" w:sz="6" w:space="0" w:color="C4C7C5"/>
+              <w:left w:val="single" w:sz="6" w:space="0" w:color="C4C7C5"/>
+              <w:bottom w:val="single" w:sz="6" w:space="0" w:color="C4C7C5"/>
+              <w:right w:val="single" w:sz="6" w:space="0" w:color="C4C7C5"/>
+            </w:tcBorders>
+            <w:tcMar>
+              <w:top w:w="120" w:type="dxa"/>
+              <w:left w:w="180" w:type="dxa"/>
+              <w:bottom w:w="120" w:type="dxa"/>
+              <w:right w:w="180" w:type="dxa"/>
+            </w:tcMar>
+            <w:vAlign w:val="center"/>
+            <w:hideMark/>
+          </w:tcPr>
+          <w:p>
+            <w:r>
+              <w:t>—</w:t>
+            </w:r>
+          </w:p>
+        </w:tc>
+        <w:tc>
+          <w:tcPr>
+            <w:tcW w:w="0" w:type="auto"/>
+            <w:tcBorders>
+              <w:top w:val="single" w:sz="6" w:space="0" w:color="C4C7C5"/>
+              <w:left w:val="single" w:sz="6" w:space="0" w:color="C4C7C5"/>
+              <w:bottom w:val="single" w:sz="6" w:space="0" w:color="C4C7C5"/>
+              <w:right w:val="single" w:sz="6" w:space="0" w:color="C4C7C5"/>
+            </w:tcBorders>
+            <w:tcMar>
+              <w:top w:w="120" w:type="dxa"/>
+              <w:left w:w="180" w:type="dxa"/>
+              <w:bottom w:w="120" w:type="dxa"/>
+              <w:right w:w="180" w:type="dxa"/>
+            </w:tcMar>
+            <w:vAlign w:val="center"/>
+            <w:hideMark/>
+          </w:tcPr>
+          <w:p>
+            <w:r>
+              <w:t>0</w:t>
+            </w:r>
+          </w:p>
+        </w:tc>
+      </w:tr>
+      <w:tr>
+        <w:trPr>
+          <w:tblCellSpacing w:w="15" w:type="dxa"/>
+        </w:trPr>
+        <w:tc>
+          <w:tcPr>
+            <w:tcW w:w="0" w:type="auto"/>
+            <w:tcBorders>
+              <w:top w:val="single" w:sz="6" w:space="0" w:color="C4C7C5"/>
+              <w:left w:val="single" w:sz="6" w:space="0" w:color="C4C7C5"/>
+              <w:bottom w:val="single" w:sz="6" w:space="0" w:color="C4C7C5"/>
+              <w:right w:val="single" w:sz="6" w:space="0" w:color="C4C7C5"/>
+            </w:tcBorders>
+            <w:tcMar>
+              <w:top w:w="120" w:type="dxa"/>
+              <w:left w:w="180" w:type="dxa"/>
+              <w:bottom w:w="120" w:type="dxa"/>
+              <w:right w:w="180" w:type="dxa"/>
+            </w:tcMar>
+            <w:vAlign w:val="center"/>
+            <w:hideMark/>
+          </w:tcPr>
+          <w:p>
+            <w:r>
+              <w:rPr>
+                <w:b/>
+                <w:bCs/>
+              </w:rPr>
+              <w:lastRenderedPageBreak/>
+              <w:t>KI</w:t>
+            </w:r>
+          </w:p>
+        </w:tc>
+        <w:tc>
+          <w:tcPr>
+            <w:tcW w:w="0" w:type="auto"/>
+            <w:tcBorders>
+              <w:top w:val="single" w:sz="6" w:space="0" w:color="C4C7C5"/>
+              <w:left w:val="single" w:sz="6" w:space="0" w:color="C4C7C5"/>
+              <w:bottom w:val="single" w:sz="6" w:space="0" w:color="C4C7C5"/>
+              <w:right w:val="single" w:sz="6" w:space="0" w:color="C4C7C5"/>
+            </w:tcBorders>
+            <w:tcMar>
+              <w:top w:w="120" w:type="dxa"/>
+              <w:left w:w="180" w:type="dxa"/>
+              <w:bottom w:w="120" w:type="dxa"/>
+              <w:right w:w="180" w:type="dxa"/>
+            </w:tcMar>
+            <w:vAlign w:val="center"/>
+            <w:hideMark/>
+          </w:tcPr>
+          <w:p>
+            <w:r>
+              <w:t>Keyboard &amp; Input</w:t>
+            </w:r>
+          </w:p>
+        </w:tc>
+        <w:tc>
+          <w:tcPr>
+            <w:tcW w:w="0" w:type="auto"/>
+            <w:tcBorders>
+              <w:top w:val="single" w:sz="6" w:space="0" w:color="C4C7C5"/>
+              <w:left w:val="single" w:sz="6" w:space="0" w:color="C4C7C5"/>
+              <w:bottom w:val="single" w:sz="6" w:space="0" w:color="C4C7C5"/>
+              <w:right w:val="single" w:sz="6" w:space="0" w:color="C4C7C5"/>
+            </w:tcBorders>
+            <w:tcMar>
+              <w:top w:w="120" w:type="dxa"/>
+              <w:left w:w="180" w:type="dxa"/>
+              <w:bottom w:w="120" w:type="dxa"/>
+              <w:right w:w="180" w:type="dxa"/>
+            </w:tcMar>
+            <w:vAlign w:val="center"/>
+            <w:hideMark/>
+          </w:tcPr>
+          <w:p>
+            <w:r>
+              <w:t>Planned</w:t>
+            </w:r>
+          </w:p>
+        </w:tc>
+        <w:tc>
+          <w:tcPr>
+            <w:tcW w:w="0" w:type="auto"/>
+            <w:tcBorders>
+              <w:top w:val="single" w:sz="6" w:space="0" w:color="C4C7C5"/>
+              <w:left w:val="single" w:sz="6" w:space="0" w:color="C4C7C5"/>
+              <w:bottom w:val="single" w:sz="6" w:space="0" w:color="C4C7C5"/>
+              <w:right w:val="single" w:sz="6" w:space="0" w:color="C4C7C5"/>
+            </w:tcBorders>
+            <w:tcMar>
+              <w:top w:w="120" w:type="dxa"/>
+              <w:left w:w="180" w:type="dxa"/>
+              <w:bottom w:w="120" w:type="dxa"/>
+              <w:right w:w="180" w:type="dxa"/>
+            </w:tcMar>
+            <w:vAlign w:val="center"/>
+            <w:hideMark/>
+          </w:tcPr>
+          <w:p>
+            <w:r>
+              <w:t>—</w:t>
+            </w:r>
+          </w:p>
+        </w:tc>
+        <w:tc>
+          <w:tcPr>
+            <w:tcW w:w="0" w:type="auto"/>
+            <w:tcBorders>
+              <w:top w:val="single" w:sz="6" w:space="0" w:color="C4C7C5"/>
+              <w:left w:val="single" w:sz="6" w:space="0" w:color="C4C7C5"/>
+              <w:bottom w:val="single" w:sz="6" w:space="0" w:color="C4C7C5"/>
+              <w:right w:val="single" w:sz="6" w:space="0" w:color="C4C7C5"/>
+            </w:tcBorders>
+            <w:tcMar>
+              <w:top w:w="120" w:type="dxa"/>
+              <w:left w:w="180" w:type="dxa"/>
+              <w:bottom w:w="120" w:type="dxa"/>
+              <w:right w:w="180" w:type="dxa"/>
+            </w:tcMar>
+            <w:vAlign w:val="center"/>
+            <w:hideMark/>
+          </w:tcPr>
+          <w:p>
+            <w:r>
+              <w:t>0</w:t>
+            </w:r>
+          </w:p>
+        </w:tc>
+      </w:tr>
+      <w:tr>
+        <w:trPr>
+          <w:tblCellSpacing w:w="15" w:type="dxa"/>
+        </w:trPr>
+        <w:tc>
+          <w:tcPr>
+            <w:tcW w:w="0" w:type="auto"/>
+            <w:tcBorders>
+              <w:top w:val="single" w:sz="6" w:space="0" w:color="C4C7C5"/>
+              <w:left w:val="single" w:sz="6" w:space="0" w:color="C4C7C5"/>
+              <w:bottom w:val="single" w:sz="6" w:space="0" w:color="C4C7C5"/>
+              <w:right w:val="single" w:sz="6" w:space="0" w:color="C4C7C5"/>
+            </w:tcBorders>
+            <w:tcMar>
+              <w:top w:w="120" w:type="dxa"/>
+              <w:left w:w="180" w:type="dxa"/>
+              <w:bottom w:w="120" w:type="dxa"/>
+              <w:right w:w="180" w:type="dxa"/>
+            </w:tcMar>
+            <w:vAlign w:val="center"/>
+            <w:hideMark/>
+          </w:tcPr>
+          <w:p>
+            <w:r>
+              <w:rPr>
+                <w:b/>
+                <w:bCs/>
+              </w:rPr>
+              <w:t>DW</w:t>
+            </w:r>
+          </w:p>
+        </w:tc>
+        <w:tc>
+          <w:tcPr>
+            <w:tcW w:w="0" w:type="auto"/>
+            <w:tcBorders>
+              <w:top w:val="single" w:sz="6" w:space="0" w:color="C4C7C5"/>
+              <w:left w:val="single" w:sz="6" w:space="0" w:color="C4C7C5"/>
+              <w:bottom w:val="single" w:sz="6" w:space="0" w:color="C4C7C5"/>
+              <w:right w:val="single" w:sz="6" w:space="0" w:color="C4C7C5"/>
+            </w:tcBorders>
+            <w:tcMar>
+              <w:top w:w="120" w:type="dxa"/>
+              <w:left w:w="180" w:type="dxa"/>
+              <w:bottom w:w="120" w:type="dxa"/>
+              <w:right w:w="180" w:type="dxa"/>
+            </w:tcMar>
+            <w:vAlign w:val="center"/>
+            <w:hideMark/>
+          </w:tcPr>
+          <w:p>
+            <w:r>
+              <w:t>Desktop Workspace</w:t>
+            </w:r>
+          </w:p>
+        </w:tc>
+        <w:tc>
+          <w:tcPr>
+            <w:tcW w:w="0" w:type="auto"/>
+            <w:tcBorders>
+              <w:top w:val="single" w:sz="6" w:space="0" w:color="C4C7C5"/>
+              <w:left w:val="single" w:sz="6" w:space="0" w:color="C4C7C5"/>
+              <w:bottom w:val="single" w:sz="6" w:space="0" w:color="C4C7C5"/>
+              <w:right w:val="single" w:sz="6" w:space="0" w:color="C4C7C5"/>
+            </w:tcBorders>
+            <w:tcMar>
+              <w:top w:w="120" w:type="dxa"/>
+              <w:left w:w="180" w:type="dxa"/>
+              <w:bottom w:w="120" w:type="dxa"/>
+              <w:right w:w="180" w:type="dxa"/>
+            </w:tcMar>
+            <w:vAlign w:val="center"/>
+            <w:hideMark/>
+          </w:tcPr>
+          <w:p>
+            <w:r>
+              <w:t>Planned</w:t>
+            </w:r>
+          </w:p>
+        </w:tc>
+        <w:tc>
+          <w:tcPr>
+            <w:tcW w:w="0" w:type="auto"/>
+            <w:tcBorders>
+              <w:top w:val="single" w:sz="6" w:space="0" w:color="C4C7C5"/>
+              <w:left w:val="single" w:sz="6" w:space="0" w:color="C4C7C5"/>
+              <w:bottom w:val="single" w:sz="6" w:space="0" w:color="C4C7C5"/>
+              <w:right w:val="single" w:sz="6" w:space="0" w:color="C4C7C5"/>
+            </w:tcBorders>
+            <w:tcMar>
+              <w:top w:w="120" w:type="dxa"/>
+              <w:left w:w="180" w:type="dxa"/>
+              <w:bottom w:w="120" w:type="dxa"/>
+              <w:right w:w="180" w:type="dxa"/>
+            </w:tcMar>
+            <w:vAlign w:val="center"/>
+            <w:hideMark/>
+          </w:tcPr>
+          <w:p>
+            <w:r>
+              <w:t>—</w:t>
+            </w:r>
+          </w:p>
+        </w:tc>
+        <w:tc>
+          <w:tcPr>
+            <w:tcW w:w="0" w:type="auto"/>
+            <w:tcBorders>
+              <w:top w:val="single" w:sz="6" w:space="0" w:color="C4C7C5"/>
+              <w:left w:val="single" w:sz="6" w:space="0" w:color="C4C7C5"/>
+              <w:bottom w:val="single" w:sz="6" w:space="0" w:color="C4C7C5"/>
+              <w:right w:val="single" w:sz="6" w:space="0" w:color="C4C7C5"/>
+            </w:tcBorders>
+            <w:tcMar>
+              <w:top w:w="120" w:type="dxa"/>
+              <w:left w:w="180" w:type="dxa"/>
+              <w:bottom w:w="120" w:type="dxa"/>
+              <w:right w:w="180" w:type="dxa"/>
+            </w:tcMar>
+            <w:vAlign w:val="center"/>
+            <w:hideMark/>
+          </w:tcPr>
+          <w:p>
+            <w:r>
+              <w:t>0</w:t>
+            </w:r>
+          </w:p>
+        </w:tc>
+      </w:tr>
+      <w:tr>
+        <w:trPr>
+          <w:tblCellSpacing w:w="15" w:type="dxa"/>
+        </w:trPr>
+        <w:tc>
+          <w:tcPr>
+            <w:tcW w:w="0" w:type="auto"/>
+            <w:tcBorders>
+              <w:top w:val="single" w:sz="6" w:space="0" w:color="C4C7C5"/>
+              <w:left w:val="single" w:sz="6" w:space="0" w:color="C4C7C5"/>
+              <w:bottom w:val="single" w:sz="6" w:space="0" w:color="C4C7C5"/>
+              <w:right w:val="single" w:sz="6" w:space="0" w:color="C4C7C5"/>
+            </w:tcBorders>
+            <w:tcMar>
+              <w:top w:w="120" w:type="dxa"/>
+              <w:left w:w="180" w:type="dxa"/>
+              <w:bottom w:w="120" w:type="dxa"/>
+              <w:right w:w="180" w:type="dxa"/>
+            </w:tcMar>
+            <w:vAlign w:val="center"/>
+            <w:hideMark/>
+          </w:tcPr>
+          <w:p>
+            <w:r>
+              <w:rPr>
+                <w:b/>
+                <w:bCs/>
+              </w:rPr>
+              <w:t>AU</w:t>
+            </w:r>
+          </w:p>
+        </w:tc>
+        <w:tc>
+          <w:tcPr>
+            <w:tcW w:w="0" w:type="auto"/>
+            <w:tcBorders>
+              <w:top w:val="single" w:sz="6" w:space="0" w:color="C4C7C5"/>
+              <w:left w:val="single" w:sz="6" w:space="0" w:color="C4C7C5"/>
+              <w:bottom w:val="single" w:sz="6" w:space="0" w:color="C4C7C5"/>
+              <w:right w:val="single" w:sz="6" w:space="0" w:color="C4C7C5"/>
+            </w:tcBorders>
+            <w:tcMar>
+              <w:top w:w="120" w:type="dxa"/>
+              <w:left w:w="180" w:type="dxa"/>
+              <w:bottom w:w="120" w:type="dxa"/>
+              <w:right w:w="180" w:type="dxa"/>
+            </w:tcMar>
+            <w:vAlign w:val="center"/>
+            <w:hideMark/>
+          </w:tcPr>
+          <w:p>
+            <w:r>
+              <w:t>Authentication &amp; Forms</w:t>
+            </w:r>
+          </w:p>
+        </w:tc>
+        <w:tc>
+          <w:tcPr>
+            <w:tcW w:w="0" w:type="auto"/>
+            <w:tcBorders>
+              <w:top w:val="single" w:sz="6" w:space="0" w:color="C4C7C5"/>
+              <w:left w:val="single" w:sz="6" w:space="0" w:color="C4C7C5"/>
+              <w:bottom w:val="single" w:sz="6" w:space="0" w:color="C4C7C5"/>
+              <w:right w:val="single" w:sz="6" w:space="0" w:color="C4C7C5"/>
+            </w:tcBorders>
+            <w:tcMar>
+              <w:top w:w="120" w:type="dxa"/>
+              <w:left w:w="180" w:type="dxa"/>
+              <w:bottom w:w="120" w:type="dxa"/>
+              <w:right w:w="180" w:type="dxa"/>
+            </w:tcMar>
+            <w:vAlign w:val="center"/>
+            <w:hideMark/>
+          </w:tcPr>
+          <w:p>
+            <w:r>
+              <w:t>Planned</w:t>
+            </w:r>
+          </w:p>
+        </w:tc>
+        <w:tc>
+          <w:tcPr>
+            <w:tcW w:w="0" w:type="auto"/>
+            <w:tcBorders>
+              <w:top w:val="single" w:sz="6" w:space="0" w:color="C4C7C5"/>
+              <w:left w:val="single" w:sz="6" w:space="0" w:color="C4C7C5"/>
+              <w:bottom w:val="single" w:sz="6" w:space="0" w:color="C4C7C5"/>
+              <w:right w:val="single" w:sz="6" w:space="0" w:color="C4C7C5"/>
+            </w:tcBorders>
+            <w:tcMar>
+              <w:top w:w="120" w:type="dxa"/>
+              <w:left w:w="180" w:type="dxa"/>
+              <w:bottom w:w="120" w:type="dxa"/>
+              <w:right w:w="180" w:type="dxa"/>
+            </w:tcMar>
+            <w:vAlign w:val="center"/>
+            <w:hideMark/>
+          </w:tcPr>
+          <w:p>
+            <w:r>
+              <w:t>—</w:t>
+            </w:r>
+          </w:p>
+        </w:tc>
+        <w:tc>
+          <w:tcPr>
+            <w:tcW w:w="0" w:type="auto"/>
+            <w:tcBorders>
+              <w:top w:val="single" w:sz="6" w:space="0" w:color="C4C7C5"/>
+              <w:left w:val="single" w:sz="6" w:space="0" w:color="C4C7C5"/>
+              <w:bottom w:val="single" w:sz="6" w:space="0" w:color="C4C7C5"/>
+              <w:right w:val="single" w:sz="6" w:space="0" w:color="C4C7C5"/>
+            </w:tcBorders>
+            <w:tcMar>
+              <w:top w:w="120" w:type="dxa"/>
+              <w:left w:w="180" w:type="dxa"/>
+              <w:bottom w:w="120" w:type="dxa"/>
+              <w:right w:w="180" w:type="dxa"/>
+            </w:tcMar>
+            <w:vAlign w:val="center"/>
+            <w:hideMark/>
+          </w:tcPr>
+          <w:p>
+            <w:r>
+              <w:t>0</w:t>
+            </w:r>
+          </w:p>
+        </w:tc>
+      </w:tr>
+      <w:tr>
+        <w:trPr>
+          <w:tblCellSpacing w:w="15" w:type="dxa"/>
+        </w:trPr>
+        <w:tc>
+          <w:tcPr>
+            <w:tcW w:w="0" w:type="auto"/>
+            <w:tcBorders>
+              <w:top w:val="single" w:sz="6" w:space="0" w:color="C4C7C5"/>
+              <w:left w:val="single" w:sz="6" w:space="0" w:color="C4C7C5"/>
+              <w:bottom w:val="single" w:sz="6" w:space="0" w:color="C4C7C5"/>
+              <w:right w:val="single" w:sz="6" w:space="0" w:color="C4C7C5"/>
+            </w:tcBorders>
+            <w:tcMar>
+              <w:top w:w="120" w:type="dxa"/>
+              <w:left w:w="180" w:type="dxa"/>
+              <w:bottom w:w="120" w:type="dxa"/>
+              <w:right w:w="180" w:type="dxa"/>
+            </w:tcMar>
+            <w:vAlign w:val="center"/>
+            <w:hideMark/>
+          </w:tcPr>
+          <w:p>
+            <w:r>
+              <w:rPr>
+                <w:b/>
+                <w:bCs/>
+              </w:rPr>
+              <w:t>NT</w:t>
+            </w:r>
+          </w:p>
+        </w:tc>
+        <w:tc>
+          <w:tcPr>
+            <w:tcW w:w="0" w:type="auto"/>
+            <w:tcBorders>
+              <w:top w:val="single" w:sz="6" w:space="0" w:color="C4C7C5"/>
+              <w:left w:val="single" w:sz="6" w:space="0" w:color="C4C7C5"/>
+              <w:bottom w:val="single" w:sz="6" w:space="0" w:color="C4C7C5"/>
+              <w:right w:val="single" w:sz="6" w:space="0" w:color="C4C7C5"/>
+            </w:tcBorders>
+            <w:tcMar>
+              <w:top w:w="120" w:type="dxa"/>
+              <w:left w:w="180" w:type="dxa"/>
+              <w:bottom w:w="120" w:type="dxa"/>
+              <w:right w:w="180" w:type="dxa"/>
+            </w:tcMar>
+            <w:vAlign w:val="center"/>
+            <w:hideMark/>
+          </w:tcPr>
+          <w:p>
+            <w:r>
+              <w:t>Notifications</w:t>
+            </w:r>
+          </w:p>
+        </w:tc>
+        <w:tc>
+          <w:tcPr>
+            <w:tcW w:w="0" w:type="auto"/>
+            <w:tcBorders>
+              <w:top w:val="single" w:sz="6" w:space="0" w:color="C4C7C5"/>
+              <w:left w:val="single" w:sz="6" w:space="0" w:color="C4C7C5"/>
+              <w:bottom w:val="single" w:sz="6" w:space="0" w:color="C4C7C5"/>
+              <w:right w:val="single" w:sz="6" w:space="0" w:color="C4C7C5"/>
+            </w:tcBorders>
+            <w:tcMar>
+              <w:top w:w="120" w:type="dxa"/>
+              <w:left w:w="180" w:type="dxa"/>
+              <w:bottom w:w="120" w:type="dxa"/>
+              <w:right w:w="180" w:type="dxa"/>
+            </w:tcMar>
+            <w:vAlign w:val="center"/>
+            <w:hideMark/>
+          </w:tcPr>
+          <w:p>
+            <w:r>
+              <w:t>Planned</w:t>
+            </w:r>
+          </w:p>
+        </w:tc>
+        <w:tc>
+          <w:tcPr>
+            <w:tcW w:w="0" w:type="auto"/>
+            <w:tcBorders>
+              <w:top w:val="single" w:sz="6" w:space="0" w:color="C4C7C5"/>
+              <w:left w:val="single" w:sz="6" w:space="0" w:color="C4C7C5"/>
+              <w:bottom w:val="single" w:sz="6" w:space="0" w:color="C4C7C5"/>
+              <w:right w:val="single" w:sz="6" w:space="0" w:color="C4C7C5"/>
+            </w:tcBorders>
+            <w:tcMar>
+              <w:top w:w="120" w:type="dxa"/>
+              <w:left w:w="180" w:type="dxa"/>
+              <w:bottom w:w="120" w:type="dxa"/>
+              <w:right w:w="180" w:type="dxa"/>
+            </w:tcMar>
+            <w:vAlign w:val="center"/>
+            <w:hideMark/>
+          </w:tcPr>
+          <w:p>
+            <w:r>
+              <w:t>—</w:t>
+            </w:r>
+          </w:p>
+        </w:tc>
+        <w:tc>
+          <w:tcPr>
+            <w:tcW w:w="0" w:type="auto"/>
+            <w:tcBorders>
+              <w:top w:val="single" w:sz="6" w:space="0" w:color="C4C7C5"/>
+              <w:left w:val="single" w:sz="6" w:space="0" w:color="C4C7C5"/>
+              <w:bottom w:val="single" w:sz="6" w:space="0" w:color="C4C7C5"/>
+              <w:right w:val="single" w:sz="6" w:space="0" w:color="C4C7C5"/>
+            </w:tcBorders>
+            <w:tcMar>
+              <w:top w:w="120" w:type="dxa"/>
+              <w:left w:w="180" w:type="dxa"/>
+              <w:bottom w:w="120" w:type="dxa"/>
+              <w:right w:w="180" w:type="dxa"/>
+            </w:tcMar>
+            <w:vAlign w:val="center"/>
+            <w:hideMark/>
+          </w:tcPr>
+          <w:p>
+            <w:r>
+              <w:t>0</w:t>
+            </w:r>
+          </w:p>
+        </w:tc>
+      </w:tr>
+      <w:tr>
+        <w:trPr>
+          <w:tblCellSpacing w:w="15" w:type="dxa"/>
+        </w:trPr>
+        <w:tc>
+          <w:tcPr>
+            <w:tcW w:w="0" w:type="auto"/>
+            <w:tcBorders>
+              <w:top w:val="single" w:sz="6" w:space="0" w:color="C4C7C5"/>
+              <w:left w:val="single" w:sz="6" w:space="0" w:color="C4C7C5"/>
+              <w:bottom w:val="single" w:sz="6" w:space="0" w:color="C4C7C5"/>
+              <w:right w:val="single" w:sz="6" w:space="0" w:color="C4C7C5"/>
+            </w:tcBorders>
+            <w:tcMar>
+              <w:top w:w="120" w:type="dxa"/>
+              <w:left w:w="180" w:type="dxa"/>
+              <w:bottom w:w="120" w:type="dxa"/>
+              <w:right w:w="180" w:type="dxa"/>
+            </w:tcMar>
+            <w:vAlign w:val="center"/>
+            <w:hideMark/>
+          </w:tcPr>
+          <w:p>
+            <w:r>
+              <w:rPr>
+                <w:b/>
+                <w:bCs/>
+              </w:rPr>
+              <w:t>LE</w:t>
+            </w:r>
+          </w:p>
+        </w:tc>
+        <w:tc>
+          <w:tcPr>
+            <w:tcW w:w="0" w:type="auto"/>
+            <w:tcBorders>
+              <w:top w:val="single" w:sz="6" w:space="0" w:color="C4C7C5"/>
+              <w:left w:val="single" w:sz="6" w:space="0" w:color="C4C7C5"/>
+              <w:bottom w:val="single" w:sz="6" w:space="0" w:color="C4C7C5"/>
+              <w:right w:val="single" w:sz="6" w:space="0" w:color="C4C7C5"/>
+            </w:tcBorders>
+            <w:tcMar>
+              <w:top w:w="120" w:type="dxa"/>
+              <w:left w:w="180" w:type="dxa"/>
+              <w:bottom w:w="120" w:type="dxa"/>
+              <w:right w:w="180" w:type="dxa"/>
+            </w:tcMar>
+            <w:vAlign w:val="center"/>
+            <w:hideMark/>
+          </w:tcPr>
+          <w:p>
+            <w:r>
+              <w:t>Learning</w:t>
+            </w:r>
+          </w:p>
+        </w:tc>
+        <w:tc>
+          <w:tcPr>
+            <w:tcW w:w="0" w:type="auto"/>
+            <w:tcBorders>
+              <w:top w:val="single" w:sz="6" w:space="0" w:color="C4C7C5"/>
+              <w:left w:val="single" w:sz="6" w:space="0" w:color="C4C7C5"/>
+              <w:bottom w:val="single" w:sz="6" w:space="0" w:color="C4C7C5"/>
+              <w:right w:val="single" w:sz="6" w:space="0" w:color="C4C7C5"/>
+            </w:tcBorders>
+            <w:tcMar>
+              <w:top w:w="120" w:type="dxa"/>
+              <w:left w:w="180" w:type="dxa"/>
+              <w:bottom w:w="120" w:type="dxa"/>
+              <w:right w:w="180" w:type="dxa"/>
+            </w:tcMar>
+            <w:vAlign w:val="center"/>
+            <w:hideMark/>
+          </w:tcPr>
+          <w:p>
+            <w:r>
+              <w:t>Planned</w:t>
+            </w:r>
+          </w:p>
+        </w:tc>
+        <w:tc>
+          <w:tcPr>
+            <w:tcW w:w="0" w:type="auto"/>
+            <w:tcBorders>
+              <w:top w:val="single" w:sz="6" w:space="0" w:color="C4C7C5"/>
+              <w:left w:val="single" w:sz="6" w:space="0" w:color="C4C7C5"/>
+              <w:bottom w:val="single" w:sz="6" w:space="0" w:color="C4C7C5"/>
+              <w:right w:val="single" w:sz="6" w:space="0" w:color="C4C7C5"/>
+            </w:tcBorders>
+            <w:tcMar>
+              <w:top w:w="120" w:type="dxa"/>
+              <w:left w:w="180" w:type="dxa"/>
+              <w:bottom w:w="120" w:type="dxa"/>
+              <w:right w:w="180" w:type="dxa"/>
+            </w:tcMar>
+            <w:vAlign w:val="center"/>
+            <w:hideMark/>
+          </w:tcPr>
+          <w:p>
+            <w:r>
+              <w:t>—</w:t>
+            </w:r>
+          </w:p>
+        </w:tc>
+        <w:tc>
+          <w:tcPr>
+            <w:tcW w:w="0" w:type="auto"/>
+            <w:tcBorders>
+              <w:top w:val="single" w:sz="6" w:space="0" w:color="C4C7C5"/>
+              <w:left w:val="single" w:sz="6" w:space="0" w:color="C4C7C5"/>
+              <w:bottom w:val="single" w:sz="6" w:space="0" w:color="C4C7C5"/>
+              <w:right w:val="single" w:sz="6" w:space="0" w:color="C4C7C5"/>
+            </w:tcBorders>
+            <w:tcMar>
+              <w:top w:w="120" w:type="dxa"/>
+              <w:left w:w="180" w:type="dxa"/>
+              <w:bottom w:w="120" w:type="dxa"/>
+              <w:right w:w="180" w:type="dxa"/>
+            </w:tcMar>
+            <w:vAlign w:val="center"/>
+            <w:hideMark/>
+          </w:tcPr>
+          <w:p>
+            <w:r>
+              <w:t>0</w:t>
+            </w:r>
+          </w:p>
+        </w:tc>
+      </w:tr>
+      <w:tr>
+        <w:trPr>
+          <w:tblCellSpacing w:w="15" w:type="dxa"/>
+        </w:trPr>
+        <w:tc>
+          <w:tcPr>
+            <w:tcW w:w="0" w:type="auto"/>
+            <w:tcBorders>
+              <w:top w:val="single" w:sz="6" w:space="0" w:color="C4C7C5"/>
+              <w:left w:val="single" w:sz="6" w:space="0" w:color="C4C7C5"/>
+              <w:bottom w:val="single" w:sz="6" w:space="0" w:color="C4C7C5"/>
+              <w:right w:val="single" w:sz="6" w:space="0" w:color="C4C7C5"/>
+            </w:tcBorders>
+            <w:tcMar>
+              <w:top w:w="120" w:type="dxa"/>
+              <w:left w:w="180" w:type="dxa"/>
+              <w:bottom w:w="120" w:type="dxa"/>
+              <w:right w:w="180" w:type="dxa"/>
+            </w:tcMar>
+            <w:vAlign w:val="center"/>
+            <w:hideMark/>
+          </w:tcPr>
+          <w:p>
+            <w:r>
+              <w:rPr>
+                <w:b/>
+                <w:bCs/>
+              </w:rPr>
+              <w:t>MB</w:t>
+            </w:r>
+          </w:p>
+        </w:tc>
+        <w:tc>
+          <w:tcPr>
+            <w:tcW w:w="0" w:type="auto"/>
+            <w:tcBorders>
+              <w:top w:val="single" w:sz="6" w:space="0" w:color="C4C7C5"/>
+              <w:left w:val="single" w:sz="6" w:space="0" w:color="C4C7C5"/>
+              <w:bottom w:val="single" w:sz="6" w:space="0" w:color="C4C7C5"/>
+              <w:right w:val="single" w:sz="6" w:space="0" w:color="C4C7C5"/>
+            </w:tcBorders>
+            <w:tcMar>
+              <w:top w:w="120" w:type="dxa"/>
+              <w:left w:w="180" w:type="dxa"/>
+              <w:bottom w:w="120" w:type="dxa"/>
+              <w:right w:w="180" w:type="dxa"/>
+            </w:tcMar>
+            <w:vAlign w:val="center"/>
+            <w:hideMark/>
+          </w:tcPr>
+          <w:p>
+            <w:r>
+              <w:t>Mobile Experience</w:t>
+            </w:r>
+          </w:p>
+        </w:tc>
+        <w:tc>
+          <w:tcPr>
+            <w:tcW w:w="0" w:type="auto"/>
+            <w:tcBorders>
+              <w:top w:val="single" w:sz="6" w:space="0" w:color="C4C7C5"/>
+              <w:left w:val="single" w:sz="6" w:space="0" w:color="C4C7C5"/>
+              <w:bottom w:val="single" w:sz="6" w:space="0" w:color="C4C7C5"/>
+              <w:right w:val="single" w:sz="6" w:space="0" w:color="C4C7C5"/>
+            </w:tcBorders>
+            <w:tcMar>
+              <w:top w:w="120" w:type="dxa"/>
+              <w:left w:w="180" w:type="dxa"/>
+              <w:bottom w:w="120" w:type="dxa"/>
+              <w:right w:w="180" w:type="dxa"/>
+            </w:tcMar>
+            <w:vAlign w:val="center"/>
+            <w:hideMark/>
+          </w:tcPr>
+          <w:p>
+            <w:r>
+              <w:t>Planned</w:t>
+            </w:r>
+          </w:p>
+        </w:tc>
+        <w:tc>
+          <w:tcPr>
+            <w:tcW w:w="0" w:type="auto"/>
+            <w:tcBorders>
+              <w:top w:val="single" w:sz="6" w:space="0" w:color="C4C7C5"/>
+              <w:left w:val="single" w:sz="6" w:space="0" w:color="C4C7C5"/>
+              <w:bottom w:val="single" w:sz="6" w:space="0" w:color="C4C7C5"/>
+              <w:right w:val="single" w:sz="6" w:space="0" w:color="C4C7C5"/>
+            </w:tcBorders>
+            <w:tcMar>
+              <w:top w:w="120" w:type="dxa"/>
+              <w:left w:w="180" w:type="dxa"/>
+              <w:bottom w:w="120" w:type="dxa"/>
+              <w:right w:w="180" w:type="dxa"/>
+            </w:tcMar>
+            <w:vAlign w:val="center"/>
+            <w:hideMark/>
+          </w:tcPr>
+          <w:p>
+            <w:r>
+              <w:t>—</w:t>
+            </w:r>
+          </w:p>
+        </w:tc>
+        <w:tc>
+          <w:tcPr>
+            <w:tcW w:w="0" w:type="auto"/>
+            <w:tcBorders>
+              <w:top w:val="single" w:sz="6" w:space="0" w:color="C4C7C5"/>
+              <w:left w:val="single" w:sz="6" w:space="0" w:color="C4C7C5"/>
+              <w:bottom w:val="single" w:sz="6" w:space="0" w:color="C4C7C5"/>
+              <w:right w:val="single" w:sz="6" w:space="0" w:color="C4C7C5"/>
+            </w:tcBorders>
+            <w:tcMar>
+              <w:top w:w="120" w:type="dxa"/>
+              <w:left w:w="180" w:type="dxa"/>
+              <w:bottom w:w="120" w:type="dxa"/>
+              <w:right w:w="180" w:type="dxa"/>
+            </w:tcMar>
+            <w:vAlign w:val="center"/>
+            <w:hideMark/>
+          </w:tcPr>
+          <w:p>
+            <w:r>
+              <w:t>0</w:t>
+            </w:r>
+          </w:p>
+        </w:tc>
+      </w:tr>
+      <w:tr>
+        <w:trPr>
+          <w:tblCellSpacing w:w="15" w:type="dxa"/>
+        </w:trPr>
+        <w:tc>
+          <w:tcPr>
+            <w:tcW w:w="0" w:type="auto"/>
+            <w:tcBorders>
+              <w:top w:val="single" w:sz="6" w:space="0" w:color="C4C7C5"/>
+              <w:left w:val="single" w:sz="6" w:space="0" w:color="C4C7C5"/>
+              <w:bottom w:val="single" w:sz="6" w:space="0" w:color="C4C7C5"/>
+              <w:right w:val="single" w:sz="6" w:space="0" w:color="C4C7C5"/>
+            </w:tcBorders>
+            <w:tcMar>
+              <w:top w:w="120" w:type="dxa"/>
+              <w:left w:w="180" w:type="dxa"/>
+              <w:bottom w:w="120" w:type="dxa"/>
+              <w:right w:w="180" w:type="dxa"/>
+            </w:tcMar>
+            <w:vAlign w:val="center"/>
+            <w:hideMark/>
+          </w:tcPr>
+          <w:p>
+            <w:r>
+              <w:rPr>
+                <w:b/>
+                <w:bCs/>
+              </w:rPr>
+              <w:t>AI</w:t>
+            </w:r>
+          </w:p>
+        </w:tc>
+        <w:tc>
+          <w:tcPr>
+            <w:tcW w:w="0" w:type="auto"/>
+            <w:tcBorders>
+              <w:top w:val="single" w:sz="6" w:space="0" w:color="C4C7C5"/>
+              <w:left w:val="single" w:sz="6" w:space="0" w:color="C4C7C5"/>
+              <w:bottom w:val="single" w:sz="6" w:space="0" w:color="C4C7C5"/>
+              <w:right w:val="single" w:sz="6" w:space="0" w:color="C4C7C5"/>
+            </w:tcBorders>
+            <w:tcMar>
+              <w:top w:w="120" w:type="dxa"/>
+              <w:left w:w="180" w:type="dxa"/>
+              <w:bottom w:w="120" w:type="dxa"/>
+              <w:right w:w="180" w:type="dxa"/>
+            </w:tcMar>
+            <w:vAlign w:val="center"/>
+            <w:hideMark/>
+          </w:tcPr>
+          <w:p>
+            <w:r>
+              <w:t>Artificial Intelligence</w:t>
+            </w:r>
+          </w:p>
+        </w:tc>
+        <w:tc>
+          <w:tcPr>
+            <w:tcW w:w="0" w:type="auto"/>
+            <w:tcBorders>
+              <w:top w:val="single" w:sz="6" w:space="0" w:color="C4C7C5"/>
+              <w:left w:val="single" w:sz="6" w:space="0" w:color="C4C7C5"/>
+              <w:bottom w:val="single" w:sz="6" w:space="0" w:color="C4C7C5"/>
+              <w:right w:val="single" w:sz="6" w:space="0" w:color="C4C7C5"/>
+            </w:tcBorders>
+            <w:tcMar>
+              <w:top w:w="120" w:type="dxa"/>
+              <w:left w:w="180" w:type="dxa"/>
+              <w:bottom w:w="120" w:type="dxa"/>
+              <w:right w:w="180" w:type="dxa"/>
+            </w:tcMar>
+            <w:vAlign w:val="center"/>
+            <w:hideMark/>
+          </w:tcPr>
+          <w:p>
+            <w:r>
+              <w:t>Planned</w:t>
+            </w:r>
+          </w:p>
+        </w:tc>
+        <w:tc>
+          <w:tcPr>
+            <w:tcW w:w="0" w:type="auto"/>
+            <w:tcBorders>
+              <w:top w:val="single" w:sz="6" w:space="0" w:color="C4C7C5"/>
+              <w:left w:val="single" w:sz="6" w:space="0" w:color="C4C7C5"/>
+              <w:bottom w:val="single" w:sz="6" w:space="0" w:color="C4C7C5"/>
+              <w:right w:val="single" w:sz="6" w:space="0" w:color="C4C7C5"/>
+            </w:tcBorders>
+            <w:tcMar>
+              <w:top w:w="120" w:type="dxa"/>
+              <w:left w:w="180" w:type="dxa"/>
+              <w:bottom w:w="120" w:type="dxa"/>
+              <w:right w:w="180" w:type="dxa"/>
+            </w:tcMar>
+            <w:vAlign w:val="center"/>
+            <w:hideMark/>
+          </w:tcPr>
+          <w:p>
+            <w:r>
+              <w:t>—</w:t>
+            </w:r>
+          </w:p>
+        </w:tc>
+        <w:tc>
+          <w:tcPr>
+            <w:tcW w:w="0" w:type="auto"/>
+            <w:tcBorders>
+              <w:top w:val="single" w:sz="6" w:space="0" w:color="C4C7C5"/>
+              <w:left w:val="single" w:sz="6" w:space="0" w:color="C4C7C5"/>
+              <w:bottom w:val="single" w:sz="6" w:space="0" w:color="C4C7C5"/>
+              <w:right w:val="single" w:sz="6" w:space="0" w:color="C4C7C5"/>
+            </w:tcBorders>
+            <w:tcMar>
+              <w:top w:w="120" w:type="dxa"/>
+              <w:left w:w="180" w:type="dxa"/>
+              <w:bottom w:w="120" w:type="dxa"/>
+              <w:right w:w="180" w:type="dxa"/>
+            </w:tcMar>
+            <w:vAlign w:val="center"/>
+            <w:hideMark/>
+          </w:tcPr>
+          <w:p>
+            <w:r>
+              <w:t>0</w:t>
+            </w:r>
+          </w:p>
+        </w:tc>
+      </w:tr>
+    </w:tbl>
+    <w:p>
+      <w:pPr>
+        <w:rPr>
+          <w:b/>
+          <w:bCs/>
+        </w:rPr>
+      </w:pPr>
+      <w:r>
+        <w:rPr>
+          <w:b/>
+          <w:bCs/>
+        </w:rPr>
+        <w:t>Milestones &amp; Status</w:t>
       </w:r>
     </w:p>
     <w:p>
@@ -1552,7 +4243,6 @@
           <w:b/>
           <w:bCs/>
         </w:rPr>
-        <w:lastRenderedPageBreak/>
         <w:t>Next Milestones</w:t>
       </w:r>
     </w:p>
@@ -1569,8 +4259,9 @@
         <w:tblLook w:val="04A0" w:firstRow="1" w:lastRow="0" w:firstColumn="1" w:lastColumn="0" w:noHBand="0" w:noVBand="1"/>
       </w:tblPr>
       <w:tblGrid>
-        <w:gridCol w:w="3184"/>
-        <w:gridCol w:w="1114"/>
+        <w:gridCol w:w="3616"/>
+        <w:gridCol w:w="1497"/>
+        <w:gridCol w:w="1600"/>
       </w:tblGrid>
       <w:tr>
         <w:trPr>
@@ -1580,16 +4271,22 @@
         <w:tc>
           <w:tcPr>
             <w:tcW w:w="0" w:type="auto"/>
-            <w:vAlign w:val="center"/>
-            <w:hideMark/>
-          </w:tcPr>
-          <w:p>
-            <w:pPr>
-              <w:rPr>
-                <w:b/>
-                <w:bCs/>
-              </w:rPr>
-            </w:pPr>
+            <w:tcBorders>
+              <w:top w:val="single" w:sz="6" w:space="0" w:color="C4C7C5"/>
+              <w:left w:val="single" w:sz="6" w:space="0" w:color="C4C7C5"/>
+              <w:bottom w:val="single" w:sz="6" w:space="0" w:color="C4C7C5"/>
+              <w:right w:val="single" w:sz="6" w:space="0" w:color="C4C7C5"/>
+            </w:tcBorders>
+            <w:tcMar>
+              <w:top w:w="120" w:type="dxa"/>
+              <w:left w:w="180" w:type="dxa"/>
+              <w:bottom w:w="120" w:type="dxa"/>
+              <w:right w:w="180" w:type="dxa"/>
+            </w:tcMar>
+            <w:vAlign w:val="center"/>
+            <w:hideMark/>
+          </w:tcPr>
+          <w:p>
             <w:r>
               <w:rPr>
                 <w:b/>
@@ -1602,22 +4299,56 @@
         <w:tc>
           <w:tcPr>
             <w:tcW w:w="0" w:type="auto"/>
-            <w:vAlign w:val="center"/>
-            <w:hideMark/>
-          </w:tcPr>
-          <w:p>
-            <w:pPr>
-              <w:rPr>
-                <w:b/>
-                <w:bCs/>
-              </w:rPr>
-            </w:pPr>
+            <w:tcBorders>
+              <w:top w:val="single" w:sz="6" w:space="0" w:color="C4C7C5"/>
+              <w:left w:val="single" w:sz="6" w:space="0" w:color="C4C7C5"/>
+              <w:bottom w:val="single" w:sz="6" w:space="0" w:color="C4C7C5"/>
+              <w:right w:val="single" w:sz="6" w:space="0" w:color="C4C7C5"/>
+            </w:tcBorders>
+            <w:tcMar>
+              <w:top w:w="120" w:type="dxa"/>
+              <w:left w:w="180" w:type="dxa"/>
+              <w:bottom w:w="120" w:type="dxa"/>
+              <w:right w:w="180" w:type="dxa"/>
+            </w:tcMar>
+            <w:vAlign w:val="center"/>
+            <w:hideMark/>
+          </w:tcPr>
+          <w:p>
             <w:r>
               <w:rPr>
                 <w:b/>
                 <w:bCs/>
               </w:rPr>
               <w:t>Progress</w:t>
+            </w:r>
+          </w:p>
+        </w:tc>
+        <w:tc>
+          <w:tcPr>
+            <w:tcW w:w="0" w:type="auto"/>
+            <w:tcBorders>
+              <w:top w:val="single" w:sz="6" w:space="0" w:color="C4C7C5"/>
+              <w:left w:val="single" w:sz="6" w:space="0" w:color="C4C7C5"/>
+              <w:bottom w:val="single" w:sz="6" w:space="0" w:color="C4C7C5"/>
+              <w:right w:val="single" w:sz="6" w:space="0" w:color="C4C7C5"/>
+            </w:tcBorders>
+            <w:tcMar>
+              <w:top w:w="120" w:type="dxa"/>
+              <w:left w:w="180" w:type="dxa"/>
+              <w:bottom w:w="120" w:type="dxa"/>
+              <w:right w:w="180" w:type="dxa"/>
+            </w:tcMar>
+            <w:vAlign w:val="center"/>
+            <w:hideMark/>
+          </w:tcPr>
+          <w:p>
+            <w:r>
+              <w:rPr>
+                <w:b/>
+                <w:bCs/>
+              </w:rPr>
+              <w:t>Status</w:t>
             </w:r>
           </w:p>
         </w:tc>
@@ -1629,6 +4360,18 @@
         <w:tc>
           <w:tcPr>
             <w:tcW w:w="0" w:type="auto"/>
+            <w:tcBorders>
+              <w:top w:val="single" w:sz="6" w:space="0" w:color="C4C7C5"/>
+              <w:left w:val="single" w:sz="6" w:space="0" w:color="C4C7C5"/>
+              <w:bottom w:val="single" w:sz="6" w:space="0" w:color="C4C7C5"/>
+              <w:right w:val="single" w:sz="6" w:space="0" w:color="C4C7C5"/>
+            </w:tcBorders>
+            <w:tcMar>
+              <w:top w:w="120" w:type="dxa"/>
+              <w:left w:w="180" w:type="dxa"/>
+              <w:bottom w:w="120" w:type="dxa"/>
+              <w:right w:w="180" w:type="dxa"/>
+            </w:tcMar>
             <w:vAlign w:val="center"/>
             <w:hideMark/>
           </w:tcPr>
@@ -1645,23 +4388,48 @@
         <w:tc>
           <w:tcPr>
             <w:tcW w:w="0" w:type="auto"/>
-            <w:vAlign w:val="center"/>
-            <w:hideMark/>
-          </w:tcPr>
-          <w:p>
-            <w:r>
-              <w:rPr>
-                <w:b/>
-                <w:bCs/>
-              </w:rPr>
-              <w:t>100</w:t>
-            </w:r>
-            <w:r>
-              <w:rPr>
-                <w:b/>
-                <w:bCs/>
-              </w:rPr>
-              <w:t xml:space="preserve"> / 100</w:t>
+            <w:tcBorders>
+              <w:top w:val="single" w:sz="6" w:space="0" w:color="C4C7C5"/>
+              <w:left w:val="single" w:sz="6" w:space="0" w:color="C4C7C5"/>
+              <w:bottom w:val="single" w:sz="6" w:space="0" w:color="C4C7C5"/>
+              <w:right w:val="single" w:sz="6" w:space="0" w:color="C4C7C5"/>
+            </w:tcBorders>
+            <w:tcMar>
+              <w:top w:w="120" w:type="dxa"/>
+              <w:left w:w="180" w:type="dxa"/>
+              <w:bottom w:w="120" w:type="dxa"/>
+              <w:right w:w="180" w:type="dxa"/>
+            </w:tcMar>
+            <w:vAlign w:val="center"/>
+            <w:hideMark/>
+          </w:tcPr>
+          <w:p>
+            <w:r>
+              <w:t>125 / 100</w:t>
+            </w:r>
+          </w:p>
+        </w:tc>
+        <w:tc>
+          <w:tcPr>
+            <w:tcW w:w="0" w:type="auto"/>
+            <w:tcBorders>
+              <w:top w:val="single" w:sz="6" w:space="0" w:color="C4C7C5"/>
+              <w:left w:val="single" w:sz="6" w:space="0" w:color="C4C7C5"/>
+              <w:bottom w:val="single" w:sz="6" w:space="0" w:color="C4C7C5"/>
+              <w:right w:val="single" w:sz="6" w:space="0" w:color="C4C7C5"/>
+            </w:tcBorders>
+            <w:tcMar>
+              <w:top w:w="120" w:type="dxa"/>
+              <w:left w:w="180" w:type="dxa"/>
+              <w:bottom w:w="120" w:type="dxa"/>
+              <w:right w:w="180" w:type="dxa"/>
+            </w:tcMar>
+            <w:vAlign w:val="center"/>
+            <w:hideMark/>
+          </w:tcPr>
+          <w:p>
+            <w:r>
+              <w:t>Completed</w:t>
             </w:r>
           </w:p>
         </w:tc>
@@ -1673,6 +4441,18 @@
         <w:tc>
           <w:tcPr>
             <w:tcW w:w="0" w:type="auto"/>
+            <w:tcBorders>
+              <w:top w:val="single" w:sz="6" w:space="0" w:color="C4C7C5"/>
+              <w:left w:val="single" w:sz="6" w:space="0" w:color="C4C7C5"/>
+              <w:bottom w:val="single" w:sz="6" w:space="0" w:color="C4C7C5"/>
+              <w:right w:val="single" w:sz="6" w:space="0" w:color="C4C7C5"/>
+            </w:tcBorders>
+            <w:tcMar>
+              <w:top w:w="120" w:type="dxa"/>
+              <w:left w:w="180" w:type="dxa"/>
+              <w:bottom w:w="120" w:type="dxa"/>
+              <w:right w:w="180" w:type="dxa"/>
+            </w:tcMar>
             <w:vAlign w:val="center"/>
             <w:hideMark/>
           </w:tcPr>
@@ -1689,23 +4469,48 @@
         <w:tc>
           <w:tcPr>
             <w:tcW w:w="0" w:type="auto"/>
-            <w:vAlign w:val="center"/>
-            <w:hideMark/>
-          </w:tcPr>
-          <w:p>
-            <w:r>
-              <w:rPr>
-                <w:b/>
-                <w:bCs/>
-              </w:rPr>
-              <w:t>100</w:t>
-            </w:r>
-            <w:r>
-              <w:rPr>
-                <w:b/>
-                <w:bCs/>
-              </w:rPr>
-              <w:t xml:space="preserve"> / 250</w:t>
+            <w:tcBorders>
+              <w:top w:val="single" w:sz="6" w:space="0" w:color="C4C7C5"/>
+              <w:left w:val="single" w:sz="6" w:space="0" w:color="C4C7C5"/>
+              <w:bottom w:val="single" w:sz="6" w:space="0" w:color="C4C7C5"/>
+              <w:right w:val="single" w:sz="6" w:space="0" w:color="C4C7C5"/>
+            </w:tcBorders>
+            <w:tcMar>
+              <w:top w:w="120" w:type="dxa"/>
+              <w:left w:w="180" w:type="dxa"/>
+              <w:bottom w:w="120" w:type="dxa"/>
+              <w:right w:w="180" w:type="dxa"/>
+            </w:tcMar>
+            <w:vAlign w:val="center"/>
+            <w:hideMark/>
+          </w:tcPr>
+          <w:p>
+            <w:r>
+              <w:t>125 / 250</w:t>
+            </w:r>
+          </w:p>
+        </w:tc>
+        <w:tc>
+          <w:tcPr>
+            <w:tcW w:w="0" w:type="auto"/>
+            <w:tcBorders>
+              <w:top w:val="single" w:sz="6" w:space="0" w:color="C4C7C5"/>
+              <w:left w:val="single" w:sz="6" w:space="0" w:color="C4C7C5"/>
+              <w:bottom w:val="single" w:sz="6" w:space="0" w:color="C4C7C5"/>
+              <w:right w:val="single" w:sz="6" w:space="0" w:color="C4C7C5"/>
+            </w:tcBorders>
+            <w:tcMar>
+              <w:top w:w="120" w:type="dxa"/>
+              <w:left w:w="180" w:type="dxa"/>
+              <w:bottom w:w="120" w:type="dxa"/>
+              <w:right w:w="180" w:type="dxa"/>
+            </w:tcMar>
+            <w:vAlign w:val="center"/>
+            <w:hideMark/>
+          </w:tcPr>
+          <w:p>
+            <w:r>
+              <w:t>In Progress</w:t>
             </w:r>
           </w:p>
         </w:tc>
@@ -1717,6 +4522,18 @@
         <w:tc>
           <w:tcPr>
             <w:tcW w:w="0" w:type="auto"/>
+            <w:tcBorders>
+              <w:top w:val="single" w:sz="6" w:space="0" w:color="C4C7C5"/>
+              <w:left w:val="single" w:sz="6" w:space="0" w:color="C4C7C5"/>
+              <w:bottom w:val="single" w:sz="6" w:space="0" w:color="C4C7C5"/>
+              <w:right w:val="single" w:sz="6" w:space="0" w:color="C4C7C5"/>
+            </w:tcBorders>
+            <w:tcMar>
+              <w:top w:w="120" w:type="dxa"/>
+              <w:left w:w="180" w:type="dxa"/>
+              <w:bottom w:w="120" w:type="dxa"/>
+              <w:right w:w="180" w:type="dxa"/>
+            </w:tcMar>
             <w:vAlign w:val="center"/>
             <w:hideMark/>
           </w:tcPr>
@@ -1733,23 +4550,48 @@
         <w:tc>
           <w:tcPr>
             <w:tcW w:w="0" w:type="auto"/>
-            <w:vAlign w:val="center"/>
-            <w:hideMark/>
-          </w:tcPr>
-          <w:p>
-            <w:r>
-              <w:rPr>
-                <w:b/>
-                <w:bCs/>
-              </w:rPr>
-              <w:t>100</w:t>
-            </w:r>
-            <w:r>
-              <w:rPr>
-                <w:b/>
-                <w:bCs/>
-              </w:rPr>
-              <w:t xml:space="preserve"> / 500</w:t>
+            <w:tcBorders>
+              <w:top w:val="single" w:sz="6" w:space="0" w:color="C4C7C5"/>
+              <w:left w:val="single" w:sz="6" w:space="0" w:color="C4C7C5"/>
+              <w:bottom w:val="single" w:sz="6" w:space="0" w:color="C4C7C5"/>
+              <w:right w:val="single" w:sz="6" w:space="0" w:color="C4C7C5"/>
+            </w:tcBorders>
+            <w:tcMar>
+              <w:top w:w="120" w:type="dxa"/>
+              <w:left w:w="180" w:type="dxa"/>
+              <w:bottom w:w="120" w:type="dxa"/>
+              <w:right w:w="180" w:type="dxa"/>
+            </w:tcMar>
+            <w:vAlign w:val="center"/>
+            <w:hideMark/>
+          </w:tcPr>
+          <w:p>
+            <w:r>
+              <w:t>125 / 500</w:t>
+            </w:r>
+          </w:p>
+        </w:tc>
+        <w:tc>
+          <w:tcPr>
+            <w:tcW w:w="0" w:type="auto"/>
+            <w:tcBorders>
+              <w:top w:val="single" w:sz="6" w:space="0" w:color="C4C7C5"/>
+              <w:left w:val="single" w:sz="6" w:space="0" w:color="C4C7C5"/>
+              <w:bottom w:val="single" w:sz="6" w:space="0" w:color="C4C7C5"/>
+              <w:right w:val="single" w:sz="6" w:space="0" w:color="C4C7C5"/>
+            </w:tcBorders>
+            <w:tcMar>
+              <w:top w:w="120" w:type="dxa"/>
+              <w:left w:w="180" w:type="dxa"/>
+              <w:bottom w:w="120" w:type="dxa"/>
+              <w:right w:w="180" w:type="dxa"/>
+            </w:tcMar>
+            <w:vAlign w:val="center"/>
+            <w:hideMark/>
+          </w:tcPr>
+          <w:p>
+            <w:r>
+              <w:t>Planned</w:t>
             </w:r>
           </w:p>
         </w:tc>
@@ -1761,6 +4603,18 @@
         <w:tc>
           <w:tcPr>
             <w:tcW w:w="0" w:type="auto"/>
+            <w:tcBorders>
+              <w:top w:val="single" w:sz="6" w:space="0" w:color="C4C7C5"/>
+              <w:left w:val="single" w:sz="6" w:space="0" w:color="C4C7C5"/>
+              <w:bottom w:val="single" w:sz="6" w:space="0" w:color="C4C7C5"/>
+              <w:right w:val="single" w:sz="6" w:space="0" w:color="C4C7C5"/>
+            </w:tcBorders>
+            <w:tcMar>
+              <w:top w:w="120" w:type="dxa"/>
+              <w:left w:w="180" w:type="dxa"/>
+              <w:bottom w:w="120" w:type="dxa"/>
+              <w:right w:w="180" w:type="dxa"/>
+            </w:tcMar>
             <w:vAlign w:val="center"/>
             <w:hideMark/>
           </w:tcPr>
@@ -1777,23 +4631,48 @@
         <w:tc>
           <w:tcPr>
             <w:tcW w:w="0" w:type="auto"/>
-            <w:vAlign w:val="center"/>
-            <w:hideMark/>
-          </w:tcPr>
-          <w:p>
-            <w:r>
-              <w:rPr>
-                <w:b/>
-                <w:bCs/>
-              </w:rPr>
-              <w:t>100</w:t>
-            </w:r>
-            <w:r>
-              <w:rPr>
-                <w:b/>
-                <w:bCs/>
-              </w:rPr>
-              <w:t>/ 750</w:t>
+            <w:tcBorders>
+              <w:top w:val="single" w:sz="6" w:space="0" w:color="C4C7C5"/>
+              <w:left w:val="single" w:sz="6" w:space="0" w:color="C4C7C5"/>
+              <w:bottom w:val="single" w:sz="6" w:space="0" w:color="C4C7C5"/>
+              <w:right w:val="single" w:sz="6" w:space="0" w:color="C4C7C5"/>
+            </w:tcBorders>
+            <w:tcMar>
+              <w:top w:w="120" w:type="dxa"/>
+              <w:left w:w="180" w:type="dxa"/>
+              <w:bottom w:w="120" w:type="dxa"/>
+              <w:right w:w="180" w:type="dxa"/>
+            </w:tcMar>
+            <w:vAlign w:val="center"/>
+            <w:hideMark/>
+          </w:tcPr>
+          <w:p>
+            <w:r>
+              <w:t>125 / 750</w:t>
+            </w:r>
+          </w:p>
+        </w:tc>
+        <w:tc>
+          <w:tcPr>
+            <w:tcW w:w="0" w:type="auto"/>
+            <w:tcBorders>
+              <w:top w:val="single" w:sz="6" w:space="0" w:color="C4C7C5"/>
+              <w:left w:val="single" w:sz="6" w:space="0" w:color="C4C7C5"/>
+              <w:bottom w:val="single" w:sz="6" w:space="0" w:color="C4C7C5"/>
+              <w:right w:val="single" w:sz="6" w:space="0" w:color="C4C7C5"/>
+            </w:tcBorders>
+            <w:tcMar>
+              <w:top w:w="120" w:type="dxa"/>
+              <w:left w:w="180" w:type="dxa"/>
+              <w:bottom w:w="120" w:type="dxa"/>
+              <w:right w:w="180" w:type="dxa"/>
+            </w:tcMar>
+            <w:vAlign w:val="center"/>
+            <w:hideMark/>
+          </w:tcPr>
+          <w:p>
+            <w:r>
+              <w:t xml:space="preserve"> Planned</w:t>
             </w:r>
           </w:p>
         </w:tc>
@@ -1805,51 +4684,81 @@
         <w:tc>
           <w:tcPr>
             <w:tcW w:w="0" w:type="auto"/>
-            <w:vAlign w:val="center"/>
-            <w:hideMark/>
-          </w:tcPr>
-          <w:p>
-            <w:r>
-              <w:rPr>
-                <w:b/>
-                <w:bCs/>
-              </w:rPr>
-              <w:t>Reach 1000 Human Frictions</w:t>
-            </w:r>
-          </w:p>
-        </w:tc>
-        <w:tc>
-          <w:tcPr>
-            <w:tcW w:w="0" w:type="auto"/>
-            <w:vAlign w:val="center"/>
-            <w:hideMark/>
-          </w:tcPr>
-          <w:p>
-            <w:r>
-              <w:rPr>
-                <w:b/>
-                <w:bCs/>
-              </w:rPr>
-              <w:t>100</w:t>
-            </w:r>
-            <w:r>
-              <w:rPr>
-                <w:b/>
-                <w:bCs/>
-              </w:rPr>
-              <w:t>/ 1000</w:t>
+            <w:tcBorders>
+              <w:top w:val="single" w:sz="6" w:space="0" w:color="C4C7C5"/>
+              <w:left w:val="single" w:sz="6" w:space="0" w:color="C4C7C5"/>
+              <w:bottom w:val="single" w:sz="6" w:space="0" w:color="C4C7C5"/>
+              <w:right w:val="single" w:sz="6" w:space="0" w:color="C4C7C5"/>
+            </w:tcBorders>
+            <w:tcMar>
+              <w:top w:w="120" w:type="dxa"/>
+              <w:left w:w="180" w:type="dxa"/>
+              <w:bottom w:w="120" w:type="dxa"/>
+              <w:right w:w="180" w:type="dxa"/>
+            </w:tcMar>
+            <w:vAlign w:val="center"/>
+            <w:hideMark/>
+          </w:tcPr>
+          <w:p>
+            <w:r>
+              <w:rPr>
+                <w:b/>
+                <w:bCs/>
+              </w:rPr>
+              <w:t>Reach 1,000 Human Frictions</w:t>
+            </w:r>
+          </w:p>
+        </w:tc>
+        <w:tc>
+          <w:tcPr>
+            <w:tcW w:w="0" w:type="auto"/>
+            <w:tcBorders>
+              <w:top w:val="single" w:sz="6" w:space="0" w:color="C4C7C5"/>
+              <w:left w:val="single" w:sz="6" w:space="0" w:color="C4C7C5"/>
+              <w:bottom w:val="single" w:sz="6" w:space="0" w:color="C4C7C5"/>
+              <w:right w:val="single" w:sz="6" w:space="0" w:color="C4C7C5"/>
+            </w:tcBorders>
+            <w:tcMar>
+              <w:top w:w="120" w:type="dxa"/>
+              <w:left w:w="180" w:type="dxa"/>
+              <w:bottom w:w="120" w:type="dxa"/>
+              <w:right w:w="180" w:type="dxa"/>
+            </w:tcMar>
+            <w:vAlign w:val="center"/>
+            <w:hideMark/>
+          </w:tcPr>
+          <w:p>
+            <w:r>
+              <w:t>125 / 1000</w:t>
+            </w:r>
+          </w:p>
+        </w:tc>
+        <w:tc>
+          <w:tcPr>
+            <w:tcW w:w="0" w:type="auto"/>
+            <w:tcBorders>
+              <w:top w:val="single" w:sz="6" w:space="0" w:color="C4C7C5"/>
+              <w:left w:val="single" w:sz="6" w:space="0" w:color="C4C7C5"/>
+              <w:bottom w:val="single" w:sz="6" w:space="0" w:color="C4C7C5"/>
+              <w:right w:val="single" w:sz="6" w:space="0" w:color="C4C7C5"/>
+            </w:tcBorders>
+            <w:tcMar>
+              <w:top w:w="120" w:type="dxa"/>
+              <w:left w:w="180" w:type="dxa"/>
+              <w:bottom w:w="120" w:type="dxa"/>
+              <w:right w:w="180" w:type="dxa"/>
+            </w:tcMar>
+            <w:vAlign w:val="center"/>
+            <w:hideMark/>
+          </w:tcPr>
+          <w:p>
+            <w:r>
+              <w:t>Target</w:t>
             </w:r>
           </w:p>
         </w:tc>
       </w:tr>
     </w:tbl>
-    <w:p>
-      <w:r>
-        <w:pict w14:anchorId="30DFF54F">
-          <v:rect id="_x0000_i1034" style="width:0;height:1.5pt" o:hralign="center" o:hrstd="t" o:hr="t" fillcolor="#a0a0a0" stroked="f"/>
-        </w:pict>
-      </w:r>
-    </w:p>
     <w:p>
       <w:pPr>
         <w:rPr>
@@ -1862,7 +4771,7 @@
           <w:b/>
           <w:bCs/>
         </w:rPr>
-        <w:t>Repository Summary</w:t>
+        <w:t>Research Asset Status</w:t>
       </w:r>
     </w:p>
     <w:tbl>
@@ -1878,8 +4787,8 @@
         <w:tblLook w:val="04A0" w:firstRow="1" w:lastRow="0" w:firstColumn="1" w:lastColumn="0" w:noHBand="0" w:noVBand="1"/>
       </w:tblPr>
       <w:tblGrid>
-        <w:gridCol w:w="2133"/>
-        <w:gridCol w:w="6893"/>
+        <w:gridCol w:w="3779"/>
+        <w:gridCol w:w="3680"/>
       </w:tblGrid>
       <w:tr>
         <w:trPr>
@@ -1889,44 +4798,57 @@
         <w:tc>
           <w:tcPr>
             <w:tcW w:w="0" w:type="auto"/>
-            <w:vAlign w:val="center"/>
-            <w:hideMark/>
-          </w:tcPr>
-          <w:p>
-            <w:pPr>
-              <w:rPr>
-                <w:b/>
-                <w:bCs/>
-              </w:rPr>
-            </w:pPr>
-            <w:r>
-              <w:rPr>
-                <w:b/>
-                <w:bCs/>
-              </w:rPr>
-              <w:t>Field</w:t>
-            </w:r>
-          </w:p>
-        </w:tc>
-        <w:tc>
-          <w:tcPr>
-            <w:tcW w:w="0" w:type="auto"/>
-            <w:vAlign w:val="center"/>
-            <w:hideMark/>
-          </w:tcPr>
-          <w:p>
-            <w:pPr>
-              <w:rPr>
-                <w:b/>
-                <w:bCs/>
-              </w:rPr>
-            </w:pPr>
-            <w:r>
-              <w:rPr>
-                <w:b/>
-                <w:bCs/>
-              </w:rPr>
-              <w:t>Value</w:t>
+            <w:tcBorders>
+              <w:top w:val="single" w:sz="6" w:space="0" w:color="C4C7C5"/>
+              <w:left w:val="single" w:sz="6" w:space="0" w:color="C4C7C5"/>
+              <w:bottom w:val="single" w:sz="6" w:space="0" w:color="C4C7C5"/>
+              <w:right w:val="single" w:sz="6" w:space="0" w:color="C4C7C5"/>
+            </w:tcBorders>
+            <w:tcMar>
+              <w:top w:w="120" w:type="dxa"/>
+              <w:left w:w="180" w:type="dxa"/>
+              <w:bottom w:w="120" w:type="dxa"/>
+              <w:right w:w="180" w:type="dxa"/>
+            </w:tcMar>
+            <w:vAlign w:val="center"/>
+            <w:hideMark/>
+          </w:tcPr>
+          <w:p>
+            <w:r>
+              <w:rPr>
+                <w:b/>
+                <w:bCs/>
+              </w:rPr>
+              <w:lastRenderedPageBreak/>
+              <w:t>Research Asset</w:t>
+            </w:r>
+          </w:p>
+        </w:tc>
+        <w:tc>
+          <w:tcPr>
+            <w:tcW w:w="0" w:type="auto"/>
+            <w:tcBorders>
+              <w:top w:val="single" w:sz="6" w:space="0" w:color="C4C7C5"/>
+              <w:left w:val="single" w:sz="6" w:space="0" w:color="C4C7C5"/>
+              <w:bottom w:val="single" w:sz="6" w:space="0" w:color="C4C7C5"/>
+              <w:right w:val="single" w:sz="6" w:space="0" w:color="C4C7C5"/>
+            </w:tcBorders>
+            <w:tcMar>
+              <w:top w:w="120" w:type="dxa"/>
+              <w:left w:w="180" w:type="dxa"/>
+              <w:bottom w:w="120" w:type="dxa"/>
+              <w:right w:w="180" w:type="dxa"/>
+            </w:tcMar>
+            <w:vAlign w:val="center"/>
+            <w:hideMark/>
+          </w:tcPr>
+          <w:p>
+            <w:r>
+              <w:rPr>
+                <w:b/>
+                <w:bCs/>
+              </w:rPr>
+              <w:t>Status</w:t>
             </w:r>
           </w:p>
         </w:tc>
@@ -1938,32 +4860,52 @@
         <w:tc>
           <w:tcPr>
             <w:tcW w:w="0" w:type="auto"/>
-            <w:vAlign w:val="center"/>
-            <w:hideMark/>
-          </w:tcPr>
-          <w:p>
-            <w:r>
-              <w:rPr>
-                <w:b/>
-                <w:bCs/>
-              </w:rPr>
-              <w:t>Current Version</w:t>
-            </w:r>
-          </w:p>
-        </w:tc>
-        <w:tc>
-          <w:tcPr>
-            <w:tcW w:w="0" w:type="auto"/>
-            <w:vAlign w:val="center"/>
-            <w:hideMark/>
-          </w:tcPr>
-          <w:p>
-            <w:r>
-              <w:rPr>
-                <w:b/>
-                <w:bCs/>
-              </w:rPr>
-              <w:t>ATLAS v3.0</w:t>
+            <w:tcBorders>
+              <w:top w:val="single" w:sz="6" w:space="0" w:color="C4C7C5"/>
+              <w:left w:val="single" w:sz="6" w:space="0" w:color="C4C7C5"/>
+              <w:bottom w:val="single" w:sz="6" w:space="0" w:color="C4C7C5"/>
+              <w:right w:val="single" w:sz="6" w:space="0" w:color="C4C7C5"/>
+            </w:tcBorders>
+            <w:tcMar>
+              <w:top w:w="120" w:type="dxa"/>
+              <w:left w:w="180" w:type="dxa"/>
+              <w:bottom w:w="120" w:type="dxa"/>
+              <w:right w:w="180" w:type="dxa"/>
+            </w:tcMar>
+            <w:vAlign w:val="center"/>
+            <w:hideMark/>
+          </w:tcPr>
+          <w:p>
+            <w:r>
+              <w:rPr>
+                <w:b/>
+                <w:bCs/>
+              </w:rPr>
+              <w:t>Human Friction Template</w:t>
+            </w:r>
+          </w:p>
+        </w:tc>
+        <w:tc>
+          <w:tcPr>
+            <w:tcW w:w="0" w:type="auto"/>
+            <w:tcBorders>
+              <w:top w:val="single" w:sz="6" w:space="0" w:color="C4C7C5"/>
+              <w:left w:val="single" w:sz="6" w:space="0" w:color="C4C7C5"/>
+              <w:bottom w:val="single" w:sz="6" w:space="0" w:color="C4C7C5"/>
+              <w:right w:val="single" w:sz="6" w:space="0" w:color="C4C7C5"/>
+            </w:tcBorders>
+            <w:tcMar>
+              <w:top w:w="120" w:type="dxa"/>
+              <w:left w:w="180" w:type="dxa"/>
+              <w:bottom w:w="120" w:type="dxa"/>
+              <w:right w:w="180" w:type="dxa"/>
+            </w:tcMar>
+            <w:vAlign w:val="center"/>
+            <w:hideMark/>
+          </w:tcPr>
+          <w:p>
+            <w:r>
+              <w:t>Complete</w:t>
             </w:r>
           </w:p>
         </w:tc>
@@ -1975,32 +4917,52 @@
         <w:tc>
           <w:tcPr>
             <w:tcW w:w="0" w:type="auto"/>
-            <w:vAlign w:val="center"/>
-            <w:hideMark/>
-          </w:tcPr>
-          <w:p>
-            <w:r>
-              <w:rPr>
-                <w:b/>
-                <w:bCs/>
-              </w:rPr>
-              <w:t>Current Stage</w:t>
-            </w:r>
-          </w:p>
-        </w:tc>
-        <w:tc>
-          <w:tcPr>
-            <w:tcW w:w="0" w:type="auto"/>
-            <w:vAlign w:val="center"/>
-            <w:hideMark/>
-          </w:tcPr>
-          <w:p>
-            <w:r>
-              <w:rPr>
-                <w:b/>
-                <w:bCs/>
-              </w:rPr>
-              <w:t>Human Friction Documentation &amp; Pattern Discovery</w:t>
+            <w:tcBorders>
+              <w:top w:val="single" w:sz="6" w:space="0" w:color="C4C7C5"/>
+              <w:left w:val="single" w:sz="6" w:space="0" w:color="C4C7C5"/>
+              <w:bottom w:val="single" w:sz="6" w:space="0" w:color="C4C7C5"/>
+              <w:right w:val="single" w:sz="6" w:space="0" w:color="C4C7C5"/>
+            </w:tcBorders>
+            <w:tcMar>
+              <w:top w:w="120" w:type="dxa"/>
+              <w:left w:w="180" w:type="dxa"/>
+              <w:bottom w:w="120" w:type="dxa"/>
+              <w:right w:w="180" w:type="dxa"/>
+            </w:tcMar>
+            <w:vAlign w:val="center"/>
+            <w:hideMark/>
+          </w:tcPr>
+          <w:p>
+            <w:r>
+              <w:rPr>
+                <w:b/>
+                <w:bCs/>
+              </w:rPr>
+              <w:t>APID Registry</w:t>
+            </w:r>
+          </w:p>
+        </w:tc>
+        <w:tc>
+          <w:tcPr>
+            <w:tcW w:w="0" w:type="auto"/>
+            <w:tcBorders>
+              <w:top w:val="single" w:sz="6" w:space="0" w:color="C4C7C5"/>
+              <w:left w:val="single" w:sz="6" w:space="0" w:color="C4C7C5"/>
+              <w:bottom w:val="single" w:sz="6" w:space="0" w:color="C4C7C5"/>
+              <w:right w:val="single" w:sz="6" w:space="0" w:color="C4C7C5"/>
+            </w:tcBorders>
+            <w:tcMar>
+              <w:top w:w="120" w:type="dxa"/>
+              <w:left w:w="180" w:type="dxa"/>
+              <w:bottom w:w="120" w:type="dxa"/>
+              <w:right w:w="180" w:type="dxa"/>
+            </w:tcMar>
+            <w:vAlign w:val="center"/>
+            <w:hideMark/>
+          </w:tcPr>
+          <w:p>
+            <w:r>
+              <w:t>Active</w:t>
             </w:r>
           </w:p>
         </w:tc>
@@ -2012,32 +4974,52 @@
         <w:tc>
           <w:tcPr>
             <w:tcW w:w="0" w:type="auto"/>
-            <w:vAlign w:val="center"/>
-            <w:hideMark/>
-          </w:tcPr>
-          <w:p>
-            <w:r>
-              <w:rPr>
-                <w:b/>
-                <w:bCs/>
-              </w:rPr>
-              <w:t>Primary Focus</w:t>
-            </w:r>
-          </w:p>
-        </w:tc>
-        <w:tc>
-          <w:tcPr>
-            <w:tcW w:w="0" w:type="auto"/>
-            <w:vAlign w:val="center"/>
-            <w:hideMark/>
-          </w:tcPr>
-          <w:p>
-            <w:r>
-              <w:rPr>
-                <w:b/>
-                <w:bCs/>
-              </w:rPr>
-              <w:t>Observation, Documentation, Pattern Discovery &amp; Behavioural Research</w:t>
+            <w:tcBorders>
+              <w:top w:val="single" w:sz="6" w:space="0" w:color="C4C7C5"/>
+              <w:left w:val="single" w:sz="6" w:space="0" w:color="C4C7C5"/>
+              <w:bottom w:val="single" w:sz="6" w:space="0" w:color="C4C7C5"/>
+              <w:right w:val="single" w:sz="6" w:space="0" w:color="C4C7C5"/>
+            </w:tcBorders>
+            <w:tcMar>
+              <w:top w:w="120" w:type="dxa"/>
+              <w:left w:w="180" w:type="dxa"/>
+              <w:bottom w:w="120" w:type="dxa"/>
+              <w:right w:w="180" w:type="dxa"/>
+            </w:tcMar>
+            <w:vAlign w:val="center"/>
+            <w:hideMark/>
+          </w:tcPr>
+          <w:p>
+            <w:r>
+              <w:rPr>
+                <w:b/>
+                <w:bCs/>
+              </w:rPr>
+              <w:t>Category Registry</w:t>
+            </w:r>
+          </w:p>
+        </w:tc>
+        <w:tc>
+          <w:tcPr>
+            <w:tcW w:w="0" w:type="auto"/>
+            <w:tcBorders>
+              <w:top w:val="single" w:sz="6" w:space="0" w:color="C4C7C5"/>
+              <w:left w:val="single" w:sz="6" w:space="0" w:color="C4C7C5"/>
+              <w:bottom w:val="single" w:sz="6" w:space="0" w:color="C4C7C5"/>
+              <w:right w:val="single" w:sz="6" w:space="0" w:color="C4C7C5"/>
+            </w:tcBorders>
+            <w:tcMar>
+              <w:top w:w="120" w:type="dxa"/>
+              <w:left w:w="180" w:type="dxa"/>
+              <w:bottom w:w="120" w:type="dxa"/>
+              <w:right w:w="180" w:type="dxa"/>
+            </w:tcMar>
+            <w:vAlign w:val="center"/>
+            <w:hideMark/>
+          </w:tcPr>
+          <w:p>
+            <w:r>
+              <w:t>Active</w:t>
             </w:r>
           </w:p>
         </w:tc>
@@ -2049,28 +5031,52 @@
         <w:tc>
           <w:tcPr>
             <w:tcW w:w="0" w:type="auto"/>
-            <w:vAlign w:val="center"/>
-            <w:hideMark/>
-          </w:tcPr>
-          <w:p>
-            <w:r>
-              <w:rPr>
-                <w:b/>
-                <w:bCs/>
-              </w:rPr>
-              <w:t>Completed Volumes</w:t>
-            </w:r>
-          </w:p>
-        </w:tc>
-        <w:tc>
-          <w:tcPr>
-            <w:tcW w:w="0" w:type="auto"/>
-            <w:vAlign w:val="center"/>
-            <w:hideMark/>
-          </w:tcPr>
-          <w:p>
-            <w:r>
-              <w:t>4</w:t>
+            <w:tcBorders>
+              <w:top w:val="single" w:sz="6" w:space="0" w:color="C4C7C5"/>
+              <w:left w:val="single" w:sz="6" w:space="0" w:color="C4C7C5"/>
+              <w:bottom w:val="single" w:sz="6" w:space="0" w:color="C4C7C5"/>
+              <w:right w:val="single" w:sz="6" w:space="0" w:color="C4C7C5"/>
+            </w:tcBorders>
+            <w:tcMar>
+              <w:top w:w="120" w:type="dxa"/>
+              <w:left w:w="180" w:type="dxa"/>
+              <w:bottom w:w="120" w:type="dxa"/>
+              <w:right w:w="180" w:type="dxa"/>
+            </w:tcMar>
+            <w:vAlign w:val="center"/>
+            <w:hideMark/>
+          </w:tcPr>
+          <w:p>
+            <w:r>
+              <w:rPr>
+                <w:b/>
+                <w:bCs/>
+              </w:rPr>
+              <w:t>Human Friction Metrics Report</w:t>
+            </w:r>
+          </w:p>
+        </w:tc>
+        <w:tc>
+          <w:tcPr>
+            <w:tcW w:w="0" w:type="auto"/>
+            <w:tcBorders>
+              <w:top w:val="single" w:sz="6" w:space="0" w:color="C4C7C5"/>
+              <w:left w:val="single" w:sz="6" w:space="0" w:color="C4C7C5"/>
+              <w:bottom w:val="single" w:sz="6" w:space="0" w:color="C4C7C5"/>
+              <w:right w:val="single" w:sz="6" w:space="0" w:color="C4C7C5"/>
+            </w:tcBorders>
+            <w:tcMar>
+              <w:top w:w="120" w:type="dxa"/>
+              <w:left w:w="180" w:type="dxa"/>
+              <w:bottom w:w="120" w:type="dxa"/>
+              <w:right w:w="180" w:type="dxa"/>
+            </w:tcMar>
+            <w:vAlign w:val="center"/>
+            <w:hideMark/>
+          </w:tcPr>
+          <w:p>
+            <w:r>
+              <w:t>Active</w:t>
             </w:r>
           </w:p>
         </w:tc>
@@ -2082,39 +5088,52 @@
         <w:tc>
           <w:tcPr>
             <w:tcW w:w="0" w:type="auto"/>
-            <w:vAlign w:val="center"/>
-            <w:hideMark/>
-          </w:tcPr>
-          <w:p>
-            <w:r>
-              <w:rPr>
-                <w:b/>
-                <w:bCs/>
-              </w:rPr>
-              <w:t>Active Categories</w:t>
-            </w:r>
-          </w:p>
-        </w:tc>
-        <w:tc>
-          <w:tcPr>
-            <w:tcW w:w="0" w:type="auto"/>
-            <w:vAlign w:val="center"/>
-            <w:hideMark/>
-          </w:tcPr>
-          <w:p>
-            <w:r>
-              <w:rPr>
-                <w:b/>
-                <w:bCs/>
-              </w:rPr>
-              <w:t>4</w:t>
-            </w:r>
-            <w:r>
-              <w:rPr>
-                <w:b/>
-                <w:bCs/>
-              </w:rPr>
-              <w:t>Research Volumes / 12 Registry Categories</w:t>
+            <w:tcBorders>
+              <w:top w:val="single" w:sz="6" w:space="0" w:color="C4C7C5"/>
+              <w:left w:val="single" w:sz="6" w:space="0" w:color="C4C7C5"/>
+              <w:bottom w:val="single" w:sz="6" w:space="0" w:color="C4C7C5"/>
+              <w:right w:val="single" w:sz="6" w:space="0" w:color="C4C7C5"/>
+            </w:tcBorders>
+            <w:tcMar>
+              <w:top w:w="120" w:type="dxa"/>
+              <w:left w:w="180" w:type="dxa"/>
+              <w:bottom w:w="120" w:type="dxa"/>
+              <w:right w:w="180" w:type="dxa"/>
+            </w:tcMar>
+            <w:vAlign w:val="center"/>
+            <w:hideMark/>
+          </w:tcPr>
+          <w:p>
+            <w:r>
+              <w:rPr>
+                <w:b/>
+                <w:bCs/>
+              </w:rPr>
+              <w:t>FF Volume 01</w:t>
+            </w:r>
+          </w:p>
+        </w:tc>
+        <w:tc>
+          <w:tcPr>
+            <w:tcW w:w="0" w:type="auto"/>
+            <w:tcBorders>
+              <w:top w:val="single" w:sz="6" w:space="0" w:color="C4C7C5"/>
+              <w:left w:val="single" w:sz="6" w:space="0" w:color="C4C7C5"/>
+              <w:bottom w:val="single" w:sz="6" w:space="0" w:color="C4C7C5"/>
+              <w:right w:val="single" w:sz="6" w:space="0" w:color="C4C7C5"/>
+            </w:tcBorders>
+            <w:tcMar>
+              <w:top w:w="120" w:type="dxa"/>
+              <w:left w:w="180" w:type="dxa"/>
+              <w:bottom w:w="120" w:type="dxa"/>
+              <w:right w:w="180" w:type="dxa"/>
+            </w:tcMar>
+            <w:vAlign w:val="center"/>
+            <w:hideMark/>
+          </w:tcPr>
+          <w:p>
+            <w:r>
+              <w:t>Complete (25 Human Frictions)</w:t>
             </w:r>
           </w:p>
         </w:tc>
@@ -2126,28 +5145,52 @@
         <w:tc>
           <w:tcPr>
             <w:tcW w:w="0" w:type="auto"/>
-            <w:vAlign w:val="center"/>
-            <w:hideMark/>
-          </w:tcPr>
-          <w:p>
-            <w:r>
-              <w:rPr>
-                <w:b/>
-                <w:bCs/>
-              </w:rPr>
-              <w:t>Human Frictions</w:t>
-            </w:r>
-          </w:p>
-        </w:tc>
-        <w:tc>
-          <w:tcPr>
-            <w:tcW w:w="0" w:type="auto"/>
-            <w:vAlign w:val="center"/>
-            <w:hideMark/>
-          </w:tcPr>
-          <w:p>
-            <w:r>
-              <w:t>100</w:t>
+            <w:tcBorders>
+              <w:top w:val="single" w:sz="6" w:space="0" w:color="C4C7C5"/>
+              <w:left w:val="single" w:sz="6" w:space="0" w:color="C4C7C5"/>
+              <w:bottom w:val="single" w:sz="6" w:space="0" w:color="C4C7C5"/>
+              <w:right w:val="single" w:sz="6" w:space="0" w:color="C4C7C5"/>
+            </w:tcBorders>
+            <w:tcMar>
+              <w:top w:w="120" w:type="dxa"/>
+              <w:left w:w="180" w:type="dxa"/>
+              <w:bottom w:w="120" w:type="dxa"/>
+              <w:right w:w="180" w:type="dxa"/>
+            </w:tcMar>
+            <w:vAlign w:val="center"/>
+            <w:hideMark/>
+          </w:tcPr>
+          <w:p>
+            <w:r>
+              <w:rPr>
+                <w:b/>
+                <w:bCs/>
+              </w:rPr>
+              <w:t>FF Volume 02</w:t>
+            </w:r>
+          </w:p>
+        </w:tc>
+        <w:tc>
+          <w:tcPr>
+            <w:tcW w:w="0" w:type="auto"/>
+            <w:tcBorders>
+              <w:top w:val="single" w:sz="6" w:space="0" w:color="C4C7C5"/>
+              <w:left w:val="single" w:sz="6" w:space="0" w:color="C4C7C5"/>
+              <w:bottom w:val="single" w:sz="6" w:space="0" w:color="C4C7C5"/>
+              <w:right w:val="single" w:sz="6" w:space="0" w:color="C4C7C5"/>
+            </w:tcBorders>
+            <w:tcMar>
+              <w:top w:w="120" w:type="dxa"/>
+              <w:left w:w="180" w:type="dxa"/>
+              <w:bottom w:w="120" w:type="dxa"/>
+              <w:right w:w="180" w:type="dxa"/>
+            </w:tcMar>
+            <w:vAlign w:val="center"/>
+            <w:hideMark/>
+          </w:tcPr>
+          <w:p>
+            <w:r>
+              <w:t>Complete (25 Human Frictions)</w:t>
             </w:r>
           </w:p>
         </w:tc>
@@ -2159,28 +5202,52 @@
         <w:tc>
           <w:tcPr>
             <w:tcW w:w="0" w:type="auto"/>
-            <w:vAlign w:val="center"/>
-            <w:hideMark/>
-          </w:tcPr>
-          <w:p>
-            <w:r>
-              <w:rPr>
-                <w:b/>
-                <w:bCs/>
-              </w:rPr>
-              <w:t>Patterns</w:t>
-            </w:r>
-          </w:p>
-        </w:tc>
-        <w:tc>
-          <w:tcPr>
-            <w:tcW w:w="0" w:type="auto"/>
-            <w:vAlign w:val="center"/>
-            <w:hideMark/>
-          </w:tcPr>
-          <w:p>
-            <w:r>
-              <w:t>20</w:t>
+            <w:tcBorders>
+              <w:top w:val="single" w:sz="6" w:space="0" w:color="C4C7C5"/>
+              <w:left w:val="single" w:sz="6" w:space="0" w:color="C4C7C5"/>
+              <w:bottom w:val="single" w:sz="6" w:space="0" w:color="C4C7C5"/>
+              <w:right w:val="single" w:sz="6" w:space="0" w:color="C4C7C5"/>
+            </w:tcBorders>
+            <w:tcMar>
+              <w:top w:w="120" w:type="dxa"/>
+              <w:left w:w="180" w:type="dxa"/>
+              <w:bottom w:w="120" w:type="dxa"/>
+              <w:right w:w="180" w:type="dxa"/>
+            </w:tcMar>
+            <w:vAlign w:val="center"/>
+            <w:hideMark/>
+          </w:tcPr>
+          <w:p>
+            <w:r>
+              <w:rPr>
+                <w:b/>
+                <w:bCs/>
+              </w:rPr>
+              <w:t>FF Volume 03</w:t>
+            </w:r>
+          </w:p>
+        </w:tc>
+        <w:tc>
+          <w:tcPr>
+            <w:tcW w:w="0" w:type="auto"/>
+            <w:tcBorders>
+              <w:top w:val="single" w:sz="6" w:space="0" w:color="C4C7C5"/>
+              <w:left w:val="single" w:sz="6" w:space="0" w:color="C4C7C5"/>
+              <w:bottom w:val="single" w:sz="6" w:space="0" w:color="C4C7C5"/>
+              <w:right w:val="single" w:sz="6" w:space="0" w:color="C4C7C5"/>
+            </w:tcBorders>
+            <w:tcMar>
+              <w:top w:w="120" w:type="dxa"/>
+              <w:left w:w="180" w:type="dxa"/>
+              <w:bottom w:w="120" w:type="dxa"/>
+              <w:right w:w="180" w:type="dxa"/>
+            </w:tcMar>
+            <w:vAlign w:val="center"/>
+            <w:hideMark/>
+          </w:tcPr>
+          <w:p>
+            <w:r>
+              <w:t>Complete (25 Human Frictions)</w:t>
             </w:r>
           </w:p>
         </w:tc>
@@ -2192,28 +5259,52 @@
         <w:tc>
           <w:tcPr>
             <w:tcW w:w="0" w:type="auto"/>
-            <w:vAlign w:val="center"/>
-            <w:hideMark/>
-          </w:tcPr>
-          <w:p>
-            <w:r>
-              <w:rPr>
-                <w:b/>
-                <w:bCs/>
-              </w:rPr>
-              <w:t>Category Registries</w:t>
-            </w:r>
-          </w:p>
-        </w:tc>
-        <w:tc>
-          <w:tcPr>
-            <w:tcW w:w="0" w:type="auto"/>
-            <w:vAlign w:val="center"/>
-            <w:hideMark/>
-          </w:tcPr>
-          <w:p>
-            <w:r>
-              <w:t>2</w:t>
+            <w:tcBorders>
+              <w:top w:val="single" w:sz="6" w:space="0" w:color="C4C7C5"/>
+              <w:left w:val="single" w:sz="6" w:space="0" w:color="C4C7C5"/>
+              <w:bottom w:val="single" w:sz="6" w:space="0" w:color="C4C7C5"/>
+              <w:right w:val="single" w:sz="6" w:space="0" w:color="C4C7C5"/>
+            </w:tcBorders>
+            <w:tcMar>
+              <w:top w:w="120" w:type="dxa"/>
+              <w:left w:w="180" w:type="dxa"/>
+              <w:bottom w:w="120" w:type="dxa"/>
+              <w:right w:w="180" w:type="dxa"/>
+            </w:tcMar>
+            <w:vAlign w:val="center"/>
+            <w:hideMark/>
+          </w:tcPr>
+          <w:p>
+            <w:r>
+              <w:rPr>
+                <w:b/>
+                <w:bCs/>
+              </w:rPr>
+              <w:t>OS Volume 01</w:t>
+            </w:r>
+          </w:p>
+        </w:tc>
+        <w:tc>
+          <w:tcPr>
+            <w:tcW w:w="0" w:type="auto"/>
+            <w:tcBorders>
+              <w:top w:val="single" w:sz="6" w:space="0" w:color="C4C7C5"/>
+              <w:left w:val="single" w:sz="6" w:space="0" w:color="C4C7C5"/>
+              <w:bottom w:val="single" w:sz="6" w:space="0" w:color="C4C7C5"/>
+              <w:right w:val="single" w:sz="6" w:space="0" w:color="C4C7C5"/>
+            </w:tcBorders>
+            <w:tcMar>
+              <w:top w:w="120" w:type="dxa"/>
+              <w:left w:w="180" w:type="dxa"/>
+              <w:bottom w:w="120" w:type="dxa"/>
+              <w:right w:w="180" w:type="dxa"/>
+            </w:tcMar>
+            <w:vAlign w:val="center"/>
+            <w:hideMark/>
+          </w:tcPr>
+          <w:p>
+            <w:r>
+              <w:t>Complete (25 Human Frictions)</w:t>
             </w:r>
           </w:p>
         </w:tc>
@@ -2225,32 +5316,52 @@
         <w:tc>
           <w:tcPr>
             <w:tcW w:w="0" w:type="auto"/>
-            <w:vAlign w:val="center"/>
-            <w:hideMark/>
-          </w:tcPr>
-          <w:p>
-            <w:r>
-              <w:rPr>
-                <w:b/>
-                <w:bCs/>
-              </w:rPr>
-              <w:t>APID Registry</w:t>
-            </w:r>
-          </w:p>
-        </w:tc>
-        <w:tc>
-          <w:tcPr>
-            <w:tcW w:w="0" w:type="auto"/>
-            <w:vAlign w:val="center"/>
-            <w:hideMark/>
-          </w:tcPr>
-          <w:p>
-            <w:r>
-              <w:rPr>
-                <w:b/>
-                <w:bCs/>
-              </w:rPr>
-              <w:t>Active</w:t>
+            <w:tcBorders>
+              <w:top w:val="single" w:sz="6" w:space="0" w:color="C4C7C5"/>
+              <w:left w:val="single" w:sz="6" w:space="0" w:color="C4C7C5"/>
+              <w:bottom w:val="single" w:sz="6" w:space="0" w:color="C4C7C5"/>
+              <w:right w:val="single" w:sz="6" w:space="0" w:color="C4C7C5"/>
+            </w:tcBorders>
+            <w:tcMar>
+              <w:top w:w="120" w:type="dxa"/>
+              <w:left w:w="180" w:type="dxa"/>
+              <w:bottom w:w="120" w:type="dxa"/>
+              <w:right w:w="180" w:type="dxa"/>
+            </w:tcMar>
+            <w:vAlign w:val="center"/>
+            <w:hideMark/>
+          </w:tcPr>
+          <w:p>
+            <w:r>
+              <w:rPr>
+                <w:b/>
+                <w:bCs/>
+              </w:rPr>
+              <w:t>OS Volume 02</w:t>
+            </w:r>
+          </w:p>
+        </w:tc>
+        <w:tc>
+          <w:tcPr>
+            <w:tcW w:w="0" w:type="auto"/>
+            <w:tcBorders>
+              <w:top w:val="single" w:sz="6" w:space="0" w:color="C4C7C5"/>
+              <w:left w:val="single" w:sz="6" w:space="0" w:color="C4C7C5"/>
+              <w:bottom w:val="single" w:sz="6" w:space="0" w:color="C4C7C5"/>
+              <w:right w:val="single" w:sz="6" w:space="0" w:color="C4C7C5"/>
+            </w:tcBorders>
+            <w:tcMar>
+              <w:top w:w="120" w:type="dxa"/>
+              <w:left w:w="180" w:type="dxa"/>
+              <w:bottom w:w="120" w:type="dxa"/>
+              <w:right w:w="180" w:type="dxa"/>
+            </w:tcMar>
+            <w:vAlign w:val="center"/>
+            <w:hideMark/>
+          </w:tcPr>
+          <w:p>
+            <w:r>
+              <w:t>Complete (25 Human Frictions)</w:t>
             </w:r>
           </w:p>
         </w:tc>
@@ -2262,32 +5373,52 @@
         <w:tc>
           <w:tcPr>
             <w:tcW w:w="0" w:type="auto"/>
-            <w:vAlign w:val="center"/>
-            <w:hideMark/>
-          </w:tcPr>
-          <w:p>
-            <w:r>
-              <w:rPr>
-                <w:b/>
-                <w:bCs/>
-              </w:rPr>
-              <w:t>Pattern Registry</w:t>
-            </w:r>
-          </w:p>
-        </w:tc>
-        <w:tc>
-          <w:tcPr>
-            <w:tcW w:w="0" w:type="auto"/>
-            <w:vAlign w:val="center"/>
-            <w:hideMark/>
-          </w:tcPr>
-          <w:p>
-            <w:r>
-              <w:rPr>
-                <w:b/>
-                <w:bCs/>
-              </w:rPr>
-              <w:t>Active</w:t>
+            <w:tcBorders>
+              <w:top w:val="single" w:sz="6" w:space="0" w:color="C4C7C5"/>
+              <w:left w:val="single" w:sz="6" w:space="0" w:color="C4C7C5"/>
+              <w:bottom w:val="single" w:sz="6" w:space="0" w:color="C4C7C5"/>
+              <w:right w:val="single" w:sz="6" w:space="0" w:color="C4C7C5"/>
+            </w:tcBorders>
+            <w:tcMar>
+              <w:top w:w="120" w:type="dxa"/>
+              <w:left w:w="180" w:type="dxa"/>
+              <w:bottom w:w="120" w:type="dxa"/>
+              <w:right w:w="180" w:type="dxa"/>
+            </w:tcMar>
+            <w:vAlign w:val="center"/>
+            <w:hideMark/>
+          </w:tcPr>
+          <w:p>
+            <w:r>
+              <w:rPr>
+                <w:b/>
+                <w:bCs/>
+              </w:rPr>
+              <w:t>WI Repository</w:t>
+            </w:r>
+          </w:p>
+        </w:tc>
+        <w:tc>
+          <w:tcPr>
+            <w:tcW w:w="0" w:type="auto"/>
+            <w:tcBorders>
+              <w:top w:val="single" w:sz="6" w:space="0" w:color="C4C7C5"/>
+              <w:left w:val="single" w:sz="6" w:space="0" w:color="C4C7C5"/>
+              <w:bottom w:val="single" w:sz="6" w:space="0" w:color="C4C7C5"/>
+              <w:right w:val="single" w:sz="6" w:space="0" w:color="C4C7C5"/>
+            </w:tcBorders>
+            <w:tcMar>
+              <w:top w:w="120" w:type="dxa"/>
+              <w:left w:w="180" w:type="dxa"/>
+              <w:bottom w:w="120" w:type="dxa"/>
+              <w:right w:w="180" w:type="dxa"/>
+            </w:tcMar>
+            <w:vAlign w:val="center"/>
+            <w:hideMark/>
+          </w:tcPr>
+          <w:p>
+            <w:r>
+              <w:t>Not Started</w:t>
             </w:r>
           </w:p>
         </w:tc>
@@ -2299,44 +5430,514 @@
         <w:tc>
           <w:tcPr>
             <w:tcW w:w="0" w:type="auto"/>
-            <w:vAlign w:val="center"/>
-            <w:hideMark/>
-          </w:tcPr>
-          <w:p>
-            <w:r>
-              <w:rPr>
-                <w:b/>
-                <w:bCs/>
-              </w:rPr>
-              <w:t>Category Registry</w:t>
-            </w:r>
-          </w:p>
-        </w:tc>
-        <w:tc>
-          <w:tcPr>
-            <w:tcW w:w="0" w:type="auto"/>
-            <w:vAlign w:val="center"/>
-            <w:hideMark/>
-          </w:tcPr>
-          <w:p>
-            <w:r>
-              <w:rPr>
-                <w:b/>
-                <w:bCs/>
-              </w:rPr>
+            <w:tcBorders>
+              <w:top w:val="single" w:sz="6" w:space="0" w:color="C4C7C5"/>
+              <w:left w:val="single" w:sz="6" w:space="0" w:color="C4C7C5"/>
+              <w:bottom w:val="single" w:sz="6" w:space="0" w:color="C4C7C5"/>
+              <w:right w:val="single" w:sz="6" w:space="0" w:color="C4C7C5"/>
+            </w:tcBorders>
+            <w:tcMar>
+              <w:top w:w="120" w:type="dxa"/>
+              <w:left w:w="180" w:type="dxa"/>
+              <w:bottom w:w="120" w:type="dxa"/>
+              <w:right w:w="180" w:type="dxa"/>
+            </w:tcMar>
+            <w:vAlign w:val="center"/>
+            <w:hideMark/>
+          </w:tcPr>
+          <w:p>
+            <w:r>
+              <w:rPr>
+                <w:b/>
+                <w:bCs/>
+              </w:rPr>
+              <w:t>KI Repository</w:t>
+            </w:r>
+          </w:p>
+        </w:tc>
+        <w:tc>
+          <w:tcPr>
+            <w:tcW w:w="0" w:type="auto"/>
+            <w:tcBorders>
+              <w:top w:val="single" w:sz="6" w:space="0" w:color="C4C7C5"/>
+              <w:left w:val="single" w:sz="6" w:space="0" w:color="C4C7C5"/>
+              <w:bottom w:val="single" w:sz="6" w:space="0" w:color="C4C7C5"/>
+              <w:right w:val="single" w:sz="6" w:space="0" w:color="C4C7C5"/>
+            </w:tcBorders>
+            <w:tcMar>
+              <w:top w:w="120" w:type="dxa"/>
+              <w:left w:w="180" w:type="dxa"/>
+              <w:bottom w:w="120" w:type="dxa"/>
+              <w:right w:w="180" w:type="dxa"/>
+            </w:tcMar>
+            <w:vAlign w:val="center"/>
+            <w:hideMark/>
+          </w:tcPr>
+          <w:p>
+            <w:r>
+              <w:t>Not Started</w:t>
+            </w:r>
+          </w:p>
+        </w:tc>
+      </w:tr>
+      <w:tr>
+        <w:trPr>
+          <w:tblCellSpacing w:w="15" w:type="dxa"/>
+        </w:trPr>
+        <w:tc>
+          <w:tcPr>
+            <w:tcW w:w="0" w:type="auto"/>
+            <w:tcBorders>
+              <w:top w:val="single" w:sz="6" w:space="0" w:color="C4C7C5"/>
+              <w:left w:val="single" w:sz="6" w:space="0" w:color="C4C7C5"/>
+              <w:bottom w:val="single" w:sz="6" w:space="0" w:color="C4C7C5"/>
+              <w:right w:val="single" w:sz="6" w:space="0" w:color="C4C7C5"/>
+            </w:tcBorders>
+            <w:tcMar>
+              <w:top w:w="120" w:type="dxa"/>
+              <w:left w:w="180" w:type="dxa"/>
+              <w:bottom w:w="120" w:type="dxa"/>
+              <w:right w:w="180" w:type="dxa"/>
+            </w:tcMar>
+            <w:vAlign w:val="center"/>
+            <w:hideMark/>
+          </w:tcPr>
+          <w:p>
+            <w:r>
+              <w:rPr>
+                <w:b/>
+                <w:bCs/>
+              </w:rPr>
+              <w:t>DW Repository</w:t>
+            </w:r>
+          </w:p>
+        </w:tc>
+        <w:tc>
+          <w:tcPr>
+            <w:tcW w:w="0" w:type="auto"/>
+            <w:tcBorders>
+              <w:top w:val="single" w:sz="6" w:space="0" w:color="C4C7C5"/>
+              <w:left w:val="single" w:sz="6" w:space="0" w:color="C4C7C5"/>
+              <w:bottom w:val="single" w:sz="6" w:space="0" w:color="C4C7C5"/>
+              <w:right w:val="single" w:sz="6" w:space="0" w:color="C4C7C5"/>
+            </w:tcBorders>
+            <w:tcMar>
+              <w:top w:w="120" w:type="dxa"/>
+              <w:left w:w="180" w:type="dxa"/>
+              <w:bottom w:w="120" w:type="dxa"/>
+              <w:right w:w="180" w:type="dxa"/>
+            </w:tcMar>
+            <w:vAlign w:val="center"/>
+            <w:hideMark/>
+          </w:tcPr>
+          <w:p>
+            <w:r>
+              <w:t>Not Started</w:t>
+            </w:r>
+          </w:p>
+        </w:tc>
+      </w:tr>
+      <w:tr>
+        <w:trPr>
+          <w:tblCellSpacing w:w="15" w:type="dxa"/>
+        </w:trPr>
+        <w:tc>
+          <w:tcPr>
+            <w:tcW w:w="0" w:type="auto"/>
+            <w:tcBorders>
+              <w:top w:val="single" w:sz="6" w:space="0" w:color="C4C7C5"/>
+              <w:left w:val="single" w:sz="6" w:space="0" w:color="C4C7C5"/>
+              <w:bottom w:val="single" w:sz="6" w:space="0" w:color="C4C7C5"/>
+              <w:right w:val="single" w:sz="6" w:space="0" w:color="C4C7C5"/>
+            </w:tcBorders>
+            <w:tcMar>
+              <w:top w:w="120" w:type="dxa"/>
+              <w:left w:w="180" w:type="dxa"/>
+              <w:bottom w:w="120" w:type="dxa"/>
+              <w:right w:w="180" w:type="dxa"/>
+            </w:tcMar>
+            <w:vAlign w:val="center"/>
+            <w:hideMark/>
+          </w:tcPr>
+          <w:p>
+            <w:r>
+              <w:rPr>
+                <w:b/>
+                <w:bCs/>
+              </w:rPr>
+              <w:t>AU Repository</w:t>
+            </w:r>
+          </w:p>
+        </w:tc>
+        <w:tc>
+          <w:tcPr>
+            <w:tcW w:w="0" w:type="auto"/>
+            <w:tcBorders>
+              <w:top w:val="single" w:sz="6" w:space="0" w:color="C4C7C5"/>
+              <w:left w:val="single" w:sz="6" w:space="0" w:color="C4C7C5"/>
+              <w:bottom w:val="single" w:sz="6" w:space="0" w:color="C4C7C5"/>
+              <w:right w:val="single" w:sz="6" w:space="0" w:color="C4C7C5"/>
+            </w:tcBorders>
+            <w:tcMar>
+              <w:top w:w="120" w:type="dxa"/>
+              <w:left w:w="180" w:type="dxa"/>
+              <w:bottom w:w="120" w:type="dxa"/>
+              <w:right w:w="180" w:type="dxa"/>
+            </w:tcMar>
+            <w:vAlign w:val="center"/>
+            <w:hideMark/>
+          </w:tcPr>
+          <w:p>
+            <w:r>
+              <w:t>Not Started</w:t>
+            </w:r>
+          </w:p>
+        </w:tc>
+      </w:tr>
+      <w:tr>
+        <w:trPr>
+          <w:tblCellSpacing w:w="15" w:type="dxa"/>
+        </w:trPr>
+        <w:tc>
+          <w:tcPr>
+            <w:tcW w:w="0" w:type="auto"/>
+            <w:tcBorders>
+              <w:top w:val="single" w:sz="6" w:space="0" w:color="C4C7C5"/>
+              <w:left w:val="single" w:sz="6" w:space="0" w:color="C4C7C5"/>
+              <w:bottom w:val="single" w:sz="6" w:space="0" w:color="C4C7C5"/>
+              <w:right w:val="single" w:sz="6" w:space="0" w:color="C4C7C5"/>
+            </w:tcBorders>
+            <w:tcMar>
+              <w:top w:w="120" w:type="dxa"/>
+              <w:left w:w="180" w:type="dxa"/>
+              <w:bottom w:w="120" w:type="dxa"/>
+              <w:right w:w="180" w:type="dxa"/>
+            </w:tcMar>
+            <w:vAlign w:val="center"/>
+            <w:hideMark/>
+          </w:tcPr>
+          <w:p>
+            <w:r>
+              <w:rPr>
+                <w:b/>
+                <w:bCs/>
+              </w:rPr>
+              <w:t>NT Repository</w:t>
+            </w:r>
+          </w:p>
+        </w:tc>
+        <w:tc>
+          <w:tcPr>
+            <w:tcW w:w="0" w:type="auto"/>
+            <w:tcBorders>
+              <w:top w:val="single" w:sz="6" w:space="0" w:color="C4C7C5"/>
+              <w:left w:val="single" w:sz="6" w:space="0" w:color="C4C7C5"/>
+              <w:bottom w:val="single" w:sz="6" w:space="0" w:color="C4C7C5"/>
+              <w:right w:val="single" w:sz="6" w:space="0" w:color="C4C7C5"/>
+            </w:tcBorders>
+            <w:tcMar>
+              <w:top w:w="120" w:type="dxa"/>
+              <w:left w:w="180" w:type="dxa"/>
+              <w:bottom w:w="120" w:type="dxa"/>
+              <w:right w:w="180" w:type="dxa"/>
+            </w:tcMar>
+            <w:vAlign w:val="center"/>
+            <w:hideMark/>
+          </w:tcPr>
+          <w:p>
+            <w:r>
+              <w:t>Not Started</w:t>
+            </w:r>
+          </w:p>
+        </w:tc>
+      </w:tr>
+      <w:tr>
+        <w:trPr>
+          <w:tblCellSpacing w:w="15" w:type="dxa"/>
+        </w:trPr>
+        <w:tc>
+          <w:tcPr>
+            <w:tcW w:w="0" w:type="auto"/>
+            <w:tcBorders>
+              <w:top w:val="single" w:sz="6" w:space="0" w:color="C4C7C5"/>
+              <w:left w:val="single" w:sz="6" w:space="0" w:color="C4C7C5"/>
+              <w:bottom w:val="single" w:sz="6" w:space="0" w:color="C4C7C5"/>
+              <w:right w:val="single" w:sz="6" w:space="0" w:color="C4C7C5"/>
+            </w:tcBorders>
+            <w:tcMar>
+              <w:top w:w="120" w:type="dxa"/>
+              <w:left w:w="180" w:type="dxa"/>
+              <w:bottom w:w="120" w:type="dxa"/>
+              <w:right w:w="180" w:type="dxa"/>
+            </w:tcMar>
+            <w:vAlign w:val="center"/>
+            <w:hideMark/>
+          </w:tcPr>
+          <w:p>
+            <w:r>
+              <w:rPr>
+                <w:b/>
+                <w:bCs/>
+              </w:rPr>
+              <w:t>LE Repository</w:t>
+            </w:r>
+          </w:p>
+        </w:tc>
+        <w:tc>
+          <w:tcPr>
+            <w:tcW w:w="0" w:type="auto"/>
+            <w:tcBorders>
+              <w:top w:val="single" w:sz="6" w:space="0" w:color="C4C7C5"/>
+              <w:left w:val="single" w:sz="6" w:space="0" w:color="C4C7C5"/>
+              <w:bottom w:val="single" w:sz="6" w:space="0" w:color="C4C7C5"/>
+              <w:right w:val="single" w:sz="6" w:space="0" w:color="C4C7C5"/>
+            </w:tcBorders>
+            <w:tcMar>
+              <w:top w:w="120" w:type="dxa"/>
+              <w:left w:w="180" w:type="dxa"/>
+              <w:bottom w:w="120" w:type="dxa"/>
+              <w:right w:w="180" w:type="dxa"/>
+            </w:tcMar>
+            <w:vAlign w:val="center"/>
+            <w:hideMark/>
+          </w:tcPr>
+          <w:p>
+            <w:r>
+              <w:t>Not Started</w:t>
+            </w:r>
+          </w:p>
+        </w:tc>
+      </w:tr>
+      <w:tr>
+        <w:trPr>
+          <w:tblCellSpacing w:w="15" w:type="dxa"/>
+        </w:trPr>
+        <w:tc>
+          <w:tcPr>
+            <w:tcW w:w="0" w:type="auto"/>
+            <w:tcBorders>
+              <w:top w:val="single" w:sz="6" w:space="0" w:color="C4C7C5"/>
+              <w:left w:val="single" w:sz="6" w:space="0" w:color="C4C7C5"/>
+              <w:bottom w:val="single" w:sz="6" w:space="0" w:color="C4C7C5"/>
+              <w:right w:val="single" w:sz="6" w:space="0" w:color="C4C7C5"/>
+            </w:tcBorders>
+            <w:tcMar>
+              <w:top w:w="120" w:type="dxa"/>
+              <w:left w:w="180" w:type="dxa"/>
+              <w:bottom w:w="120" w:type="dxa"/>
+              <w:right w:w="180" w:type="dxa"/>
+            </w:tcMar>
+            <w:vAlign w:val="center"/>
+            <w:hideMark/>
+          </w:tcPr>
+          <w:p>
+            <w:r>
+              <w:rPr>
+                <w:b/>
+                <w:bCs/>
+              </w:rPr>
+              <w:t>MB Repository</w:t>
+            </w:r>
+          </w:p>
+        </w:tc>
+        <w:tc>
+          <w:tcPr>
+            <w:tcW w:w="0" w:type="auto"/>
+            <w:tcBorders>
+              <w:top w:val="single" w:sz="6" w:space="0" w:color="C4C7C5"/>
+              <w:left w:val="single" w:sz="6" w:space="0" w:color="C4C7C5"/>
+              <w:bottom w:val="single" w:sz="6" w:space="0" w:color="C4C7C5"/>
+              <w:right w:val="single" w:sz="6" w:space="0" w:color="C4C7C5"/>
+            </w:tcBorders>
+            <w:tcMar>
+              <w:top w:w="120" w:type="dxa"/>
+              <w:left w:w="180" w:type="dxa"/>
+              <w:bottom w:w="120" w:type="dxa"/>
+              <w:right w:w="180" w:type="dxa"/>
+            </w:tcMar>
+            <w:vAlign w:val="center"/>
+            <w:hideMark/>
+          </w:tcPr>
+          <w:p>
+            <w:r>
+              <w:t>Not Started</w:t>
+            </w:r>
+          </w:p>
+        </w:tc>
+      </w:tr>
+      <w:tr>
+        <w:trPr>
+          <w:tblCellSpacing w:w="15" w:type="dxa"/>
+        </w:trPr>
+        <w:tc>
+          <w:tcPr>
+            <w:tcW w:w="0" w:type="auto"/>
+            <w:tcBorders>
+              <w:top w:val="single" w:sz="6" w:space="0" w:color="C4C7C5"/>
+              <w:left w:val="single" w:sz="6" w:space="0" w:color="C4C7C5"/>
+              <w:bottom w:val="single" w:sz="6" w:space="0" w:color="C4C7C5"/>
+              <w:right w:val="single" w:sz="6" w:space="0" w:color="C4C7C5"/>
+            </w:tcBorders>
+            <w:tcMar>
+              <w:top w:w="120" w:type="dxa"/>
+              <w:left w:w="180" w:type="dxa"/>
+              <w:bottom w:w="120" w:type="dxa"/>
+              <w:right w:w="180" w:type="dxa"/>
+            </w:tcMar>
+            <w:vAlign w:val="center"/>
+            <w:hideMark/>
+          </w:tcPr>
+          <w:p>
+            <w:r>
+              <w:rPr>
+                <w:b/>
+                <w:bCs/>
+              </w:rPr>
+              <w:lastRenderedPageBreak/>
+              <w:t>AI Repository</w:t>
+            </w:r>
+          </w:p>
+        </w:tc>
+        <w:tc>
+          <w:tcPr>
+            <w:tcW w:w="0" w:type="auto"/>
+            <w:tcBorders>
+              <w:top w:val="single" w:sz="6" w:space="0" w:color="C4C7C5"/>
+              <w:left w:val="single" w:sz="6" w:space="0" w:color="C4C7C5"/>
+              <w:bottom w:val="single" w:sz="6" w:space="0" w:color="C4C7C5"/>
+              <w:right w:val="single" w:sz="6" w:space="0" w:color="C4C7C5"/>
+            </w:tcBorders>
+            <w:tcMar>
+              <w:top w:w="120" w:type="dxa"/>
+              <w:left w:w="180" w:type="dxa"/>
+              <w:bottom w:w="120" w:type="dxa"/>
+              <w:right w:w="180" w:type="dxa"/>
+            </w:tcMar>
+            <w:vAlign w:val="center"/>
+            <w:hideMark/>
+          </w:tcPr>
+          <w:p>
+            <w:r>
+              <w:t>Not Started</w:t>
+            </w:r>
+          </w:p>
+        </w:tc>
+      </w:tr>
+      <w:tr>
+        <w:trPr>
+          <w:tblCellSpacing w:w="15" w:type="dxa"/>
+        </w:trPr>
+        <w:tc>
+          <w:tcPr>
+            <w:tcW w:w="0" w:type="auto"/>
+            <w:tcBorders>
+              <w:top w:val="single" w:sz="6" w:space="0" w:color="C4C7C5"/>
+              <w:left w:val="single" w:sz="6" w:space="0" w:color="C4C7C5"/>
+              <w:bottom w:val="single" w:sz="6" w:space="0" w:color="C4C7C5"/>
+              <w:right w:val="single" w:sz="6" w:space="0" w:color="C4C7C5"/>
+            </w:tcBorders>
+            <w:tcMar>
+              <w:top w:w="120" w:type="dxa"/>
+              <w:left w:w="180" w:type="dxa"/>
+              <w:bottom w:w="120" w:type="dxa"/>
+              <w:right w:w="180" w:type="dxa"/>
+            </w:tcMar>
+            <w:vAlign w:val="center"/>
+            <w:hideMark/>
+          </w:tcPr>
+          <w:p>
+            <w:r>
+              <w:rPr>
+                <w:b/>
+                <w:bCs/>
+              </w:rPr>
+              <w:t>Cross-Category Analysis</w:t>
+            </w:r>
+          </w:p>
+        </w:tc>
+        <w:tc>
+          <w:tcPr>
+            <w:tcW w:w="0" w:type="auto"/>
+            <w:tcBorders>
+              <w:top w:val="single" w:sz="6" w:space="0" w:color="C4C7C5"/>
+              <w:left w:val="single" w:sz="6" w:space="0" w:color="C4C7C5"/>
+              <w:bottom w:val="single" w:sz="6" w:space="0" w:color="C4C7C5"/>
+              <w:right w:val="single" w:sz="6" w:space="0" w:color="C4C7C5"/>
+            </w:tcBorders>
+            <w:tcMar>
+              <w:top w:w="120" w:type="dxa"/>
+              <w:left w:w="180" w:type="dxa"/>
+              <w:bottom w:w="120" w:type="dxa"/>
+              <w:right w:w="180" w:type="dxa"/>
+            </w:tcMar>
+            <w:vAlign w:val="center"/>
+            <w:hideMark/>
+          </w:tcPr>
+          <w:p>
+            <w:r>
+              <w:t>Ready</w:t>
+            </w:r>
+          </w:p>
+        </w:tc>
+      </w:tr>
+      <w:tr>
+        <w:trPr>
+          <w:tblCellSpacing w:w="15" w:type="dxa"/>
+        </w:trPr>
+        <w:tc>
+          <w:tcPr>
+            <w:tcW w:w="0" w:type="auto"/>
+            <w:tcBorders>
+              <w:top w:val="single" w:sz="6" w:space="0" w:color="C4C7C5"/>
+              <w:left w:val="single" w:sz="6" w:space="0" w:color="C4C7C5"/>
+              <w:bottom w:val="single" w:sz="6" w:space="0" w:color="C4C7C5"/>
+              <w:right w:val="single" w:sz="6" w:space="0" w:color="C4C7C5"/>
+            </w:tcBorders>
+            <w:tcMar>
+              <w:top w:w="120" w:type="dxa"/>
+              <w:left w:w="180" w:type="dxa"/>
+              <w:bottom w:w="120" w:type="dxa"/>
+              <w:right w:w="180" w:type="dxa"/>
+            </w:tcMar>
+            <w:vAlign w:val="center"/>
+            <w:hideMark/>
+          </w:tcPr>
+          <w:p>
+            <w:r>
+              <w:rPr>
+                <w:b/>
+                <w:bCs/>
+              </w:rPr>
+              <w:t>Behavioural Pattern Discovery</w:t>
+            </w:r>
+          </w:p>
+        </w:tc>
+        <w:tc>
+          <w:tcPr>
+            <w:tcW w:w="0" w:type="auto"/>
+            <w:tcBorders>
+              <w:top w:val="single" w:sz="6" w:space="0" w:color="C4C7C5"/>
+              <w:left w:val="single" w:sz="6" w:space="0" w:color="C4C7C5"/>
+              <w:bottom w:val="single" w:sz="6" w:space="0" w:color="C4C7C5"/>
+              <w:right w:val="single" w:sz="6" w:space="0" w:color="C4C7C5"/>
+            </w:tcBorders>
+            <w:tcMar>
+              <w:top w:w="120" w:type="dxa"/>
+              <w:left w:w="180" w:type="dxa"/>
+              <w:bottom w:w="120" w:type="dxa"/>
+              <w:right w:w="180" w:type="dxa"/>
+            </w:tcMar>
+            <w:vAlign w:val="center"/>
+            <w:hideMark/>
+          </w:tcPr>
+          <w:p>
+            <w:r>
               <w:t>Active</w:t>
             </w:r>
           </w:p>
         </w:tc>
       </w:tr>
     </w:tbl>
-    <w:p>
-      <w:r>
-        <w:pict w14:anchorId="1AD2AF5E">
-          <v:rect id="_x0000_i1035" style="width:0;height:1.5pt" o:hralign="center" o:hrstd="t" o:hr="t" fillcolor="#a0a0a0" stroked="f"/>
-        </w:pict>
-      </w:r>
-    </w:p>
     <w:p>
       <w:pPr>
         <w:rPr>
@@ -2349,7 +5950,7 @@
           <w:b/>
           <w:bCs/>
         </w:rPr>
-        <w:t>Research Status</w:t>
+        <w:t>System Summary</w:t>
       </w:r>
     </w:p>
     <w:tbl>
@@ -2365,8 +5966,8 @@
         <w:tblLook w:val="04A0" w:firstRow="1" w:lastRow="0" w:firstColumn="1" w:lastColumn="0" w:noHBand="0" w:noVBand="1"/>
       </w:tblPr>
       <w:tblGrid>
-        <w:gridCol w:w="4771"/>
-        <w:gridCol w:w="4255"/>
+        <w:gridCol w:w="3555"/>
+        <w:gridCol w:w="5455"/>
       </w:tblGrid>
       <w:tr>
         <w:trPr>
@@ -2376,45 +5977,56 @@
         <w:tc>
           <w:tcPr>
             <w:tcW w:w="0" w:type="auto"/>
-            <w:vAlign w:val="center"/>
-            <w:hideMark/>
-          </w:tcPr>
-          <w:p>
-            <w:pPr>
-              <w:rPr>
-                <w:b/>
-                <w:bCs/>
-              </w:rPr>
-            </w:pPr>
-            <w:r>
-              <w:rPr>
-                <w:b/>
-                <w:bCs/>
-              </w:rPr>
-              <w:lastRenderedPageBreak/>
-              <w:t>Research Asset</w:t>
-            </w:r>
-          </w:p>
-        </w:tc>
-        <w:tc>
-          <w:tcPr>
-            <w:tcW w:w="0" w:type="auto"/>
-            <w:vAlign w:val="center"/>
-            <w:hideMark/>
-          </w:tcPr>
-          <w:p>
-            <w:pPr>
-              <w:rPr>
-                <w:b/>
-                <w:bCs/>
-              </w:rPr>
-            </w:pPr>
-            <w:r>
-              <w:rPr>
-                <w:b/>
-                <w:bCs/>
-              </w:rPr>
-              <w:t>Status</w:t>
+            <w:tcBorders>
+              <w:top w:val="single" w:sz="6" w:space="0" w:color="C4C7C5"/>
+              <w:left w:val="single" w:sz="6" w:space="0" w:color="C4C7C5"/>
+              <w:bottom w:val="single" w:sz="6" w:space="0" w:color="C4C7C5"/>
+              <w:right w:val="single" w:sz="6" w:space="0" w:color="C4C7C5"/>
+            </w:tcBorders>
+            <w:tcMar>
+              <w:top w:w="120" w:type="dxa"/>
+              <w:left w:w="180" w:type="dxa"/>
+              <w:bottom w:w="120" w:type="dxa"/>
+              <w:right w:w="180" w:type="dxa"/>
+            </w:tcMar>
+            <w:vAlign w:val="center"/>
+            <w:hideMark/>
+          </w:tcPr>
+          <w:p>
+            <w:r>
+              <w:rPr>
+                <w:b/>
+                <w:bCs/>
+              </w:rPr>
+              <w:t>Field</w:t>
+            </w:r>
+          </w:p>
+        </w:tc>
+        <w:tc>
+          <w:tcPr>
+            <w:tcW w:w="0" w:type="auto"/>
+            <w:tcBorders>
+              <w:top w:val="single" w:sz="6" w:space="0" w:color="C4C7C5"/>
+              <w:left w:val="single" w:sz="6" w:space="0" w:color="C4C7C5"/>
+              <w:bottom w:val="single" w:sz="6" w:space="0" w:color="C4C7C5"/>
+              <w:right w:val="single" w:sz="6" w:space="0" w:color="C4C7C5"/>
+            </w:tcBorders>
+            <w:tcMar>
+              <w:top w:w="120" w:type="dxa"/>
+              <w:left w:w="180" w:type="dxa"/>
+              <w:bottom w:w="120" w:type="dxa"/>
+              <w:right w:w="180" w:type="dxa"/>
+            </w:tcMar>
+            <w:vAlign w:val="center"/>
+            <w:hideMark/>
+          </w:tcPr>
+          <w:p>
+            <w:r>
+              <w:rPr>
+                <w:b/>
+                <w:bCs/>
+              </w:rPr>
+              <w:t>Value</w:t>
             </w:r>
           </w:p>
         </w:tc>
@@ -2426,24 +6038,52 @@
         <w:tc>
           <w:tcPr>
             <w:tcW w:w="0" w:type="auto"/>
-            <w:vAlign w:val="center"/>
-            <w:hideMark/>
-          </w:tcPr>
-          <w:p>
-            <w:r>
-              <w:t>Human Friction Template</w:t>
-            </w:r>
-          </w:p>
-        </w:tc>
-        <w:tc>
-          <w:tcPr>
-            <w:tcW w:w="0" w:type="auto"/>
-            <w:vAlign w:val="center"/>
-            <w:hideMark/>
-          </w:tcPr>
-          <w:p>
-            <w:r>
-              <w:t>Complete</w:t>
+            <w:tcBorders>
+              <w:top w:val="single" w:sz="6" w:space="0" w:color="C4C7C5"/>
+              <w:left w:val="single" w:sz="6" w:space="0" w:color="C4C7C5"/>
+              <w:bottom w:val="single" w:sz="6" w:space="0" w:color="C4C7C5"/>
+              <w:right w:val="single" w:sz="6" w:space="0" w:color="C4C7C5"/>
+            </w:tcBorders>
+            <w:tcMar>
+              <w:top w:w="120" w:type="dxa"/>
+              <w:left w:w="180" w:type="dxa"/>
+              <w:bottom w:w="120" w:type="dxa"/>
+              <w:right w:w="180" w:type="dxa"/>
+            </w:tcMar>
+            <w:vAlign w:val="center"/>
+            <w:hideMark/>
+          </w:tcPr>
+          <w:p>
+            <w:r>
+              <w:rPr>
+                <w:b/>
+                <w:bCs/>
+              </w:rPr>
+              <w:t>Current Version</w:t>
+            </w:r>
+          </w:p>
+        </w:tc>
+        <w:tc>
+          <w:tcPr>
+            <w:tcW w:w="0" w:type="auto"/>
+            <w:tcBorders>
+              <w:top w:val="single" w:sz="6" w:space="0" w:color="C4C7C5"/>
+              <w:left w:val="single" w:sz="6" w:space="0" w:color="C4C7C5"/>
+              <w:bottom w:val="single" w:sz="6" w:space="0" w:color="C4C7C5"/>
+              <w:right w:val="single" w:sz="6" w:space="0" w:color="C4C7C5"/>
+            </w:tcBorders>
+            <w:tcMar>
+              <w:top w:w="120" w:type="dxa"/>
+              <w:left w:w="180" w:type="dxa"/>
+              <w:bottom w:w="120" w:type="dxa"/>
+              <w:right w:w="180" w:type="dxa"/>
+            </w:tcMar>
+            <w:vAlign w:val="center"/>
+            <w:hideMark/>
+          </w:tcPr>
+          <w:p>
+            <w:r>
+              <w:t>ATLAS v3.1</w:t>
             </w:r>
           </w:p>
         </w:tc>
@@ -2455,24 +6095,52 @@
         <w:tc>
           <w:tcPr>
             <w:tcW w:w="0" w:type="auto"/>
-            <w:vAlign w:val="center"/>
-            <w:hideMark/>
-          </w:tcPr>
-          <w:p>
-            <w:r>
-              <w:t>Pattern Template</w:t>
-            </w:r>
-          </w:p>
-        </w:tc>
-        <w:tc>
-          <w:tcPr>
-            <w:tcW w:w="0" w:type="auto"/>
-            <w:vAlign w:val="center"/>
-            <w:hideMark/>
-          </w:tcPr>
-          <w:p>
-            <w:r>
-              <w:t>Complete</w:t>
+            <w:tcBorders>
+              <w:top w:val="single" w:sz="6" w:space="0" w:color="C4C7C5"/>
+              <w:left w:val="single" w:sz="6" w:space="0" w:color="C4C7C5"/>
+              <w:bottom w:val="single" w:sz="6" w:space="0" w:color="C4C7C5"/>
+              <w:right w:val="single" w:sz="6" w:space="0" w:color="C4C7C5"/>
+            </w:tcBorders>
+            <w:tcMar>
+              <w:top w:w="120" w:type="dxa"/>
+              <w:left w:w="180" w:type="dxa"/>
+              <w:bottom w:w="120" w:type="dxa"/>
+              <w:right w:w="180" w:type="dxa"/>
+            </w:tcMar>
+            <w:vAlign w:val="center"/>
+            <w:hideMark/>
+          </w:tcPr>
+          <w:p>
+            <w:r>
+              <w:rPr>
+                <w:b/>
+                <w:bCs/>
+              </w:rPr>
+              <w:t>Current Stage</w:t>
+            </w:r>
+          </w:p>
+        </w:tc>
+        <w:tc>
+          <w:tcPr>
+            <w:tcW w:w="0" w:type="auto"/>
+            <w:tcBorders>
+              <w:top w:val="single" w:sz="6" w:space="0" w:color="C4C7C5"/>
+              <w:left w:val="single" w:sz="6" w:space="0" w:color="C4C7C5"/>
+              <w:bottom w:val="single" w:sz="6" w:space="0" w:color="C4C7C5"/>
+              <w:right w:val="single" w:sz="6" w:space="0" w:color="C4C7C5"/>
+            </w:tcBorders>
+            <w:tcMar>
+              <w:top w:w="120" w:type="dxa"/>
+              <w:left w:w="180" w:type="dxa"/>
+              <w:bottom w:w="120" w:type="dxa"/>
+              <w:right w:w="180" w:type="dxa"/>
+            </w:tcMar>
+            <w:vAlign w:val="center"/>
+            <w:hideMark/>
+          </w:tcPr>
+          <w:p>
+            <w:r>
+              <w:t>Human Friction Discovery, Observation &amp; Documentation</w:t>
             </w:r>
           </w:p>
         </w:tc>
@@ -2484,24 +6152,52 @@
         <w:tc>
           <w:tcPr>
             <w:tcW w:w="0" w:type="auto"/>
-            <w:vAlign w:val="center"/>
-            <w:hideMark/>
-          </w:tcPr>
-          <w:p>
-            <w:r>
-              <w:t>APID Registry</w:t>
-            </w:r>
-          </w:p>
-        </w:tc>
-        <w:tc>
-          <w:tcPr>
-            <w:tcW w:w="0" w:type="auto"/>
-            <w:vAlign w:val="center"/>
-            <w:hideMark/>
-          </w:tcPr>
-          <w:p>
-            <w:r>
-              <w:t>Active</w:t>
+            <w:tcBorders>
+              <w:top w:val="single" w:sz="6" w:space="0" w:color="C4C7C5"/>
+              <w:left w:val="single" w:sz="6" w:space="0" w:color="C4C7C5"/>
+              <w:bottom w:val="single" w:sz="6" w:space="0" w:color="C4C7C5"/>
+              <w:right w:val="single" w:sz="6" w:space="0" w:color="C4C7C5"/>
+            </w:tcBorders>
+            <w:tcMar>
+              <w:top w:w="120" w:type="dxa"/>
+              <w:left w:w="180" w:type="dxa"/>
+              <w:bottom w:w="120" w:type="dxa"/>
+              <w:right w:w="180" w:type="dxa"/>
+            </w:tcMar>
+            <w:vAlign w:val="center"/>
+            <w:hideMark/>
+          </w:tcPr>
+          <w:p>
+            <w:r>
+              <w:rPr>
+                <w:b/>
+                <w:bCs/>
+              </w:rPr>
+              <w:t>Primary Focus</w:t>
+            </w:r>
+          </w:p>
+        </w:tc>
+        <w:tc>
+          <w:tcPr>
+            <w:tcW w:w="0" w:type="auto"/>
+            <w:tcBorders>
+              <w:top w:val="single" w:sz="6" w:space="0" w:color="C4C7C5"/>
+              <w:left w:val="single" w:sz="6" w:space="0" w:color="C4C7C5"/>
+              <w:bottom w:val="single" w:sz="6" w:space="0" w:color="C4C7C5"/>
+              <w:right w:val="single" w:sz="6" w:space="0" w:color="C4C7C5"/>
+            </w:tcBorders>
+            <w:tcMar>
+              <w:top w:w="120" w:type="dxa"/>
+              <w:left w:w="180" w:type="dxa"/>
+              <w:bottom w:w="120" w:type="dxa"/>
+              <w:right w:w="180" w:type="dxa"/>
+            </w:tcMar>
+            <w:vAlign w:val="center"/>
+            <w:hideMark/>
+          </w:tcPr>
+          <w:p>
+            <w:r>
+              <w:t>Observation, Empirical Field Research &amp; Documentation</w:t>
             </w:r>
           </w:p>
         </w:tc>
@@ -2513,24 +6209,52 @@
         <w:tc>
           <w:tcPr>
             <w:tcW w:w="0" w:type="auto"/>
-            <w:vAlign w:val="center"/>
-            <w:hideMark/>
-          </w:tcPr>
-          <w:p>
-            <w:r>
-              <w:t>Pattern Registry</w:t>
-            </w:r>
-          </w:p>
-        </w:tc>
-        <w:tc>
-          <w:tcPr>
-            <w:tcW w:w="0" w:type="auto"/>
-            <w:vAlign w:val="center"/>
-            <w:hideMark/>
-          </w:tcPr>
-          <w:p>
-            <w:r>
-              <w:t>Active</w:t>
+            <w:tcBorders>
+              <w:top w:val="single" w:sz="6" w:space="0" w:color="C4C7C5"/>
+              <w:left w:val="single" w:sz="6" w:space="0" w:color="C4C7C5"/>
+              <w:bottom w:val="single" w:sz="6" w:space="0" w:color="C4C7C5"/>
+              <w:right w:val="single" w:sz="6" w:space="0" w:color="C4C7C5"/>
+            </w:tcBorders>
+            <w:tcMar>
+              <w:top w:w="120" w:type="dxa"/>
+              <w:left w:w="180" w:type="dxa"/>
+              <w:bottom w:w="120" w:type="dxa"/>
+              <w:right w:w="180" w:type="dxa"/>
+            </w:tcMar>
+            <w:vAlign w:val="center"/>
+            <w:hideMark/>
+          </w:tcPr>
+          <w:p>
+            <w:r>
+              <w:rPr>
+                <w:b/>
+                <w:bCs/>
+              </w:rPr>
+              <w:t>Research Categories Established</w:t>
+            </w:r>
+          </w:p>
+        </w:tc>
+        <w:tc>
+          <w:tcPr>
+            <w:tcW w:w="0" w:type="auto"/>
+            <w:tcBorders>
+              <w:top w:val="single" w:sz="6" w:space="0" w:color="C4C7C5"/>
+              <w:left w:val="single" w:sz="6" w:space="0" w:color="C4C7C5"/>
+              <w:bottom w:val="single" w:sz="6" w:space="0" w:color="C4C7C5"/>
+              <w:right w:val="single" w:sz="6" w:space="0" w:color="C4C7C5"/>
+            </w:tcBorders>
+            <w:tcMar>
+              <w:top w:w="120" w:type="dxa"/>
+              <w:left w:w="180" w:type="dxa"/>
+              <w:bottom w:w="120" w:type="dxa"/>
+              <w:right w:w="180" w:type="dxa"/>
+            </w:tcMar>
+            <w:vAlign w:val="center"/>
+            <w:hideMark/>
+          </w:tcPr>
+          <w:p>
+            <w:r>
+              <w:t>10</w:t>
             </w:r>
           </w:p>
         </w:tc>
@@ -2542,24 +6266,52 @@
         <w:tc>
           <w:tcPr>
             <w:tcW w:w="0" w:type="auto"/>
-            <w:vAlign w:val="center"/>
-            <w:hideMark/>
-          </w:tcPr>
-          <w:p>
-            <w:r>
-              <w:t>Category Registry</w:t>
-            </w:r>
-          </w:p>
-        </w:tc>
-        <w:tc>
-          <w:tcPr>
-            <w:tcW w:w="0" w:type="auto"/>
-            <w:vAlign w:val="center"/>
-            <w:hideMark/>
-          </w:tcPr>
-          <w:p>
-            <w:r>
-              <w:t>Active</w:t>
+            <w:tcBorders>
+              <w:top w:val="single" w:sz="6" w:space="0" w:color="C4C7C5"/>
+              <w:left w:val="single" w:sz="6" w:space="0" w:color="C4C7C5"/>
+              <w:bottom w:val="single" w:sz="6" w:space="0" w:color="C4C7C5"/>
+              <w:right w:val="single" w:sz="6" w:space="0" w:color="C4C7C5"/>
+            </w:tcBorders>
+            <w:tcMar>
+              <w:top w:w="120" w:type="dxa"/>
+              <w:left w:w="180" w:type="dxa"/>
+              <w:bottom w:w="120" w:type="dxa"/>
+              <w:right w:w="180" w:type="dxa"/>
+            </w:tcMar>
+            <w:vAlign w:val="center"/>
+            <w:hideMark/>
+          </w:tcPr>
+          <w:p>
+            <w:r>
+              <w:rPr>
+                <w:b/>
+                <w:bCs/>
+              </w:rPr>
+              <w:t>Research Categories Completed</w:t>
+            </w:r>
+          </w:p>
+        </w:tc>
+        <w:tc>
+          <w:tcPr>
+            <w:tcW w:w="0" w:type="auto"/>
+            <w:tcBorders>
+              <w:top w:val="single" w:sz="6" w:space="0" w:color="C4C7C5"/>
+              <w:left w:val="single" w:sz="6" w:space="0" w:color="C4C7C5"/>
+              <w:bottom w:val="single" w:sz="6" w:space="0" w:color="C4C7C5"/>
+              <w:right w:val="single" w:sz="6" w:space="0" w:color="C4C7C5"/>
+            </w:tcBorders>
+            <w:tcMar>
+              <w:top w:w="120" w:type="dxa"/>
+              <w:left w:w="180" w:type="dxa"/>
+              <w:bottom w:w="120" w:type="dxa"/>
+              <w:right w:w="180" w:type="dxa"/>
+            </w:tcMar>
+            <w:vAlign w:val="center"/>
+            <w:hideMark/>
+          </w:tcPr>
+          <w:p>
+            <w:r>
+              <w:t>2</w:t>
             </w:r>
           </w:p>
         </w:tc>
@@ -2571,24 +6323,52 @@
         <w:tc>
           <w:tcPr>
             <w:tcW w:w="0" w:type="auto"/>
-            <w:vAlign w:val="center"/>
-            <w:hideMark/>
-          </w:tcPr>
-          <w:p>
-            <w:r>
-              <w:t>Volume 01 – Managing Individual Files</w:t>
-            </w:r>
-          </w:p>
-        </w:tc>
-        <w:tc>
-          <w:tcPr>
-            <w:tcW w:w="0" w:type="auto"/>
-            <w:vAlign w:val="center"/>
-            <w:hideMark/>
-          </w:tcPr>
-          <w:p>
-            <w:r>
-              <w:t>Complete (25 Human Frictions · 5 Patterns)</w:t>
+            <w:tcBorders>
+              <w:top w:val="single" w:sz="6" w:space="0" w:color="C4C7C5"/>
+              <w:left w:val="single" w:sz="6" w:space="0" w:color="C4C7C5"/>
+              <w:bottom w:val="single" w:sz="6" w:space="0" w:color="C4C7C5"/>
+              <w:right w:val="single" w:sz="6" w:space="0" w:color="C4C7C5"/>
+            </w:tcBorders>
+            <w:tcMar>
+              <w:top w:w="120" w:type="dxa"/>
+              <w:left w:w="180" w:type="dxa"/>
+              <w:bottom w:w="120" w:type="dxa"/>
+              <w:right w:w="180" w:type="dxa"/>
+            </w:tcMar>
+            <w:vAlign w:val="center"/>
+            <w:hideMark/>
+          </w:tcPr>
+          <w:p>
+            <w:r>
+              <w:rPr>
+                <w:b/>
+                <w:bCs/>
+              </w:rPr>
+              <w:t>Research Volumes Completed</w:t>
+            </w:r>
+          </w:p>
+        </w:tc>
+        <w:tc>
+          <w:tcPr>
+            <w:tcW w:w="0" w:type="auto"/>
+            <w:tcBorders>
+              <w:top w:val="single" w:sz="6" w:space="0" w:color="C4C7C5"/>
+              <w:left w:val="single" w:sz="6" w:space="0" w:color="C4C7C5"/>
+              <w:bottom w:val="single" w:sz="6" w:space="0" w:color="C4C7C5"/>
+              <w:right w:val="single" w:sz="6" w:space="0" w:color="C4C7C5"/>
+            </w:tcBorders>
+            <w:tcMar>
+              <w:top w:w="120" w:type="dxa"/>
+              <w:left w:w="180" w:type="dxa"/>
+              <w:bottom w:w="120" w:type="dxa"/>
+              <w:right w:w="180" w:type="dxa"/>
+            </w:tcMar>
+            <w:vAlign w:val="center"/>
+            <w:hideMark/>
+          </w:tcPr>
+          <w:p>
+            <w:r>
+              <w:t>5</w:t>
             </w:r>
           </w:p>
         </w:tc>
@@ -2600,24 +6380,52 @@
         <w:tc>
           <w:tcPr>
             <w:tcW w:w="0" w:type="auto"/>
-            <w:vAlign w:val="center"/>
-            <w:hideMark/>
-          </w:tcPr>
-          <w:p>
-            <w:r>
-              <w:t>Volume 02 – Managing File Ecosystems</w:t>
-            </w:r>
-          </w:p>
-        </w:tc>
-        <w:tc>
-          <w:tcPr>
-            <w:tcW w:w="0" w:type="auto"/>
-            <w:vAlign w:val="center"/>
-            <w:hideMark/>
-          </w:tcPr>
-          <w:p>
-            <w:r>
-              <w:t>Complete (25 Human Frictions · 6 Patterns)</w:t>
+            <w:tcBorders>
+              <w:top w:val="single" w:sz="6" w:space="0" w:color="C4C7C5"/>
+              <w:left w:val="single" w:sz="6" w:space="0" w:color="C4C7C5"/>
+              <w:bottom w:val="single" w:sz="6" w:space="0" w:color="C4C7C5"/>
+              <w:right w:val="single" w:sz="6" w:space="0" w:color="C4C7C5"/>
+            </w:tcBorders>
+            <w:tcMar>
+              <w:top w:w="120" w:type="dxa"/>
+              <w:left w:w="180" w:type="dxa"/>
+              <w:bottom w:w="120" w:type="dxa"/>
+              <w:right w:w="180" w:type="dxa"/>
+            </w:tcMar>
+            <w:vAlign w:val="center"/>
+            <w:hideMark/>
+          </w:tcPr>
+          <w:p>
+            <w:r>
+              <w:rPr>
+                <w:b/>
+                <w:bCs/>
+              </w:rPr>
+              <w:t>Active Categories</w:t>
+            </w:r>
+          </w:p>
+        </w:tc>
+        <w:tc>
+          <w:tcPr>
+            <w:tcW w:w="0" w:type="auto"/>
+            <w:tcBorders>
+              <w:top w:val="single" w:sz="6" w:space="0" w:color="C4C7C5"/>
+              <w:left w:val="single" w:sz="6" w:space="0" w:color="C4C7C5"/>
+              <w:bottom w:val="single" w:sz="6" w:space="0" w:color="C4C7C5"/>
+              <w:right w:val="single" w:sz="6" w:space="0" w:color="C4C7C5"/>
+            </w:tcBorders>
+            <w:tcMar>
+              <w:top w:w="120" w:type="dxa"/>
+              <w:left w:w="180" w:type="dxa"/>
+              <w:bottom w:w="120" w:type="dxa"/>
+              <w:right w:w="180" w:type="dxa"/>
+            </w:tcMar>
+            <w:vAlign w:val="center"/>
+            <w:hideMark/>
+          </w:tcPr>
+          <w:p>
+            <w:r>
+              <w:t>2 (FF, OS)</w:t>
             </w:r>
           </w:p>
         </w:tc>
@@ -2629,24 +6437,52 @@
         <w:tc>
           <w:tcPr>
             <w:tcW w:w="0" w:type="auto"/>
-            <w:vAlign w:val="center"/>
-            <w:hideMark/>
-          </w:tcPr>
-          <w:p>
-            <w:r>
-              <w:t>Volume 03 – Knowledge &amp; Decision Management</w:t>
-            </w:r>
-          </w:p>
-        </w:tc>
-        <w:tc>
-          <w:tcPr>
-            <w:tcW w:w="0" w:type="auto"/>
-            <w:vAlign w:val="center"/>
-            <w:hideMark/>
-          </w:tcPr>
-          <w:p>
-            <w:r>
-              <w:t>Complete (25 Human Frictions · 5 Patterns)</w:t>
+            <w:tcBorders>
+              <w:top w:val="single" w:sz="6" w:space="0" w:color="C4C7C5"/>
+              <w:left w:val="single" w:sz="6" w:space="0" w:color="C4C7C5"/>
+              <w:bottom w:val="single" w:sz="6" w:space="0" w:color="C4C7C5"/>
+              <w:right w:val="single" w:sz="6" w:space="0" w:color="C4C7C5"/>
+            </w:tcBorders>
+            <w:tcMar>
+              <w:top w:w="120" w:type="dxa"/>
+              <w:left w:w="180" w:type="dxa"/>
+              <w:bottom w:w="120" w:type="dxa"/>
+              <w:right w:w="180" w:type="dxa"/>
+            </w:tcMar>
+            <w:vAlign w:val="center"/>
+            <w:hideMark/>
+          </w:tcPr>
+          <w:p>
+            <w:r>
+              <w:rPr>
+                <w:b/>
+                <w:bCs/>
+              </w:rPr>
+              <w:t>Total Human Frictions</w:t>
+            </w:r>
+          </w:p>
+        </w:tc>
+        <w:tc>
+          <w:tcPr>
+            <w:tcW w:w="0" w:type="auto"/>
+            <w:tcBorders>
+              <w:top w:val="single" w:sz="6" w:space="0" w:color="C4C7C5"/>
+              <w:left w:val="single" w:sz="6" w:space="0" w:color="C4C7C5"/>
+              <w:bottom w:val="single" w:sz="6" w:space="0" w:color="C4C7C5"/>
+              <w:right w:val="single" w:sz="6" w:space="0" w:color="C4C7C5"/>
+            </w:tcBorders>
+            <w:tcMar>
+              <w:top w:w="120" w:type="dxa"/>
+              <w:left w:w="180" w:type="dxa"/>
+              <w:bottom w:w="120" w:type="dxa"/>
+              <w:right w:w="180" w:type="dxa"/>
+            </w:tcMar>
+            <w:vAlign w:val="center"/>
+            <w:hideMark/>
+          </w:tcPr>
+          <w:p>
+            <w:r>
+              <w:t>125</w:t>
             </w:r>
           </w:p>
         </w:tc>
@@ -2658,28 +6494,52 @@
         <w:tc>
           <w:tcPr>
             <w:tcW w:w="0" w:type="auto"/>
-            <w:vAlign w:val="center"/>
-            <w:hideMark/>
-          </w:tcPr>
-          <w:p>
-            <w:r>
-              <w:rPr>
-                <w:b/>
-                <w:bCs/>
-              </w:rPr>
-              <w:t>Volume 04 – Operating Systems</w:t>
-            </w:r>
-          </w:p>
-        </w:tc>
-        <w:tc>
-          <w:tcPr>
-            <w:tcW w:w="0" w:type="auto"/>
-            <w:vAlign w:val="center"/>
-            <w:hideMark/>
-          </w:tcPr>
-          <w:p>
-            <w:r>
-              <w:t>Complete (25 Human Frictions · 4 Patterns)</w:t>
+            <w:tcBorders>
+              <w:top w:val="single" w:sz="6" w:space="0" w:color="C4C7C5"/>
+              <w:left w:val="single" w:sz="6" w:space="0" w:color="C4C7C5"/>
+              <w:bottom w:val="single" w:sz="6" w:space="0" w:color="C4C7C5"/>
+              <w:right w:val="single" w:sz="6" w:space="0" w:color="C4C7C5"/>
+            </w:tcBorders>
+            <w:tcMar>
+              <w:top w:w="120" w:type="dxa"/>
+              <w:left w:w="180" w:type="dxa"/>
+              <w:bottom w:w="120" w:type="dxa"/>
+              <w:right w:w="180" w:type="dxa"/>
+            </w:tcMar>
+            <w:vAlign w:val="center"/>
+            <w:hideMark/>
+          </w:tcPr>
+          <w:p>
+            <w:r>
+              <w:rPr>
+                <w:b/>
+                <w:bCs/>
+              </w:rPr>
+              <w:t>APID Registry Status</w:t>
+            </w:r>
+          </w:p>
+        </w:tc>
+        <w:tc>
+          <w:tcPr>
+            <w:tcW w:w="0" w:type="auto"/>
+            <w:tcBorders>
+              <w:top w:val="single" w:sz="6" w:space="0" w:color="C4C7C5"/>
+              <w:left w:val="single" w:sz="6" w:space="0" w:color="C4C7C5"/>
+              <w:bottom w:val="single" w:sz="6" w:space="0" w:color="C4C7C5"/>
+              <w:right w:val="single" w:sz="6" w:space="0" w:color="C4C7C5"/>
+            </w:tcBorders>
+            <w:tcMar>
+              <w:top w:w="120" w:type="dxa"/>
+              <w:left w:w="180" w:type="dxa"/>
+              <w:bottom w:w="120" w:type="dxa"/>
+              <w:right w:w="180" w:type="dxa"/>
+            </w:tcMar>
+            <w:vAlign w:val="center"/>
+            <w:hideMark/>
+          </w:tcPr>
+          <w:p>
+            <w:r>
+              <w:t>Active (125 Entries)</w:t>
             </w:r>
           </w:p>
         </w:tc>
@@ -2691,32 +6551,53 @@
         <w:tc>
           <w:tcPr>
             <w:tcW w:w="0" w:type="auto"/>
-            <w:vAlign w:val="center"/>
-            <w:hideMark/>
-          </w:tcPr>
-          <w:p>
-            <w:r>
-              <w:rPr>
-                <w:b/>
-                <w:bCs/>
-              </w:rPr>
-              <w:t>Pattern Library</w:t>
-            </w:r>
-          </w:p>
-        </w:tc>
-        <w:tc>
-          <w:tcPr>
-            <w:tcW w:w="0" w:type="auto"/>
-            <w:vAlign w:val="center"/>
-            <w:hideMark/>
-          </w:tcPr>
-          <w:p>
-            <w:r>
-              <w:rPr>
-                <w:b/>
-                <w:bCs/>
-              </w:rPr>
-              <w:t>Established (20 Patterns)</w:t>
+            <w:tcBorders>
+              <w:top w:val="single" w:sz="6" w:space="0" w:color="C4C7C5"/>
+              <w:left w:val="single" w:sz="6" w:space="0" w:color="C4C7C5"/>
+              <w:bottom w:val="single" w:sz="6" w:space="0" w:color="C4C7C5"/>
+              <w:right w:val="single" w:sz="6" w:space="0" w:color="C4C7C5"/>
+            </w:tcBorders>
+            <w:tcMar>
+              <w:top w:w="120" w:type="dxa"/>
+              <w:left w:w="180" w:type="dxa"/>
+              <w:bottom w:w="120" w:type="dxa"/>
+              <w:right w:w="180" w:type="dxa"/>
+            </w:tcMar>
+            <w:vAlign w:val="center"/>
+            <w:hideMark/>
+          </w:tcPr>
+          <w:p>
+            <w:r>
+              <w:rPr>
+                <w:b/>
+                <w:bCs/>
+              </w:rPr>
+              <w:lastRenderedPageBreak/>
+              <w:t>Category Registry Status</w:t>
+            </w:r>
+          </w:p>
+        </w:tc>
+        <w:tc>
+          <w:tcPr>
+            <w:tcW w:w="0" w:type="auto"/>
+            <w:tcBorders>
+              <w:top w:val="single" w:sz="6" w:space="0" w:color="C4C7C5"/>
+              <w:left w:val="single" w:sz="6" w:space="0" w:color="C4C7C5"/>
+              <w:bottom w:val="single" w:sz="6" w:space="0" w:color="C4C7C5"/>
+              <w:right w:val="single" w:sz="6" w:space="0" w:color="C4C7C5"/>
+            </w:tcBorders>
+            <w:tcMar>
+              <w:top w:w="120" w:type="dxa"/>
+              <w:left w:w="180" w:type="dxa"/>
+              <w:bottom w:w="120" w:type="dxa"/>
+              <w:right w:w="180" w:type="dxa"/>
+            </w:tcMar>
+            <w:vAlign w:val="center"/>
+            <w:hideMark/>
+          </w:tcPr>
+          <w:p>
+            <w:r>
+              <w:t>Active</w:t>
             </w:r>
           </w:p>
         </w:tc>
@@ -2734,32 +6615,14 @@
           <w:b/>
           <w:bCs/>
         </w:rPr>
-        <w:t>Current ATLAS Statistics</w:t>
+        <w:t xml:space="preserve"> Current ATLAS Statistics Snapshot</w:t>
       </w:r>
     </w:p>
     <w:p>
       <w:pPr>
         <w:numPr>
           <w:ilvl w:val="0"/>
-          <w:numId w:val="4"/>
-        </w:numPr>
-      </w:pPr>
-      <w:r>
-        <w:rPr>
-          <w:b/>
-          <w:bCs/>
-        </w:rPr>
-        <w:t>Volumes Completed:</w:t>
-      </w:r>
-      <w:r>
-        <w:t xml:space="preserve"> 4 </w:t>
-      </w:r>
-    </w:p>
-    <w:p>
-      <w:pPr>
-        <w:numPr>
-          <w:ilvl w:val="0"/>
-          <w:numId w:val="4"/>
+          <w:numId w:val="7"/>
         </w:numPr>
       </w:pPr>
       <w:r>
@@ -2770,24 +6633,14 @@
         <w:t>Human Frictions Documented:</w:t>
       </w:r>
       <w:r>
-        <w:t xml:space="preserve"> </w:t>
-      </w:r>
-      <w:r>
-        <w:rPr>
-          <w:b/>
-          <w:bCs/>
-        </w:rPr>
-        <w:t>100</w:t>
-      </w:r>
-      <w:r>
-        <w:t xml:space="preserve"> </w:t>
+        <w:t xml:space="preserve"> 125</w:t>
       </w:r>
     </w:p>
     <w:p>
       <w:pPr>
         <w:numPr>
           <w:ilvl w:val="0"/>
-          <w:numId w:val="4"/>
+          <w:numId w:val="7"/>
         </w:numPr>
       </w:pPr>
       <w:r>
@@ -2795,27 +6648,17 @@
           <w:b/>
           <w:bCs/>
         </w:rPr>
-        <w:t>Patterns Identified:</w:t>
+        <w:t>Research Categories Completed:</w:t>
       </w:r>
       <w:r>
-        <w:t xml:space="preserve"> </w:t>
-      </w:r>
-      <w:r>
-        <w:rPr>
-          <w:b/>
-          <w:bCs/>
-        </w:rPr>
-        <w:t>20</w:t>
-      </w:r>
-      <w:r>
-        <w:t xml:space="preserve"> </w:t>
+        <w:t xml:space="preserve"> 2 (FF, OS)</w:t>
       </w:r>
     </w:p>
     <w:p>
       <w:pPr>
         <w:numPr>
           <w:ilvl w:val="0"/>
-          <w:numId w:val="4"/>
+          <w:numId w:val="7"/>
         </w:numPr>
       </w:pPr>
       <w:r>
@@ -2823,17 +6666,53 @@
           <w:b/>
           <w:bCs/>
         </w:rPr>
-        <w:t>Research Categories:</w:t>
+        <w:t>Research Volumes Completed:</w:t>
       </w:r>
       <w:r>
-        <w:t xml:space="preserve"> 4 </w:t>
+        <w:t xml:space="preserve"> 5</w:t>
       </w:r>
     </w:p>
     <w:p>
       <w:pPr>
         <w:numPr>
           <w:ilvl w:val="0"/>
-          <w:numId w:val="4"/>
+          <w:numId w:val="7"/>
+        </w:numPr>
+      </w:pPr>
+      <w:r>
+        <w:rPr>
+          <w:b/>
+          <w:bCs/>
+        </w:rPr>
+        <w:t>Active Categories:</w:t>
+      </w:r>
+      <w:r>
+        <w:t xml:space="preserve"> 2</w:t>
+      </w:r>
+    </w:p>
+    <w:p>
+      <w:pPr>
+        <w:numPr>
+          <w:ilvl w:val="0"/>
+          <w:numId w:val="7"/>
+        </w:numPr>
+      </w:pPr>
+      <w:r>
+        <w:rPr>
+          <w:b/>
+          <w:bCs/>
+        </w:rPr>
+        <w:t>Repository Progress:</w:t>
+      </w:r>
+      <w:r>
+        <w:t xml:space="preserve"> 12.5% of the 1,000 Human Friction target</w:t>
+      </w:r>
+    </w:p>
+    <w:p>
+      <w:pPr>
+        <w:numPr>
+          <w:ilvl w:val="0"/>
+          <w:numId w:val="7"/>
         </w:numPr>
       </w:pPr>
       <w:r>
@@ -2859,7 +6738,7 @@
 </file>
 
 <file path=word/numbering.xml><?xml version="1.0" encoding="utf-8"?>
-<w:numbering xmlns:wpc="http://schemas.microsoft.com/office/word/2010/wordprocessingCanvas" xmlns:cx="http://schemas.microsoft.com/office/drawing/2014/chartex" xmlns:cx1="http://schemas.microsoft.com/office/drawing/2015/9/8/chartex" xmlns:cx2="http://schemas.microsoft.com/office/drawing/2015/10/21/chartex" xmlns:cx3="http://schemas.microsoft.com/office/drawing/2016/5/9/chartex" xmlns:cx4="http://schemas.microsoft.com/office/drawing/2016/5/10/chartex" xmlns:cx5="http://schemas.microsoft.com/office/drawing/2016/5/11/chartex" xmlns:cx6="http://schemas.microsoft.com/office/drawing/2016/5/12/chartex" xmlns:cx7="http://schemas.microsoft.com/office/drawing/2016/5/13/chartex" xmlns:cx8="http://schemas.microsoft.com/office/drawing/2016/5/14/chartex" xmlns:mc="http://schemas.openxmlformats.org/markup-compatibility/2006" xmlns:aink="http://schemas.microsoft.com/office/drawing/2016/ink" xmlns:am3d="http://schemas.microsoft.com/office/drawing/2017/model3d" xmlns:o="urn:schemas-microsoft-com:office:office" xmlns:oel="http://schemas.microsoft.com/office/2019/extlst" xmlns:r="http://schemas.openxmlformats.org/officeDocument/2006/relationships" xmlns:m="http://schemas.openxmlformats.org/officeDocument/2006/math" xmlns:v="urn:schemas-microsoft-com:vml" xmlns:wp14="http://schemas.microsoft.com/office/word/2010/wordprocessingDrawing" xmlns:wp="http://schemas.openxmlformats.org/drawingml/2006/wordprocessingDrawing" xmlns:w10="urn:schemas-microsoft-com:office:word" xmlns:w="http://schemas.openxmlformats.org/wordprocessingml/2006/main" xmlns:w14="http://schemas.microsoft.com/office/word/2010/wordml" xmlns:w15="http://schemas.microsoft.com/office/word/2012/wordml" xmlns:w16cex="http://schemas.microsoft.com/office/word/2018/wordml/cex" xmlns:w16cid="http://schemas.microsoft.com/office/word/2016/wordml/cid" xmlns:w16="http://schemas.microsoft.com/office/word/2018/wordml" xmlns:w16du="http://schemas.microsoft.com/office/word/2023/wordml/word16du" xmlns:w16sdtdh="http://schemas.microsoft.com/office/word/2020/wordml/sdtdatahash" xmlns:w16sdtfl="http://schemas.microsoft.com/office/word/2024/wordml/sdtformatlock" xmlns:w16se="http://schemas.microsoft.com/office/word/2015/wordml/symex" xmlns:wpg="http://schemas.microsoft.com/office/word/2010/wordprocessingGroup" xmlns:wpi="http://schemas.microsoft.com/office/word/2010/wordprocessingInk" xmlns:wne="http://schemas.microsoft.com/office/word/2006/wordml" xmlns:wps="http://schemas.microsoft.com/office/word/2010/wordprocessingShape" mc:Ignorable="w14 w15 w16se w16cid w16 w16cex w16sdtdh w16sdtfl w16du wp14">
+<w:numbering xmlns:wpc="http://schemas.microsoft.com/office/word/2010/wordprocessingCanvas" xmlns:cx="http://schemas.microsoft.com/office/drawing/2014/chartex" xmlns:cx1="http://schemas.microsoft.com/office/drawing/2015/9/8/chartex" xmlns:cx2="http://schemas.microsoft.com/office/drawing/2015/10/21/chartex" xmlns:cx3="http://schemas.microsoft.com/office/drawing/2016/5/9/chartex" xmlns:cx4="http://schemas.microsoft.com/office/drawing/2016/5/10/chartex" xmlns:cx5="http://schemas.microsoft.com/office/drawing/2016/5/11/chartex" xmlns:cx6="http://schemas.microsoft.com/office/drawing/2016/5/12/chartex" xmlns:cx7="http://schemas.microsoft.com/office/drawing/2016/5/13/chartex" xmlns:cx8="http://schemas.microsoft.com/office/drawing/2016/5/14/chartex" xmlns:mc="http://schemas.openxmlformats.org/markup-compatibility/2006" xmlns:aink="http://schemas.microsoft.com/office/drawing/2016/ink" xmlns:am3d="http://schemas.microsoft.com/office/drawing/2017/model3d" xmlns:o="urn:schemas-microsoft-com:office:office" xmlns:oel="http://schemas.microsoft.com/office/2019/extlst" xmlns:r="http://schemas.openxmlformats.org/officeDocument/2006/relationships" xmlns:m="http://schemas.openxmlformats.org/officeDocument/2006/math" xmlns:v="urn:schemas-microsoft-com:vml" xmlns:wp14="http://schemas.microsoft.com/office/word/2010/wordprocessingDrawing" xmlns:wp="http://schemas.openxmlformats.org/drawingml/2006/wordprocessingDrawing" xmlns:w10="urn:schemas-microsoft-com:office:word" xmlns:w="http://schemas.openxmlformats.org/wordprocessingml/2006/main" xmlns:w14="http://schemas.microsoft.com/office/word/2010/wordml" xmlns:w15="http://schemas.microsoft.com/office/word/2012/wordml" xmlns:w16cei="http://schemas.microsoft.com/office/word/2026/wordml/cei" xmlns:w16cex="http://schemas.microsoft.com/office/word/2018/wordml/cex" xmlns:w16cid="http://schemas.microsoft.com/office/word/2016/wordml/cid" xmlns:w16="http://schemas.microsoft.com/office/word/2018/wordml" xmlns:w16du="http://schemas.microsoft.com/office/word/2023/wordml/word16du" xmlns:w16sdtdh="http://schemas.microsoft.com/office/word/2020/wordml/sdtdatahash" xmlns:w16sdtfl="http://schemas.microsoft.com/office/word/2024/wordml/sdtformatlock" xmlns:w16se="http://schemas.microsoft.com/office/word/2015/wordml/symex" xmlns:wpg="http://schemas.microsoft.com/office/word/2010/wordprocessingGroup" xmlns:wpi="http://schemas.microsoft.com/office/word/2010/wordprocessingInk" xmlns:wne="http://schemas.microsoft.com/office/word/2006/wordml" xmlns:wps="http://schemas.microsoft.com/office/word/2010/wordprocessingShape" mc:Ignorable="w14 w15 w16se w16cid w16 w16cex w16sdtdh w16sdtfl w16du wp14">
   <w:abstractNum w:abstractNumId="0" w15:restartNumberingAfterBreak="0">
     <w:nsid w:val="14BD5826"/>
     <w:multiLevelType w:val="multilevel"/>
@@ -3159,6 +7038,453 @@
     </w:lvl>
   </w:abstractNum>
   <w:abstractNum w:abstractNumId="2" w15:restartNumberingAfterBreak="0">
+    <w:nsid w:val="31D02BDB"/>
+    <w:multiLevelType w:val="multilevel"/>
+    <w:tmpl w:val="58ECB0E0"/>
+    <w:lvl w:ilvl="0">
+      <w:start w:val="1"/>
+      <w:numFmt w:val="bullet"/>
+      <w:lvlText w:val=""/>
+      <w:lvlJc w:val="left"/>
+      <w:pPr>
+        <w:tabs>
+          <w:tab w:val="num" w:pos="720"/>
+        </w:tabs>
+        <w:ind w:left="720" w:hanging="360"/>
+      </w:pPr>
+      <w:rPr>
+        <w:rFonts w:ascii="Symbol" w:hAnsi="Symbol" w:hint="default"/>
+        <w:sz w:val="20"/>
+      </w:rPr>
+    </w:lvl>
+    <w:lvl w:ilvl="1" w:tentative="1">
+      <w:start w:val="1"/>
+      <w:numFmt w:val="bullet"/>
+      <w:lvlText w:val="o"/>
+      <w:lvlJc w:val="left"/>
+      <w:pPr>
+        <w:tabs>
+          <w:tab w:val="num" w:pos="1440"/>
+        </w:tabs>
+        <w:ind w:left="1440" w:hanging="360"/>
+      </w:pPr>
+      <w:rPr>
+        <w:rFonts w:ascii="Courier New" w:hAnsi="Courier New" w:hint="default"/>
+        <w:sz w:val="20"/>
+      </w:rPr>
+    </w:lvl>
+    <w:lvl w:ilvl="2" w:tentative="1">
+      <w:start w:val="1"/>
+      <w:numFmt w:val="bullet"/>
+      <w:lvlText w:val=""/>
+      <w:lvlJc w:val="left"/>
+      <w:pPr>
+        <w:tabs>
+          <w:tab w:val="num" w:pos="2160"/>
+        </w:tabs>
+        <w:ind w:left="2160" w:hanging="360"/>
+      </w:pPr>
+      <w:rPr>
+        <w:rFonts w:ascii="Wingdings" w:hAnsi="Wingdings" w:hint="default"/>
+        <w:sz w:val="20"/>
+      </w:rPr>
+    </w:lvl>
+    <w:lvl w:ilvl="3" w:tentative="1">
+      <w:start w:val="1"/>
+      <w:numFmt w:val="bullet"/>
+      <w:lvlText w:val=""/>
+      <w:lvlJc w:val="left"/>
+      <w:pPr>
+        <w:tabs>
+          <w:tab w:val="num" w:pos="2880"/>
+        </w:tabs>
+        <w:ind w:left="2880" w:hanging="360"/>
+      </w:pPr>
+      <w:rPr>
+        <w:rFonts w:ascii="Wingdings" w:hAnsi="Wingdings" w:hint="default"/>
+        <w:sz w:val="20"/>
+      </w:rPr>
+    </w:lvl>
+    <w:lvl w:ilvl="4" w:tentative="1">
+      <w:start w:val="1"/>
+      <w:numFmt w:val="bullet"/>
+      <w:lvlText w:val=""/>
+      <w:lvlJc w:val="left"/>
+      <w:pPr>
+        <w:tabs>
+          <w:tab w:val="num" w:pos="3600"/>
+        </w:tabs>
+        <w:ind w:left="3600" w:hanging="360"/>
+      </w:pPr>
+      <w:rPr>
+        <w:rFonts w:ascii="Wingdings" w:hAnsi="Wingdings" w:hint="default"/>
+        <w:sz w:val="20"/>
+      </w:rPr>
+    </w:lvl>
+    <w:lvl w:ilvl="5" w:tentative="1">
+      <w:start w:val="1"/>
+      <w:numFmt w:val="bullet"/>
+      <w:lvlText w:val=""/>
+      <w:lvlJc w:val="left"/>
+      <w:pPr>
+        <w:tabs>
+          <w:tab w:val="num" w:pos="4320"/>
+        </w:tabs>
+        <w:ind w:left="4320" w:hanging="360"/>
+      </w:pPr>
+      <w:rPr>
+        <w:rFonts w:ascii="Wingdings" w:hAnsi="Wingdings" w:hint="default"/>
+        <w:sz w:val="20"/>
+      </w:rPr>
+    </w:lvl>
+    <w:lvl w:ilvl="6" w:tentative="1">
+      <w:start w:val="1"/>
+      <w:numFmt w:val="bullet"/>
+      <w:lvlText w:val=""/>
+      <w:lvlJc w:val="left"/>
+      <w:pPr>
+        <w:tabs>
+          <w:tab w:val="num" w:pos="5040"/>
+        </w:tabs>
+        <w:ind w:left="5040" w:hanging="360"/>
+      </w:pPr>
+      <w:rPr>
+        <w:rFonts w:ascii="Wingdings" w:hAnsi="Wingdings" w:hint="default"/>
+        <w:sz w:val="20"/>
+      </w:rPr>
+    </w:lvl>
+    <w:lvl w:ilvl="7" w:tentative="1">
+      <w:start w:val="1"/>
+      <w:numFmt w:val="bullet"/>
+      <w:lvlText w:val=""/>
+      <w:lvlJc w:val="left"/>
+      <w:pPr>
+        <w:tabs>
+          <w:tab w:val="num" w:pos="5760"/>
+        </w:tabs>
+        <w:ind w:left="5760" w:hanging="360"/>
+      </w:pPr>
+      <w:rPr>
+        <w:rFonts w:ascii="Wingdings" w:hAnsi="Wingdings" w:hint="default"/>
+        <w:sz w:val="20"/>
+      </w:rPr>
+    </w:lvl>
+    <w:lvl w:ilvl="8" w:tentative="1">
+      <w:start w:val="1"/>
+      <w:numFmt w:val="bullet"/>
+      <w:lvlText w:val=""/>
+      <w:lvlJc w:val="left"/>
+      <w:pPr>
+        <w:tabs>
+          <w:tab w:val="num" w:pos="6480"/>
+        </w:tabs>
+        <w:ind w:left="6480" w:hanging="360"/>
+      </w:pPr>
+      <w:rPr>
+        <w:rFonts w:ascii="Wingdings" w:hAnsi="Wingdings" w:hint="default"/>
+        <w:sz w:val="20"/>
+      </w:rPr>
+    </w:lvl>
+  </w:abstractNum>
+  <w:abstractNum w:abstractNumId="3" w15:restartNumberingAfterBreak="0">
+    <w:nsid w:val="325B7D97"/>
+    <w:multiLevelType w:val="multilevel"/>
+    <w:tmpl w:val="E0A80DA4"/>
+    <w:lvl w:ilvl="0">
+      <w:start w:val="1"/>
+      <w:numFmt w:val="bullet"/>
+      <w:lvlText w:val=""/>
+      <w:lvlJc w:val="left"/>
+      <w:pPr>
+        <w:tabs>
+          <w:tab w:val="num" w:pos="720"/>
+        </w:tabs>
+        <w:ind w:left="720" w:hanging="360"/>
+      </w:pPr>
+      <w:rPr>
+        <w:rFonts w:ascii="Symbol" w:hAnsi="Symbol" w:hint="default"/>
+        <w:sz w:val="20"/>
+      </w:rPr>
+    </w:lvl>
+    <w:lvl w:ilvl="1" w:tentative="1">
+      <w:start w:val="1"/>
+      <w:numFmt w:val="bullet"/>
+      <w:lvlText w:val="o"/>
+      <w:lvlJc w:val="left"/>
+      <w:pPr>
+        <w:tabs>
+          <w:tab w:val="num" w:pos="1440"/>
+        </w:tabs>
+        <w:ind w:left="1440" w:hanging="360"/>
+      </w:pPr>
+      <w:rPr>
+        <w:rFonts w:ascii="Courier New" w:hAnsi="Courier New" w:hint="default"/>
+        <w:sz w:val="20"/>
+      </w:rPr>
+    </w:lvl>
+    <w:lvl w:ilvl="2" w:tentative="1">
+      <w:start w:val="1"/>
+      <w:numFmt w:val="bullet"/>
+      <w:lvlText w:val=""/>
+      <w:lvlJc w:val="left"/>
+      <w:pPr>
+        <w:tabs>
+          <w:tab w:val="num" w:pos="2160"/>
+        </w:tabs>
+        <w:ind w:left="2160" w:hanging="360"/>
+      </w:pPr>
+      <w:rPr>
+        <w:rFonts w:ascii="Wingdings" w:hAnsi="Wingdings" w:hint="default"/>
+        <w:sz w:val="20"/>
+      </w:rPr>
+    </w:lvl>
+    <w:lvl w:ilvl="3" w:tentative="1">
+      <w:start w:val="1"/>
+      <w:numFmt w:val="bullet"/>
+      <w:lvlText w:val=""/>
+      <w:lvlJc w:val="left"/>
+      <w:pPr>
+        <w:tabs>
+          <w:tab w:val="num" w:pos="2880"/>
+        </w:tabs>
+        <w:ind w:left="2880" w:hanging="360"/>
+      </w:pPr>
+      <w:rPr>
+        <w:rFonts w:ascii="Wingdings" w:hAnsi="Wingdings" w:hint="default"/>
+        <w:sz w:val="20"/>
+      </w:rPr>
+    </w:lvl>
+    <w:lvl w:ilvl="4" w:tentative="1">
+      <w:start w:val="1"/>
+      <w:numFmt w:val="bullet"/>
+      <w:lvlText w:val=""/>
+      <w:lvlJc w:val="left"/>
+      <w:pPr>
+        <w:tabs>
+          <w:tab w:val="num" w:pos="3600"/>
+        </w:tabs>
+        <w:ind w:left="3600" w:hanging="360"/>
+      </w:pPr>
+      <w:rPr>
+        <w:rFonts w:ascii="Wingdings" w:hAnsi="Wingdings" w:hint="default"/>
+        <w:sz w:val="20"/>
+      </w:rPr>
+    </w:lvl>
+    <w:lvl w:ilvl="5" w:tentative="1">
+      <w:start w:val="1"/>
+      <w:numFmt w:val="bullet"/>
+      <w:lvlText w:val=""/>
+      <w:lvlJc w:val="left"/>
+      <w:pPr>
+        <w:tabs>
+          <w:tab w:val="num" w:pos="4320"/>
+        </w:tabs>
+        <w:ind w:left="4320" w:hanging="360"/>
+      </w:pPr>
+      <w:rPr>
+        <w:rFonts w:ascii="Wingdings" w:hAnsi="Wingdings" w:hint="default"/>
+        <w:sz w:val="20"/>
+      </w:rPr>
+    </w:lvl>
+    <w:lvl w:ilvl="6" w:tentative="1">
+      <w:start w:val="1"/>
+      <w:numFmt w:val="bullet"/>
+      <w:lvlText w:val=""/>
+      <w:lvlJc w:val="left"/>
+      <w:pPr>
+        <w:tabs>
+          <w:tab w:val="num" w:pos="5040"/>
+        </w:tabs>
+        <w:ind w:left="5040" w:hanging="360"/>
+      </w:pPr>
+      <w:rPr>
+        <w:rFonts w:ascii="Wingdings" w:hAnsi="Wingdings" w:hint="default"/>
+        <w:sz w:val="20"/>
+      </w:rPr>
+    </w:lvl>
+    <w:lvl w:ilvl="7" w:tentative="1">
+      <w:start w:val="1"/>
+      <w:numFmt w:val="bullet"/>
+      <w:lvlText w:val=""/>
+      <w:lvlJc w:val="left"/>
+      <w:pPr>
+        <w:tabs>
+          <w:tab w:val="num" w:pos="5760"/>
+        </w:tabs>
+        <w:ind w:left="5760" w:hanging="360"/>
+      </w:pPr>
+      <w:rPr>
+        <w:rFonts w:ascii="Wingdings" w:hAnsi="Wingdings" w:hint="default"/>
+        <w:sz w:val="20"/>
+      </w:rPr>
+    </w:lvl>
+    <w:lvl w:ilvl="8" w:tentative="1">
+      <w:start w:val="1"/>
+      <w:numFmt w:val="bullet"/>
+      <w:lvlText w:val=""/>
+      <w:lvlJc w:val="left"/>
+      <w:pPr>
+        <w:tabs>
+          <w:tab w:val="num" w:pos="6480"/>
+        </w:tabs>
+        <w:ind w:left="6480" w:hanging="360"/>
+      </w:pPr>
+      <w:rPr>
+        <w:rFonts w:ascii="Wingdings" w:hAnsi="Wingdings" w:hint="default"/>
+        <w:sz w:val="20"/>
+      </w:rPr>
+    </w:lvl>
+  </w:abstractNum>
+  <w:abstractNum w:abstractNumId="4" w15:restartNumberingAfterBreak="0">
+    <w:nsid w:val="37894B15"/>
+    <w:multiLevelType w:val="multilevel"/>
+    <w:tmpl w:val="55668242"/>
+    <w:lvl w:ilvl="0">
+      <w:start w:val="1"/>
+      <w:numFmt w:val="bullet"/>
+      <w:lvlText w:val=""/>
+      <w:lvlJc w:val="left"/>
+      <w:pPr>
+        <w:tabs>
+          <w:tab w:val="num" w:pos="720"/>
+        </w:tabs>
+        <w:ind w:left="720" w:hanging="360"/>
+      </w:pPr>
+      <w:rPr>
+        <w:rFonts w:ascii="Symbol" w:hAnsi="Symbol" w:hint="default"/>
+        <w:sz w:val="20"/>
+      </w:rPr>
+    </w:lvl>
+    <w:lvl w:ilvl="1" w:tentative="1">
+      <w:start w:val="1"/>
+      <w:numFmt w:val="bullet"/>
+      <w:lvlText w:val="o"/>
+      <w:lvlJc w:val="left"/>
+      <w:pPr>
+        <w:tabs>
+          <w:tab w:val="num" w:pos="1440"/>
+        </w:tabs>
+        <w:ind w:left="1440" w:hanging="360"/>
+      </w:pPr>
+      <w:rPr>
+        <w:rFonts w:ascii="Courier New" w:hAnsi="Courier New" w:hint="default"/>
+        <w:sz w:val="20"/>
+      </w:rPr>
+    </w:lvl>
+    <w:lvl w:ilvl="2" w:tentative="1">
+      <w:start w:val="1"/>
+      <w:numFmt w:val="bullet"/>
+      <w:lvlText w:val=""/>
+      <w:lvlJc w:val="left"/>
+      <w:pPr>
+        <w:tabs>
+          <w:tab w:val="num" w:pos="2160"/>
+        </w:tabs>
+        <w:ind w:left="2160" w:hanging="360"/>
+      </w:pPr>
+      <w:rPr>
+        <w:rFonts w:ascii="Wingdings" w:hAnsi="Wingdings" w:hint="default"/>
+        <w:sz w:val="20"/>
+      </w:rPr>
+    </w:lvl>
+    <w:lvl w:ilvl="3" w:tentative="1">
+      <w:start w:val="1"/>
+      <w:numFmt w:val="bullet"/>
+      <w:lvlText w:val=""/>
+      <w:lvlJc w:val="left"/>
+      <w:pPr>
+        <w:tabs>
+          <w:tab w:val="num" w:pos="2880"/>
+        </w:tabs>
+        <w:ind w:left="2880" w:hanging="360"/>
+      </w:pPr>
+      <w:rPr>
+        <w:rFonts w:ascii="Wingdings" w:hAnsi="Wingdings" w:hint="default"/>
+        <w:sz w:val="20"/>
+      </w:rPr>
+    </w:lvl>
+    <w:lvl w:ilvl="4" w:tentative="1">
+      <w:start w:val="1"/>
+      <w:numFmt w:val="bullet"/>
+      <w:lvlText w:val=""/>
+      <w:lvlJc w:val="left"/>
+      <w:pPr>
+        <w:tabs>
+          <w:tab w:val="num" w:pos="3600"/>
+        </w:tabs>
+        <w:ind w:left="3600" w:hanging="360"/>
+      </w:pPr>
+      <w:rPr>
+        <w:rFonts w:ascii="Wingdings" w:hAnsi="Wingdings" w:hint="default"/>
+        <w:sz w:val="20"/>
+      </w:rPr>
+    </w:lvl>
+    <w:lvl w:ilvl="5" w:tentative="1">
+      <w:start w:val="1"/>
+      <w:numFmt w:val="bullet"/>
+      <w:lvlText w:val=""/>
+      <w:lvlJc w:val="left"/>
+      <w:pPr>
+        <w:tabs>
+          <w:tab w:val="num" w:pos="4320"/>
+        </w:tabs>
+        <w:ind w:left="4320" w:hanging="360"/>
+      </w:pPr>
+      <w:rPr>
+        <w:rFonts w:ascii="Wingdings" w:hAnsi="Wingdings" w:hint="default"/>
+        <w:sz w:val="20"/>
+      </w:rPr>
+    </w:lvl>
+    <w:lvl w:ilvl="6" w:tentative="1">
+      <w:start w:val="1"/>
+      <w:numFmt w:val="bullet"/>
+      <w:lvlText w:val=""/>
+      <w:lvlJc w:val="left"/>
+      <w:pPr>
+        <w:tabs>
+          <w:tab w:val="num" w:pos="5040"/>
+        </w:tabs>
+        <w:ind w:left="5040" w:hanging="360"/>
+      </w:pPr>
+      <w:rPr>
+        <w:rFonts w:ascii="Wingdings" w:hAnsi="Wingdings" w:hint="default"/>
+        <w:sz w:val="20"/>
+      </w:rPr>
+    </w:lvl>
+    <w:lvl w:ilvl="7" w:tentative="1">
+      <w:start w:val="1"/>
+      <w:numFmt w:val="bullet"/>
+      <w:lvlText w:val=""/>
+      <w:lvlJc w:val="left"/>
+      <w:pPr>
+        <w:tabs>
+          <w:tab w:val="num" w:pos="5760"/>
+        </w:tabs>
+        <w:ind w:left="5760" w:hanging="360"/>
+      </w:pPr>
+      <w:rPr>
+        <w:rFonts w:ascii="Wingdings" w:hAnsi="Wingdings" w:hint="default"/>
+        <w:sz w:val="20"/>
+      </w:rPr>
+    </w:lvl>
+    <w:lvl w:ilvl="8" w:tentative="1">
+      <w:start w:val="1"/>
+      <w:numFmt w:val="bullet"/>
+      <w:lvlText w:val=""/>
+      <w:lvlJc w:val="left"/>
+      <w:pPr>
+        <w:tabs>
+          <w:tab w:val="num" w:pos="6480"/>
+        </w:tabs>
+        <w:ind w:left="6480" w:hanging="360"/>
+      </w:pPr>
+      <w:rPr>
+        <w:rFonts w:ascii="Wingdings" w:hAnsi="Wingdings" w:hint="default"/>
+        <w:sz w:val="20"/>
+      </w:rPr>
+    </w:lvl>
+  </w:abstractNum>
+  <w:abstractNum w:abstractNumId="5" w15:restartNumberingAfterBreak="0">
     <w:nsid w:val="56BD58BA"/>
     <w:multiLevelType w:val="hybridMultilevel"/>
     <w:tmpl w:val="0B24A6C0"/>
@@ -3271,7 +7597,7 @@
       </w:rPr>
     </w:lvl>
   </w:abstractNum>
-  <w:abstractNum w:abstractNumId="3" w15:restartNumberingAfterBreak="0">
+  <w:abstractNum w:abstractNumId="6" w15:restartNumberingAfterBreak="0">
     <w:nsid w:val="5F993D6D"/>
     <w:multiLevelType w:val="multilevel"/>
     <w:tmpl w:val="6F1288CE"/>
@@ -3424,13 +7750,22 @@
     <w:abstractNumId w:val="0"/>
   </w:num>
   <w:num w:numId="2" w16cid:durableId="1168134672">
-    <w:abstractNumId w:val="2"/>
+    <w:abstractNumId w:val="5"/>
   </w:num>
   <w:num w:numId="3" w16cid:durableId="1634824853">
-    <w:abstractNumId w:val="3"/>
+    <w:abstractNumId w:val="6"/>
   </w:num>
   <w:num w:numId="4" w16cid:durableId="1552765373">
     <w:abstractNumId w:val="1"/>
+  </w:num>
+  <w:num w:numId="5" w16cid:durableId="1644315880">
+    <w:abstractNumId w:val="4"/>
+  </w:num>
+  <w:num w:numId="6" w16cid:durableId="137497725">
+    <w:abstractNumId w:val="2"/>
+  </w:num>
+  <w:num w:numId="7" w16cid:durableId="1768502646">
+    <w:abstractNumId w:val="3"/>
   </w:num>
 </w:numbering>
 </file>

--- a/atlas/metrics/Human Friction Metrics.docx
+++ b/atlas/metrics/Human Friction Metrics.docx
@@ -26,7 +26,7 @@
         <w:t>System Version:</w:t>
       </w:r>
       <w:r>
-        <w:t xml:space="preserve"> ATLAS v3.1</w:t>
+        <w:t xml:space="preserve"> ATLAS v3.2</w:t>
       </w:r>
     </w:p>
     <w:p>
@@ -38,7 +38,7 @@
         <w:t>Last Updated:</w:t>
       </w:r>
       <w:r>
-        <w:t xml:space="preserve"> 31 July 2026</w:t>
+        <w:t xml:space="preserve"> 01 August 2026</w:t>
       </w:r>
     </w:p>
     <w:p>
@@ -72,15 +72,23 @@
       </w:r>
     </w:p>
     <w:p>
+      <w:pPr>
+        <w:numPr>
+          <w:ilvl w:val="0"/>
+          <w:numId w:val="8"/>
+        </w:numPr>
+      </w:pPr>
       <w:r>
-        <w:rPr>
-          <w:b/>
-          <w:bCs/>
-        </w:rPr>
         <w:t>Understand human problems before building products.</w:t>
       </w:r>
     </w:p>
     <w:p>
+      <w:pPr>
+        <w:numPr>
+          <w:ilvl w:val="0"/>
+          <w:numId w:val="8"/>
+        </w:numPr>
+      </w:pPr>
       <w:r>
         <w:t>Products should be built from problems, not from ideas.</w:t>
       </w:r>
@@ -101,11 +109,13 @@
       </w:r>
     </w:p>
     <w:p>
+      <w:pPr>
+        <w:numPr>
+          <w:ilvl w:val="0"/>
+          <w:numId w:val="9"/>
+        </w:numPr>
+      </w:pPr>
       <w:r>
-        <w:rPr>
-          <w:b/>
-          <w:bCs/>
-        </w:rPr>
         <w:t>Never invent Human Frictions. Always observe them.</w:t>
       </w:r>
     </w:p>
@@ -326,7 +336,7 @@
           </w:tcPr>
           <w:p>
             <w:r>
-              <w:t>125</w:t>
+              <w:t>150</w:t>
             </w:r>
           </w:p>
         </w:tc>
@@ -383,7 +393,7 @@
           </w:tcPr>
           <w:p>
             <w:r>
-              <w:t>875</w:t>
+              <w:t>850</w:t>
             </w:r>
           </w:p>
         </w:tc>
@@ -440,7 +450,7 @@
           </w:tcPr>
           <w:p>
             <w:r>
-              <w:t>12.5%</w:t>
+              <w:t>15.0%</w:t>
             </w:r>
           </w:p>
         </w:tc>
@@ -475,7 +485,7 @@
       </w:tblPr>
       <w:tblGrid>
         <w:gridCol w:w="2693"/>
-        <w:gridCol w:w="1687"/>
+        <w:gridCol w:w="2021"/>
       </w:tblGrid>
       <w:tr>
         <w:trPr>
@@ -591,7 +601,7 @@
           </w:tcPr>
           <w:p>
             <w:r>
-              <w:t>31 July 2026</w:t>
+              <w:t>01 August 2026</w:t>
             </w:r>
           </w:p>
         </w:tc>
@@ -705,7 +715,7 @@
           </w:tcPr>
           <w:p>
             <w:r>
-              <w:t>125</w:t>
+              <w:t>150</w:t>
             </w:r>
           </w:p>
         </w:tc>
@@ -971,7 +981,7 @@
           </w:tcPr>
           <w:p>
             <w:r>
-              <w:t>125</w:t>
+              <w:t>150</w:t>
             </w:r>
           </w:p>
         </w:tc>
@@ -1028,7 +1038,7 @@
           </w:tcPr>
           <w:p>
             <w:r>
-              <w:t>5 Days</w:t>
+              <w:t>6 Days</w:t>
             </w:r>
           </w:p>
         </w:tc>
@@ -1486,31 +1496,31 @@
           </w:tcPr>
           <w:p>
             <w:r>
-              <w:t>0</w:t>
-            </w:r>
-          </w:p>
-        </w:tc>
-        <w:tc>
-          <w:tcPr>
-            <w:tcW w:w="0" w:type="auto"/>
-            <w:tcBorders>
-              <w:top w:val="single" w:sz="6" w:space="0" w:color="C4C7C5"/>
-              <w:left w:val="single" w:sz="6" w:space="0" w:color="C4C7C5"/>
-              <w:bottom w:val="single" w:sz="6" w:space="0" w:color="C4C7C5"/>
-              <w:right w:val="single" w:sz="6" w:space="0" w:color="C4C7C5"/>
-            </w:tcBorders>
-            <w:tcMar>
-              <w:top w:w="120" w:type="dxa"/>
-              <w:left w:w="180" w:type="dxa"/>
-              <w:bottom w:w="120" w:type="dxa"/>
-              <w:right w:w="180" w:type="dxa"/>
-            </w:tcMar>
-            <w:vAlign w:val="center"/>
-            <w:hideMark/>
-          </w:tcPr>
-          <w:p>
-            <w:r>
-              <w:t>0</w:t>
+              <w:t>1</w:t>
+            </w:r>
+          </w:p>
+        </w:tc>
+        <w:tc>
+          <w:tcPr>
+            <w:tcW w:w="0" w:type="auto"/>
+            <w:tcBorders>
+              <w:top w:val="single" w:sz="6" w:space="0" w:color="C4C7C5"/>
+              <w:left w:val="single" w:sz="6" w:space="0" w:color="C4C7C5"/>
+              <w:bottom w:val="single" w:sz="6" w:space="0" w:color="C4C7C5"/>
+              <w:right w:val="single" w:sz="6" w:space="0" w:color="C4C7C5"/>
+            </w:tcBorders>
+            <w:tcMar>
+              <w:top w:w="120" w:type="dxa"/>
+              <w:left w:w="180" w:type="dxa"/>
+              <w:bottom w:w="120" w:type="dxa"/>
+              <w:right w:w="180" w:type="dxa"/>
+            </w:tcMar>
+            <w:vAlign w:val="center"/>
+            <w:hideMark/>
+          </w:tcPr>
+          <w:p>
+            <w:r>
+              <w:t>25</w:t>
             </w:r>
           </w:p>
         </w:tc>
@@ -2385,8 +2395,8 @@
         <w:tblLook w:val="04A0" w:firstRow="1" w:lastRow="0" w:firstColumn="1" w:lastColumn="0" w:noHBand="0" w:noVBand="1"/>
       </w:tblPr>
       <w:tblGrid>
-        <w:gridCol w:w="4538"/>
-        <w:gridCol w:w="4472"/>
+        <w:gridCol w:w="4598"/>
+        <w:gridCol w:w="4412"/>
       </w:tblGrid>
       <w:tr>
         <w:trPr>
@@ -2502,7 +2512,10 @@
           </w:tcPr>
           <w:p>
             <w:r>
-              <w:t>10 Active Categories + Future Expansion</w:t>
+              <w:t>3</w:t>
+            </w:r>
+            <w:r>
+              <w:t xml:space="preserve"> Active Categories + Future Expansion</w:t>
             </w:r>
           </w:p>
         </w:tc>
@@ -2559,7 +2572,7 @@
           </w:tcPr>
           <w:p>
             <w:r>
-              <w:t>2 (FF, OS)</w:t>
+              <w:t>3 (FF, OS, WI)</w:t>
             </w:r>
           </w:p>
         </w:tc>
@@ -2616,7 +2629,7 @@
           </w:tcPr>
           <w:p>
             <w:r>
-              <w:t>5</w:t>
+              <w:t>6</w:t>
             </w:r>
           </w:p>
         </w:tc>
@@ -2673,7 +2686,7 @@
           </w:tcPr>
           <w:p>
             <w:r>
-              <w:t>125 Entries</w:t>
+              <w:t>150 Entries</w:t>
             </w:r>
           </w:p>
         </w:tc>
@@ -2765,10 +2778,10 @@
       </w:tblPr>
       <w:tblGrid>
         <w:gridCol w:w="1061"/>
-        <w:gridCol w:w="3007"/>
-        <w:gridCol w:w="1504"/>
+        <w:gridCol w:w="2989"/>
+        <w:gridCol w:w="1533"/>
         <w:gridCol w:w="1375"/>
-        <w:gridCol w:w="2063"/>
+        <w:gridCol w:w="2052"/>
       </w:tblGrid>
       <w:tr>
         <w:trPr>
@@ -2992,10 +3005,6 @@
           </w:tcPr>
           <w:p>
             <w:r>
-              <w:rPr>
-                <w:b/>
-                <w:bCs/>
-              </w:rPr>
               <w:t>Complete</w:t>
             </w:r>
           </w:p>
@@ -3125,10 +3134,6 @@
           </w:tcPr>
           <w:p>
             <w:r>
-              <w:rPr>
-                <w:b/>
-                <w:bCs/>
-              </w:rPr>
               <w:t>Complete</w:t>
             </w:r>
           </w:p>
@@ -3258,55 +3263,55 @@
           </w:tcPr>
           <w:p>
             <w:r>
-              <w:t>Planned</w:t>
-            </w:r>
-          </w:p>
-        </w:tc>
-        <w:tc>
-          <w:tcPr>
-            <w:tcW w:w="0" w:type="auto"/>
-            <w:tcBorders>
-              <w:top w:val="single" w:sz="6" w:space="0" w:color="C4C7C5"/>
-              <w:left w:val="single" w:sz="6" w:space="0" w:color="C4C7C5"/>
-              <w:bottom w:val="single" w:sz="6" w:space="0" w:color="C4C7C5"/>
-              <w:right w:val="single" w:sz="6" w:space="0" w:color="C4C7C5"/>
-            </w:tcBorders>
-            <w:tcMar>
-              <w:top w:w="120" w:type="dxa"/>
-              <w:left w:w="180" w:type="dxa"/>
-              <w:bottom w:w="120" w:type="dxa"/>
-              <w:right w:w="180" w:type="dxa"/>
-            </w:tcMar>
-            <w:vAlign w:val="center"/>
-            <w:hideMark/>
-          </w:tcPr>
-          <w:p>
-            <w:r>
-              <w:t>—</w:t>
-            </w:r>
-          </w:p>
-        </w:tc>
-        <w:tc>
-          <w:tcPr>
-            <w:tcW w:w="0" w:type="auto"/>
-            <w:tcBorders>
-              <w:top w:val="single" w:sz="6" w:space="0" w:color="C4C7C5"/>
-              <w:left w:val="single" w:sz="6" w:space="0" w:color="C4C7C5"/>
-              <w:bottom w:val="single" w:sz="6" w:space="0" w:color="C4C7C5"/>
-              <w:right w:val="single" w:sz="6" w:space="0" w:color="C4C7C5"/>
-            </w:tcBorders>
-            <w:tcMar>
-              <w:top w:w="120" w:type="dxa"/>
-              <w:left w:w="180" w:type="dxa"/>
-              <w:bottom w:w="120" w:type="dxa"/>
-              <w:right w:w="180" w:type="dxa"/>
-            </w:tcMar>
-            <w:vAlign w:val="center"/>
-            <w:hideMark/>
-          </w:tcPr>
-          <w:p>
-            <w:r>
-              <w:t>0</w:t>
+              <w:t>In Progress</w:t>
+            </w:r>
+          </w:p>
+        </w:tc>
+        <w:tc>
+          <w:tcPr>
+            <w:tcW w:w="0" w:type="auto"/>
+            <w:tcBorders>
+              <w:top w:val="single" w:sz="6" w:space="0" w:color="C4C7C5"/>
+              <w:left w:val="single" w:sz="6" w:space="0" w:color="C4C7C5"/>
+              <w:bottom w:val="single" w:sz="6" w:space="0" w:color="C4C7C5"/>
+              <w:right w:val="single" w:sz="6" w:space="0" w:color="C4C7C5"/>
+            </w:tcBorders>
+            <w:tcMar>
+              <w:top w:w="120" w:type="dxa"/>
+              <w:left w:w="180" w:type="dxa"/>
+              <w:bottom w:w="120" w:type="dxa"/>
+              <w:right w:w="180" w:type="dxa"/>
+            </w:tcMar>
+            <w:vAlign w:val="center"/>
+            <w:hideMark/>
+          </w:tcPr>
+          <w:p>
+            <w:r>
+              <w:t>1</w:t>
+            </w:r>
+          </w:p>
+        </w:tc>
+        <w:tc>
+          <w:tcPr>
+            <w:tcW w:w="0" w:type="auto"/>
+            <w:tcBorders>
+              <w:top w:val="single" w:sz="6" w:space="0" w:color="C4C7C5"/>
+              <w:left w:val="single" w:sz="6" w:space="0" w:color="C4C7C5"/>
+              <w:bottom w:val="single" w:sz="6" w:space="0" w:color="C4C7C5"/>
+              <w:right w:val="single" w:sz="6" w:space="0" w:color="C4C7C5"/>
+            </w:tcBorders>
+            <w:tcMar>
+              <w:top w:w="120" w:type="dxa"/>
+              <w:left w:w="180" w:type="dxa"/>
+              <w:bottom w:w="120" w:type="dxa"/>
+              <w:right w:w="180" w:type="dxa"/>
+            </w:tcMar>
+            <w:vAlign w:val="center"/>
+            <w:hideMark/>
+          </w:tcPr>
+          <w:p>
+            <w:r>
+              <w:t>25</w:t>
             </w:r>
           </w:p>
         </w:tc>
@@ -4405,7 +4410,7 @@
           </w:tcPr>
           <w:p>
             <w:r>
-              <w:t>125 / 100</w:t>
+              <w:t>150 / 100</w:t>
             </w:r>
           </w:p>
         </w:tc>
@@ -4486,7 +4491,7 @@
           </w:tcPr>
           <w:p>
             <w:r>
-              <w:t>125 / 250</w:t>
+              <w:t>150 / 250</w:t>
             </w:r>
           </w:p>
         </w:tc>
@@ -4567,7 +4572,7 @@
           </w:tcPr>
           <w:p>
             <w:r>
-              <w:t>125 / 500</w:t>
+              <w:t>150 / 500</w:t>
             </w:r>
           </w:p>
         </w:tc>
@@ -4648,31 +4653,31 @@
           </w:tcPr>
           <w:p>
             <w:r>
-              <w:t>125 / 750</w:t>
-            </w:r>
-          </w:p>
-        </w:tc>
-        <w:tc>
-          <w:tcPr>
-            <w:tcW w:w="0" w:type="auto"/>
-            <w:tcBorders>
-              <w:top w:val="single" w:sz="6" w:space="0" w:color="C4C7C5"/>
-              <w:left w:val="single" w:sz="6" w:space="0" w:color="C4C7C5"/>
-              <w:bottom w:val="single" w:sz="6" w:space="0" w:color="C4C7C5"/>
-              <w:right w:val="single" w:sz="6" w:space="0" w:color="C4C7C5"/>
-            </w:tcBorders>
-            <w:tcMar>
-              <w:top w:w="120" w:type="dxa"/>
-              <w:left w:w="180" w:type="dxa"/>
-              <w:bottom w:w="120" w:type="dxa"/>
-              <w:right w:w="180" w:type="dxa"/>
-            </w:tcMar>
-            <w:vAlign w:val="center"/>
-            <w:hideMark/>
-          </w:tcPr>
-          <w:p>
-            <w:r>
-              <w:t xml:space="preserve"> Planned</w:t>
+              <w:t>150 / 750</w:t>
+            </w:r>
+          </w:p>
+        </w:tc>
+        <w:tc>
+          <w:tcPr>
+            <w:tcW w:w="0" w:type="auto"/>
+            <w:tcBorders>
+              <w:top w:val="single" w:sz="6" w:space="0" w:color="C4C7C5"/>
+              <w:left w:val="single" w:sz="6" w:space="0" w:color="C4C7C5"/>
+              <w:bottom w:val="single" w:sz="6" w:space="0" w:color="C4C7C5"/>
+              <w:right w:val="single" w:sz="6" w:space="0" w:color="C4C7C5"/>
+            </w:tcBorders>
+            <w:tcMar>
+              <w:top w:w="120" w:type="dxa"/>
+              <w:left w:w="180" w:type="dxa"/>
+              <w:bottom w:w="120" w:type="dxa"/>
+              <w:right w:w="180" w:type="dxa"/>
+            </w:tcMar>
+            <w:vAlign w:val="center"/>
+            <w:hideMark/>
+          </w:tcPr>
+          <w:p>
+            <w:r>
+              <w:t>Planned</w:t>
             </w:r>
           </w:p>
         </w:tc>
@@ -4729,7 +4734,7 @@
           </w:tcPr>
           <w:p>
             <w:r>
-              <w:t>125 / 1000</w:t>
+              <w:t>150 / 1000</w:t>
             </w:r>
           </w:p>
         </w:tc>
@@ -5394,31 +5399,31 @@
                 <w:b/>
                 <w:bCs/>
               </w:rPr>
-              <w:t>WI Repository</w:t>
-            </w:r>
-          </w:p>
-        </w:tc>
-        <w:tc>
-          <w:tcPr>
-            <w:tcW w:w="0" w:type="auto"/>
-            <w:tcBorders>
-              <w:top w:val="single" w:sz="6" w:space="0" w:color="C4C7C5"/>
-              <w:left w:val="single" w:sz="6" w:space="0" w:color="C4C7C5"/>
-              <w:bottom w:val="single" w:sz="6" w:space="0" w:color="C4C7C5"/>
-              <w:right w:val="single" w:sz="6" w:space="0" w:color="C4C7C5"/>
-            </w:tcBorders>
-            <w:tcMar>
-              <w:top w:w="120" w:type="dxa"/>
-              <w:left w:w="180" w:type="dxa"/>
-              <w:bottom w:w="120" w:type="dxa"/>
-              <w:right w:w="180" w:type="dxa"/>
-            </w:tcMar>
-            <w:vAlign w:val="center"/>
-            <w:hideMark/>
-          </w:tcPr>
-          <w:p>
-            <w:r>
-              <w:t>Not Started</w:t>
+              <w:t>WI Volume 01</w:t>
+            </w:r>
+          </w:p>
+        </w:tc>
+        <w:tc>
+          <w:tcPr>
+            <w:tcW w:w="0" w:type="auto"/>
+            <w:tcBorders>
+              <w:top w:val="single" w:sz="6" w:space="0" w:color="C4C7C5"/>
+              <w:left w:val="single" w:sz="6" w:space="0" w:color="C4C7C5"/>
+              <w:bottom w:val="single" w:sz="6" w:space="0" w:color="C4C7C5"/>
+              <w:right w:val="single" w:sz="6" w:space="0" w:color="C4C7C5"/>
+            </w:tcBorders>
+            <w:tcMar>
+              <w:top w:w="120" w:type="dxa"/>
+              <w:left w:w="180" w:type="dxa"/>
+              <w:bottom w:w="120" w:type="dxa"/>
+              <w:right w:w="180" w:type="dxa"/>
+            </w:tcMar>
+            <w:vAlign w:val="center"/>
+            <w:hideMark/>
+          </w:tcPr>
+          <w:p>
+            <w:r>
+              <w:t>Complete (25 Human Frictions)</w:t>
             </w:r>
           </w:p>
         </w:tc>
@@ -6083,7 +6088,7 @@
           </w:tcPr>
           <w:p>
             <w:r>
-              <w:t>ATLAS v3.1</w:t>
+              <w:t>ATLAS v3.2</w:t>
             </w:r>
           </w:p>
         </w:tc>
@@ -6287,31 +6292,31 @@
                 <w:b/>
                 <w:bCs/>
               </w:rPr>
-              <w:t>Research Categories Completed</w:t>
-            </w:r>
-          </w:p>
-        </w:tc>
-        <w:tc>
-          <w:tcPr>
-            <w:tcW w:w="0" w:type="auto"/>
-            <w:tcBorders>
-              <w:top w:val="single" w:sz="6" w:space="0" w:color="C4C7C5"/>
-              <w:left w:val="single" w:sz="6" w:space="0" w:color="C4C7C5"/>
-              <w:bottom w:val="single" w:sz="6" w:space="0" w:color="C4C7C5"/>
-              <w:right w:val="single" w:sz="6" w:space="0" w:color="C4C7C5"/>
-            </w:tcBorders>
-            <w:tcMar>
-              <w:top w:w="120" w:type="dxa"/>
-              <w:left w:w="180" w:type="dxa"/>
-              <w:bottom w:w="120" w:type="dxa"/>
-              <w:right w:w="180" w:type="dxa"/>
-            </w:tcMar>
-            <w:vAlign w:val="center"/>
-            <w:hideMark/>
-          </w:tcPr>
-          <w:p>
-            <w:r>
-              <w:t>2</w:t>
+              <w:t>Research Categories Active</w:t>
+            </w:r>
+          </w:p>
+        </w:tc>
+        <w:tc>
+          <w:tcPr>
+            <w:tcW w:w="0" w:type="auto"/>
+            <w:tcBorders>
+              <w:top w:val="single" w:sz="6" w:space="0" w:color="C4C7C5"/>
+              <w:left w:val="single" w:sz="6" w:space="0" w:color="C4C7C5"/>
+              <w:bottom w:val="single" w:sz="6" w:space="0" w:color="C4C7C5"/>
+              <w:right w:val="single" w:sz="6" w:space="0" w:color="C4C7C5"/>
+            </w:tcBorders>
+            <w:tcMar>
+              <w:top w:w="120" w:type="dxa"/>
+              <w:left w:w="180" w:type="dxa"/>
+              <w:bottom w:w="120" w:type="dxa"/>
+              <w:right w:w="180" w:type="dxa"/>
+            </w:tcMar>
+            <w:vAlign w:val="center"/>
+            <w:hideMark/>
+          </w:tcPr>
+          <w:p>
+            <w:r>
+              <w:t>3 (FF, OS, WI)</w:t>
             </w:r>
           </w:p>
         </w:tc>
@@ -6368,7 +6373,7 @@
           </w:tcPr>
           <w:p>
             <w:r>
-              <w:t>5</w:t>
+              <w:t>6</w:t>
             </w:r>
           </w:p>
         </w:tc>
@@ -6401,31 +6406,31 @@
                 <w:b/>
                 <w:bCs/>
               </w:rPr>
-              <w:t>Active Categories</w:t>
-            </w:r>
-          </w:p>
-        </w:tc>
-        <w:tc>
-          <w:tcPr>
-            <w:tcW w:w="0" w:type="auto"/>
-            <w:tcBorders>
-              <w:top w:val="single" w:sz="6" w:space="0" w:color="C4C7C5"/>
-              <w:left w:val="single" w:sz="6" w:space="0" w:color="C4C7C5"/>
-              <w:bottom w:val="single" w:sz="6" w:space="0" w:color="C4C7C5"/>
-              <w:right w:val="single" w:sz="6" w:space="0" w:color="C4C7C5"/>
-            </w:tcBorders>
-            <w:tcMar>
-              <w:top w:w="120" w:type="dxa"/>
-              <w:left w:w="180" w:type="dxa"/>
-              <w:bottom w:w="120" w:type="dxa"/>
-              <w:right w:w="180" w:type="dxa"/>
-            </w:tcMar>
-            <w:vAlign w:val="center"/>
-            <w:hideMark/>
-          </w:tcPr>
-          <w:p>
-            <w:r>
-              <w:t>2 (FF, OS)</w:t>
+              <w:t>Total Human Frictions</w:t>
+            </w:r>
+          </w:p>
+        </w:tc>
+        <w:tc>
+          <w:tcPr>
+            <w:tcW w:w="0" w:type="auto"/>
+            <w:tcBorders>
+              <w:top w:val="single" w:sz="6" w:space="0" w:color="C4C7C5"/>
+              <w:left w:val="single" w:sz="6" w:space="0" w:color="C4C7C5"/>
+              <w:bottom w:val="single" w:sz="6" w:space="0" w:color="C4C7C5"/>
+              <w:right w:val="single" w:sz="6" w:space="0" w:color="C4C7C5"/>
+            </w:tcBorders>
+            <w:tcMar>
+              <w:top w:w="120" w:type="dxa"/>
+              <w:left w:w="180" w:type="dxa"/>
+              <w:bottom w:w="120" w:type="dxa"/>
+              <w:right w:w="180" w:type="dxa"/>
+            </w:tcMar>
+            <w:vAlign w:val="center"/>
+            <w:hideMark/>
+          </w:tcPr>
+          <w:p>
+            <w:r>
+              <w:t>150</w:t>
             </w:r>
           </w:p>
         </w:tc>
@@ -6458,31 +6463,31 @@
                 <w:b/>
                 <w:bCs/>
               </w:rPr>
-              <w:t>Total Human Frictions</w:t>
-            </w:r>
-          </w:p>
-        </w:tc>
-        <w:tc>
-          <w:tcPr>
-            <w:tcW w:w="0" w:type="auto"/>
-            <w:tcBorders>
-              <w:top w:val="single" w:sz="6" w:space="0" w:color="C4C7C5"/>
-              <w:left w:val="single" w:sz="6" w:space="0" w:color="C4C7C5"/>
-              <w:bottom w:val="single" w:sz="6" w:space="0" w:color="C4C7C5"/>
-              <w:right w:val="single" w:sz="6" w:space="0" w:color="C4C7C5"/>
-            </w:tcBorders>
-            <w:tcMar>
-              <w:top w:w="120" w:type="dxa"/>
-              <w:left w:w="180" w:type="dxa"/>
-              <w:bottom w:w="120" w:type="dxa"/>
-              <w:right w:w="180" w:type="dxa"/>
-            </w:tcMar>
-            <w:vAlign w:val="center"/>
-            <w:hideMark/>
-          </w:tcPr>
-          <w:p>
-            <w:r>
-              <w:t>125</w:t>
+              <w:t>APID Registry Status</w:t>
+            </w:r>
+          </w:p>
+        </w:tc>
+        <w:tc>
+          <w:tcPr>
+            <w:tcW w:w="0" w:type="auto"/>
+            <w:tcBorders>
+              <w:top w:val="single" w:sz="6" w:space="0" w:color="C4C7C5"/>
+              <w:left w:val="single" w:sz="6" w:space="0" w:color="C4C7C5"/>
+              <w:bottom w:val="single" w:sz="6" w:space="0" w:color="C4C7C5"/>
+              <w:right w:val="single" w:sz="6" w:space="0" w:color="C4C7C5"/>
+            </w:tcBorders>
+            <w:tcMar>
+              <w:top w:w="120" w:type="dxa"/>
+              <w:left w:w="180" w:type="dxa"/>
+              <w:bottom w:w="120" w:type="dxa"/>
+              <w:right w:w="180" w:type="dxa"/>
+            </w:tcMar>
+            <w:vAlign w:val="center"/>
+            <w:hideMark/>
+          </w:tcPr>
+          <w:p>
+            <w:r>
+              <w:t>Active (150 Entries)</w:t>
             </w:r>
           </w:p>
         </w:tc>
@@ -6515,64 +6520,6 @@
                 <w:b/>
                 <w:bCs/>
               </w:rPr>
-              <w:t>APID Registry Status</w:t>
-            </w:r>
-          </w:p>
-        </w:tc>
-        <w:tc>
-          <w:tcPr>
-            <w:tcW w:w="0" w:type="auto"/>
-            <w:tcBorders>
-              <w:top w:val="single" w:sz="6" w:space="0" w:color="C4C7C5"/>
-              <w:left w:val="single" w:sz="6" w:space="0" w:color="C4C7C5"/>
-              <w:bottom w:val="single" w:sz="6" w:space="0" w:color="C4C7C5"/>
-              <w:right w:val="single" w:sz="6" w:space="0" w:color="C4C7C5"/>
-            </w:tcBorders>
-            <w:tcMar>
-              <w:top w:w="120" w:type="dxa"/>
-              <w:left w:w="180" w:type="dxa"/>
-              <w:bottom w:w="120" w:type="dxa"/>
-              <w:right w:w="180" w:type="dxa"/>
-            </w:tcMar>
-            <w:vAlign w:val="center"/>
-            <w:hideMark/>
-          </w:tcPr>
-          <w:p>
-            <w:r>
-              <w:t>Active (125 Entries)</w:t>
-            </w:r>
-          </w:p>
-        </w:tc>
-      </w:tr>
-      <w:tr>
-        <w:trPr>
-          <w:tblCellSpacing w:w="15" w:type="dxa"/>
-        </w:trPr>
-        <w:tc>
-          <w:tcPr>
-            <w:tcW w:w="0" w:type="auto"/>
-            <w:tcBorders>
-              <w:top w:val="single" w:sz="6" w:space="0" w:color="C4C7C5"/>
-              <w:left w:val="single" w:sz="6" w:space="0" w:color="C4C7C5"/>
-              <w:bottom w:val="single" w:sz="6" w:space="0" w:color="C4C7C5"/>
-              <w:right w:val="single" w:sz="6" w:space="0" w:color="C4C7C5"/>
-            </w:tcBorders>
-            <w:tcMar>
-              <w:top w:w="120" w:type="dxa"/>
-              <w:left w:w="180" w:type="dxa"/>
-              <w:bottom w:w="120" w:type="dxa"/>
-              <w:right w:w="180" w:type="dxa"/>
-            </w:tcMar>
-            <w:vAlign w:val="center"/>
-            <w:hideMark/>
-          </w:tcPr>
-          <w:p>
-            <w:r>
-              <w:rPr>
-                <w:b/>
-                <w:bCs/>
-              </w:rPr>
-              <w:lastRenderedPageBreak/>
               <w:t>Category Registry Status</w:t>
             </w:r>
           </w:p>
@@ -6615,14 +6562,14 @@
           <w:b/>
           <w:bCs/>
         </w:rPr>
-        <w:t xml:space="preserve"> Current ATLAS Statistics Snapshot</w:t>
+        <w:t>Current ATLAS Statistics Snapshot</w:t>
       </w:r>
     </w:p>
     <w:p>
       <w:pPr>
         <w:numPr>
           <w:ilvl w:val="0"/>
-          <w:numId w:val="7"/>
+          <w:numId w:val="10"/>
         </w:numPr>
       </w:pPr>
       <w:r>
@@ -6633,14 +6580,14 @@
         <w:t>Human Frictions Documented:</w:t>
       </w:r>
       <w:r>
-        <w:t xml:space="preserve"> 125</w:t>
+        <w:t xml:space="preserve"> 150</w:t>
       </w:r>
     </w:p>
     <w:p>
       <w:pPr>
         <w:numPr>
           <w:ilvl w:val="0"/>
-          <w:numId w:val="7"/>
+          <w:numId w:val="10"/>
         </w:numPr>
       </w:pPr>
       <w:r>
@@ -6648,17 +6595,18 @@
           <w:b/>
           <w:bCs/>
         </w:rPr>
-        <w:t>Research Categories Completed:</w:t>
+        <w:lastRenderedPageBreak/>
+        <w:t>Research Categories Active:</w:t>
       </w:r>
       <w:r>
-        <w:t xml:space="preserve"> 2 (FF, OS)</w:t>
+        <w:t xml:space="preserve"> 3 (FF, OS, WI)</w:t>
       </w:r>
     </w:p>
     <w:p>
       <w:pPr>
         <w:numPr>
           <w:ilvl w:val="0"/>
-          <w:numId w:val="7"/>
+          <w:numId w:val="10"/>
         </w:numPr>
       </w:pPr>
       <w:r>
@@ -6669,32 +6617,14 @@
         <w:t>Research Volumes Completed:</w:t>
       </w:r>
       <w:r>
-        <w:t xml:space="preserve"> 5</w:t>
+        <w:t xml:space="preserve"> 6</w:t>
       </w:r>
     </w:p>
     <w:p>
       <w:pPr>
         <w:numPr>
           <w:ilvl w:val="0"/>
-          <w:numId w:val="7"/>
-        </w:numPr>
-      </w:pPr>
-      <w:r>
-        <w:rPr>
-          <w:b/>
-          <w:bCs/>
-        </w:rPr>
-        <w:t>Active Categories:</w:t>
-      </w:r>
-      <w:r>
-        <w:t xml:space="preserve"> 2</w:t>
-      </w:r>
-    </w:p>
-    <w:p>
-      <w:pPr>
-        <w:numPr>
-          <w:ilvl w:val="0"/>
-          <w:numId w:val="7"/>
+          <w:numId w:val="10"/>
         </w:numPr>
       </w:pPr>
       <w:r>
@@ -6705,14 +6635,14 @@
         <w:t>Repository Progress:</w:t>
       </w:r>
       <w:r>
-        <w:t xml:space="preserve"> 12.5% of the 1,000 Human Friction target</w:t>
+        <w:t xml:space="preserve"> 15.0% of the 1,000 Human Friction target</w:t>
       </w:r>
     </w:p>
     <w:p>
       <w:pPr>
         <w:numPr>
           <w:ilvl w:val="0"/>
-          <w:numId w:val="7"/>
+          <w:numId w:val="10"/>
         </w:numPr>
       </w:pPr>
       <w:r>
@@ -7485,122 +7415,9 @@
     </w:lvl>
   </w:abstractNum>
   <w:abstractNum w:abstractNumId="5" w15:restartNumberingAfterBreak="0">
-    <w:nsid w:val="56BD58BA"/>
-    <w:multiLevelType w:val="hybridMultilevel"/>
-    <w:tmpl w:val="0B24A6C0"/>
-    <w:lvl w:ilvl="0" w:tplc="FE8A9948">
-      <w:start w:val="27"/>
-      <w:numFmt w:val="bullet"/>
-      <w:lvlText w:val="—"/>
-      <w:lvlJc w:val="left"/>
-      <w:pPr>
-        <w:ind w:left="720" w:hanging="360"/>
-      </w:pPr>
-      <w:rPr>
-        <w:rFonts w:ascii="Aptos" w:eastAsiaTheme="minorHAnsi" w:hAnsi="Aptos" w:cstheme="minorBidi" w:hint="default"/>
-      </w:rPr>
-    </w:lvl>
-    <w:lvl w:ilvl="1" w:tplc="40090003" w:tentative="1">
-      <w:start w:val="1"/>
-      <w:numFmt w:val="bullet"/>
-      <w:lvlText w:val="o"/>
-      <w:lvlJc w:val="left"/>
-      <w:pPr>
-        <w:ind w:left="1440" w:hanging="360"/>
-      </w:pPr>
-      <w:rPr>
-        <w:rFonts w:ascii="Courier New" w:hAnsi="Courier New" w:cs="Courier New" w:hint="default"/>
-      </w:rPr>
-    </w:lvl>
-    <w:lvl w:ilvl="2" w:tplc="40090005" w:tentative="1">
-      <w:start w:val="1"/>
-      <w:numFmt w:val="bullet"/>
-      <w:lvlText w:val=""/>
-      <w:lvlJc w:val="left"/>
-      <w:pPr>
-        <w:ind w:left="2160" w:hanging="360"/>
-      </w:pPr>
-      <w:rPr>
-        <w:rFonts w:ascii="Wingdings" w:hAnsi="Wingdings" w:hint="default"/>
-      </w:rPr>
-    </w:lvl>
-    <w:lvl w:ilvl="3" w:tplc="40090001" w:tentative="1">
-      <w:start w:val="1"/>
-      <w:numFmt w:val="bullet"/>
-      <w:lvlText w:val=""/>
-      <w:lvlJc w:val="left"/>
-      <w:pPr>
-        <w:ind w:left="2880" w:hanging="360"/>
-      </w:pPr>
-      <w:rPr>
-        <w:rFonts w:ascii="Symbol" w:hAnsi="Symbol" w:hint="default"/>
-      </w:rPr>
-    </w:lvl>
-    <w:lvl w:ilvl="4" w:tplc="40090003" w:tentative="1">
-      <w:start w:val="1"/>
-      <w:numFmt w:val="bullet"/>
-      <w:lvlText w:val="o"/>
-      <w:lvlJc w:val="left"/>
-      <w:pPr>
-        <w:ind w:left="3600" w:hanging="360"/>
-      </w:pPr>
-      <w:rPr>
-        <w:rFonts w:ascii="Courier New" w:hAnsi="Courier New" w:cs="Courier New" w:hint="default"/>
-      </w:rPr>
-    </w:lvl>
-    <w:lvl w:ilvl="5" w:tplc="40090005" w:tentative="1">
-      <w:start w:val="1"/>
-      <w:numFmt w:val="bullet"/>
-      <w:lvlText w:val=""/>
-      <w:lvlJc w:val="left"/>
-      <w:pPr>
-        <w:ind w:left="4320" w:hanging="360"/>
-      </w:pPr>
-      <w:rPr>
-        <w:rFonts w:ascii="Wingdings" w:hAnsi="Wingdings" w:hint="default"/>
-      </w:rPr>
-    </w:lvl>
-    <w:lvl w:ilvl="6" w:tplc="40090001" w:tentative="1">
-      <w:start w:val="1"/>
-      <w:numFmt w:val="bullet"/>
-      <w:lvlText w:val=""/>
-      <w:lvlJc w:val="left"/>
-      <w:pPr>
-        <w:ind w:left="5040" w:hanging="360"/>
-      </w:pPr>
-      <w:rPr>
-        <w:rFonts w:ascii="Symbol" w:hAnsi="Symbol" w:hint="default"/>
-      </w:rPr>
-    </w:lvl>
-    <w:lvl w:ilvl="7" w:tplc="40090003" w:tentative="1">
-      <w:start w:val="1"/>
-      <w:numFmt w:val="bullet"/>
-      <w:lvlText w:val="o"/>
-      <w:lvlJc w:val="left"/>
-      <w:pPr>
-        <w:ind w:left="5760" w:hanging="360"/>
-      </w:pPr>
-      <w:rPr>
-        <w:rFonts w:ascii="Courier New" w:hAnsi="Courier New" w:cs="Courier New" w:hint="default"/>
-      </w:rPr>
-    </w:lvl>
-    <w:lvl w:ilvl="8" w:tplc="40090005" w:tentative="1">
-      <w:start w:val="1"/>
-      <w:numFmt w:val="bullet"/>
-      <w:lvlText w:val=""/>
-      <w:lvlJc w:val="left"/>
-      <w:pPr>
-        <w:ind w:left="6480" w:hanging="360"/>
-      </w:pPr>
-      <w:rPr>
-        <w:rFonts w:ascii="Wingdings" w:hAnsi="Wingdings" w:hint="default"/>
-      </w:rPr>
-    </w:lvl>
-  </w:abstractNum>
-  <w:abstractNum w:abstractNumId="6" w15:restartNumberingAfterBreak="0">
-    <w:nsid w:val="5F993D6D"/>
+    <w:nsid w:val="42E34B5A"/>
     <w:multiLevelType w:val="multilevel"/>
-    <w:tmpl w:val="6F1288CE"/>
+    <w:tmpl w:val="12383F32"/>
     <w:lvl w:ilvl="0">
       <w:start w:val="1"/>
       <w:numFmt w:val="bullet"/>
@@ -7746,14 +7563,574 @@
       </w:rPr>
     </w:lvl>
   </w:abstractNum>
+  <w:abstractNum w:abstractNumId="6" w15:restartNumberingAfterBreak="0">
+    <w:nsid w:val="56BD58BA"/>
+    <w:multiLevelType w:val="hybridMultilevel"/>
+    <w:tmpl w:val="0B24A6C0"/>
+    <w:lvl w:ilvl="0" w:tplc="FE8A9948">
+      <w:start w:val="27"/>
+      <w:numFmt w:val="bullet"/>
+      <w:lvlText w:val="—"/>
+      <w:lvlJc w:val="left"/>
+      <w:pPr>
+        <w:ind w:left="720" w:hanging="360"/>
+      </w:pPr>
+      <w:rPr>
+        <w:rFonts w:ascii="Aptos" w:eastAsiaTheme="minorHAnsi" w:hAnsi="Aptos" w:cstheme="minorBidi" w:hint="default"/>
+      </w:rPr>
+    </w:lvl>
+    <w:lvl w:ilvl="1" w:tplc="40090003" w:tentative="1">
+      <w:start w:val="1"/>
+      <w:numFmt w:val="bullet"/>
+      <w:lvlText w:val="o"/>
+      <w:lvlJc w:val="left"/>
+      <w:pPr>
+        <w:ind w:left="1440" w:hanging="360"/>
+      </w:pPr>
+      <w:rPr>
+        <w:rFonts w:ascii="Courier New" w:hAnsi="Courier New" w:cs="Courier New" w:hint="default"/>
+      </w:rPr>
+    </w:lvl>
+    <w:lvl w:ilvl="2" w:tplc="40090005" w:tentative="1">
+      <w:start w:val="1"/>
+      <w:numFmt w:val="bullet"/>
+      <w:lvlText w:val=""/>
+      <w:lvlJc w:val="left"/>
+      <w:pPr>
+        <w:ind w:left="2160" w:hanging="360"/>
+      </w:pPr>
+      <w:rPr>
+        <w:rFonts w:ascii="Wingdings" w:hAnsi="Wingdings" w:hint="default"/>
+      </w:rPr>
+    </w:lvl>
+    <w:lvl w:ilvl="3" w:tplc="40090001" w:tentative="1">
+      <w:start w:val="1"/>
+      <w:numFmt w:val="bullet"/>
+      <w:lvlText w:val=""/>
+      <w:lvlJc w:val="left"/>
+      <w:pPr>
+        <w:ind w:left="2880" w:hanging="360"/>
+      </w:pPr>
+      <w:rPr>
+        <w:rFonts w:ascii="Symbol" w:hAnsi="Symbol" w:hint="default"/>
+      </w:rPr>
+    </w:lvl>
+    <w:lvl w:ilvl="4" w:tplc="40090003" w:tentative="1">
+      <w:start w:val="1"/>
+      <w:numFmt w:val="bullet"/>
+      <w:lvlText w:val="o"/>
+      <w:lvlJc w:val="left"/>
+      <w:pPr>
+        <w:ind w:left="3600" w:hanging="360"/>
+      </w:pPr>
+      <w:rPr>
+        <w:rFonts w:ascii="Courier New" w:hAnsi="Courier New" w:cs="Courier New" w:hint="default"/>
+      </w:rPr>
+    </w:lvl>
+    <w:lvl w:ilvl="5" w:tplc="40090005" w:tentative="1">
+      <w:start w:val="1"/>
+      <w:numFmt w:val="bullet"/>
+      <w:lvlText w:val=""/>
+      <w:lvlJc w:val="left"/>
+      <w:pPr>
+        <w:ind w:left="4320" w:hanging="360"/>
+      </w:pPr>
+      <w:rPr>
+        <w:rFonts w:ascii="Wingdings" w:hAnsi="Wingdings" w:hint="default"/>
+      </w:rPr>
+    </w:lvl>
+    <w:lvl w:ilvl="6" w:tplc="40090001" w:tentative="1">
+      <w:start w:val="1"/>
+      <w:numFmt w:val="bullet"/>
+      <w:lvlText w:val=""/>
+      <w:lvlJc w:val="left"/>
+      <w:pPr>
+        <w:ind w:left="5040" w:hanging="360"/>
+      </w:pPr>
+      <w:rPr>
+        <w:rFonts w:ascii="Symbol" w:hAnsi="Symbol" w:hint="default"/>
+      </w:rPr>
+    </w:lvl>
+    <w:lvl w:ilvl="7" w:tplc="40090003" w:tentative="1">
+      <w:start w:val="1"/>
+      <w:numFmt w:val="bullet"/>
+      <w:lvlText w:val="o"/>
+      <w:lvlJc w:val="left"/>
+      <w:pPr>
+        <w:ind w:left="5760" w:hanging="360"/>
+      </w:pPr>
+      <w:rPr>
+        <w:rFonts w:ascii="Courier New" w:hAnsi="Courier New" w:cs="Courier New" w:hint="default"/>
+      </w:rPr>
+    </w:lvl>
+    <w:lvl w:ilvl="8" w:tplc="40090005" w:tentative="1">
+      <w:start w:val="1"/>
+      <w:numFmt w:val="bullet"/>
+      <w:lvlText w:val=""/>
+      <w:lvlJc w:val="left"/>
+      <w:pPr>
+        <w:ind w:left="6480" w:hanging="360"/>
+      </w:pPr>
+      <w:rPr>
+        <w:rFonts w:ascii="Wingdings" w:hAnsi="Wingdings" w:hint="default"/>
+      </w:rPr>
+    </w:lvl>
+  </w:abstractNum>
+  <w:abstractNum w:abstractNumId="7" w15:restartNumberingAfterBreak="0">
+    <w:nsid w:val="5ABE6902"/>
+    <w:multiLevelType w:val="multilevel"/>
+    <w:tmpl w:val="657E086E"/>
+    <w:lvl w:ilvl="0">
+      <w:start w:val="1"/>
+      <w:numFmt w:val="bullet"/>
+      <w:lvlText w:val=""/>
+      <w:lvlJc w:val="left"/>
+      <w:pPr>
+        <w:tabs>
+          <w:tab w:val="num" w:pos="720"/>
+        </w:tabs>
+        <w:ind w:left="720" w:hanging="360"/>
+      </w:pPr>
+      <w:rPr>
+        <w:rFonts w:ascii="Symbol" w:hAnsi="Symbol" w:hint="default"/>
+        <w:sz w:val="20"/>
+      </w:rPr>
+    </w:lvl>
+    <w:lvl w:ilvl="1" w:tentative="1">
+      <w:start w:val="1"/>
+      <w:numFmt w:val="bullet"/>
+      <w:lvlText w:val="o"/>
+      <w:lvlJc w:val="left"/>
+      <w:pPr>
+        <w:tabs>
+          <w:tab w:val="num" w:pos="1440"/>
+        </w:tabs>
+        <w:ind w:left="1440" w:hanging="360"/>
+      </w:pPr>
+      <w:rPr>
+        <w:rFonts w:ascii="Courier New" w:hAnsi="Courier New" w:hint="default"/>
+        <w:sz w:val="20"/>
+      </w:rPr>
+    </w:lvl>
+    <w:lvl w:ilvl="2" w:tentative="1">
+      <w:start w:val="1"/>
+      <w:numFmt w:val="bullet"/>
+      <w:lvlText w:val=""/>
+      <w:lvlJc w:val="left"/>
+      <w:pPr>
+        <w:tabs>
+          <w:tab w:val="num" w:pos="2160"/>
+        </w:tabs>
+        <w:ind w:left="2160" w:hanging="360"/>
+      </w:pPr>
+      <w:rPr>
+        <w:rFonts w:ascii="Wingdings" w:hAnsi="Wingdings" w:hint="default"/>
+        <w:sz w:val="20"/>
+      </w:rPr>
+    </w:lvl>
+    <w:lvl w:ilvl="3" w:tentative="1">
+      <w:start w:val="1"/>
+      <w:numFmt w:val="bullet"/>
+      <w:lvlText w:val=""/>
+      <w:lvlJc w:val="left"/>
+      <w:pPr>
+        <w:tabs>
+          <w:tab w:val="num" w:pos="2880"/>
+        </w:tabs>
+        <w:ind w:left="2880" w:hanging="360"/>
+      </w:pPr>
+      <w:rPr>
+        <w:rFonts w:ascii="Wingdings" w:hAnsi="Wingdings" w:hint="default"/>
+        <w:sz w:val="20"/>
+      </w:rPr>
+    </w:lvl>
+    <w:lvl w:ilvl="4" w:tentative="1">
+      <w:start w:val="1"/>
+      <w:numFmt w:val="bullet"/>
+      <w:lvlText w:val=""/>
+      <w:lvlJc w:val="left"/>
+      <w:pPr>
+        <w:tabs>
+          <w:tab w:val="num" w:pos="3600"/>
+        </w:tabs>
+        <w:ind w:left="3600" w:hanging="360"/>
+      </w:pPr>
+      <w:rPr>
+        <w:rFonts w:ascii="Wingdings" w:hAnsi="Wingdings" w:hint="default"/>
+        <w:sz w:val="20"/>
+      </w:rPr>
+    </w:lvl>
+    <w:lvl w:ilvl="5" w:tentative="1">
+      <w:start w:val="1"/>
+      <w:numFmt w:val="bullet"/>
+      <w:lvlText w:val=""/>
+      <w:lvlJc w:val="left"/>
+      <w:pPr>
+        <w:tabs>
+          <w:tab w:val="num" w:pos="4320"/>
+        </w:tabs>
+        <w:ind w:left="4320" w:hanging="360"/>
+      </w:pPr>
+      <w:rPr>
+        <w:rFonts w:ascii="Wingdings" w:hAnsi="Wingdings" w:hint="default"/>
+        <w:sz w:val="20"/>
+      </w:rPr>
+    </w:lvl>
+    <w:lvl w:ilvl="6" w:tentative="1">
+      <w:start w:val="1"/>
+      <w:numFmt w:val="bullet"/>
+      <w:lvlText w:val=""/>
+      <w:lvlJc w:val="left"/>
+      <w:pPr>
+        <w:tabs>
+          <w:tab w:val="num" w:pos="5040"/>
+        </w:tabs>
+        <w:ind w:left="5040" w:hanging="360"/>
+      </w:pPr>
+      <w:rPr>
+        <w:rFonts w:ascii="Wingdings" w:hAnsi="Wingdings" w:hint="default"/>
+        <w:sz w:val="20"/>
+      </w:rPr>
+    </w:lvl>
+    <w:lvl w:ilvl="7" w:tentative="1">
+      <w:start w:val="1"/>
+      <w:numFmt w:val="bullet"/>
+      <w:lvlText w:val=""/>
+      <w:lvlJc w:val="left"/>
+      <w:pPr>
+        <w:tabs>
+          <w:tab w:val="num" w:pos="5760"/>
+        </w:tabs>
+        <w:ind w:left="5760" w:hanging="360"/>
+      </w:pPr>
+      <w:rPr>
+        <w:rFonts w:ascii="Wingdings" w:hAnsi="Wingdings" w:hint="default"/>
+        <w:sz w:val="20"/>
+      </w:rPr>
+    </w:lvl>
+    <w:lvl w:ilvl="8" w:tentative="1">
+      <w:start w:val="1"/>
+      <w:numFmt w:val="bullet"/>
+      <w:lvlText w:val=""/>
+      <w:lvlJc w:val="left"/>
+      <w:pPr>
+        <w:tabs>
+          <w:tab w:val="num" w:pos="6480"/>
+        </w:tabs>
+        <w:ind w:left="6480" w:hanging="360"/>
+      </w:pPr>
+      <w:rPr>
+        <w:rFonts w:ascii="Wingdings" w:hAnsi="Wingdings" w:hint="default"/>
+        <w:sz w:val="20"/>
+      </w:rPr>
+    </w:lvl>
+  </w:abstractNum>
+  <w:abstractNum w:abstractNumId="8" w15:restartNumberingAfterBreak="0">
+    <w:nsid w:val="5F993D6D"/>
+    <w:multiLevelType w:val="multilevel"/>
+    <w:tmpl w:val="6F1288CE"/>
+    <w:lvl w:ilvl="0">
+      <w:start w:val="1"/>
+      <w:numFmt w:val="bullet"/>
+      <w:lvlText w:val=""/>
+      <w:lvlJc w:val="left"/>
+      <w:pPr>
+        <w:tabs>
+          <w:tab w:val="num" w:pos="720"/>
+        </w:tabs>
+        <w:ind w:left="720" w:hanging="360"/>
+      </w:pPr>
+      <w:rPr>
+        <w:rFonts w:ascii="Symbol" w:hAnsi="Symbol" w:hint="default"/>
+        <w:sz w:val="20"/>
+      </w:rPr>
+    </w:lvl>
+    <w:lvl w:ilvl="1" w:tentative="1">
+      <w:start w:val="1"/>
+      <w:numFmt w:val="bullet"/>
+      <w:lvlText w:val="o"/>
+      <w:lvlJc w:val="left"/>
+      <w:pPr>
+        <w:tabs>
+          <w:tab w:val="num" w:pos="1440"/>
+        </w:tabs>
+        <w:ind w:left="1440" w:hanging="360"/>
+      </w:pPr>
+      <w:rPr>
+        <w:rFonts w:ascii="Courier New" w:hAnsi="Courier New" w:hint="default"/>
+        <w:sz w:val="20"/>
+      </w:rPr>
+    </w:lvl>
+    <w:lvl w:ilvl="2" w:tentative="1">
+      <w:start w:val="1"/>
+      <w:numFmt w:val="bullet"/>
+      <w:lvlText w:val=""/>
+      <w:lvlJc w:val="left"/>
+      <w:pPr>
+        <w:tabs>
+          <w:tab w:val="num" w:pos="2160"/>
+        </w:tabs>
+        <w:ind w:left="2160" w:hanging="360"/>
+      </w:pPr>
+      <w:rPr>
+        <w:rFonts w:ascii="Wingdings" w:hAnsi="Wingdings" w:hint="default"/>
+        <w:sz w:val="20"/>
+      </w:rPr>
+    </w:lvl>
+    <w:lvl w:ilvl="3" w:tentative="1">
+      <w:start w:val="1"/>
+      <w:numFmt w:val="bullet"/>
+      <w:lvlText w:val=""/>
+      <w:lvlJc w:val="left"/>
+      <w:pPr>
+        <w:tabs>
+          <w:tab w:val="num" w:pos="2880"/>
+        </w:tabs>
+        <w:ind w:left="2880" w:hanging="360"/>
+      </w:pPr>
+      <w:rPr>
+        <w:rFonts w:ascii="Wingdings" w:hAnsi="Wingdings" w:hint="default"/>
+        <w:sz w:val="20"/>
+      </w:rPr>
+    </w:lvl>
+    <w:lvl w:ilvl="4" w:tentative="1">
+      <w:start w:val="1"/>
+      <w:numFmt w:val="bullet"/>
+      <w:lvlText w:val=""/>
+      <w:lvlJc w:val="left"/>
+      <w:pPr>
+        <w:tabs>
+          <w:tab w:val="num" w:pos="3600"/>
+        </w:tabs>
+        <w:ind w:left="3600" w:hanging="360"/>
+      </w:pPr>
+      <w:rPr>
+        <w:rFonts w:ascii="Wingdings" w:hAnsi="Wingdings" w:hint="default"/>
+        <w:sz w:val="20"/>
+      </w:rPr>
+    </w:lvl>
+    <w:lvl w:ilvl="5" w:tentative="1">
+      <w:start w:val="1"/>
+      <w:numFmt w:val="bullet"/>
+      <w:lvlText w:val=""/>
+      <w:lvlJc w:val="left"/>
+      <w:pPr>
+        <w:tabs>
+          <w:tab w:val="num" w:pos="4320"/>
+        </w:tabs>
+        <w:ind w:left="4320" w:hanging="360"/>
+      </w:pPr>
+      <w:rPr>
+        <w:rFonts w:ascii="Wingdings" w:hAnsi="Wingdings" w:hint="default"/>
+        <w:sz w:val="20"/>
+      </w:rPr>
+    </w:lvl>
+    <w:lvl w:ilvl="6" w:tentative="1">
+      <w:start w:val="1"/>
+      <w:numFmt w:val="bullet"/>
+      <w:lvlText w:val=""/>
+      <w:lvlJc w:val="left"/>
+      <w:pPr>
+        <w:tabs>
+          <w:tab w:val="num" w:pos="5040"/>
+        </w:tabs>
+        <w:ind w:left="5040" w:hanging="360"/>
+      </w:pPr>
+      <w:rPr>
+        <w:rFonts w:ascii="Wingdings" w:hAnsi="Wingdings" w:hint="default"/>
+        <w:sz w:val="20"/>
+      </w:rPr>
+    </w:lvl>
+    <w:lvl w:ilvl="7" w:tentative="1">
+      <w:start w:val="1"/>
+      <w:numFmt w:val="bullet"/>
+      <w:lvlText w:val=""/>
+      <w:lvlJc w:val="left"/>
+      <w:pPr>
+        <w:tabs>
+          <w:tab w:val="num" w:pos="5760"/>
+        </w:tabs>
+        <w:ind w:left="5760" w:hanging="360"/>
+      </w:pPr>
+      <w:rPr>
+        <w:rFonts w:ascii="Wingdings" w:hAnsi="Wingdings" w:hint="default"/>
+        <w:sz w:val="20"/>
+      </w:rPr>
+    </w:lvl>
+    <w:lvl w:ilvl="8" w:tentative="1">
+      <w:start w:val="1"/>
+      <w:numFmt w:val="bullet"/>
+      <w:lvlText w:val=""/>
+      <w:lvlJc w:val="left"/>
+      <w:pPr>
+        <w:tabs>
+          <w:tab w:val="num" w:pos="6480"/>
+        </w:tabs>
+        <w:ind w:left="6480" w:hanging="360"/>
+      </w:pPr>
+      <w:rPr>
+        <w:rFonts w:ascii="Wingdings" w:hAnsi="Wingdings" w:hint="default"/>
+        <w:sz w:val="20"/>
+      </w:rPr>
+    </w:lvl>
+  </w:abstractNum>
+  <w:abstractNum w:abstractNumId="9" w15:restartNumberingAfterBreak="0">
+    <w:nsid w:val="7877311A"/>
+    <w:multiLevelType w:val="multilevel"/>
+    <w:tmpl w:val="D39E0266"/>
+    <w:lvl w:ilvl="0">
+      <w:start w:val="1"/>
+      <w:numFmt w:val="bullet"/>
+      <w:lvlText w:val=""/>
+      <w:lvlJc w:val="left"/>
+      <w:pPr>
+        <w:tabs>
+          <w:tab w:val="num" w:pos="720"/>
+        </w:tabs>
+        <w:ind w:left="720" w:hanging="360"/>
+      </w:pPr>
+      <w:rPr>
+        <w:rFonts w:ascii="Symbol" w:hAnsi="Symbol" w:hint="default"/>
+        <w:sz w:val="20"/>
+      </w:rPr>
+    </w:lvl>
+    <w:lvl w:ilvl="1" w:tentative="1">
+      <w:start w:val="1"/>
+      <w:numFmt w:val="bullet"/>
+      <w:lvlText w:val="o"/>
+      <w:lvlJc w:val="left"/>
+      <w:pPr>
+        <w:tabs>
+          <w:tab w:val="num" w:pos="1440"/>
+        </w:tabs>
+        <w:ind w:left="1440" w:hanging="360"/>
+      </w:pPr>
+      <w:rPr>
+        <w:rFonts w:ascii="Courier New" w:hAnsi="Courier New" w:hint="default"/>
+        <w:sz w:val="20"/>
+      </w:rPr>
+    </w:lvl>
+    <w:lvl w:ilvl="2" w:tentative="1">
+      <w:start w:val="1"/>
+      <w:numFmt w:val="bullet"/>
+      <w:lvlText w:val=""/>
+      <w:lvlJc w:val="left"/>
+      <w:pPr>
+        <w:tabs>
+          <w:tab w:val="num" w:pos="2160"/>
+        </w:tabs>
+        <w:ind w:left="2160" w:hanging="360"/>
+      </w:pPr>
+      <w:rPr>
+        <w:rFonts w:ascii="Wingdings" w:hAnsi="Wingdings" w:hint="default"/>
+        <w:sz w:val="20"/>
+      </w:rPr>
+    </w:lvl>
+    <w:lvl w:ilvl="3" w:tentative="1">
+      <w:start w:val="1"/>
+      <w:numFmt w:val="bullet"/>
+      <w:lvlText w:val=""/>
+      <w:lvlJc w:val="left"/>
+      <w:pPr>
+        <w:tabs>
+          <w:tab w:val="num" w:pos="2880"/>
+        </w:tabs>
+        <w:ind w:left="2880" w:hanging="360"/>
+      </w:pPr>
+      <w:rPr>
+        <w:rFonts w:ascii="Wingdings" w:hAnsi="Wingdings" w:hint="default"/>
+        <w:sz w:val="20"/>
+      </w:rPr>
+    </w:lvl>
+    <w:lvl w:ilvl="4" w:tentative="1">
+      <w:start w:val="1"/>
+      <w:numFmt w:val="bullet"/>
+      <w:lvlText w:val=""/>
+      <w:lvlJc w:val="left"/>
+      <w:pPr>
+        <w:tabs>
+          <w:tab w:val="num" w:pos="3600"/>
+        </w:tabs>
+        <w:ind w:left="3600" w:hanging="360"/>
+      </w:pPr>
+      <w:rPr>
+        <w:rFonts w:ascii="Wingdings" w:hAnsi="Wingdings" w:hint="default"/>
+        <w:sz w:val="20"/>
+      </w:rPr>
+    </w:lvl>
+    <w:lvl w:ilvl="5" w:tentative="1">
+      <w:start w:val="1"/>
+      <w:numFmt w:val="bullet"/>
+      <w:lvlText w:val=""/>
+      <w:lvlJc w:val="left"/>
+      <w:pPr>
+        <w:tabs>
+          <w:tab w:val="num" w:pos="4320"/>
+        </w:tabs>
+        <w:ind w:left="4320" w:hanging="360"/>
+      </w:pPr>
+      <w:rPr>
+        <w:rFonts w:ascii="Wingdings" w:hAnsi="Wingdings" w:hint="default"/>
+        <w:sz w:val="20"/>
+      </w:rPr>
+    </w:lvl>
+    <w:lvl w:ilvl="6" w:tentative="1">
+      <w:start w:val="1"/>
+      <w:numFmt w:val="bullet"/>
+      <w:lvlText w:val=""/>
+      <w:lvlJc w:val="left"/>
+      <w:pPr>
+        <w:tabs>
+          <w:tab w:val="num" w:pos="5040"/>
+        </w:tabs>
+        <w:ind w:left="5040" w:hanging="360"/>
+      </w:pPr>
+      <w:rPr>
+        <w:rFonts w:ascii="Wingdings" w:hAnsi="Wingdings" w:hint="default"/>
+        <w:sz w:val="20"/>
+      </w:rPr>
+    </w:lvl>
+    <w:lvl w:ilvl="7" w:tentative="1">
+      <w:start w:val="1"/>
+      <w:numFmt w:val="bullet"/>
+      <w:lvlText w:val=""/>
+      <w:lvlJc w:val="left"/>
+      <w:pPr>
+        <w:tabs>
+          <w:tab w:val="num" w:pos="5760"/>
+        </w:tabs>
+        <w:ind w:left="5760" w:hanging="360"/>
+      </w:pPr>
+      <w:rPr>
+        <w:rFonts w:ascii="Wingdings" w:hAnsi="Wingdings" w:hint="default"/>
+        <w:sz w:val="20"/>
+      </w:rPr>
+    </w:lvl>
+    <w:lvl w:ilvl="8" w:tentative="1">
+      <w:start w:val="1"/>
+      <w:numFmt w:val="bullet"/>
+      <w:lvlText w:val=""/>
+      <w:lvlJc w:val="left"/>
+      <w:pPr>
+        <w:tabs>
+          <w:tab w:val="num" w:pos="6480"/>
+        </w:tabs>
+        <w:ind w:left="6480" w:hanging="360"/>
+      </w:pPr>
+      <w:rPr>
+        <w:rFonts w:ascii="Wingdings" w:hAnsi="Wingdings" w:hint="default"/>
+        <w:sz w:val="20"/>
+      </w:rPr>
+    </w:lvl>
+  </w:abstractNum>
   <w:num w:numId="1" w16cid:durableId="244532093">
     <w:abstractNumId w:val="0"/>
   </w:num>
   <w:num w:numId="2" w16cid:durableId="1168134672">
-    <w:abstractNumId w:val="5"/>
+    <w:abstractNumId w:val="6"/>
   </w:num>
   <w:num w:numId="3" w16cid:durableId="1634824853">
-    <w:abstractNumId w:val="6"/>
+    <w:abstractNumId w:val="8"/>
   </w:num>
   <w:num w:numId="4" w16cid:durableId="1552765373">
     <w:abstractNumId w:val="1"/>
@@ -7766,6 +8143,15 @@
   </w:num>
   <w:num w:numId="7" w16cid:durableId="1768502646">
     <w:abstractNumId w:val="3"/>
+  </w:num>
+  <w:num w:numId="8" w16cid:durableId="1059668698">
+    <w:abstractNumId w:val="9"/>
+  </w:num>
+  <w:num w:numId="9" w16cid:durableId="1700154849">
+    <w:abstractNumId w:val="7"/>
+  </w:num>
+  <w:num w:numId="10" w16cid:durableId="1673265239">
+    <w:abstractNumId w:val="5"/>
   </w:num>
 </w:numbering>
 </file>
@@ -8170,7 +8556,7 @@
   <w:style w:type="paragraph" w:default="1" w:styleId="Normal">
     <w:name w:val="Normal"/>
     <w:qFormat/>
-    <w:rsid w:val="00F26A8D"/>
+    <w:rsid w:val="002034EC"/>
   </w:style>
   <w:style w:type="paragraph" w:styleId="Heading1">
     <w:name w:val="heading 1"/>

--- a/atlas/metrics/Human Friction Metrics.docx
+++ b/atlas/metrics/Human Friction Metrics.docx
@@ -38,7 +38,7 @@
         <w:t>Last Updated:</w:t>
       </w:r>
       <w:r>
-        <w:t xml:space="preserve"> 01 August 2026</w:t>
+        <w:t xml:space="preserve"> 02 August 2026</w:t>
       </w:r>
     </w:p>
     <w:p>
@@ -75,22 +75,36 @@
       <w:pPr>
         <w:numPr>
           <w:ilvl w:val="0"/>
-          <w:numId w:val="8"/>
+          <w:numId w:val="11"/>
         </w:numPr>
       </w:pPr>
       <w:r>
-        <w:t>Understand human problems before building products.</w:t>
+        <w:rPr>
+          <w:b/>
+          <w:bCs/>
+        </w:rPr>
+        <w:t>Understand</w:t>
+      </w:r>
+      <w:r>
+        <w:t xml:space="preserve"> human problems before building products.</w:t>
       </w:r>
     </w:p>
     <w:p>
       <w:pPr>
         <w:numPr>
           <w:ilvl w:val="0"/>
-          <w:numId w:val="8"/>
+          <w:numId w:val="11"/>
         </w:numPr>
       </w:pPr>
       <w:r>
-        <w:t>Products should be built from problems, not from ideas.</w:t>
+        <w:rPr>
+          <w:b/>
+          <w:bCs/>
+        </w:rPr>
+        <w:t>Products</w:t>
+      </w:r>
+      <w:r>
+        <w:t xml:space="preserve"> should be built from problems, not from ideas.</w:t>
       </w:r>
     </w:p>
     <w:p>
@@ -112,11 +126,28 @@
       <w:pPr>
         <w:numPr>
           <w:ilvl w:val="0"/>
-          <w:numId w:val="9"/>
+          <w:numId w:val="12"/>
         </w:numPr>
       </w:pPr>
       <w:r>
-        <w:t>Never invent Human Frictions. Always observe them.</w:t>
+        <w:rPr>
+          <w:b/>
+          <w:bCs/>
+        </w:rPr>
+        <w:t>Never</w:t>
+      </w:r>
+      <w:r>
+        <w:t xml:space="preserve"> invent Human Frictions. </w:t>
+      </w:r>
+      <w:r>
+        <w:rPr>
+          <w:b/>
+          <w:bCs/>
+        </w:rPr>
+        <w:t>Always</w:t>
+      </w:r>
+      <w:r>
+        <w:t xml:space="preserve"> observe them.</w:t>
       </w:r>
     </w:p>
     <w:p>
@@ -163,7 +194,7 @@
       </w:tblPr>
       <w:tblGrid>
         <w:gridCol w:w="1857"/>
-        <w:gridCol w:w="1087"/>
+        <w:gridCol w:w="1094"/>
       </w:tblGrid>
       <w:tr>
         <w:trPr>
@@ -336,7 +367,11 @@
           </w:tcPr>
           <w:p>
             <w:r>
-              <w:t>150</w:t>
+              <w:rPr>
+                <w:b/>
+                <w:bCs/>
+              </w:rPr>
+              <w:t>175</w:t>
             </w:r>
           </w:p>
         </w:tc>
@@ -393,7 +428,11 @@
           </w:tcPr>
           <w:p>
             <w:r>
-              <w:t>850</w:t>
+              <w:rPr>
+                <w:b/>
+                <w:bCs/>
+              </w:rPr>
+              <w:t>825</w:t>
             </w:r>
           </w:p>
         </w:tc>
@@ -450,7 +489,11 @@
           </w:tcPr>
           <w:p>
             <w:r>
-              <w:t>15.0%</w:t>
+              <w:rPr>
+                <w:b/>
+                <w:bCs/>
+              </w:rPr>
+              <w:t>17.5%</w:t>
             </w:r>
           </w:p>
         </w:tc>
@@ -485,7 +528,7 @@
       </w:tblPr>
       <w:tblGrid>
         <w:gridCol w:w="2693"/>
-        <w:gridCol w:w="2021"/>
+        <w:gridCol w:w="2060"/>
       </w:tblGrid>
       <w:tr>
         <w:trPr>
@@ -601,7 +644,11 @@
           </w:tcPr>
           <w:p>
             <w:r>
-              <w:t>01 August 2026</w:t>
+              <w:rPr>
+                <w:b/>
+                <w:bCs/>
+              </w:rPr>
+              <w:t>02 August 2026</w:t>
             </w:r>
           </w:p>
         </w:tc>
@@ -658,6 +705,10 @@
           </w:tcPr>
           <w:p>
             <w:r>
+              <w:rPr>
+                <w:b/>
+                <w:bCs/>
+              </w:rPr>
               <w:t>25</w:t>
             </w:r>
           </w:p>
@@ -715,7 +766,11 @@
           </w:tcPr>
           <w:p>
             <w:r>
-              <w:t>150</w:t>
+              <w:rPr>
+                <w:b/>
+                <w:bCs/>
+              </w:rPr>
+              <w:t>175</w:t>
             </w:r>
           </w:p>
         </w:tc>
@@ -981,7 +1036,11 @@
           </w:tcPr>
           <w:p>
             <w:r>
-              <w:t>150</w:t>
+              <w:rPr>
+                <w:b/>
+                <w:bCs/>
+              </w:rPr>
+              <w:t>175</w:t>
             </w:r>
           </w:p>
         </w:tc>
@@ -1038,7 +1097,11 @@
           </w:tcPr>
           <w:p>
             <w:r>
-              <w:t>6 Days</w:t>
+              <w:rPr>
+                <w:b/>
+                <w:bCs/>
+              </w:rPr>
+              <w:t>7 Days</w:t>
             </w:r>
           </w:p>
         </w:tc>
@@ -1496,31 +1559,39 @@
           </w:tcPr>
           <w:p>
             <w:r>
-              <w:t>1</w:t>
-            </w:r>
-          </w:p>
-        </w:tc>
-        <w:tc>
-          <w:tcPr>
-            <w:tcW w:w="0" w:type="auto"/>
-            <w:tcBorders>
-              <w:top w:val="single" w:sz="6" w:space="0" w:color="C4C7C5"/>
-              <w:left w:val="single" w:sz="6" w:space="0" w:color="C4C7C5"/>
-              <w:bottom w:val="single" w:sz="6" w:space="0" w:color="C4C7C5"/>
-              <w:right w:val="single" w:sz="6" w:space="0" w:color="C4C7C5"/>
-            </w:tcBorders>
-            <w:tcMar>
-              <w:top w:w="120" w:type="dxa"/>
-              <w:left w:w="180" w:type="dxa"/>
-              <w:bottom w:w="120" w:type="dxa"/>
-              <w:right w:w="180" w:type="dxa"/>
-            </w:tcMar>
-            <w:vAlign w:val="center"/>
-            <w:hideMark/>
-          </w:tcPr>
-          <w:p>
-            <w:r>
-              <w:t>25</w:t>
+              <w:rPr>
+                <w:b/>
+                <w:bCs/>
+              </w:rPr>
+              <w:t>2</w:t>
+            </w:r>
+          </w:p>
+        </w:tc>
+        <w:tc>
+          <w:tcPr>
+            <w:tcW w:w="0" w:type="auto"/>
+            <w:tcBorders>
+              <w:top w:val="single" w:sz="6" w:space="0" w:color="C4C7C5"/>
+              <w:left w:val="single" w:sz="6" w:space="0" w:color="C4C7C5"/>
+              <w:bottom w:val="single" w:sz="6" w:space="0" w:color="C4C7C5"/>
+              <w:right w:val="single" w:sz="6" w:space="0" w:color="C4C7C5"/>
+            </w:tcBorders>
+            <w:tcMar>
+              <w:top w:w="120" w:type="dxa"/>
+              <w:left w:w="180" w:type="dxa"/>
+              <w:bottom w:w="120" w:type="dxa"/>
+              <w:right w:w="180" w:type="dxa"/>
+            </w:tcMar>
+            <w:vAlign w:val="center"/>
+            <w:hideMark/>
+          </w:tcPr>
+          <w:p>
+            <w:r>
+              <w:rPr>
+                <w:b/>
+                <w:bCs/>
+              </w:rPr>
+              <w:t>50</w:t>
             </w:r>
           </w:p>
         </w:tc>
@@ -2512,10 +2583,7 @@
           </w:tcPr>
           <w:p>
             <w:r>
-              <w:t>3</w:t>
-            </w:r>
-            <w:r>
-              <w:t xml:space="preserve"> Active Categories + Future Expansion</w:t>
+              <w:t>3 Active Categories + Future Expansion</w:t>
             </w:r>
           </w:p>
         </w:tc>
@@ -2629,7 +2697,11 @@
           </w:tcPr>
           <w:p>
             <w:r>
-              <w:t>6</w:t>
+              <w:rPr>
+                <w:b/>
+                <w:bCs/>
+              </w:rPr>
+              <w:t>7</w:t>
             </w:r>
           </w:p>
         </w:tc>
@@ -2686,7 +2758,11 @@
           </w:tcPr>
           <w:p>
             <w:r>
-              <w:t>150 Entries</w:t>
+              <w:rPr>
+                <w:b/>
+                <w:bCs/>
+              </w:rPr>
+              <w:t>175 Entries</w:t>
             </w:r>
           </w:p>
         </w:tc>
@@ -2778,10 +2854,10 @@
       </w:tblPr>
       <w:tblGrid>
         <w:gridCol w:w="1061"/>
-        <w:gridCol w:w="2989"/>
-        <w:gridCol w:w="1533"/>
+        <w:gridCol w:w="3007"/>
+        <w:gridCol w:w="1504"/>
         <w:gridCol w:w="1375"/>
-        <w:gridCol w:w="2052"/>
+        <w:gridCol w:w="2063"/>
       </w:tblGrid>
       <w:tr>
         <w:trPr>
@@ -3263,55 +3339,67 @@
           </w:tcPr>
           <w:p>
             <w:r>
-              <w:t>In Progress</w:t>
-            </w:r>
-          </w:p>
-        </w:tc>
-        <w:tc>
-          <w:tcPr>
-            <w:tcW w:w="0" w:type="auto"/>
-            <w:tcBorders>
-              <w:top w:val="single" w:sz="6" w:space="0" w:color="C4C7C5"/>
-              <w:left w:val="single" w:sz="6" w:space="0" w:color="C4C7C5"/>
-              <w:bottom w:val="single" w:sz="6" w:space="0" w:color="C4C7C5"/>
-              <w:right w:val="single" w:sz="6" w:space="0" w:color="C4C7C5"/>
-            </w:tcBorders>
-            <w:tcMar>
-              <w:top w:w="120" w:type="dxa"/>
-              <w:left w:w="180" w:type="dxa"/>
-              <w:bottom w:w="120" w:type="dxa"/>
-              <w:right w:w="180" w:type="dxa"/>
-            </w:tcMar>
-            <w:vAlign w:val="center"/>
-            <w:hideMark/>
-          </w:tcPr>
-          <w:p>
-            <w:r>
-              <w:t>1</w:t>
-            </w:r>
-          </w:p>
-        </w:tc>
-        <w:tc>
-          <w:tcPr>
-            <w:tcW w:w="0" w:type="auto"/>
-            <w:tcBorders>
-              <w:top w:val="single" w:sz="6" w:space="0" w:color="C4C7C5"/>
-              <w:left w:val="single" w:sz="6" w:space="0" w:color="C4C7C5"/>
-              <w:bottom w:val="single" w:sz="6" w:space="0" w:color="C4C7C5"/>
-              <w:right w:val="single" w:sz="6" w:space="0" w:color="C4C7C5"/>
-            </w:tcBorders>
-            <w:tcMar>
-              <w:top w:w="120" w:type="dxa"/>
-              <w:left w:w="180" w:type="dxa"/>
-              <w:bottom w:w="120" w:type="dxa"/>
-              <w:right w:w="180" w:type="dxa"/>
-            </w:tcMar>
-            <w:vAlign w:val="center"/>
-            <w:hideMark/>
-          </w:tcPr>
-          <w:p>
-            <w:r>
-              <w:t>25</w:t>
+              <w:rPr>
+                <w:b/>
+                <w:bCs/>
+              </w:rPr>
+              <w:t>Complete</w:t>
+            </w:r>
+          </w:p>
+        </w:tc>
+        <w:tc>
+          <w:tcPr>
+            <w:tcW w:w="0" w:type="auto"/>
+            <w:tcBorders>
+              <w:top w:val="single" w:sz="6" w:space="0" w:color="C4C7C5"/>
+              <w:left w:val="single" w:sz="6" w:space="0" w:color="C4C7C5"/>
+              <w:bottom w:val="single" w:sz="6" w:space="0" w:color="C4C7C5"/>
+              <w:right w:val="single" w:sz="6" w:space="0" w:color="C4C7C5"/>
+            </w:tcBorders>
+            <w:tcMar>
+              <w:top w:w="120" w:type="dxa"/>
+              <w:left w:w="180" w:type="dxa"/>
+              <w:bottom w:w="120" w:type="dxa"/>
+              <w:right w:w="180" w:type="dxa"/>
+            </w:tcMar>
+            <w:vAlign w:val="center"/>
+            <w:hideMark/>
+          </w:tcPr>
+          <w:p>
+            <w:r>
+              <w:rPr>
+                <w:b/>
+                <w:bCs/>
+              </w:rPr>
+              <w:t>2</w:t>
+            </w:r>
+          </w:p>
+        </w:tc>
+        <w:tc>
+          <w:tcPr>
+            <w:tcW w:w="0" w:type="auto"/>
+            <w:tcBorders>
+              <w:top w:val="single" w:sz="6" w:space="0" w:color="C4C7C5"/>
+              <w:left w:val="single" w:sz="6" w:space="0" w:color="C4C7C5"/>
+              <w:bottom w:val="single" w:sz="6" w:space="0" w:color="C4C7C5"/>
+              <w:right w:val="single" w:sz="6" w:space="0" w:color="C4C7C5"/>
+            </w:tcBorders>
+            <w:tcMar>
+              <w:top w:w="120" w:type="dxa"/>
+              <w:left w:w="180" w:type="dxa"/>
+              <w:bottom w:w="120" w:type="dxa"/>
+              <w:right w:w="180" w:type="dxa"/>
+            </w:tcMar>
+            <w:vAlign w:val="center"/>
+            <w:hideMark/>
+          </w:tcPr>
+          <w:p>
+            <w:r>
+              <w:rPr>
+                <w:b/>
+                <w:bCs/>
+              </w:rPr>
+              <w:t>50</w:t>
             </w:r>
           </w:p>
         </w:tc>
@@ -4266,7 +4354,7 @@
       <w:tblGrid>
         <w:gridCol w:w="3616"/>
         <w:gridCol w:w="1497"/>
-        <w:gridCol w:w="1600"/>
+        <w:gridCol w:w="1644"/>
       </w:tblGrid>
       <w:tr>
         <w:trPr>
@@ -4410,7 +4498,7 @@
           </w:tcPr>
           <w:p>
             <w:r>
-              <w:t>150 / 100</w:t>
+              <w:t>175 / 100</w:t>
             </w:r>
           </w:p>
         </w:tc>
@@ -4491,30 +4579,38 @@
           </w:tcPr>
           <w:p>
             <w:r>
-              <w:t>150 / 250</w:t>
-            </w:r>
-          </w:p>
-        </w:tc>
-        <w:tc>
-          <w:tcPr>
-            <w:tcW w:w="0" w:type="auto"/>
-            <w:tcBorders>
-              <w:top w:val="single" w:sz="6" w:space="0" w:color="C4C7C5"/>
-              <w:left w:val="single" w:sz="6" w:space="0" w:color="C4C7C5"/>
-              <w:bottom w:val="single" w:sz="6" w:space="0" w:color="C4C7C5"/>
-              <w:right w:val="single" w:sz="6" w:space="0" w:color="C4C7C5"/>
-            </w:tcBorders>
-            <w:tcMar>
-              <w:top w:w="120" w:type="dxa"/>
-              <w:left w:w="180" w:type="dxa"/>
-              <w:bottom w:w="120" w:type="dxa"/>
-              <w:right w:w="180" w:type="dxa"/>
-            </w:tcMar>
-            <w:vAlign w:val="center"/>
-            <w:hideMark/>
-          </w:tcPr>
-          <w:p>
-            <w:r>
+              <w:rPr>
+                <w:b/>
+                <w:bCs/>
+              </w:rPr>
+              <w:t>175 / 250</w:t>
+            </w:r>
+          </w:p>
+        </w:tc>
+        <w:tc>
+          <w:tcPr>
+            <w:tcW w:w="0" w:type="auto"/>
+            <w:tcBorders>
+              <w:top w:val="single" w:sz="6" w:space="0" w:color="C4C7C5"/>
+              <w:left w:val="single" w:sz="6" w:space="0" w:color="C4C7C5"/>
+              <w:bottom w:val="single" w:sz="6" w:space="0" w:color="C4C7C5"/>
+              <w:right w:val="single" w:sz="6" w:space="0" w:color="C4C7C5"/>
+            </w:tcBorders>
+            <w:tcMar>
+              <w:top w:w="120" w:type="dxa"/>
+              <w:left w:w="180" w:type="dxa"/>
+              <w:bottom w:w="120" w:type="dxa"/>
+              <w:right w:w="180" w:type="dxa"/>
+            </w:tcMar>
+            <w:vAlign w:val="center"/>
+            <w:hideMark/>
+          </w:tcPr>
+          <w:p>
+            <w:r>
+              <w:rPr>
+                <w:b/>
+                <w:bCs/>
+              </w:rPr>
               <w:t>In Progress</w:t>
             </w:r>
           </w:p>
@@ -4572,7 +4668,7 @@
           </w:tcPr>
           <w:p>
             <w:r>
-              <w:t>150 / 500</w:t>
+              <w:t>175 / 500</w:t>
             </w:r>
           </w:p>
         </w:tc>
@@ -4653,7 +4749,7 @@
           </w:tcPr>
           <w:p>
             <w:r>
-              <w:t>150 / 750</w:t>
+              <w:t>175 / 750</w:t>
             </w:r>
           </w:p>
         </w:tc>
@@ -4734,7 +4830,7 @@
           </w:tcPr>
           <w:p>
             <w:r>
-              <w:t>150 / 1000</w:t>
+              <w:t>175 / 1000</w:t>
             </w:r>
           </w:p>
         </w:tc>
@@ -4793,7 +4889,7 @@
       </w:tblPr>
       <w:tblGrid>
         <w:gridCol w:w="3779"/>
-        <w:gridCol w:w="3680"/>
+        <w:gridCol w:w="3823"/>
       </w:tblGrid>
       <w:tr>
         <w:trPr>
@@ -4967,7 +5063,11 @@
           </w:tcPr>
           <w:p>
             <w:r>
-              <w:t>Active</w:t>
+              <w:rPr>
+                <w:b/>
+                <w:bCs/>
+              </w:rPr>
+              <w:t>Active (175 Entries)</w:t>
             </w:r>
           </w:p>
         </w:tc>
@@ -5456,31 +5556,35 @@
                 <w:b/>
                 <w:bCs/>
               </w:rPr>
-              <w:t>KI Repository</w:t>
-            </w:r>
-          </w:p>
-        </w:tc>
-        <w:tc>
-          <w:tcPr>
-            <w:tcW w:w="0" w:type="auto"/>
-            <w:tcBorders>
-              <w:top w:val="single" w:sz="6" w:space="0" w:color="C4C7C5"/>
-              <w:left w:val="single" w:sz="6" w:space="0" w:color="C4C7C5"/>
-              <w:bottom w:val="single" w:sz="6" w:space="0" w:color="C4C7C5"/>
-              <w:right w:val="single" w:sz="6" w:space="0" w:color="C4C7C5"/>
-            </w:tcBorders>
-            <w:tcMar>
-              <w:top w:w="120" w:type="dxa"/>
-              <w:left w:w="180" w:type="dxa"/>
-              <w:bottom w:w="120" w:type="dxa"/>
-              <w:right w:w="180" w:type="dxa"/>
-            </w:tcMar>
-            <w:vAlign w:val="center"/>
-            <w:hideMark/>
-          </w:tcPr>
-          <w:p>
-            <w:r>
-              <w:t>Not Started</w:t>
+              <w:t>WI Volume 02</w:t>
+            </w:r>
+          </w:p>
+        </w:tc>
+        <w:tc>
+          <w:tcPr>
+            <w:tcW w:w="0" w:type="auto"/>
+            <w:tcBorders>
+              <w:top w:val="single" w:sz="6" w:space="0" w:color="C4C7C5"/>
+              <w:left w:val="single" w:sz="6" w:space="0" w:color="C4C7C5"/>
+              <w:bottom w:val="single" w:sz="6" w:space="0" w:color="C4C7C5"/>
+              <w:right w:val="single" w:sz="6" w:space="0" w:color="C4C7C5"/>
+            </w:tcBorders>
+            <w:tcMar>
+              <w:top w:w="120" w:type="dxa"/>
+              <w:left w:w="180" w:type="dxa"/>
+              <w:bottom w:w="120" w:type="dxa"/>
+              <w:right w:w="180" w:type="dxa"/>
+            </w:tcMar>
+            <w:vAlign w:val="center"/>
+            <w:hideMark/>
+          </w:tcPr>
+          <w:p>
+            <w:r>
+              <w:rPr>
+                <w:b/>
+                <w:bCs/>
+              </w:rPr>
+              <w:t>Complete (25 Human Frictions)</w:t>
             </w:r>
           </w:p>
         </w:tc>
@@ -5513,7 +5617,7 @@
                 <w:b/>
                 <w:bCs/>
               </w:rPr>
-              <w:t>DW Repository</w:t>
+              <w:t>KI Repository</w:t>
             </w:r>
           </w:p>
         </w:tc>
@@ -5570,7 +5674,7 @@
                 <w:b/>
                 <w:bCs/>
               </w:rPr>
-              <w:t>AU Repository</w:t>
+              <w:t>DW Repository</w:t>
             </w:r>
           </w:p>
         </w:tc>
@@ -5627,7 +5731,7 @@
                 <w:b/>
                 <w:bCs/>
               </w:rPr>
-              <w:t>NT Repository</w:t>
+              <w:t>AU Repository</w:t>
             </w:r>
           </w:p>
         </w:tc>
@@ -5684,7 +5788,7 @@
                 <w:b/>
                 <w:bCs/>
               </w:rPr>
-              <w:t>LE Repository</w:t>
+              <w:t>NT Repository</w:t>
             </w:r>
           </w:p>
         </w:tc>
@@ -5741,7 +5845,7 @@
                 <w:b/>
                 <w:bCs/>
               </w:rPr>
-              <w:t>MB Repository</w:t>
+              <w:t>LE Repository</w:t>
             </w:r>
           </w:p>
         </w:tc>
@@ -5799,6 +5903,63 @@
                 <w:bCs/>
               </w:rPr>
               <w:lastRenderedPageBreak/>
+              <w:t>MB Repository</w:t>
+            </w:r>
+          </w:p>
+        </w:tc>
+        <w:tc>
+          <w:tcPr>
+            <w:tcW w:w="0" w:type="auto"/>
+            <w:tcBorders>
+              <w:top w:val="single" w:sz="6" w:space="0" w:color="C4C7C5"/>
+              <w:left w:val="single" w:sz="6" w:space="0" w:color="C4C7C5"/>
+              <w:bottom w:val="single" w:sz="6" w:space="0" w:color="C4C7C5"/>
+              <w:right w:val="single" w:sz="6" w:space="0" w:color="C4C7C5"/>
+            </w:tcBorders>
+            <w:tcMar>
+              <w:top w:w="120" w:type="dxa"/>
+              <w:left w:w="180" w:type="dxa"/>
+              <w:bottom w:w="120" w:type="dxa"/>
+              <w:right w:w="180" w:type="dxa"/>
+            </w:tcMar>
+            <w:vAlign w:val="center"/>
+            <w:hideMark/>
+          </w:tcPr>
+          <w:p>
+            <w:r>
+              <w:t>Not Started</w:t>
+            </w:r>
+          </w:p>
+        </w:tc>
+      </w:tr>
+      <w:tr>
+        <w:trPr>
+          <w:tblCellSpacing w:w="15" w:type="dxa"/>
+        </w:trPr>
+        <w:tc>
+          <w:tcPr>
+            <w:tcW w:w="0" w:type="auto"/>
+            <w:tcBorders>
+              <w:top w:val="single" w:sz="6" w:space="0" w:color="C4C7C5"/>
+              <w:left w:val="single" w:sz="6" w:space="0" w:color="C4C7C5"/>
+              <w:bottom w:val="single" w:sz="6" w:space="0" w:color="C4C7C5"/>
+              <w:right w:val="single" w:sz="6" w:space="0" w:color="C4C7C5"/>
+            </w:tcBorders>
+            <w:tcMar>
+              <w:top w:w="120" w:type="dxa"/>
+              <w:left w:w="180" w:type="dxa"/>
+              <w:bottom w:w="120" w:type="dxa"/>
+              <w:right w:w="180" w:type="dxa"/>
+            </w:tcMar>
+            <w:vAlign w:val="center"/>
+            <w:hideMark/>
+          </w:tcPr>
+          <w:p>
+            <w:r>
+              <w:rPr>
+                <w:b/>
+                <w:bCs/>
+              </w:rPr>
               <w:t>AI Repository</w:t>
             </w:r>
           </w:p>
@@ -6373,7 +6534,11 @@
           </w:tcPr>
           <w:p>
             <w:r>
-              <w:t>6</w:t>
+              <w:rPr>
+                <w:b/>
+                <w:bCs/>
+              </w:rPr>
+              <w:t>7</w:t>
             </w:r>
           </w:p>
         </w:tc>
@@ -6430,7 +6595,11 @@
           </w:tcPr>
           <w:p>
             <w:r>
-              <w:t>150</w:t>
+              <w:rPr>
+                <w:b/>
+                <w:bCs/>
+              </w:rPr>
+              <w:t>175</w:t>
             </w:r>
           </w:p>
         </w:tc>
@@ -6487,7 +6656,11 @@
           </w:tcPr>
           <w:p>
             <w:r>
-              <w:t>Active (150 Entries)</w:t>
+              <w:rPr>
+                <w:b/>
+                <w:bCs/>
+              </w:rPr>
+              <w:t>Active (175 Entries)</w:t>
             </w:r>
           </w:p>
         </w:tc>
@@ -6562,6 +6735,7 @@
           <w:b/>
           <w:bCs/>
         </w:rPr>
+        <w:lastRenderedPageBreak/>
         <w:t>Current ATLAS Statistics Snapshot</w:t>
       </w:r>
     </w:p>
@@ -6569,7 +6743,7 @@
       <w:pPr>
         <w:numPr>
           <w:ilvl w:val="0"/>
-          <w:numId w:val="10"/>
+          <w:numId w:val="13"/>
         </w:numPr>
       </w:pPr>
       <w:r>
@@ -6580,14 +6754,14 @@
         <w:t>Human Frictions Documented:</w:t>
       </w:r>
       <w:r>
-        <w:t xml:space="preserve"> 150</w:t>
+        <w:t xml:space="preserve"> 175</w:t>
       </w:r>
     </w:p>
     <w:p>
       <w:pPr>
         <w:numPr>
           <w:ilvl w:val="0"/>
-          <w:numId w:val="10"/>
+          <w:numId w:val="13"/>
         </w:numPr>
       </w:pPr>
       <w:r>
@@ -6595,7 +6769,6 @@
           <w:b/>
           <w:bCs/>
         </w:rPr>
-        <w:lastRenderedPageBreak/>
         <w:t>Research Categories Active:</w:t>
       </w:r>
       <w:r>
@@ -6606,7 +6779,7 @@
       <w:pPr>
         <w:numPr>
           <w:ilvl w:val="0"/>
-          <w:numId w:val="10"/>
+          <w:numId w:val="13"/>
         </w:numPr>
       </w:pPr>
       <w:r>
@@ -6617,14 +6790,14 @@
         <w:t>Research Volumes Completed:</w:t>
       </w:r>
       <w:r>
-        <w:t xml:space="preserve"> 6</w:t>
+        <w:t xml:space="preserve"> 7</w:t>
       </w:r>
     </w:p>
     <w:p>
       <w:pPr>
         <w:numPr>
           <w:ilvl w:val="0"/>
-          <w:numId w:val="10"/>
+          <w:numId w:val="13"/>
         </w:numPr>
       </w:pPr>
       <w:r>
@@ -6635,14 +6808,14 @@
         <w:t>Repository Progress:</w:t>
       </w:r>
       <w:r>
-        <w:t xml:space="preserve"> 15.0% of the 1,000 Human Friction target</w:t>
+        <w:t xml:space="preserve"> 17.5% of the 1,000 Human Friction target</w:t>
       </w:r>
     </w:p>
     <w:p>
       <w:pPr>
         <w:numPr>
           <w:ilvl w:val="0"/>
-          <w:numId w:val="10"/>
+          <w:numId w:val="13"/>
         </w:numPr>
       </w:pPr>
       <w:r>
@@ -6670,6 +6843,155 @@
 <file path=word/numbering.xml><?xml version="1.0" encoding="utf-8"?>
 <w:numbering xmlns:wpc="http://schemas.microsoft.com/office/word/2010/wordprocessingCanvas" xmlns:cx="http://schemas.microsoft.com/office/drawing/2014/chartex" xmlns:cx1="http://schemas.microsoft.com/office/drawing/2015/9/8/chartex" xmlns:cx2="http://schemas.microsoft.com/office/drawing/2015/10/21/chartex" xmlns:cx3="http://schemas.microsoft.com/office/drawing/2016/5/9/chartex" xmlns:cx4="http://schemas.microsoft.com/office/drawing/2016/5/10/chartex" xmlns:cx5="http://schemas.microsoft.com/office/drawing/2016/5/11/chartex" xmlns:cx6="http://schemas.microsoft.com/office/drawing/2016/5/12/chartex" xmlns:cx7="http://schemas.microsoft.com/office/drawing/2016/5/13/chartex" xmlns:cx8="http://schemas.microsoft.com/office/drawing/2016/5/14/chartex" xmlns:mc="http://schemas.openxmlformats.org/markup-compatibility/2006" xmlns:aink="http://schemas.microsoft.com/office/drawing/2016/ink" xmlns:am3d="http://schemas.microsoft.com/office/drawing/2017/model3d" xmlns:o="urn:schemas-microsoft-com:office:office" xmlns:oel="http://schemas.microsoft.com/office/2019/extlst" xmlns:r="http://schemas.openxmlformats.org/officeDocument/2006/relationships" xmlns:m="http://schemas.openxmlformats.org/officeDocument/2006/math" xmlns:v="urn:schemas-microsoft-com:vml" xmlns:wp14="http://schemas.microsoft.com/office/word/2010/wordprocessingDrawing" xmlns:wp="http://schemas.openxmlformats.org/drawingml/2006/wordprocessingDrawing" xmlns:w10="urn:schemas-microsoft-com:office:word" xmlns:w="http://schemas.openxmlformats.org/wordprocessingml/2006/main" xmlns:w14="http://schemas.microsoft.com/office/word/2010/wordml" xmlns:w15="http://schemas.microsoft.com/office/word/2012/wordml" xmlns:w16cei="http://schemas.microsoft.com/office/word/2026/wordml/cei" xmlns:w16cex="http://schemas.microsoft.com/office/word/2018/wordml/cex" xmlns:w16cid="http://schemas.microsoft.com/office/word/2016/wordml/cid" xmlns:w16="http://schemas.microsoft.com/office/word/2018/wordml" xmlns:w16du="http://schemas.microsoft.com/office/word/2023/wordml/word16du" xmlns:w16sdtdh="http://schemas.microsoft.com/office/word/2020/wordml/sdtdatahash" xmlns:w16sdtfl="http://schemas.microsoft.com/office/word/2024/wordml/sdtformatlock" xmlns:w16se="http://schemas.microsoft.com/office/word/2015/wordml/symex" xmlns:wpg="http://schemas.microsoft.com/office/word/2010/wordprocessingGroup" xmlns:wpi="http://schemas.microsoft.com/office/word/2010/wordprocessingInk" xmlns:wne="http://schemas.microsoft.com/office/word/2006/wordml" xmlns:wps="http://schemas.microsoft.com/office/word/2010/wordprocessingShape" mc:Ignorable="w14 w15 w16se w16cid w16 w16cex w16sdtdh w16sdtfl w16du wp14">
   <w:abstractNum w:abstractNumId="0" w15:restartNumberingAfterBreak="0">
+    <w:nsid w:val="134743F8"/>
+    <w:multiLevelType w:val="multilevel"/>
+    <w:tmpl w:val="9D3800C4"/>
+    <w:lvl w:ilvl="0">
+      <w:start w:val="1"/>
+      <w:numFmt w:val="bullet"/>
+      <w:lvlText w:val=""/>
+      <w:lvlJc w:val="left"/>
+      <w:pPr>
+        <w:tabs>
+          <w:tab w:val="num" w:pos="720"/>
+        </w:tabs>
+        <w:ind w:left="720" w:hanging="360"/>
+      </w:pPr>
+      <w:rPr>
+        <w:rFonts w:ascii="Symbol" w:hAnsi="Symbol" w:hint="default"/>
+        <w:sz w:val="20"/>
+      </w:rPr>
+    </w:lvl>
+    <w:lvl w:ilvl="1" w:tentative="1">
+      <w:start w:val="1"/>
+      <w:numFmt w:val="bullet"/>
+      <w:lvlText w:val="o"/>
+      <w:lvlJc w:val="left"/>
+      <w:pPr>
+        <w:tabs>
+          <w:tab w:val="num" w:pos="1440"/>
+        </w:tabs>
+        <w:ind w:left="1440" w:hanging="360"/>
+      </w:pPr>
+      <w:rPr>
+        <w:rFonts w:ascii="Courier New" w:hAnsi="Courier New" w:hint="default"/>
+        <w:sz w:val="20"/>
+      </w:rPr>
+    </w:lvl>
+    <w:lvl w:ilvl="2" w:tentative="1">
+      <w:start w:val="1"/>
+      <w:numFmt w:val="bullet"/>
+      <w:lvlText w:val=""/>
+      <w:lvlJc w:val="left"/>
+      <w:pPr>
+        <w:tabs>
+          <w:tab w:val="num" w:pos="2160"/>
+        </w:tabs>
+        <w:ind w:left="2160" w:hanging="360"/>
+      </w:pPr>
+      <w:rPr>
+        <w:rFonts w:ascii="Wingdings" w:hAnsi="Wingdings" w:hint="default"/>
+        <w:sz w:val="20"/>
+      </w:rPr>
+    </w:lvl>
+    <w:lvl w:ilvl="3" w:tentative="1">
+      <w:start w:val="1"/>
+      <w:numFmt w:val="bullet"/>
+      <w:lvlText w:val=""/>
+      <w:lvlJc w:val="left"/>
+      <w:pPr>
+        <w:tabs>
+          <w:tab w:val="num" w:pos="2880"/>
+        </w:tabs>
+        <w:ind w:left="2880" w:hanging="360"/>
+      </w:pPr>
+      <w:rPr>
+        <w:rFonts w:ascii="Wingdings" w:hAnsi="Wingdings" w:hint="default"/>
+        <w:sz w:val="20"/>
+      </w:rPr>
+    </w:lvl>
+    <w:lvl w:ilvl="4" w:tentative="1">
+      <w:start w:val="1"/>
+      <w:numFmt w:val="bullet"/>
+      <w:lvlText w:val=""/>
+      <w:lvlJc w:val="left"/>
+      <w:pPr>
+        <w:tabs>
+          <w:tab w:val="num" w:pos="3600"/>
+        </w:tabs>
+        <w:ind w:left="3600" w:hanging="360"/>
+      </w:pPr>
+      <w:rPr>
+        <w:rFonts w:ascii="Wingdings" w:hAnsi="Wingdings" w:hint="default"/>
+        <w:sz w:val="20"/>
+      </w:rPr>
+    </w:lvl>
+    <w:lvl w:ilvl="5" w:tentative="1">
+      <w:start w:val="1"/>
+      <w:numFmt w:val="bullet"/>
+      <w:lvlText w:val=""/>
+      <w:lvlJc w:val="left"/>
+      <w:pPr>
+        <w:tabs>
+          <w:tab w:val="num" w:pos="4320"/>
+        </w:tabs>
+        <w:ind w:left="4320" w:hanging="360"/>
+      </w:pPr>
+      <w:rPr>
+        <w:rFonts w:ascii="Wingdings" w:hAnsi="Wingdings" w:hint="default"/>
+        <w:sz w:val="20"/>
+      </w:rPr>
+    </w:lvl>
+    <w:lvl w:ilvl="6" w:tentative="1">
+      <w:start w:val="1"/>
+      <w:numFmt w:val="bullet"/>
+      <w:lvlText w:val=""/>
+      <w:lvlJc w:val="left"/>
+      <w:pPr>
+        <w:tabs>
+          <w:tab w:val="num" w:pos="5040"/>
+        </w:tabs>
+        <w:ind w:left="5040" w:hanging="360"/>
+      </w:pPr>
+      <w:rPr>
+        <w:rFonts w:ascii="Wingdings" w:hAnsi="Wingdings" w:hint="default"/>
+        <w:sz w:val="20"/>
+      </w:rPr>
+    </w:lvl>
+    <w:lvl w:ilvl="7" w:tentative="1">
+      <w:start w:val="1"/>
+      <w:numFmt w:val="bullet"/>
+      <w:lvlText w:val=""/>
+      <w:lvlJc w:val="left"/>
+      <w:pPr>
+        <w:tabs>
+          <w:tab w:val="num" w:pos="5760"/>
+        </w:tabs>
+        <w:ind w:left="5760" w:hanging="360"/>
+      </w:pPr>
+      <w:rPr>
+        <w:rFonts w:ascii="Wingdings" w:hAnsi="Wingdings" w:hint="default"/>
+        <w:sz w:val="20"/>
+      </w:rPr>
+    </w:lvl>
+    <w:lvl w:ilvl="8" w:tentative="1">
+      <w:start w:val="1"/>
+      <w:numFmt w:val="bullet"/>
+      <w:lvlText w:val=""/>
+      <w:lvlJc w:val="left"/>
+      <w:pPr>
+        <w:tabs>
+          <w:tab w:val="num" w:pos="6480"/>
+        </w:tabs>
+        <w:ind w:left="6480" w:hanging="360"/>
+      </w:pPr>
+      <w:rPr>
+        <w:rFonts w:ascii="Wingdings" w:hAnsi="Wingdings" w:hint="default"/>
+        <w:sz w:val="20"/>
+      </w:rPr>
+    </w:lvl>
+  </w:abstractNum>
+  <w:abstractNum w:abstractNumId="1" w15:restartNumberingAfterBreak="0">
     <w:nsid w:val="14BD5826"/>
     <w:multiLevelType w:val="multilevel"/>
     <w:tmpl w:val="C80C0D8C"/>
@@ -6818,7 +7140,156 @@
       </w:rPr>
     </w:lvl>
   </w:abstractNum>
-  <w:abstractNum w:abstractNumId="1" w15:restartNumberingAfterBreak="0">
+  <w:abstractNum w:abstractNumId="2" w15:restartNumberingAfterBreak="0">
+    <w:nsid w:val="19517792"/>
+    <w:multiLevelType w:val="multilevel"/>
+    <w:tmpl w:val="01486F0E"/>
+    <w:lvl w:ilvl="0">
+      <w:start w:val="1"/>
+      <w:numFmt w:val="bullet"/>
+      <w:lvlText w:val=""/>
+      <w:lvlJc w:val="left"/>
+      <w:pPr>
+        <w:tabs>
+          <w:tab w:val="num" w:pos="720"/>
+        </w:tabs>
+        <w:ind w:left="720" w:hanging="360"/>
+      </w:pPr>
+      <w:rPr>
+        <w:rFonts w:ascii="Symbol" w:hAnsi="Symbol" w:hint="default"/>
+        <w:sz w:val="20"/>
+      </w:rPr>
+    </w:lvl>
+    <w:lvl w:ilvl="1" w:tentative="1">
+      <w:start w:val="1"/>
+      <w:numFmt w:val="bullet"/>
+      <w:lvlText w:val="o"/>
+      <w:lvlJc w:val="left"/>
+      <w:pPr>
+        <w:tabs>
+          <w:tab w:val="num" w:pos="1440"/>
+        </w:tabs>
+        <w:ind w:left="1440" w:hanging="360"/>
+      </w:pPr>
+      <w:rPr>
+        <w:rFonts w:ascii="Courier New" w:hAnsi="Courier New" w:hint="default"/>
+        <w:sz w:val="20"/>
+      </w:rPr>
+    </w:lvl>
+    <w:lvl w:ilvl="2" w:tentative="1">
+      <w:start w:val="1"/>
+      <w:numFmt w:val="bullet"/>
+      <w:lvlText w:val=""/>
+      <w:lvlJc w:val="left"/>
+      <w:pPr>
+        <w:tabs>
+          <w:tab w:val="num" w:pos="2160"/>
+        </w:tabs>
+        <w:ind w:left="2160" w:hanging="360"/>
+      </w:pPr>
+      <w:rPr>
+        <w:rFonts w:ascii="Wingdings" w:hAnsi="Wingdings" w:hint="default"/>
+        <w:sz w:val="20"/>
+      </w:rPr>
+    </w:lvl>
+    <w:lvl w:ilvl="3" w:tentative="1">
+      <w:start w:val="1"/>
+      <w:numFmt w:val="bullet"/>
+      <w:lvlText w:val=""/>
+      <w:lvlJc w:val="left"/>
+      <w:pPr>
+        <w:tabs>
+          <w:tab w:val="num" w:pos="2880"/>
+        </w:tabs>
+        <w:ind w:left="2880" w:hanging="360"/>
+      </w:pPr>
+      <w:rPr>
+        <w:rFonts w:ascii="Wingdings" w:hAnsi="Wingdings" w:hint="default"/>
+        <w:sz w:val="20"/>
+      </w:rPr>
+    </w:lvl>
+    <w:lvl w:ilvl="4" w:tentative="1">
+      <w:start w:val="1"/>
+      <w:numFmt w:val="bullet"/>
+      <w:lvlText w:val=""/>
+      <w:lvlJc w:val="left"/>
+      <w:pPr>
+        <w:tabs>
+          <w:tab w:val="num" w:pos="3600"/>
+        </w:tabs>
+        <w:ind w:left="3600" w:hanging="360"/>
+      </w:pPr>
+      <w:rPr>
+        <w:rFonts w:ascii="Wingdings" w:hAnsi="Wingdings" w:hint="default"/>
+        <w:sz w:val="20"/>
+      </w:rPr>
+    </w:lvl>
+    <w:lvl w:ilvl="5" w:tentative="1">
+      <w:start w:val="1"/>
+      <w:numFmt w:val="bullet"/>
+      <w:lvlText w:val=""/>
+      <w:lvlJc w:val="left"/>
+      <w:pPr>
+        <w:tabs>
+          <w:tab w:val="num" w:pos="4320"/>
+        </w:tabs>
+        <w:ind w:left="4320" w:hanging="360"/>
+      </w:pPr>
+      <w:rPr>
+        <w:rFonts w:ascii="Wingdings" w:hAnsi="Wingdings" w:hint="default"/>
+        <w:sz w:val="20"/>
+      </w:rPr>
+    </w:lvl>
+    <w:lvl w:ilvl="6" w:tentative="1">
+      <w:start w:val="1"/>
+      <w:numFmt w:val="bullet"/>
+      <w:lvlText w:val=""/>
+      <w:lvlJc w:val="left"/>
+      <w:pPr>
+        <w:tabs>
+          <w:tab w:val="num" w:pos="5040"/>
+        </w:tabs>
+        <w:ind w:left="5040" w:hanging="360"/>
+      </w:pPr>
+      <w:rPr>
+        <w:rFonts w:ascii="Wingdings" w:hAnsi="Wingdings" w:hint="default"/>
+        <w:sz w:val="20"/>
+      </w:rPr>
+    </w:lvl>
+    <w:lvl w:ilvl="7" w:tentative="1">
+      <w:start w:val="1"/>
+      <w:numFmt w:val="bullet"/>
+      <w:lvlText w:val=""/>
+      <w:lvlJc w:val="left"/>
+      <w:pPr>
+        <w:tabs>
+          <w:tab w:val="num" w:pos="5760"/>
+        </w:tabs>
+        <w:ind w:left="5760" w:hanging="360"/>
+      </w:pPr>
+      <w:rPr>
+        <w:rFonts w:ascii="Wingdings" w:hAnsi="Wingdings" w:hint="default"/>
+        <w:sz w:val="20"/>
+      </w:rPr>
+    </w:lvl>
+    <w:lvl w:ilvl="8" w:tentative="1">
+      <w:start w:val="1"/>
+      <w:numFmt w:val="bullet"/>
+      <w:lvlText w:val=""/>
+      <w:lvlJc w:val="left"/>
+      <w:pPr>
+        <w:tabs>
+          <w:tab w:val="num" w:pos="6480"/>
+        </w:tabs>
+        <w:ind w:left="6480" w:hanging="360"/>
+      </w:pPr>
+      <w:rPr>
+        <w:rFonts w:ascii="Wingdings" w:hAnsi="Wingdings" w:hint="default"/>
+        <w:sz w:val="20"/>
+      </w:rPr>
+    </w:lvl>
+  </w:abstractNum>
+  <w:abstractNum w:abstractNumId="3" w15:restartNumberingAfterBreak="0">
     <w:nsid w:val="1AA9751C"/>
     <w:multiLevelType w:val="multilevel"/>
     <w:tmpl w:val="112625F6"/>
@@ -6967,7 +7438,7 @@
       </w:rPr>
     </w:lvl>
   </w:abstractNum>
-  <w:abstractNum w:abstractNumId="2" w15:restartNumberingAfterBreak="0">
+  <w:abstractNum w:abstractNumId="4" w15:restartNumberingAfterBreak="0">
     <w:nsid w:val="31D02BDB"/>
     <w:multiLevelType w:val="multilevel"/>
     <w:tmpl w:val="58ECB0E0"/>
@@ -7116,7 +7587,7 @@
       </w:rPr>
     </w:lvl>
   </w:abstractNum>
-  <w:abstractNum w:abstractNumId="3" w15:restartNumberingAfterBreak="0">
+  <w:abstractNum w:abstractNumId="5" w15:restartNumberingAfterBreak="0">
     <w:nsid w:val="325B7D97"/>
     <w:multiLevelType w:val="multilevel"/>
     <w:tmpl w:val="E0A80DA4"/>
@@ -7265,7 +7736,7 @@
       </w:rPr>
     </w:lvl>
   </w:abstractNum>
-  <w:abstractNum w:abstractNumId="4" w15:restartNumberingAfterBreak="0">
+  <w:abstractNum w:abstractNumId="6" w15:restartNumberingAfterBreak="0">
     <w:nsid w:val="37894B15"/>
     <w:multiLevelType w:val="multilevel"/>
     <w:tmpl w:val="55668242"/>
@@ -7414,7 +7885,7 @@
       </w:rPr>
     </w:lvl>
   </w:abstractNum>
-  <w:abstractNum w:abstractNumId="5" w15:restartNumberingAfterBreak="0">
+  <w:abstractNum w:abstractNumId="7" w15:restartNumberingAfterBreak="0">
     <w:nsid w:val="42E34B5A"/>
     <w:multiLevelType w:val="multilevel"/>
     <w:tmpl w:val="12383F32"/>
@@ -7563,7 +8034,7 @@
       </w:rPr>
     </w:lvl>
   </w:abstractNum>
-  <w:abstractNum w:abstractNumId="6" w15:restartNumberingAfterBreak="0">
+  <w:abstractNum w:abstractNumId="8" w15:restartNumberingAfterBreak="0">
     <w:nsid w:val="56BD58BA"/>
     <w:multiLevelType w:val="hybridMultilevel"/>
     <w:tmpl w:val="0B24A6C0"/>
@@ -7676,7 +8147,7 @@
       </w:rPr>
     </w:lvl>
   </w:abstractNum>
-  <w:abstractNum w:abstractNumId="7" w15:restartNumberingAfterBreak="0">
+  <w:abstractNum w:abstractNumId="9" w15:restartNumberingAfterBreak="0">
     <w:nsid w:val="5ABE6902"/>
     <w:multiLevelType w:val="multilevel"/>
     <w:tmpl w:val="657E086E"/>
@@ -7825,7 +8296,7 @@
       </w:rPr>
     </w:lvl>
   </w:abstractNum>
-  <w:abstractNum w:abstractNumId="8" w15:restartNumberingAfterBreak="0">
+  <w:abstractNum w:abstractNumId="10" w15:restartNumberingAfterBreak="0">
     <w:nsid w:val="5F993D6D"/>
     <w:multiLevelType w:val="multilevel"/>
     <w:tmpl w:val="6F1288CE"/>
@@ -7974,7 +8445,156 @@
       </w:rPr>
     </w:lvl>
   </w:abstractNum>
-  <w:abstractNum w:abstractNumId="9" w15:restartNumberingAfterBreak="0">
+  <w:abstractNum w:abstractNumId="11" w15:restartNumberingAfterBreak="0">
+    <w:nsid w:val="6AA34D97"/>
+    <w:multiLevelType w:val="multilevel"/>
+    <w:tmpl w:val="B3404BC2"/>
+    <w:lvl w:ilvl="0">
+      <w:start w:val="1"/>
+      <w:numFmt w:val="bullet"/>
+      <w:lvlText w:val=""/>
+      <w:lvlJc w:val="left"/>
+      <w:pPr>
+        <w:tabs>
+          <w:tab w:val="num" w:pos="720"/>
+        </w:tabs>
+        <w:ind w:left="720" w:hanging="360"/>
+      </w:pPr>
+      <w:rPr>
+        <w:rFonts w:ascii="Symbol" w:hAnsi="Symbol" w:hint="default"/>
+        <w:sz w:val="20"/>
+      </w:rPr>
+    </w:lvl>
+    <w:lvl w:ilvl="1" w:tentative="1">
+      <w:start w:val="1"/>
+      <w:numFmt w:val="bullet"/>
+      <w:lvlText w:val="o"/>
+      <w:lvlJc w:val="left"/>
+      <w:pPr>
+        <w:tabs>
+          <w:tab w:val="num" w:pos="1440"/>
+        </w:tabs>
+        <w:ind w:left="1440" w:hanging="360"/>
+      </w:pPr>
+      <w:rPr>
+        <w:rFonts w:ascii="Courier New" w:hAnsi="Courier New" w:hint="default"/>
+        <w:sz w:val="20"/>
+      </w:rPr>
+    </w:lvl>
+    <w:lvl w:ilvl="2" w:tentative="1">
+      <w:start w:val="1"/>
+      <w:numFmt w:val="bullet"/>
+      <w:lvlText w:val=""/>
+      <w:lvlJc w:val="left"/>
+      <w:pPr>
+        <w:tabs>
+          <w:tab w:val="num" w:pos="2160"/>
+        </w:tabs>
+        <w:ind w:left="2160" w:hanging="360"/>
+      </w:pPr>
+      <w:rPr>
+        <w:rFonts w:ascii="Wingdings" w:hAnsi="Wingdings" w:hint="default"/>
+        <w:sz w:val="20"/>
+      </w:rPr>
+    </w:lvl>
+    <w:lvl w:ilvl="3" w:tentative="1">
+      <w:start w:val="1"/>
+      <w:numFmt w:val="bullet"/>
+      <w:lvlText w:val=""/>
+      <w:lvlJc w:val="left"/>
+      <w:pPr>
+        <w:tabs>
+          <w:tab w:val="num" w:pos="2880"/>
+        </w:tabs>
+        <w:ind w:left="2880" w:hanging="360"/>
+      </w:pPr>
+      <w:rPr>
+        <w:rFonts w:ascii="Wingdings" w:hAnsi="Wingdings" w:hint="default"/>
+        <w:sz w:val="20"/>
+      </w:rPr>
+    </w:lvl>
+    <w:lvl w:ilvl="4" w:tentative="1">
+      <w:start w:val="1"/>
+      <w:numFmt w:val="bullet"/>
+      <w:lvlText w:val=""/>
+      <w:lvlJc w:val="left"/>
+      <w:pPr>
+        <w:tabs>
+          <w:tab w:val="num" w:pos="3600"/>
+        </w:tabs>
+        <w:ind w:left="3600" w:hanging="360"/>
+      </w:pPr>
+      <w:rPr>
+        <w:rFonts w:ascii="Wingdings" w:hAnsi="Wingdings" w:hint="default"/>
+        <w:sz w:val="20"/>
+      </w:rPr>
+    </w:lvl>
+    <w:lvl w:ilvl="5" w:tentative="1">
+      <w:start w:val="1"/>
+      <w:numFmt w:val="bullet"/>
+      <w:lvlText w:val=""/>
+      <w:lvlJc w:val="left"/>
+      <w:pPr>
+        <w:tabs>
+          <w:tab w:val="num" w:pos="4320"/>
+        </w:tabs>
+        <w:ind w:left="4320" w:hanging="360"/>
+      </w:pPr>
+      <w:rPr>
+        <w:rFonts w:ascii="Wingdings" w:hAnsi="Wingdings" w:hint="default"/>
+        <w:sz w:val="20"/>
+      </w:rPr>
+    </w:lvl>
+    <w:lvl w:ilvl="6" w:tentative="1">
+      <w:start w:val="1"/>
+      <w:numFmt w:val="bullet"/>
+      <w:lvlText w:val=""/>
+      <w:lvlJc w:val="left"/>
+      <w:pPr>
+        <w:tabs>
+          <w:tab w:val="num" w:pos="5040"/>
+        </w:tabs>
+        <w:ind w:left="5040" w:hanging="360"/>
+      </w:pPr>
+      <w:rPr>
+        <w:rFonts w:ascii="Wingdings" w:hAnsi="Wingdings" w:hint="default"/>
+        <w:sz w:val="20"/>
+      </w:rPr>
+    </w:lvl>
+    <w:lvl w:ilvl="7" w:tentative="1">
+      <w:start w:val="1"/>
+      <w:numFmt w:val="bullet"/>
+      <w:lvlText w:val=""/>
+      <w:lvlJc w:val="left"/>
+      <w:pPr>
+        <w:tabs>
+          <w:tab w:val="num" w:pos="5760"/>
+        </w:tabs>
+        <w:ind w:left="5760" w:hanging="360"/>
+      </w:pPr>
+      <w:rPr>
+        <w:rFonts w:ascii="Wingdings" w:hAnsi="Wingdings" w:hint="default"/>
+        <w:sz w:val="20"/>
+      </w:rPr>
+    </w:lvl>
+    <w:lvl w:ilvl="8" w:tentative="1">
+      <w:start w:val="1"/>
+      <w:numFmt w:val="bullet"/>
+      <w:lvlText w:val=""/>
+      <w:lvlJc w:val="left"/>
+      <w:pPr>
+        <w:tabs>
+          <w:tab w:val="num" w:pos="6480"/>
+        </w:tabs>
+        <w:ind w:left="6480" w:hanging="360"/>
+      </w:pPr>
+      <w:rPr>
+        <w:rFonts w:ascii="Wingdings" w:hAnsi="Wingdings" w:hint="default"/>
+        <w:sz w:val="20"/>
+      </w:rPr>
+    </w:lvl>
+  </w:abstractNum>
+  <w:abstractNum w:abstractNumId="12" w15:restartNumberingAfterBreak="0">
     <w:nsid w:val="7877311A"/>
     <w:multiLevelType w:val="multilevel"/>
     <w:tmpl w:val="D39E0266"/>
@@ -8124,34 +8744,43 @@
     </w:lvl>
   </w:abstractNum>
   <w:num w:numId="1" w16cid:durableId="244532093">
-    <w:abstractNumId w:val="0"/>
+    <w:abstractNumId w:val="1"/>
   </w:num>
   <w:num w:numId="2" w16cid:durableId="1168134672">
+    <w:abstractNumId w:val="8"/>
+  </w:num>
+  <w:num w:numId="3" w16cid:durableId="1634824853">
+    <w:abstractNumId w:val="10"/>
+  </w:num>
+  <w:num w:numId="4" w16cid:durableId="1552765373">
+    <w:abstractNumId w:val="3"/>
+  </w:num>
+  <w:num w:numId="5" w16cid:durableId="1644315880">
     <w:abstractNumId w:val="6"/>
   </w:num>
-  <w:num w:numId="3" w16cid:durableId="1634824853">
-    <w:abstractNumId w:val="8"/>
-  </w:num>
-  <w:num w:numId="4" w16cid:durableId="1552765373">
-    <w:abstractNumId w:val="1"/>
-  </w:num>
-  <w:num w:numId="5" w16cid:durableId="1644315880">
+  <w:num w:numId="6" w16cid:durableId="137497725">
     <w:abstractNumId w:val="4"/>
   </w:num>
-  <w:num w:numId="6" w16cid:durableId="137497725">
+  <w:num w:numId="7" w16cid:durableId="1768502646">
+    <w:abstractNumId w:val="5"/>
+  </w:num>
+  <w:num w:numId="8" w16cid:durableId="1059668698">
+    <w:abstractNumId w:val="12"/>
+  </w:num>
+  <w:num w:numId="9" w16cid:durableId="1700154849">
+    <w:abstractNumId w:val="9"/>
+  </w:num>
+  <w:num w:numId="10" w16cid:durableId="1673265239">
+    <w:abstractNumId w:val="7"/>
+  </w:num>
+  <w:num w:numId="11" w16cid:durableId="1809009718">
     <w:abstractNumId w:val="2"/>
   </w:num>
-  <w:num w:numId="7" w16cid:durableId="1768502646">
-    <w:abstractNumId w:val="3"/>
+  <w:num w:numId="12" w16cid:durableId="1665469928">
+    <w:abstractNumId w:val="11"/>
   </w:num>
-  <w:num w:numId="8" w16cid:durableId="1059668698">
-    <w:abstractNumId w:val="9"/>
-  </w:num>
-  <w:num w:numId="9" w16cid:durableId="1700154849">
-    <w:abstractNumId w:val="7"/>
-  </w:num>
-  <w:num w:numId="10" w16cid:durableId="1673265239">
-    <w:abstractNumId w:val="5"/>
+  <w:num w:numId="13" w16cid:durableId="1738288028">
+    <w:abstractNumId w:val="0"/>
   </w:num>
 </w:numbering>
 </file>

--- a/atlas/metrics/Human Friction Metrics.docx
+++ b/atlas/metrics/Human Friction Metrics.docx
@@ -367,11 +367,7 @@
           </w:tcPr>
           <w:p>
             <w:r>
-              <w:rPr>
-                <w:b/>
-                <w:bCs/>
-              </w:rPr>
-              <w:t>175</w:t>
+              <w:t>225</w:t>
             </w:r>
           </w:p>
         </w:tc>
@@ -428,11 +424,7 @@
           </w:tcPr>
           <w:p>
             <w:r>
-              <w:rPr>
-                <w:b/>
-                <w:bCs/>
-              </w:rPr>
-              <w:t>825</w:t>
+              <w:t>775</w:t>
             </w:r>
           </w:p>
         </w:tc>
@@ -493,7 +485,14 @@
                 <w:b/>
                 <w:bCs/>
               </w:rPr>
-              <w:t>17.5%</w:t>
+              <w:t>22</w:t>
+            </w:r>
+            <w:r>
+              <w:rPr>
+                <w:b/>
+                <w:bCs/>
+              </w:rPr>
+              <w:t>.5%</w:t>
             </w:r>
           </w:p>
         </w:tc>
@@ -648,7 +647,21 @@
                 <w:b/>
                 <w:bCs/>
               </w:rPr>
-              <w:t>02 August 2026</w:t>
+              <w:t>0</w:t>
+            </w:r>
+            <w:r>
+              <w:rPr>
+                <w:b/>
+                <w:bCs/>
+              </w:rPr>
+              <w:t>4</w:t>
+            </w:r>
+            <w:r>
+              <w:rPr>
+                <w:b/>
+                <w:bCs/>
+              </w:rPr>
+              <w:t xml:space="preserve"> August 2026</w:t>
             </w:r>
           </w:p>
         </w:tc>
@@ -705,11 +718,7 @@
           </w:tcPr>
           <w:p>
             <w:r>
-              <w:rPr>
-                <w:b/>
-                <w:bCs/>
-              </w:rPr>
-              <w:t>25</w:t>
+              <w:t>50</w:t>
             </w:r>
           </w:p>
         </w:tc>
@@ -766,16 +775,20 @@
           </w:tcPr>
           <w:p>
             <w:r>
-              <w:rPr>
-                <w:b/>
-                <w:bCs/>
-              </w:rPr>
-              <w:t>175</w:t>
+              <w:t>225</w:t>
             </w:r>
           </w:p>
         </w:tc>
       </w:tr>
     </w:tbl>
+    <w:p>
+      <w:pPr>
+        <w:rPr>
+          <w:b/>
+          <w:bCs/>
+        </w:rPr>
+      </w:pPr>
+    </w:p>
     <w:p>
       <w:pPr>
         <w:rPr>
@@ -788,6 +801,7 @@
           <w:b/>
           <w:bCs/>
         </w:rPr>
+        <w:lastRenderedPageBreak/>
         <w:t>Repository Records</w:t>
       </w:r>
     </w:p>
@@ -836,7 +850,6 @@
                 <w:b/>
                 <w:bCs/>
               </w:rPr>
-              <w:lastRenderedPageBreak/>
               <w:t>Record</w:t>
             </w:r>
           </w:p>
@@ -1036,11 +1049,7 @@
           </w:tcPr>
           <w:p>
             <w:r>
-              <w:rPr>
-                <w:b/>
-                <w:bCs/>
-              </w:rPr>
-              <w:t>175</w:t>
+              <w:t>225</w:t>
             </w:r>
           </w:p>
         </w:tc>
@@ -1777,31 +1786,31 @@
           </w:tcPr>
           <w:p>
             <w:r>
-              <w:t>0</w:t>
-            </w:r>
-          </w:p>
-        </w:tc>
-        <w:tc>
-          <w:tcPr>
-            <w:tcW w:w="0" w:type="auto"/>
-            <w:tcBorders>
-              <w:top w:val="single" w:sz="6" w:space="0" w:color="C4C7C5"/>
-              <w:left w:val="single" w:sz="6" w:space="0" w:color="C4C7C5"/>
-              <w:bottom w:val="single" w:sz="6" w:space="0" w:color="C4C7C5"/>
-              <w:right w:val="single" w:sz="6" w:space="0" w:color="C4C7C5"/>
-            </w:tcBorders>
-            <w:tcMar>
-              <w:top w:w="120" w:type="dxa"/>
-              <w:left w:w="180" w:type="dxa"/>
-              <w:bottom w:w="120" w:type="dxa"/>
-              <w:right w:w="180" w:type="dxa"/>
-            </w:tcMar>
-            <w:vAlign w:val="center"/>
-            <w:hideMark/>
-          </w:tcPr>
-          <w:p>
-            <w:r>
-              <w:t>0</w:t>
+              <w:t>2</w:t>
+            </w:r>
+          </w:p>
+        </w:tc>
+        <w:tc>
+          <w:tcPr>
+            <w:tcW w:w="0" w:type="auto"/>
+            <w:tcBorders>
+              <w:top w:val="single" w:sz="6" w:space="0" w:color="C4C7C5"/>
+              <w:left w:val="single" w:sz="6" w:space="0" w:color="C4C7C5"/>
+              <w:bottom w:val="single" w:sz="6" w:space="0" w:color="C4C7C5"/>
+              <w:right w:val="single" w:sz="6" w:space="0" w:color="C4C7C5"/>
+            </w:tcBorders>
+            <w:tcMar>
+              <w:top w:w="120" w:type="dxa"/>
+              <w:left w:w="180" w:type="dxa"/>
+              <w:bottom w:w="120" w:type="dxa"/>
+              <w:right w:w="180" w:type="dxa"/>
+            </w:tcMar>
+            <w:vAlign w:val="center"/>
+            <w:hideMark/>
+          </w:tcPr>
+          <w:p>
+            <w:r>
+              <w:t>50</w:t>
             </w:r>
           </w:p>
         </w:tc>
@@ -2149,6 +2158,7 @@
                 <w:b/>
                 <w:bCs/>
               </w:rPr>
+              <w:lastRenderedPageBreak/>
               <w:t>MB</w:t>
             </w:r>
           </w:p>
@@ -2254,7 +2264,6 @@
                 <w:b/>
                 <w:bCs/>
               </w:rPr>
-              <w:lastRenderedPageBreak/>
               <w:t>AI</w:t>
             </w:r>
           </w:p>
@@ -2583,7 +2592,10 @@
           </w:tcPr>
           <w:p>
             <w:r>
-              <w:t>3 Active Categories + Future Expansion</w:t>
+              <w:t>4</w:t>
+            </w:r>
+            <w:r>
+              <w:t xml:space="preserve"> Active Categories + Future Expansion</w:t>
             </w:r>
           </w:p>
         </w:tc>
@@ -2640,7 +2652,18 @@
           </w:tcPr>
           <w:p>
             <w:r>
-              <w:t>3 (FF, OS, WI)</w:t>
+              <w:t xml:space="preserve">3 (FF, OS, </w:t>
+            </w:r>
+            <w:proofErr w:type="gramStart"/>
+            <w:r>
+              <w:t>WI</w:t>
+            </w:r>
+            <w:r>
+              <w:t xml:space="preserve"> ,DW</w:t>
+            </w:r>
+            <w:proofErr w:type="gramEnd"/>
+            <w:r>
+              <w:t>)</w:t>
             </w:r>
           </w:p>
         </w:tc>
@@ -2697,11 +2720,7 @@
           </w:tcPr>
           <w:p>
             <w:r>
-              <w:rPr>
-                <w:b/>
-                <w:bCs/>
-              </w:rPr>
-              <w:t>7</w:t>
+              <w:t>9</w:t>
             </w:r>
           </w:p>
         </w:tc>
@@ -2762,7 +2781,14 @@
                 <w:b/>
                 <w:bCs/>
               </w:rPr>
-              <w:t>175 Entries</w:t>
+              <w:t>22</w:t>
+            </w:r>
+            <w:r>
+              <w:rPr>
+                <w:b/>
+                <w:bCs/>
+              </w:rPr>
+              <w:t>5 Entries</w:t>
             </w:r>
           </w:p>
         </w:tc>
@@ -3291,6 +3317,7 @@
                 <w:b/>
                 <w:bCs/>
               </w:rPr>
+              <w:lastRenderedPageBreak/>
               <w:t>WI</w:t>
             </w:r>
           </w:p>
@@ -3432,7 +3459,6 @@
                 <w:b/>
                 <w:bCs/>
               </w:rPr>
-              <w:lastRenderedPageBreak/>
               <w:t>KI</w:t>
             </w:r>
           </w:p>
@@ -3634,31 +3660,31 @@
           </w:tcPr>
           <w:p>
             <w:r>
-              <w:t>—</w:t>
-            </w:r>
-          </w:p>
-        </w:tc>
-        <w:tc>
-          <w:tcPr>
-            <w:tcW w:w="0" w:type="auto"/>
-            <w:tcBorders>
-              <w:top w:val="single" w:sz="6" w:space="0" w:color="C4C7C5"/>
-              <w:left w:val="single" w:sz="6" w:space="0" w:color="C4C7C5"/>
-              <w:bottom w:val="single" w:sz="6" w:space="0" w:color="C4C7C5"/>
-              <w:right w:val="single" w:sz="6" w:space="0" w:color="C4C7C5"/>
-            </w:tcBorders>
-            <w:tcMar>
-              <w:top w:w="120" w:type="dxa"/>
-              <w:left w:w="180" w:type="dxa"/>
-              <w:bottom w:w="120" w:type="dxa"/>
-              <w:right w:w="180" w:type="dxa"/>
-            </w:tcMar>
-            <w:vAlign w:val="center"/>
-            <w:hideMark/>
-          </w:tcPr>
-          <w:p>
-            <w:r>
-              <w:t>0</w:t>
+              <w:t>2</w:t>
+            </w:r>
+          </w:p>
+        </w:tc>
+        <w:tc>
+          <w:tcPr>
+            <w:tcW w:w="0" w:type="auto"/>
+            <w:tcBorders>
+              <w:top w:val="single" w:sz="6" w:space="0" w:color="C4C7C5"/>
+              <w:left w:val="single" w:sz="6" w:space="0" w:color="C4C7C5"/>
+              <w:bottom w:val="single" w:sz="6" w:space="0" w:color="C4C7C5"/>
+              <w:right w:val="single" w:sz="6" w:space="0" w:color="C4C7C5"/>
+            </w:tcBorders>
+            <w:tcMar>
+              <w:top w:w="120" w:type="dxa"/>
+              <w:left w:w="180" w:type="dxa"/>
+              <w:bottom w:w="120" w:type="dxa"/>
+              <w:right w:w="180" w:type="dxa"/>
+            </w:tcMar>
+            <w:vAlign w:val="center"/>
+            <w:hideMark/>
+          </w:tcPr>
+          <w:p>
+            <w:r>
+              <w:t>50</w:t>
             </w:r>
           </w:p>
         </w:tc>
@@ -4498,7 +4524,10 @@
           </w:tcPr>
           <w:p>
             <w:r>
-              <w:t>175 / 100</w:t>
+              <w:t>100</w:t>
+            </w:r>
+            <w:r>
+              <w:t xml:space="preserve"> / 100</w:t>
             </w:r>
           </w:p>
         </w:tc>
@@ -4583,7 +4612,14 @@
                 <w:b/>
                 <w:bCs/>
               </w:rPr>
-              <w:t>175 / 250</w:t>
+              <w:t>225</w:t>
+            </w:r>
+            <w:r>
+              <w:rPr>
+                <w:b/>
+                <w:bCs/>
+              </w:rPr>
+              <w:t xml:space="preserve"> / 250</w:t>
             </w:r>
           </w:p>
         </w:tc>
@@ -4668,7 +4704,10 @@
           </w:tcPr>
           <w:p>
             <w:r>
-              <w:t>175 / 500</w:t>
+              <w:t>22</w:t>
+            </w:r>
+            <w:r>
+              <w:t>5 / 500</w:t>
             </w:r>
           </w:p>
         </w:tc>
@@ -4749,7 +4788,10 @@
           </w:tcPr>
           <w:p>
             <w:r>
-              <w:t>175 / 750</w:t>
+              <w:t>22</w:t>
+            </w:r>
+            <w:r>
+              <w:t>5 / 750</w:t>
             </w:r>
           </w:p>
         </w:tc>
@@ -4830,7 +4872,10 @@
           </w:tcPr>
           <w:p>
             <w:r>
-              <w:t>175 / 1000</w:t>
+              <w:t>22</w:t>
+            </w:r>
+            <w:r>
+              <w:t>5 / 1000</w:t>
             </w:r>
           </w:p>
         </w:tc>
@@ -4889,7 +4934,7 @@
       </w:tblPr>
       <w:tblGrid>
         <w:gridCol w:w="3779"/>
-        <w:gridCol w:w="3823"/>
+        <w:gridCol w:w="3680"/>
       </w:tblGrid>
       <w:tr>
         <w:trPr>
@@ -5067,7 +5112,21 @@
                 <w:b/>
                 <w:bCs/>
               </w:rPr>
-              <w:t>Active (175 Entries)</w:t>
+              <w:t>Active (</w:t>
+            </w:r>
+            <w:r>
+              <w:rPr>
+                <w:b/>
+                <w:bCs/>
+              </w:rPr>
+              <w:t>22</w:t>
+            </w:r>
+            <w:r>
+              <w:rPr>
+                <w:b/>
+                <w:bCs/>
+              </w:rPr>
+              <w:t>5 Entries)</w:t>
             </w:r>
           </w:p>
         </w:tc>
@@ -5580,10 +5639,6 @@
           </w:tcPr>
           <w:p>
             <w:r>
-              <w:rPr>
-                <w:b/>
-                <w:bCs/>
-              </w:rPr>
               <w:t>Complete (25 Human Frictions)</w:t>
             </w:r>
           </w:p>
@@ -5674,31 +5729,38 @@
                 <w:b/>
                 <w:bCs/>
               </w:rPr>
-              <w:t>DW Repository</w:t>
-            </w:r>
-          </w:p>
-        </w:tc>
-        <w:tc>
-          <w:tcPr>
-            <w:tcW w:w="0" w:type="auto"/>
-            <w:tcBorders>
-              <w:top w:val="single" w:sz="6" w:space="0" w:color="C4C7C5"/>
-              <w:left w:val="single" w:sz="6" w:space="0" w:color="C4C7C5"/>
-              <w:bottom w:val="single" w:sz="6" w:space="0" w:color="C4C7C5"/>
-              <w:right w:val="single" w:sz="6" w:space="0" w:color="C4C7C5"/>
-            </w:tcBorders>
-            <w:tcMar>
-              <w:top w:w="120" w:type="dxa"/>
-              <w:left w:w="180" w:type="dxa"/>
-              <w:bottom w:w="120" w:type="dxa"/>
-              <w:right w:w="180" w:type="dxa"/>
-            </w:tcMar>
-            <w:vAlign w:val="center"/>
-            <w:hideMark/>
-          </w:tcPr>
-          <w:p>
-            <w:r>
-              <w:t>Not Started</w:t>
+              <w:t xml:space="preserve">DW </w:t>
+            </w:r>
+            <w:r>
+              <w:rPr>
+                <w:b/>
+                <w:bCs/>
+              </w:rPr>
+              <w:t>Volume 01</w:t>
+            </w:r>
+          </w:p>
+        </w:tc>
+        <w:tc>
+          <w:tcPr>
+            <w:tcW w:w="0" w:type="auto"/>
+            <w:tcBorders>
+              <w:top w:val="single" w:sz="6" w:space="0" w:color="C4C7C5"/>
+              <w:left w:val="single" w:sz="6" w:space="0" w:color="C4C7C5"/>
+              <w:bottom w:val="single" w:sz="6" w:space="0" w:color="C4C7C5"/>
+              <w:right w:val="single" w:sz="6" w:space="0" w:color="C4C7C5"/>
+            </w:tcBorders>
+            <w:tcMar>
+              <w:top w:w="120" w:type="dxa"/>
+              <w:left w:w="180" w:type="dxa"/>
+              <w:bottom w:w="120" w:type="dxa"/>
+              <w:right w:w="180" w:type="dxa"/>
+            </w:tcMar>
+            <w:vAlign w:val="center"/>
+            <w:hideMark/>
+          </w:tcPr>
+          <w:p>
+            <w:r>
+              <w:t>Complete (25 Human Frictions)</w:t>
             </w:r>
           </w:p>
         </w:tc>
@@ -5723,39 +5785,57 @@
               <w:right w:w="180" w:type="dxa"/>
             </w:tcMar>
             <w:vAlign w:val="center"/>
-            <w:hideMark/>
-          </w:tcPr>
-          <w:p>
-            <w:r>
-              <w:rPr>
-                <w:b/>
-                <w:bCs/>
-              </w:rPr>
-              <w:t>AU Repository</w:t>
-            </w:r>
-          </w:p>
-        </w:tc>
-        <w:tc>
-          <w:tcPr>
-            <w:tcW w:w="0" w:type="auto"/>
-            <w:tcBorders>
-              <w:top w:val="single" w:sz="6" w:space="0" w:color="C4C7C5"/>
-              <w:left w:val="single" w:sz="6" w:space="0" w:color="C4C7C5"/>
-              <w:bottom w:val="single" w:sz="6" w:space="0" w:color="C4C7C5"/>
-              <w:right w:val="single" w:sz="6" w:space="0" w:color="C4C7C5"/>
-            </w:tcBorders>
-            <w:tcMar>
-              <w:top w:w="120" w:type="dxa"/>
-              <w:left w:w="180" w:type="dxa"/>
-              <w:bottom w:w="120" w:type="dxa"/>
-              <w:right w:w="180" w:type="dxa"/>
-            </w:tcMar>
-            <w:vAlign w:val="center"/>
-            <w:hideMark/>
-          </w:tcPr>
-          <w:p>
-            <w:r>
-              <w:t>Not Started</w:t>
+          </w:tcPr>
+          <w:p>
+            <w:pPr>
+              <w:rPr>
+                <w:b/>
+                <w:bCs/>
+              </w:rPr>
+            </w:pPr>
+            <w:r>
+              <w:rPr>
+                <w:b/>
+                <w:bCs/>
+              </w:rPr>
+              <w:t xml:space="preserve">DW </w:t>
+            </w:r>
+            <w:r>
+              <w:rPr>
+                <w:b/>
+                <w:bCs/>
+              </w:rPr>
+              <w:t>Volume 0</w:t>
+            </w:r>
+            <w:r>
+              <w:rPr>
+                <w:b/>
+                <w:bCs/>
+              </w:rPr>
+              <w:t>2</w:t>
+            </w:r>
+          </w:p>
+        </w:tc>
+        <w:tc>
+          <w:tcPr>
+            <w:tcW w:w="0" w:type="auto"/>
+            <w:tcBorders>
+              <w:top w:val="single" w:sz="6" w:space="0" w:color="C4C7C5"/>
+              <w:left w:val="single" w:sz="6" w:space="0" w:color="C4C7C5"/>
+              <w:bottom w:val="single" w:sz="6" w:space="0" w:color="C4C7C5"/>
+              <w:right w:val="single" w:sz="6" w:space="0" w:color="C4C7C5"/>
+            </w:tcBorders>
+            <w:tcMar>
+              <w:top w:w="120" w:type="dxa"/>
+              <w:left w:w="180" w:type="dxa"/>
+              <w:bottom w:w="120" w:type="dxa"/>
+              <w:right w:w="180" w:type="dxa"/>
+            </w:tcMar>
+            <w:vAlign w:val="center"/>
+          </w:tcPr>
+          <w:p>
+            <w:r>
+              <w:t>Complete (25 Human Frictions)</w:t>
             </w:r>
           </w:p>
         </w:tc>
@@ -5788,7 +5868,7 @@
                 <w:b/>
                 <w:bCs/>
               </w:rPr>
-              <w:t>NT Repository</w:t>
+              <w:t>AU Repository</w:t>
             </w:r>
           </w:p>
         </w:tc>
@@ -5845,7 +5925,7 @@
                 <w:b/>
                 <w:bCs/>
               </w:rPr>
-              <w:t>LE Repository</w:t>
+              <w:t>NT Repository</w:t>
             </w:r>
           </w:p>
         </w:tc>
@@ -5903,6 +5983,63 @@
                 <w:bCs/>
               </w:rPr>
               <w:lastRenderedPageBreak/>
+              <w:t>LE Repository</w:t>
+            </w:r>
+          </w:p>
+        </w:tc>
+        <w:tc>
+          <w:tcPr>
+            <w:tcW w:w="0" w:type="auto"/>
+            <w:tcBorders>
+              <w:top w:val="single" w:sz="6" w:space="0" w:color="C4C7C5"/>
+              <w:left w:val="single" w:sz="6" w:space="0" w:color="C4C7C5"/>
+              <w:bottom w:val="single" w:sz="6" w:space="0" w:color="C4C7C5"/>
+              <w:right w:val="single" w:sz="6" w:space="0" w:color="C4C7C5"/>
+            </w:tcBorders>
+            <w:tcMar>
+              <w:top w:w="120" w:type="dxa"/>
+              <w:left w:w="180" w:type="dxa"/>
+              <w:bottom w:w="120" w:type="dxa"/>
+              <w:right w:w="180" w:type="dxa"/>
+            </w:tcMar>
+            <w:vAlign w:val="center"/>
+            <w:hideMark/>
+          </w:tcPr>
+          <w:p>
+            <w:r>
+              <w:t>Not Started</w:t>
+            </w:r>
+          </w:p>
+        </w:tc>
+      </w:tr>
+      <w:tr>
+        <w:trPr>
+          <w:tblCellSpacing w:w="15" w:type="dxa"/>
+        </w:trPr>
+        <w:tc>
+          <w:tcPr>
+            <w:tcW w:w="0" w:type="auto"/>
+            <w:tcBorders>
+              <w:top w:val="single" w:sz="6" w:space="0" w:color="C4C7C5"/>
+              <w:left w:val="single" w:sz="6" w:space="0" w:color="C4C7C5"/>
+              <w:bottom w:val="single" w:sz="6" w:space="0" w:color="C4C7C5"/>
+              <w:right w:val="single" w:sz="6" w:space="0" w:color="C4C7C5"/>
+            </w:tcBorders>
+            <w:tcMar>
+              <w:top w:w="120" w:type="dxa"/>
+              <w:left w:w="180" w:type="dxa"/>
+              <w:bottom w:w="120" w:type="dxa"/>
+              <w:right w:w="180" w:type="dxa"/>
+            </w:tcMar>
+            <w:vAlign w:val="center"/>
+            <w:hideMark/>
+          </w:tcPr>
+          <w:p>
+            <w:r>
+              <w:rPr>
+                <w:b/>
+                <w:bCs/>
+              </w:rPr>
               <w:t>MB Repository</w:t>
             </w:r>
           </w:p>
@@ -6477,7 +6614,18 @@
           </w:tcPr>
           <w:p>
             <w:r>
-              <w:t>3 (FF, OS, WI)</w:t>
+              <w:t xml:space="preserve">3 (FF, OS, </w:t>
+            </w:r>
+            <w:proofErr w:type="gramStart"/>
+            <w:r>
+              <w:t>WI</w:t>
+            </w:r>
+            <w:r>
+              <w:t>,DW</w:t>
+            </w:r>
+            <w:proofErr w:type="gramEnd"/>
+            <w:r>
+              <w:t>)</w:t>
             </w:r>
           </w:p>
         </w:tc>
@@ -6534,11 +6682,7 @@
           </w:tcPr>
           <w:p>
             <w:r>
-              <w:rPr>
-                <w:b/>
-                <w:bCs/>
-              </w:rPr>
-              <w:t>7</w:t>
+              <w:t>9</w:t>
             </w:r>
           </w:p>
         </w:tc>
@@ -6599,7 +6743,14 @@
                 <w:b/>
                 <w:bCs/>
               </w:rPr>
-              <w:t>175</w:t>
+              <w:t>22</w:t>
+            </w:r>
+            <w:r>
+              <w:rPr>
+                <w:b/>
+                <w:bCs/>
+              </w:rPr>
+              <w:t>5</w:t>
             </w:r>
           </w:p>
         </w:tc>
@@ -6660,7 +6811,21 @@
                 <w:b/>
                 <w:bCs/>
               </w:rPr>
-              <w:t>Active (175 Entries)</w:t>
+              <w:t>Active (</w:t>
+            </w:r>
+            <w:r>
+              <w:rPr>
+                <w:b/>
+                <w:bCs/>
+              </w:rPr>
+              <w:t>22</w:t>
+            </w:r>
+            <w:r>
+              <w:rPr>
+                <w:b/>
+                <w:bCs/>
+              </w:rPr>
+              <w:t>5 Entries)</w:t>
             </w:r>
           </w:p>
         </w:tc>
@@ -6693,6 +6858,7 @@
                 <w:b/>
                 <w:bCs/>
               </w:rPr>
+              <w:lastRenderedPageBreak/>
               <w:t>Category Registry Status</w:t>
             </w:r>
           </w:p>
@@ -6735,7 +6901,6 @@
           <w:b/>
           <w:bCs/>
         </w:rPr>
-        <w:lastRenderedPageBreak/>
         <w:t>Current ATLAS Statistics Snapshot</w:t>
       </w:r>
     </w:p>
@@ -6754,7 +6919,7 @@
         <w:t>Human Frictions Documented:</w:t>
       </w:r>
       <w:r>
-        <w:t xml:space="preserve"> 175</w:t>
+        <w:t xml:space="preserve"> 225</w:t>
       </w:r>
     </w:p>
     <w:p>
@@ -6772,7 +6937,18 @@
         <w:t>Research Categories Active:</w:t>
       </w:r>
       <w:r>
-        <w:t xml:space="preserve"> 3 (FF, OS, WI)</w:t>
+        <w:t xml:space="preserve"> 3 (FF, OS, </w:t>
+      </w:r>
+      <w:proofErr w:type="gramStart"/>
+      <w:r>
+        <w:t>WI</w:t>
+      </w:r>
+      <w:r>
+        <w:t>,DW</w:t>
+      </w:r>
+      <w:proofErr w:type="gramEnd"/>
+      <w:r>
+        <w:t>)</w:t>
       </w:r>
     </w:p>
     <w:p>
@@ -6790,7 +6966,10 @@
         <w:t>Research Volumes Completed:</w:t>
       </w:r>
       <w:r>
-        <w:t xml:space="preserve"> 7</w:t>
+        <w:t xml:space="preserve"> </w:t>
+      </w:r>
+      <w:r>
+        <w:t>9</w:t>
       </w:r>
     </w:p>
     <w:p>
@@ -6808,7 +6987,13 @@
         <w:t>Repository Progress:</w:t>
       </w:r>
       <w:r>
-        <w:t xml:space="preserve"> 17.5% of the 1,000 Human Friction target</w:t>
+        <w:t xml:space="preserve"> </w:t>
+      </w:r>
+      <w:r>
+        <w:t>22</w:t>
+      </w:r>
+      <w:r>
+        <w:t>.5% of the 1,000 Human Friction target</w:t>
       </w:r>
     </w:p>
     <w:p>
@@ -9389,6 +9574,7 @@
   <w:style w:type="character" w:default="1" w:styleId="DefaultParagraphFont">
     <w:name w:val="Default Paragraph Font"/>
     <w:uiPriority w:val="1"/>
+    <w:semiHidden/>
     <w:unhideWhenUsed/>
   </w:style>
   <w:style w:type="table" w:default="1" w:styleId="TableNormal">

--- a/atlas/metrics/Human Friction Metrics.docx
+++ b/atlas/metrics/Human Friction Metrics.docx
@@ -38,7 +38,7 @@
         <w:t>Last Updated:</w:t>
       </w:r>
       <w:r>
-        <w:t xml:space="preserve"> 02 August 2026</w:t>
+        <w:t xml:space="preserve"> 06 August 2026</w:t>
       </w:r>
     </w:p>
     <w:p>
@@ -75,7 +75,7 @@
       <w:pPr>
         <w:numPr>
           <w:ilvl w:val="0"/>
-          <w:numId w:val="11"/>
+          <w:numId w:val="14"/>
         </w:numPr>
       </w:pPr>
       <w:r>
@@ -93,7 +93,7 @@
       <w:pPr>
         <w:numPr>
           <w:ilvl w:val="0"/>
-          <w:numId w:val="11"/>
+          <w:numId w:val="14"/>
         </w:numPr>
       </w:pPr>
       <w:r>
@@ -126,7 +126,7 @@
       <w:pPr>
         <w:numPr>
           <w:ilvl w:val="0"/>
-          <w:numId w:val="12"/>
+          <w:numId w:val="15"/>
         </w:numPr>
       </w:pPr>
       <w:r>
@@ -137,18 +137,16 @@
         <w:t>Never</w:t>
       </w:r>
       <w:r>
-        <w:t xml:space="preserve"> invent Human Frictions. </w:t>
+        <w:t xml:space="preserve"> invent Human Frictions. Always observe them.</w:t>
       </w:r>
-      <w:r>
+    </w:p>
+    <w:p>
+      <w:pPr>
         <w:rPr>
           <w:b/>
           <w:bCs/>
         </w:rPr>
-        <w:t>Always</w:t>
-      </w:r>
-      <w:r>
-        <w:t xml:space="preserve"> observe them.</w:t>
-      </w:r>
+      </w:pPr>
     </w:p>
     <w:p>
       <w:pPr>
@@ -193,8 +191,8 @@
         <w:tblLook w:val="04A0" w:firstRow="1" w:lastRow="0" w:firstColumn="1" w:lastColumn="0" w:noHBand="0" w:noVBand="1"/>
       </w:tblPr>
       <w:tblGrid>
-        <w:gridCol w:w="1857"/>
-        <w:gridCol w:w="1094"/>
+        <w:gridCol w:w="1497"/>
+        <w:gridCol w:w="727"/>
       </w:tblGrid>
       <w:tr>
         <w:trPr>
@@ -204,22 +202,16 @@
         <w:tc>
           <w:tcPr>
             <w:tcW w:w="0" w:type="auto"/>
-            <w:tcBorders>
-              <w:top w:val="single" w:sz="6" w:space="0" w:color="C4C7C5"/>
-              <w:left w:val="single" w:sz="6" w:space="0" w:color="C4C7C5"/>
-              <w:bottom w:val="single" w:sz="6" w:space="0" w:color="C4C7C5"/>
-              <w:right w:val="single" w:sz="6" w:space="0" w:color="C4C7C5"/>
-            </w:tcBorders>
-            <w:tcMar>
-              <w:top w:w="120" w:type="dxa"/>
-              <w:left w:w="180" w:type="dxa"/>
-              <w:bottom w:w="120" w:type="dxa"/>
-              <w:right w:w="180" w:type="dxa"/>
-            </w:tcMar>
-            <w:vAlign w:val="center"/>
-            <w:hideMark/>
-          </w:tcPr>
-          <w:p>
+            <w:vAlign w:val="center"/>
+            <w:hideMark/>
+          </w:tcPr>
+          <w:p>
+            <w:pPr>
+              <w:rPr>
+                <w:b/>
+                <w:bCs/>
+              </w:rPr>
+            </w:pPr>
             <w:r>
               <w:rPr>
                 <w:b/>
@@ -232,22 +224,16 @@
         <w:tc>
           <w:tcPr>
             <w:tcW w:w="0" w:type="auto"/>
-            <w:tcBorders>
-              <w:top w:val="single" w:sz="6" w:space="0" w:color="C4C7C5"/>
-              <w:left w:val="single" w:sz="6" w:space="0" w:color="C4C7C5"/>
-              <w:bottom w:val="single" w:sz="6" w:space="0" w:color="C4C7C5"/>
-              <w:right w:val="single" w:sz="6" w:space="0" w:color="C4C7C5"/>
-            </w:tcBorders>
-            <w:tcMar>
-              <w:top w:w="120" w:type="dxa"/>
-              <w:left w:w="180" w:type="dxa"/>
-              <w:bottom w:w="120" w:type="dxa"/>
-              <w:right w:w="180" w:type="dxa"/>
-            </w:tcMar>
-            <w:vAlign w:val="center"/>
-            <w:hideMark/>
-          </w:tcPr>
-          <w:p>
+            <w:vAlign w:val="center"/>
+            <w:hideMark/>
+          </w:tcPr>
+          <w:p>
+            <w:pPr>
+              <w:rPr>
+                <w:b/>
+                <w:bCs/>
+              </w:rPr>
+            </w:pPr>
             <w:r>
               <w:rPr>
                 <w:b/>
@@ -265,18 +251,6 @@
         <w:tc>
           <w:tcPr>
             <w:tcW w:w="0" w:type="auto"/>
-            <w:tcBorders>
-              <w:top w:val="single" w:sz="6" w:space="0" w:color="C4C7C5"/>
-              <w:left w:val="single" w:sz="6" w:space="0" w:color="C4C7C5"/>
-              <w:bottom w:val="single" w:sz="6" w:space="0" w:color="C4C7C5"/>
-              <w:right w:val="single" w:sz="6" w:space="0" w:color="C4C7C5"/>
-            </w:tcBorders>
-            <w:tcMar>
-              <w:top w:w="120" w:type="dxa"/>
-              <w:left w:w="180" w:type="dxa"/>
-              <w:bottom w:w="120" w:type="dxa"/>
-              <w:right w:w="180" w:type="dxa"/>
-            </w:tcMar>
             <w:vAlign w:val="center"/>
             <w:hideMark/>
           </w:tcPr>
@@ -293,18 +267,6 @@
         <w:tc>
           <w:tcPr>
             <w:tcW w:w="0" w:type="auto"/>
-            <w:tcBorders>
-              <w:top w:val="single" w:sz="6" w:space="0" w:color="C4C7C5"/>
-              <w:left w:val="single" w:sz="6" w:space="0" w:color="C4C7C5"/>
-              <w:bottom w:val="single" w:sz="6" w:space="0" w:color="C4C7C5"/>
-              <w:right w:val="single" w:sz="6" w:space="0" w:color="C4C7C5"/>
-            </w:tcBorders>
-            <w:tcMar>
-              <w:top w:w="120" w:type="dxa"/>
-              <w:left w:w="180" w:type="dxa"/>
-              <w:bottom w:w="120" w:type="dxa"/>
-              <w:right w:w="180" w:type="dxa"/>
-            </w:tcMar>
             <w:vAlign w:val="center"/>
             <w:hideMark/>
           </w:tcPr>
@@ -322,18 +284,6 @@
         <w:tc>
           <w:tcPr>
             <w:tcW w:w="0" w:type="auto"/>
-            <w:tcBorders>
-              <w:top w:val="single" w:sz="6" w:space="0" w:color="C4C7C5"/>
-              <w:left w:val="single" w:sz="6" w:space="0" w:color="C4C7C5"/>
-              <w:bottom w:val="single" w:sz="6" w:space="0" w:color="C4C7C5"/>
-              <w:right w:val="single" w:sz="6" w:space="0" w:color="C4C7C5"/>
-            </w:tcBorders>
-            <w:tcMar>
-              <w:top w:w="120" w:type="dxa"/>
-              <w:left w:w="180" w:type="dxa"/>
-              <w:bottom w:w="120" w:type="dxa"/>
-              <w:right w:w="180" w:type="dxa"/>
-            </w:tcMar>
             <w:vAlign w:val="center"/>
             <w:hideMark/>
           </w:tcPr>
@@ -350,47 +300,23 @@
         <w:tc>
           <w:tcPr>
             <w:tcW w:w="0" w:type="auto"/>
-            <w:tcBorders>
-              <w:top w:val="single" w:sz="6" w:space="0" w:color="C4C7C5"/>
-              <w:left w:val="single" w:sz="6" w:space="0" w:color="C4C7C5"/>
-              <w:bottom w:val="single" w:sz="6" w:space="0" w:color="C4C7C5"/>
-              <w:right w:val="single" w:sz="6" w:space="0" w:color="C4C7C5"/>
-            </w:tcBorders>
-            <w:tcMar>
-              <w:top w:w="120" w:type="dxa"/>
-              <w:left w:w="180" w:type="dxa"/>
-              <w:bottom w:w="120" w:type="dxa"/>
-              <w:right w:w="180" w:type="dxa"/>
-            </w:tcMar>
-            <w:vAlign w:val="center"/>
-            <w:hideMark/>
-          </w:tcPr>
-          <w:p>
-            <w:r>
-              <w:t>225</w:t>
-            </w:r>
-          </w:p>
-        </w:tc>
-      </w:tr>
-      <w:tr>
-        <w:trPr>
-          <w:tblCellSpacing w:w="15" w:type="dxa"/>
-        </w:trPr>
-        <w:tc>
-          <w:tcPr>
-            <w:tcW w:w="0" w:type="auto"/>
-            <w:tcBorders>
-              <w:top w:val="single" w:sz="6" w:space="0" w:color="C4C7C5"/>
-              <w:left w:val="single" w:sz="6" w:space="0" w:color="C4C7C5"/>
-              <w:bottom w:val="single" w:sz="6" w:space="0" w:color="C4C7C5"/>
-              <w:right w:val="single" w:sz="6" w:space="0" w:color="C4C7C5"/>
-            </w:tcBorders>
-            <w:tcMar>
-              <w:top w:w="120" w:type="dxa"/>
-              <w:left w:w="180" w:type="dxa"/>
-              <w:bottom w:w="120" w:type="dxa"/>
-              <w:right w:w="180" w:type="dxa"/>
-            </w:tcMar>
+            <w:vAlign w:val="center"/>
+            <w:hideMark/>
+          </w:tcPr>
+          <w:p>
+            <w:r>
+              <w:t>275</w:t>
+            </w:r>
+          </w:p>
+        </w:tc>
+      </w:tr>
+      <w:tr>
+        <w:trPr>
+          <w:tblCellSpacing w:w="15" w:type="dxa"/>
+        </w:trPr>
+        <w:tc>
+          <w:tcPr>
+            <w:tcW w:w="0" w:type="auto"/>
             <w:vAlign w:val="center"/>
             <w:hideMark/>
           </w:tcPr>
@@ -407,47 +333,23 @@
         <w:tc>
           <w:tcPr>
             <w:tcW w:w="0" w:type="auto"/>
-            <w:tcBorders>
-              <w:top w:val="single" w:sz="6" w:space="0" w:color="C4C7C5"/>
-              <w:left w:val="single" w:sz="6" w:space="0" w:color="C4C7C5"/>
-              <w:bottom w:val="single" w:sz="6" w:space="0" w:color="C4C7C5"/>
-              <w:right w:val="single" w:sz="6" w:space="0" w:color="C4C7C5"/>
-            </w:tcBorders>
-            <w:tcMar>
-              <w:top w:w="120" w:type="dxa"/>
-              <w:left w:w="180" w:type="dxa"/>
-              <w:bottom w:w="120" w:type="dxa"/>
-              <w:right w:w="180" w:type="dxa"/>
-            </w:tcMar>
-            <w:vAlign w:val="center"/>
-            <w:hideMark/>
-          </w:tcPr>
-          <w:p>
-            <w:r>
-              <w:t>775</w:t>
-            </w:r>
-          </w:p>
-        </w:tc>
-      </w:tr>
-      <w:tr>
-        <w:trPr>
-          <w:tblCellSpacing w:w="15" w:type="dxa"/>
-        </w:trPr>
-        <w:tc>
-          <w:tcPr>
-            <w:tcW w:w="0" w:type="auto"/>
-            <w:tcBorders>
-              <w:top w:val="single" w:sz="6" w:space="0" w:color="C4C7C5"/>
-              <w:left w:val="single" w:sz="6" w:space="0" w:color="C4C7C5"/>
-              <w:bottom w:val="single" w:sz="6" w:space="0" w:color="C4C7C5"/>
-              <w:right w:val="single" w:sz="6" w:space="0" w:color="C4C7C5"/>
-            </w:tcBorders>
-            <w:tcMar>
-              <w:top w:w="120" w:type="dxa"/>
-              <w:left w:w="180" w:type="dxa"/>
-              <w:bottom w:w="120" w:type="dxa"/>
-              <w:right w:w="180" w:type="dxa"/>
-            </w:tcMar>
+            <w:vAlign w:val="center"/>
+            <w:hideMark/>
+          </w:tcPr>
+          <w:p>
+            <w:r>
+              <w:t>725</w:t>
+            </w:r>
+          </w:p>
+        </w:tc>
+      </w:tr>
+      <w:tr>
+        <w:trPr>
+          <w:tblCellSpacing w:w="15" w:type="dxa"/>
+        </w:trPr>
+        <w:tc>
+          <w:tcPr>
+            <w:tcW w:w="0" w:type="auto"/>
             <w:vAlign w:val="center"/>
             <w:hideMark/>
           </w:tcPr>
@@ -464,37 +366,40 @@
         <w:tc>
           <w:tcPr>
             <w:tcW w:w="0" w:type="auto"/>
-            <w:tcBorders>
-              <w:top w:val="single" w:sz="6" w:space="0" w:color="C4C7C5"/>
-              <w:left w:val="single" w:sz="6" w:space="0" w:color="C4C7C5"/>
-              <w:bottom w:val="single" w:sz="6" w:space="0" w:color="C4C7C5"/>
-              <w:right w:val="single" w:sz="6" w:space="0" w:color="C4C7C5"/>
-            </w:tcBorders>
-            <w:tcMar>
-              <w:top w:w="120" w:type="dxa"/>
-              <w:left w:w="180" w:type="dxa"/>
-              <w:bottom w:w="120" w:type="dxa"/>
-              <w:right w:w="180" w:type="dxa"/>
-            </w:tcMar>
-            <w:vAlign w:val="center"/>
-            <w:hideMark/>
-          </w:tcPr>
-          <w:p>
-            <w:r>
-              <w:rPr>
-                <w:b/>
-                <w:bCs/>
-              </w:rPr>
-              <w:t>22</w:t>
-            </w:r>
-            <w:r>
-              <w:rPr>
-                <w:b/>
-                <w:bCs/>
-              </w:rPr>
-              <w:t>.5%</w:t>
-            </w:r>
-          </w:p>
+            <w:vAlign w:val="center"/>
+            <w:hideMark/>
+          </w:tcPr>
+          <w:p>
+            <w:r>
+              <w:t>27.5%</w:t>
+            </w:r>
+          </w:p>
+        </w:tc>
+      </w:tr>
+      <w:tr>
+        <w:trPr>
+          <w:tblCellSpacing w:w="15" w:type="dxa"/>
+        </w:trPr>
+        <w:tc>
+          <w:tcPr>
+            <w:tcW w:w="0" w:type="auto"/>
+            <w:vAlign w:val="center"/>
+          </w:tcPr>
+          <w:p>
+            <w:pPr>
+              <w:rPr>
+                <w:b/>
+                <w:bCs/>
+              </w:rPr>
+            </w:pPr>
+          </w:p>
+        </w:tc>
+        <w:tc>
+          <w:tcPr>
+            <w:tcW w:w="0" w:type="auto"/>
+            <w:vAlign w:val="center"/>
+          </w:tcPr>
+          <w:p/>
         </w:tc>
       </w:tr>
     </w:tbl>
@@ -526,8 +431,8 @@
         <w:tblLook w:val="04A0" w:firstRow="1" w:lastRow="0" w:firstColumn="1" w:lastColumn="0" w:noHBand="0" w:noVBand="1"/>
       </w:tblPr>
       <w:tblGrid>
-        <w:gridCol w:w="2693"/>
-        <w:gridCol w:w="2060"/>
+        <w:gridCol w:w="2333"/>
+        <w:gridCol w:w="1661"/>
       </w:tblGrid>
       <w:tr>
         <w:trPr>
@@ -537,22 +442,16 @@
         <w:tc>
           <w:tcPr>
             <w:tcW w:w="0" w:type="auto"/>
-            <w:tcBorders>
-              <w:top w:val="single" w:sz="6" w:space="0" w:color="C4C7C5"/>
-              <w:left w:val="single" w:sz="6" w:space="0" w:color="C4C7C5"/>
-              <w:bottom w:val="single" w:sz="6" w:space="0" w:color="C4C7C5"/>
-              <w:right w:val="single" w:sz="6" w:space="0" w:color="C4C7C5"/>
-            </w:tcBorders>
-            <w:tcMar>
-              <w:top w:w="120" w:type="dxa"/>
-              <w:left w:w="180" w:type="dxa"/>
-              <w:bottom w:w="120" w:type="dxa"/>
-              <w:right w:w="180" w:type="dxa"/>
-            </w:tcMar>
-            <w:vAlign w:val="center"/>
-            <w:hideMark/>
-          </w:tcPr>
-          <w:p>
+            <w:vAlign w:val="center"/>
+            <w:hideMark/>
+          </w:tcPr>
+          <w:p>
+            <w:pPr>
+              <w:rPr>
+                <w:b/>
+                <w:bCs/>
+              </w:rPr>
+            </w:pPr>
             <w:r>
               <w:rPr>
                 <w:b/>
@@ -565,22 +464,16 @@
         <w:tc>
           <w:tcPr>
             <w:tcW w:w="0" w:type="auto"/>
-            <w:tcBorders>
-              <w:top w:val="single" w:sz="6" w:space="0" w:color="C4C7C5"/>
-              <w:left w:val="single" w:sz="6" w:space="0" w:color="C4C7C5"/>
-              <w:bottom w:val="single" w:sz="6" w:space="0" w:color="C4C7C5"/>
-              <w:right w:val="single" w:sz="6" w:space="0" w:color="C4C7C5"/>
-            </w:tcBorders>
-            <w:tcMar>
-              <w:top w:w="120" w:type="dxa"/>
-              <w:left w:w="180" w:type="dxa"/>
-              <w:bottom w:w="120" w:type="dxa"/>
-              <w:right w:w="180" w:type="dxa"/>
-            </w:tcMar>
-            <w:vAlign w:val="center"/>
-            <w:hideMark/>
-          </w:tcPr>
-          <w:p>
+            <w:vAlign w:val="center"/>
+            <w:hideMark/>
+          </w:tcPr>
+          <w:p>
+            <w:pPr>
+              <w:rPr>
+                <w:b/>
+                <w:bCs/>
+              </w:rPr>
+            </w:pPr>
             <w:r>
               <w:rPr>
                 <w:b/>
@@ -598,18 +491,6 @@
         <w:tc>
           <w:tcPr>
             <w:tcW w:w="0" w:type="auto"/>
-            <w:tcBorders>
-              <w:top w:val="single" w:sz="6" w:space="0" w:color="C4C7C5"/>
-              <w:left w:val="single" w:sz="6" w:space="0" w:color="C4C7C5"/>
-              <w:bottom w:val="single" w:sz="6" w:space="0" w:color="C4C7C5"/>
-              <w:right w:val="single" w:sz="6" w:space="0" w:color="C4C7C5"/>
-            </w:tcBorders>
-            <w:tcMar>
-              <w:top w:w="120" w:type="dxa"/>
-              <w:left w:w="180" w:type="dxa"/>
-              <w:bottom w:w="120" w:type="dxa"/>
-              <w:right w:w="180" w:type="dxa"/>
-            </w:tcMar>
             <w:vAlign w:val="center"/>
             <w:hideMark/>
           </w:tcPr>
@@ -626,65 +507,23 @@
         <w:tc>
           <w:tcPr>
             <w:tcW w:w="0" w:type="auto"/>
-            <w:tcBorders>
-              <w:top w:val="single" w:sz="6" w:space="0" w:color="C4C7C5"/>
-              <w:left w:val="single" w:sz="6" w:space="0" w:color="C4C7C5"/>
-              <w:bottom w:val="single" w:sz="6" w:space="0" w:color="C4C7C5"/>
-              <w:right w:val="single" w:sz="6" w:space="0" w:color="C4C7C5"/>
-            </w:tcBorders>
-            <w:tcMar>
-              <w:top w:w="120" w:type="dxa"/>
-              <w:left w:w="180" w:type="dxa"/>
-              <w:bottom w:w="120" w:type="dxa"/>
-              <w:right w:w="180" w:type="dxa"/>
-            </w:tcMar>
-            <w:vAlign w:val="center"/>
-            <w:hideMark/>
-          </w:tcPr>
-          <w:p>
-            <w:r>
-              <w:rPr>
-                <w:b/>
-                <w:bCs/>
-              </w:rPr>
-              <w:t>0</w:t>
-            </w:r>
-            <w:r>
-              <w:rPr>
-                <w:b/>
-                <w:bCs/>
-              </w:rPr>
-              <w:t>4</w:t>
-            </w:r>
-            <w:r>
-              <w:rPr>
-                <w:b/>
-                <w:bCs/>
-              </w:rPr>
-              <w:t xml:space="preserve"> August 2026</w:t>
-            </w:r>
-          </w:p>
-        </w:tc>
-      </w:tr>
-      <w:tr>
-        <w:trPr>
-          <w:tblCellSpacing w:w="15" w:type="dxa"/>
-        </w:trPr>
-        <w:tc>
-          <w:tcPr>
-            <w:tcW w:w="0" w:type="auto"/>
-            <w:tcBorders>
-              <w:top w:val="single" w:sz="6" w:space="0" w:color="C4C7C5"/>
-              <w:left w:val="single" w:sz="6" w:space="0" w:color="C4C7C5"/>
-              <w:bottom w:val="single" w:sz="6" w:space="0" w:color="C4C7C5"/>
-              <w:right w:val="single" w:sz="6" w:space="0" w:color="C4C7C5"/>
-            </w:tcBorders>
-            <w:tcMar>
-              <w:top w:w="120" w:type="dxa"/>
-              <w:left w:w="180" w:type="dxa"/>
-              <w:bottom w:w="120" w:type="dxa"/>
-              <w:right w:w="180" w:type="dxa"/>
-            </w:tcMar>
+            <w:vAlign w:val="center"/>
+            <w:hideMark/>
+          </w:tcPr>
+          <w:p>
+            <w:r>
+              <w:t>06 August 2026</w:t>
+            </w:r>
+          </w:p>
+        </w:tc>
+      </w:tr>
+      <w:tr>
+        <w:trPr>
+          <w:tblCellSpacing w:w="15" w:type="dxa"/>
+        </w:trPr>
+        <w:tc>
+          <w:tcPr>
+            <w:tcW w:w="0" w:type="auto"/>
             <w:vAlign w:val="center"/>
             <w:hideMark/>
           </w:tcPr>
@@ -701,18 +540,6 @@
         <w:tc>
           <w:tcPr>
             <w:tcW w:w="0" w:type="auto"/>
-            <w:tcBorders>
-              <w:top w:val="single" w:sz="6" w:space="0" w:color="C4C7C5"/>
-              <w:left w:val="single" w:sz="6" w:space="0" w:color="C4C7C5"/>
-              <w:bottom w:val="single" w:sz="6" w:space="0" w:color="C4C7C5"/>
-              <w:right w:val="single" w:sz="6" w:space="0" w:color="C4C7C5"/>
-            </w:tcBorders>
-            <w:tcMar>
-              <w:top w:w="120" w:type="dxa"/>
-              <w:left w:w="180" w:type="dxa"/>
-              <w:bottom w:w="120" w:type="dxa"/>
-              <w:right w:w="180" w:type="dxa"/>
-            </w:tcMar>
             <w:vAlign w:val="center"/>
             <w:hideMark/>
           </w:tcPr>
@@ -730,18 +557,6 @@
         <w:tc>
           <w:tcPr>
             <w:tcW w:w="0" w:type="auto"/>
-            <w:tcBorders>
-              <w:top w:val="single" w:sz="6" w:space="0" w:color="C4C7C5"/>
-              <w:left w:val="single" w:sz="6" w:space="0" w:color="C4C7C5"/>
-              <w:bottom w:val="single" w:sz="6" w:space="0" w:color="C4C7C5"/>
-              <w:right w:val="single" w:sz="6" w:space="0" w:color="C4C7C5"/>
-            </w:tcBorders>
-            <w:tcMar>
-              <w:top w:w="120" w:type="dxa"/>
-              <w:left w:w="180" w:type="dxa"/>
-              <w:bottom w:w="120" w:type="dxa"/>
-              <w:right w:w="180" w:type="dxa"/>
-            </w:tcMar>
             <w:vAlign w:val="center"/>
             <w:hideMark/>
           </w:tcPr>
@@ -758,37 +573,45 @@
         <w:tc>
           <w:tcPr>
             <w:tcW w:w="0" w:type="auto"/>
-            <w:tcBorders>
-              <w:top w:val="single" w:sz="6" w:space="0" w:color="C4C7C5"/>
-              <w:left w:val="single" w:sz="6" w:space="0" w:color="C4C7C5"/>
-              <w:bottom w:val="single" w:sz="6" w:space="0" w:color="C4C7C5"/>
-              <w:right w:val="single" w:sz="6" w:space="0" w:color="C4C7C5"/>
-            </w:tcBorders>
-            <w:tcMar>
-              <w:top w:w="120" w:type="dxa"/>
-              <w:left w:w="180" w:type="dxa"/>
-              <w:bottom w:w="120" w:type="dxa"/>
-              <w:right w:w="180" w:type="dxa"/>
-            </w:tcMar>
-            <w:vAlign w:val="center"/>
-            <w:hideMark/>
-          </w:tcPr>
-          <w:p>
-            <w:r>
-              <w:t>225</w:t>
-            </w:r>
-          </w:p>
+            <w:vAlign w:val="center"/>
+            <w:hideMark/>
+          </w:tcPr>
+          <w:p>
+            <w:r>
+              <w:t>275</w:t>
+            </w:r>
+          </w:p>
+        </w:tc>
+      </w:tr>
+      <w:tr>
+        <w:trPr>
+          <w:tblCellSpacing w:w="15" w:type="dxa"/>
+        </w:trPr>
+        <w:tc>
+          <w:tcPr>
+            <w:tcW w:w="0" w:type="auto"/>
+            <w:vAlign w:val="center"/>
+          </w:tcPr>
+          <w:p>
+            <w:pPr>
+              <w:rPr>
+                <w:b/>
+                <w:bCs/>
+              </w:rPr>
+            </w:pPr>
+          </w:p>
+        </w:tc>
+        <w:tc>
+          <w:tcPr>
+            <w:tcW w:w="0" w:type="auto"/>
+            <w:vAlign w:val="center"/>
+          </w:tcPr>
+          <w:p/>
+          <w:p/>
+          <w:p/>
         </w:tc>
       </w:tr>
     </w:tbl>
-    <w:p>
-      <w:pPr>
-        <w:rPr>
-          <w:b/>
-          <w:bCs/>
-        </w:rPr>
-      </w:pPr>
-    </w:p>
     <w:p>
       <w:pPr>
         <w:rPr>
@@ -818,8 +641,8 @@
         <w:tblLook w:val="04A0" w:firstRow="1" w:lastRow="0" w:firstColumn="1" w:lastColumn="0" w:noHBand="0" w:noVBand="1"/>
       </w:tblPr>
       <w:tblGrid>
-        <w:gridCol w:w="3807"/>
-        <w:gridCol w:w="2461"/>
+        <w:gridCol w:w="3447"/>
+        <w:gridCol w:w="2101"/>
       </w:tblGrid>
       <w:tr>
         <w:trPr>
@@ -829,22 +652,16 @@
         <w:tc>
           <w:tcPr>
             <w:tcW w:w="0" w:type="auto"/>
-            <w:tcBorders>
-              <w:top w:val="single" w:sz="6" w:space="0" w:color="C4C7C5"/>
-              <w:left w:val="single" w:sz="6" w:space="0" w:color="C4C7C5"/>
-              <w:bottom w:val="single" w:sz="6" w:space="0" w:color="C4C7C5"/>
-              <w:right w:val="single" w:sz="6" w:space="0" w:color="C4C7C5"/>
-            </w:tcBorders>
-            <w:tcMar>
-              <w:top w:w="120" w:type="dxa"/>
-              <w:left w:w="180" w:type="dxa"/>
-              <w:bottom w:w="120" w:type="dxa"/>
-              <w:right w:w="180" w:type="dxa"/>
-            </w:tcMar>
-            <w:vAlign w:val="center"/>
-            <w:hideMark/>
-          </w:tcPr>
-          <w:p>
+            <w:vAlign w:val="center"/>
+            <w:hideMark/>
+          </w:tcPr>
+          <w:p>
+            <w:pPr>
+              <w:rPr>
+                <w:b/>
+                <w:bCs/>
+              </w:rPr>
+            </w:pPr>
             <w:r>
               <w:rPr>
                 <w:b/>
@@ -857,22 +674,16 @@
         <w:tc>
           <w:tcPr>
             <w:tcW w:w="0" w:type="auto"/>
-            <w:tcBorders>
-              <w:top w:val="single" w:sz="6" w:space="0" w:color="C4C7C5"/>
-              <w:left w:val="single" w:sz="6" w:space="0" w:color="C4C7C5"/>
-              <w:bottom w:val="single" w:sz="6" w:space="0" w:color="C4C7C5"/>
-              <w:right w:val="single" w:sz="6" w:space="0" w:color="C4C7C5"/>
-            </w:tcBorders>
-            <w:tcMar>
-              <w:top w:w="120" w:type="dxa"/>
-              <w:left w:w="180" w:type="dxa"/>
-              <w:bottom w:w="120" w:type="dxa"/>
-              <w:right w:w="180" w:type="dxa"/>
-            </w:tcMar>
-            <w:vAlign w:val="center"/>
-            <w:hideMark/>
-          </w:tcPr>
-          <w:p>
+            <w:vAlign w:val="center"/>
+            <w:hideMark/>
+          </w:tcPr>
+          <w:p>
+            <w:pPr>
+              <w:rPr>
+                <w:b/>
+                <w:bCs/>
+              </w:rPr>
+            </w:pPr>
             <w:r>
               <w:rPr>
                 <w:b/>
@@ -890,18 +701,6 @@
         <w:tc>
           <w:tcPr>
             <w:tcW w:w="0" w:type="auto"/>
-            <w:tcBorders>
-              <w:top w:val="single" w:sz="6" w:space="0" w:color="C4C7C5"/>
-              <w:left w:val="single" w:sz="6" w:space="0" w:color="C4C7C5"/>
-              <w:bottom w:val="single" w:sz="6" w:space="0" w:color="C4C7C5"/>
-              <w:right w:val="single" w:sz="6" w:space="0" w:color="C4C7C5"/>
-            </w:tcBorders>
-            <w:tcMar>
-              <w:top w:w="120" w:type="dxa"/>
-              <w:left w:w="180" w:type="dxa"/>
-              <w:bottom w:w="120" w:type="dxa"/>
-              <w:right w:w="180" w:type="dxa"/>
-            </w:tcMar>
             <w:vAlign w:val="center"/>
             <w:hideMark/>
           </w:tcPr>
@@ -918,18 +717,6 @@
         <w:tc>
           <w:tcPr>
             <w:tcW w:w="0" w:type="auto"/>
-            <w:tcBorders>
-              <w:top w:val="single" w:sz="6" w:space="0" w:color="C4C7C5"/>
-              <w:left w:val="single" w:sz="6" w:space="0" w:color="C4C7C5"/>
-              <w:bottom w:val="single" w:sz="6" w:space="0" w:color="C4C7C5"/>
-              <w:right w:val="single" w:sz="6" w:space="0" w:color="C4C7C5"/>
-            </w:tcBorders>
-            <w:tcMar>
-              <w:top w:w="120" w:type="dxa"/>
-              <w:left w:w="180" w:type="dxa"/>
-              <w:bottom w:w="120" w:type="dxa"/>
-              <w:right w:w="180" w:type="dxa"/>
-            </w:tcMar>
             <w:vAlign w:val="center"/>
             <w:hideMark/>
           </w:tcPr>
@@ -947,18 +734,6 @@
         <w:tc>
           <w:tcPr>
             <w:tcW w:w="0" w:type="auto"/>
-            <w:tcBorders>
-              <w:top w:val="single" w:sz="6" w:space="0" w:color="C4C7C5"/>
-              <w:left w:val="single" w:sz="6" w:space="0" w:color="C4C7C5"/>
-              <w:bottom w:val="single" w:sz="6" w:space="0" w:color="C4C7C5"/>
-              <w:right w:val="single" w:sz="6" w:space="0" w:color="C4C7C5"/>
-            </w:tcBorders>
-            <w:tcMar>
-              <w:top w:w="120" w:type="dxa"/>
-              <w:left w:w="180" w:type="dxa"/>
-              <w:bottom w:w="120" w:type="dxa"/>
-              <w:right w:w="180" w:type="dxa"/>
-            </w:tcMar>
             <w:vAlign w:val="center"/>
             <w:hideMark/>
           </w:tcPr>
@@ -975,47 +750,23 @@
         <w:tc>
           <w:tcPr>
             <w:tcW w:w="0" w:type="auto"/>
-            <w:tcBorders>
-              <w:top w:val="single" w:sz="6" w:space="0" w:color="C4C7C5"/>
-              <w:left w:val="single" w:sz="6" w:space="0" w:color="C4C7C5"/>
-              <w:bottom w:val="single" w:sz="6" w:space="0" w:color="C4C7C5"/>
-              <w:right w:val="single" w:sz="6" w:space="0" w:color="C4C7C5"/>
-            </w:tcBorders>
-            <w:tcMar>
-              <w:top w:w="120" w:type="dxa"/>
-              <w:left w:w="180" w:type="dxa"/>
-              <w:bottom w:w="120" w:type="dxa"/>
-              <w:right w:w="180" w:type="dxa"/>
-            </w:tcMar>
-            <w:vAlign w:val="center"/>
-            <w:hideMark/>
-          </w:tcPr>
-          <w:p>
-            <w:r>
-              <w:t>29 July 2026</w:t>
-            </w:r>
-          </w:p>
-        </w:tc>
-      </w:tr>
-      <w:tr>
-        <w:trPr>
-          <w:tblCellSpacing w:w="15" w:type="dxa"/>
-        </w:trPr>
-        <w:tc>
-          <w:tcPr>
-            <w:tcW w:w="0" w:type="auto"/>
-            <w:tcBorders>
-              <w:top w:val="single" w:sz="6" w:space="0" w:color="C4C7C5"/>
-              <w:left w:val="single" w:sz="6" w:space="0" w:color="C4C7C5"/>
-              <w:bottom w:val="single" w:sz="6" w:space="0" w:color="C4C7C5"/>
-              <w:right w:val="single" w:sz="6" w:space="0" w:color="C4C7C5"/>
-            </w:tcBorders>
-            <w:tcMar>
-              <w:top w:w="120" w:type="dxa"/>
-              <w:left w:w="180" w:type="dxa"/>
-              <w:bottom w:w="120" w:type="dxa"/>
-              <w:right w:w="180" w:type="dxa"/>
-            </w:tcMar>
+            <w:vAlign w:val="center"/>
+            <w:hideMark/>
+          </w:tcPr>
+          <w:p>
+            <w:r>
+              <w:t>06 August 2026</w:t>
+            </w:r>
+          </w:p>
+        </w:tc>
+      </w:tr>
+      <w:tr>
+        <w:trPr>
+          <w:tblCellSpacing w:w="15" w:type="dxa"/>
+        </w:trPr>
+        <w:tc>
+          <w:tcPr>
+            <w:tcW w:w="0" w:type="auto"/>
             <w:vAlign w:val="center"/>
             <w:hideMark/>
           </w:tcPr>
@@ -1032,47 +783,23 @@
         <w:tc>
           <w:tcPr>
             <w:tcW w:w="0" w:type="auto"/>
-            <w:tcBorders>
-              <w:top w:val="single" w:sz="6" w:space="0" w:color="C4C7C5"/>
-              <w:left w:val="single" w:sz="6" w:space="0" w:color="C4C7C5"/>
-              <w:bottom w:val="single" w:sz="6" w:space="0" w:color="C4C7C5"/>
-              <w:right w:val="single" w:sz="6" w:space="0" w:color="C4C7C5"/>
-            </w:tcBorders>
-            <w:tcMar>
-              <w:top w:w="120" w:type="dxa"/>
-              <w:left w:w="180" w:type="dxa"/>
-              <w:bottom w:w="120" w:type="dxa"/>
-              <w:right w:w="180" w:type="dxa"/>
-            </w:tcMar>
-            <w:vAlign w:val="center"/>
-            <w:hideMark/>
-          </w:tcPr>
-          <w:p>
-            <w:r>
-              <w:t>225</w:t>
-            </w:r>
-          </w:p>
-        </w:tc>
-      </w:tr>
-      <w:tr>
-        <w:trPr>
-          <w:tblCellSpacing w:w="15" w:type="dxa"/>
-        </w:trPr>
-        <w:tc>
-          <w:tcPr>
-            <w:tcW w:w="0" w:type="auto"/>
-            <w:tcBorders>
-              <w:top w:val="single" w:sz="6" w:space="0" w:color="C4C7C5"/>
-              <w:left w:val="single" w:sz="6" w:space="0" w:color="C4C7C5"/>
-              <w:bottom w:val="single" w:sz="6" w:space="0" w:color="C4C7C5"/>
-              <w:right w:val="single" w:sz="6" w:space="0" w:color="C4C7C5"/>
-            </w:tcBorders>
-            <w:tcMar>
-              <w:top w:w="120" w:type="dxa"/>
-              <w:left w:w="180" w:type="dxa"/>
-              <w:bottom w:w="120" w:type="dxa"/>
-              <w:right w:w="180" w:type="dxa"/>
-            </w:tcMar>
+            <w:vAlign w:val="center"/>
+            <w:hideMark/>
+          </w:tcPr>
+          <w:p>
+            <w:r>
+              <w:t>275</w:t>
+            </w:r>
+          </w:p>
+        </w:tc>
+      </w:tr>
+      <w:tr>
+        <w:trPr>
+          <w:tblCellSpacing w:w="15" w:type="dxa"/>
+        </w:trPr>
+        <w:tc>
+          <w:tcPr>
+            <w:tcW w:w="0" w:type="auto"/>
             <w:vAlign w:val="center"/>
             <w:hideMark/>
           </w:tcPr>
@@ -1089,33 +816,25 @@
         <w:tc>
           <w:tcPr>
             <w:tcW w:w="0" w:type="auto"/>
-            <w:tcBorders>
-              <w:top w:val="single" w:sz="6" w:space="0" w:color="C4C7C5"/>
-              <w:left w:val="single" w:sz="6" w:space="0" w:color="C4C7C5"/>
-              <w:bottom w:val="single" w:sz="6" w:space="0" w:color="C4C7C5"/>
-              <w:right w:val="single" w:sz="6" w:space="0" w:color="C4C7C5"/>
-            </w:tcBorders>
-            <w:tcMar>
-              <w:top w:w="120" w:type="dxa"/>
-              <w:left w:w="180" w:type="dxa"/>
-              <w:bottom w:w="120" w:type="dxa"/>
-              <w:right w:w="180" w:type="dxa"/>
-            </w:tcMar>
-            <w:vAlign w:val="center"/>
-            <w:hideMark/>
-          </w:tcPr>
-          <w:p>
-            <w:r>
-              <w:rPr>
-                <w:b/>
-                <w:bCs/>
-              </w:rPr>
+            <w:vAlign w:val="center"/>
+            <w:hideMark/>
+          </w:tcPr>
+          <w:p>
+            <w:r>
               <w:t>7 Days</w:t>
             </w:r>
           </w:p>
         </w:tc>
       </w:tr>
     </w:tbl>
+    <w:p>
+      <w:pPr>
+        <w:rPr>
+          <w:b/>
+          <w:bCs/>
+        </w:rPr>
+      </w:pPr>
+    </w:p>
     <w:p>
       <w:pPr>
         <w:rPr>
@@ -1159,10 +878,10 @@
         <w:tblLook w:val="04A0" w:firstRow="1" w:lastRow="0" w:firstColumn="1" w:lastColumn="0" w:noHBand="0" w:noVBand="1"/>
       </w:tblPr>
       <w:tblGrid>
-        <w:gridCol w:w="1061"/>
-        <w:gridCol w:w="2951"/>
-        <w:gridCol w:w="2390"/>
-        <w:gridCol w:w="2608"/>
+        <w:gridCol w:w="701"/>
+        <w:gridCol w:w="2937"/>
+        <w:gridCol w:w="2288"/>
+        <w:gridCol w:w="2508"/>
       </w:tblGrid>
       <w:tr>
         <w:trPr>
@@ -1172,22 +891,16 @@
         <w:tc>
           <w:tcPr>
             <w:tcW w:w="0" w:type="auto"/>
-            <w:tcBorders>
-              <w:top w:val="single" w:sz="6" w:space="0" w:color="C4C7C5"/>
-              <w:left w:val="single" w:sz="6" w:space="0" w:color="C4C7C5"/>
-              <w:bottom w:val="single" w:sz="6" w:space="0" w:color="C4C7C5"/>
-              <w:right w:val="single" w:sz="6" w:space="0" w:color="C4C7C5"/>
-            </w:tcBorders>
-            <w:tcMar>
-              <w:top w:w="120" w:type="dxa"/>
-              <w:left w:w="180" w:type="dxa"/>
-              <w:bottom w:w="120" w:type="dxa"/>
-              <w:right w:w="180" w:type="dxa"/>
-            </w:tcMar>
-            <w:vAlign w:val="center"/>
-            <w:hideMark/>
-          </w:tcPr>
-          <w:p>
+            <w:vAlign w:val="center"/>
+            <w:hideMark/>
+          </w:tcPr>
+          <w:p>
+            <w:pPr>
+              <w:rPr>
+                <w:b/>
+                <w:bCs/>
+              </w:rPr>
+            </w:pPr>
             <w:r>
               <w:rPr>
                 <w:b/>
@@ -1200,22 +913,16 @@
         <w:tc>
           <w:tcPr>
             <w:tcW w:w="0" w:type="auto"/>
-            <w:tcBorders>
-              <w:top w:val="single" w:sz="6" w:space="0" w:color="C4C7C5"/>
-              <w:left w:val="single" w:sz="6" w:space="0" w:color="C4C7C5"/>
-              <w:bottom w:val="single" w:sz="6" w:space="0" w:color="C4C7C5"/>
-              <w:right w:val="single" w:sz="6" w:space="0" w:color="C4C7C5"/>
-            </w:tcBorders>
-            <w:tcMar>
-              <w:top w:w="120" w:type="dxa"/>
-              <w:left w:w="180" w:type="dxa"/>
-              <w:bottom w:w="120" w:type="dxa"/>
-              <w:right w:w="180" w:type="dxa"/>
-            </w:tcMar>
-            <w:vAlign w:val="center"/>
-            <w:hideMark/>
-          </w:tcPr>
-          <w:p>
+            <w:vAlign w:val="center"/>
+            <w:hideMark/>
+          </w:tcPr>
+          <w:p>
+            <w:pPr>
+              <w:rPr>
+                <w:b/>
+                <w:bCs/>
+              </w:rPr>
+            </w:pPr>
             <w:r>
               <w:rPr>
                 <w:b/>
@@ -1228,22 +935,16 @@
         <w:tc>
           <w:tcPr>
             <w:tcW w:w="0" w:type="auto"/>
-            <w:tcBorders>
-              <w:top w:val="single" w:sz="6" w:space="0" w:color="C4C7C5"/>
-              <w:left w:val="single" w:sz="6" w:space="0" w:color="C4C7C5"/>
-              <w:bottom w:val="single" w:sz="6" w:space="0" w:color="C4C7C5"/>
-              <w:right w:val="single" w:sz="6" w:space="0" w:color="C4C7C5"/>
-            </w:tcBorders>
-            <w:tcMar>
-              <w:top w:w="120" w:type="dxa"/>
-              <w:left w:w="180" w:type="dxa"/>
-              <w:bottom w:w="120" w:type="dxa"/>
-              <w:right w:w="180" w:type="dxa"/>
-            </w:tcMar>
-            <w:vAlign w:val="center"/>
-            <w:hideMark/>
-          </w:tcPr>
-          <w:p>
+            <w:vAlign w:val="center"/>
+            <w:hideMark/>
+          </w:tcPr>
+          <w:p>
+            <w:pPr>
+              <w:rPr>
+                <w:b/>
+                <w:bCs/>
+              </w:rPr>
+            </w:pPr>
             <w:r>
               <w:rPr>
                 <w:b/>
@@ -1256,22 +957,16 @@
         <w:tc>
           <w:tcPr>
             <w:tcW w:w="0" w:type="auto"/>
-            <w:tcBorders>
-              <w:top w:val="single" w:sz="6" w:space="0" w:color="C4C7C5"/>
-              <w:left w:val="single" w:sz="6" w:space="0" w:color="C4C7C5"/>
-              <w:bottom w:val="single" w:sz="6" w:space="0" w:color="C4C7C5"/>
-              <w:right w:val="single" w:sz="6" w:space="0" w:color="C4C7C5"/>
-            </w:tcBorders>
-            <w:tcMar>
-              <w:top w:w="120" w:type="dxa"/>
-              <w:left w:w="180" w:type="dxa"/>
-              <w:bottom w:w="120" w:type="dxa"/>
-              <w:right w:w="180" w:type="dxa"/>
-            </w:tcMar>
-            <w:vAlign w:val="center"/>
-            <w:hideMark/>
-          </w:tcPr>
-          <w:p>
+            <w:vAlign w:val="center"/>
+            <w:hideMark/>
+          </w:tcPr>
+          <w:p>
+            <w:pPr>
+              <w:rPr>
+                <w:b/>
+                <w:bCs/>
+              </w:rPr>
+            </w:pPr>
             <w:r>
               <w:rPr>
                 <w:b/>
@@ -1289,18 +984,6 @@
         <w:tc>
           <w:tcPr>
             <w:tcW w:w="0" w:type="auto"/>
-            <w:tcBorders>
-              <w:top w:val="single" w:sz="6" w:space="0" w:color="C4C7C5"/>
-              <w:left w:val="single" w:sz="6" w:space="0" w:color="C4C7C5"/>
-              <w:bottom w:val="single" w:sz="6" w:space="0" w:color="C4C7C5"/>
-              <w:right w:val="single" w:sz="6" w:space="0" w:color="C4C7C5"/>
-            </w:tcBorders>
-            <w:tcMar>
-              <w:top w:w="120" w:type="dxa"/>
-              <w:left w:w="180" w:type="dxa"/>
-              <w:bottom w:w="120" w:type="dxa"/>
-              <w:right w:w="180" w:type="dxa"/>
-            </w:tcMar>
             <w:vAlign w:val="center"/>
             <w:hideMark/>
           </w:tcPr>
@@ -1317,18 +1000,6 @@
         <w:tc>
           <w:tcPr>
             <w:tcW w:w="0" w:type="auto"/>
-            <w:tcBorders>
-              <w:top w:val="single" w:sz="6" w:space="0" w:color="C4C7C5"/>
-              <w:left w:val="single" w:sz="6" w:space="0" w:color="C4C7C5"/>
-              <w:bottom w:val="single" w:sz="6" w:space="0" w:color="C4C7C5"/>
-              <w:right w:val="single" w:sz="6" w:space="0" w:color="C4C7C5"/>
-            </w:tcBorders>
-            <w:tcMar>
-              <w:top w:w="120" w:type="dxa"/>
-              <w:left w:w="180" w:type="dxa"/>
-              <w:bottom w:w="120" w:type="dxa"/>
-              <w:right w:w="180" w:type="dxa"/>
-            </w:tcMar>
             <w:vAlign w:val="center"/>
             <w:hideMark/>
           </w:tcPr>
@@ -1341,18 +1012,6 @@
         <w:tc>
           <w:tcPr>
             <w:tcW w:w="0" w:type="auto"/>
-            <w:tcBorders>
-              <w:top w:val="single" w:sz="6" w:space="0" w:color="C4C7C5"/>
-              <w:left w:val="single" w:sz="6" w:space="0" w:color="C4C7C5"/>
-              <w:bottom w:val="single" w:sz="6" w:space="0" w:color="C4C7C5"/>
-              <w:right w:val="single" w:sz="6" w:space="0" w:color="C4C7C5"/>
-            </w:tcBorders>
-            <w:tcMar>
-              <w:top w:w="120" w:type="dxa"/>
-              <w:left w:w="180" w:type="dxa"/>
-              <w:bottom w:w="120" w:type="dxa"/>
-              <w:right w:w="180" w:type="dxa"/>
-            </w:tcMar>
             <w:vAlign w:val="center"/>
             <w:hideMark/>
           </w:tcPr>
@@ -1365,18 +1024,6 @@
         <w:tc>
           <w:tcPr>
             <w:tcW w:w="0" w:type="auto"/>
-            <w:tcBorders>
-              <w:top w:val="single" w:sz="6" w:space="0" w:color="C4C7C5"/>
-              <w:left w:val="single" w:sz="6" w:space="0" w:color="C4C7C5"/>
-              <w:bottom w:val="single" w:sz="6" w:space="0" w:color="C4C7C5"/>
-              <w:right w:val="single" w:sz="6" w:space="0" w:color="C4C7C5"/>
-            </w:tcBorders>
-            <w:tcMar>
-              <w:top w:w="120" w:type="dxa"/>
-              <w:left w:w="180" w:type="dxa"/>
-              <w:bottom w:w="120" w:type="dxa"/>
-              <w:right w:w="180" w:type="dxa"/>
-            </w:tcMar>
             <w:vAlign w:val="center"/>
             <w:hideMark/>
           </w:tcPr>
@@ -1394,18 +1041,6 @@
         <w:tc>
           <w:tcPr>
             <w:tcW w:w="0" w:type="auto"/>
-            <w:tcBorders>
-              <w:top w:val="single" w:sz="6" w:space="0" w:color="C4C7C5"/>
-              <w:left w:val="single" w:sz="6" w:space="0" w:color="C4C7C5"/>
-              <w:bottom w:val="single" w:sz="6" w:space="0" w:color="C4C7C5"/>
-              <w:right w:val="single" w:sz="6" w:space="0" w:color="C4C7C5"/>
-            </w:tcBorders>
-            <w:tcMar>
-              <w:top w:w="120" w:type="dxa"/>
-              <w:left w:w="180" w:type="dxa"/>
-              <w:bottom w:w="120" w:type="dxa"/>
-              <w:right w:w="180" w:type="dxa"/>
-            </w:tcMar>
             <w:vAlign w:val="center"/>
             <w:hideMark/>
           </w:tcPr>
@@ -1422,18 +1057,6 @@
         <w:tc>
           <w:tcPr>
             <w:tcW w:w="0" w:type="auto"/>
-            <w:tcBorders>
-              <w:top w:val="single" w:sz="6" w:space="0" w:color="C4C7C5"/>
-              <w:left w:val="single" w:sz="6" w:space="0" w:color="C4C7C5"/>
-              <w:bottom w:val="single" w:sz="6" w:space="0" w:color="C4C7C5"/>
-              <w:right w:val="single" w:sz="6" w:space="0" w:color="C4C7C5"/>
-            </w:tcBorders>
-            <w:tcMar>
-              <w:top w:w="120" w:type="dxa"/>
-              <w:left w:w="180" w:type="dxa"/>
-              <w:bottom w:w="120" w:type="dxa"/>
-              <w:right w:w="180" w:type="dxa"/>
-            </w:tcMar>
             <w:vAlign w:val="center"/>
             <w:hideMark/>
           </w:tcPr>
@@ -1446,18 +1069,6 @@
         <w:tc>
           <w:tcPr>
             <w:tcW w:w="0" w:type="auto"/>
-            <w:tcBorders>
-              <w:top w:val="single" w:sz="6" w:space="0" w:color="C4C7C5"/>
-              <w:left w:val="single" w:sz="6" w:space="0" w:color="C4C7C5"/>
-              <w:bottom w:val="single" w:sz="6" w:space="0" w:color="C4C7C5"/>
-              <w:right w:val="single" w:sz="6" w:space="0" w:color="C4C7C5"/>
-            </w:tcBorders>
-            <w:tcMar>
-              <w:top w:w="120" w:type="dxa"/>
-              <w:left w:w="180" w:type="dxa"/>
-              <w:bottom w:w="120" w:type="dxa"/>
-              <w:right w:w="180" w:type="dxa"/>
-            </w:tcMar>
             <w:vAlign w:val="center"/>
             <w:hideMark/>
           </w:tcPr>
@@ -1470,18 +1081,6 @@
         <w:tc>
           <w:tcPr>
             <w:tcW w:w="0" w:type="auto"/>
-            <w:tcBorders>
-              <w:top w:val="single" w:sz="6" w:space="0" w:color="C4C7C5"/>
-              <w:left w:val="single" w:sz="6" w:space="0" w:color="C4C7C5"/>
-              <w:bottom w:val="single" w:sz="6" w:space="0" w:color="C4C7C5"/>
-              <w:right w:val="single" w:sz="6" w:space="0" w:color="C4C7C5"/>
-            </w:tcBorders>
-            <w:tcMar>
-              <w:top w:w="120" w:type="dxa"/>
-              <w:left w:w="180" w:type="dxa"/>
-              <w:bottom w:w="120" w:type="dxa"/>
-              <w:right w:w="180" w:type="dxa"/>
-            </w:tcMar>
             <w:vAlign w:val="center"/>
             <w:hideMark/>
           </w:tcPr>
@@ -1499,18 +1098,6 @@
         <w:tc>
           <w:tcPr>
             <w:tcW w:w="0" w:type="auto"/>
-            <w:tcBorders>
-              <w:top w:val="single" w:sz="6" w:space="0" w:color="C4C7C5"/>
-              <w:left w:val="single" w:sz="6" w:space="0" w:color="C4C7C5"/>
-              <w:bottom w:val="single" w:sz="6" w:space="0" w:color="C4C7C5"/>
-              <w:right w:val="single" w:sz="6" w:space="0" w:color="C4C7C5"/>
-            </w:tcBorders>
-            <w:tcMar>
-              <w:top w:w="120" w:type="dxa"/>
-              <w:left w:w="180" w:type="dxa"/>
-              <w:bottom w:w="120" w:type="dxa"/>
-              <w:right w:w="180" w:type="dxa"/>
-            </w:tcMar>
             <w:vAlign w:val="center"/>
             <w:hideMark/>
           </w:tcPr>
@@ -1527,18 +1114,6 @@
         <w:tc>
           <w:tcPr>
             <w:tcW w:w="0" w:type="auto"/>
-            <w:tcBorders>
-              <w:top w:val="single" w:sz="6" w:space="0" w:color="C4C7C5"/>
-              <w:left w:val="single" w:sz="6" w:space="0" w:color="C4C7C5"/>
-              <w:bottom w:val="single" w:sz="6" w:space="0" w:color="C4C7C5"/>
-              <w:right w:val="single" w:sz="6" w:space="0" w:color="C4C7C5"/>
-            </w:tcBorders>
-            <w:tcMar>
-              <w:top w:w="120" w:type="dxa"/>
-              <w:left w:w="180" w:type="dxa"/>
-              <w:bottom w:w="120" w:type="dxa"/>
-              <w:right w:w="180" w:type="dxa"/>
-            </w:tcMar>
             <w:vAlign w:val="center"/>
             <w:hideMark/>
           </w:tcPr>
@@ -1551,27 +1126,11 @@
         <w:tc>
           <w:tcPr>
             <w:tcW w:w="0" w:type="auto"/>
-            <w:tcBorders>
-              <w:top w:val="single" w:sz="6" w:space="0" w:color="C4C7C5"/>
-              <w:left w:val="single" w:sz="6" w:space="0" w:color="C4C7C5"/>
-              <w:bottom w:val="single" w:sz="6" w:space="0" w:color="C4C7C5"/>
-              <w:right w:val="single" w:sz="6" w:space="0" w:color="C4C7C5"/>
-            </w:tcBorders>
-            <w:tcMar>
-              <w:top w:w="120" w:type="dxa"/>
-              <w:left w:w="180" w:type="dxa"/>
-              <w:bottom w:w="120" w:type="dxa"/>
-              <w:right w:w="180" w:type="dxa"/>
-            </w:tcMar>
-            <w:vAlign w:val="center"/>
-            <w:hideMark/>
-          </w:tcPr>
-          <w:p>
-            <w:r>
-              <w:rPr>
-                <w:b/>
-                <w:bCs/>
-              </w:rPr>
+            <w:vAlign w:val="center"/>
+            <w:hideMark/>
+          </w:tcPr>
+          <w:p>
+            <w:r>
               <w:t>2</w:t>
             </w:r>
           </w:p>
@@ -1579,27 +1138,11 @@
         <w:tc>
           <w:tcPr>
             <w:tcW w:w="0" w:type="auto"/>
-            <w:tcBorders>
-              <w:top w:val="single" w:sz="6" w:space="0" w:color="C4C7C5"/>
-              <w:left w:val="single" w:sz="6" w:space="0" w:color="C4C7C5"/>
-              <w:bottom w:val="single" w:sz="6" w:space="0" w:color="C4C7C5"/>
-              <w:right w:val="single" w:sz="6" w:space="0" w:color="C4C7C5"/>
-            </w:tcBorders>
-            <w:tcMar>
-              <w:top w:w="120" w:type="dxa"/>
-              <w:left w:w="180" w:type="dxa"/>
-              <w:bottom w:w="120" w:type="dxa"/>
-              <w:right w:w="180" w:type="dxa"/>
-            </w:tcMar>
-            <w:vAlign w:val="center"/>
-            <w:hideMark/>
-          </w:tcPr>
-          <w:p>
-            <w:r>
-              <w:rPr>
-                <w:b/>
-                <w:bCs/>
-              </w:rPr>
+            <w:vAlign w:val="center"/>
+            <w:hideMark/>
+          </w:tcPr>
+          <w:p>
+            <w:r>
               <w:t>50</w:t>
             </w:r>
           </w:p>
@@ -1612,18 +1155,6 @@
         <w:tc>
           <w:tcPr>
             <w:tcW w:w="0" w:type="auto"/>
-            <w:tcBorders>
-              <w:top w:val="single" w:sz="6" w:space="0" w:color="C4C7C5"/>
-              <w:left w:val="single" w:sz="6" w:space="0" w:color="C4C7C5"/>
-              <w:bottom w:val="single" w:sz="6" w:space="0" w:color="C4C7C5"/>
-              <w:right w:val="single" w:sz="6" w:space="0" w:color="C4C7C5"/>
-            </w:tcBorders>
-            <w:tcMar>
-              <w:top w:w="120" w:type="dxa"/>
-              <w:left w:w="180" w:type="dxa"/>
-              <w:bottom w:w="120" w:type="dxa"/>
-              <w:right w:w="180" w:type="dxa"/>
-            </w:tcMar>
             <w:vAlign w:val="center"/>
             <w:hideMark/>
           </w:tcPr>
@@ -1640,18 +1171,6 @@
         <w:tc>
           <w:tcPr>
             <w:tcW w:w="0" w:type="auto"/>
-            <w:tcBorders>
-              <w:top w:val="single" w:sz="6" w:space="0" w:color="C4C7C5"/>
-              <w:left w:val="single" w:sz="6" w:space="0" w:color="C4C7C5"/>
-              <w:bottom w:val="single" w:sz="6" w:space="0" w:color="C4C7C5"/>
-              <w:right w:val="single" w:sz="6" w:space="0" w:color="C4C7C5"/>
-            </w:tcBorders>
-            <w:tcMar>
-              <w:top w:w="120" w:type="dxa"/>
-              <w:left w:w="180" w:type="dxa"/>
-              <w:bottom w:w="120" w:type="dxa"/>
-              <w:right w:w="180" w:type="dxa"/>
-            </w:tcMar>
             <w:vAlign w:val="center"/>
             <w:hideMark/>
           </w:tcPr>
@@ -1664,18 +1183,120 @@
         <w:tc>
           <w:tcPr>
             <w:tcW w:w="0" w:type="auto"/>
-            <w:tcBorders>
-              <w:top w:val="single" w:sz="6" w:space="0" w:color="C4C7C5"/>
-              <w:left w:val="single" w:sz="6" w:space="0" w:color="C4C7C5"/>
-              <w:bottom w:val="single" w:sz="6" w:space="0" w:color="C4C7C5"/>
-              <w:right w:val="single" w:sz="6" w:space="0" w:color="C4C7C5"/>
-            </w:tcBorders>
-            <w:tcMar>
-              <w:top w:w="120" w:type="dxa"/>
-              <w:left w:w="180" w:type="dxa"/>
-              <w:bottom w:w="120" w:type="dxa"/>
-              <w:right w:w="180" w:type="dxa"/>
-            </w:tcMar>
+            <w:vAlign w:val="center"/>
+            <w:hideMark/>
+          </w:tcPr>
+          <w:p>
+            <w:r>
+              <w:t>2</w:t>
+            </w:r>
+          </w:p>
+        </w:tc>
+        <w:tc>
+          <w:tcPr>
+            <w:tcW w:w="0" w:type="auto"/>
+            <w:vAlign w:val="center"/>
+            <w:hideMark/>
+          </w:tcPr>
+          <w:p>
+            <w:r>
+              <w:t>50</w:t>
+            </w:r>
+          </w:p>
+        </w:tc>
+      </w:tr>
+      <w:tr>
+        <w:trPr>
+          <w:tblCellSpacing w:w="15" w:type="dxa"/>
+        </w:trPr>
+        <w:tc>
+          <w:tcPr>
+            <w:tcW w:w="0" w:type="auto"/>
+            <w:vAlign w:val="center"/>
+            <w:hideMark/>
+          </w:tcPr>
+          <w:p>
+            <w:r>
+              <w:rPr>
+                <w:b/>
+                <w:bCs/>
+              </w:rPr>
+              <w:t>DW</w:t>
+            </w:r>
+          </w:p>
+        </w:tc>
+        <w:tc>
+          <w:tcPr>
+            <w:tcW w:w="0" w:type="auto"/>
+            <w:vAlign w:val="center"/>
+            <w:hideMark/>
+          </w:tcPr>
+          <w:p>
+            <w:r>
+              <w:t>Desktop Workspace</w:t>
+            </w:r>
+          </w:p>
+        </w:tc>
+        <w:tc>
+          <w:tcPr>
+            <w:tcW w:w="0" w:type="auto"/>
+            <w:vAlign w:val="center"/>
+            <w:hideMark/>
+          </w:tcPr>
+          <w:p>
+            <w:r>
+              <w:t>2</w:t>
+            </w:r>
+          </w:p>
+        </w:tc>
+        <w:tc>
+          <w:tcPr>
+            <w:tcW w:w="0" w:type="auto"/>
+            <w:vAlign w:val="center"/>
+            <w:hideMark/>
+          </w:tcPr>
+          <w:p>
+            <w:r>
+              <w:t>50</w:t>
+            </w:r>
+          </w:p>
+        </w:tc>
+      </w:tr>
+      <w:tr>
+        <w:trPr>
+          <w:tblCellSpacing w:w="15" w:type="dxa"/>
+        </w:trPr>
+        <w:tc>
+          <w:tcPr>
+            <w:tcW w:w="0" w:type="auto"/>
+            <w:vAlign w:val="center"/>
+            <w:hideMark/>
+          </w:tcPr>
+          <w:p>
+            <w:r>
+              <w:rPr>
+                <w:b/>
+                <w:bCs/>
+              </w:rPr>
+              <w:t>AU</w:t>
+            </w:r>
+          </w:p>
+        </w:tc>
+        <w:tc>
+          <w:tcPr>
+            <w:tcW w:w="0" w:type="auto"/>
+            <w:vAlign w:val="center"/>
+            <w:hideMark/>
+          </w:tcPr>
+          <w:p>
+            <w:r>
+              <w:t>Authentication &amp; Forms</w:t>
+            </w:r>
+          </w:p>
+        </w:tc>
+        <w:tc>
+          <w:tcPr>
+            <w:tcW w:w="0" w:type="auto"/>
             <w:vAlign w:val="center"/>
             <w:hideMark/>
           </w:tcPr>
@@ -1688,18 +1309,6 @@
         <w:tc>
           <w:tcPr>
             <w:tcW w:w="0" w:type="auto"/>
-            <w:tcBorders>
-              <w:top w:val="single" w:sz="6" w:space="0" w:color="C4C7C5"/>
-              <w:left w:val="single" w:sz="6" w:space="0" w:color="C4C7C5"/>
-              <w:bottom w:val="single" w:sz="6" w:space="0" w:color="C4C7C5"/>
-              <w:right w:val="single" w:sz="6" w:space="0" w:color="C4C7C5"/>
-            </w:tcBorders>
-            <w:tcMar>
-              <w:top w:w="120" w:type="dxa"/>
-              <w:left w:w="180" w:type="dxa"/>
-              <w:bottom w:w="120" w:type="dxa"/>
-              <w:right w:w="180" w:type="dxa"/>
-            </w:tcMar>
             <w:vAlign w:val="center"/>
             <w:hideMark/>
           </w:tcPr>
@@ -1717,175 +1326,34 @@
         <w:tc>
           <w:tcPr>
             <w:tcW w:w="0" w:type="auto"/>
-            <w:tcBorders>
-              <w:top w:val="single" w:sz="6" w:space="0" w:color="C4C7C5"/>
-              <w:left w:val="single" w:sz="6" w:space="0" w:color="C4C7C5"/>
-              <w:bottom w:val="single" w:sz="6" w:space="0" w:color="C4C7C5"/>
-              <w:right w:val="single" w:sz="6" w:space="0" w:color="C4C7C5"/>
-            </w:tcBorders>
-            <w:tcMar>
-              <w:top w:w="120" w:type="dxa"/>
-              <w:left w:w="180" w:type="dxa"/>
-              <w:bottom w:w="120" w:type="dxa"/>
-              <w:right w:w="180" w:type="dxa"/>
-            </w:tcMar>
-            <w:vAlign w:val="center"/>
-            <w:hideMark/>
-          </w:tcPr>
-          <w:p>
-            <w:r>
-              <w:rPr>
-                <w:b/>
-                <w:bCs/>
-              </w:rPr>
-              <w:t>DW</w:t>
-            </w:r>
-          </w:p>
-        </w:tc>
-        <w:tc>
-          <w:tcPr>
-            <w:tcW w:w="0" w:type="auto"/>
-            <w:tcBorders>
-              <w:top w:val="single" w:sz="6" w:space="0" w:color="C4C7C5"/>
-              <w:left w:val="single" w:sz="6" w:space="0" w:color="C4C7C5"/>
-              <w:bottom w:val="single" w:sz="6" w:space="0" w:color="C4C7C5"/>
-              <w:right w:val="single" w:sz="6" w:space="0" w:color="C4C7C5"/>
-            </w:tcBorders>
-            <w:tcMar>
-              <w:top w:w="120" w:type="dxa"/>
-              <w:left w:w="180" w:type="dxa"/>
-              <w:bottom w:w="120" w:type="dxa"/>
-              <w:right w:w="180" w:type="dxa"/>
-            </w:tcMar>
-            <w:vAlign w:val="center"/>
-            <w:hideMark/>
-          </w:tcPr>
-          <w:p>
-            <w:r>
-              <w:t>Desktop Workspace</w:t>
-            </w:r>
-          </w:p>
-        </w:tc>
-        <w:tc>
-          <w:tcPr>
-            <w:tcW w:w="0" w:type="auto"/>
-            <w:tcBorders>
-              <w:top w:val="single" w:sz="6" w:space="0" w:color="C4C7C5"/>
-              <w:left w:val="single" w:sz="6" w:space="0" w:color="C4C7C5"/>
-              <w:bottom w:val="single" w:sz="6" w:space="0" w:color="C4C7C5"/>
-              <w:right w:val="single" w:sz="6" w:space="0" w:color="C4C7C5"/>
-            </w:tcBorders>
-            <w:tcMar>
-              <w:top w:w="120" w:type="dxa"/>
-              <w:left w:w="180" w:type="dxa"/>
-              <w:bottom w:w="120" w:type="dxa"/>
-              <w:right w:w="180" w:type="dxa"/>
-            </w:tcMar>
-            <w:vAlign w:val="center"/>
-            <w:hideMark/>
-          </w:tcPr>
-          <w:p>
-            <w:r>
-              <w:t>2</w:t>
-            </w:r>
-          </w:p>
-        </w:tc>
-        <w:tc>
-          <w:tcPr>
-            <w:tcW w:w="0" w:type="auto"/>
-            <w:tcBorders>
-              <w:top w:val="single" w:sz="6" w:space="0" w:color="C4C7C5"/>
-              <w:left w:val="single" w:sz="6" w:space="0" w:color="C4C7C5"/>
-              <w:bottom w:val="single" w:sz="6" w:space="0" w:color="C4C7C5"/>
-              <w:right w:val="single" w:sz="6" w:space="0" w:color="C4C7C5"/>
-            </w:tcBorders>
-            <w:tcMar>
-              <w:top w:w="120" w:type="dxa"/>
-              <w:left w:w="180" w:type="dxa"/>
-              <w:bottom w:w="120" w:type="dxa"/>
-              <w:right w:w="180" w:type="dxa"/>
-            </w:tcMar>
-            <w:vAlign w:val="center"/>
-            <w:hideMark/>
-          </w:tcPr>
-          <w:p>
-            <w:r>
-              <w:t>50</w:t>
-            </w:r>
-          </w:p>
-        </w:tc>
-      </w:tr>
-      <w:tr>
-        <w:trPr>
-          <w:tblCellSpacing w:w="15" w:type="dxa"/>
-        </w:trPr>
-        <w:tc>
-          <w:tcPr>
-            <w:tcW w:w="0" w:type="auto"/>
-            <w:tcBorders>
-              <w:top w:val="single" w:sz="6" w:space="0" w:color="C4C7C5"/>
-              <w:left w:val="single" w:sz="6" w:space="0" w:color="C4C7C5"/>
-              <w:bottom w:val="single" w:sz="6" w:space="0" w:color="C4C7C5"/>
-              <w:right w:val="single" w:sz="6" w:space="0" w:color="C4C7C5"/>
-            </w:tcBorders>
-            <w:tcMar>
-              <w:top w:w="120" w:type="dxa"/>
-              <w:left w:w="180" w:type="dxa"/>
-              <w:bottom w:w="120" w:type="dxa"/>
-              <w:right w:w="180" w:type="dxa"/>
-            </w:tcMar>
-            <w:vAlign w:val="center"/>
-            <w:hideMark/>
-          </w:tcPr>
-          <w:p>
-            <w:r>
-              <w:rPr>
-                <w:b/>
-                <w:bCs/>
-              </w:rPr>
-              <w:t>AU</w:t>
-            </w:r>
-          </w:p>
-        </w:tc>
-        <w:tc>
-          <w:tcPr>
-            <w:tcW w:w="0" w:type="auto"/>
-            <w:tcBorders>
-              <w:top w:val="single" w:sz="6" w:space="0" w:color="C4C7C5"/>
-              <w:left w:val="single" w:sz="6" w:space="0" w:color="C4C7C5"/>
-              <w:bottom w:val="single" w:sz="6" w:space="0" w:color="C4C7C5"/>
-              <w:right w:val="single" w:sz="6" w:space="0" w:color="C4C7C5"/>
-            </w:tcBorders>
-            <w:tcMar>
-              <w:top w:w="120" w:type="dxa"/>
-              <w:left w:w="180" w:type="dxa"/>
-              <w:bottom w:w="120" w:type="dxa"/>
-              <w:right w:w="180" w:type="dxa"/>
-            </w:tcMar>
-            <w:vAlign w:val="center"/>
-            <w:hideMark/>
-          </w:tcPr>
-          <w:p>
-            <w:r>
-              <w:t>Authentication &amp; Forms</w:t>
-            </w:r>
-          </w:p>
-        </w:tc>
-        <w:tc>
-          <w:tcPr>
-            <w:tcW w:w="0" w:type="auto"/>
-            <w:tcBorders>
-              <w:top w:val="single" w:sz="6" w:space="0" w:color="C4C7C5"/>
-              <w:left w:val="single" w:sz="6" w:space="0" w:color="C4C7C5"/>
-              <w:bottom w:val="single" w:sz="6" w:space="0" w:color="C4C7C5"/>
-              <w:right w:val="single" w:sz="6" w:space="0" w:color="C4C7C5"/>
-            </w:tcBorders>
-            <w:tcMar>
-              <w:top w:w="120" w:type="dxa"/>
-              <w:left w:w="180" w:type="dxa"/>
-              <w:bottom w:w="120" w:type="dxa"/>
-              <w:right w:w="180" w:type="dxa"/>
-            </w:tcMar>
+            <w:vAlign w:val="center"/>
+            <w:hideMark/>
+          </w:tcPr>
+          <w:p>
+            <w:r>
+              <w:rPr>
+                <w:b/>
+                <w:bCs/>
+              </w:rPr>
+              <w:t>NT</w:t>
+            </w:r>
+          </w:p>
+        </w:tc>
+        <w:tc>
+          <w:tcPr>
+            <w:tcW w:w="0" w:type="auto"/>
+            <w:vAlign w:val="center"/>
+            <w:hideMark/>
+          </w:tcPr>
+          <w:p>
+            <w:r>
+              <w:t>Notifications</w:t>
+            </w:r>
+          </w:p>
+        </w:tc>
+        <w:tc>
+          <w:tcPr>
+            <w:tcW w:w="0" w:type="auto"/>
             <w:vAlign w:val="center"/>
             <w:hideMark/>
           </w:tcPr>
@@ -1898,18 +1366,6 @@
         <w:tc>
           <w:tcPr>
             <w:tcW w:w="0" w:type="auto"/>
-            <w:tcBorders>
-              <w:top w:val="single" w:sz="6" w:space="0" w:color="C4C7C5"/>
-              <w:left w:val="single" w:sz="6" w:space="0" w:color="C4C7C5"/>
-              <w:bottom w:val="single" w:sz="6" w:space="0" w:color="C4C7C5"/>
-              <w:right w:val="single" w:sz="6" w:space="0" w:color="C4C7C5"/>
-            </w:tcBorders>
-            <w:tcMar>
-              <w:top w:w="120" w:type="dxa"/>
-              <w:left w:w="180" w:type="dxa"/>
-              <w:bottom w:w="120" w:type="dxa"/>
-              <w:right w:w="180" w:type="dxa"/>
-            </w:tcMar>
             <w:vAlign w:val="center"/>
             <w:hideMark/>
           </w:tcPr>
@@ -1927,70 +1383,34 @@
         <w:tc>
           <w:tcPr>
             <w:tcW w:w="0" w:type="auto"/>
-            <w:tcBorders>
-              <w:top w:val="single" w:sz="6" w:space="0" w:color="C4C7C5"/>
-              <w:left w:val="single" w:sz="6" w:space="0" w:color="C4C7C5"/>
-              <w:bottom w:val="single" w:sz="6" w:space="0" w:color="C4C7C5"/>
-              <w:right w:val="single" w:sz="6" w:space="0" w:color="C4C7C5"/>
-            </w:tcBorders>
-            <w:tcMar>
-              <w:top w:w="120" w:type="dxa"/>
-              <w:left w:w="180" w:type="dxa"/>
-              <w:bottom w:w="120" w:type="dxa"/>
-              <w:right w:w="180" w:type="dxa"/>
-            </w:tcMar>
-            <w:vAlign w:val="center"/>
-            <w:hideMark/>
-          </w:tcPr>
-          <w:p>
-            <w:r>
-              <w:rPr>
-                <w:b/>
-                <w:bCs/>
-              </w:rPr>
-              <w:t>NT</w:t>
-            </w:r>
-          </w:p>
-        </w:tc>
-        <w:tc>
-          <w:tcPr>
-            <w:tcW w:w="0" w:type="auto"/>
-            <w:tcBorders>
-              <w:top w:val="single" w:sz="6" w:space="0" w:color="C4C7C5"/>
-              <w:left w:val="single" w:sz="6" w:space="0" w:color="C4C7C5"/>
-              <w:bottom w:val="single" w:sz="6" w:space="0" w:color="C4C7C5"/>
-              <w:right w:val="single" w:sz="6" w:space="0" w:color="C4C7C5"/>
-            </w:tcBorders>
-            <w:tcMar>
-              <w:top w:w="120" w:type="dxa"/>
-              <w:left w:w="180" w:type="dxa"/>
-              <w:bottom w:w="120" w:type="dxa"/>
-              <w:right w:w="180" w:type="dxa"/>
-            </w:tcMar>
-            <w:vAlign w:val="center"/>
-            <w:hideMark/>
-          </w:tcPr>
-          <w:p>
-            <w:r>
-              <w:t>Notifications</w:t>
-            </w:r>
-          </w:p>
-        </w:tc>
-        <w:tc>
-          <w:tcPr>
-            <w:tcW w:w="0" w:type="auto"/>
-            <w:tcBorders>
-              <w:top w:val="single" w:sz="6" w:space="0" w:color="C4C7C5"/>
-              <w:left w:val="single" w:sz="6" w:space="0" w:color="C4C7C5"/>
-              <w:bottom w:val="single" w:sz="6" w:space="0" w:color="C4C7C5"/>
-              <w:right w:val="single" w:sz="6" w:space="0" w:color="C4C7C5"/>
-            </w:tcBorders>
-            <w:tcMar>
-              <w:top w:w="120" w:type="dxa"/>
-              <w:left w:w="180" w:type="dxa"/>
-              <w:bottom w:w="120" w:type="dxa"/>
-              <w:right w:w="180" w:type="dxa"/>
-            </w:tcMar>
+            <w:vAlign w:val="center"/>
+            <w:hideMark/>
+          </w:tcPr>
+          <w:p>
+            <w:r>
+              <w:rPr>
+                <w:b/>
+                <w:bCs/>
+              </w:rPr>
+              <w:t>LE</w:t>
+            </w:r>
+          </w:p>
+        </w:tc>
+        <w:tc>
+          <w:tcPr>
+            <w:tcW w:w="0" w:type="auto"/>
+            <w:vAlign w:val="center"/>
+            <w:hideMark/>
+          </w:tcPr>
+          <w:p>
+            <w:r>
+              <w:t>Learning</w:t>
+            </w:r>
+          </w:p>
+        </w:tc>
+        <w:tc>
+          <w:tcPr>
+            <w:tcW w:w="0" w:type="auto"/>
             <w:vAlign w:val="center"/>
             <w:hideMark/>
           </w:tcPr>
@@ -2003,18 +1423,6 @@
         <w:tc>
           <w:tcPr>
             <w:tcW w:w="0" w:type="auto"/>
-            <w:tcBorders>
-              <w:top w:val="single" w:sz="6" w:space="0" w:color="C4C7C5"/>
-              <w:left w:val="single" w:sz="6" w:space="0" w:color="C4C7C5"/>
-              <w:bottom w:val="single" w:sz="6" w:space="0" w:color="C4C7C5"/>
-              <w:right w:val="single" w:sz="6" w:space="0" w:color="C4C7C5"/>
-            </w:tcBorders>
-            <w:tcMar>
-              <w:top w:w="120" w:type="dxa"/>
-              <w:left w:w="180" w:type="dxa"/>
-              <w:bottom w:w="120" w:type="dxa"/>
-              <w:right w:w="180" w:type="dxa"/>
-            </w:tcMar>
             <w:vAlign w:val="center"/>
             <w:hideMark/>
           </w:tcPr>
@@ -2032,70 +1440,34 @@
         <w:tc>
           <w:tcPr>
             <w:tcW w:w="0" w:type="auto"/>
-            <w:tcBorders>
-              <w:top w:val="single" w:sz="6" w:space="0" w:color="C4C7C5"/>
-              <w:left w:val="single" w:sz="6" w:space="0" w:color="C4C7C5"/>
-              <w:bottom w:val="single" w:sz="6" w:space="0" w:color="C4C7C5"/>
-              <w:right w:val="single" w:sz="6" w:space="0" w:color="C4C7C5"/>
-            </w:tcBorders>
-            <w:tcMar>
-              <w:top w:w="120" w:type="dxa"/>
-              <w:left w:w="180" w:type="dxa"/>
-              <w:bottom w:w="120" w:type="dxa"/>
-              <w:right w:w="180" w:type="dxa"/>
-            </w:tcMar>
-            <w:vAlign w:val="center"/>
-            <w:hideMark/>
-          </w:tcPr>
-          <w:p>
-            <w:r>
-              <w:rPr>
-                <w:b/>
-                <w:bCs/>
-              </w:rPr>
-              <w:t>LE</w:t>
-            </w:r>
-          </w:p>
-        </w:tc>
-        <w:tc>
-          <w:tcPr>
-            <w:tcW w:w="0" w:type="auto"/>
-            <w:tcBorders>
-              <w:top w:val="single" w:sz="6" w:space="0" w:color="C4C7C5"/>
-              <w:left w:val="single" w:sz="6" w:space="0" w:color="C4C7C5"/>
-              <w:bottom w:val="single" w:sz="6" w:space="0" w:color="C4C7C5"/>
-              <w:right w:val="single" w:sz="6" w:space="0" w:color="C4C7C5"/>
-            </w:tcBorders>
-            <w:tcMar>
-              <w:top w:w="120" w:type="dxa"/>
-              <w:left w:w="180" w:type="dxa"/>
-              <w:bottom w:w="120" w:type="dxa"/>
-              <w:right w:w="180" w:type="dxa"/>
-            </w:tcMar>
-            <w:vAlign w:val="center"/>
-            <w:hideMark/>
-          </w:tcPr>
-          <w:p>
-            <w:r>
-              <w:t>Learning</w:t>
-            </w:r>
-          </w:p>
-        </w:tc>
-        <w:tc>
-          <w:tcPr>
-            <w:tcW w:w="0" w:type="auto"/>
-            <w:tcBorders>
-              <w:top w:val="single" w:sz="6" w:space="0" w:color="C4C7C5"/>
-              <w:left w:val="single" w:sz="6" w:space="0" w:color="C4C7C5"/>
-              <w:bottom w:val="single" w:sz="6" w:space="0" w:color="C4C7C5"/>
-              <w:right w:val="single" w:sz="6" w:space="0" w:color="C4C7C5"/>
-            </w:tcBorders>
-            <w:tcMar>
-              <w:top w:w="120" w:type="dxa"/>
-              <w:left w:w="180" w:type="dxa"/>
-              <w:bottom w:w="120" w:type="dxa"/>
-              <w:right w:w="180" w:type="dxa"/>
-            </w:tcMar>
+            <w:vAlign w:val="center"/>
+            <w:hideMark/>
+          </w:tcPr>
+          <w:p>
+            <w:r>
+              <w:rPr>
+                <w:b/>
+                <w:bCs/>
+              </w:rPr>
+              <w:t>MB</w:t>
+            </w:r>
+          </w:p>
+        </w:tc>
+        <w:tc>
+          <w:tcPr>
+            <w:tcW w:w="0" w:type="auto"/>
+            <w:vAlign w:val="center"/>
+            <w:hideMark/>
+          </w:tcPr>
+          <w:p>
+            <w:r>
+              <w:t>Mobile Experience</w:t>
+            </w:r>
+          </w:p>
+        </w:tc>
+        <w:tc>
+          <w:tcPr>
+            <w:tcW w:w="0" w:type="auto"/>
             <w:vAlign w:val="center"/>
             <w:hideMark/>
           </w:tcPr>
@@ -2108,18 +1480,6 @@
         <w:tc>
           <w:tcPr>
             <w:tcW w:w="0" w:type="auto"/>
-            <w:tcBorders>
-              <w:top w:val="single" w:sz="6" w:space="0" w:color="C4C7C5"/>
-              <w:left w:val="single" w:sz="6" w:space="0" w:color="C4C7C5"/>
-              <w:bottom w:val="single" w:sz="6" w:space="0" w:color="C4C7C5"/>
-              <w:right w:val="single" w:sz="6" w:space="0" w:color="C4C7C5"/>
-            </w:tcBorders>
-            <w:tcMar>
-              <w:top w:w="120" w:type="dxa"/>
-              <w:left w:w="180" w:type="dxa"/>
-              <w:bottom w:w="120" w:type="dxa"/>
-              <w:right w:w="180" w:type="dxa"/>
-            </w:tcMar>
             <w:vAlign w:val="center"/>
             <w:hideMark/>
           </w:tcPr>
@@ -2137,71 +1497,34 @@
         <w:tc>
           <w:tcPr>
             <w:tcW w:w="0" w:type="auto"/>
-            <w:tcBorders>
-              <w:top w:val="single" w:sz="6" w:space="0" w:color="C4C7C5"/>
-              <w:left w:val="single" w:sz="6" w:space="0" w:color="C4C7C5"/>
-              <w:bottom w:val="single" w:sz="6" w:space="0" w:color="C4C7C5"/>
-              <w:right w:val="single" w:sz="6" w:space="0" w:color="C4C7C5"/>
-            </w:tcBorders>
-            <w:tcMar>
-              <w:top w:w="120" w:type="dxa"/>
-              <w:left w:w="180" w:type="dxa"/>
-              <w:bottom w:w="120" w:type="dxa"/>
-              <w:right w:w="180" w:type="dxa"/>
-            </w:tcMar>
-            <w:vAlign w:val="center"/>
-            <w:hideMark/>
-          </w:tcPr>
-          <w:p>
-            <w:r>
-              <w:rPr>
-                <w:b/>
-                <w:bCs/>
-              </w:rPr>
-              <w:lastRenderedPageBreak/>
-              <w:t>MB</w:t>
-            </w:r>
-          </w:p>
-        </w:tc>
-        <w:tc>
-          <w:tcPr>
-            <w:tcW w:w="0" w:type="auto"/>
-            <w:tcBorders>
-              <w:top w:val="single" w:sz="6" w:space="0" w:color="C4C7C5"/>
-              <w:left w:val="single" w:sz="6" w:space="0" w:color="C4C7C5"/>
-              <w:bottom w:val="single" w:sz="6" w:space="0" w:color="C4C7C5"/>
-              <w:right w:val="single" w:sz="6" w:space="0" w:color="C4C7C5"/>
-            </w:tcBorders>
-            <w:tcMar>
-              <w:top w:w="120" w:type="dxa"/>
-              <w:left w:w="180" w:type="dxa"/>
-              <w:bottom w:w="120" w:type="dxa"/>
-              <w:right w:w="180" w:type="dxa"/>
-            </w:tcMar>
-            <w:vAlign w:val="center"/>
-            <w:hideMark/>
-          </w:tcPr>
-          <w:p>
-            <w:r>
-              <w:t>Mobile Experience</w:t>
-            </w:r>
-          </w:p>
-        </w:tc>
-        <w:tc>
-          <w:tcPr>
-            <w:tcW w:w="0" w:type="auto"/>
-            <w:tcBorders>
-              <w:top w:val="single" w:sz="6" w:space="0" w:color="C4C7C5"/>
-              <w:left w:val="single" w:sz="6" w:space="0" w:color="C4C7C5"/>
-              <w:bottom w:val="single" w:sz="6" w:space="0" w:color="C4C7C5"/>
-              <w:right w:val="single" w:sz="6" w:space="0" w:color="C4C7C5"/>
-            </w:tcBorders>
-            <w:tcMar>
-              <w:top w:w="120" w:type="dxa"/>
-              <w:left w:w="180" w:type="dxa"/>
-              <w:bottom w:w="120" w:type="dxa"/>
-              <w:right w:w="180" w:type="dxa"/>
-            </w:tcMar>
+            <w:vAlign w:val="center"/>
+            <w:hideMark/>
+          </w:tcPr>
+          <w:p>
+            <w:r>
+              <w:rPr>
+                <w:b/>
+                <w:bCs/>
+              </w:rPr>
+              <w:t>AI</w:t>
+            </w:r>
+          </w:p>
+        </w:tc>
+        <w:tc>
+          <w:tcPr>
+            <w:tcW w:w="0" w:type="auto"/>
+            <w:vAlign w:val="center"/>
+            <w:hideMark/>
+          </w:tcPr>
+          <w:p>
+            <w:r>
+              <w:t>Artificial Intelligence</w:t>
+            </w:r>
+          </w:p>
+        </w:tc>
+        <w:tc>
+          <w:tcPr>
+            <w:tcW w:w="0" w:type="auto"/>
             <w:vAlign w:val="center"/>
             <w:hideMark/>
           </w:tcPr>
@@ -2214,18 +1537,6 @@
         <w:tc>
           <w:tcPr>
             <w:tcW w:w="0" w:type="auto"/>
-            <w:tcBorders>
-              <w:top w:val="single" w:sz="6" w:space="0" w:color="C4C7C5"/>
-              <w:left w:val="single" w:sz="6" w:space="0" w:color="C4C7C5"/>
-              <w:bottom w:val="single" w:sz="6" w:space="0" w:color="C4C7C5"/>
-              <w:right w:val="single" w:sz="6" w:space="0" w:color="C4C7C5"/>
-            </w:tcBorders>
-            <w:tcMar>
-              <w:top w:w="120" w:type="dxa"/>
-              <w:left w:w="180" w:type="dxa"/>
-              <w:bottom w:w="120" w:type="dxa"/>
-              <w:right w:w="180" w:type="dxa"/>
-            </w:tcMar>
             <w:vAlign w:val="center"/>
             <w:hideMark/>
           </w:tcPr>
@@ -2243,123 +1554,6 @@
         <w:tc>
           <w:tcPr>
             <w:tcW w:w="0" w:type="auto"/>
-            <w:tcBorders>
-              <w:top w:val="single" w:sz="6" w:space="0" w:color="C4C7C5"/>
-              <w:left w:val="single" w:sz="6" w:space="0" w:color="C4C7C5"/>
-              <w:bottom w:val="single" w:sz="6" w:space="0" w:color="C4C7C5"/>
-              <w:right w:val="single" w:sz="6" w:space="0" w:color="C4C7C5"/>
-            </w:tcBorders>
-            <w:tcMar>
-              <w:top w:w="120" w:type="dxa"/>
-              <w:left w:w="180" w:type="dxa"/>
-              <w:bottom w:w="120" w:type="dxa"/>
-              <w:right w:w="180" w:type="dxa"/>
-            </w:tcMar>
-            <w:vAlign w:val="center"/>
-            <w:hideMark/>
-          </w:tcPr>
-          <w:p>
-            <w:r>
-              <w:rPr>
-                <w:b/>
-                <w:bCs/>
-              </w:rPr>
-              <w:t>AI</w:t>
-            </w:r>
-          </w:p>
-        </w:tc>
-        <w:tc>
-          <w:tcPr>
-            <w:tcW w:w="0" w:type="auto"/>
-            <w:tcBorders>
-              <w:top w:val="single" w:sz="6" w:space="0" w:color="C4C7C5"/>
-              <w:left w:val="single" w:sz="6" w:space="0" w:color="C4C7C5"/>
-              <w:bottom w:val="single" w:sz="6" w:space="0" w:color="C4C7C5"/>
-              <w:right w:val="single" w:sz="6" w:space="0" w:color="C4C7C5"/>
-            </w:tcBorders>
-            <w:tcMar>
-              <w:top w:w="120" w:type="dxa"/>
-              <w:left w:w="180" w:type="dxa"/>
-              <w:bottom w:w="120" w:type="dxa"/>
-              <w:right w:w="180" w:type="dxa"/>
-            </w:tcMar>
-            <w:vAlign w:val="center"/>
-            <w:hideMark/>
-          </w:tcPr>
-          <w:p>
-            <w:r>
-              <w:t>Artificial Intelligence</w:t>
-            </w:r>
-          </w:p>
-        </w:tc>
-        <w:tc>
-          <w:tcPr>
-            <w:tcW w:w="0" w:type="auto"/>
-            <w:tcBorders>
-              <w:top w:val="single" w:sz="6" w:space="0" w:color="C4C7C5"/>
-              <w:left w:val="single" w:sz="6" w:space="0" w:color="C4C7C5"/>
-              <w:bottom w:val="single" w:sz="6" w:space="0" w:color="C4C7C5"/>
-              <w:right w:val="single" w:sz="6" w:space="0" w:color="C4C7C5"/>
-            </w:tcBorders>
-            <w:tcMar>
-              <w:top w:w="120" w:type="dxa"/>
-              <w:left w:w="180" w:type="dxa"/>
-              <w:bottom w:w="120" w:type="dxa"/>
-              <w:right w:w="180" w:type="dxa"/>
-            </w:tcMar>
-            <w:vAlign w:val="center"/>
-            <w:hideMark/>
-          </w:tcPr>
-          <w:p>
-            <w:r>
-              <w:t>0</w:t>
-            </w:r>
-          </w:p>
-        </w:tc>
-        <w:tc>
-          <w:tcPr>
-            <w:tcW w:w="0" w:type="auto"/>
-            <w:tcBorders>
-              <w:top w:val="single" w:sz="6" w:space="0" w:color="C4C7C5"/>
-              <w:left w:val="single" w:sz="6" w:space="0" w:color="C4C7C5"/>
-              <w:bottom w:val="single" w:sz="6" w:space="0" w:color="C4C7C5"/>
-              <w:right w:val="single" w:sz="6" w:space="0" w:color="C4C7C5"/>
-            </w:tcBorders>
-            <w:tcMar>
-              <w:top w:w="120" w:type="dxa"/>
-              <w:left w:w="180" w:type="dxa"/>
-              <w:bottom w:w="120" w:type="dxa"/>
-              <w:right w:w="180" w:type="dxa"/>
-            </w:tcMar>
-            <w:vAlign w:val="center"/>
-            <w:hideMark/>
-          </w:tcPr>
-          <w:p>
-            <w:r>
-              <w:t>0</w:t>
-            </w:r>
-          </w:p>
-        </w:tc>
-      </w:tr>
-      <w:tr>
-        <w:trPr>
-          <w:tblCellSpacing w:w="15" w:type="dxa"/>
-        </w:trPr>
-        <w:tc>
-          <w:tcPr>
-            <w:tcW w:w="0" w:type="auto"/>
-            <w:tcBorders>
-              <w:top w:val="single" w:sz="6" w:space="0" w:color="C4C7C5"/>
-              <w:left w:val="single" w:sz="6" w:space="0" w:color="C4C7C5"/>
-              <w:bottom w:val="single" w:sz="6" w:space="0" w:color="C4C7C5"/>
-              <w:right w:val="single" w:sz="6" w:space="0" w:color="C4C7C5"/>
-            </w:tcBorders>
-            <w:tcMar>
-              <w:top w:w="120" w:type="dxa"/>
-              <w:left w:w="180" w:type="dxa"/>
-              <w:bottom w:w="120" w:type="dxa"/>
-              <w:right w:w="180" w:type="dxa"/>
-            </w:tcMar>
             <w:vAlign w:val="center"/>
             <w:hideMark/>
           </w:tcPr>
@@ -2376,18 +1570,6 @@
         <w:tc>
           <w:tcPr>
             <w:tcW w:w="0" w:type="auto"/>
-            <w:tcBorders>
-              <w:top w:val="single" w:sz="6" w:space="0" w:color="C4C7C5"/>
-              <w:left w:val="single" w:sz="6" w:space="0" w:color="C4C7C5"/>
-              <w:bottom w:val="single" w:sz="6" w:space="0" w:color="C4C7C5"/>
-              <w:right w:val="single" w:sz="6" w:space="0" w:color="C4C7C5"/>
-            </w:tcBorders>
-            <w:tcMar>
-              <w:top w:w="120" w:type="dxa"/>
-              <w:left w:w="180" w:type="dxa"/>
-              <w:bottom w:w="120" w:type="dxa"/>
-              <w:right w:w="180" w:type="dxa"/>
-            </w:tcMar>
             <w:vAlign w:val="center"/>
             <w:hideMark/>
           </w:tcPr>
@@ -2400,18 +1582,6 @@
         <w:tc>
           <w:tcPr>
             <w:tcW w:w="0" w:type="auto"/>
-            <w:tcBorders>
-              <w:top w:val="single" w:sz="6" w:space="0" w:color="C4C7C5"/>
-              <w:left w:val="single" w:sz="6" w:space="0" w:color="C4C7C5"/>
-              <w:bottom w:val="single" w:sz="6" w:space="0" w:color="C4C7C5"/>
-              <w:right w:val="single" w:sz="6" w:space="0" w:color="C4C7C5"/>
-            </w:tcBorders>
-            <w:tcMar>
-              <w:top w:w="120" w:type="dxa"/>
-              <w:left w:w="180" w:type="dxa"/>
-              <w:bottom w:w="120" w:type="dxa"/>
-              <w:right w:w="180" w:type="dxa"/>
-            </w:tcMar>
             <w:vAlign w:val="center"/>
             <w:hideMark/>
           </w:tcPr>
@@ -2424,18 +1594,6 @@
         <w:tc>
           <w:tcPr>
             <w:tcW w:w="0" w:type="auto"/>
-            <w:tcBorders>
-              <w:top w:val="single" w:sz="6" w:space="0" w:color="C4C7C5"/>
-              <w:left w:val="single" w:sz="6" w:space="0" w:color="C4C7C5"/>
-              <w:bottom w:val="single" w:sz="6" w:space="0" w:color="C4C7C5"/>
-              <w:right w:val="single" w:sz="6" w:space="0" w:color="C4C7C5"/>
-            </w:tcBorders>
-            <w:tcMar>
-              <w:top w:w="120" w:type="dxa"/>
-              <w:left w:w="180" w:type="dxa"/>
-              <w:bottom w:w="120" w:type="dxa"/>
-              <w:right w:w="180" w:type="dxa"/>
-            </w:tcMar>
             <w:vAlign w:val="center"/>
             <w:hideMark/>
           </w:tcPr>
@@ -2447,6 +1605,14 @@
         </w:tc>
       </w:tr>
     </w:tbl>
+    <w:p>
+      <w:pPr>
+        <w:rPr>
+          <w:b/>
+          <w:bCs/>
+        </w:rPr>
+      </w:pPr>
+    </w:p>
     <w:p>
       <w:pPr>
         <w:rPr>
@@ -2475,8 +1641,8 @@
         <w:tblLook w:val="04A0" w:firstRow="1" w:lastRow="0" w:firstColumn="1" w:lastColumn="0" w:noHBand="0" w:noVBand="1"/>
       </w:tblPr>
       <w:tblGrid>
-        <w:gridCol w:w="4598"/>
-        <w:gridCol w:w="4412"/>
+        <w:gridCol w:w="4261"/>
+        <w:gridCol w:w="4075"/>
       </w:tblGrid>
       <w:tr>
         <w:trPr>
@@ -2486,22 +1652,16 @@
         <w:tc>
           <w:tcPr>
             <w:tcW w:w="0" w:type="auto"/>
-            <w:tcBorders>
-              <w:top w:val="single" w:sz="6" w:space="0" w:color="C4C7C5"/>
-              <w:left w:val="single" w:sz="6" w:space="0" w:color="C4C7C5"/>
-              <w:bottom w:val="single" w:sz="6" w:space="0" w:color="C4C7C5"/>
-              <w:right w:val="single" w:sz="6" w:space="0" w:color="C4C7C5"/>
-            </w:tcBorders>
-            <w:tcMar>
-              <w:top w:w="120" w:type="dxa"/>
-              <w:left w:w="180" w:type="dxa"/>
-              <w:bottom w:w="120" w:type="dxa"/>
-              <w:right w:w="180" w:type="dxa"/>
-            </w:tcMar>
-            <w:vAlign w:val="center"/>
-            <w:hideMark/>
-          </w:tcPr>
-          <w:p>
+            <w:vAlign w:val="center"/>
+            <w:hideMark/>
+          </w:tcPr>
+          <w:p>
+            <w:pPr>
+              <w:rPr>
+                <w:b/>
+                <w:bCs/>
+              </w:rPr>
+            </w:pPr>
             <w:r>
               <w:rPr>
                 <w:b/>
@@ -2514,22 +1674,16 @@
         <w:tc>
           <w:tcPr>
             <w:tcW w:w="0" w:type="auto"/>
-            <w:tcBorders>
-              <w:top w:val="single" w:sz="6" w:space="0" w:color="C4C7C5"/>
-              <w:left w:val="single" w:sz="6" w:space="0" w:color="C4C7C5"/>
-              <w:bottom w:val="single" w:sz="6" w:space="0" w:color="C4C7C5"/>
-              <w:right w:val="single" w:sz="6" w:space="0" w:color="C4C7C5"/>
-            </w:tcBorders>
-            <w:tcMar>
-              <w:top w:w="120" w:type="dxa"/>
-              <w:left w:w="180" w:type="dxa"/>
-              <w:bottom w:w="120" w:type="dxa"/>
-              <w:right w:w="180" w:type="dxa"/>
-            </w:tcMar>
-            <w:vAlign w:val="center"/>
-            <w:hideMark/>
-          </w:tcPr>
-          <w:p>
+            <w:vAlign w:val="center"/>
+            <w:hideMark/>
+          </w:tcPr>
+          <w:p>
+            <w:pPr>
+              <w:rPr>
+                <w:b/>
+                <w:bCs/>
+              </w:rPr>
+            </w:pPr>
             <w:r>
               <w:rPr>
                 <w:b/>
@@ -2547,18 +1701,6 @@
         <w:tc>
           <w:tcPr>
             <w:tcW w:w="0" w:type="auto"/>
-            <w:tcBorders>
-              <w:top w:val="single" w:sz="6" w:space="0" w:color="C4C7C5"/>
-              <w:left w:val="single" w:sz="6" w:space="0" w:color="C4C7C5"/>
-              <w:bottom w:val="single" w:sz="6" w:space="0" w:color="C4C7C5"/>
-              <w:right w:val="single" w:sz="6" w:space="0" w:color="C4C7C5"/>
-            </w:tcBorders>
-            <w:tcMar>
-              <w:top w:w="120" w:type="dxa"/>
-              <w:left w:w="180" w:type="dxa"/>
-              <w:bottom w:w="120" w:type="dxa"/>
-              <w:right w:w="180" w:type="dxa"/>
-            </w:tcMar>
             <w:vAlign w:val="center"/>
             <w:hideMark/>
           </w:tcPr>
@@ -2575,59 +1717,33 @@
         <w:tc>
           <w:tcPr>
             <w:tcW w:w="0" w:type="auto"/>
-            <w:tcBorders>
-              <w:top w:val="single" w:sz="6" w:space="0" w:color="C4C7C5"/>
-              <w:left w:val="single" w:sz="6" w:space="0" w:color="C4C7C5"/>
-              <w:bottom w:val="single" w:sz="6" w:space="0" w:color="C4C7C5"/>
-              <w:right w:val="single" w:sz="6" w:space="0" w:color="C4C7C5"/>
-            </w:tcBorders>
-            <w:tcMar>
-              <w:top w:w="120" w:type="dxa"/>
-              <w:left w:w="180" w:type="dxa"/>
-              <w:bottom w:w="120" w:type="dxa"/>
-              <w:right w:w="180" w:type="dxa"/>
-            </w:tcMar>
-            <w:vAlign w:val="center"/>
-            <w:hideMark/>
-          </w:tcPr>
-          <w:p>
-            <w:r>
-              <w:t>4</w:t>
-            </w:r>
-            <w:r>
-              <w:t xml:space="preserve"> Active Categories + Future Expansion</w:t>
-            </w:r>
-          </w:p>
-        </w:tc>
-      </w:tr>
-      <w:tr>
-        <w:trPr>
-          <w:tblCellSpacing w:w="15" w:type="dxa"/>
-        </w:trPr>
-        <w:tc>
-          <w:tcPr>
-            <w:tcW w:w="0" w:type="auto"/>
-            <w:tcBorders>
-              <w:top w:val="single" w:sz="6" w:space="0" w:color="C4C7C5"/>
-              <w:left w:val="single" w:sz="6" w:space="0" w:color="C4C7C5"/>
-              <w:bottom w:val="single" w:sz="6" w:space="0" w:color="C4C7C5"/>
-              <w:right w:val="single" w:sz="6" w:space="0" w:color="C4C7C5"/>
-            </w:tcBorders>
-            <w:tcMar>
-              <w:top w:w="120" w:type="dxa"/>
-              <w:left w:w="180" w:type="dxa"/>
-              <w:bottom w:w="120" w:type="dxa"/>
-              <w:right w:w="180" w:type="dxa"/>
-            </w:tcMar>
-            <w:vAlign w:val="center"/>
-            <w:hideMark/>
-          </w:tcPr>
-          <w:p>
-            <w:r>
-              <w:rPr>
-                <w:b/>
-                <w:bCs/>
-              </w:rPr>
+            <w:vAlign w:val="center"/>
+            <w:hideMark/>
+          </w:tcPr>
+          <w:p>
+            <w:r>
+              <w:t>5 Active Categories + Future Expansion</w:t>
+            </w:r>
+          </w:p>
+        </w:tc>
+      </w:tr>
+      <w:tr>
+        <w:trPr>
+          <w:tblCellSpacing w:w="15" w:type="dxa"/>
+        </w:trPr>
+        <w:tc>
+          <w:tcPr>
+            <w:tcW w:w="0" w:type="auto"/>
+            <w:vAlign w:val="center"/>
+            <w:hideMark/>
+          </w:tcPr>
+          <w:p>
+            <w:r>
+              <w:rPr>
+                <w:b/>
+                <w:bCs/>
+              </w:rPr>
+              <w:lastRenderedPageBreak/>
               <w:t>Categories with Documented Frictions</w:t>
             </w:r>
           </w:p>
@@ -2635,58 +1751,23 @@
         <w:tc>
           <w:tcPr>
             <w:tcW w:w="0" w:type="auto"/>
-            <w:tcBorders>
-              <w:top w:val="single" w:sz="6" w:space="0" w:color="C4C7C5"/>
-              <w:left w:val="single" w:sz="6" w:space="0" w:color="C4C7C5"/>
-              <w:bottom w:val="single" w:sz="6" w:space="0" w:color="C4C7C5"/>
-              <w:right w:val="single" w:sz="6" w:space="0" w:color="C4C7C5"/>
-            </w:tcBorders>
-            <w:tcMar>
-              <w:top w:w="120" w:type="dxa"/>
-              <w:left w:w="180" w:type="dxa"/>
-              <w:bottom w:w="120" w:type="dxa"/>
-              <w:right w:w="180" w:type="dxa"/>
-            </w:tcMar>
-            <w:vAlign w:val="center"/>
-            <w:hideMark/>
-          </w:tcPr>
-          <w:p>
-            <w:r>
-              <w:t xml:space="preserve">3 (FF, OS, </w:t>
-            </w:r>
-            <w:proofErr w:type="gramStart"/>
-            <w:r>
-              <w:t>WI</w:t>
-            </w:r>
-            <w:r>
-              <w:t xml:space="preserve"> ,DW</w:t>
-            </w:r>
-            <w:proofErr w:type="gramEnd"/>
-            <w:r>
-              <w:t>)</w:t>
-            </w:r>
-          </w:p>
-        </w:tc>
-      </w:tr>
-      <w:tr>
-        <w:trPr>
-          <w:tblCellSpacing w:w="15" w:type="dxa"/>
-        </w:trPr>
-        <w:tc>
-          <w:tcPr>
-            <w:tcW w:w="0" w:type="auto"/>
-            <w:tcBorders>
-              <w:top w:val="single" w:sz="6" w:space="0" w:color="C4C7C5"/>
-              <w:left w:val="single" w:sz="6" w:space="0" w:color="C4C7C5"/>
-              <w:bottom w:val="single" w:sz="6" w:space="0" w:color="C4C7C5"/>
-              <w:right w:val="single" w:sz="6" w:space="0" w:color="C4C7C5"/>
-            </w:tcBorders>
-            <w:tcMar>
-              <w:top w:w="120" w:type="dxa"/>
-              <w:left w:w="180" w:type="dxa"/>
-              <w:bottom w:w="120" w:type="dxa"/>
-              <w:right w:w="180" w:type="dxa"/>
-            </w:tcMar>
+            <w:vAlign w:val="center"/>
+            <w:hideMark/>
+          </w:tcPr>
+          <w:p>
+            <w:r>
+              <w:t>5 (FF, OS, WI, DW, KI)</w:t>
+            </w:r>
+          </w:p>
+        </w:tc>
+      </w:tr>
+      <w:tr>
+        <w:trPr>
+          <w:tblCellSpacing w:w="15" w:type="dxa"/>
+        </w:trPr>
+        <w:tc>
+          <w:tcPr>
+            <w:tcW w:w="0" w:type="auto"/>
             <w:vAlign w:val="center"/>
             <w:hideMark/>
           </w:tcPr>
@@ -2703,47 +1784,23 @@
         <w:tc>
           <w:tcPr>
             <w:tcW w:w="0" w:type="auto"/>
-            <w:tcBorders>
-              <w:top w:val="single" w:sz="6" w:space="0" w:color="C4C7C5"/>
-              <w:left w:val="single" w:sz="6" w:space="0" w:color="C4C7C5"/>
-              <w:bottom w:val="single" w:sz="6" w:space="0" w:color="C4C7C5"/>
-              <w:right w:val="single" w:sz="6" w:space="0" w:color="C4C7C5"/>
-            </w:tcBorders>
-            <w:tcMar>
-              <w:top w:w="120" w:type="dxa"/>
-              <w:left w:w="180" w:type="dxa"/>
-              <w:bottom w:w="120" w:type="dxa"/>
-              <w:right w:w="180" w:type="dxa"/>
-            </w:tcMar>
-            <w:vAlign w:val="center"/>
-            <w:hideMark/>
-          </w:tcPr>
-          <w:p>
-            <w:r>
-              <w:t>9</w:t>
-            </w:r>
-          </w:p>
-        </w:tc>
-      </w:tr>
-      <w:tr>
-        <w:trPr>
-          <w:tblCellSpacing w:w="15" w:type="dxa"/>
-        </w:trPr>
-        <w:tc>
-          <w:tcPr>
-            <w:tcW w:w="0" w:type="auto"/>
-            <w:tcBorders>
-              <w:top w:val="single" w:sz="6" w:space="0" w:color="C4C7C5"/>
-              <w:left w:val="single" w:sz="6" w:space="0" w:color="C4C7C5"/>
-              <w:bottom w:val="single" w:sz="6" w:space="0" w:color="C4C7C5"/>
-              <w:right w:val="single" w:sz="6" w:space="0" w:color="C4C7C5"/>
-            </w:tcBorders>
-            <w:tcMar>
-              <w:top w:w="120" w:type="dxa"/>
-              <w:left w:w="180" w:type="dxa"/>
-              <w:bottom w:w="120" w:type="dxa"/>
-              <w:right w:w="180" w:type="dxa"/>
-            </w:tcMar>
+            <w:vAlign w:val="center"/>
+            <w:hideMark/>
+          </w:tcPr>
+          <w:p>
+            <w:r>
+              <w:t>11</w:t>
+            </w:r>
+          </w:p>
+        </w:tc>
+      </w:tr>
+      <w:tr>
+        <w:trPr>
+          <w:tblCellSpacing w:w="15" w:type="dxa"/>
+        </w:trPr>
+        <w:tc>
+          <w:tcPr>
+            <w:tcW w:w="0" w:type="auto"/>
             <w:vAlign w:val="center"/>
             <w:hideMark/>
           </w:tcPr>
@@ -2760,58 +1817,23 @@
         <w:tc>
           <w:tcPr>
             <w:tcW w:w="0" w:type="auto"/>
-            <w:tcBorders>
-              <w:top w:val="single" w:sz="6" w:space="0" w:color="C4C7C5"/>
-              <w:left w:val="single" w:sz="6" w:space="0" w:color="C4C7C5"/>
-              <w:bottom w:val="single" w:sz="6" w:space="0" w:color="C4C7C5"/>
-              <w:right w:val="single" w:sz="6" w:space="0" w:color="C4C7C5"/>
-            </w:tcBorders>
-            <w:tcMar>
-              <w:top w:w="120" w:type="dxa"/>
-              <w:left w:w="180" w:type="dxa"/>
-              <w:bottom w:w="120" w:type="dxa"/>
-              <w:right w:w="180" w:type="dxa"/>
-            </w:tcMar>
-            <w:vAlign w:val="center"/>
-            <w:hideMark/>
-          </w:tcPr>
-          <w:p>
-            <w:r>
-              <w:rPr>
-                <w:b/>
-                <w:bCs/>
-              </w:rPr>
-              <w:t>22</w:t>
-            </w:r>
-            <w:r>
-              <w:rPr>
-                <w:b/>
-                <w:bCs/>
-              </w:rPr>
-              <w:t>5 Entries</w:t>
-            </w:r>
-          </w:p>
-        </w:tc>
-      </w:tr>
-      <w:tr>
-        <w:trPr>
-          <w:tblCellSpacing w:w="15" w:type="dxa"/>
-        </w:trPr>
-        <w:tc>
-          <w:tcPr>
-            <w:tcW w:w="0" w:type="auto"/>
-            <w:tcBorders>
-              <w:top w:val="single" w:sz="6" w:space="0" w:color="C4C7C5"/>
-              <w:left w:val="single" w:sz="6" w:space="0" w:color="C4C7C5"/>
-              <w:bottom w:val="single" w:sz="6" w:space="0" w:color="C4C7C5"/>
-              <w:right w:val="single" w:sz="6" w:space="0" w:color="C4C7C5"/>
-            </w:tcBorders>
-            <w:tcMar>
-              <w:top w:w="120" w:type="dxa"/>
-              <w:left w:w="180" w:type="dxa"/>
-              <w:bottom w:w="120" w:type="dxa"/>
-              <w:right w:w="180" w:type="dxa"/>
-            </w:tcMar>
+            <w:vAlign w:val="center"/>
+            <w:hideMark/>
+          </w:tcPr>
+          <w:p>
+            <w:r>
+              <w:t>275 Entries</w:t>
+            </w:r>
+          </w:p>
+        </w:tc>
+      </w:tr>
+      <w:tr>
+        <w:trPr>
+          <w:tblCellSpacing w:w="15" w:type="dxa"/>
+        </w:trPr>
+        <w:tc>
+          <w:tcPr>
+            <w:tcW w:w="0" w:type="auto"/>
             <w:vAlign w:val="center"/>
             <w:hideMark/>
           </w:tcPr>
@@ -2828,18 +1850,6 @@
         <w:tc>
           <w:tcPr>
             <w:tcW w:w="0" w:type="auto"/>
-            <w:tcBorders>
-              <w:top w:val="single" w:sz="6" w:space="0" w:color="C4C7C5"/>
-              <w:left w:val="single" w:sz="6" w:space="0" w:color="C4C7C5"/>
-              <w:bottom w:val="single" w:sz="6" w:space="0" w:color="C4C7C5"/>
-              <w:right w:val="single" w:sz="6" w:space="0" w:color="C4C7C5"/>
-            </w:tcBorders>
-            <w:tcMar>
-              <w:top w:w="120" w:type="dxa"/>
-              <w:left w:w="180" w:type="dxa"/>
-              <w:bottom w:w="120" w:type="dxa"/>
-              <w:right w:w="180" w:type="dxa"/>
-            </w:tcMar>
             <w:vAlign w:val="center"/>
             <w:hideMark/>
           </w:tcPr>
@@ -2879,11 +1889,11 @@
         <w:tblLook w:val="04A0" w:firstRow="1" w:lastRow="0" w:firstColumn="1" w:lastColumn="0" w:noHBand="0" w:noVBand="1"/>
       </w:tblPr>
       <w:tblGrid>
-        <w:gridCol w:w="1061"/>
-        <w:gridCol w:w="3007"/>
-        <w:gridCol w:w="1504"/>
-        <w:gridCol w:w="1375"/>
-        <w:gridCol w:w="2063"/>
+        <w:gridCol w:w="701"/>
+        <w:gridCol w:w="2937"/>
+        <w:gridCol w:w="1090"/>
+        <w:gridCol w:w="1015"/>
+        <w:gridCol w:w="1885"/>
       </w:tblGrid>
       <w:tr>
         <w:trPr>
@@ -2893,22 +1903,16 @@
         <w:tc>
           <w:tcPr>
             <w:tcW w:w="0" w:type="auto"/>
-            <w:tcBorders>
-              <w:top w:val="single" w:sz="6" w:space="0" w:color="C4C7C5"/>
-              <w:left w:val="single" w:sz="6" w:space="0" w:color="C4C7C5"/>
-              <w:bottom w:val="single" w:sz="6" w:space="0" w:color="C4C7C5"/>
-              <w:right w:val="single" w:sz="6" w:space="0" w:color="C4C7C5"/>
-            </w:tcBorders>
-            <w:tcMar>
-              <w:top w:w="120" w:type="dxa"/>
-              <w:left w:w="180" w:type="dxa"/>
-              <w:bottom w:w="120" w:type="dxa"/>
-              <w:right w:w="180" w:type="dxa"/>
-            </w:tcMar>
-            <w:vAlign w:val="center"/>
-            <w:hideMark/>
-          </w:tcPr>
-          <w:p>
+            <w:vAlign w:val="center"/>
+            <w:hideMark/>
+          </w:tcPr>
+          <w:p>
+            <w:pPr>
+              <w:rPr>
+                <w:b/>
+                <w:bCs/>
+              </w:rPr>
+            </w:pPr>
             <w:r>
               <w:rPr>
                 <w:b/>
@@ -2921,22 +1925,16 @@
         <w:tc>
           <w:tcPr>
             <w:tcW w:w="0" w:type="auto"/>
-            <w:tcBorders>
-              <w:top w:val="single" w:sz="6" w:space="0" w:color="C4C7C5"/>
-              <w:left w:val="single" w:sz="6" w:space="0" w:color="C4C7C5"/>
-              <w:bottom w:val="single" w:sz="6" w:space="0" w:color="C4C7C5"/>
-              <w:right w:val="single" w:sz="6" w:space="0" w:color="C4C7C5"/>
-            </w:tcBorders>
-            <w:tcMar>
-              <w:top w:w="120" w:type="dxa"/>
-              <w:left w:w="180" w:type="dxa"/>
-              <w:bottom w:w="120" w:type="dxa"/>
-              <w:right w:w="180" w:type="dxa"/>
-            </w:tcMar>
-            <w:vAlign w:val="center"/>
-            <w:hideMark/>
-          </w:tcPr>
-          <w:p>
+            <w:vAlign w:val="center"/>
+            <w:hideMark/>
+          </w:tcPr>
+          <w:p>
+            <w:pPr>
+              <w:rPr>
+                <w:b/>
+                <w:bCs/>
+              </w:rPr>
+            </w:pPr>
             <w:r>
               <w:rPr>
                 <w:b/>
@@ -2949,22 +1947,16 @@
         <w:tc>
           <w:tcPr>
             <w:tcW w:w="0" w:type="auto"/>
-            <w:tcBorders>
-              <w:top w:val="single" w:sz="6" w:space="0" w:color="C4C7C5"/>
-              <w:left w:val="single" w:sz="6" w:space="0" w:color="C4C7C5"/>
-              <w:bottom w:val="single" w:sz="6" w:space="0" w:color="C4C7C5"/>
-              <w:right w:val="single" w:sz="6" w:space="0" w:color="C4C7C5"/>
-            </w:tcBorders>
-            <w:tcMar>
-              <w:top w:w="120" w:type="dxa"/>
-              <w:left w:w="180" w:type="dxa"/>
-              <w:bottom w:w="120" w:type="dxa"/>
-              <w:right w:w="180" w:type="dxa"/>
-            </w:tcMar>
-            <w:vAlign w:val="center"/>
-            <w:hideMark/>
-          </w:tcPr>
-          <w:p>
+            <w:vAlign w:val="center"/>
+            <w:hideMark/>
+          </w:tcPr>
+          <w:p>
+            <w:pPr>
+              <w:rPr>
+                <w:b/>
+                <w:bCs/>
+              </w:rPr>
+            </w:pPr>
             <w:r>
               <w:rPr>
                 <w:b/>
@@ -2977,22 +1969,16 @@
         <w:tc>
           <w:tcPr>
             <w:tcW w:w="0" w:type="auto"/>
-            <w:tcBorders>
-              <w:top w:val="single" w:sz="6" w:space="0" w:color="C4C7C5"/>
-              <w:left w:val="single" w:sz="6" w:space="0" w:color="C4C7C5"/>
-              <w:bottom w:val="single" w:sz="6" w:space="0" w:color="C4C7C5"/>
-              <w:right w:val="single" w:sz="6" w:space="0" w:color="C4C7C5"/>
-            </w:tcBorders>
-            <w:tcMar>
-              <w:top w:w="120" w:type="dxa"/>
-              <w:left w:w="180" w:type="dxa"/>
-              <w:bottom w:w="120" w:type="dxa"/>
-              <w:right w:w="180" w:type="dxa"/>
-            </w:tcMar>
-            <w:vAlign w:val="center"/>
-            <w:hideMark/>
-          </w:tcPr>
-          <w:p>
+            <w:vAlign w:val="center"/>
+            <w:hideMark/>
+          </w:tcPr>
+          <w:p>
+            <w:pPr>
+              <w:rPr>
+                <w:b/>
+                <w:bCs/>
+              </w:rPr>
+            </w:pPr>
             <w:r>
               <w:rPr>
                 <w:b/>
@@ -3005,22 +1991,16 @@
         <w:tc>
           <w:tcPr>
             <w:tcW w:w="0" w:type="auto"/>
-            <w:tcBorders>
-              <w:top w:val="single" w:sz="6" w:space="0" w:color="C4C7C5"/>
-              <w:left w:val="single" w:sz="6" w:space="0" w:color="C4C7C5"/>
-              <w:bottom w:val="single" w:sz="6" w:space="0" w:color="C4C7C5"/>
-              <w:right w:val="single" w:sz="6" w:space="0" w:color="C4C7C5"/>
-            </w:tcBorders>
-            <w:tcMar>
-              <w:top w:w="120" w:type="dxa"/>
-              <w:left w:w="180" w:type="dxa"/>
-              <w:bottom w:w="120" w:type="dxa"/>
-              <w:right w:w="180" w:type="dxa"/>
-            </w:tcMar>
-            <w:vAlign w:val="center"/>
-            <w:hideMark/>
-          </w:tcPr>
-          <w:p>
+            <w:vAlign w:val="center"/>
+            <w:hideMark/>
+          </w:tcPr>
+          <w:p>
+            <w:pPr>
+              <w:rPr>
+                <w:b/>
+                <w:bCs/>
+              </w:rPr>
+            </w:pPr>
             <w:r>
               <w:rPr>
                 <w:b/>
@@ -3038,18 +2018,6 @@
         <w:tc>
           <w:tcPr>
             <w:tcW w:w="0" w:type="auto"/>
-            <w:tcBorders>
-              <w:top w:val="single" w:sz="6" w:space="0" w:color="C4C7C5"/>
-              <w:left w:val="single" w:sz="6" w:space="0" w:color="C4C7C5"/>
-              <w:bottom w:val="single" w:sz="6" w:space="0" w:color="C4C7C5"/>
-              <w:right w:val="single" w:sz="6" w:space="0" w:color="C4C7C5"/>
-            </w:tcBorders>
-            <w:tcMar>
-              <w:top w:w="120" w:type="dxa"/>
-              <w:left w:w="180" w:type="dxa"/>
-              <w:bottom w:w="120" w:type="dxa"/>
-              <w:right w:w="180" w:type="dxa"/>
-            </w:tcMar>
             <w:vAlign w:val="center"/>
             <w:hideMark/>
           </w:tcPr>
@@ -3066,18 +2034,6 @@
         <w:tc>
           <w:tcPr>
             <w:tcW w:w="0" w:type="auto"/>
-            <w:tcBorders>
-              <w:top w:val="single" w:sz="6" w:space="0" w:color="C4C7C5"/>
-              <w:left w:val="single" w:sz="6" w:space="0" w:color="C4C7C5"/>
-              <w:bottom w:val="single" w:sz="6" w:space="0" w:color="C4C7C5"/>
-              <w:right w:val="single" w:sz="6" w:space="0" w:color="C4C7C5"/>
-            </w:tcBorders>
-            <w:tcMar>
-              <w:top w:w="120" w:type="dxa"/>
-              <w:left w:w="180" w:type="dxa"/>
-              <w:bottom w:w="120" w:type="dxa"/>
-              <w:right w:w="180" w:type="dxa"/>
-            </w:tcMar>
             <w:vAlign w:val="center"/>
             <w:hideMark/>
           </w:tcPr>
@@ -3090,18 +2046,6 @@
         <w:tc>
           <w:tcPr>
             <w:tcW w:w="0" w:type="auto"/>
-            <w:tcBorders>
-              <w:top w:val="single" w:sz="6" w:space="0" w:color="C4C7C5"/>
-              <w:left w:val="single" w:sz="6" w:space="0" w:color="C4C7C5"/>
-              <w:bottom w:val="single" w:sz="6" w:space="0" w:color="C4C7C5"/>
-              <w:right w:val="single" w:sz="6" w:space="0" w:color="C4C7C5"/>
-            </w:tcBorders>
-            <w:tcMar>
-              <w:top w:w="120" w:type="dxa"/>
-              <w:left w:w="180" w:type="dxa"/>
-              <w:bottom w:w="120" w:type="dxa"/>
-              <w:right w:w="180" w:type="dxa"/>
-            </w:tcMar>
             <w:vAlign w:val="center"/>
             <w:hideMark/>
           </w:tcPr>
@@ -3114,18 +2058,6 @@
         <w:tc>
           <w:tcPr>
             <w:tcW w:w="0" w:type="auto"/>
-            <w:tcBorders>
-              <w:top w:val="single" w:sz="6" w:space="0" w:color="C4C7C5"/>
-              <w:left w:val="single" w:sz="6" w:space="0" w:color="C4C7C5"/>
-              <w:bottom w:val="single" w:sz="6" w:space="0" w:color="C4C7C5"/>
-              <w:right w:val="single" w:sz="6" w:space="0" w:color="C4C7C5"/>
-            </w:tcBorders>
-            <w:tcMar>
-              <w:top w:w="120" w:type="dxa"/>
-              <w:left w:w="180" w:type="dxa"/>
-              <w:bottom w:w="120" w:type="dxa"/>
-              <w:right w:w="180" w:type="dxa"/>
-            </w:tcMar>
             <w:vAlign w:val="center"/>
             <w:hideMark/>
           </w:tcPr>
@@ -3138,18 +2070,6 @@
         <w:tc>
           <w:tcPr>
             <w:tcW w:w="0" w:type="auto"/>
-            <w:tcBorders>
-              <w:top w:val="single" w:sz="6" w:space="0" w:color="C4C7C5"/>
-              <w:left w:val="single" w:sz="6" w:space="0" w:color="C4C7C5"/>
-              <w:bottom w:val="single" w:sz="6" w:space="0" w:color="C4C7C5"/>
-              <w:right w:val="single" w:sz="6" w:space="0" w:color="C4C7C5"/>
-            </w:tcBorders>
-            <w:tcMar>
-              <w:top w:w="120" w:type="dxa"/>
-              <w:left w:w="180" w:type="dxa"/>
-              <w:bottom w:w="120" w:type="dxa"/>
-              <w:right w:w="180" w:type="dxa"/>
-            </w:tcMar>
             <w:vAlign w:val="center"/>
             <w:hideMark/>
           </w:tcPr>
@@ -3167,18 +2087,6 @@
         <w:tc>
           <w:tcPr>
             <w:tcW w:w="0" w:type="auto"/>
-            <w:tcBorders>
-              <w:top w:val="single" w:sz="6" w:space="0" w:color="C4C7C5"/>
-              <w:left w:val="single" w:sz="6" w:space="0" w:color="C4C7C5"/>
-              <w:bottom w:val="single" w:sz="6" w:space="0" w:color="C4C7C5"/>
-              <w:right w:val="single" w:sz="6" w:space="0" w:color="C4C7C5"/>
-            </w:tcBorders>
-            <w:tcMar>
-              <w:top w:w="120" w:type="dxa"/>
-              <w:left w:w="180" w:type="dxa"/>
-              <w:bottom w:w="120" w:type="dxa"/>
-              <w:right w:w="180" w:type="dxa"/>
-            </w:tcMar>
             <w:vAlign w:val="center"/>
             <w:hideMark/>
           </w:tcPr>
@@ -3195,18 +2103,6 @@
         <w:tc>
           <w:tcPr>
             <w:tcW w:w="0" w:type="auto"/>
-            <w:tcBorders>
-              <w:top w:val="single" w:sz="6" w:space="0" w:color="C4C7C5"/>
-              <w:left w:val="single" w:sz="6" w:space="0" w:color="C4C7C5"/>
-              <w:bottom w:val="single" w:sz="6" w:space="0" w:color="C4C7C5"/>
-              <w:right w:val="single" w:sz="6" w:space="0" w:color="C4C7C5"/>
-            </w:tcBorders>
-            <w:tcMar>
-              <w:top w:w="120" w:type="dxa"/>
-              <w:left w:w="180" w:type="dxa"/>
-              <w:bottom w:w="120" w:type="dxa"/>
-              <w:right w:w="180" w:type="dxa"/>
-            </w:tcMar>
             <w:vAlign w:val="center"/>
             <w:hideMark/>
           </w:tcPr>
@@ -3219,18 +2115,6 @@
         <w:tc>
           <w:tcPr>
             <w:tcW w:w="0" w:type="auto"/>
-            <w:tcBorders>
-              <w:top w:val="single" w:sz="6" w:space="0" w:color="C4C7C5"/>
-              <w:left w:val="single" w:sz="6" w:space="0" w:color="C4C7C5"/>
-              <w:bottom w:val="single" w:sz="6" w:space="0" w:color="C4C7C5"/>
-              <w:right w:val="single" w:sz="6" w:space="0" w:color="C4C7C5"/>
-            </w:tcBorders>
-            <w:tcMar>
-              <w:top w:w="120" w:type="dxa"/>
-              <w:left w:w="180" w:type="dxa"/>
-              <w:bottom w:w="120" w:type="dxa"/>
-              <w:right w:w="180" w:type="dxa"/>
-            </w:tcMar>
             <w:vAlign w:val="center"/>
             <w:hideMark/>
           </w:tcPr>
@@ -3243,18 +2127,6 @@
         <w:tc>
           <w:tcPr>
             <w:tcW w:w="0" w:type="auto"/>
-            <w:tcBorders>
-              <w:top w:val="single" w:sz="6" w:space="0" w:color="C4C7C5"/>
-              <w:left w:val="single" w:sz="6" w:space="0" w:color="C4C7C5"/>
-              <w:bottom w:val="single" w:sz="6" w:space="0" w:color="C4C7C5"/>
-              <w:right w:val="single" w:sz="6" w:space="0" w:color="C4C7C5"/>
-            </w:tcBorders>
-            <w:tcMar>
-              <w:top w:w="120" w:type="dxa"/>
-              <w:left w:w="180" w:type="dxa"/>
-              <w:bottom w:w="120" w:type="dxa"/>
-              <w:right w:w="180" w:type="dxa"/>
-            </w:tcMar>
             <w:vAlign w:val="center"/>
             <w:hideMark/>
           </w:tcPr>
@@ -3267,18 +2139,6 @@
         <w:tc>
           <w:tcPr>
             <w:tcW w:w="0" w:type="auto"/>
-            <w:tcBorders>
-              <w:top w:val="single" w:sz="6" w:space="0" w:color="C4C7C5"/>
-              <w:left w:val="single" w:sz="6" w:space="0" w:color="C4C7C5"/>
-              <w:bottom w:val="single" w:sz="6" w:space="0" w:color="C4C7C5"/>
-              <w:right w:val="single" w:sz="6" w:space="0" w:color="C4C7C5"/>
-            </w:tcBorders>
-            <w:tcMar>
-              <w:top w:w="120" w:type="dxa"/>
-              <w:left w:w="180" w:type="dxa"/>
-              <w:bottom w:w="120" w:type="dxa"/>
-              <w:right w:w="180" w:type="dxa"/>
-            </w:tcMar>
             <w:vAlign w:val="center"/>
             <w:hideMark/>
           </w:tcPr>
@@ -3296,28 +2156,15 @@
         <w:tc>
           <w:tcPr>
             <w:tcW w:w="0" w:type="auto"/>
-            <w:tcBorders>
-              <w:top w:val="single" w:sz="6" w:space="0" w:color="C4C7C5"/>
-              <w:left w:val="single" w:sz="6" w:space="0" w:color="C4C7C5"/>
-              <w:bottom w:val="single" w:sz="6" w:space="0" w:color="C4C7C5"/>
-              <w:right w:val="single" w:sz="6" w:space="0" w:color="C4C7C5"/>
-            </w:tcBorders>
-            <w:tcMar>
-              <w:top w:w="120" w:type="dxa"/>
-              <w:left w:w="180" w:type="dxa"/>
-              <w:bottom w:w="120" w:type="dxa"/>
-              <w:right w:w="180" w:type="dxa"/>
-            </w:tcMar>
-            <w:vAlign w:val="center"/>
-            <w:hideMark/>
-          </w:tcPr>
-          <w:p>
-            <w:r>
-              <w:rPr>
-                <w:b/>
-                <w:bCs/>
-              </w:rPr>
-              <w:lastRenderedPageBreak/>
+            <w:vAlign w:val="center"/>
+            <w:hideMark/>
+          </w:tcPr>
+          <w:p>
+            <w:r>
+              <w:rPr>
+                <w:b/>
+                <w:bCs/>
+              </w:rPr>
               <w:t>WI</w:t>
             </w:r>
           </w:p>
@@ -3325,18 +2172,6 @@
         <w:tc>
           <w:tcPr>
             <w:tcW w:w="0" w:type="auto"/>
-            <w:tcBorders>
-              <w:top w:val="single" w:sz="6" w:space="0" w:color="C4C7C5"/>
-              <w:left w:val="single" w:sz="6" w:space="0" w:color="C4C7C5"/>
-              <w:bottom w:val="single" w:sz="6" w:space="0" w:color="C4C7C5"/>
-              <w:right w:val="single" w:sz="6" w:space="0" w:color="C4C7C5"/>
-            </w:tcBorders>
-            <w:tcMar>
-              <w:top w:w="120" w:type="dxa"/>
-              <w:left w:w="180" w:type="dxa"/>
-              <w:bottom w:w="120" w:type="dxa"/>
-              <w:right w:w="180" w:type="dxa"/>
-            </w:tcMar>
             <w:vAlign w:val="center"/>
             <w:hideMark/>
           </w:tcPr>
@@ -3349,27 +2184,11 @@
         <w:tc>
           <w:tcPr>
             <w:tcW w:w="0" w:type="auto"/>
-            <w:tcBorders>
-              <w:top w:val="single" w:sz="6" w:space="0" w:color="C4C7C5"/>
-              <w:left w:val="single" w:sz="6" w:space="0" w:color="C4C7C5"/>
-              <w:bottom w:val="single" w:sz="6" w:space="0" w:color="C4C7C5"/>
-              <w:right w:val="single" w:sz="6" w:space="0" w:color="C4C7C5"/>
-            </w:tcBorders>
-            <w:tcMar>
-              <w:top w:w="120" w:type="dxa"/>
-              <w:left w:w="180" w:type="dxa"/>
-              <w:bottom w:w="120" w:type="dxa"/>
-              <w:right w:w="180" w:type="dxa"/>
-            </w:tcMar>
-            <w:vAlign w:val="center"/>
-            <w:hideMark/>
-          </w:tcPr>
-          <w:p>
-            <w:r>
-              <w:rPr>
-                <w:b/>
-                <w:bCs/>
-              </w:rPr>
+            <w:vAlign w:val="center"/>
+            <w:hideMark/>
+          </w:tcPr>
+          <w:p>
+            <w:r>
               <w:t>Complete</w:t>
             </w:r>
           </w:p>
@@ -3377,27 +2196,11 @@
         <w:tc>
           <w:tcPr>
             <w:tcW w:w="0" w:type="auto"/>
-            <w:tcBorders>
-              <w:top w:val="single" w:sz="6" w:space="0" w:color="C4C7C5"/>
-              <w:left w:val="single" w:sz="6" w:space="0" w:color="C4C7C5"/>
-              <w:bottom w:val="single" w:sz="6" w:space="0" w:color="C4C7C5"/>
-              <w:right w:val="single" w:sz="6" w:space="0" w:color="C4C7C5"/>
-            </w:tcBorders>
-            <w:tcMar>
-              <w:top w:w="120" w:type="dxa"/>
-              <w:left w:w="180" w:type="dxa"/>
-              <w:bottom w:w="120" w:type="dxa"/>
-              <w:right w:w="180" w:type="dxa"/>
-            </w:tcMar>
-            <w:vAlign w:val="center"/>
-            <w:hideMark/>
-          </w:tcPr>
-          <w:p>
-            <w:r>
-              <w:rPr>
-                <w:b/>
-                <w:bCs/>
-              </w:rPr>
+            <w:vAlign w:val="center"/>
+            <w:hideMark/>
+          </w:tcPr>
+          <w:p>
+            <w:r>
               <w:t>2</w:t>
             </w:r>
           </w:p>
@@ -3405,27 +2208,11 @@
         <w:tc>
           <w:tcPr>
             <w:tcW w:w="0" w:type="auto"/>
-            <w:tcBorders>
-              <w:top w:val="single" w:sz="6" w:space="0" w:color="C4C7C5"/>
-              <w:left w:val="single" w:sz="6" w:space="0" w:color="C4C7C5"/>
-              <w:bottom w:val="single" w:sz="6" w:space="0" w:color="C4C7C5"/>
-              <w:right w:val="single" w:sz="6" w:space="0" w:color="C4C7C5"/>
-            </w:tcBorders>
-            <w:tcMar>
-              <w:top w:w="120" w:type="dxa"/>
-              <w:left w:w="180" w:type="dxa"/>
-              <w:bottom w:w="120" w:type="dxa"/>
-              <w:right w:w="180" w:type="dxa"/>
-            </w:tcMar>
-            <w:vAlign w:val="center"/>
-            <w:hideMark/>
-          </w:tcPr>
-          <w:p>
-            <w:r>
-              <w:rPr>
-                <w:b/>
-                <w:bCs/>
-              </w:rPr>
+            <w:vAlign w:val="center"/>
+            <w:hideMark/>
+          </w:tcPr>
+          <w:p>
+            <w:r>
               <w:t>50</w:t>
             </w:r>
           </w:p>
@@ -3438,18 +2225,6 @@
         <w:tc>
           <w:tcPr>
             <w:tcW w:w="0" w:type="auto"/>
-            <w:tcBorders>
-              <w:top w:val="single" w:sz="6" w:space="0" w:color="C4C7C5"/>
-              <w:left w:val="single" w:sz="6" w:space="0" w:color="C4C7C5"/>
-              <w:bottom w:val="single" w:sz="6" w:space="0" w:color="C4C7C5"/>
-              <w:right w:val="single" w:sz="6" w:space="0" w:color="C4C7C5"/>
-            </w:tcBorders>
-            <w:tcMar>
-              <w:top w:w="120" w:type="dxa"/>
-              <w:left w:w="180" w:type="dxa"/>
-              <w:bottom w:w="120" w:type="dxa"/>
-              <w:right w:w="180" w:type="dxa"/>
-            </w:tcMar>
             <w:vAlign w:val="center"/>
             <w:hideMark/>
           </w:tcPr>
@@ -3466,18 +2241,6 @@
         <w:tc>
           <w:tcPr>
             <w:tcW w:w="0" w:type="auto"/>
-            <w:tcBorders>
-              <w:top w:val="single" w:sz="6" w:space="0" w:color="C4C7C5"/>
-              <w:left w:val="single" w:sz="6" w:space="0" w:color="C4C7C5"/>
-              <w:bottom w:val="single" w:sz="6" w:space="0" w:color="C4C7C5"/>
-              <w:right w:val="single" w:sz="6" w:space="0" w:color="C4C7C5"/>
-            </w:tcBorders>
-            <w:tcMar>
-              <w:top w:w="120" w:type="dxa"/>
-              <w:left w:w="180" w:type="dxa"/>
-              <w:bottom w:w="120" w:type="dxa"/>
-              <w:right w:w="180" w:type="dxa"/>
-            </w:tcMar>
             <w:vAlign w:val="center"/>
             <w:hideMark/>
           </w:tcPr>
@@ -3490,18 +2253,144 @@
         <w:tc>
           <w:tcPr>
             <w:tcW w:w="0" w:type="auto"/>
-            <w:tcBorders>
-              <w:top w:val="single" w:sz="6" w:space="0" w:color="C4C7C5"/>
-              <w:left w:val="single" w:sz="6" w:space="0" w:color="C4C7C5"/>
-              <w:bottom w:val="single" w:sz="6" w:space="0" w:color="C4C7C5"/>
-              <w:right w:val="single" w:sz="6" w:space="0" w:color="C4C7C5"/>
-            </w:tcBorders>
-            <w:tcMar>
-              <w:top w:w="120" w:type="dxa"/>
-              <w:left w:w="180" w:type="dxa"/>
-              <w:bottom w:w="120" w:type="dxa"/>
-              <w:right w:w="180" w:type="dxa"/>
-            </w:tcMar>
+            <w:vAlign w:val="center"/>
+            <w:hideMark/>
+          </w:tcPr>
+          <w:p>
+            <w:r>
+              <w:t>Complete</w:t>
+            </w:r>
+          </w:p>
+        </w:tc>
+        <w:tc>
+          <w:tcPr>
+            <w:tcW w:w="0" w:type="auto"/>
+            <w:vAlign w:val="center"/>
+            <w:hideMark/>
+          </w:tcPr>
+          <w:p>
+            <w:r>
+              <w:t>2</w:t>
+            </w:r>
+          </w:p>
+        </w:tc>
+        <w:tc>
+          <w:tcPr>
+            <w:tcW w:w="0" w:type="auto"/>
+            <w:vAlign w:val="center"/>
+            <w:hideMark/>
+          </w:tcPr>
+          <w:p>
+            <w:r>
+              <w:t>50</w:t>
+            </w:r>
+          </w:p>
+        </w:tc>
+      </w:tr>
+      <w:tr>
+        <w:trPr>
+          <w:tblCellSpacing w:w="15" w:type="dxa"/>
+        </w:trPr>
+        <w:tc>
+          <w:tcPr>
+            <w:tcW w:w="0" w:type="auto"/>
+            <w:vAlign w:val="center"/>
+            <w:hideMark/>
+          </w:tcPr>
+          <w:p>
+            <w:r>
+              <w:rPr>
+                <w:b/>
+                <w:bCs/>
+              </w:rPr>
+              <w:t>DW</w:t>
+            </w:r>
+          </w:p>
+        </w:tc>
+        <w:tc>
+          <w:tcPr>
+            <w:tcW w:w="0" w:type="auto"/>
+            <w:vAlign w:val="center"/>
+            <w:hideMark/>
+          </w:tcPr>
+          <w:p>
+            <w:r>
+              <w:t>Desktop Workspace</w:t>
+            </w:r>
+          </w:p>
+        </w:tc>
+        <w:tc>
+          <w:tcPr>
+            <w:tcW w:w="0" w:type="auto"/>
+            <w:vAlign w:val="center"/>
+            <w:hideMark/>
+          </w:tcPr>
+          <w:p>
+            <w:r>
+              <w:t>Complete</w:t>
+            </w:r>
+          </w:p>
+        </w:tc>
+        <w:tc>
+          <w:tcPr>
+            <w:tcW w:w="0" w:type="auto"/>
+            <w:vAlign w:val="center"/>
+            <w:hideMark/>
+          </w:tcPr>
+          <w:p>
+            <w:r>
+              <w:t>2</w:t>
+            </w:r>
+          </w:p>
+        </w:tc>
+        <w:tc>
+          <w:tcPr>
+            <w:tcW w:w="0" w:type="auto"/>
+            <w:vAlign w:val="center"/>
+            <w:hideMark/>
+          </w:tcPr>
+          <w:p>
+            <w:r>
+              <w:t>50</w:t>
+            </w:r>
+          </w:p>
+        </w:tc>
+      </w:tr>
+      <w:tr>
+        <w:trPr>
+          <w:tblCellSpacing w:w="15" w:type="dxa"/>
+        </w:trPr>
+        <w:tc>
+          <w:tcPr>
+            <w:tcW w:w="0" w:type="auto"/>
+            <w:vAlign w:val="center"/>
+            <w:hideMark/>
+          </w:tcPr>
+          <w:p>
+            <w:r>
+              <w:rPr>
+                <w:b/>
+                <w:bCs/>
+              </w:rPr>
+              <w:t>AU</w:t>
+            </w:r>
+          </w:p>
+        </w:tc>
+        <w:tc>
+          <w:tcPr>
+            <w:tcW w:w="0" w:type="auto"/>
+            <w:vAlign w:val="center"/>
+            <w:hideMark/>
+          </w:tcPr>
+          <w:p>
+            <w:r>
+              <w:t>Authentication &amp; Forms</w:t>
+            </w:r>
+          </w:p>
+        </w:tc>
+        <w:tc>
+          <w:tcPr>
+            <w:tcW w:w="0" w:type="auto"/>
             <w:vAlign w:val="center"/>
             <w:hideMark/>
           </w:tcPr>
@@ -3514,18 +2403,6 @@
         <w:tc>
           <w:tcPr>
             <w:tcW w:w="0" w:type="auto"/>
-            <w:tcBorders>
-              <w:top w:val="single" w:sz="6" w:space="0" w:color="C4C7C5"/>
-              <w:left w:val="single" w:sz="6" w:space="0" w:color="C4C7C5"/>
-              <w:bottom w:val="single" w:sz="6" w:space="0" w:color="C4C7C5"/>
-              <w:right w:val="single" w:sz="6" w:space="0" w:color="C4C7C5"/>
-            </w:tcBorders>
-            <w:tcMar>
-              <w:top w:w="120" w:type="dxa"/>
-              <w:left w:w="180" w:type="dxa"/>
-              <w:bottom w:w="120" w:type="dxa"/>
-              <w:right w:w="180" w:type="dxa"/>
-            </w:tcMar>
             <w:vAlign w:val="center"/>
             <w:hideMark/>
           </w:tcPr>
@@ -3538,18 +2415,6 @@
         <w:tc>
           <w:tcPr>
             <w:tcW w:w="0" w:type="auto"/>
-            <w:tcBorders>
-              <w:top w:val="single" w:sz="6" w:space="0" w:color="C4C7C5"/>
-              <w:left w:val="single" w:sz="6" w:space="0" w:color="C4C7C5"/>
-              <w:bottom w:val="single" w:sz="6" w:space="0" w:color="C4C7C5"/>
-              <w:right w:val="single" w:sz="6" w:space="0" w:color="C4C7C5"/>
-            </w:tcBorders>
-            <w:tcMar>
-              <w:top w:w="120" w:type="dxa"/>
-              <w:left w:w="180" w:type="dxa"/>
-              <w:bottom w:w="120" w:type="dxa"/>
-              <w:right w:w="180" w:type="dxa"/>
-            </w:tcMar>
             <w:vAlign w:val="center"/>
             <w:hideMark/>
           </w:tcPr>
@@ -3567,70 +2432,34 @@
         <w:tc>
           <w:tcPr>
             <w:tcW w:w="0" w:type="auto"/>
-            <w:tcBorders>
-              <w:top w:val="single" w:sz="6" w:space="0" w:color="C4C7C5"/>
-              <w:left w:val="single" w:sz="6" w:space="0" w:color="C4C7C5"/>
-              <w:bottom w:val="single" w:sz="6" w:space="0" w:color="C4C7C5"/>
-              <w:right w:val="single" w:sz="6" w:space="0" w:color="C4C7C5"/>
-            </w:tcBorders>
-            <w:tcMar>
-              <w:top w:w="120" w:type="dxa"/>
-              <w:left w:w="180" w:type="dxa"/>
-              <w:bottom w:w="120" w:type="dxa"/>
-              <w:right w:w="180" w:type="dxa"/>
-            </w:tcMar>
-            <w:vAlign w:val="center"/>
-            <w:hideMark/>
-          </w:tcPr>
-          <w:p>
-            <w:r>
-              <w:rPr>
-                <w:b/>
-                <w:bCs/>
-              </w:rPr>
-              <w:t>DW</w:t>
-            </w:r>
-          </w:p>
-        </w:tc>
-        <w:tc>
-          <w:tcPr>
-            <w:tcW w:w="0" w:type="auto"/>
-            <w:tcBorders>
-              <w:top w:val="single" w:sz="6" w:space="0" w:color="C4C7C5"/>
-              <w:left w:val="single" w:sz="6" w:space="0" w:color="C4C7C5"/>
-              <w:bottom w:val="single" w:sz="6" w:space="0" w:color="C4C7C5"/>
-              <w:right w:val="single" w:sz="6" w:space="0" w:color="C4C7C5"/>
-            </w:tcBorders>
-            <w:tcMar>
-              <w:top w:w="120" w:type="dxa"/>
-              <w:left w:w="180" w:type="dxa"/>
-              <w:bottom w:w="120" w:type="dxa"/>
-              <w:right w:w="180" w:type="dxa"/>
-            </w:tcMar>
-            <w:vAlign w:val="center"/>
-            <w:hideMark/>
-          </w:tcPr>
-          <w:p>
-            <w:r>
-              <w:t>Desktop Workspace</w:t>
-            </w:r>
-          </w:p>
-        </w:tc>
-        <w:tc>
-          <w:tcPr>
-            <w:tcW w:w="0" w:type="auto"/>
-            <w:tcBorders>
-              <w:top w:val="single" w:sz="6" w:space="0" w:color="C4C7C5"/>
-              <w:left w:val="single" w:sz="6" w:space="0" w:color="C4C7C5"/>
-              <w:bottom w:val="single" w:sz="6" w:space="0" w:color="C4C7C5"/>
-              <w:right w:val="single" w:sz="6" w:space="0" w:color="C4C7C5"/>
-            </w:tcBorders>
-            <w:tcMar>
-              <w:top w:w="120" w:type="dxa"/>
-              <w:left w:w="180" w:type="dxa"/>
-              <w:bottom w:w="120" w:type="dxa"/>
-              <w:right w:w="180" w:type="dxa"/>
-            </w:tcMar>
+            <w:vAlign w:val="center"/>
+            <w:hideMark/>
+          </w:tcPr>
+          <w:p>
+            <w:r>
+              <w:rPr>
+                <w:b/>
+                <w:bCs/>
+              </w:rPr>
+              <w:t>NT</w:t>
+            </w:r>
+          </w:p>
+        </w:tc>
+        <w:tc>
+          <w:tcPr>
+            <w:tcW w:w="0" w:type="auto"/>
+            <w:vAlign w:val="center"/>
+            <w:hideMark/>
+          </w:tcPr>
+          <w:p>
+            <w:r>
+              <w:t>Notifications</w:t>
+            </w:r>
+          </w:p>
+        </w:tc>
+        <w:tc>
+          <w:tcPr>
+            <w:tcW w:w="0" w:type="auto"/>
             <w:vAlign w:val="center"/>
             <w:hideMark/>
           </w:tcPr>
@@ -3643,123 +2472,63 @@
         <w:tc>
           <w:tcPr>
             <w:tcW w:w="0" w:type="auto"/>
-            <w:tcBorders>
-              <w:top w:val="single" w:sz="6" w:space="0" w:color="C4C7C5"/>
-              <w:left w:val="single" w:sz="6" w:space="0" w:color="C4C7C5"/>
-              <w:bottom w:val="single" w:sz="6" w:space="0" w:color="C4C7C5"/>
-              <w:right w:val="single" w:sz="6" w:space="0" w:color="C4C7C5"/>
-            </w:tcBorders>
-            <w:tcMar>
-              <w:top w:w="120" w:type="dxa"/>
-              <w:left w:w="180" w:type="dxa"/>
-              <w:bottom w:w="120" w:type="dxa"/>
-              <w:right w:w="180" w:type="dxa"/>
-            </w:tcMar>
-            <w:vAlign w:val="center"/>
-            <w:hideMark/>
-          </w:tcPr>
-          <w:p>
-            <w:r>
-              <w:t>2</w:t>
-            </w:r>
-          </w:p>
-        </w:tc>
-        <w:tc>
-          <w:tcPr>
-            <w:tcW w:w="0" w:type="auto"/>
-            <w:tcBorders>
-              <w:top w:val="single" w:sz="6" w:space="0" w:color="C4C7C5"/>
-              <w:left w:val="single" w:sz="6" w:space="0" w:color="C4C7C5"/>
-              <w:bottom w:val="single" w:sz="6" w:space="0" w:color="C4C7C5"/>
-              <w:right w:val="single" w:sz="6" w:space="0" w:color="C4C7C5"/>
-            </w:tcBorders>
-            <w:tcMar>
-              <w:top w:w="120" w:type="dxa"/>
-              <w:left w:w="180" w:type="dxa"/>
-              <w:bottom w:w="120" w:type="dxa"/>
-              <w:right w:w="180" w:type="dxa"/>
-            </w:tcMar>
-            <w:vAlign w:val="center"/>
-            <w:hideMark/>
-          </w:tcPr>
-          <w:p>
-            <w:r>
-              <w:t>50</w:t>
-            </w:r>
-          </w:p>
-        </w:tc>
-      </w:tr>
-      <w:tr>
-        <w:trPr>
-          <w:tblCellSpacing w:w="15" w:type="dxa"/>
-        </w:trPr>
-        <w:tc>
-          <w:tcPr>
-            <w:tcW w:w="0" w:type="auto"/>
-            <w:tcBorders>
-              <w:top w:val="single" w:sz="6" w:space="0" w:color="C4C7C5"/>
-              <w:left w:val="single" w:sz="6" w:space="0" w:color="C4C7C5"/>
-              <w:bottom w:val="single" w:sz="6" w:space="0" w:color="C4C7C5"/>
-              <w:right w:val="single" w:sz="6" w:space="0" w:color="C4C7C5"/>
-            </w:tcBorders>
-            <w:tcMar>
-              <w:top w:w="120" w:type="dxa"/>
-              <w:left w:w="180" w:type="dxa"/>
-              <w:bottom w:w="120" w:type="dxa"/>
-              <w:right w:w="180" w:type="dxa"/>
-            </w:tcMar>
-            <w:vAlign w:val="center"/>
-            <w:hideMark/>
-          </w:tcPr>
-          <w:p>
-            <w:r>
-              <w:rPr>
-                <w:b/>
-                <w:bCs/>
-              </w:rPr>
-              <w:t>AU</w:t>
-            </w:r>
-          </w:p>
-        </w:tc>
-        <w:tc>
-          <w:tcPr>
-            <w:tcW w:w="0" w:type="auto"/>
-            <w:tcBorders>
-              <w:top w:val="single" w:sz="6" w:space="0" w:color="C4C7C5"/>
-              <w:left w:val="single" w:sz="6" w:space="0" w:color="C4C7C5"/>
-              <w:bottom w:val="single" w:sz="6" w:space="0" w:color="C4C7C5"/>
-              <w:right w:val="single" w:sz="6" w:space="0" w:color="C4C7C5"/>
-            </w:tcBorders>
-            <w:tcMar>
-              <w:top w:w="120" w:type="dxa"/>
-              <w:left w:w="180" w:type="dxa"/>
-              <w:bottom w:w="120" w:type="dxa"/>
-              <w:right w:w="180" w:type="dxa"/>
-            </w:tcMar>
-            <w:vAlign w:val="center"/>
-            <w:hideMark/>
-          </w:tcPr>
-          <w:p>
-            <w:r>
-              <w:t>Authentication &amp; Forms</w:t>
-            </w:r>
-          </w:p>
-        </w:tc>
-        <w:tc>
-          <w:tcPr>
-            <w:tcW w:w="0" w:type="auto"/>
-            <w:tcBorders>
-              <w:top w:val="single" w:sz="6" w:space="0" w:color="C4C7C5"/>
-              <w:left w:val="single" w:sz="6" w:space="0" w:color="C4C7C5"/>
-              <w:bottom w:val="single" w:sz="6" w:space="0" w:color="C4C7C5"/>
-              <w:right w:val="single" w:sz="6" w:space="0" w:color="C4C7C5"/>
-            </w:tcBorders>
-            <w:tcMar>
-              <w:top w:w="120" w:type="dxa"/>
-              <w:left w:w="180" w:type="dxa"/>
-              <w:bottom w:w="120" w:type="dxa"/>
-              <w:right w:w="180" w:type="dxa"/>
-            </w:tcMar>
+            <w:vAlign w:val="center"/>
+            <w:hideMark/>
+          </w:tcPr>
+          <w:p>
+            <w:r>
+              <w:t>—</w:t>
+            </w:r>
+          </w:p>
+        </w:tc>
+        <w:tc>
+          <w:tcPr>
+            <w:tcW w:w="0" w:type="auto"/>
+            <w:vAlign w:val="center"/>
+            <w:hideMark/>
+          </w:tcPr>
+          <w:p>
+            <w:r>
+              <w:t>0</w:t>
+            </w:r>
+          </w:p>
+        </w:tc>
+      </w:tr>
+      <w:tr>
+        <w:trPr>
+          <w:tblCellSpacing w:w="15" w:type="dxa"/>
+        </w:trPr>
+        <w:tc>
+          <w:tcPr>
+            <w:tcW w:w="0" w:type="auto"/>
+            <w:vAlign w:val="center"/>
+            <w:hideMark/>
+          </w:tcPr>
+          <w:p>
+            <w:r>
+              <w:rPr>
+                <w:b/>
+                <w:bCs/>
+              </w:rPr>
+              <w:t>LE</w:t>
+            </w:r>
+          </w:p>
+        </w:tc>
+        <w:tc>
+          <w:tcPr>
+            <w:tcW w:w="0" w:type="auto"/>
+            <w:vAlign w:val="center"/>
+            <w:hideMark/>
+          </w:tcPr>
+          <w:p>
+            <w:r>
+              <w:t>Learning</w:t>
+            </w:r>
+          </w:p>
+        </w:tc>
+        <w:tc>
+          <w:tcPr>
+            <w:tcW w:w="0" w:type="auto"/>
             <w:vAlign w:val="center"/>
             <w:hideMark/>
           </w:tcPr>
@@ -3772,18 +2541,6 @@
         <w:tc>
           <w:tcPr>
             <w:tcW w:w="0" w:type="auto"/>
-            <w:tcBorders>
-              <w:top w:val="single" w:sz="6" w:space="0" w:color="C4C7C5"/>
-              <w:left w:val="single" w:sz="6" w:space="0" w:color="C4C7C5"/>
-              <w:bottom w:val="single" w:sz="6" w:space="0" w:color="C4C7C5"/>
-              <w:right w:val="single" w:sz="6" w:space="0" w:color="C4C7C5"/>
-            </w:tcBorders>
-            <w:tcMar>
-              <w:top w:w="120" w:type="dxa"/>
-              <w:left w:w="180" w:type="dxa"/>
-              <w:bottom w:w="120" w:type="dxa"/>
-              <w:right w:w="180" w:type="dxa"/>
-            </w:tcMar>
             <w:vAlign w:val="center"/>
             <w:hideMark/>
           </w:tcPr>
@@ -3796,18 +2553,6 @@
         <w:tc>
           <w:tcPr>
             <w:tcW w:w="0" w:type="auto"/>
-            <w:tcBorders>
-              <w:top w:val="single" w:sz="6" w:space="0" w:color="C4C7C5"/>
-              <w:left w:val="single" w:sz="6" w:space="0" w:color="C4C7C5"/>
-              <w:bottom w:val="single" w:sz="6" w:space="0" w:color="C4C7C5"/>
-              <w:right w:val="single" w:sz="6" w:space="0" w:color="C4C7C5"/>
-            </w:tcBorders>
-            <w:tcMar>
-              <w:top w:w="120" w:type="dxa"/>
-              <w:left w:w="180" w:type="dxa"/>
-              <w:bottom w:w="120" w:type="dxa"/>
-              <w:right w:w="180" w:type="dxa"/>
-            </w:tcMar>
             <w:vAlign w:val="center"/>
             <w:hideMark/>
           </w:tcPr>
@@ -3825,70 +2570,34 @@
         <w:tc>
           <w:tcPr>
             <w:tcW w:w="0" w:type="auto"/>
-            <w:tcBorders>
-              <w:top w:val="single" w:sz="6" w:space="0" w:color="C4C7C5"/>
-              <w:left w:val="single" w:sz="6" w:space="0" w:color="C4C7C5"/>
-              <w:bottom w:val="single" w:sz="6" w:space="0" w:color="C4C7C5"/>
-              <w:right w:val="single" w:sz="6" w:space="0" w:color="C4C7C5"/>
-            </w:tcBorders>
-            <w:tcMar>
-              <w:top w:w="120" w:type="dxa"/>
-              <w:left w:w="180" w:type="dxa"/>
-              <w:bottom w:w="120" w:type="dxa"/>
-              <w:right w:w="180" w:type="dxa"/>
-            </w:tcMar>
-            <w:vAlign w:val="center"/>
-            <w:hideMark/>
-          </w:tcPr>
-          <w:p>
-            <w:r>
-              <w:rPr>
-                <w:b/>
-                <w:bCs/>
-              </w:rPr>
-              <w:t>NT</w:t>
-            </w:r>
-          </w:p>
-        </w:tc>
-        <w:tc>
-          <w:tcPr>
-            <w:tcW w:w="0" w:type="auto"/>
-            <w:tcBorders>
-              <w:top w:val="single" w:sz="6" w:space="0" w:color="C4C7C5"/>
-              <w:left w:val="single" w:sz="6" w:space="0" w:color="C4C7C5"/>
-              <w:bottom w:val="single" w:sz="6" w:space="0" w:color="C4C7C5"/>
-              <w:right w:val="single" w:sz="6" w:space="0" w:color="C4C7C5"/>
-            </w:tcBorders>
-            <w:tcMar>
-              <w:top w:w="120" w:type="dxa"/>
-              <w:left w:w="180" w:type="dxa"/>
-              <w:bottom w:w="120" w:type="dxa"/>
-              <w:right w:w="180" w:type="dxa"/>
-            </w:tcMar>
-            <w:vAlign w:val="center"/>
-            <w:hideMark/>
-          </w:tcPr>
-          <w:p>
-            <w:r>
-              <w:t>Notifications</w:t>
-            </w:r>
-          </w:p>
-        </w:tc>
-        <w:tc>
-          <w:tcPr>
-            <w:tcW w:w="0" w:type="auto"/>
-            <w:tcBorders>
-              <w:top w:val="single" w:sz="6" w:space="0" w:color="C4C7C5"/>
-              <w:left w:val="single" w:sz="6" w:space="0" w:color="C4C7C5"/>
-              <w:bottom w:val="single" w:sz="6" w:space="0" w:color="C4C7C5"/>
-              <w:right w:val="single" w:sz="6" w:space="0" w:color="C4C7C5"/>
-            </w:tcBorders>
-            <w:tcMar>
-              <w:top w:w="120" w:type="dxa"/>
-              <w:left w:w="180" w:type="dxa"/>
-              <w:bottom w:w="120" w:type="dxa"/>
-              <w:right w:w="180" w:type="dxa"/>
-            </w:tcMar>
+            <w:vAlign w:val="center"/>
+            <w:hideMark/>
+          </w:tcPr>
+          <w:p>
+            <w:r>
+              <w:rPr>
+                <w:b/>
+                <w:bCs/>
+              </w:rPr>
+              <w:t>MB</w:t>
+            </w:r>
+          </w:p>
+        </w:tc>
+        <w:tc>
+          <w:tcPr>
+            <w:tcW w:w="0" w:type="auto"/>
+            <w:vAlign w:val="center"/>
+            <w:hideMark/>
+          </w:tcPr>
+          <w:p>
+            <w:r>
+              <w:t>Mobile Experience</w:t>
+            </w:r>
+          </w:p>
+        </w:tc>
+        <w:tc>
+          <w:tcPr>
+            <w:tcW w:w="0" w:type="auto"/>
             <w:vAlign w:val="center"/>
             <w:hideMark/>
           </w:tcPr>
@@ -3901,18 +2610,6 @@
         <w:tc>
           <w:tcPr>
             <w:tcW w:w="0" w:type="auto"/>
-            <w:tcBorders>
-              <w:top w:val="single" w:sz="6" w:space="0" w:color="C4C7C5"/>
-              <w:left w:val="single" w:sz="6" w:space="0" w:color="C4C7C5"/>
-              <w:bottom w:val="single" w:sz="6" w:space="0" w:color="C4C7C5"/>
-              <w:right w:val="single" w:sz="6" w:space="0" w:color="C4C7C5"/>
-            </w:tcBorders>
-            <w:tcMar>
-              <w:top w:w="120" w:type="dxa"/>
-              <w:left w:w="180" w:type="dxa"/>
-              <w:bottom w:w="120" w:type="dxa"/>
-              <w:right w:w="180" w:type="dxa"/>
-            </w:tcMar>
             <w:vAlign w:val="center"/>
             <w:hideMark/>
           </w:tcPr>
@@ -3925,18 +2622,6 @@
         <w:tc>
           <w:tcPr>
             <w:tcW w:w="0" w:type="auto"/>
-            <w:tcBorders>
-              <w:top w:val="single" w:sz="6" w:space="0" w:color="C4C7C5"/>
-              <w:left w:val="single" w:sz="6" w:space="0" w:color="C4C7C5"/>
-              <w:bottom w:val="single" w:sz="6" w:space="0" w:color="C4C7C5"/>
-              <w:right w:val="single" w:sz="6" w:space="0" w:color="C4C7C5"/>
-            </w:tcBorders>
-            <w:tcMar>
-              <w:top w:w="120" w:type="dxa"/>
-              <w:left w:w="180" w:type="dxa"/>
-              <w:bottom w:w="120" w:type="dxa"/>
-              <w:right w:w="180" w:type="dxa"/>
-            </w:tcMar>
             <w:vAlign w:val="center"/>
             <w:hideMark/>
           </w:tcPr>
@@ -3954,70 +2639,34 @@
         <w:tc>
           <w:tcPr>
             <w:tcW w:w="0" w:type="auto"/>
-            <w:tcBorders>
-              <w:top w:val="single" w:sz="6" w:space="0" w:color="C4C7C5"/>
-              <w:left w:val="single" w:sz="6" w:space="0" w:color="C4C7C5"/>
-              <w:bottom w:val="single" w:sz="6" w:space="0" w:color="C4C7C5"/>
-              <w:right w:val="single" w:sz="6" w:space="0" w:color="C4C7C5"/>
-            </w:tcBorders>
-            <w:tcMar>
-              <w:top w:w="120" w:type="dxa"/>
-              <w:left w:w="180" w:type="dxa"/>
-              <w:bottom w:w="120" w:type="dxa"/>
-              <w:right w:w="180" w:type="dxa"/>
-            </w:tcMar>
-            <w:vAlign w:val="center"/>
-            <w:hideMark/>
-          </w:tcPr>
-          <w:p>
-            <w:r>
-              <w:rPr>
-                <w:b/>
-                <w:bCs/>
-              </w:rPr>
-              <w:t>LE</w:t>
-            </w:r>
-          </w:p>
-        </w:tc>
-        <w:tc>
-          <w:tcPr>
-            <w:tcW w:w="0" w:type="auto"/>
-            <w:tcBorders>
-              <w:top w:val="single" w:sz="6" w:space="0" w:color="C4C7C5"/>
-              <w:left w:val="single" w:sz="6" w:space="0" w:color="C4C7C5"/>
-              <w:bottom w:val="single" w:sz="6" w:space="0" w:color="C4C7C5"/>
-              <w:right w:val="single" w:sz="6" w:space="0" w:color="C4C7C5"/>
-            </w:tcBorders>
-            <w:tcMar>
-              <w:top w:w="120" w:type="dxa"/>
-              <w:left w:w="180" w:type="dxa"/>
-              <w:bottom w:w="120" w:type="dxa"/>
-              <w:right w:w="180" w:type="dxa"/>
-            </w:tcMar>
-            <w:vAlign w:val="center"/>
-            <w:hideMark/>
-          </w:tcPr>
-          <w:p>
-            <w:r>
-              <w:t>Learning</w:t>
-            </w:r>
-          </w:p>
-        </w:tc>
-        <w:tc>
-          <w:tcPr>
-            <w:tcW w:w="0" w:type="auto"/>
-            <w:tcBorders>
-              <w:top w:val="single" w:sz="6" w:space="0" w:color="C4C7C5"/>
-              <w:left w:val="single" w:sz="6" w:space="0" w:color="C4C7C5"/>
-              <w:bottom w:val="single" w:sz="6" w:space="0" w:color="C4C7C5"/>
-              <w:right w:val="single" w:sz="6" w:space="0" w:color="C4C7C5"/>
-            </w:tcBorders>
-            <w:tcMar>
-              <w:top w:w="120" w:type="dxa"/>
-              <w:left w:w="180" w:type="dxa"/>
-              <w:bottom w:w="120" w:type="dxa"/>
-              <w:right w:w="180" w:type="dxa"/>
-            </w:tcMar>
+            <w:vAlign w:val="center"/>
+            <w:hideMark/>
+          </w:tcPr>
+          <w:p>
+            <w:r>
+              <w:rPr>
+                <w:b/>
+                <w:bCs/>
+              </w:rPr>
+              <w:t>AI</w:t>
+            </w:r>
+          </w:p>
+        </w:tc>
+        <w:tc>
+          <w:tcPr>
+            <w:tcW w:w="0" w:type="auto"/>
+            <w:vAlign w:val="center"/>
+            <w:hideMark/>
+          </w:tcPr>
+          <w:p>
+            <w:r>
+              <w:t>Artificial Intelligence</w:t>
+            </w:r>
+          </w:p>
+        </w:tc>
+        <w:tc>
+          <w:tcPr>
+            <w:tcW w:w="0" w:type="auto"/>
             <w:vAlign w:val="center"/>
             <w:hideMark/>
           </w:tcPr>
@@ -4030,18 +2679,6 @@
         <w:tc>
           <w:tcPr>
             <w:tcW w:w="0" w:type="auto"/>
-            <w:tcBorders>
-              <w:top w:val="single" w:sz="6" w:space="0" w:color="C4C7C5"/>
-              <w:left w:val="single" w:sz="6" w:space="0" w:color="C4C7C5"/>
-              <w:bottom w:val="single" w:sz="6" w:space="0" w:color="C4C7C5"/>
-              <w:right w:val="single" w:sz="6" w:space="0" w:color="C4C7C5"/>
-            </w:tcBorders>
-            <w:tcMar>
-              <w:top w:w="120" w:type="dxa"/>
-              <w:left w:w="180" w:type="dxa"/>
-              <w:bottom w:w="120" w:type="dxa"/>
-              <w:right w:w="180" w:type="dxa"/>
-            </w:tcMar>
             <w:vAlign w:val="center"/>
             <w:hideMark/>
           </w:tcPr>
@@ -4054,276 +2691,6 @@
         <w:tc>
           <w:tcPr>
             <w:tcW w:w="0" w:type="auto"/>
-            <w:tcBorders>
-              <w:top w:val="single" w:sz="6" w:space="0" w:color="C4C7C5"/>
-              <w:left w:val="single" w:sz="6" w:space="0" w:color="C4C7C5"/>
-              <w:bottom w:val="single" w:sz="6" w:space="0" w:color="C4C7C5"/>
-              <w:right w:val="single" w:sz="6" w:space="0" w:color="C4C7C5"/>
-            </w:tcBorders>
-            <w:tcMar>
-              <w:top w:w="120" w:type="dxa"/>
-              <w:left w:w="180" w:type="dxa"/>
-              <w:bottom w:w="120" w:type="dxa"/>
-              <w:right w:w="180" w:type="dxa"/>
-            </w:tcMar>
-            <w:vAlign w:val="center"/>
-            <w:hideMark/>
-          </w:tcPr>
-          <w:p>
-            <w:r>
-              <w:t>0</w:t>
-            </w:r>
-          </w:p>
-        </w:tc>
-      </w:tr>
-      <w:tr>
-        <w:trPr>
-          <w:tblCellSpacing w:w="15" w:type="dxa"/>
-        </w:trPr>
-        <w:tc>
-          <w:tcPr>
-            <w:tcW w:w="0" w:type="auto"/>
-            <w:tcBorders>
-              <w:top w:val="single" w:sz="6" w:space="0" w:color="C4C7C5"/>
-              <w:left w:val="single" w:sz="6" w:space="0" w:color="C4C7C5"/>
-              <w:bottom w:val="single" w:sz="6" w:space="0" w:color="C4C7C5"/>
-              <w:right w:val="single" w:sz="6" w:space="0" w:color="C4C7C5"/>
-            </w:tcBorders>
-            <w:tcMar>
-              <w:top w:w="120" w:type="dxa"/>
-              <w:left w:w="180" w:type="dxa"/>
-              <w:bottom w:w="120" w:type="dxa"/>
-              <w:right w:w="180" w:type="dxa"/>
-            </w:tcMar>
-            <w:vAlign w:val="center"/>
-            <w:hideMark/>
-          </w:tcPr>
-          <w:p>
-            <w:r>
-              <w:rPr>
-                <w:b/>
-                <w:bCs/>
-              </w:rPr>
-              <w:t>MB</w:t>
-            </w:r>
-          </w:p>
-        </w:tc>
-        <w:tc>
-          <w:tcPr>
-            <w:tcW w:w="0" w:type="auto"/>
-            <w:tcBorders>
-              <w:top w:val="single" w:sz="6" w:space="0" w:color="C4C7C5"/>
-              <w:left w:val="single" w:sz="6" w:space="0" w:color="C4C7C5"/>
-              <w:bottom w:val="single" w:sz="6" w:space="0" w:color="C4C7C5"/>
-              <w:right w:val="single" w:sz="6" w:space="0" w:color="C4C7C5"/>
-            </w:tcBorders>
-            <w:tcMar>
-              <w:top w:w="120" w:type="dxa"/>
-              <w:left w:w="180" w:type="dxa"/>
-              <w:bottom w:w="120" w:type="dxa"/>
-              <w:right w:w="180" w:type="dxa"/>
-            </w:tcMar>
-            <w:vAlign w:val="center"/>
-            <w:hideMark/>
-          </w:tcPr>
-          <w:p>
-            <w:r>
-              <w:t>Mobile Experience</w:t>
-            </w:r>
-          </w:p>
-        </w:tc>
-        <w:tc>
-          <w:tcPr>
-            <w:tcW w:w="0" w:type="auto"/>
-            <w:tcBorders>
-              <w:top w:val="single" w:sz="6" w:space="0" w:color="C4C7C5"/>
-              <w:left w:val="single" w:sz="6" w:space="0" w:color="C4C7C5"/>
-              <w:bottom w:val="single" w:sz="6" w:space="0" w:color="C4C7C5"/>
-              <w:right w:val="single" w:sz="6" w:space="0" w:color="C4C7C5"/>
-            </w:tcBorders>
-            <w:tcMar>
-              <w:top w:w="120" w:type="dxa"/>
-              <w:left w:w="180" w:type="dxa"/>
-              <w:bottom w:w="120" w:type="dxa"/>
-              <w:right w:w="180" w:type="dxa"/>
-            </w:tcMar>
-            <w:vAlign w:val="center"/>
-            <w:hideMark/>
-          </w:tcPr>
-          <w:p>
-            <w:r>
-              <w:t>Planned</w:t>
-            </w:r>
-          </w:p>
-        </w:tc>
-        <w:tc>
-          <w:tcPr>
-            <w:tcW w:w="0" w:type="auto"/>
-            <w:tcBorders>
-              <w:top w:val="single" w:sz="6" w:space="0" w:color="C4C7C5"/>
-              <w:left w:val="single" w:sz="6" w:space="0" w:color="C4C7C5"/>
-              <w:bottom w:val="single" w:sz="6" w:space="0" w:color="C4C7C5"/>
-              <w:right w:val="single" w:sz="6" w:space="0" w:color="C4C7C5"/>
-            </w:tcBorders>
-            <w:tcMar>
-              <w:top w:w="120" w:type="dxa"/>
-              <w:left w:w="180" w:type="dxa"/>
-              <w:bottom w:w="120" w:type="dxa"/>
-              <w:right w:w="180" w:type="dxa"/>
-            </w:tcMar>
-            <w:vAlign w:val="center"/>
-            <w:hideMark/>
-          </w:tcPr>
-          <w:p>
-            <w:r>
-              <w:t>—</w:t>
-            </w:r>
-          </w:p>
-        </w:tc>
-        <w:tc>
-          <w:tcPr>
-            <w:tcW w:w="0" w:type="auto"/>
-            <w:tcBorders>
-              <w:top w:val="single" w:sz="6" w:space="0" w:color="C4C7C5"/>
-              <w:left w:val="single" w:sz="6" w:space="0" w:color="C4C7C5"/>
-              <w:bottom w:val="single" w:sz="6" w:space="0" w:color="C4C7C5"/>
-              <w:right w:val="single" w:sz="6" w:space="0" w:color="C4C7C5"/>
-            </w:tcBorders>
-            <w:tcMar>
-              <w:top w:w="120" w:type="dxa"/>
-              <w:left w:w="180" w:type="dxa"/>
-              <w:bottom w:w="120" w:type="dxa"/>
-              <w:right w:w="180" w:type="dxa"/>
-            </w:tcMar>
-            <w:vAlign w:val="center"/>
-            <w:hideMark/>
-          </w:tcPr>
-          <w:p>
-            <w:r>
-              <w:t>0</w:t>
-            </w:r>
-          </w:p>
-        </w:tc>
-      </w:tr>
-      <w:tr>
-        <w:trPr>
-          <w:tblCellSpacing w:w="15" w:type="dxa"/>
-        </w:trPr>
-        <w:tc>
-          <w:tcPr>
-            <w:tcW w:w="0" w:type="auto"/>
-            <w:tcBorders>
-              <w:top w:val="single" w:sz="6" w:space="0" w:color="C4C7C5"/>
-              <w:left w:val="single" w:sz="6" w:space="0" w:color="C4C7C5"/>
-              <w:bottom w:val="single" w:sz="6" w:space="0" w:color="C4C7C5"/>
-              <w:right w:val="single" w:sz="6" w:space="0" w:color="C4C7C5"/>
-            </w:tcBorders>
-            <w:tcMar>
-              <w:top w:w="120" w:type="dxa"/>
-              <w:left w:w="180" w:type="dxa"/>
-              <w:bottom w:w="120" w:type="dxa"/>
-              <w:right w:w="180" w:type="dxa"/>
-            </w:tcMar>
-            <w:vAlign w:val="center"/>
-            <w:hideMark/>
-          </w:tcPr>
-          <w:p>
-            <w:r>
-              <w:rPr>
-                <w:b/>
-                <w:bCs/>
-              </w:rPr>
-              <w:t>AI</w:t>
-            </w:r>
-          </w:p>
-        </w:tc>
-        <w:tc>
-          <w:tcPr>
-            <w:tcW w:w="0" w:type="auto"/>
-            <w:tcBorders>
-              <w:top w:val="single" w:sz="6" w:space="0" w:color="C4C7C5"/>
-              <w:left w:val="single" w:sz="6" w:space="0" w:color="C4C7C5"/>
-              <w:bottom w:val="single" w:sz="6" w:space="0" w:color="C4C7C5"/>
-              <w:right w:val="single" w:sz="6" w:space="0" w:color="C4C7C5"/>
-            </w:tcBorders>
-            <w:tcMar>
-              <w:top w:w="120" w:type="dxa"/>
-              <w:left w:w="180" w:type="dxa"/>
-              <w:bottom w:w="120" w:type="dxa"/>
-              <w:right w:w="180" w:type="dxa"/>
-            </w:tcMar>
-            <w:vAlign w:val="center"/>
-            <w:hideMark/>
-          </w:tcPr>
-          <w:p>
-            <w:r>
-              <w:t>Artificial Intelligence</w:t>
-            </w:r>
-          </w:p>
-        </w:tc>
-        <w:tc>
-          <w:tcPr>
-            <w:tcW w:w="0" w:type="auto"/>
-            <w:tcBorders>
-              <w:top w:val="single" w:sz="6" w:space="0" w:color="C4C7C5"/>
-              <w:left w:val="single" w:sz="6" w:space="0" w:color="C4C7C5"/>
-              <w:bottom w:val="single" w:sz="6" w:space="0" w:color="C4C7C5"/>
-              <w:right w:val="single" w:sz="6" w:space="0" w:color="C4C7C5"/>
-            </w:tcBorders>
-            <w:tcMar>
-              <w:top w:w="120" w:type="dxa"/>
-              <w:left w:w="180" w:type="dxa"/>
-              <w:bottom w:w="120" w:type="dxa"/>
-              <w:right w:w="180" w:type="dxa"/>
-            </w:tcMar>
-            <w:vAlign w:val="center"/>
-            <w:hideMark/>
-          </w:tcPr>
-          <w:p>
-            <w:r>
-              <w:t>Planned</w:t>
-            </w:r>
-          </w:p>
-        </w:tc>
-        <w:tc>
-          <w:tcPr>
-            <w:tcW w:w="0" w:type="auto"/>
-            <w:tcBorders>
-              <w:top w:val="single" w:sz="6" w:space="0" w:color="C4C7C5"/>
-              <w:left w:val="single" w:sz="6" w:space="0" w:color="C4C7C5"/>
-              <w:bottom w:val="single" w:sz="6" w:space="0" w:color="C4C7C5"/>
-              <w:right w:val="single" w:sz="6" w:space="0" w:color="C4C7C5"/>
-            </w:tcBorders>
-            <w:tcMar>
-              <w:top w:w="120" w:type="dxa"/>
-              <w:left w:w="180" w:type="dxa"/>
-              <w:bottom w:w="120" w:type="dxa"/>
-              <w:right w:w="180" w:type="dxa"/>
-            </w:tcMar>
-            <w:vAlign w:val="center"/>
-            <w:hideMark/>
-          </w:tcPr>
-          <w:p>
-            <w:r>
-              <w:t>—</w:t>
-            </w:r>
-          </w:p>
-        </w:tc>
-        <w:tc>
-          <w:tcPr>
-            <w:tcW w:w="0" w:type="auto"/>
-            <w:tcBorders>
-              <w:top w:val="single" w:sz="6" w:space="0" w:color="C4C7C5"/>
-              <w:left w:val="single" w:sz="6" w:space="0" w:color="C4C7C5"/>
-              <w:bottom w:val="single" w:sz="6" w:space="0" w:color="C4C7C5"/>
-              <w:right w:val="single" w:sz="6" w:space="0" w:color="C4C7C5"/>
-            </w:tcBorders>
-            <w:tcMar>
-              <w:top w:w="120" w:type="dxa"/>
-              <w:left w:w="180" w:type="dxa"/>
-              <w:bottom w:w="120" w:type="dxa"/>
-              <w:right w:w="180" w:type="dxa"/>
-            </w:tcMar>
             <w:vAlign w:val="center"/>
             <w:hideMark/>
           </w:tcPr>
@@ -4378,9 +2745,9 @@
         <w:tblLook w:val="04A0" w:firstRow="1" w:lastRow="0" w:firstColumn="1" w:lastColumn="0" w:noHBand="0" w:noVBand="1"/>
       </w:tblPr>
       <w:tblGrid>
-        <w:gridCol w:w="3616"/>
-        <w:gridCol w:w="1497"/>
-        <w:gridCol w:w="1644"/>
+        <w:gridCol w:w="3256"/>
+        <w:gridCol w:w="1137"/>
+        <w:gridCol w:w="1240"/>
       </w:tblGrid>
       <w:tr>
         <w:trPr>
@@ -4390,22 +2757,16 @@
         <w:tc>
           <w:tcPr>
             <w:tcW w:w="0" w:type="auto"/>
-            <w:tcBorders>
-              <w:top w:val="single" w:sz="6" w:space="0" w:color="C4C7C5"/>
-              <w:left w:val="single" w:sz="6" w:space="0" w:color="C4C7C5"/>
-              <w:bottom w:val="single" w:sz="6" w:space="0" w:color="C4C7C5"/>
-              <w:right w:val="single" w:sz="6" w:space="0" w:color="C4C7C5"/>
-            </w:tcBorders>
-            <w:tcMar>
-              <w:top w:w="120" w:type="dxa"/>
-              <w:left w:w="180" w:type="dxa"/>
-              <w:bottom w:w="120" w:type="dxa"/>
-              <w:right w:w="180" w:type="dxa"/>
-            </w:tcMar>
-            <w:vAlign w:val="center"/>
-            <w:hideMark/>
-          </w:tcPr>
-          <w:p>
+            <w:vAlign w:val="center"/>
+            <w:hideMark/>
+          </w:tcPr>
+          <w:p>
+            <w:pPr>
+              <w:rPr>
+                <w:b/>
+                <w:bCs/>
+              </w:rPr>
+            </w:pPr>
             <w:r>
               <w:rPr>
                 <w:b/>
@@ -4418,22 +2779,16 @@
         <w:tc>
           <w:tcPr>
             <w:tcW w:w="0" w:type="auto"/>
-            <w:tcBorders>
-              <w:top w:val="single" w:sz="6" w:space="0" w:color="C4C7C5"/>
-              <w:left w:val="single" w:sz="6" w:space="0" w:color="C4C7C5"/>
-              <w:bottom w:val="single" w:sz="6" w:space="0" w:color="C4C7C5"/>
-              <w:right w:val="single" w:sz="6" w:space="0" w:color="C4C7C5"/>
-            </w:tcBorders>
-            <w:tcMar>
-              <w:top w:w="120" w:type="dxa"/>
-              <w:left w:w="180" w:type="dxa"/>
-              <w:bottom w:w="120" w:type="dxa"/>
-              <w:right w:w="180" w:type="dxa"/>
-            </w:tcMar>
-            <w:vAlign w:val="center"/>
-            <w:hideMark/>
-          </w:tcPr>
-          <w:p>
+            <w:vAlign w:val="center"/>
+            <w:hideMark/>
+          </w:tcPr>
+          <w:p>
+            <w:pPr>
+              <w:rPr>
+                <w:b/>
+                <w:bCs/>
+              </w:rPr>
+            </w:pPr>
             <w:r>
               <w:rPr>
                 <w:b/>
@@ -4446,22 +2801,16 @@
         <w:tc>
           <w:tcPr>
             <w:tcW w:w="0" w:type="auto"/>
-            <w:tcBorders>
-              <w:top w:val="single" w:sz="6" w:space="0" w:color="C4C7C5"/>
-              <w:left w:val="single" w:sz="6" w:space="0" w:color="C4C7C5"/>
-              <w:bottom w:val="single" w:sz="6" w:space="0" w:color="C4C7C5"/>
-              <w:right w:val="single" w:sz="6" w:space="0" w:color="C4C7C5"/>
-            </w:tcBorders>
-            <w:tcMar>
-              <w:top w:w="120" w:type="dxa"/>
-              <w:left w:w="180" w:type="dxa"/>
-              <w:bottom w:w="120" w:type="dxa"/>
-              <w:right w:w="180" w:type="dxa"/>
-            </w:tcMar>
-            <w:vAlign w:val="center"/>
-            <w:hideMark/>
-          </w:tcPr>
-          <w:p>
+            <w:vAlign w:val="center"/>
+            <w:hideMark/>
+          </w:tcPr>
+          <w:p>
+            <w:pPr>
+              <w:rPr>
+                <w:b/>
+                <w:bCs/>
+              </w:rPr>
+            </w:pPr>
             <w:r>
               <w:rPr>
                 <w:b/>
@@ -4479,18 +2828,6 @@
         <w:tc>
           <w:tcPr>
             <w:tcW w:w="0" w:type="auto"/>
-            <w:tcBorders>
-              <w:top w:val="single" w:sz="6" w:space="0" w:color="C4C7C5"/>
-              <w:left w:val="single" w:sz="6" w:space="0" w:color="C4C7C5"/>
-              <w:bottom w:val="single" w:sz="6" w:space="0" w:color="C4C7C5"/>
-              <w:right w:val="single" w:sz="6" w:space="0" w:color="C4C7C5"/>
-            </w:tcBorders>
-            <w:tcMar>
-              <w:top w:w="120" w:type="dxa"/>
-              <w:left w:w="180" w:type="dxa"/>
-              <w:bottom w:w="120" w:type="dxa"/>
-              <w:right w:w="180" w:type="dxa"/>
-            </w:tcMar>
             <w:vAlign w:val="center"/>
             <w:hideMark/>
           </w:tcPr>
@@ -4507,45 +2844,18 @@
         <w:tc>
           <w:tcPr>
             <w:tcW w:w="0" w:type="auto"/>
-            <w:tcBorders>
-              <w:top w:val="single" w:sz="6" w:space="0" w:color="C4C7C5"/>
-              <w:left w:val="single" w:sz="6" w:space="0" w:color="C4C7C5"/>
-              <w:bottom w:val="single" w:sz="6" w:space="0" w:color="C4C7C5"/>
-              <w:right w:val="single" w:sz="6" w:space="0" w:color="C4C7C5"/>
-            </w:tcBorders>
-            <w:tcMar>
-              <w:top w:w="120" w:type="dxa"/>
-              <w:left w:w="180" w:type="dxa"/>
-              <w:bottom w:w="120" w:type="dxa"/>
-              <w:right w:w="180" w:type="dxa"/>
-            </w:tcMar>
-            <w:vAlign w:val="center"/>
-            <w:hideMark/>
-          </w:tcPr>
-          <w:p>
-            <w:r>
-              <w:t>100</w:t>
-            </w:r>
-            <w:r>
-              <w:t xml:space="preserve"> / 100</w:t>
-            </w:r>
-          </w:p>
-        </w:tc>
-        <w:tc>
-          <w:tcPr>
-            <w:tcW w:w="0" w:type="auto"/>
-            <w:tcBorders>
-              <w:top w:val="single" w:sz="6" w:space="0" w:color="C4C7C5"/>
-              <w:left w:val="single" w:sz="6" w:space="0" w:color="C4C7C5"/>
-              <w:bottom w:val="single" w:sz="6" w:space="0" w:color="C4C7C5"/>
-              <w:right w:val="single" w:sz="6" w:space="0" w:color="C4C7C5"/>
-            </w:tcBorders>
-            <w:tcMar>
-              <w:top w:w="120" w:type="dxa"/>
-              <w:left w:w="180" w:type="dxa"/>
-              <w:bottom w:w="120" w:type="dxa"/>
-              <w:right w:w="180" w:type="dxa"/>
-            </w:tcMar>
+            <w:vAlign w:val="center"/>
+            <w:hideMark/>
+          </w:tcPr>
+          <w:p>
+            <w:r>
+              <w:t>100 / 100</w:t>
+            </w:r>
+          </w:p>
+        </w:tc>
+        <w:tc>
+          <w:tcPr>
+            <w:tcW w:w="0" w:type="auto"/>
             <w:vAlign w:val="center"/>
             <w:hideMark/>
           </w:tcPr>
@@ -4563,18 +2873,6 @@
         <w:tc>
           <w:tcPr>
             <w:tcW w:w="0" w:type="auto"/>
-            <w:tcBorders>
-              <w:top w:val="single" w:sz="6" w:space="0" w:color="C4C7C5"/>
-              <w:left w:val="single" w:sz="6" w:space="0" w:color="C4C7C5"/>
-              <w:bottom w:val="single" w:sz="6" w:space="0" w:color="C4C7C5"/>
-              <w:right w:val="single" w:sz="6" w:space="0" w:color="C4C7C5"/>
-            </w:tcBorders>
-            <w:tcMar>
-              <w:top w:w="120" w:type="dxa"/>
-              <w:left w:w="180" w:type="dxa"/>
-              <w:bottom w:w="120" w:type="dxa"/>
-              <w:right w:w="180" w:type="dxa"/>
-            </w:tcMar>
             <w:vAlign w:val="center"/>
             <w:hideMark/>
           </w:tcPr>
@@ -4591,62 +2889,68 @@
         <w:tc>
           <w:tcPr>
             <w:tcW w:w="0" w:type="auto"/>
-            <w:tcBorders>
-              <w:top w:val="single" w:sz="6" w:space="0" w:color="C4C7C5"/>
-              <w:left w:val="single" w:sz="6" w:space="0" w:color="C4C7C5"/>
-              <w:bottom w:val="single" w:sz="6" w:space="0" w:color="C4C7C5"/>
-              <w:right w:val="single" w:sz="6" w:space="0" w:color="C4C7C5"/>
-            </w:tcBorders>
-            <w:tcMar>
-              <w:top w:w="120" w:type="dxa"/>
-              <w:left w:w="180" w:type="dxa"/>
-              <w:bottom w:w="120" w:type="dxa"/>
-              <w:right w:w="180" w:type="dxa"/>
-            </w:tcMar>
-            <w:vAlign w:val="center"/>
-            <w:hideMark/>
-          </w:tcPr>
-          <w:p>
-            <w:r>
-              <w:rPr>
-                <w:b/>
-                <w:bCs/>
-              </w:rPr>
-              <w:t>225</w:t>
-            </w:r>
-            <w:r>
-              <w:rPr>
-                <w:b/>
-                <w:bCs/>
-              </w:rPr>
-              <w:t xml:space="preserve"> / 250</w:t>
-            </w:r>
-          </w:p>
-        </w:tc>
-        <w:tc>
-          <w:tcPr>
-            <w:tcW w:w="0" w:type="auto"/>
-            <w:tcBorders>
-              <w:top w:val="single" w:sz="6" w:space="0" w:color="C4C7C5"/>
-              <w:left w:val="single" w:sz="6" w:space="0" w:color="C4C7C5"/>
-              <w:bottom w:val="single" w:sz="6" w:space="0" w:color="C4C7C5"/>
-              <w:right w:val="single" w:sz="6" w:space="0" w:color="C4C7C5"/>
-            </w:tcBorders>
-            <w:tcMar>
-              <w:top w:w="120" w:type="dxa"/>
-              <w:left w:w="180" w:type="dxa"/>
-              <w:bottom w:w="120" w:type="dxa"/>
-              <w:right w:w="180" w:type="dxa"/>
-            </w:tcMar>
-            <w:vAlign w:val="center"/>
-            <w:hideMark/>
-          </w:tcPr>
-          <w:p>
-            <w:r>
-              <w:rPr>
-                <w:b/>
-                <w:bCs/>
-              </w:rPr>
+            <w:vAlign w:val="center"/>
+            <w:hideMark/>
+          </w:tcPr>
+          <w:p>
+            <w:r>
+              <w:t>250 / 250</w:t>
+            </w:r>
+          </w:p>
+        </w:tc>
+        <w:tc>
+          <w:tcPr>
+            <w:tcW w:w="0" w:type="auto"/>
+            <w:vAlign w:val="center"/>
+            <w:hideMark/>
+          </w:tcPr>
+          <w:p>
+            <w:r>
+              <w:t>Completed</w:t>
+            </w:r>
+          </w:p>
+        </w:tc>
+      </w:tr>
+      <w:tr>
+        <w:trPr>
+          <w:tblCellSpacing w:w="15" w:type="dxa"/>
+        </w:trPr>
+        <w:tc>
+          <w:tcPr>
+            <w:tcW w:w="0" w:type="auto"/>
+            <w:vAlign w:val="center"/>
+            <w:hideMark/>
+          </w:tcPr>
+          <w:p>
+            <w:r>
+              <w:rPr>
+                <w:b/>
+                <w:bCs/>
+              </w:rPr>
+              <w:t>Reach 500 Human Frictions</w:t>
+            </w:r>
+          </w:p>
+        </w:tc>
+        <w:tc>
+          <w:tcPr>
+            <w:tcW w:w="0" w:type="auto"/>
+            <w:vAlign w:val="center"/>
+            <w:hideMark/>
+          </w:tcPr>
+          <w:p>
+            <w:r>
+              <w:t>275 / 500</w:t>
+            </w:r>
+          </w:p>
+        </w:tc>
+        <w:tc>
+          <w:tcPr>
+            <w:tcW w:w="0" w:type="auto"/>
+            <w:vAlign w:val="center"/>
+            <w:hideMark/>
+          </w:tcPr>
+          <w:p>
+            <w:r>
               <w:t>In Progress</w:t>
             </w:r>
           </w:p>
@@ -4659,73 +2963,34 @@
         <w:tc>
           <w:tcPr>
             <w:tcW w:w="0" w:type="auto"/>
-            <w:tcBorders>
-              <w:top w:val="single" w:sz="6" w:space="0" w:color="C4C7C5"/>
-              <w:left w:val="single" w:sz="6" w:space="0" w:color="C4C7C5"/>
-              <w:bottom w:val="single" w:sz="6" w:space="0" w:color="C4C7C5"/>
-              <w:right w:val="single" w:sz="6" w:space="0" w:color="C4C7C5"/>
-            </w:tcBorders>
-            <w:tcMar>
-              <w:top w:w="120" w:type="dxa"/>
-              <w:left w:w="180" w:type="dxa"/>
-              <w:bottom w:w="120" w:type="dxa"/>
-              <w:right w:w="180" w:type="dxa"/>
-            </w:tcMar>
-            <w:vAlign w:val="center"/>
-            <w:hideMark/>
-          </w:tcPr>
-          <w:p>
-            <w:r>
-              <w:rPr>
-                <w:b/>
-                <w:bCs/>
-              </w:rPr>
-              <w:t>Reach 500 Human Frictions</w:t>
-            </w:r>
-          </w:p>
-        </w:tc>
-        <w:tc>
-          <w:tcPr>
-            <w:tcW w:w="0" w:type="auto"/>
-            <w:tcBorders>
-              <w:top w:val="single" w:sz="6" w:space="0" w:color="C4C7C5"/>
-              <w:left w:val="single" w:sz="6" w:space="0" w:color="C4C7C5"/>
-              <w:bottom w:val="single" w:sz="6" w:space="0" w:color="C4C7C5"/>
-              <w:right w:val="single" w:sz="6" w:space="0" w:color="C4C7C5"/>
-            </w:tcBorders>
-            <w:tcMar>
-              <w:top w:w="120" w:type="dxa"/>
-              <w:left w:w="180" w:type="dxa"/>
-              <w:bottom w:w="120" w:type="dxa"/>
-              <w:right w:w="180" w:type="dxa"/>
-            </w:tcMar>
-            <w:vAlign w:val="center"/>
-            <w:hideMark/>
-          </w:tcPr>
-          <w:p>
-            <w:r>
-              <w:t>22</w:t>
-            </w:r>
-            <w:r>
-              <w:t>5 / 500</w:t>
-            </w:r>
-          </w:p>
-        </w:tc>
-        <w:tc>
-          <w:tcPr>
-            <w:tcW w:w="0" w:type="auto"/>
-            <w:tcBorders>
-              <w:top w:val="single" w:sz="6" w:space="0" w:color="C4C7C5"/>
-              <w:left w:val="single" w:sz="6" w:space="0" w:color="C4C7C5"/>
-              <w:bottom w:val="single" w:sz="6" w:space="0" w:color="C4C7C5"/>
-              <w:right w:val="single" w:sz="6" w:space="0" w:color="C4C7C5"/>
-            </w:tcBorders>
-            <w:tcMar>
-              <w:top w:w="120" w:type="dxa"/>
-              <w:left w:w="180" w:type="dxa"/>
-              <w:bottom w:w="120" w:type="dxa"/>
-              <w:right w:w="180" w:type="dxa"/>
-            </w:tcMar>
+            <w:vAlign w:val="center"/>
+            <w:hideMark/>
+          </w:tcPr>
+          <w:p>
+            <w:r>
+              <w:rPr>
+                <w:b/>
+                <w:bCs/>
+              </w:rPr>
+              <w:t>Reach 750 Human Frictions</w:t>
+            </w:r>
+          </w:p>
+        </w:tc>
+        <w:tc>
+          <w:tcPr>
+            <w:tcW w:w="0" w:type="auto"/>
+            <w:vAlign w:val="center"/>
+            <w:hideMark/>
+          </w:tcPr>
+          <w:p>
+            <w:r>
+              <w:t>275 / 750</w:t>
+            </w:r>
+          </w:p>
+        </w:tc>
+        <w:tc>
+          <w:tcPr>
+            <w:tcW w:w="0" w:type="auto"/>
             <w:vAlign w:val="center"/>
             <w:hideMark/>
           </w:tcPr>
@@ -4743,102 +3008,6 @@
         <w:tc>
           <w:tcPr>
             <w:tcW w:w="0" w:type="auto"/>
-            <w:tcBorders>
-              <w:top w:val="single" w:sz="6" w:space="0" w:color="C4C7C5"/>
-              <w:left w:val="single" w:sz="6" w:space="0" w:color="C4C7C5"/>
-              <w:bottom w:val="single" w:sz="6" w:space="0" w:color="C4C7C5"/>
-              <w:right w:val="single" w:sz="6" w:space="0" w:color="C4C7C5"/>
-            </w:tcBorders>
-            <w:tcMar>
-              <w:top w:w="120" w:type="dxa"/>
-              <w:left w:w="180" w:type="dxa"/>
-              <w:bottom w:w="120" w:type="dxa"/>
-              <w:right w:w="180" w:type="dxa"/>
-            </w:tcMar>
-            <w:vAlign w:val="center"/>
-            <w:hideMark/>
-          </w:tcPr>
-          <w:p>
-            <w:r>
-              <w:rPr>
-                <w:b/>
-                <w:bCs/>
-              </w:rPr>
-              <w:t>Reach 750 Human Frictions</w:t>
-            </w:r>
-          </w:p>
-        </w:tc>
-        <w:tc>
-          <w:tcPr>
-            <w:tcW w:w="0" w:type="auto"/>
-            <w:tcBorders>
-              <w:top w:val="single" w:sz="6" w:space="0" w:color="C4C7C5"/>
-              <w:left w:val="single" w:sz="6" w:space="0" w:color="C4C7C5"/>
-              <w:bottom w:val="single" w:sz="6" w:space="0" w:color="C4C7C5"/>
-              <w:right w:val="single" w:sz="6" w:space="0" w:color="C4C7C5"/>
-            </w:tcBorders>
-            <w:tcMar>
-              <w:top w:w="120" w:type="dxa"/>
-              <w:left w:w="180" w:type="dxa"/>
-              <w:bottom w:w="120" w:type="dxa"/>
-              <w:right w:w="180" w:type="dxa"/>
-            </w:tcMar>
-            <w:vAlign w:val="center"/>
-            <w:hideMark/>
-          </w:tcPr>
-          <w:p>
-            <w:r>
-              <w:t>22</w:t>
-            </w:r>
-            <w:r>
-              <w:t>5 / 750</w:t>
-            </w:r>
-          </w:p>
-        </w:tc>
-        <w:tc>
-          <w:tcPr>
-            <w:tcW w:w="0" w:type="auto"/>
-            <w:tcBorders>
-              <w:top w:val="single" w:sz="6" w:space="0" w:color="C4C7C5"/>
-              <w:left w:val="single" w:sz="6" w:space="0" w:color="C4C7C5"/>
-              <w:bottom w:val="single" w:sz="6" w:space="0" w:color="C4C7C5"/>
-              <w:right w:val="single" w:sz="6" w:space="0" w:color="C4C7C5"/>
-            </w:tcBorders>
-            <w:tcMar>
-              <w:top w:w="120" w:type="dxa"/>
-              <w:left w:w="180" w:type="dxa"/>
-              <w:bottom w:w="120" w:type="dxa"/>
-              <w:right w:w="180" w:type="dxa"/>
-            </w:tcMar>
-            <w:vAlign w:val="center"/>
-            <w:hideMark/>
-          </w:tcPr>
-          <w:p>
-            <w:r>
-              <w:t>Planned</w:t>
-            </w:r>
-          </w:p>
-        </w:tc>
-      </w:tr>
-      <w:tr>
-        <w:trPr>
-          <w:tblCellSpacing w:w="15" w:type="dxa"/>
-        </w:trPr>
-        <w:tc>
-          <w:tcPr>
-            <w:tcW w:w="0" w:type="auto"/>
-            <w:tcBorders>
-              <w:top w:val="single" w:sz="6" w:space="0" w:color="C4C7C5"/>
-              <w:left w:val="single" w:sz="6" w:space="0" w:color="C4C7C5"/>
-              <w:bottom w:val="single" w:sz="6" w:space="0" w:color="C4C7C5"/>
-              <w:right w:val="single" w:sz="6" w:space="0" w:color="C4C7C5"/>
-            </w:tcBorders>
-            <w:tcMar>
-              <w:top w:w="120" w:type="dxa"/>
-              <w:left w:w="180" w:type="dxa"/>
-              <w:bottom w:w="120" w:type="dxa"/>
-              <w:right w:w="180" w:type="dxa"/>
-            </w:tcMar>
             <w:vAlign w:val="center"/>
             <w:hideMark/>
           </w:tcPr>
@@ -4855,45 +3024,18 @@
         <w:tc>
           <w:tcPr>
             <w:tcW w:w="0" w:type="auto"/>
-            <w:tcBorders>
-              <w:top w:val="single" w:sz="6" w:space="0" w:color="C4C7C5"/>
-              <w:left w:val="single" w:sz="6" w:space="0" w:color="C4C7C5"/>
-              <w:bottom w:val="single" w:sz="6" w:space="0" w:color="C4C7C5"/>
-              <w:right w:val="single" w:sz="6" w:space="0" w:color="C4C7C5"/>
-            </w:tcBorders>
-            <w:tcMar>
-              <w:top w:w="120" w:type="dxa"/>
-              <w:left w:w="180" w:type="dxa"/>
-              <w:bottom w:w="120" w:type="dxa"/>
-              <w:right w:w="180" w:type="dxa"/>
-            </w:tcMar>
-            <w:vAlign w:val="center"/>
-            <w:hideMark/>
-          </w:tcPr>
-          <w:p>
-            <w:r>
-              <w:t>22</w:t>
-            </w:r>
-            <w:r>
-              <w:t>5 / 1000</w:t>
-            </w:r>
-          </w:p>
-        </w:tc>
-        <w:tc>
-          <w:tcPr>
-            <w:tcW w:w="0" w:type="auto"/>
-            <w:tcBorders>
-              <w:top w:val="single" w:sz="6" w:space="0" w:color="C4C7C5"/>
-              <w:left w:val="single" w:sz="6" w:space="0" w:color="C4C7C5"/>
-              <w:bottom w:val="single" w:sz="6" w:space="0" w:color="C4C7C5"/>
-              <w:right w:val="single" w:sz="6" w:space="0" w:color="C4C7C5"/>
-            </w:tcBorders>
-            <w:tcMar>
-              <w:top w:w="120" w:type="dxa"/>
-              <w:left w:w="180" w:type="dxa"/>
-              <w:bottom w:w="120" w:type="dxa"/>
-              <w:right w:w="180" w:type="dxa"/>
-            </w:tcMar>
+            <w:vAlign w:val="center"/>
+            <w:hideMark/>
+          </w:tcPr>
+          <w:p>
+            <w:r>
+              <w:t>275 / 1000</w:t>
+            </w:r>
+          </w:p>
+        </w:tc>
+        <w:tc>
+          <w:tcPr>
+            <w:tcW w:w="0" w:type="auto"/>
             <w:vAlign w:val="center"/>
             <w:hideMark/>
           </w:tcPr>
@@ -4917,6 +3059,7 @@
           <w:b/>
           <w:bCs/>
         </w:rPr>
+        <w:lastRenderedPageBreak/>
         <w:t>Research Asset Status</w:t>
       </w:r>
     </w:p>
@@ -4933,8 +3076,8 @@
         <w:tblLook w:val="04A0" w:firstRow="1" w:lastRow="0" w:firstColumn="1" w:lastColumn="0" w:noHBand="0" w:noVBand="1"/>
       </w:tblPr>
       <w:tblGrid>
-        <w:gridCol w:w="3779"/>
-        <w:gridCol w:w="3680"/>
+        <w:gridCol w:w="3419"/>
+        <w:gridCol w:w="3320"/>
       </w:tblGrid>
       <w:tr>
         <w:trPr>
@@ -4944,28 +3087,21 @@
         <w:tc>
           <w:tcPr>
             <w:tcW w:w="0" w:type="auto"/>
-            <w:tcBorders>
-              <w:top w:val="single" w:sz="6" w:space="0" w:color="C4C7C5"/>
-              <w:left w:val="single" w:sz="6" w:space="0" w:color="C4C7C5"/>
-              <w:bottom w:val="single" w:sz="6" w:space="0" w:color="C4C7C5"/>
-              <w:right w:val="single" w:sz="6" w:space="0" w:color="C4C7C5"/>
-            </w:tcBorders>
-            <w:tcMar>
-              <w:top w:w="120" w:type="dxa"/>
-              <w:left w:w="180" w:type="dxa"/>
-              <w:bottom w:w="120" w:type="dxa"/>
-              <w:right w:w="180" w:type="dxa"/>
-            </w:tcMar>
-            <w:vAlign w:val="center"/>
-            <w:hideMark/>
-          </w:tcPr>
-          <w:p>
-            <w:r>
-              <w:rPr>
-                <w:b/>
-                <w:bCs/>
-              </w:rPr>
-              <w:lastRenderedPageBreak/>
+            <w:vAlign w:val="center"/>
+            <w:hideMark/>
+          </w:tcPr>
+          <w:p>
+            <w:pPr>
+              <w:rPr>
+                <w:b/>
+                <w:bCs/>
+              </w:rPr>
+            </w:pPr>
+            <w:r>
+              <w:rPr>
+                <w:b/>
+                <w:bCs/>
+              </w:rPr>
               <w:t>Research Asset</w:t>
             </w:r>
           </w:p>
@@ -4973,22 +3109,16 @@
         <w:tc>
           <w:tcPr>
             <w:tcW w:w="0" w:type="auto"/>
-            <w:tcBorders>
-              <w:top w:val="single" w:sz="6" w:space="0" w:color="C4C7C5"/>
-              <w:left w:val="single" w:sz="6" w:space="0" w:color="C4C7C5"/>
-              <w:bottom w:val="single" w:sz="6" w:space="0" w:color="C4C7C5"/>
-              <w:right w:val="single" w:sz="6" w:space="0" w:color="C4C7C5"/>
-            </w:tcBorders>
-            <w:tcMar>
-              <w:top w:w="120" w:type="dxa"/>
-              <w:left w:w="180" w:type="dxa"/>
-              <w:bottom w:w="120" w:type="dxa"/>
-              <w:right w:w="180" w:type="dxa"/>
-            </w:tcMar>
-            <w:vAlign w:val="center"/>
-            <w:hideMark/>
-          </w:tcPr>
-          <w:p>
+            <w:vAlign w:val="center"/>
+            <w:hideMark/>
+          </w:tcPr>
+          <w:p>
+            <w:pPr>
+              <w:rPr>
+                <w:b/>
+                <w:bCs/>
+              </w:rPr>
+            </w:pPr>
             <w:r>
               <w:rPr>
                 <w:b/>
@@ -5006,18 +3136,6 @@
         <w:tc>
           <w:tcPr>
             <w:tcW w:w="0" w:type="auto"/>
-            <w:tcBorders>
-              <w:top w:val="single" w:sz="6" w:space="0" w:color="C4C7C5"/>
-              <w:left w:val="single" w:sz="6" w:space="0" w:color="C4C7C5"/>
-              <w:bottom w:val="single" w:sz="6" w:space="0" w:color="C4C7C5"/>
-              <w:right w:val="single" w:sz="6" w:space="0" w:color="C4C7C5"/>
-            </w:tcBorders>
-            <w:tcMar>
-              <w:top w:w="120" w:type="dxa"/>
-              <w:left w:w="180" w:type="dxa"/>
-              <w:bottom w:w="120" w:type="dxa"/>
-              <w:right w:w="180" w:type="dxa"/>
-            </w:tcMar>
             <w:vAlign w:val="center"/>
             <w:hideMark/>
           </w:tcPr>
@@ -5034,18 +3152,6 @@
         <w:tc>
           <w:tcPr>
             <w:tcW w:w="0" w:type="auto"/>
-            <w:tcBorders>
-              <w:top w:val="single" w:sz="6" w:space="0" w:color="C4C7C5"/>
-              <w:left w:val="single" w:sz="6" w:space="0" w:color="C4C7C5"/>
-              <w:bottom w:val="single" w:sz="6" w:space="0" w:color="C4C7C5"/>
-              <w:right w:val="single" w:sz="6" w:space="0" w:color="C4C7C5"/>
-            </w:tcBorders>
-            <w:tcMar>
-              <w:top w:w="120" w:type="dxa"/>
-              <w:left w:w="180" w:type="dxa"/>
-              <w:bottom w:w="120" w:type="dxa"/>
-              <w:right w:w="180" w:type="dxa"/>
-            </w:tcMar>
             <w:vAlign w:val="center"/>
             <w:hideMark/>
           </w:tcPr>
@@ -5063,18 +3169,6 @@
         <w:tc>
           <w:tcPr>
             <w:tcW w:w="0" w:type="auto"/>
-            <w:tcBorders>
-              <w:top w:val="single" w:sz="6" w:space="0" w:color="C4C7C5"/>
-              <w:left w:val="single" w:sz="6" w:space="0" w:color="C4C7C5"/>
-              <w:bottom w:val="single" w:sz="6" w:space="0" w:color="C4C7C5"/>
-              <w:right w:val="single" w:sz="6" w:space="0" w:color="C4C7C5"/>
-            </w:tcBorders>
-            <w:tcMar>
-              <w:top w:w="120" w:type="dxa"/>
-              <w:left w:w="180" w:type="dxa"/>
-              <w:bottom w:w="120" w:type="dxa"/>
-              <w:right w:w="180" w:type="dxa"/>
-            </w:tcMar>
             <w:vAlign w:val="center"/>
             <w:hideMark/>
           </w:tcPr>
@@ -5091,65 +3185,23 @@
         <w:tc>
           <w:tcPr>
             <w:tcW w:w="0" w:type="auto"/>
-            <w:tcBorders>
-              <w:top w:val="single" w:sz="6" w:space="0" w:color="C4C7C5"/>
-              <w:left w:val="single" w:sz="6" w:space="0" w:color="C4C7C5"/>
-              <w:bottom w:val="single" w:sz="6" w:space="0" w:color="C4C7C5"/>
-              <w:right w:val="single" w:sz="6" w:space="0" w:color="C4C7C5"/>
-            </w:tcBorders>
-            <w:tcMar>
-              <w:top w:w="120" w:type="dxa"/>
-              <w:left w:w="180" w:type="dxa"/>
-              <w:bottom w:w="120" w:type="dxa"/>
-              <w:right w:w="180" w:type="dxa"/>
-            </w:tcMar>
-            <w:vAlign w:val="center"/>
-            <w:hideMark/>
-          </w:tcPr>
-          <w:p>
-            <w:r>
-              <w:rPr>
-                <w:b/>
-                <w:bCs/>
-              </w:rPr>
-              <w:t>Active (</w:t>
-            </w:r>
-            <w:r>
-              <w:rPr>
-                <w:b/>
-                <w:bCs/>
-              </w:rPr>
-              <w:t>22</w:t>
-            </w:r>
-            <w:r>
-              <w:rPr>
-                <w:b/>
-                <w:bCs/>
-              </w:rPr>
-              <w:t>5 Entries)</w:t>
-            </w:r>
-          </w:p>
-        </w:tc>
-      </w:tr>
-      <w:tr>
-        <w:trPr>
-          <w:tblCellSpacing w:w="15" w:type="dxa"/>
-        </w:trPr>
-        <w:tc>
-          <w:tcPr>
-            <w:tcW w:w="0" w:type="auto"/>
-            <w:tcBorders>
-              <w:top w:val="single" w:sz="6" w:space="0" w:color="C4C7C5"/>
-              <w:left w:val="single" w:sz="6" w:space="0" w:color="C4C7C5"/>
-              <w:bottom w:val="single" w:sz="6" w:space="0" w:color="C4C7C5"/>
-              <w:right w:val="single" w:sz="6" w:space="0" w:color="C4C7C5"/>
-            </w:tcBorders>
-            <w:tcMar>
-              <w:top w:w="120" w:type="dxa"/>
-              <w:left w:w="180" w:type="dxa"/>
-              <w:bottom w:w="120" w:type="dxa"/>
-              <w:right w:w="180" w:type="dxa"/>
-            </w:tcMar>
+            <w:vAlign w:val="center"/>
+            <w:hideMark/>
+          </w:tcPr>
+          <w:p>
+            <w:r>
+              <w:t>Active (275 Entries)</w:t>
+            </w:r>
+          </w:p>
+        </w:tc>
+      </w:tr>
+      <w:tr>
+        <w:trPr>
+          <w:tblCellSpacing w:w="15" w:type="dxa"/>
+        </w:trPr>
+        <w:tc>
+          <w:tcPr>
+            <w:tcW w:w="0" w:type="auto"/>
             <w:vAlign w:val="center"/>
             <w:hideMark/>
           </w:tcPr>
@@ -5166,18 +3218,6 @@
         <w:tc>
           <w:tcPr>
             <w:tcW w:w="0" w:type="auto"/>
-            <w:tcBorders>
-              <w:top w:val="single" w:sz="6" w:space="0" w:color="C4C7C5"/>
-              <w:left w:val="single" w:sz="6" w:space="0" w:color="C4C7C5"/>
-              <w:bottom w:val="single" w:sz="6" w:space="0" w:color="C4C7C5"/>
-              <w:right w:val="single" w:sz="6" w:space="0" w:color="C4C7C5"/>
-            </w:tcBorders>
-            <w:tcMar>
-              <w:top w:w="120" w:type="dxa"/>
-              <w:left w:w="180" w:type="dxa"/>
-              <w:bottom w:w="120" w:type="dxa"/>
-              <w:right w:w="180" w:type="dxa"/>
-            </w:tcMar>
             <w:vAlign w:val="center"/>
             <w:hideMark/>
           </w:tcPr>
@@ -5195,18 +3235,6 @@
         <w:tc>
           <w:tcPr>
             <w:tcW w:w="0" w:type="auto"/>
-            <w:tcBorders>
-              <w:top w:val="single" w:sz="6" w:space="0" w:color="C4C7C5"/>
-              <w:left w:val="single" w:sz="6" w:space="0" w:color="C4C7C5"/>
-              <w:bottom w:val="single" w:sz="6" w:space="0" w:color="C4C7C5"/>
-              <w:right w:val="single" w:sz="6" w:space="0" w:color="C4C7C5"/>
-            </w:tcBorders>
-            <w:tcMar>
-              <w:top w:w="120" w:type="dxa"/>
-              <w:left w:w="180" w:type="dxa"/>
-              <w:bottom w:w="120" w:type="dxa"/>
-              <w:right w:w="180" w:type="dxa"/>
-            </w:tcMar>
             <w:vAlign w:val="center"/>
             <w:hideMark/>
           </w:tcPr>
@@ -5223,18 +3251,6 @@
         <w:tc>
           <w:tcPr>
             <w:tcW w:w="0" w:type="auto"/>
-            <w:tcBorders>
-              <w:top w:val="single" w:sz="6" w:space="0" w:color="C4C7C5"/>
-              <w:left w:val="single" w:sz="6" w:space="0" w:color="C4C7C5"/>
-              <w:bottom w:val="single" w:sz="6" w:space="0" w:color="C4C7C5"/>
-              <w:right w:val="single" w:sz="6" w:space="0" w:color="C4C7C5"/>
-            </w:tcBorders>
-            <w:tcMar>
-              <w:top w:w="120" w:type="dxa"/>
-              <w:left w:w="180" w:type="dxa"/>
-              <w:bottom w:w="120" w:type="dxa"/>
-              <w:right w:w="180" w:type="dxa"/>
-            </w:tcMar>
             <w:vAlign w:val="center"/>
             <w:hideMark/>
           </w:tcPr>
@@ -5252,18 +3268,6 @@
         <w:tc>
           <w:tcPr>
             <w:tcW w:w="0" w:type="auto"/>
-            <w:tcBorders>
-              <w:top w:val="single" w:sz="6" w:space="0" w:color="C4C7C5"/>
-              <w:left w:val="single" w:sz="6" w:space="0" w:color="C4C7C5"/>
-              <w:bottom w:val="single" w:sz="6" w:space="0" w:color="C4C7C5"/>
-              <w:right w:val="single" w:sz="6" w:space="0" w:color="C4C7C5"/>
-            </w:tcBorders>
-            <w:tcMar>
-              <w:top w:w="120" w:type="dxa"/>
-              <w:left w:w="180" w:type="dxa"/>
-              <w:bottom w:w="120" w:type="dxa"/>
-              <w:right w:w="180" w:type="dxa"/>
-            </w:tcMar>
             <w:vAlign w:val="center"/>
             <w:hideMark/>
           </w:tcPr>
@@ -5280,18 +3284,6 @@
         <w:tc>
           <w:tcPr>
             <w:tcW w:w="0" w:type="auto"/>
-            <w:tcBorders>
-              <w:top w:val="single" w:sz="6" w:space="0" w:color="C4C7C5"/>
-              <w:left w:val="single" w:sz="6" w:space="0" w:color="C4C7C5"/>
-              <w:bottom w:val="single" w:sz="6" w:space="0" w:color="C4C7C5"/>
-              <w:right w:val="single" w:sz="6" w:space="0" w:color="C4C7C5"/>
-            </w:tcBorders>
-            <w:tcMar>
-              <w:top w:w="120" w:type="dxa"/>
-              <w:left w:w="180" w:type="dxa"/>
-              <w:bottom w:w="120" w:type="dxa"/>
-              <w:right w:w="180" w:type="dxa"/>
-            </w:tcMar>
             <w:vAlign w:val="center"/>
             <w:hideMark/>
           </w:tcPr>
@@ -5309,18 +3301,6 @@
         <w:tc>
           <w:tcPr>
             <w:tcW w:w="0" w:type="auto"/>
-            <w:tcBorders>
-              <w:top w:val="single" w:sz="6" w:space="0" w:color="C4C7C5"/>
-              <w:left w:val="single" w:sz="6" w:space="0" w:color="C4C7C5"/>
-              <w:bottom w:val="single" w:sz="6" w:space="0" w:color="C4C7C5"/>
-              <w:right w:val="single" w:sz="6" w:space="0" w:color="C4C7C5"/>
-            </w:tcBorders>
-            <w:tcMar>
-              <w:top w:w="120" w:type="dxa"/>
-              <w:left w:w="180" w:type="dxa"/>
-              <w:bottom w:w="120" w:type="dxa"/>
-              <w:right w:w="180" w:type="dxa"/>
-            </w:tcMar>
             <w:vAlign w:val="center"/>
             <w:hideMark/>
           </w:tcPr>
@@ -5337,18 +3317,6 @@
         <w:tc>
           <w:tcPr>
             <w:tcW w:w="0" w:type="auto"/>
-            <w:tcBorders>
-              <w:top w:val="single" w:sz="6" w:space="0" w:color="C4C7C5"/>
-              <w:left w:val="single" w:sz="6" w:space="0" w:color="C4C7C5"/>
-              <w:bottom w:val="single" w:sz="6" w:space="0" w:color="C4C7C5"/>
-              <w:right w:val="single" w:sz="6" w:space="0" w:color="C4C7C5"/>
-            </w:tcBorders>
-            <w:tcMar>
-              <w:top w:w="120" w:type="dxa"/>
-              <w:left w:w="180" w:type="dxa"/>
-              <w:bottom w:w="120" w:type="dxa"/>
-              <w:right w:w="180" w:type="dxa"/>
-            </w:tcMar>
             <w:vAlign w:val="center"/>
             <w:hideMark/>
           </w:tcPr>
@@ -5366,18 +3334,6 @@
         <w:tc>
           <w:tcPr>
             <w:tcW w:w="0" w:type="auto"/>
-            <w:tcBorders>
-              <w:top w:val="single" w:sz="6" w:space="0" w:color="C4C7C5"/>
-              <w:left w:val="single" w:sz="6" w:space="0" w:color="C4C7C5"/>
-              <w:bottom w:val="single" w:sz="6" w:space="0" w:color="C4C7C5"/>
-              <w:right w:val="single" w:sz="6" w:space="0" w:color="C4C7C5"/>
-            </w:tcBorders>
-            <w:tcMar>
-              <w:top w:w="120" w:type="dxa"/>
-              <w:left w:w="180" w:type="dxa"/>
-              <w:bottom w:w="120" w:type="dxa"/>
-              <w:right w:w="180" w:type="dxa"/>
-            </w:tcMar>
             <w:vAlign w:val="center"/>
             <w:hideMark/>
           </w:tcPr>
@@ -5394,18 +3350,6 @@
         <w:tc>
           <w:tcPr>
             <w:tcW w:w="0" w:type="auto"/>
-            <w:tcBorders>
-              <w:top w:val="single" w:sz="6" w:space="0" w:color="C4C7C5"/>
-              <w:left w:val="single" w:sz="6" w:space="0" w:color="C4C7C5"/>
-              <w:bottom w:val="single" w:sz="6" w:space="0" w:color="C4C7C5"/>
-              <w:right w:val="single" w:sz="6" w:space="0" w:color="C4C7C5"/>
-            </w:tcBorders>
-            <w:tcMar>
-              <w:top w:w="120" w:type="dxa"/>
-              <w:left w:w="180" w:type="dxa"/>
-              <w:bottom w:w="120" w:type="dxa"/>
-              <w:right w:w="180" w:type="dxa"/>
-            </w:tcMar>
             <w:vAlign w:val="center"/>
             <w:hideMark/>
           </w:tcPr>
@@ -5423,18 +3367,6 @@
         <w:tc>
           <w:tcPr>
             <w:tcW w:w="0" w:type="auto"/>
-            <w:tcBorders>
-              <w:top w:val="single" w:sz="6" w:space="0" w:color="C4C7C5"/>
-              <w:left w:val="single" w:sz="6" w:space="0" w:color="C4C7C5"/>
-              <w:bottom w:val="single" w:sz="6" w:space="0" w:color="C4C7C5"/>
-              <w:right w:val="single" w:sz="6" w:space="0" w:color="C4C7C5"/>
-            </w:tcBorders>
-            <w:tcMar>
-              <w:top w:w="120" w:type="dxa"/>
-              <w:left w:w="180" w:type="dxa"/>
-              <w:bottom w:w="120" w:type="dxa"/>
-              <w:right w:w="180" w:type="dxa"/>
-            </w:tcMar>
             <w:vAlign w:val="center"/>
             <w:hideMark/>
           </w:tcPr>
@@ -5451,18 +3383,6 @@
         <w:tc>
           <w:tcPr>
             <w:tcW w:w="0" w:type="auto"/>
-            <w:tcBorders>
-              <w:top w:val="single" w:sz="6" w:space="0" w:color="C4C7C5"/>
-              <w:left w:val="single" w:sz="6" w:space="0" w:color="C4C7C5"/>
-              <w:bottom w:val="single" w:sz="6" w:space="0" w:color="C4C7C5"/>
-              <w:right w:val="single" w:sz="6" w:space="0" w:color="C4C7C5"/>
-            </w:tcBorders>
-            <w:tcMar>
-              <w:top w:w="120" w:type="dxa"/>
-              <w:left w:w="180" w:type="dxa"/>
-              <w:bottom w:w="120" w:type="dxa"/>
-              <w:right w:w="180" w:type="dxa"/>
-            </w:tcMar>
             <w:vAlign w:val="center"/>
             <w:hideMark/>
           </w:tcPr>
@@ -5480,18 +3400,6 @@
         <w:tc>
           <w:tcPr>
             <w:tcW w:w="0" w:type="auto"/>
-            <w:tcBorders>
-              <w:top w:val="single" w:sz="6" w:space="0" w:color="C4C7C5"/>
-              <w:left w:val="single" w:sz="6" w:space="0" w:color="C4C7C5"/>
-              <w:bottom w:val="single" w:sz="6" w:space="0" w:color="C4C7C5"/>
-              <w:right w:val="single" w:sz="6" w:space="0" w:color="C4C7C5"/>
-            </w:tcBorders>
-            <w:tcMar>
-              <w:top w:w="120" w:type="dxa"/>
-              <w:left w:w="180" w:type="dxa"/>
-              <w:bottom w:w="120" w:type="dxa"/>
-              <w:right w:w="180" w:type="dxa"/>
-            </w:tcMar>
             <w:vAlign w:val="center"/>
             <w:hideMark/>
           </w:tcPr>
@@ -5508,18 +3416,6 @@
         <w:tc>
           <w:tcPr>
             <w:tcW w:w="0" w:type="auto"/>
-            <w:tcBorders>
-              <w:top w:val="single" w:sz="6" w:space="0" w:color="C4C7C5"/>
-              <w:left w:val="single" w:sz="6" w:space="0" w:color="C4C7C5"/>
-              <w:bottom w:val="single" w:sz="6" w:space="0" w:color="C4C7C5"/>
-              <w:right w:val="single" w:sz="6" w:space="0" w:color="C4C7C5"/>
-            </w:tcBorders>
-            <w:tcMar>
-              <w:top w:w="120" w:type="dxa"/>
-              <w:left w:w="180" w:type="dxa"/>
-              <w:bottom w:w="120" w:type="dxa"/>
-              <w:right w:w="180" w:type="dxa"/>
-            </w:tcMar>
             <w:vAlign w:val="center"/>
             <w:hideMark/>
           </w:tcPr>
@@ -5537,18 +3433,6 @@
         <w:tc>
           <w:tcPr>
             <w:tcW w:w="0" w:type="auto"/>
-            <w:tcBorders>
-              <w:top w:val="single" w:sz="6" w:space="0" w:color="C4C7C5"/>
-              <w:left w:val="single" w:sz="6" w:space="0" w:color="C4C7C5"/>
-              <w:bottom w:val="single" w:sz="6" w:space="0" w:color="C4C7C5"/>
-              <w:right w:val="single" w:sz="6" w:space="0" w:color="C4C7C5"/>
-            </w:tcBorders>
-            <w:tcMar>
-              <w:top w:w="120" w:type="dxa"/>
-              <w:left w:w="180" w:type="dxa"/>
-              <w:bottom w:w="120" w:type="dxa"/>
-              <w:right w:w="180" w:type="dxa"/>
-            </w:tcMar>
             <w:vAlign w:val="center"/>
             <w:hideMark/>
           </w:tcPr>
@@ -5565,18 +3449,6 @@
         <w:tc>
           <w:tcPr>
             <w:tcW w:w="0" w:type="auto"/>
-            <w:tcBorders>
-              <w:top w:val="single" w:sz="6" w:space="0" w:color="C4C7C5"/>
-              <w:left w:val="single" w:sz="6" w:space="0" w:color="C4C7C5"/>
-              <w:bottom w:val="single" w:sz="6" w:space="0" w:color="C4C7C5"/>
-              <w:right w:val="single" w:sz="6" w:space="0" w:color="C4C7C5"/>
-            </w:tcBorders>
-            <w:tcMar>
-              <w:top w:w="120" w:type="dxa"/>
-              <w:left w:w="180" w:type="dxa"/>
-              <w:bottom w:w="120" w:type="dxa"/>
-              <w:right w:w="180" w:type="dxa"/>
-            </w:tcMar>
             <w:vAlign w:val="center"/>
             <w:hideMark/>
           </w:tcPr>
@@ -5594,18 +3466,6 @@
         <w:tc>
           <w:tcPr>
             <w:tcW w:w="0" w:type="auto"/>
-            <w:tcBorders>
-              <w:top w:val="single" w:sz="6" w:space="0" w:color="C4C7C5"/>
-              <w:left w:val="single" w:sz="6" w:space="0" w:color="C4C7C5"/>
-              <w:bottom w:val="single" w:sz="6" w:space="0" w:color="C4C7C5"/>
-              <w:right w:val="single" w:sz="6" w:space="0" w:color="C4C7C5"/>
-            </w:tcBorders>
-            <w:tcMar>
-              <w:top w:w="120" w:type="dxa"/>
-              <w:left w:w="180" w:type="dxa"/>
-              <w:bottom w:w="120" w:type="dxa"/>
-              <w:right w:w="180" w:type="dxa"/>
-            </w:tcMar>
             <w:vAlign w:val="center"/>
             <w:hideMark/>
           </w:tcPr>
@@ -5622,18 +3482,6 @@
         <w:tc>
           <w:tcPr>
             <w:tcW w:w="0" w:type="auto"/>
-            <w:tcBorders>
-              <w:top w:val="single" w:sz="6" w:space="0" w:color="C4C7C5"/>
-              <w:left w:val="single" w:sz="6" w:space="0" w:color="C4C7C5"/>
-              <w:bottom w:val="single" w:sz="6" w:space="0" w:color="C4C7C5"/>
-              <w:right w:val="single" w:sz="6" w:space="0" w:color="C4C7C5"/>
-            </w:tcBorders>
-            <w:tcMar>
-              <w:top w:w="120" w:type="dxa"/>
-              <w:left w:w="180" w:type="dxa"/>
-              <w:bottom w:w="120" w:type="dxa"/>
-              <w:right w:w="180" w:type="dxa"/>
-            </w:tcMar>
             <w:vAlign w:val="center"/>
             <w:hideMark/>
           </w:tcPr>
@@ -5651,46 +3499,154 @@
         <w:tc>
           <w:tcPr>
             <w:tcW w:w="0" w:type="auto"/>
-            <w:tcBorders>
-              <w:top w:val="single" w:sz="6" w:space="0" w:color="C4C7C5"/>
-              <w:left w:val="single" w:sz="6" w:space="0" w:color="C4C7C5"/>
-              <w:bottom w:val="single" w:sz="6" w:space="0" w:color="C4C7C5"/>
-              <w:right w:val="single" w:sz="6" w:space="0" w:color="C4C7C5"/>
-            </w:tcBorders>
-            <w:tcMar>
-              <w:top w:w="120" w:type="dxa"/>
-              <w:left w:w="180" w:type="dxa"/>
-              <w:bottom w:w="120" w:type="dxa"/>
-              <w:right w:w="180" w:type="dxa"/>
-            </w:tcMar>
-            <w:vAlign w:val="center"/>
-            <w:hideMark/>
-          </w:tcPr>
-          <w:p>
-            <w:r>
-              <w:rPr>
-                <w:b/>
-                <w:bCs/>
-              </w:rPr>
-              <w:t>KI Repository</w:t>
-            </w:r>
-          </w:p>
-        </w:tc>
-        <w:tc>
-          <w:tcPr>
-            <w:tcW w:w="0" w:type="auto"/>
-            <w:tcBorders>
-              <w:top w:val="single" w:sz="6" w:space="0" w:color="C4C7C5"/>
-              <w:left w:val="single" w:sz="6" w:space="0" w:color="C4C7C5"/>
-              <w:bottom w:val="single" w:sz="6" w:space="0" w:color="C4C7C5"/>
-              <w:right w:val="single" w:sz="6" w:space="0" w:color="C4C7C5"/>
-            </w:tcBorders>
-            <w:tcMar>
-              <w:top w:w="120" w:type="dxa"/>
-              <w:left w:w="180" w:type="dxa"/>
-              <w:bottom w:w="120" w:type="dxa"/>
-              <w:right w:w="180" w:type="dxa"/>
-            </w:tcMar>
+            <w:vAlign w:val="center"/>
+            <w:hideMark/>
+          </w:tcPr>
+          <w:p>
+            <w:r>
+              <w:rPr>
+                <w:b/>
+                <w:bCs/>
+              </w:rPr>
+              <w:t>KI Volume 01</w:t>
+            </w:r>
+          </w:p>
+        </w:tc>
+        <w:tc>
+          <w:tcPr>
+            <w:tcW w:w="0" w:type="auto"/>
+            <w:vAlign w:val="center"/>
+            <w:hideMark/>
+          </w:tcPr>
+          <w:p>
+            <w:r>
+              <w:t>Complete (25 Human Frictions)</w:t>
+            </w:r>
+          </w:p>
+        </w:tc>
+      </w:tr>
+      <w:tr>
+        <w:trPr>
+          <w:tblCellSpacing w:w="15" w:type="dxa"/>
+        </w:trPr>
+        <w:tc>
+          <w:tcPr>
+            <w:tcW w:w="0" w:type="auto"/>
+            <w:vAlign w:val="center"/>
+            <w:hideMark/>
+          </w:tcPr>
+          <w:p>
+            <w:r>
+              <w:rPr>
+                <w:b/>
+                <w:bCs/>
+              </w:rPr>
+              <w:t>KI Volume 02</w:t>
+            </w:r>
+          </w:p>
+        </w:tc>
+        <w:tc>
+          <w:tcPr>
+            <w:tcW w:w="0" w:type="auto"/>
+            <w:vAlign w:val="center"/>
+            <w:hideMark/>
+          </w:tcPr>
+          <w:p>
+            <w:r>
+              <w:t>Complete (25 Human Frictions)</w:t>
+            </w:r>
+          </w:p>
+        </w:tc>
+      </w:tr>
+      <w:tr>
+        <w:trPr>
+          <w:tblCellSpacing w:w="15" w:type="dxa"/>
+        </w:trPr>
+        <w:tc>
+          <w:tcPr>
+            <w:tcW w:w="0" w:type="auto"/>
+            <w:vAlign w:val="center"/>
+            <w:hideMark/>
+          </w:tcPr>
+          <w:p>
+            <w:r>
+              <w:rPr>
+                <w:b/>
+                <w:bCs/>
+              </w:rPr>
+              <w:t>DW Volume 01</w:t>
+            </w:r>
+          </w:p>
+        </w:tc>
+        <w:tc>
+          <w:tcPr>
+            <w:tcW w:w="0" w:type="auto"/>
+            <w:vAlign w:val="center"/>
+            <w:hideMark/>
+          </w:tcPr>
+          <w:p>
+            <w:r>
+              <w:t>Complete (25 Human Frictions)</w:t>
+            </w:r>
+          </w:p>
+        </w:tc>
+      </w:tr>
+      <w:tr>
+        <w:trPr>
+          <w:tblCellSpacing w:w="15" w:type="dxa"/>
+        </w:trPr>
+        <w:tc>
+          <w:tcPr>
+            <w:tcW w:w="0" w:type="auto"/>
+            <w:vAlign w:val="center"/>
+            <w:hideMark/>
+          </w:tcPr>
+          <w:p>
+            <w:r>
+              <w:rPr>
+                <w:b/>
+                <w:bCs/>
+              </w:rPr>
+              <w:t>DW Volume 02</w:t>
+            </w:r>
+          </w:p>
+        </w:tc>
+        <w:tc>
+          <w:tcPr>
+            <w:tcW w:w="0" w:type="auto"/>
+            <w:vAlign w:val="center"/>
+            <w:hideMark/>
+          </w:tcPr>
+          <w:p>
+            <w:r>
+              <w:t>Complete (25 Human Frictions)</w:t>
+            </w:r>
+          </w:p>
+        </w:tc>
+      </w:tr>
+      <w:tr>
+        <w:trPr>
+          <w:tblCellSpacing w:w="15" w:type="dxa"/>
+        </w:trPr>
+        <w:tc>
+          <w:tcPr>
+            <w:tcW w:w="0" w:type="auto"/>
+            <w:vAlign w:val="center"/>
+            <w:hideMark/>
+          </w:tcPr>
+          <w:p>
+            <w:r>
+              <w:rPr>
+                <w:b/>
+                <w:bCs/>
+              </w:rPr>
+              <w:t>AU Repository</w:t>
+            </w:r>
+          </w:p>
+        </w:tc>
+        <w:tc>
+          <w:tcPr>
+            <w:tcW w:w="0" w:type="auto"/>
             <w:vAlign w:val="center"/>
             <w:hideMark/>
           </w:tcPr>
@@ -5708,185 +3664,22 @@
         <w:tc>
           <w:tcPr>
             <w:tcW w:w="0" w:type="auto"/>
-            <w:tcBorders>
-              <w:top w:val="single" w:sz="6" w:space="0" w:color="C4C7C5"/>
-              <w:left w:val="single" w:sz="6" w:space="0" w:color="C4C7C5"/>
-              <w:bottom w:val="single" w:sz="6" w:space="0" w:color="C4C7C5"/>
-              <w:right w:val="single" w:sz="6" w:space="0" w:color="C4C7C5"/>
-            </w:tcBorders>
-            <w:tcMar>
-              <w:top w:w="120" w:type="dxa"/>
-              <w:left w:w="180" w:type="dxa"/>
-              <w:bottom w:w="120" w:type="dxa"/>
-              <w:right w:w="180" w:type="dxa"/>
-            </w:tcMar>
-            <w:vAlign w:val="center"/>
-            <w:hideMark/>
-          </w:tcPr>
-          <w:p>
-            <w:r>
-              <w:rPr>
-                <w:b/>
-                <w:bCs/>
-              </w:rPr>
-              <w:t xml:space="preserve">DW </w:t>
-            </w:r>
-            <w:r>
-              <w:rPr>
-                <w:b/>
-                <w:bCs/>
-              </w:rPr>
-              <w:t>Volume 01</w:t>
-            </w:r>
-          </w:p>
-        </w:tc>
-        <w:tc>
-          <w:tcPr>
-            <w:tcW w:w="0" w:type="auto"/>
-            <w:tcBorders>
-              <w:top w:val="single" w:sz="6" w:space="0" w:color="C4C7C5"/>
-              <w:left w:val="single" w:sz="6" w:space="0" w:color="C4C7C5"/>
-              <w:bottom w:val="single" w:sz="6" w:space="0" w:color="C4C7C5"/>
-              <w:right w:val="single" w:sz="6" w:space="0" w:color="C4C7C5"/>
-            </w:tcBorders>
-            <w:tcMar>
-              <w:top w:w="120" w:type="dxa"/>
-              <w:left w:w="180" w:type="dxa"/>
-              <w:bottom w:w="120" w:type="dxa"/>
-              <w:right w:w="180" w:type="dxa"/>
-            </w:tcMar>
-            <w:vAlign w:val="center"/>
-            <w:hideMark/>
-          </w:tcPr>
-          <w:p>
-            <w:r>
-              <w:t>Complete (25 Human Frictions)</w:t>
-            </w:r>
-          </w:p>
-        </w:tc>
-      </w:tr>
-      <w:tr>
-        <w:trPr>
-          <w:tblCellSpacing w:w="15" w:type="dxa"/>
-        </w:trPr>
-        <w:tc>
-          <w:tcPr>
-            <w:tcW w:w="0" w:type="auto"/>
-            <w:tcBorders>
-              <w:top w:val="single" w:sz="6" w:space="0" w:color="C4C7C5"/>
-              <w:left w:val="single" w:sz="6" w:space="0" w:color="C4C7C5"/>
-              <w:bottom w:val="single" w:sz="6" w:space="0" w:color="C4C7C5"/>
-              <w:right w:val="single" w:sz="6" w:space="0" w:color="C4C7C5"/>
-            </w:tcBorders>
-            <w:tcMar>
-              <w:top w:w="120" w:type="dxa"/>
-              <w:left w:w="180" w:type="dxa"/>
-              <w:bottom w:w="120" w:type="dxa"/>
-              <w:right w:w="180" w:type="dxa"/>
-            </w:tcMar>
-            <w:vAlign w:val="center"/>
-          </w:tcPr>
-          <w:p>
-            <w:pPr>
-              <w:rPr>
-                <w:b/>
-                <w:bCs/>
-              </w:rPr>
-            </w:pPr>
-            <w:r>
-              <w:rPr>
-                <w:b/>
-                <w:bCs/>
-              </w:rPr>
-              <w:t xml:space="preserve">DW </w:t>
-            </w:r>
-            <w:r>
-              <w:rPr>
-                <w:b/>
-                <w:bCs/>
-              </w:rPr>
-              <w:t>Volume 0</w:t>
-            </w:r>
-            <w:r>
-              <w:rPr>
-                <w:b/>
-                <w:bCs/>
-              </w:rPr>
-              <w:t>2</w:t>
-            </w:r>
-          </w:p>
-        </w:tc>
-        <w:tc>
-          <w:tcPr>
-            <w:tcW w:w="0" w:type="auto"/>
-            <w:tcBorders>
-              <w:top w:val="single" w:sz="6" w:space="0" w:color="C4C7C5"/>
-              <w:left w:val="single" w:sz="6" w:space="0" w:color="C4C7C5"/>
-              <w:bottom w:val="single" w:sz="6" w:space="0" w:color="C4C7C5"/>
-              <w:right w:val="single" w:sz="6" w:space="0" w:color="C4C7C5"/>
-            </w:tcBorders>
-            <w:tcMar>
-              <w:top w:w="120" w:type="dxa"/>
-              <w:left w:w="180" w:type="dxa"/>
-              <w:bottom w:w="120" w:type="dxa"/>
-              <w:right w:w="180" w:type="dxa"/>
-            </w:tcMar>
-            <w:vAlign w:val="center"/>
-          </w:tcPr>
-          <w:p>
-            <w:r>
-              <w:t>Complete (25 Human Frictions)</w:t>
-            </w:r>
-          </w:p>
-        </w:tc>
-      </w:tr>
-      <w:tr>
-        <w:trPr>
-          <w:tblCellSpacing w:w="15" w:type="dxa"/>
-        </w:trPr>
-        <w:tc>
-          <w:tcPr>
-            <w:tcW w:w="0" w:type="auto"/>
-            <w:tcBorders>
-              <w:top w:val="single" w:sz="6" w:space="0" w:color="C4C7C5"/>
-              <w:left w:val="single" w:sz="6" w:space="0" w:color="C4C7C5"/>
-              <w:bottom w:val="single" w:sz="6" w:space="0" w:color="C4C7C5"/>
-              <w:right w:val="single" w:sz="6" w:space="0" w:color="C4C7C5"/>
-            </w:tcBorders>
-            <w:tcMar>
-              <w:top w:w="120" w:type="dxa"/>
-              <w:left w:w="180" w:type="dxa"/>
-              <w:bottom w:w="120" w:type="dxa"/>
-              <w:right w:w="180" w:type="dxa"/>
-            </w:tcMar>
-            <w:vAlign w:val="center"/>
-            <w:hideMark/>
-          </w:tcPr>
-          <w:p>
-            <w:r>
-              <w:rPr>
-                <w:b/>
-                <w:bCs/>
-              </w:rPr>
-              <w:t>AU Repository</w:t>
-            </w:r>
-          </w:p>
-        </w:tc>
-        <w:tc>
-          <w:tcPr>
-            <w:tcW w:w="0" w:type="auto"/>
-            <w:tcBorders>
-              <w:top w:val="single" w:sz="6" w:space="0" w:color="C4C7C5"/>
-              <w:left w:val="single" w:sz="6" w:space="0" w:color="C4C7C5"/>
-              <w:bottom w:val="single" w:sz="6" w:space="0" w:color="C4C7C5"/>
-              <w:right w:val="single" w:sz="6" w:space="0" w:color="C4C7C5"/>
-            </w:tcBorders>
-            <w:tcMar>
-              <w:top w:w="120" w:type="dxa"/>
-              <w:left w:w="180" w:type="dxa"/>
-              <w:bottom w:w="120" w:type="dxa"/>
-              <w:right w:w="180" w:type="dxa"/>
-            </w:tcMar>
+            <w:vAlign w:val="center"/>
+            <w:hideMark/>
+          </w:tcPr>
+          <w:p>
+            <w:r>
+              <w:rPr>
+                <w:b/>
+                <w:bCs/>
+              </w:rPr>
+              <w:t>NT Repository</w:t>
+            </w:r>
+          </w:p>
+        </w:tc>
+        <w:tc>
+          <w:tcPr>
+            <w:tcW w:w="0" w:type="auto"/>
             <w:vAlign w:val="center"/>
             <w:hideMark/>
           </w:tcPr>
@@ -5904,46 +3697,22 @@
         <w:tc>
           <w:tcPr>
             <w:tcW w:w="0" w:type="auto"/>
-            <w:tcBorders>
-              <w:top w:val="single" w:sz="6" w:space="0" w:color="C4C7C5"/>
-              <w:left w:val="single" w:sz="6" w:space="0" w:color="C4C7C5"/>
-              <w:bottom w:val="single" w:sz="6" w:space="0" w:color="C4C7C5"/>
-              <w:right w:val="single" w:sz="6" w:space="0" w:color="C4C7C5"/>
-            </w:tcBorders>
-            <w:tcMar>
-              <w:top w:w="120" w:type="dxa"/>
-              <w:left w:w="180" w:type="dxa"/>
-              <w:bottom w:w="120" w:type="dxa"/>
-              <w:right w:w="180" w:type="dxa"/>
-            </w:tcMar>
-            <w:vAlign w:val="center"/>
-            <w:hideMark/>
-          </w:tcPr>
-          <w:p>
-            <w:r>
-              <w:rPr>
-                <w:b/>
-                <w:bCs/>
-              </w:rPr>
-              <w:t>NT Repository</w:t>
-            </w:r>
-          </w:p>
-        </w:tc>
-        <w:tc>
-          <w:tcPr>
-            <w:tcW w:w="0" w:type="auto"/>
-            <w:tcBorders>
-              <w:top w:val="single" w:sz="6" w:space="0" w:color="C4C7C5"/>
-              <w:left w:val="single" w:sz="6" w:space="0" w:color="C4C7C5"/>
-              <w:bottom w:val="single" w:sz="6" w:space="0" w:color="C4C7C5"/>
-              <w:right w:val="single" w:sz="6" w:space="0" w:color="C4C7C5"/>
-            </w:tcBorders>
-            <w:tcMar>
-              <w:top w:w="120" w:type="dxa"/>
-              <w:left w:w="180" w:type="dxa"/>
-              <w:bottom w:w="120" w:type="dxa"/>
-              <w:right w:w="180" w:type="dxa"/>
-            </w:tcMar>
+            <w:vAlign w:val="center"/>
+            <w:hideMark/>
+          </w:tcPr>
+          <w:p>
+            <w:r>
+              <w:rPr>
+                <w:b/>
+                <w:bCs/>
+              </w:rPr>
+              <w:t>LE Repository</w:t>
+            </w:r>
+          </w:p>
+        </w:tc>
+        <w:tc>
+          <w:tcPr>
+            <w:tcW w:w="0" w:type="auto"/>
             <w:vAlign w:val="center"/>
             <w:hideMark/>
           </w:tcPr>
@@ -5961,47 +3730,22 @@
         <w:tc>
           <w:tcPr>
             <w:tcW w:w="0" w:type="auto"/>
-            <w:tcBorders>
-              <w:top w:val="single" w:sz="6" w:space="0" w:color="C4C7C5"/>
-              <w:left w:val="single" w:sz="6" w:space="0" w:color="C4C7C5"/>
-              <w:bottom w:val="single" w:sz="6" w:space="0" w:color="C4C7C5"/>
-              <w:right w:val="single" w:sz="6" w:space="0" w:color="C4C7C5"/>
-            </w:tcBorders>
-            <w:tcMar>
-              <w:top w:w="120" w:type="dxa"/>
-              <w:left w:w="180" w:type="dxa"/>
-              <w:bottom w:w="120" w:type="dxa"/>
-              <w:right w:w="180" w:type="dxa"/>
-            </w:tcMar>
-            <w:vAlign w:val="center"/>
-            <w:hideMark/>
-          </w:tcPr>
-          <w:p>
-            <w:r>
-              <w:rPr>
-                <w:b/>
-                <w:bCs/>
-              </w:rPr>
-              <w:lastRenderedPageBreak/>
-              <w:t>LE Repository</w:t>
-            </w:r>
-          </w:p>
-        </w:tc>
-        <w:tc>
-          <w:tcPr>
-            <w:tcW w:w="0" w:type="auto"/>
-            <w:tcBorders>
-              <w:top w:val="single" w:sz="6" w:space="0" w:color="C4C7C5"/>
-              <w:left w:val="single" w:sz="6" w:space="0" w:color="C4C7C5"/>
-              <w:bottom w:val="single" w:sz="6" w:space="0" w:color="C4C7C5"/>
-              <w:right w:val="single" w:sz="6" w:space="0" w:color="C4C7C5"/>
-            </w:tcBorders>
-            <w:tcMar>
-              <w:top w:w="120" w:type="dxa"/>
-              <w:left w:w="180" w:type="dxa"/>
-              <w:bottom w:w="120" w:type="dxa"/>
-              <w:right w:w="180" w:type="dxa"/>
-            </w:tcMar>
+            <w:vAlign w:val="center"/>
+            <w:hideMark/>
+          </w:tcPr>
+          <w:p>
+            <w:r>
+              <w:rPr>
+                <w:b/>
+                <w:bCs/>
+              </w:rPr>
+              <w:t>MB Repository</w:t>
+            </w:r>
+          </w:p>
+        </w:tc>
+        <w:tc>
+          <w:tcPr>
+            <w:tcW w:w="0" w:type="auto"/>
             <w:vAlign w:val="center"/>
             <w:hideMark/>
           </w:tcPr>
@@ -6019,46 +3763,22 @@
         <w:tc>
           <w:tcPr>
             <w:tcW w:w="0" w:type="auto"/>
-            <w:tcBorders>
-              <w:top w:val="single" w:sz="6" w:space="0" w:color="C4C7C5"/>
-              <w:left w:val="single" w:sz="6" w:space="0" w:color="C4C7C5"/>
-              <w:bottom w:val="single" w:sz="6" w:space="0" w:color="C4C7C5"/>
-              <w:right w:val="single" w:sz="6" w:space="0" w:color="C4C7C5"/>
-            </w:tcBorders>
-            <w:tcMar>
-              <w:top w:w="120" w:type="dxa"/>
-              <w:left w:w="180" w:type="dxa"/>
-              <w:bottom w:w="120" w:type="dxa"/>
-              <w:right w:w="180" w:type="dxa"/>
-            </w:tcMar>
-            <w:vAlign w:val="center"/>
-            <w:hideMark/>
-          </w:tcPr>
-          <w:p>
-            <w:r>
-              <w:rPr>
-                <w:b/>
-                <w:bCs/>
-              </w:rPr>
-              <w:t>MB Repository</w:t>
-            </w:r>
-          </w:p>
-        </w:tc>
-        <w:tc>
-          <w:tcPr>
-            <w:tcW w:w="0" w:type="auto"/>
-            <w:tcBorders>
-              <w:top w:val="single" w:sz="6" w:space="0" w:color="C4C7C5"/>
-              <w:left w:val="single" w:sz="6" w:space="0" w:color="C4C7C5"/>
-              <w:bottom w:val="single" w:sz="6" w:space="0" w:color="C4C7C5"/>
-              <w:right w:val="single" w:sz="6" w:space="0" w:color="C4C7C5"/>
-            </w:tcBorders>
-            <w:tcMar>
-              <w:top w:w="120" w:type="dxa"/>
-              <w:left w:w="180" w:type="dxa"/>
-              <w:bottom w:w="120" w:type="dxa"/>
-              <w:right w:w="180" w:type="dxa"/>
-            </w:tcMar>
+            <w:vAlign w:val="center"/>
+            <w:hideMark/>
+          </w:tcPr>
+          <w:p>
+            <w:r>
+              <w:rPr>
+                <w:b/>
+                <w:bCs/>
+              </w:rPr>
+              <w:t>AI Repository</w:t>
+            </w:r>
+          </w:p>
+        </w:tc>
+        <w:tc>
+          <w:tcPr>
+            <w:tcW w:w="0" w:type="auto"/>
             <w:vAlign w:val="center"/>
             <w:hideMark/>
           </w:tcPr>
@@ -6076,75 +3796,6 @@
         <w:tc>
           <w:tcPr>
             <w:tcW w:w="0" w:type="auto"/>
-            <w:tcBorders>
-              <w:top w:val="single" w:sz="6" w:space="0" w:color="C4C7C5"/>
-              <w:left w:val="single" w:sz="6" w:space="0" w:color="C4C7C5"/>
-              <w:bottom w:val="single" w:sz="6" w:space="0" w:color="C4C7C5"/>
-              <w:right w:val="single" w:sz="6" w:space="0" w:color="C4C7C5"/>
-            </w:tcBorders>
-            <w:tcMar>
-              <w:top w:w="120" w:type="dxa"/>
-              <w:left w:w="180" w:type="dxa"/>
-              <w:bottom w:w="120" w:type="dxa"/>
-              <w:right w:w="180" w:type="dxa"/>
-            </w:tcMar>
-            <w:vAlign w:val="center"/>
-            <w:hideMark/>
-          </w:tcPr>
-          <w:p>
-            <w:r>
-              <w:rPr>
-                <w:b/>
-                <w:bCs/>
-              </w:rPr>
-              <w:t>AI Repository</w:t>
-            </w:r>
-          </w:p>
-        </w:tc>
-        <w:tc>
-          <w:tcPr>
-            <w:tcW w:w="0" w:type="auto"/>
-            <w:tcBorders>
-              <w:top w:val="single" w:sz="6" w:space="0" w:color="C4C7C5"/>
-              <w:left w:val="single" w:sz="6" w:space="0" w:color="C4C7C5"/>
-              <w:bottom w:val="single" w:sz="6" w:space="0" w:color="C4C7C5"/>
-              <w:right w:val="single" w:sz="6" w:space="0" w:color="C4C7C5"/>
-            </w:tcBorders>
-            <w:tcMar>
-              <w:top w:w="120" w:type="dxa"/>
-              <w:left w:w="180" w:type="dxa"/>
-              <w:bottom w:w="120" w:type="dxa"/>
-              <w:right w:w="180" w:type="dxa"/>
-            </w:tcMar>
-            <w:vAlign w:val="center"/>
-            <w:hideMark/>
-          </w:tcPr>
-          <w:p>
-            <w:r>
-              <w:t>Not Started</w:t>
-            </w:r>
-          </w:p>
-        </w:tc>
-      </w:tr>
-      <w:tr>
-        <w:trPr>
-          <w:tblCellSpacing w:w="15" w:type="dxa"/>
-        </w:trPr>
-        <w:tc>
-          <w:tcPr>
-            <w:tcW w:w="0" w:type="auto"/>
-            <w:tcBorders>
-              <w:top w:val="single" w:sz="6" w:space="0" w:color="C4C7C5"/>
-              <w:left w:val="single" w:sz="6" w:space="0" w:color="C4C7C5"/>
-              <w:bottom w:val="single" w:sz="6" w:space="0" w:color="C4C7C5"/>
-              <w:right w:val="single" w:sz="6" w:space="0" w:color="C4C7C5"/>
-            </w:tcBorders>
-            <w:tcMar>
-              <w:top w:w="120" w:type="dxa"/>
-              <w:left w:w="180" w:type="dxa"/>
-              <w:bottom w:w="120" w:type="dxa"/>
-              <w:right w:w="180" w:type="dxa"/>
-            </w:tcMar>
             <w:vAlign w:val="center"/>
             <w:hideMark/>
           </w:tcPr>
@@ -6161,18 +3812,6 @@
         <w:tc>
           <w:tcPr>
             <w:tcW w:w="0" w:type="auto"/>
-            <w:tcBorders>
-              <w:top w:val="single" w:sz="6" w:space="0" w:color="C4C7C5"/>
-              <w:left w:val="single" w:sz="6" w:space="0" w:color="C4C7C5"/>
-              <w:bottom w:val="single" w:sz="6" w:space="0" w:color="C4C7C5"/>
-              <w:right w:val="single" w:sz="6" w:space="0" w:color="C4C7C5"/>
-            </w:tcBorders>
-            <w:tcMar>
-              <w:top w:w="120" w:type="dxa"/>
-              <w:left w:w="180" w:type="dxa"/>
-              <w:bottom w:w="120" w:type="dxa"/>
-              <w:right w:w="180" w:type="dxa"/>
-            </w:tcMar>
             <w:vAlign w:val="center"/>
             <w:hideMark/>
           </w:tcPr>
@@ -6190,18 +3829,6 @@
         <w:tc>
           <w:tcPr>
             <w:tcW w:w="0" w:type="auto"/>
-            <w:tcBorders>
-              <w:top w:val="single" w:sz="6" w:space="0" w:color="C4C7C5"/>
-              <w:left w:val="single" w:sz="6" w:space="0" w:color="C4C7C5"/>
-              <w:bottom w:val="single" w:sz="6" w:space="0" w:color="C4C7C5"/>
-              <w:right w:val="single" w:sz="6" w:space="0" w:color="C4C7C5"/>
-            </w:tcBorders>
-            <w:tcMar>
-              <w:top w:w="120" w:type="dxa"/>
-              <w:left w:w="180" w:type="dxa"/>
-              <w:bottom w:w="120" w:type="dxa"/>
-              <w:right w:w="180" w:type="dxa"/>
-            </w:tcMar>
             <w:vAlign w:val="center"/>
             <w:hideMark/>
           </w:tcPr>
@@ -6218,18 +3845,6 @@
         <w:tc>
           <w:tcPr>
             <w:tcW w:w="0" w:type="auto"/>
-            <w:tcBorders>
-              <w:top w:val="single" w:sz="6" w:space="0" w:color="C4C7C5"/>
-              <w:left w:val="single" w:sz="6" w:space="0" w:color="C4C7C5"/>
-              <w:bottom w:val="single" w:sz="6" w:space="0" w:color="C4C7C5"/>
-              <w:right w:val="single" w:sz="6" w:space="0" w:color="C4C7C5"/>
-            </w:tcBorders>
-            <w:tcMar>
-              <w:top w:w="120" w:type="dxa"/>
-              <w:left w:w="180" w:type="dxa"/>
-              <w:bottom w:w="120" w:type="dxa"/>
-              <w:right w:w="180" w:type="dxa"/>
-            </w:tcMar>
             <w:vAlign w:val="center"/>
             <w:hideMark/>
           </w:tcPr>
@@ -6241,6 +3856,14 @@
         </w:tc>
       </w:tr>
     </w:tbl>
+    <w:p>
+      <w:pPr>
+        <w:rPr>
+          <w:b/>
+          <w:bCs/>
+        </w:rPr>
+      </w:pPr>
+    </w:p>
     <w:p>
       <w:pPr>
         <w:rPr>
@@ -6253,6 +3876,7 @@
           <w:b/>
           <w:bCs/>
         </w:rPr>
+        <w:lastRenderedPageBreak/>
         <w:t>System Summary</w:t>
       </w:r>
     </w:p>
@@ -6269,8 +3893,8 @@
         <w:tblLook w:val="04A0" w:firstRow="1" w:lastRow="0" w:firstColumn="1" w:lastColumn="0" w:noHBand="0" w:noVBand="1"/>
       </w:tblPr>
       <w:tblGrid>
-        <w:gridCol w:w="3555"/>
-        <w:gridCol w:w="5455"/>
+        <w:gridCol w:w="3453"/>
+        <w:gridCol w:w="5573"/>
       </w:tblGrid>
       <w:tr>
         <w:trPr>
@@ -6280,22 +3904,16 @@
         <w:tc>
           <w:tcPr>
             <w:tcW w:w="0" w:type="auto"/>
-            <w:tcBorders>
-              <w:top w:val="single" w:sz="6" w:space="0" w:color="C4C7C5"/>
-              <w:left w:val="single" w:sz="6" w:space="0" w:color="C4C7C5"/>
-              <w:bottom w:val="single" w:sz="6" w:space="0" w:color="C4C7C5"/>
-              <w:right w:val="single" w:sz="6" w:space="0" w:color="C4C7C5"/>
-            </w:tcBorders>
-            <w:tcMar>
-              <w:top w:w="120" w:type="dxa"/>
-              <w:left w:w="180" w:type="dxa"/>
-              <w:bottom w:w="120" w:type="dxa"/>
-              <w:right w:w="180" w:type="dxa"/>
-            </w:tcMar>
-            <w:vAlign w:val="center"/>
-            <w:hideMark/>
-          </w:tcPr>
-          <w:p>
+            <w:vAlign w:val="center"/>
+            <w:hideMark/>
+          </w:tcPr>
+          <w:p>
+            <w:pPr>
+              <w:rPr>
+                <w:b/>
+                <w:bCs/>
+              </w:rPr>
+            </w:pPr>
             <w:r>
               <w:rPr>
                 <w:b/>
@@ -6308,22 +3926,16 @@
         <w:tc>
           <w:tcPr>
             <w:tcW w:w="0" w:type="auto"/>
-            <w:tcBorders>
-              <w:top w:val="single" w:sz="6" w:space="0" w:color="C4C7C5"/>
-              <w:left w:val="single" w:sz="6" w:space="0" w:color="C4C7C5"/>
-              <w:bottom w:val="single" w:sz="6" w:space="0" w:color="C4C7C5"/>
-              <w:right w:val="single" w:sz="6" w:space="0" w:color="C4C7C5"/>
-            </w:tcBorders>
-            <w:tcMar>
-              <w:top w:w="120" w:type="dxa"/>
-              <w:left w:w="180" w:type="dxa"/>
-              <w:bottom w:w="120" w:type="dxa"/>
-              <w:right w:w="180" w:type="dxa"/>
-            </w:tcMar>
-            <w:vAlign w:val="center"/>
-            <w:hideMark/>
-          </w:tcPr>
-          <w:p>
+            <w:vAlign w:val="center"/>
+            <w:hideMark/>
+          </w:tcPr>
+          <w:p>
+            <w:pPr>
+              <w:rPr>
+                <w:b/>
+                <w:bCs/>
+              </w:rPr>
+            </w:pPr>
             <w:r>
               <w:rPr>
                 <w:b/>
@@ -6341,18 +3953,6 @@
         <w:tc>
           <w:tcPr>
             <w:tcW w:w="0" w:type="auto"/>
-            <w:tcBorders>
-              <w:top w:val="single" w:sz="6" w:space="0" w:color="C4C7C5"/>
-              <w:left w:val="single" w:sz="6" w:space="0" w:color="C4C7C5"/>
-              <w:bottom w:val="single" w:sz="6" w:space="0" w:color="C4C7C5"/>
-              <w:right w:val="single" w:sz="6" w:space="0" w:color="C4C7C5"/>
-            </w:tcBorders>
-            <w:tcMar>
-              <w:top w:w="120" w:type="dxa"/>
-              <w:left w:w="180" w:type="dxa"/>
-              <w:bottom w:w="120" w:type="dxa"/>
-              <w:right w:w="180" w:type="dxa"/>
-            </w:tcMar>
             <w:vAlign w:val="center"/>
             <w:hideMark/>
           </w:tcPr>
@@ -6369,18 +3969,6 @@
         <w:tc>
           <w:tcPr>
             <w:tcW w:w="0" w:type="auto"/>
-            <w:tcBorders>
-              <w:top w:val="single" w:sz="6" w:space="0" w:color="C4C7C5"/>
-              <w:left w:val="single" w:sz="6" w:space="0" w:color="C4C7C5"/>
-              <w:bottom w:val="single" w:sz="6" w:space="0" w:color="C4C7C5"/>
-              <w:right w:val="single" w:sz="6" w:space="0" w:color="C4C7C5"/>
-            </w:tcBorders>
-            <w:tcMar>
-              <w:top w:w="120" w:type="dxa"/>
-              <w:left w:w="180" w:type="dxa"/>
-              <w:bottom w:w="120" w:type="dxa"/>
-              <w:right w:w="180" w:type="dxa"/>
-            </w:tcMar>
             <w:vAlign w:val="center"/>
             <w:hideMark/>
           </w:tcPr>
@@ -6398,18 +3986,6 @@
         <w:tc>
           <w:tcPr>
             <w:tcW w:w="0" w:type="auto"/>
-            <w:tcBorders>
-              <w:top w:val="single" w:sz="6" w:space="0" w:color="C4C7C5"/>
-              <w:left w:val="single" w:sz="6" w:space="0" w:color="C4C7C5"/>
-              <w:bottom w:val="single" w:sz="6" w:space="0" w:color="C4C7C5"/>
-              <w:right w:val="single" w:sz="6" w:space="0" w:color="C4C7C5"/>
-            </w:tcBorders>
-            <w:tcMar>
-              <w:top w:w="120" w:type="dxa"/>
-              <w:left w:w="180" w:type="dxa"/>
-              <w:bottom w:w="120" w:type="dxa"/>
-              <w:right w:w="180" w:type="dxa"/>
-            </w:tcMar>
             <w:vAlign w:val="center"/>
             <w:hideMark/>
           </w:tcPr>
@@ -6426,18 +4002,6 @@
         <w:tc>
           <w:tcPr>
             <w:tcW w:w="0" w:type="auto"/>
-            <w:tcBorders>
-              <w:top w:val="single" w:sz="6" w:space="0" w:color="C4C7C5"/>
-              <w:left w:val="single" w:sz="6" w:space="0" w:color="C4C7C5"/>
-              <w:bottom w:val="single" w:sz="6" w:space="0" w:color="C4C7C5"/>
-              <w:right w:val="single" w:sz="6" w:space="0" w:color="C4C7C5"/>
-            </w:tcBorders>
-            <w:tcMar>
-              <w:top w:w="120" w:type="dxa"/>
-              <w:left w:w="180" w:type="dxa"/>
-              <w:bottom w:w="120" w:type="dxa"/>
-              <w:right w:w="180" w:type="dxa"/>
-            </w:tcMar>
             <w:vAlign w:val="center"/>
             <w:hideMark/>
           </w:tcPr>
@@ -6455,18 +4019,6 @@
         <w:tc>
           <w:tcPr>
             <w:tcW w:w="0" w:type="auto"/>
-            <w:tcBorders>
-              <w:top w:val="single" w:sz="6" w:space="0" w:color="C4C7C5"/>
-              <w:left w:val="single" w:sz="6" w:space="0" w:color="C4C7C5"/>
-              <w:bottom w:val="single" w:sz="6" w:space="0" w:color="C4C7C5"/>
-              <w:right w:val="single" w:sz="6" w:space="0" w:color="C4C7C5"/>
-            </w:tcBorders>
-            <w:tcMar>
-              <w:top w:w="120" w:type="dxa"/>
-              <w:left w:w="180" w:type="dxa"/>
-              <w:bottom w:w="120" w:type="dxa"/>
-              <w:right w:w="180" w:type="dxa"/>
-            </w:tcMar>
             <w:vAlign w:val="center"/>
             <w:hideMark/>
           </w:tcPr>
@@ -6483,18 +4035,6 @@
         <w:tc>
           <w:tcPr>
             <w:tcW w:w="0" w:type="auto"/>
-            <w:tcBorders>
-              <w:top w:val="single" w:sz="6" w:space="0" w:color="C4C7C5"/>
-              <w:left w:val="single" w:sz="6" w:space="0" w:color="C4C7C5"/>
-              <w:bottom w:val="single" w:sz="6" w:space="0" w:color="C4C7C5"/>
-              <w:right w:val="single" w:sz="6" w:space="0" w:color="C4C7C5"/>
-            </w:tcBorders>
-            <w:tcMar>
-              <w:top w:w="120" w:type="dxa"/>
-              <w:left w:w="180" w:type="dxa"/>
-              <w:bottom w:w="120" w:type="dxa"/>
-              <w:right w:w="180" w:type="dxa"/>
-            </w:tcMar>
             <w:vAlign w:val="center"/>
             <w:hideMark/>
           </w:tcPr>
@@ -6512,18 +4052,6 @@
         <w:tc>
           <w:tcPr>
             <w:tcW w:w="0" w:type="auto"/>
-            <w:tcBorders>
-              <w:top w:val="single" w:sz="6" w:space="0" w:color="C4C7C5"/>
-              <w:left w:val="single" w:sz="6" w:space="0" w:color="C4C7C5"/>
-              <w:bottom w:val="single" w:sz="6" w:space="0" w:color="C4C7C5"/>
-              <w:right w:val="single" w:sz="6" w:space="0" w:color="C4C7C5"/>
-            </w:tcBorders>
-            <w:tcMar>
-              <w:top w:w="120" w:type="dxa"/>
-              <w:left w:w="180" w:type="dxa"/>
-              <w:bottom w:w="120" w:type="dxa"/>
-              <w:right w:w="180" w:type="dxa"/>
-            </w:tcMar>
             <w:vAlign w:val="center"/>
             <w:hideMark/>
           </w:tcPr>
@@ -6540,18 +4068,6 @@
         <w:tc>
           <w:tcPr>
             <w:tcW w:w="0" w:type="auto"/>
-            <w:tcBorders>
-              <w:top w:val="single" w:sz="6" w:space="0" w:color="C4C7C5"/>
-              <w:left w:val="single" w:sz="6" w:space="0" w:color="C4C7C5"/>
-              <w:bottom w:val="single" w:sz="6" w:space="0" w:color="C4C7C5"/>
-              <w:right w:val="single" w:sz="6" w:space="0" w:color="C4C7C5"/>
-            </w:tcBorders>
-            <w:tcMar>
-              <w:top w:w="120" w:type="dxa"/>
-              <w:left w:w="180" w:type="dxa"/>
-              <w:bottom w:w="120" w:type="dxa"/>
-              <w:right w:w="180" w:type="dxa"/>
-            </w:tcMar>
             <w:vAlign w:val="center"/>
             <w:hideMark/>
           </w:tcPr>
@@ -6569,18 +4085,6 @@
         <w:tc>
           <w:tcPr>
             <w:tcW w:w="0" w:type="auto"/>
-            <w:tcBorders>
-              <w:top w:val="single" w:sz="6" w:space="0" w:color="C4C7C5"/>
-              <w:left w:val="single" w:sz="6" w:space="0" w:color="C4C7C5"/>
-              <w:bottom w:val="single" w:sz="6" w:space="0" w:color="C4C7C5"/>
-              <w:right w:val="single" w:sz="6" w:space="0" w:color="C4C7C5"/>
-            </w:tcBorders>
-            <w:tcMar>
-              <w:top w:w="120" w:type="dxa"/>
-              <w:left w:w="180" w:type="dxa"/>
-              <w:bottom w:w="120" w:type="dxa"/>
-              <w:right w:w="180" w:type="dxa"/>
-            </w:tcMar>
             <w:vAlign w:val="center"/>
             <w:hideMark/>
           </w:tcPr>
@@ -6597,58 +4101,23 @@
         <w:tc>
           <w:tcPr>
             <w:tcW w:w="0" w:type="auto"/>
-            <w:tcBorders>
-              <w:top w:val="single" w:sz="6" w:space="0" w:color="C4C7C5"/>
-              <w:left w:val="single" w:sz="6" w:space="0" w:color="C4C7C5"/>
-              <w:bottom w:val="single" w:sz="6" w:space="0" w:color="C4C7C5"/>
-              <w:right w:val="single" w:sz="6" w:space="0" w:color="C4C7C5"/>
-            </w:tcBorders>
-            <w:tcMar>
-              <w:top w:w="120" w:type="dxa"/>
-              <w:left w:w="180" w:type="dxa"/>
-              <w:bottom w:w="120" w:type="dxa"/>
-              <w:right w:w="180" w:type="dxa"/>
-            </w:tcMar>
-            <w:vAlign w:val="center"/>
-            <w:hideMark/>
-          </w:tcPr>
-          <w:p>
-            <w:r>
-              <w:t xml:space="preserve">3 (FF, OS, </w:t>
-            </w:r>
-            <w:proofErr w:type="gramStart"/>
-            <w:r>
-              <w:t>WI</w:t>
-            </w:r>
-            <w:r>
-              <w:t>,DW</w:t>
-            </w:r>
-            <w:proofErr w:type="gramEnd"/>
-            <w:r>
-              <w:t>)</w:t>
-            </w:r>
-          </w:p>
-        </w:tc>
-      </w:tr>
-      <w:tr>
-        <w:trPr>
-          <w:tblCellSpacing w:w="15" w:type="dxa"/>
-        </w:trPr>
-        <w:tc>
-          <w:tcPr>
-            <w:tcW w:w="0" w:type="auto"/>
-            <w:tcBorders>
-              <w:top w:val="single" w:sz="6" w:space="0" w:color="C4C7C5"/>
-              <w:left w:val="single" w:sz="6" w:space="0" w:color="C4C7C5"/>
-              <w:bottom w:val="single" w:sz="6" w:space="0" w:color="C4C7C5"/>
-              <w:right w:val="single" w:sz="6" w:space="0" w:color="C4C7C5"/>
-            </w:tcBorders>
-            <w:tcMar>
-              <w:top w:w="120" w:type="dxa"/>
-              <w:left w:w="180" w:type="dxa"/>
-              <w:bottom w:w="120" w:type="dxa"/>
-              <w:right w:w="180" w:type="dxa"/>
-            </w:tcMar>
+            <w:vAlign w:val="center"/>
+            <w:hideMark/>
+          </w:tcPr>
+          <w:p>
+            <w:r>
+              <w:t>5 (FF, OS, WI, DW, KI)</w:t>
+            </w:r>
+          </w:p>
+        </w:tc>
+      </w:tr>
+      <w:tr>
+        <w:trPr>
+          <w:tblCellSpacing w:w="15" w:type="dxa"/>
+        </w:trPr>
+        <w:tc>
+          <w:tcPr>
+            <w:tcW w:w="0" w:type="auto"/>
             <w:vAlign w:val="center"/>
             <w:hideMark/>
           </w:tcPr>
@@ -6665,47 +4134,23 @@
         <w:tc>
           <w:tcPr>
             <w:tcW w:w="0" w:type="auto"/>
-            <w:tcBorders>
-              <w:top w:val="single" w:sz="6" w:space="0" w:color="C4C7C5"/>
-              <w:left w:val="single" w:sz="6" w:space="0" w:color="C4C7C5"/>
-              <w:bottom w:val="single" w:sz="6" w:space="0" w:color="C4C7C5"/>
-              <w:right w:val="single" w:sz="6" w:space="0" w:color="C4C7C5"/>
-            </w:tcBorders>
-            <w:tcMar>
-              <w:top w:w="120" w:type="dxa"/>
-              <w:left w:w="180" w:type="dxa"/>
-              <w:bottom w:w="120" w:type="dxa"/>
-              <w:right w:w="180" w:type="dxa"/>
-            </w:tcMar>
-            <w:vAlign w:val="center"/>
-            <w:hideMark/>
-          </w:tcPr>
-          <w:p>
-            <w:r>
-              <w:t>9</w:t>
-            </w:r>
-          </w:p>
-        </w:tc>
-      </w:tr>
-      <w:tr>
-        <w:trPr>
-          <w:tblCellSpacing w:w="15" w:type="dxa"/>
-        </w:trPr>
-        <w:tc>
-          <w:tcPr>
-            <w:tcW w:w="0" w:type="auto"/>
-            <w:tcBorders>
-              <w:top w:val="single" w:sz="6" w:space="0" w:color="C4C7C5"/>
-              <w:left w:val="single" w:sz="6" w:space="0" w:color="C4C7C5"/>
-              <w:bottom w:val="single" w:sz="6" w:space="0" w:color="C4C7C5"/>
-              <w:right w:val="single" w:sz="6" w:space="0" w:color="C4C7C5"/>
-            </w:tcBorders>
-            <w:tcMar>
-              <w:top w:w="120" w:type="dxa"/>
-              <w:left w:w="180" w:type="dxa"/>
-              <w:bottom w:w="120" w:type="dxa"/>
-              <w:right w:w="180" w:type="dxa"/>
-            </w:tcMar>
+            <w:vAlign w:val="center"/>
+            <w:hideMark/>
+          </w:tcPr>
+          <w:p>
+            <w:r>
+              <w:t>11</w:t>
+            </w:r>
+          </w:p>
+        </w:tc>
+      </w:tr>
+      <w:tr>
+        <w:trPr>
+          <w:tblCellSpacing w:w="15" w:type="dxa"/>
+        </w:trPr>
+        <w:tc>
+          <w:tcPr>
+            <w:tcW w:w="0" w:type="auto"/>
             <w:vAlign w:val="center"/>
             <w:hideMark/>
           </w:tcPr>
@@ -6722,58 +4167,23 @@
         <w:tc>
           <w:tcPr>
             <w:tcW w:w="0" w:type="auto"/>
-            <w:tcBorders>
-              <w:top w:val="single" w:sz="6" w:space="0" w:color="C4C7C5"/>
-              <w:left w:val="single" w:sz="6" w:space="0" w:color="C4C7C5"/>
-              <w:bottom w:val="single" w:sz="6" w:space="0" w:color="C4C7C5"/>
-              <w:right w:val="single" w:sz="6" w:space="0" w:color="C4C7C5"/>
-            </w:tcBorders>
-            <w:tcMar>
-              <w:top w:w="120" w:type="dxa"/>
-              <w:left w:w="180" w:type="dxa"/>
-              <w:bottom w:w="120" w:type="dxa"/>
-              <w:right w:w="180" w:type="dxa"/>
-            </w:tcMar>
-            <w:vAlign w:val="center"/>
-            <w:hideMark/>
-          </w:tcPr>
-          <w:p>
-            <w:r>
-              <w:rPr>
-                <w:b/>
-                <w:bCs/>
-              </w:rPr>
-              <w:t>22</w:t>
-            </w:r>
-            <w:r>
-              <w:rPr>
-                <w:b/>
-                <w:bCs/>
-              </w:rPr>
-              <w:t>5</w:t>
-            </w:r>
-          </w:p>
-        </w:tc>
-      </w:tr>
-      <w:tr>
-        <w:trPr>
-          <w:tblCellSpacing w:w="15" w:type="dxa"/>
-        </w:trPr>
-        <w:tc>
-          <w:tcPr>
-            <w:tcW w:w="0" w:type="auto"/>
-            <w:tcBorders>
-              <w:top w:val="single" w:sz="6" w:space="0" w:color="C4C7C5"/>
-              <w:left w:val="single" w:sz="6" w:space="0" w:color="C4C7C5"/>
-              <w:bottom w:val="single" w:sz="6" w:space="0" w:color="C4C7C5"/>
-              <w:right w:val="single" w:sz="6" w:space="0" w:color="C4C7C5"/>
-            </w:tcBorders>
-            <w:tcMar>
-              <w:top w:w="120" w:type="dxa"/>
-              <w:left w:w="180" w:type="dxa"/>
-              <w:bottom w:w="120" w:type="dxa"/>
-              <w:right w:w="180" w:type="dxa"/>
-            </w:tcMar>
+            <w:vAlign w:val="center"/>
+            <w:hideMark/>
+          </w:tcPr>
+          <w:p>
+            <w:r>
+              <w:t>275</w:t>
+            </w:r>
+          </w:p>
+        </w:tc>
+      </w:tr>
+      <w:tr>
+        <w:trPr>
+          <w:tblCellSpacing w:w="15" w:type="dxa"/>
+        </w:trPr>
+        <w:tc>
+          <w:tcPr>
+            <w:tcW w:w="0" w:type="auto"/>
             <w:vAlign w:val="center"/>
             <w:hideMark/>
           </w:tcPr>
@@ -6790,75 +4200,32 @@
         <w:tc>
           <w:tcPr>
             <w:tcW w:w="0" w:type="auto"/>
-            <w:tcBorders>
-              <w:top w:val="single" w:sz="6" w:space="0" w:color="C4C7C5"/>
-              <w:left w:val="single" w:sz="6" w:space="0" w:color="C4C7C5"/>
-              <w:bottom w:val="single" w:sz="6" w:space="0" w:color="C4C7C5"/>
-              <w:right w:val="single" w:sz="6" w:space="0" w:color="C4C7C5"/>
-            </w:tcBorders>
-            <w:tcMar>
-              <w:top w:w="120" w:type="dxa"/>
-              <w:left w:w="180" w:type="dxa"/>
-              <w:bottom w:w="120" w:type="dxa"/>
-              <w:right w:w="180" w:type="dxa"/>
-            </w:tcMar>
-            <w:vAlign w:val="center"/>
-            <w:hideMark/>
-          </w:tcPr>
-          <w:p>
-            <w:r>
-              <w:rPr>
-                <w:b/>
-                <w:bCs/>
-              </w:rPr>
-              <w:t>Active (</w:t>
-            </w:r>
-            <w:r>
-              <w:rPr>
-                <w:b/>
-                <w:bCs/>
-              </w:rPr>
-              <w:t>22</w:t>
-            </w:r>
-            <w:r>
-              <w:rPr>
-                <w:b/>
-                <w:bCs/>
-              </w:rPr>
-              <w:t>5 Entries)</w:t>
-            </w:r>
-          </w:p>
-        </w:tc>
-      </w:tr>
-      <w:tr>
-        <w:trPr>
-          <w:tblCellSpacing w:w="15" w:type="dxa"/>
-        </w:trPr>
-        <w:tc>
-          <w:tcPr>
-            <w:tcW w:w="0" w:type="auto"/>
-            <w:tcBorders>
-              <w:top w:val="single" w:sz="6" w:space="0" w:color="C4C7C5"/>
-              <w:left w:val="single" w:sz="6" w:space="0" w:color="C4C7C5"/>
-              <w:bottom w:val="single" w:sz="6" w:space="0" w:color="C4C7C5"/>
-              <w:right w:val="single" w:sz="6" w:space="0" w:color="C4C7C5"/>
-            </w:tcBorders>
-            <w:tcMar>
-              <w:top w:w="120" w:type="dxa"/>
-              <w:left w:w="180" w:type="dxa"/>
-              <w:bottom w:w="120" w:type="dxa"/>
-              <w:right w:w="180" w:type="dxa"/>
-            </w:tcMar>
-            <w:vAlign w:val="center"/>
-            <w:hideMark/>
-          </w:tcPr>
-          <w:p>
-            <w:r>
-              <w:rPr>
-                <w:b/>
-                <w:bCs/>
-              </w:rPr>
-              <w:lastRenderedPageBreak/>
+            <w:vAlign w:val="center"/>
+            <w:hideMark/>
+          </w:tcPr>
+          <w:p>
+            <w:r>
+              <w:t>Active (275 Entries)</w:t>
+            </w:r>
+          </w:p>
+        </w:tc>
+      </w:tr>
+      <w:tr>
+        <w:trPr>
+          <w:tblCellSpacing w:w="15" w:type="dxa"/>
+        </w:trPr>
+        <w:tc>
+          <w:tcPr>
+            <w:tcW w:w="0" w:type="auto"/>
+            <w:vAlign w:val="center"/>
+            <w:hideMark/>
+          </w:tcPr>
+          <w:p>
+            <w:r>
+              <w:rPr>
+                <w:b/>
+                <w:bCs/>
+              </w:rPr>
               <w:t>Category Registry Status</w:t>
             </w:r>
           </w:p>
@@ -6866,18 +4233,6 @@
         <w:tc>
           <w:tcPr>
             <w:tcW w:w="0" w:type="auto"/>
-            <w:tcBorders>
-              <w:top w:val="single" w:sz="6" w:space="0" w:color="C4C7C5"/>
-              <w:left w:val="single" w:sz="6" w:space="0" w:color="C4C7C5"/>
-              <w:bottom w:val="single" w:sz="6" w:space="0" w:color="C4C7C5"/>
-              <w:right w:val="single" w:sz="6" w:space="0" w:color="C4C7C5"/>
-            </w:tcBorders>
-            <w:tcMar>
-              <w:top w:w="120" w:type="dxa"/>
-              <w:left w:w="180" w:type="dxa"/>
-              <w:bottom w:w="120" w:type="dxa"/>
-              <w:right w:w="180" w:type="dxa"/>
-            </w:tcMar>
             <w:vAlign w:val="center"/>
             <w:hideMark/>
           </w:tcPr>
@@ -6889,6 +4244,14 @@
         </w:tc>
       </w:tr>
     </w:tbl>
+    <w:p>
+      <w:pPr>
+        <w:rPr>
+          <w:b/>
+          <w:bCs/>
+        </w:rPr>
+      </w:pPr>
+    </w:p>
     <w:p>
       <w:pPr>
         <w:rPr>
@@ -6908,7 +4271,7 @@
       <w:pPr>
         <w:numPr>
           <w:ilvl w:val="0"/>
-          <w:numId w:val="13"/>
+          <w:numId w:val="16"/>
         </w:numPr>
       </w:pPr>
       <w:r>
@@ -6919,14 +4282,14 @@
         <w:t>Human Frictions Documented:</w:t>
       </w:r>
       <w:r>
-        <w:t xml:space="preserve"> 225</w:t>
+        <w:t xml:space="preserve"> 275</w:t>
       </w:r>
     </w:p>
     <w:p>
       <w:pPr>
         <w:numPr>
           <w:ilvl w:val="0"/>
-          <w:numId w:val="13"/>
+          <w:numId w:val="16"/>
         </w:numPr>
       </w:pPr>
       <w:r>
@@ -6937,25 +4300,14 @@
         <w:t>Research Categories Active:</w:t>
       </w:r>
       <w:r>
-        <w:t xml:space="preserve"> 3 (FF, OS, </w:t>
-      </w:r>
-      <w:proofErr w:type="gramStart"/>
-      <w:r>
-        <w:t>WI</w:t>
-      </w:r>
-      <w:r>
-        <w:t>,DW</w:t>
-      </w:r>
-      <w:proofErr w:type="gramEnd"/>
-      <w:r>
-        <w:t>)</w:t>
+        <w:t xml:space="preserve"> 5 (FF, OS, WI, DW, KI)</w:t>
       </w:r>
     </w:p>
     <w:p>
       <w:pPr>
         <w:numPr>
           <w:ilvl w:val="0"/>
-          <w:numId w:val="13"/>
+          <w:numId w:val="16"/>
         </w:numPr>
       </w:pPr>
       <w:r>
@@ -6966,17 +4318,14 @@
         <w:t>Research Volumes Completed:</w:t>
       </w:r>
       <w:r>
-        <w:t xml:space="preserve"> </w:t>
-      </w:r>
-      <w:r>
-        <w:t>9</w:t>
+        <w:t xml:space="preserve"> 11</w:t>
       </w:r>
     </w:p>
     <w:p>
       <w:pPr>
         <w:numPr>
           <w:ilvl w:val="0"/>
-          <w:numId w:val="13"/>
+          <w:numId w:val="16"/>
         </w:numPr>
       </w:pPr>
       <w:r>
@@ -6987,20 +4336,14 @@
         <w:t>Repository Progress:</w:t>
       </w:r>
       <w:r>
-        <w:t xml:space="preserve"> </w:t>
-      </w:r>
-      <w:r>
-        <w:t>22</w:t>
-      </w:r>
-      <w:r>
-        <w:t>.5% of the 1,000 Human Friction target</w:t>
+        <w:t xml:space="preserve"> 27.5% of the 1,000 Human Friction target</w:t>
       </w:r>
     </w:p>
     <w:p>
       <w:pPr>
         <w:numPr>
           <w:ilvl w:val="0"/>
-          <w:numId w:val="13"/>
+          <w:numId w:val="16"/>
         </w:numPr>
       </w:pPr>
       <w:r>
@@ -8631,6 +5974,155 @@
     </w:lvl>
   </w:abstractNum>
   <w:abstractNum w:abstractNumId="11" w15:restartNumberingAfterBreak="0">
+    <w:nsid w:val="690E0752"/>
+    <w:multiLevelType w:val="multilevel"/>
+    <w:tmpl w:val="22CC2E84"/>
+    <w:lvl w:ilvl="0">
+      <w:start w:val="1"/>
+      <w:numFmt w:val="bullet"/>
+      <w:lvlText w:val=""/>
+      <w:lvlJc w:val="left"/>
+      <w:pPr>
+        <w:tabs>
+          <w:tab w:val="num" w:pos="720"/>
+        </w:tabs>
+        <w:ind w:left="720" w:hanging="360"/>
+      </w:pPr>
+      <w:rPr>
+        <w:rFonts w:ascii="Symbol" w:hAnsi="Symbol" w:hint="default"/>
+        <w:sz w:val="20"/>
+      </w:rPr>
+    </w:lvl>
+    <w:lvl w:ilvl="1" w:tentative="1">
+      <w:start w:val="1"/>
+      <w:numFmt w:val="bullet"/>
+      <w:lvlText w:val="o"/>
+      <w:lvlJc w:val="left"/>
+      <w:pPr>
+        <w:tabs>
+          <w:tab w:val="num" w:pos="1440"/>
+        </w:tabs>
+        <w:ind w:left="1440" w:hanging="360"/>
+      </w:pPr>
+      <w:rPr>
+        <w:rFonts w:ascii="Courier New" w:hAnsi="Courier New" w:hint="default"/>
+        <w:sz w:val="20"/>
+      </w:rPr>
+    </w:lvl>
+    <w:lvl w:ilvl="2" w:tentative="1">
+      <w:start w:val="1"/>
+      <w:numFmt w:val="bullet"/>
+      <w:lvlText w:val=""/>
+      <w:lvlJc w:val="left"/>
+      <w:pPr>
+        <w:tabs>
+          <w:tab w:val="num" w:pos="2160"/>
+        </w:tabs>
+        <w:ind w:left="2160" w:hanging="360"/>
+      </w:pPr>
+      <w:rPr>
+        <w:rFonts w:ascii="Wingdings" w:hAnsi="Wingdings" w:hint="default"/>
+        <w:sz w:val="20"/>
+      </w:rPr>
+    </w:lvl>
+    <w:lvl w:ilvl="3" w:tentative="1">
+      <w:start w:val="1"/>
+      <w:numFmt w:val="bullet"/>
+      <w:lvlText w:val=""/>
+      <w:lvlJc w:val="left"/>
+      <w:pPr>
+        <w:tabs>
+          <w:tab w:val="num" w:pos="2880"/>
+        </w:tabs>
+        <w:ind w:left="2880" w:hanging="360"/>
+      </w:pPr>
+      <w:rPr>
+        <w:rFonts w:ascii="Wingdings" w:hAnsi="Wingdings" w:hint="default"/>
+        <w:sz w:val="20"/>
+      </w:rPr>
+    </w:lvl>
+    <w:lvl w:ilvl="4" w:tentative="1">
+      <w:start w:val="1"/>
+      <w:numFmt w:val="bullet"/>
+      <w:lvlText w:val=""/>
+      <w:lvlJc w:val="left"/>
+      <w:pPr>
+        <w:tabs>
+          <w:tab w:val="num" w:pos="3600"/>
+        </w:tabs>
+        <w:ind w:left="3600" w:hanging="360"/>
+      </w:pPr>
+      <w:rPr>
+        <w:rFonts w:ascii="Wingdings" w:hAnsi="Wingdings" w:hint="default"/>
+        <w:sz w:val="20"/>
+      </w:rPr>
+    </w:lvl>
+    <w:lvl w:ilvl="5" w:tentative="1">
+      <w:start w:val="1"/>
+      <w:numFmt w:val="bullet"/>
+      <w:lvlText w:val=""/>
+      <w:lvlJc w:val="left"/>
+      <w:pPr>
+        <w:tabs>
+          <w:tab w:val="num" w:pos="4320"/>
+        </w:tabs>
+        <w:ind w:left="4320" w:hanging="360"/>
+      </w:pPr>
+      <w:rPr>
+        <w:rFonts w:ascii="Wingdings" w:hAnsi="Wingdings" w:hint="default"/>
+        <w:sz w:val="20"/>
+      </w:rPr>
+    </w:lvl>
+    <w:lvl w:ilvl="6" w:tentative="1">
+      <w:start w:val="1"/>
+      <w:numFmt w:val="bullet"/>
+      <w:lvlText w:val=""/>
+      <w:lvlJc w:val="left"/>
+      <w:pPr>
+        <w:tabs>
+          <w:tab w:val="num" w:pos="5040"/>
+        </w:tabs>
+        <w:ind w:left="5040" w:hanging="360"/>
+      </w:pPr>
+      <w:rPr>
+        <w:rFonts w:ascii="Wingdings" w:hAnsi="Wingdings" w:hint="default"/>
+        <w:sz w:val="20"/>
+      </w:rPr>
+    </w:lvl>
+    <w:lvl w:ilvl="7" w:tentative="1">
+      <w:start w:val="1"/>
+      <w:numFmt w:val="bullet"/>
+      <w:lvlText w:val=""/>
+      <w:lvlJc w:val="left"/>
+      <w:pPr>
+        <w:tabs>
+          <w:tab w:val="num" w:pos="5760"/>
+        </w:tabs>
+        <w:ind w:left="5760" w:hanging="360"/>
+      </w:pPr>
+      <w:rPr>
+        <w:rFonts w:ascii="Wingdings" w:hAnsi="Wingdings" w:hint="default"/>
+        <w:sz w:val="20"/>
+      </w:rPr>
+    </w:lvl>
+    <w:lvl w:ilvl="8" w:tentative="1">
+      <w:start w:val="1"/>
+      <w:numFmt w:val="bullet"/>
+      <w:lvlText w:val=""/>
+      <w:lvlJc w:val="left"/>
+      <w:pPr>
+        <w:tabs>
+          <w:tab w:val="num" w:pos="6480"/>
+        </w:tabs>
+        <w:ind w:left="6480" w:hanging="360"/>
+      </w:pPr>
+      <w:rPr>
+        <w:rFonts w:ascii="Wingdings" w:hAnsi="Wingdings" w:hint="default"/>
+        <w:sz w:val="20"/>
+      </w:rPr>
+    </w:lvl>
+  </w:abstractNum>
+  <w:abstractNum w:abstractNumId="12" w15:restartNumberingAfterBreak="0">
     <w:nsid w:val="6AA34D97"/>
     <w:multiLevelType w:val="multilevel"/>
     <w:tmpl w:val="B3404BC2"/>
@@ -8779,10 +6271,308 @@
       </w:rPr>
     </w:lvl>
   </w:abstractNum>
-  <w:abstractNum w:abstractNumId="12" w15:restartNumberingAfterBreak="0">
+  <w:abstractNum w:abstractNumId="13" w15:restartNumberingAfterBreak="0">
     <w:nsid w:val="7877311A"/>
     <w:multiLevelType w:val="multilevel"/>
     <w:tmpl w:val="D39E0266"/>
+    <w:lvl w:ilvl="0">
+      <w:start w:val="1"/>
+      <w:numFmt w:val="bullet"/>
+      <w:lvlText w:val=""/>
+      <w:lvlJc w:val="left"/>
+      <w:pPr>
+        <w:tabs>
+          <w:tab w:val="num" w:pos="720"/>
+        </w:tabs>
+        <w:ind w:left="720" w:hanging="360"/>
+      </w:pPr>
+      <w:rPr>
+        <w:rFonts w:ascii="Symbol" w:hAnsi="Symbol" w:hint="default"/>
+        <w:sz w:val="20"/>
+      </w:rPr>
+    </w:lvl>
+    <w:lvl w:ilvl="1" w:tentative="1">
+      <w:start w:val="1"/>
+      <w:numFmt w:val="bullet"/>
+      <w:lvlText w:val="o"/>
+      <w:lvlJc w:val="left"/>
+      <w:pPr>
+        <w:tabs>
+          <w:tab w:val="num" w:pos="1440"/>
+        </w:tabs>
+        <w:ind w:left="1440" w:hanging="360"/>
+      </w:pPr>
+      <w:rPr>
+        <w:rFonts w:ascii="Courier New" w:hAnsi="Courier New" w:hint="default"/>
+        <w:sz w:val="20"/>
+      </w:rPr>
+    </w:lvl>
+    <w:lvl w:ilvl="2" w:tentative="1">
+      <w:start w:val="1"/>
+      <w:numFmt w:val="bullet"/>
+      <w:lvlText w:val=""/>
+      <w:lvlJc w:val="left"/>
+      <w:pPr>
+        <w:tabs>
+          <w:tab w:val="num" w:pos="2160"/>
+        </w:tabs>
+        <w:ind w:left="2160" w:hanging="360"/>
+      </w:pPr>
+      <w:rPr>
+        <w:rFonts w:ascii="Wingdings" w:hAnsi="Wingdings" w:hint="default"/>
+        <w:sz w:val="20"/>
+      </w:rPr>
+    </w:lvl>
+    <w:lvl w:ilvl="3" w:tentative="1">
+      <w:start w:val="1"/>
+      <w:numFmt w:val="bullet"/>
+      <w:lvlText w:val=""/>
+      <w:lvlJc w:val="left"/>
+      <w:pPr>
+        <w:tabs>
+          <w:tab w:val="num" w:pos="2880"/>
+        </w:tabs>
+        <w:ind w:left="2880" w:hanging="360"/>
+      </w:pPr>
+      <w:rPr>
+        <w:rFonts w:ascii="Wingdings" w:hAnsi="Wingdings" w:hint="default"/>
+        <w:sz w:val="20"/>
+      </w:rPr>
+    </w:lvl>
+    <w:lvl w:ilvl="4" w:tentative="1">
+      <w:start w:val="1"/>
+      <w:numFmt w:val="bullet"/>
+      <w:lvlText w:val=""/>
+      <w:lvlJc w:val="left"/>
+      <w:pPr>
+        <w:tabs>
+          <w:tab w:val="num" w:pos="3600"/>
+        </w:tabs>
+        <w:ind w:left="3600" w:hanging="360"/>
+      </w:pPr>
+      <w:rPr>
+        <w:rFonts w:ascii="Wingdings" w:hAnsi="Wingdings" w:hint="default"/>
+        <w:sz w:val="20"/>
+      </w:rPr>
+    </w:lvl>
+    <w:lvl w:ilvl="5" w:tentative="1">
+      <w:start w:val="1"/>
+      <w:numFmt w:val="bullet"/>
+      <w:lvlText w:val=""/>
+      <w:lvlJc w:val="left"/>
+      <w:pPr>
+        <w:tabs>
+          <w:tab w:val="num" w:pos="4320"/>
+        </w:tabs>
+        <w:ind w:left="4320" w:hanging="360"/>
+      </w:pPr>
+      <w:rPr>
+        <w:rFonts w:ascii="Wingdings" w:hAnsi="Wingdings" w:hint="default"/>
+        <w:sz w:val="20"/>
+      </w:rPr>
+    </w:lvl>
+    <w:lvl w:ilvl="6" w:tentative="1">
+      <w:start w:val="1"/>
+      <w:numFmt w:val="bullet"/>
+      <w:lvlText w:val=""/>
+      <w:lvlJc w:val="left"/>
+      <w:pPr>
+        <w:tabs>
+          <w:tab w:val="num" w:pos="5040"/>
+        </w:tabs>
+        <w:ind w:left="5040" w:hanging="360"/>
+      </w:pPr>
+      <w:rPr>
+        <w:rFonts w:ascii="Wingdings" w:hAnsi="Wingdings" w:hint="default"/>
+        <w:sz w:val="20"/>
+      </w:rPr>
+    </w:lvl>
+    <w:lvl w:ilvl="7" w:tentative="1">
+      <w:start w:val="1"/>
+      <w:numFmt w:val="bullet"/>
+      <w:lvlText w:val=""/>
+      <w:lvlJc w:val="left"/>
+      <w:pPr>
+        <w:tabs>
+          <w:tab w:val="num" w:pos="5760"/>
+        </w:tabs>
+        <w:ind w:left="5760" w:hanging="360"/>
+      </w:pPr>
+      <w:rPr>
+        <w:rFonts w:ascii="Wingdings" w:hAnsi="Wingdings" w:hint="default"/>
+        <w:sz w:val="20"/>
+      </w:rPr>
+    </w:lvl>
+    <w:lvl w:ilvl="8" w:tentative="1">
+      <w:start w:val="1"/>
+      <w:numFmt w:val="bullet"/>
+      <w:lvlText w:val=""/>
+      <w:lvlJc w:val="left"/>
+      <w:pPr>
+        <w:tabs>
+          <w:tab w:val="num" w:pos="6480"/>
+        </w:tabs>
+        <w:ind w:left="6480" w:hanging="360"/>
+      </w:pPr>
+      <w:rPr>
+        <w:rFonts w:ascii="Wingdings" w:hAnsi="Wingdings" w:hint="default"/>
+        <w:sz w:val="20"/>
+      </w:rPr>
+    </w:lvl>
+  </w:abstractNum>
+  <w:abstractNum w:abstractNumId="14" w15:restartNumberingAfterBreak="0">
+    <w:nsid w:val="7946529A"/>
+    <w:multiLevelType w:val="multilevel"/>
+    <w:tmpl w:val="2E96AABA"/>
+    <w:lvl w:ilvl="0">
+      <w:start w:val="1"/>
+      <w:numFmt w:val="bullet"/>
+      <w:lvlText w:val=""/>
+      <w:lvlJc w:val="left"/>
+      <w:pPr>
+        <w:tabs>
+          <w:tab w:val="num" w:pos="720"/>
+        </w:tabs>
+        <w:ind w:left="720" w:hanging="360"/>
+      </w:pPr>
+      <w:rPr>
+        <w:rFonts w:ascii="Symbol" w:hAnsi="Symbol" w:hint="default"/>
+        <w:sz w:val="20"/>
+      </w:rPr>
+    </w:lvl>
+    <w:lvl w:ilvl="1" w:tentative="1">
+      <w:start w:val="1"/>
+      <w:numFmt w:val="bullet"/>
+      <w:lvlText w:val="o"/>
+      <w:lvlJc w:val="left"/>
+      <w:pPr>
+        <w:tabs>
+          <w:tab w:val="num" w:pos="1440"/>
+        </w:tabs>
+        <w:ind w:left="1440" w:hanging="360"/>
+      </w:pPr>
+      <w:rPr>
+        <w:rFonts w:ascii="Courier New" w:hAnsi="Courier New" w:hint="default"/>
+        <w:sz w:val="20"/>
+      </w:rPr>
+    </w:lvl>
+    <w:lvl w:ilvl="2" w:tentative="1">
+      <w:start w:val="1"/>
+      <w:numFmt w:val="bullet"/>
+      <w:lvlText w:val=""/>
+      <w:lvlJc w:val="left"/>
+      <w:pPr>
+        <w:tabs>
+          <w:tab w:val="num" w:pos="2160"/>
+        </w:tabs>
+        <w:ind w:left="2160" w:hanging="360"/>
+      </w:pPr>
+      <w:rPr>
+        <w:rFonts w:ascii="Wingdings" w:hAnsi="Wingdings" w:hint="default"/>
+        <w:sz w:val="20"/>
+      </w:rPr>
+    </w:lvl>
+    <w:lvl w:ilvl="3" w:tentative="1">
+      <w:start w:val="1"/>
+      <w:numFmt w:val="bullet"/>
+      <w:lvlText w:val=""/>
+      <w:lvlJc w:val="left"/>
+      <w:pPr>
+        <w:tabs>
+          <w:tab w:val="num" w:pos="2880"/>
+        </w:tabs>
+        <w:ind w:left="2880" w:hanging="360"/>
+      </w:pPr>
+      <w:rPr>
+        <w:rFonts w:ascii="Wingdings" w:hAnsi="Wingdings" w:hint="default"/>
+        <w:sz w:val="20"/>
+      </w:rPr>
+    </w:lvl>
+    <w:lvl w:ilvl="4" w:tentative="1">
+      <w:start w:val="1"/>
+      <w:numFmt w:val="bullet"/>
+      <w:lvlText w:val=""/>
+      <w:lvlJc w:val="left"/>
+      <w:pPr>
+        <w:tabs>
+          <w:tab w:val="num" w:pos="3600"/>
+        </w:tabs>
+        <w:ind w:left="3600" w:hanging="360"/>
+      </w:pPr>
+      <w:rPr>
+        <w:rFonts w:ascii="Wingdings" w:hAnsi="Wingdings" w:hint="default"/>
+        <w:sz w:val="20"/>
+      </w:rPr>
+    </w:lvl>
+    <w:lvl w:ilvl="5" w:tentative="1">
+      <w:start w:val="1"/>
+      <w:numFmt w:val="bullet"/>
+      <w:lvlText w:val=""/>
+      <w:lvlJc w:val="left"/>
+      <w:pPr>
+        <w:tabs>
+          <w:tab w:val="num" w:pos="4320"/>
+        </w:tabs>
+        <w:ind w:left="4320" w:hanging="360"/>
+      </w:pPr>
+      <w:rPr>
+        <w:rFonts w:ascii="Wingdings" w:hAnsi="Wingdings" w:hint="default"/>
+        <w:sz w:val="20"/>
+      </w:rPr>
+    </w:lvl>
+    <w:lvl w:ilvl="6" w:tentative="1">
+      <w:start w:val="1"/>
+      <w:numFmt w:val="bullet"/>
+      <w:lvlText w:val=""/>
+      <w:lvlJc w:val="left"/>
+      <w:pPr>
+        <w:tabs>
+          <w:tab w:val="num" w:pos="5040"/>
+        </w:tabs>
+        <w:ind w:left="5040" w:hanging="360"/>
+      </w:pPr>
+      <w:rPr>
+        <w:rFonts w:ascii="Wingdings" w:hAnsi="Wingdings" w:hint="default"/>
+        <w:sz w:val="20"/>
+      </w:rPr>
+    </w:lvl>
+    <w:lvl w:ilvl="7" w:tentative="1">
+      <w:start w:val="1"/>
+      <w:numFmt w:val="bullet"/>
+      <w:lvlText w:val=""/>
+      <w:lvlJc w:val="left"/>
+      <w:pPr>
+        <w:tabs>
+          <w:tab w:val="num" w:pos="5760"/>
+        </w:tabs>
+        <w:ind w:left="5760" w:hanging="360"/>
+      </w:pPr>
+      <w:rPr>
+        <w:rFonts w:ascii="Wingdings" w:hAnsi="Wingdings" w:hint="default"/>
+        <w:sz w:val="20"/>
+      </w:rPr>
+    </w:lvl>
+    <w:lvl w:ilvl="8" w:tentative="1">
+      <w:start w:val="1"/>
+      <w:numFmt w:val="bullet"/>
+      <w:lvlText w:val=""/>
+      <w:lvlJc w:val="left"/>
+      <w:pPr>
+        <w:tabs>
+          <w:tab w:val="num" w:pos="6480"/>
+        </w:tabs>
+        <w:ind w:left="6480" w:hanging="360"/>
+      </w:pPr>
+      <w:rPr>
+        <w:rFonts w:ascii="Wingdings" w:hAnsi="Wingdings" w:hint="default"/>
+        <w:sz w:val="20"/>
+      </w:rPr>
+    </w:lvl>
+  </w:abstractNum>
+  <w:abstractNum w:abstractNumId="15" w15:restartNumberingAfterBreak="0">
+    <w:nsid w:val="7CA7666D"/>
+    <w:multiLevelType w:val="multilevel"/>
+    <w:tmpl w:val="692AC602"/>
     <w:lvl w:ilvl="0">
       <w:start w:val="1"/>
       <w:numFmt w:val="bullet"/>
@@ -8950,7 +6740,7 @@
     <w:abstractNumId w:val="5"/>
   </w:num>
   <w:num w:numId="8" w16cid:durableId="1059668698">
-    <w:abstractNumId w:val="12"/>
+    <w:abstractNumId w:val="13"/>
   </w:num>
   <w:num w:numId="9" w16cid:durableId="1700154849">
     <w:abstractNumId w:val="9"/>
@@ -8962,10 +6752,19 @@
     <w:abstractNumId w:val="2"/>
   </w:num>
   <w:num w:numId="12" w16cid:durableId="1665469928">
-    <w:abstractNumId w:val="11"/>
+    <w:abstractNumId w:val="12"/>
   </w:num>
   <w:num w:numId="13" w16cid:durableId="1738288028">
     <w:abstractNumId w:val="0"/>
+  </w:num>
+  <w:num w:numId="14" w16cid:durableId="1643732150">
+    <w:abstractNumId w:val="15"/>
+  </w:num>
+  <w:num w:numId="15" w16cid:durableId="472869719">
+    <w:abstractNumId w:val="14"/>
+  </w:num>
+  <w:num w:numId="16" w16cid:durableId="1790472171">
+    <w:abstractNumId w:val="11"/>
   </w:num>
 </w:numbering>
 </file>
@@ -9574,7 +7373,6 @@
   <w:style w:type="character" w:default="1" w:styleId="DefaultParagraphFont">
     <w:name w:val="Default Paragraph Font"/>
     <w:uiPriority w:val="1"/>
-    <w:semiHidden/>
     <w:unhideWhenUsed/>
   </w:style>
   <w:style w:type="table" w:default="1" w:styleId="TableNormal">

--- a/atlas/metrics/Human Friction Metrics.docx
+++ b/atlas/metrics/Human Friction Metrics.docx
@@ -26,7 +26,7 @@
         <w:t>System Version:</w:t>
       </w:r>
       <w:r>
-        <w:t xml:space="preserve"> ATLAS v3.2</w:t>
+        <w:t xml:space="preserve"> ATLAS v3.3</w:t>
       </w:r>
     </w:p>
     <w:p>
@@ -38,7 +38,7 @@
         <w:t>Last Updated:</w:t>
       </w:r>
       <w:r>
-        <w:t xml:space="preserve"> 06 August 2026</w:t>
+        <w:t xml:space="preserve"> 07 August 2026</w:t>
       </w:r>
     </w:p>
     <w:p>
@@ -75,7 +75,7 @@
       <w:pPr>
         <w:numPr>
           <w:ilvl w:val="0"/>
-          <w:numId w:val="14"/>
+          <w:numId w:val="17"/>
         </w:numPr>
       </w:pPr>
       <w:r>
@@ -93,7 +93,7 @@
       <w:pPr>
         <w:numPr>
           <w:ilvl w:val="0"/>
-          <w:numId w:val="14"/>
+          <w:numId w:val="17"/>
         </w:numPr>
       </w:pPr>
       <w:r>
@@ -126,7 +126,7 @@
       <w:pPr>
         <w:numPr>
           <w:ilvl w:val="0"/>
-          <w:numId w:val="15"/>
+          <w:numId w:val="18"/>
         </w:numPr>
       </w:pPr>
       <w:r>
@@ -139,14 +139,6 @@
       <w:r>
         <w:t xml:space="preserve"> invent Human Frictions. Always observe them.</w:t>
       </w:r>
-    </w:p>
-    <w:p>
-      <w:pPr>
-        <w:rPr>
-          <w:b/>
-          <w:bCs/>
-        </w:rPr>
-      </w:pPr>
     </w:p>
     <w:p>
       <w:pPr>
@@ -191,8 +183,8 @@
         <w:tblLook w:val="04A0" w:firstRow="1" w:lastRow="0" w:firstColumn="1" w:lastColumn="0" w:noHBand="0" w:noVBand="1"/>
       </w:tblPr>
       <w:tblGrid>
-        <w:gridCol w:w="1497"/>
-        <w:gridCol w:w="727"/>
+        <w:gridCol w:w="1857"/>
+        <w:gridCol w:w="1087"/>
       </w:tblGrid>
       <w:tr>
         <w:trPr>
@@ -202,16 +194,22 @@
         <w:tc>
           <w:tcPr>
             <w:tcW w:w="0" w:type="auto"/>
-            <w:vAlign w:val="center"/>
-            <w:hideMark/>
-          </w:tcPr>
-          <w:p>
-            <w:pPr>
-              <w:rPr>
-                <w:b/>
-                <w:bCs/>
-              </w:rPr>
-            </w:pPr>
+            <w:tcBorders>
+              <w:top w:val="single" w:sz="6" w:space="0" w:color="C4C7C5"/>
+              <w:left w:val="single" w:sz="6" w:space="0" w:color="C4C7C5"/>
+              <w:bottom w:val="single" w:sz="6" w:space="0" w:color="C4C7C5"/>
+              <w:right w:val="single" w:sz="6" w:space="0" w:color="C4C7C5"/>
+            </w:tcBorders>
+            <w:tcMar>
+              <w:top w:w="120" w:type="dxa"/>
+              <w:left w:w="180" w:type="dxa"/>
+              <w:bottom w:w="120" w:type="dxa"/>
+              <w:right w:w="180" w:type="dxa"/>
+            </w:tcMar>
+            <w:vAlign w:val="center"/>
+            <w:hideMark/>
+          </w:tcPr>
+          <w:p>
             <w:r>
               <w:rPr>
                 <w:b/>
@@ -224,16 +222,22 @@
         <w:tc>
           <w:tcPr>
             <w:tcW w:w="0" w:type="auto"/>
-            <w:vAlign w:val="center"/>
-            <w:hideMark/>
-          </w:tcPr>
-          <w:p>
-            <w:pPr>
-              <w:rPr>
-                <w:b/>
-                <w:bCs/>
-              </w:rPr>
-            </w:pPr>
+            <w:tcBorders>
+              <w:top w:val="single" w:sz="6" w:space="0" w:color="C4C7C5"/>
+              <w:left w:val="single" w:sz="6" w:space="0" w:color="C4C7C5"/>
+              <w:bottom w:val="single" w:sz="6" w:space="0" w:color="C4C7C5"/>
+              <w:right w:val="single" w:sz="6" w:space="0" w:color="C4C7C5"/>
+            </w:tcBorders>
+            <w:tcMar>
+              <w:top w:w="120" w:type="dxa"/>
+              <w:left w:w="180" w:type="dxa"/>
+              <w:bottom w:w="120" w:type="dxa"/>
+              <w:right w:w="180" w:type="dxa"/>
+            </w:tcMar>
+            <w:vAlign w:val="center"/>
+            <w:hideMark/>
+          </w:tcPr>
+          <w:p>
             <w:r>
               <w:rPr>
                 <w:b/>
@@ -251,6 +255,18 @@
         <w:tc>
           <w:tcPr>
             <w:tcW w:w="0" w:type="auto"/>
+            <w:tcBorders>
+              <w:top w:val="single" w:sz="6" w:space="0" w:color="C4C7C5"/>
+              <w:left w:val="single" w:sz="6" w:space="0" w:color="C4C7C5"/>
+              <w:bottom w:val="single" w:sz="6" w:space="0" w:color="C4C7C5"/>
+              <w:right w:val="single" w:sz="6" w:space="0" w:color="C4C7C5"/>
+            </w:tcBorders>
+            <w:tcMar>
+              <w:top w:w="120" w:type="dxa"/>
+              <w:left w:w="180" w:type="dxa"/>
+              <w:bottom w:w="120" w:type="dxa"/>
+              <w:right w:w="180" w:type="dxa"/>
+            </w:tcMar>
             <w:vAlign w:val="center"/>
             <w:hideMark/>
           </w:tcPr>
@@ -267,6 +283,18 @@
         <w:tc>
           <w:tcPr>
             <w:tcW w:w="0" w:type="auto"/>
+            <w:tcBorders>
+              <w:top w:val="single" w:sz="6" w:space="0" w:color="C4C7C5"/>
+              <w:left w:val="single" w:sz="6" w:space="0" w:color="C4C7C5"/>
+              <w:bottom w:val="single" w:sz="6" w:space="0" w:color="C4C7C5"/>
+              <w:right w:val="single" w:sz="6" w:space="0" w:color="C4C7C5"/>
+            </w:tcBorders>
+            <w:tcMar>
+              <w:top w:w="120" w:type="dxa"/>
+              <w:left w:w="180" w:type="dxa"/>
+              <w:bottom w:w="120" w:type="dxa"/>
+              <w:right w:w="180" w:type="dxa"/>
+            </w:tcMar>
             <w:vAlign w:val="center"/>
             <w:hideMark/>
           </w:tcPr>
@@ -284,6 +312,18 @@
         <w:tc>
           <w:tcPr>
             <w:tcW w:w="0" w:type="auto"/>
+            <w:tcBorders>
+              <w:top w:val="single" w:sz="6" w:space="0" w:color="C4C7C5"/>
+              <w:left w:val="single" w:sz="6" w:space="0" w:color="C4C7C5"/>
+              <w:bottom w:val="single" w:sz="6" w:space="0" w:color="C4C7C5"/>
+              <w:right w:val="single" w:sz="6" w:space="0" w:color="C4C7C5"/>
+            </w:tcBorders>
+            <w:tcMar>
+              <w:top w:w="120" w:type="dxa"/>
+              <w:left w:w="180" w:type="dxa"/>
+              <w:bottom w:w="120" w:type="dxa"/>
+              <w:right w:w="180" w:type="dxa"/>
+            </w:tcMar>
             <w:vAlign w:val="center"/>
             <w:hideMark/>
           </w:tcPr>
@@ -300,12 +340,24 @@
         <w:tc>
           <w:tcPr>
             <w:tcW w:w="0" w:type="auto"/>
-            <w:vAlign w:val="center"/>
-            <w:hideMark/>
-          </w:tcPr>
-          <w:p>
-            <w:r>
-              <w:t>275</w:t>
+            <w:tcBorders>
+              <w:top w:val="single" w:sz="6" w:space="0" w:color="C4C7C5"/>
+              <w:left w:val="single" w:sz="6" w:space="0" w:color="C4C7C5"/>
+              <w:bottom w:val="single" w:sz="6" w:space="0" w:color="C4C7C5"/>
+              <w:right w:val="single" w:sz="6" w:space="0" w:color="C4C7C5"/>
+            </w:tcBorders>
+            <w:tcMar>
+              <w:top w:w="120" w:type="dxa"/>
+              <w:left w:w="180" w:type="dxa"/>
+              <w:bottom w:w="120" w:type="dxa"/>
+              <w:right w:w="180" w:type="dxa"/>
+            </w:tcMar>
+            <w:vAlign w:val="center"/>
+            <w:hideMark/>
+          </w:tcPr>
+          <w:p>
+            <w:r>
+              <w:t>325</w:t>
             </w:r>
           </w:p>
         </w:tc>
@@ -317,6 +369,18 @@
         <w:tc>
           <w:tcPr>
             <w:tcW w:w="0" w:type="auto"/>
+            <w:tcBorders>
+              <w:top w:val="single" w:sz="6" w:space="0" w:color="C4C7C5"/>
+              <w:left w:val="single" w:sz="6" w:space="0" w:color="C4C7C5"/>
+              <w:bottom w:val="single" w:sz="6" w:space="0" w:color="C4C7C5"/>
+              <w:right w:val="single" w:sz="6" w:space="0" w:color="C4C7C5"/>
+            </w:tcBorders>
+            <w:tcMar>
+              <w:top w:w="120" w:type="dxa"/>
+              <w:left w:w="180" w:type="dxa"/>
+              <w:bottom w:w="120" w:type="dxa"/>
+              <w:right w:w="180" w:type="dxa"/>
+            </w:tcMar>
             <w:vAlign w:val="center"/>
             <w:hideMark/>
           </w:tcPr>
@@ -333,12 +397,24 @@
         <w:tc>
           <w:tcPr>
             <w:tcW w:w="0" w:type="auto"/>
-            <w:vAlign w:val="center"/>
-            <w:hideMark/>
-          </w:tcPr>
-          <w:p>
-            <w:r>
-              <w:t>725</w:t>
+            <w:tcBorders>
+              <w:top w:val="single" w:sz="6" w:space="0" w:color="C4C7C5"/>
+              <w:left w:val="single" w:sz="6" w:space="0" w:color="C4C7C5"/>
+              <w:bottom w:val="single" w:sz="6" w:space="0" w:color="C4C7C5"/>
+              <w:right w:val="single" w:sz="6" w:space="0" w:color="C4C7C5"/>
+            </w:tcBorders>
+            <w:tcMar>
+              <w:top w:w="120" w:type="dxa"/>
+              <w:left w:w="180" w:type="dxa"/>
+              <w:bottom w:w="120" w:type="dxa"/>
+              <w:right w:w="180" w:type="dxa"/>
+            </w:tcMar>
+            <w:vAlign w:val="center"/>
+            <w:hideMark/>
+          </w:tcPr>
+          <w:p>
+            <w:r>
+              <w:t>675</w:t>
             </w:r>
           </w:p>
         </w:tc>
@@ -350,6 +426,18 @@
         <w:tc>
           <w:tcPr>
             <w:tcW w:w="0" w:type="auto"/>
+            <w:tcBorders>
+              <w:top w:val="single" w:sz="6" w:space="0" w:color="C4C7C5"/>
+              <w:left w:val="single" w:sz="6" w:space="0" w:color="C4C7C5"/>
+              <w:bottom w:val="single" w:sz="6" w:space="0" w:color="C4C7C5"/>
+              <w:right w:val="single" w:sz="6" w:space="0" w:color="C4C7C5"/>
+            </w:tcBorders>
+            <w:tcMar>
+              <w:top w:w="120" w:type="dxa"/>
+              <w:left w:w="180" w:type="dxa"/>
+              <w:bottom w:w="120" w:type="dxa"/>
+              <w:right w:w="180" w:type="dxa"/>
+            </w:tcMar>
             <w:vAlign w:val="center"/>
             <w:hideMark/>
           </w:tcPr>
@@ -366,40 +454,26 @@
         <w:tc>
           <w:tcPr>
             <w:tcW w:w="0" w:type="auto"/>
-            <w:vAlign w:val="center"/>
-            <w:hideMark/>
-          </w:tcPr>
-          <w:p>
-            <w:r>
-              <w:t>27.5%</w:t>
-            </w:r>
-          </w:p>
-        </w:tc>
-      </w:tr>
-      <w:tr>
-        <w:trPr>
-          <w:tblCellSpacing w:w="15" w:type="dxa"/>
-        </w:trPr>
-        <w:tc>
-          <w:tcPr>
-            <w:tcW w:w="0" w:type="auto"/>
-            <w:vAlign w:val="center"/>
-          </w:tcPr>
-          <w:p>
-            <w:pPr>
-              <w:rPr>
-                <w:b/>
-                <w:bCs/>
-              </w:rPr>
-            </w:pPr>
-          </w:p>
-        </w:tc>
-        <w:tc>
-          <w:tcPr>
-            <w:tcW w:w="0" w:type="auto"/>
-            <w:vAlign w:val="center"/>
-          </w:tcPr>
-          <w:p/>
+            <w:tcBorders>
+              <w:top w:val="single" w:sz="6" w:space="0" w:color="C4C7C5"/>
+              <w:left w:val="single" w:sz="6" w:space="0" w:color="C4C7C5"/>
+              <w:bottom w:val="single" w:sz="6" w:space="0" w:color="C4C7C5"/>
+              <w:right w:val="single" w:sz="6" w:space="0" w:color="C4C7C5"/>
+            </w:tcBorders>
+            <w:tcMar>
+              <w:top w:w="120" w:type="dxa"/>
+              <w:left w:w="180" w:type="dxa"/>
+              <w:bottom w:w="120" w:type="dxa"/>
+              <w:right w:w="180" w:type="dxa"/>
+            </w:tcMar>
+            <w:vAlign w:val="center"/>
+            <w:hideMark/>
+          </w:tcPr>
+          <w:p>
+            <w:r>
+              <w:t>32.5%</w:t>
+            </w:r>
+          </w:p>
         </w:tc>
       </w:tr>
     </w:tbl>
@@ -431,8 +505,8 @@
         <w:tblLook w:val="04A0" w:firstRow="1" w:lastRow="0" w:firstColumn="1" w:lastColumn="0" w:noHBand="0" w:noVBand="1"/>
       </w:tblPr>
       <w:tblGrid>
-        <w:gridCol w:w="2333"/>
-        <w:gridCol w:w="1661"/>
+        <w:gridCol w:w="2693"/>
+        <w:gridCol w:w="2021"/>
       </w:tblGrid>
       <w:tr>
         <w:trPr>
@@ -442,16 +516,22 @@
         <w:tc>
           <w:tcPr>
             <w:tcW w:w="0" w:type="auto"/>
-            <w:vAlign w:val="center"/>
-            <w:hideMark/>
-          </w:tcPr>
-          <w:p>
-            <w:pPr>
-              <w:rPr>
-                <w:b/>
-                <w:bCs/>
-              </w:rPr>
-            </w:pPr>
+            <w:tcBorders>
+              <w:top w:val="single" w:sz="6" w:space="0" w:color="C4C7C5"/>
+              <w:left w:val="single" w:sz="6" w:space="0" w:color="C4C7C5"/>
+              <w:bottom w:val="single" w:sz="6" w:space="0" w:color="C4C7C5"/>
+              <w:right w:val="single" w:sz="6" w:space="0" w:color="C4C7C5"/>
+            </w:tcBorders>
+            <w:tcMar>
+              <w:top w:w="120" w:type="dxa"/>
+              <w:left w:w="180" w:type="dxa"/>
+              <w:bottom w:w="120" w:type="dxa"/>
+              <w:right w:w="180" w:type="dxa"/>
+            </w:tcMar>
+            <w:vAlign w:val="center"/>
+            <w:hideMark/>
+          </w:tcPr>
+          <w:p>
             <w:r>
               <w:rPr>
                 <w:b/>
@@ -464,16 +544,22 @@
         <w:tc>
           <w:tcPr>
             <w:tcW w:w="0" w:type="auto"/>
-            <w:vAlign w:val="center"/>
-            <w:hideMark/>
-          </w:tcPr>
-          <w:p>
-            <w:pPr>
-              <w:rPr>
-                <w:b/>
-                <w:bCs/>
-              </w:rPr>
-            </w:pPr>
+            <w:tcBorders>
+              <w:top w:val="single" w:sz="6" w:space="0" w:color="C4C7C5"/>
+              <w:left w:val="single" w:sz="6" w:space="0" w:color="C4C7C5"/>
+              <w:bottom w:val="single" w:sz="6" w:space="0" w:color="C4C7C5"/>
+              <w:right w:val="single" w:sz="6" w:space="0" w:color="C4C7C5"/>
+            </w:tcBorders>
+            <w:tcMar>
+              <w:top w:w="120" w:type="dxa"/>
+              <w:left w:w="180" w:type="dxa"/>
+              <w:bottom w:w="120" w:type="dxa"/>
+              <w:right w:w="180" w:type="dxa"/>
+            </w:tcMar>
+            <w:vAlign w:val="center"/>
+            <w:hideMark/>
+          </w:tcPr>
+          <w:p>
             <w:r>
               <w:rPr>
                 <w:b/>
@@ -491,6 +577,18 @@
         <w:tc>
           <w:tcPr>
             <w:tcW w:w="0" w:type="auto"/>
+            <w:tcBorders>
+              <w:top w:val="single" w:sz="6" w:space="0" w:color="C4C7C5"/>
+              <w:left w:val="single" w:sz="6" w:space="0" w:color="C4C7C5"/>
+              <w:bottom w:val="single" w:sz="6" w:space="0" w:color="C4C7C5"/>
+              <w:right w:val="single" w:sz="6" w:space="0" w:color="C4C7C5"/>
+            </w:tcBorders>
+            <w:tcMar>
+              <w:top w:w="120" w:type="dxa"/>
+              <w:left w:w="180" w:type="dxa"/>
+              <w:bottom w:w="120" w:type="dxa"/>
+              <w:right w:w="180" w:type="dxa"/>
+            </w:tcMar>
             <w:vAlign w:val="center"/>
             <w:hideMark/>
           </w:tcPr>
@@ -507,12 +605,24 @@
         <w:tc>
           <w:tcPr>
             <w:tcW w:w="0" w:type="auto"/>
-            <w:vAlign w:val="center"/>
-            <w:hideMark/>
-          </w:tcPr>
-          <w:p>
-            <w:r>
-              <w:t>06 August 2026</w:t>
+            <w:tcBorders>
+              <w:top w:val="single" w:sz="6" w:space="0" w:color="C4C7C5"/>
+              <w:left w:val="single" w:sz="6" w:space="0" w:color="C4C7C5"/>
+              <w:bottom w:val="single" w:sz="6" w:space="0" w:color="C4C7C5"/>
+              <w:right w:val="single" w:sz="6" w:space="0" w:color="C4C7C5"/>
+            </w:tcBorders>
+            <w:tcMar>
+              <w:top w:w="120" w:type="dxa"/>
+              <w:left w:w="180" w:type="dxa"/>
+              <w:bottom w:w="120" w:type="dxa"/>
+              <w:right w:w="180" w:type="dxa"/>
+            </w:tcMar>
+            <w:vAlign w:val="center"/>
+            <w:hideMark/>
+          </w:tcPr>
+          <w:p>
+            <w:r>
+              <w:t>07 August 2026</w:t>
             </w:r>
           </w:p>
         </w:tc>
@@ -524,6 +634,18 @@
         <w:tc>
           <w:tcPr>
             <w:tcW w:w="0" w:type="auto"/>
+            <w:tcBorders>
+              <w:top w:val="single" w:sz="6" w:space="0" w:color="C4C7C5"/>
+              <w:left w:val="single" w:sz="6" w:space="0" w:color="C4C7C5"/>
+              <w:bottom w:val="single" w:sz="6" w:space="0" w:color="C4C7C5"/>
+              <w:right w:val="single" w:sz="6" w:space="0" w:color="C4C7C5"/>
+            </w:tcBorders>
+            <w:tcMar>
+              <w:top w:w="120" w:type="dxa"/>
+              <w:left w:w="180" w:type="dxa"/>
+              <w:bottom w:w="120" w:type="dxa"/>
+              <w:right w:w="180" w:type="dxa"/>
+            </w:tcMar>
             <w:vAlign w:val="center"/>
             <w:hideMark/>
           </w:tcPr>
@@ -540,6 +662,18 @@
         <w:tc>
           <w:tcPr>
             <w:tcW w:w="0" w:type="auto"/>
+            <w:tcBorders>
+              <w:top w:val="single" w:sz="6" w:space="0" w:color="C4C7C5"/>
+              <w:left w:val="single" w:sz="6" w:space="0" w:color="C4C7C5"/>
+              <w:bottom w:val="single" w:sz="6" w:space="0" w:color="C4C7C5"/>
+              <w:right w:val="single" w:sz="6" w:space="0" w:color="C4C7C5"/>
+            </w:tcBorders>
+            <w:tcMar>
+              <w:top w:w="120" w:type="dxa"/>
+              <w:left w:w="180" w:type="dxa"/>
+              <w:bottom w:w="120" w:type="dxa"/>
+              <w:right w:w="180" w:type="dxa"/>
+            </w:tcMar>
             <w:vAlign w:val="center"/>
             <w:hideMark/>
           </w:tcPr>
@@ -557,6 +691,18 @@
         <w:tc>
           <w:tcPr>
             <w:tcW w:w="0" w:type="auto"/>
+            <w:tcBorders>
+              <w:top w:val="single" w:sz="6" w:space="0" w:color="C4C7C5"/>
+              <w:left w:val="single" w:sz="6" w:space="0" w:color="C4C7C5"/>
+              <w:bottom w:val="single" w:sz="6" w:space="0" w:color="C4C7C5"/>
+              <w:right w:val="single" w:sz="6" w:space="0" w:color="C4C7C5"/>
+            </w:tcBorders>
+            <w:tcMar>
+              <w:top w:w="120" w:type="dxa"/>
+              <w:left w:w="180" w:type="dxa"/>
+              <w:bottom w:w="120" w:type="dxa"/>
+              <w:right w:w="180" w:type="dxa"/>
+            </w:tcMar>
             <w:vAlign w:val="center"/>
             <w:hideMark/>
           </w:tcPr>
@@ -573,42 +719,26 @@
         <w:tc>
           <w:tcPr>
             <w:tcW w:w="0" w:type="auto"/>
-            <w:vAlign w:val="center"/>
-            <w:hideMark/>
-          </w:tcPr>
-          <w:p>
-            <w:r>
-              <w:t>275</w:t>
-            </w:r>
-          </w:p>
-        </w:tc>
-      </w:tr>
-      <w:tr>
-        <w:trPr>
-          <w:tblCellSpacing w:w="15" w:type="dxa"/>
-        </w:trPr>
-        <w:tc>
-          <w:tcPr>
-            <w:tcW w:w="0" w:type="auto"/>
-            <w:vAlign w:val="center"/>
-          </w:tcPr>
-          <w:p>
-            <w:pPr>
-              <w:rPr>
-                <w:b/>
-                <w:bCs/>
-              </w:rPr>
-            </w:pPr>
-          </w:p>
-        </w:tc>
-        <w:tc>
-          <w:tcPr>
-            <w:tcW w:w="0" w:type="auto"/>
-            <w:vAlign w:val="center"/>
-          </w:tcPr>
-          <w:p/>
-          <w:p/>
-          <w:p/>
+            <w:tcBorders>
+              <w:top w:val="single" w:sz="6" w:space="0" w:color="C4C7C5"/>
+              <w:left w:val="single" w:sz="6" w:space="0" w:color="C4C7C5"/>
+              <w:bottom w:val="single" w:sz="6" w:space="0" w:color="C4C7C5"/>
+              <w:right w:val="single" w:sz="6" w:space="0" w:color="C4C7C5"/>
+            </w:tcBorders>
+            <w:tcMar>
+              <w:top w:w="120" w:type="dxa"/>
+              <w:left w:w="180" w:type="dxa"/>
+              <w:bottom w:w="120" w:type="dxa"/>
+              <w:right w:w="180" w:type="dxa"/>
+            </w:tcMar>
+            <w:vAlign w:val="center"/>
+            <w:hideMark/>
+          </w:tcPr>
+          <w:p>
+            <w:r>
+              <w:t>325</w:t>
+            </w:r>
+          </w:p>
         </w:tc>
       </w:tr>
     </w:tbl>
@@ -624,7 +754,6 @@
           <w:b/>
           <w:bCs/>
         </w:rPr>
-        <w:lastRenderedPageBreak/>
         <w:t>Repository Records</w:t>
       </w:r>
     </w:p>
@@ -641,8 +770,8 @@
         <w:tblLook w:val="04A0" w:firstRow="1" w:lastRow="0" w:firstColumn="1" w:lastColumn="0" w:noHBand="0" w:noVBand="1"/>
       </w:tblPr>
       <w:tblGrid>
-        <w:gridCol w:w="3447"/>
-        <w:gridCol w:w="2101"/>
+        <w:gridCol w:w="3807"/>
+        <w:gridCol w:w="2461"/>
       </w:tblGrid>
       <w:tr>
         <w:trPr>
@@ -652,21 +781,28 @@
         <w:tc>
           <w:tcPr>
             <w:tcW w:w="0" w:type="auto"/>
-            <w:vAlign w:val="center"/>
-            <w:hideMark/>
-          </w:tcPr>
-          <w:p>
-            <w:pPr>
+            <w:tcBorders>
+              <w:top w:val="single" w:sz="6" w:space="0" w:color="C4C7C5"/>
+              <w:left w:val="single" w:sz="6" w:space="0" w:color="C4C7C5"/>
+              <w:bottom w:val="single" w:sz="6" w:space="0" w:color="C4C7C5"/>
+              <w:right w:val="single" w:sz="6" w:space="0" w:color="C4C7C5"/>
+            </w:tcBorders>
+            <w:tcMar>
+              <w:top w:w="120" w:type="dxa"/>
+              <w:left w:w="180" w:type="dxa"/>
+              <w:bottom w:w="120" w:type="dxa"/>
+              <w:right w:w="180" w:type="dxa"/>
+            </w:tcMar>
+            <w:vAlign w:val="center"/>
+            <w:hideMark/>
+          </w:tcPr>
+          <w:p>
+            <w:r>
               <w:rPr>
                 <w:b/>
                 <w:bCs/>
               </w:rPr>
-            </w:pPr>
-            <w:r>
-              <w:rPr>
-                <w:b/>
-                <w:bCs/>
-              </w:rPr>
+              <w:lastRenderedPageBreak/>
               <w:t>Record</w:t>
             </w:r>
           </w:p>
@@ -674,16 +810,22 @@
         <w:tc>
           <w:tcPr>
             <w:tcW w:w="0" w:type="auto"/>
-            <w:vAlign w:val="center"/>
-            <w:hideMark/>
-          </w:tcPr>
-          <w:p>
-            <w:pPr>
-              <w:rPr>
-                <w:b/>
-                <w:bCs/>
-              </w:rPr>
-            </w:pPr>
+            <w:tcBorders>
+              <w:top w:val="single" w:sz="6" w:space="0" w:color="C4C7C5"/>
+              <w:left w:val="single" w:sz="6" w:space="0" w:color="C4C7C5"/>
+              <w:bottom w:val="single" w:sz="6" w:space="0" w:color="C4C7C5"/>
+              <w:right w:val="single" w:sz="6" w:space="0" w:color="C4C7C5"/>
+            </w:tcBorders>
+            <w:tcMar>
+              <w:top w:w="120" w:type="dxa"/>
+              <w:left w:w="180" w:type="dxa"/>
+              <w:bottom w:w="120" w:type="dxa"/>
+              <w:right w:w="180" w:type="dxa"/>
+            </w:tcMar>
+            <w:vAlign w:val="center"/>
+            <w:hideMark/>
+          </w:tcPr>
+          <w:p>
             <w:r>
               <w:rPr>
                 <w:b/>
@@ -701,6 +843,18 @@
         <w:tc>
           <w:tcPr>
             <w:tcW w:w="0" w:type="auto"/>
+            <w:tcBorders>
+              <w:top w:val="single" w:sz="6" w:space="0" w:color="C4C7C5"/>
+              <w:left w:val="single" w:sz="6" w:space="0" w:color="C4C7C5"/>
+              <w:bottom w:val="single" w:sz="6" w:space="0" w:color="C4C7C5"/>
+              <w:right w:val="single" w:sz="6" w:space="0" w:color="C4C7C5"/>
+            </w:tcBorders>
+            <w:tcMar>
+              <w:top w:w="120" w:type="dxa"/>
+              <w:left w:w="180" w:type="dxa"/>
+              <w:bottom w:w="120" w:type="dxa"/>
+              <w:right w:w="180" w:type="dxa"/>
+            </w:tcMar>
             <w:vAlign w:val="center"/>
             <w:hideMark/>
           </w:tcPr>
@@ -717,6 +871,18 @@
         <w:tc>
           <w:tcPr>
             <w:tcW w:w="0" w:type="auto"/>
+            <w:tcBorders>
+              <w:top w:val="single" w:sz="6" w:space="0" w:color="C4C7C5"/>
+              <w:left w:val="single" w:sz="6" w:space="0" w:color="C4C7C5"/>
+              <w:bottom w:val="single" w:sz="6" w:space="0" w:color="C4C7C5"/>
+              <w:right w:val="single" w:sz="6" w:space="0" w:color="C4C7C5"/>
+            </w:tcBorders>
+            <w:tcMar>
+              <w:top w:w="120" w:type="dxa"/>
+              <w:left w:w="180" w:type="dxa"/>
+              <w:bottom w:w="120" w:type="dxa"/>
+              <w:right w:w="180" w:type="dxa"/>
+            </w:tcMar>
             <w:vAlign w:val="center"/>
             <w:hideMark/>
           </w:tcPr>
@@ -734,6 +900,18 @@
         <w:tc>
           <w:tcPr>
             <w:tcW w:w="0" w:type="auto"/>
+            <w:tcBorders>
+              <w:top w:val="single" w:sz="6" w:space="0" w:color="C4C7C5"/>
+              <w:left w:val="single" w:sz="6" w:space="0" w:color="C4C7C5"/>
+              <w:bottom w:val="single" w:sz="6" w:space="0" w:color="C4C7C5"/>
+              <w:right w:val="single" w:sz="6" w:space="0" w:color="C4C7C5"/>
+            </w:tcBorders>
+            <w:tcMar>
+              <w:top w:w="120" w:type="dxa"/>
+              <w:left w:w="180" w:type="dxa"/>
+              <w:bottom w:w="120" w:type="dxa"/>
+              <w:right w:w="180" w:type="dxa"/>
+            </w:tcMar>
             <w:vAlign w:val="center"/>
             <w:hideMark/>
           </w:tcPr>
@@ -750,12 +928,24 @@
         <w:tc>
           <w:tcPr>
             <w:tcW w:w="0" w:type="auto"/>
-            <w:vAlign w:val="center"/>
-            <w:hideMark/>
-          </w:tcPr>
-          <w:p>
-            <w:r>
-              <w:t>06 August 2026</w:t>
+            <w:tcBorders>
+              <w:top w:val="single" w:sz="6" w:space="0" w:color="C4C7C5"/>
+              <w:left w:val="single" w:sz="6" w:space="0" w:color="C4C7C5"/>
+              <w:bottom w:val="single" w:sz="6" w:space="0" w:color="C4C7C5"/>
+              <w:right w:val="single" w:sz="6" w:space="0" w:color="C4C7C5"/>
+            </w:tcBorders>
+            <w:tcMar>
+              <w:top w:w="120" w:type="dxa"/>
+              <w:left w:w="180" w:type="dxa"/>
+              <w:bottom w:w="120" w:type="dxa"/>
+              <w:right w:w="180" w:type="dxa"/>
+            </w:tcMar>
+            <w:vAlign w:val="center"/>
+            <w:hideMark/>
+          </w:tcPr>
+          <w:p>
+            <w:r>
+              <w:t>07 August 2026</w:t>
             </w:r>
           </w:p>
         </w:tc>
@@ -767,6 +957,18 @@
         <w:tc>
           <w:tcPr>
             <w:tcW w:w="0" w:type="auto"/>
+            <w:tcBorders>
+              <w:top w:val="single" w:sz="6" w:space="0" w:color="C4C7C5"/>
+              <w:left w:val="single" w:sz="6" w:space="0" w:color="C4C7C5"/>
+              <w:bottom w:val="single" w:sz="6" w:space="0" w:color="C4C7C5"/>
+              <w:right w:val="single" w:sz="6" w:space="0" w:color="C4C7C5"/>
+            </w:tcBorders>
+            <w:tcMar>
+              <w:top w:w="120" w:type="dxa"/>
+              <w:left w:w="180" w:type="dxa"/>
+              <w:bottom w:w="120" w:type="dxa"/>
+              <w:right w:w="180" w:type="dxa"/>
+            </w:tcMar>
             <w:vAlign w:val="center"/>
             <w:hideMark/>
           </w:tcPr>
@@ -783,12 +985,24 @@
         <w:tc>
           <w:tcPr>
             <w:tcW w:w="0" w:type="auto"/>
-            <w:vAlign w:val="center"/>
-            <w:hideMark/>
-          </w:tcPr>
-          <w:p>
-            <w:r>
-              <w:t>275</w:t>
+            <w:tcBorders>
+              <w:top w:val="single" w:sz="6" w:space="0" w:color="C4C7C5"/>
+              <w:left w:val="single" w:sz="6" w:space="0" w:color="C4C7C5"/>
+              <w:bottom w:val="single" w:sz="6" w:space="0" w:color="C4C7C5"/>
+              <w:right w:val="single" w:sz="6" w:space="0" w:color="C4C7C5"/>
+            </w:tcBorders>
+            <w:tcMar>
+              <w:top w:w="120" w:type="dxa"/>
+              <w:left w:w="180" w:type="dxa"/>
+              <w:bottom w:w="120" w:type="dxa"/>
+              <w:right w:w="180" w:type="dxa"/>
+            </w:tcMar>
+            <w:vAlign w:val="center"/>
+            <w:hideMark/>
+          </w:tcPr>
+          <w:p>
+            <w:r>
+              <w:t>325</w:t>
             </w:r>
           </w:p>
         </w:tc>
@@ -800,6 +1014,18 @@
         <w:tc>
           <w:tcPr>
             <w:tcW w:w="0" w:type="auto"/>
+            <w:tcBorders>
+              <w:top w:val="single" w:sz="6" w:space="0" w:color="C4C7C5"/>
+              <w:left w:val="single" w:sz="6" w:space="0" w:color="C4C7C5"/>
+              <w:bottom w:val="single" w:sz="6" w:space="0" w:color="C4C7C5"/>
+              <w:right w:val="single" w:sz="6" w:space="0" w:color="C4C7C5"/>
+            </w:tcBorders>
+            <w:tcMar>
+              <w:top w:w="120" w:type="dxa"/>
+              <w:left w:w="180" w:type="dxa"/>
+              <w:bottom w:w="120" w:type="dxa"/>
+              <w:right w:w="180" w:type="dxa"/>
+            </w:tcMar>
             <w:vAlign w:val="center"/>
             <w:hideMark/>
           </w:tcPr>
@@ -816,25 +1042,29 @@
         <w:tc>
           <w:tcPr>
             <w:tcW w:w="0" w:type="auto"/>
-            <w:vAlign w:val="center"/>
-            <w:hideMark/>
-          </w:tcPr>
-          <w:p>
-            <w:r>
-              <w:t>7 Days</w:t>
+            <w:tcBorders>
+              <w:top w:val="single" w:sz="6" w:space="0" w:color="C4C7C5"/>
+              <w:left w:val="single" w:sz="6" w:space="0" w:color="C4C7C5"/>
+              <w:bottom w:val="single" w:sz="6" w:space="0" w:color="C4C7C5"/>
+              <w:right w:val="single" w:sz="6" w:space="0" w:color="C4C7C5"/>
+            </w:tcBorders>
+            <w:tcMar>
+              <w:top w:w="120" w:type="dxa"/>
+              <w:left w:w="180" w:type="dxa"/>
+              <w:bottom w:w="120" w:type="dxa"/>
+              <w:right w:w="180" w:type="dxa"/>
+            </w:tcMar>
+            <w:vAlign w:val="center"/>
+            <w:hideMark/>
+          </w:tcPr>
+          <w:p>
+            <w:r>
+              <w:t>8 Days</w:t>
             </w:r>
           </w:p>
         </w:tc>
       </w:tr>
     </w:tbl>
-    <w:p>
-      <w:pPr>
-        <w:rPr>
-          <w:b/>
-          <w:bCs/>
-        </w:rPr>
-      </w:pPr>
-    </w:p>
     <w:p>
       <w:pPr>
         <w:rPr>
@@ -878,10 +1108,10 @@
         <w:tblLook w:val="04A0" w:firstRow="1" w:lastRow="0" w:firstColumn="1" w:lastColumn="0" w:noHBand="0" w:noVBand="1"/>
       </w:tblPr>
       <w:tblGrid>
-        <w:gridCol w:w="701"/>
-        <w:gridCol w:w="2937"/>
-        <w:gridCol w:w="2288"/>
-        <w:gridCol w:w="2508"/>
+        <w:gridCol w:w="1061"/>
+        <w:gridCol w:w="2951"/>
+        <w:gridCol w:w="2390"/>
+        <w:gridCol w:w="2608"/>
       </w:tblGrid>
       <w:tr>
         <w:trPr>
@@ -891,16 +1121,22 @@
         <w:tc>
           <w:tcPr>
             <w:tcW w:w="0" w:type="auto"/>
-            <w:vAlign w:val="center"/>
-            <w:hideMark/>
-          </w:tcPr>
-          <w:p>
-            <w:pPr>
-              <w:rPr>
-                <w:b/>
-                <w:bCs/>
-              </w:rPr>
-            </w:pPr>
+            <w:tcBorders>
+              <w:top w:val="single" w:sz="6" w:space="0" w:color="C4C7C5"/>
+              <w:left w:val="single" w:sz="6" w:space="0" w:color="C4C7C5"/>
+              <w:bottom w:val="single" w:sz="6" w:space="0" w:color="C4C7C5"/>
+              <w:right w:val="single" w:sz="6" w:space="0" w:color="C4C7C5"/>
+            </w:tcBorders>
+            <w:tcMar>
+              <w:top w:w="120" w:type="dxa"/>
+              <w:left w:w="180" w:type="dxa"/>
+              <w:bottom w:w="120" w:type="dxa"/>
+              <w:right w:w="180" w:type="dxa"/>
+            </w:tcMar>
+            <w:vAlign w:val="center"/>
+            <w:hideMark/>
+          </w:tcPr>
+          <w:p>
             <w:r>
               <w:rPr>
                 <w:b/>
@@ -913,16 +1149,22 @@
         <w:tc>
           <w:tcPr>
             <w:tcW w:w="0" w:type="auto"/>
-            <w:vAlign w:val="center"/>
-            <w:hideMark/>
-          </w:tcPr>
-          <w:p>
-            <w:pPr>
-              <w:rPr>
-                <w:b/>
-                <w:bCs/>
-              </w:rPr>
-            </w:pPr>
+            <w:tcBorders>
+              <w:top w:val="single" w:sz="6" w:space="0" w:color="C4C7C5"/>
+              <w:left w:val="single" w:sz="6" w:space="0" w:color="C4C7C5"/>
+              <w:bottom w:val="single" w:sz="6" w:space="0" w:color="C4C7C5"/>
+              <w:right w:val="single" w:sz="6" w:space="0" w:color="C4C7C5"/>
+            </w:tcBorders>
+            <w:tcMar>
+              <w:top w:w="120" w:type="dxa"/>
+              <w:left w:w="180" w:type="dxa"/>
+              <w:bottom w:w="120" w:type="dxa"/>
+              <w:right w:w="180" w:type="dxa"/>
+            </w:tcMar>
+            <w:vAlign w:val="center"/>
+            <w:hideMark/>
+          </w:tcPr>
+          <w:p>
             <w:r>
               <w:rPr>
                 <w:b/>
@@ -935,16 +1177,22 @@
         <w:tc>
           <w:tcPr>
             <w:tcW w:w="0" w:type="auto"/>
-            <w:vAlign w:val="center"/>
-            <w:hideMark/>
-          </w:tcPr>
-          <w:p>
-            <w:pPr>
-              <w:rPr>
-                <w:b/>
-                <w:bCs/>
-              </w:rPr>
-            </w:pPr>
+            <w:tcBorders>
+              <w:top w:val="single" w:sz="6" w:space="0" w:color="C4C7C5"/>
+              <w:left w:val="single" w:sz="6" w:space="0" w:color="C4C7C5"/>
+              <w:bottom w:val="single" w:sz="6" w:space="0" w:color="C4C7C5"/>
+              <w:right w:val="single" w:sz="6" w:space="0" w:color="C4C7C5"/>
+            </w:tcBorders>
+            <w:tcMar>
+              <w:top w:w="120" w:type="dxa"/>
+              <w:left w:w="180" w:type="dxa"/>
+              <w:bottom w:w="120" w:type="dxa"/>
+              <w:right w:w="180" w:type="dxa"/>
+            </w:tcMar>
+            <w:vAlign w:val="center"/>
+            <w:hideMark/>
+          </w:tcPr>
+          <w:p>
             <w:r>
               <w:rPr>
                 <w:b/>
@@ -957,16 +1205,22 @@
         <w:tc>
           <w:tcPr>
             <w:tcW w:w="0" w:type="auto"/>
-            <w:vAlign w:val="center"/>
-            <w:hideMark/>
-          </w:tcPr>
-          <w:p>
-            <w:pPr>
-              <w:rPr>
-                <w:b/>
-                <w:bCs/>
-              </w:rPr>
-            </w:pPr>
+            <w:tcBorders>
+              <w:top w:val="single" w:sz="6" w:space="0" w:color="C4C7C5"/>
+              <w:left w:val="single" w:sz="6" w:space="0" w:color="C4C7C5"/>
+              <w:bottom w:val="single" w:sz="6" w:space="0" w:color="C4C7C5"/>
+              <w:right w:val="single" w:sz="6" w:space="0" w:color="C4C7C5"/>
+            </w:tcBorders>
+            <w:tcMar>
+              <w:top w:w="120" w:type="dxa"/>
+              <w:left w:w="180" w:type="dxa"/>
+              <w:bottom w:w="120" w:type="dxa"/>
+              <w:right w:w="180" w:type="dxa"/>
+            </w:tcMar>
+            <w:vAlign w:val="center"/>
+            <w:hideMark/>
+          </w:tcPr>
+          <w:p>
             <w:r>
               <w:rPr>
                 <w:b/>
@@ -984,6 +1238,18 @@
         <w:tc>
           <w:tcPr>
             <w:tcW w:w="0" w:type="auto"/>
+            <w:tcBorders>
+              <w:top w:val="single" w:sz="6" w:space="0" w:color="C4C7C5"/>
+              <w:left w:val="single" w:sz="6" w:space="0" w:color="C4C7C5"/>
+              <w:bottom w:val="single" w:sz="6" w:space="0" w:color="C4C7C5"/>
+              <w:right w:val="single" w:sz="6" w:space="0" w:color="C4C7C5"/>
+            </w:tcBorders>
+            <w:tcMar>
+              <w:top w:w="120" w:type="dxa"/>
+              <w:left w:w="180" w:type="dxa"/>
+              <w:bottom w:w="120" w:type="dxa"/>
+              <w:right w:w="180" w:type="dxa"/>
+            </w:tcMar>
             <w:vAlign w:val="center"/>
             <w:hideMark/>
           </w:tcPr>
@@ -1000,6 +1266,18 @@
         <w:tc>
           <w:tcPr>
             <w:tcW w:w="0" w:type="auto"/>
+            <w:tcBorders>
+              <w:top w:val="single" w:sz="6" w:space="0" w:color="C4C7C5"/>
+              <w:left w:val="single" w:sz="6" w:space="0" w:color="C4C7C5"/>
+              <w:bottom w:val="single" w:sz="6" w:space="0" w:color="C4C7C5"/>
+              <w:right w:val="single" w:sz="6" w:space="0" w:color="C4C7C5"/>
+            </w:tcBorders>
+            <w:tcMar>
+              <w:top w:w="120" w:type="dxa"/>
+              <w:left w:w="180" w:type="dxa"/>
+              <w:bottom w:w="120" w:type="dxa"/>
+              <w:right w:w="180" w:type="dxa"/>
+            </w:tcMar>
             <w:vAlign w:val="center"/>
             <w:hideMark/>
           </w:tcPr>
@@ -1012,6 +1290,18 @@
         <w:tc>
           <w:tcPr>
             <w:tcW w:w="0" w:type="auto"/>
+            <w:tcBorders>
+              <w:top w:val="single" w:sz="6" w:space="0" w:color="C4C7C5"/>
+              <w:left w:val="single" w:sz="6" w:space="0" w:color="C4C7C5"/>
+              <w:bottom w:val="single" w:sz="6" w:space="0" w:color="C4C7C5"/>
+              <w:right w:val="single" w:sz="6" w:space="0" w:color="C4C7C5"/>
+            </w:tcBorders>
+            <w:tcMar>
+              <w:top w:w="120" w:type="dxa"/>
+              <w:left w:w="180" w:type="dxa"/>
+              <w:bottom w:w="120" w:type="dxa"/>
+              <w:right w:w="180" w:type="dxa"/>
+            </w:tcMar>
             <w:vAlign w:val="center"/>
             <w:hideMark/>
           </w:tcPr>
@@ -1024,6 +1314,18 @@
         <w:tc>
           <w:tcPr>
             <w:tcW w:w="0" w:type="auto"/>
+            <w:tcBorders>
+              <w:top w:val="single" w:sz="6" w:space="0" w:color="C4C7C5"/>
+              <w:left w:val="single" w:sz="6" w:space="0" w:color="C4C7C5"/>
+              <w:bottom w:val="single" w:sz="6" w:space="0" w:color="C4C7C5"/>
+              <w:right w:val="single" w:sz="6" w:space="0" w:color="C4C7C5"/>
+            </w:tcBorders>
+            <w:tcMar>
+              <w:top w:w="120" w:type="dxa"/>
+              <w:left w:w="180" w:type="dxa"/>
+              <w:bottom w:w="120" w:type="dxa"/>
+              <w:right w:w="180" w:type="dxa"/>
+            </w:tcMar>
             <w:vAlign w:val="center"/>
             <w:hideMark/>
           </w:tcPr>
@@ -1041,6 +1343,18 @@
         <w:tc>
           <w:tcPr>
             <w:tcW w:w="0" w:type="auto"/>
+            <w:tcBorders>
+              <w:top w:val="single" w:sz="6" w:space="0" w:color="C4C7C5"/>
+              <w:left w:val="single" w:sz="6" w:space="0" w:color="C4C7C5"/>
+              <w:bottom w:val="single" w:sz="6" w:space="0" w:color="C4C7C5"/>
+              <w:right w:val="single" w:sz="6" w:space="0" w:color="C4C7C5"/>
+            </w:tcBorders>
+            <w:tcMar>
+              <w:top w:w="120" w:type="dxa"/>
+              <w:left w:w="180" w:type="dxa"/>
+              <w:bottom w:w="120" w:type="dxa"/>
+              <w:right w:w="180" w:type="dxa"/>
+            </w:tcMar>
             <w:vAlign w:val="center"/>
             <w:hideMark/>
           </w:tcPr>
@@ -1057,6 +1371,18 @@
         <w:tc>
           <w:tcPr>
             <w:tcW w:w="0" w:type="auto"/>
+            <w:tcBorders>
+              <w:top w:val="single" w:sz="6" w:space="0" w:color="C4C7C5"/>
+              <w:left w:val="single" w:sz="6" w:space="0" w:color="C4C7C5"/>
+              <w:bottom w:val="single" w:sz="6" w:space="0" w:color="C4C7C5"/>
+              <w:right w:val="single" w:sz="6" w:space="0" w:color="C4C7C5"/>
+            </w:tcBorders>
+            <w:tcMar>
+              <w:top w:w="120" w:type="dxa"/>
+              <w:left w:w="180" w:type="dxa"/>
+              <w:bottom w:w="120" w:type="dxa"/>
+              <w:right w:w="180" w:type="dxa"/>
+            </w:tcMar>
             <w:vAlign w:val="center"/>
             <w:hideMark/>
           </w:tcPr>
@@ -1069,6 +1395,18 @@
         <w:tc>
           <w:tcPr>
             <w:tcW w:w="0" w:type="auto"/>
+            <w:tcBorders>
+              <w:top w:val="single" w:sz="6" w:space="0" w:color="C4C7C5"/>
+              <w:left w:val="single" w:sz="6" w:space="0" w:color="C4C7C5"/>
+              <w:bottom w:val="single" w:sz="6" w:space="0" w:color="C4C7C5"/>
+              <w:right w:val="single" w:sz="6" w:space="0" w:color="C4C7C5"/>
+            </w:tcBorders>
+            <w:tcMar>
+              <w:top w:w="120" w:type="dxa"/>
+              <w:left w:w="180" w:type="dxa"/>
+              <w:bottom w:w="120" w:type="dxa"/>
+              <w:right w:w="180" w:type="dxa"/>
+            </w:tcMar>
             <w:vAlign w:val="center"/>
             <w:hideMark/>
           </w:tcPr>
@@ -1081,6 +1419,18 @@
         <w:tc>
           <w:tcPr>
             <w:tcW w:w="0" w:type="auto"/>
+            <w:tcBorders>
+              <w:top w:val="single" w:sz="6" w:space="0" w:color="C4C7C5"/>
+              <w:left w:val="single" w:sz="6" w:space="0" w:color="C4C7C5"/>
+              <w:bottom w:val="single" w:sz="6" w:space="0" w:color="C4C7C5"/>
+              <w:right w:val="single" w:sz="6" w:space="0" w:color="C4C7C5"/>
+            </w:tcBorders>
+            <w:tcMar>
+              <w:top w:w="120" w:type="dxa"/>
+              <w:left w:w="180" w:type="dxa"/>
+              <w:bottom w:w="120" w:type="dxa"/>
+              <w:right w:w="180" w:type="dxa"/>
+            </w:tcMar>
             <w:vAlign w:val="center"/>
             <w:hideMark/>
           </w:tcPr>
@@ -1098,6 +1448,18 @@
         <w:tc>
           <w:tcPr>
             <w:tcW w:w="0" w:type="auto"/>
+            <w:tcBorders>
+              <w:top w:val="single" w:sz="6" w:space="0" w:color="C4C7C5"/>
+              <w:left w:val="single" w:sz="6" w:space="0" w:color="C4C7C5"/>
+              <w:bottom w:val="single" w:sz="6" w:space="0" w:color="C4C7C5"/>
+              <w:right w:val="single" w:sz="6" w:space="0" w:color="C4C7C5"/>
+            </w:tcBorders>
+            <w:tcMar>
+              <w:top w:w="120" w:type="dxa"/>
+              <w:left w:w="180" w:type="dxa"/>
+              <w:bottom w:w="120" w:type="dxa"/>
+              <w:right w:w="180" w:type="dxa"/>
+            </w:tcMar>
             <w:vAlign w:val="center"/>
             <w:hideMark/>
           </w:tcPr>
@@ -1114,6 +1476,18 @@
         <w:tc>
           <w:tcPr>
             <w:tcW w:w="0" w:type="auto"/>
+            <w:tcBorders>
+              <w:top w:val="single" w:sz="6" w:space="0" w:color="C4C7C5"/>
+              <w:left w:val="single" w:sz="6" w:space="0" w:color="C4C7C5"/>
+              <w:bottom w:val="single" w:sz="6" w:space="0" w:color="C4C7C5"/>
+              <w:right w:val="single" w:sz="6" w:space="0" w:color="C4C7C5"/>
+            </w:tcBorders>
+            <w:tcMar>
+              <w:top w:w="120" w:type="dxa"/>
+              <w:left w:w="180" w:type="dxa"/>
+              <w:bottom w:w="120" w:type="dxa"/>
+              <w:right w:w="180" w:type="dxa"/>
+            </w:tcMar>
             <w:vAlign w:val="center"/>
             <w:hideMark/>
           </w:tcPr>
@@ -1126,6 +1500,18 @@
         <w:tc>
           <w:tcPr>
             <w:tcW w:w="0" w:type="auto"/>
+            <w:tcBorders>
+              <w:top w:val="single" w:sz="6" w:space="0" w:color="C4C7C5"/>
+              <w:left w:val="single" w:sz="6" w:space="0" w:color="C4C7C5"/>
+              <w:bottom w:val="single" w:sz="6" w:space="0" w:color="C4C7C5"/>
+              <w:right w:val="single" w:sz="6" w:space="0" w:color="C4C7C5"/>
+            </w:tcBorders>
+            <w:tcMar>
+              <w:top w:w="120" w:type="dxa"/>
+              <w:left w:w="180" w:type="dxa"/>
+              <w:bottom w:w="120" w:type="dxa"/>
+              <w:right w:w="180" w:type="dxa"/>
+            </w:tcMar>
             <w:vAlign w:val="center"/>
             <w:hideMark/>
           </w:tcPr>
@@ -1138,6 +1524,18 @@
         <w:tc>
           <w:tcPr>
             <w:tcW w:w="0" w:type="auto"/>
+            <w:tcBorders>
+              <w:top w:val="single" w:sz="6" w:space="0" w:color="C4C7C5"/>
+              <w:left w:val="single" w:sz="6" w:space="0" w:color="C4C7C5"/>
+              <w:bottom w:val="single" w:sz="6" w:space="0" w:color="C4C7C5"/>
+              <w:right w:val="single" w:sz="6" w:space="0" w:color="C4C7C5"/>
+            </w:tcBorders>
+            <w:tcMar>
+              <w:top w:w="120" w:type="dxa"/>
+              <w:left w:w="180" w:type="dxa"/>
+              <w:bottom w:w="120" w:type="dxa"/>
+              <w:right w:w="180" w:type="dxa"/>
+            </w:tcMar>
             <w:vAlign w:val="center"/>
             <w:hideMark/>
           </w:tcPr>
@@ -1155,6 +1553,18 @@
         <w:tc>
           <w:tcPr>
             <w:tcW w:w="0" w:type="auto"/>
+            <w:tcBorders>
+              <w:top w:val="single" w:sz="6" w:space="0" w:color="C4C7C5"/>
+              <w:left w:val="single" w:sz="6" w:space="0" w:color="C4C7C5"/>
+              <w:bottom w:val="single" w:sz="6" w:space="0" w:color="C4C7C5"/>
+              <w:right w:val="single" w:sz="6" w:space="0" w:color="C4C7C5"/>
+            </w:tcBorders>
+            <w:tcMar>
+              <w:top w:w="120" w:type="dxa"/>
+              <w:left w:w="180" w:type="dxa"/>
+              <w:bottom w:w="120" w:type="dxa"/>
+              <w:right w:w="180" w:type="dxa"/>
+            </w:tcMar>
             <w:vAlign w:val="center"/>
             <w:hideMark/>
           </w:tcPr>
@@ -1171,6 +1581,18 @@
         <w:tc>
           <w:tcPr>
             <w:tcW w:w="0" w:type="auto"/>
+            <w:tcBorders>
+              <w:top w:val="single" w:sz="6" w:space="0" w:color="C4C7C5"/>
+              <w:left w:val="single" w:sz="6" w:space="0" w:color="C4C7C5"/>
+              <w:bottom w:val="single" w:sz="6" w:space="0" w:color="C4C7C5"/>
+              <w:right w:val="single" w:sz="6" w:space="0" w:color="C4C7C5"/>
+            </w:tcBorders>
+            <w:tcMar>
+              <w:top w:w="120" w:type="dxa"/>
+              <w:left w:w="180" w:type="dxa"/>
+              <w:bottom w:w="120" w:type="dxa"/>
+              <w:right w:w="180" w:type="dxa"/>
+            </w:tcMar>
             <w:vAlign w:val="center"/>
             <w:hideMark/>
           </w:tcPr>
@@ -1183,6 +1605,18 @@
         <w:tc>
           <w:tcPr>
             <w:tcW w:w="0" w:type="auto"/>
+            <w:tcBorders>
+              <w:top w:val="single" w:sz="6" w:space="0" w:color="C4C7C5"/>
+              <w:left w:val="single" w:sz="6" w:space="0" w:color="C4C7C5"/>
+              <w:bottom w:val="single" w:sz="6" w:space="0" w:color="C4C7C5"/>
+              <w:right w:val="single" w:sz="6" w:space="0" w:color="C4C7C5"/>
+            </w:tcBorders>
+            <w:tcMar>
+              <w:top w:w="120" w:type="dxa"/>
+              <w:left w:w="180" w:type="dxa"/>
+              <w:bottom w:w="120" w:type="dxa"/>
+              <w:right w:w="180" w:type="dxa"/>
+            </w:tcMar>
             <w:vAlign w:val="center"/>
             <w:hideMark/>
           </w:tcPr>
@@ -1195,6 +1629,18 @@
         <w:tc>
           <w:tcPr>
             <w:tcW w:w="0" w:type="auto"/>
+            <w:tcBorders>
+              <w:top w:val="single" w:sz="6" w:space="0" w:color="C4C7C5"/>
+              <w:left w:val="single" w:sz="6" w:space="0" w:color="C4C7C5"/>
+              <w:bottom w:val="single" w:sz="6" w:space="0" w:color="C4C7C5"/>
+              <w:right w:val="single" w:sz="6" w:space="0" w:color="C4C7C5"/>
+            </w:tcBorders>
+            <w:tcMar>
+              <w:top w:w="120" w:type="dxa"/>
+              <w:left w:w="180" w:type="dxa"/>
+              <w:bottom w:w="120" w:type="dxa"/>
+              <w:right w:w="180" w:type="dxa"/>
+            </w:tcMar>
             <w:vAlign w:val="center"/>
             <w:hideMark/>
           </w:tcPr>
@@ -1212,6 +1658,18 @@
         <w:tc>
           <w:tcPr>
             <w:tcW w:w="0" w:type="auto"/>
+            <w:tcBorders>
+              <w:top w:val="single" w:sz="6" w:space="0" w:color="C4C7C5"/>
+              <w:left w:val="single" w:sz="6" w:space="0" w:color="C4C7C5"/>
+              <w:bottom w:val="single" w:sz="6" w:space="0" w:color="C4C7C5"/>
+              <w:right w:val="single" w:sz="6" w:space="0" w:color="C4C7C5"/>
+            </w:tcBorders>
+            <w:tcMar>
+              <w:top w:w="120" w:type="dxa"/>
+              <w:left w:w="180" w:type="dxa"/>
+              <w:bottom w:w="120" w:type="dxa"/>
+              <w:right w:w="180" w:type="dxa"/>
+            </w:tcMar>
             <w:vAlign w:val="center"/>
             <w:hideMark/>
           </w:tcPr>
@@ -1228,6 +1686,18 @@
         <w:tc>
           <w:tcPr>
             <w:tcW w:w="0" w:type="auto"/>
+            <w:tcBorders>
+              <w:top w:val="single" w:sz="6" w:space="0" w:color="C4C7C5"/>
+              <w:left w:val="single" w:sz="6" w:space="0" w:color="C4C7C5"/>
+              <w:bottom w:val="single" w:sz="6" w:space="0" w:color="C4C7C5"/>
+              <w:right w:val="single" w:sz="6" w:space="0" w:color="C4C7C5"/>
+            </w:tcBorders>
+            <w:tcMar>
+              <w:top w:w="120" w:type="dxa"/>
+              <w:left w:w="180" w:type="dxa"/>
+              <w:bottom w:w="120" w:type="dxa"/>
+              <w:right w:w="180" w:type="dxa"/>
+            </w:tcMar>
             <w:vAlign w:val="center"/>
             <w:hideMark/>
           </w:tcPr>
@@ -1240,6 +1710,18 @@
         <w:tc>
           <w:tcPr>
             <w:tcW w:w="0" w:type="auto"/>
+            <w:tcBorders>
+              <w:top w:val="single" w:sz="6" w:space="0" w:color="C4C7C5"/>
+              <w:left w:val="single" w:sz="6" w:space="0" w:color="C4C7C5"/>
+              <w:bottom w:val="single" w:sz="6" w:space="0" w:color="C4C7C5"/>
+              <w:right w:val="single" w:sz="6" w:space="0" w:color="C4C7C5"/>
+            </w:tcBorders>
+            <w:tcMar>
+              <w:top w:w="120" w:type="dxa"/>
+              <w:left w:w="180" w:type="dxa"/>
+              <w:bottom w:w="120" w:type="dxa"/>
+              <w:right w:w="180" w:type="dxa"/>
+            </w:tcMar>
             <w:vAlign w:val="center"/>
             <w:hideMark/>
           </w:tcPr>
@@ -1252,6 +1734,18 @@
         <w:tc>
           <w:tcPr>
             <w:tcW w:w="0" w:type="auto"/>
+            <w:tcBorders>
+              <w:top w:val="single" w:sz="6" w:space="0" w:color="C4C7C5"/>
+              <w:left w:val="single" w:sz="6" w:space="0" w:color="C4C7C5"/>
+              <w:bottom w:val="single" w:sz="6" w:space="0" w:color="C4C7C5"/>
+              <w:right w:val="single" w:sz="6" w:space="0" w:color="C4C7C5"/>
+            </w:tcBorders>
+            <w:tcMar>
+              <w:top w:w="120" w:type="dxa"/>
+              <w:left w:w="180" w:type="dxa"/>
+              <w:bottom w:w="120" w:type="dxa"/>
+              <w:right w:w="180" w:type="dxa"/>
+            </w:tcMar>
             <w:vAlign w:val="center"/>
             <w:hideMark/>
           </w:tcPr>
@@ -1269,6 +1763,18 @@
         <w:tc>
           <w:tcPr>
             <w:tcW w:w="0" w:type="auto"/>
+            <w:tcBorders>
+              <w:top w:val="single" w:sz="6" w:space="0" w:color="C4C7C5"/>
+              <w:left w:val="single" w:sz="6" w:space="0" w:color="C4C7C5"/>
+              <w:bottom w:val="single" w:sz="6" w:space="0" w:color="C4C7C5"/>
+              <w:right w:val="single" w:sz="6" w:space="0" w:color="C4C7C5"/>
+            </w:tcBorders>
+            <w:tcMar>
+              <w:top w:w="120" w:type="dxa"/>
+              <w:left w:w="180" w:type="dxa"/>
+              <w:bottom w:w="120" w:type="dxa"/>
+              <w:right w:w="180" w:type="dxa"/>
+            </w:tcMar>
             <w:vAlign w:val="center"/>
             <w:hideMark/>
           </w:tcPr>
@@ -1285,6 +1791,18 @@
         <w:tc>
           <w:tcPr>
             <w:tcW w:w="0" w:type="auto"/>
+            <w:tcBorders>
+              <w:top w:val="single" w:sz="6" w:space="0" w:color="C4C7C5"/>
+              <w:left w:val="single" w:sz="6" w:space="0" w:color="C4C7C5"/>
+              <w:bottom w:val="single" w:sz="6" w:space="0" w:color="C4C7C5"/>
+              <w:right w:val="single" w:sz="6" w:space="0" w:color="C4C7C5"/>
+            </w:tcBorders>
+            <w:tcMar>
+              <w:top w:w="120" w:type="dxa"/>
+              <w:left w:w="180" w:type="dxa"/>
+              <w:bottom w:w="120" w:type="dxa"/>
+              <w:right w:w="180" w:type="dxa"/>
+            </w:tcMar>
             <w:vAlign w:val="center"/>
             <w:hideMark/>
           </w:tcPr>
@@ -1297,24 +1815,48 @@
         <w:tc>
           <w:tcPr>
             <w:tcW w:w="0" w:type="auto"/>
-            <w:vAlign w:val="center"/>
-            <w:hideMark/>
-          </w:tcPr>
-          <w:p>
-            <w:r>
-              <w:t>0</w:t>
-            </w:r>
-          </w:p>
-        </w:tc>
-        <w:tc>
-          <w:tcPr>
-            <w:tcW w:w="0" w:type="auto"/>
-            <w:vAlign w:val="center"/>
-            <w:hideMark/>
-          </w:tcPr>
-          <w:p>
-            <w:r>
-              <w:t>0</w:t>
+            <w:tcBorders>
+              <w:top w:val="single" w:sz="6" w:space="0" w:color="C4C7C5"/>
+              <w:left w:val="single" w:sz="6" w:space="0" w:color="C4C7C5"/>
+              <w:bottom w:val="single" w:sz="6" w:space="0" w:color="C4C7C5"/>
+              <w:right w:val="single" w:sz="6" w:space="0" w:color="C4C7C5"/>
+            </w:tcBorders>
+            <w:tcMar>
+              <w:top w:w="120" w:type="dxa"/>
+              <w:left w:w="180" w:type="dxa"/>
+              <w:bottom w:w="120" w:type="dxa"/>
+              <w:right w:w="180" w:type="dxa"/>
+            </w:tcMar>
+            <w:vAlign w:val="center"/>
+            <w:hideMark/>
+          </w:tcPr>
+          <w:p>
+            <w:r>
+              <w:t>2</w:t>
+            </w:r>
+          </w:p>
+        </w:tc>
+        <w:tc>
+          <w:tcPr>
+            <w:tcW w:w="0" w:type="auto"/>
+            <w:tcBorders>
+              <w:top w:val="single" w:sz="6" w:space="0" w:color="C4C7C5"/>
+              <w:left w:val="single" w:sz="6" w:space="0" w:color="C4C7C5"/>
+              <w:bottom w:val="single" w:sz="6" w:space="0" w:color="C4C7C5"/>
+              <w:right w:val="single" w:sz="6" w:space="0" w:color="C4C7C5"/>
+            </w:tcBorders>
+            <w:tcMar>
+              <w:top w:w="120" w:type="dxa"/>
+              <w:left w:w="180" w:type="dxa"/>
+              <w:bottom w:w="120" w:type="dxa"/>
+              <w:right w:w="180" w:type="dxa"/>
+            </w:tcMar>
+            <w:vAlign w:val="center"/>
+            <w:hideMark/>
+          </w:tcPr>
+          <w:p>
+            <w:r>
+              <w:t>50</w:t>
             </w:r>
           </w:p>
         </w:tc>
@@ -1326,6 +1868,18 @@
         <w:tc>
           <w:tcPr>
             <w:tcW w:w="0" w:type="auto"/>
+            <w:tcBorders>
+              <w:top w:val="single" w:sz="6" w:space="0" w:color="C4C7C5"/>
+              <w:left w:val="single" w:sz="6" w:space="0" w:color="C4C7C5"/>
+              <w:bottom w:val="single" w:sz="6" w:space="0" w:color="C4C7C5"/>
+              <w:right w:val="single" w:sz="6" w:space="0" w:color="C4C7C5"/>
+            </w:tcBorders>
+            <w:tcMar>
+              <w:top w:w="120" w:type="dxa"/>
+              <w:left w:w="180" w:type="dxa"/>
+              <w:bottom w:w="120" w:type="dxa"/>
+              <w:right w:w="180" w:type="dxa"/>
+            </w:tcMar>
             <w:vAlign w:val="center"/>
             <w:hideMark/>
           </w:tcPr>
@@ -1342,6 +1896,18 @@
         <w:tc>
           <w:tcPr>
             <w:tcW w:w="0" w:type="auto"/>
+            <w:tcBorders>
+              <w:top w:val="single" w:sz="6" w:space="0" w:color="C4C7C5"/>
+              <w:left w:val="single" w:sz="6" w:space="0" w:color="C4C7C5"/>
+              <w:bottom w:val="single" w:sz="6" w:space="0" w:color="C4C7C5"/>
+              <w:right w:val="single" w:sz="6" w:space="0" w:color="C4C7C5"/>
+            </w:tcBorders>
+            <w:tcMar>
+              <w:top w:w="120" w:type="dxa"/>
+              <w:left w:w="180" w:type="dxa"/>
+              <w:bottom w:w="120" w:type="dxa"/>
+              <w:right w:w="180" w:type="dxa"/>
+            </w:tcMar>
             <w:vAlign w:val="center"/>
             <w:hideMark/>
           </w:tcPr>
@@ -1354,6 +1920,18 @@
         <w:tc>
           <w:tcPr>
             <w:tcW w:w="0" w:type="auto"/>
+            <w:tcBorders>
+              <w:top w:val="single" w:sz="6" w:space="0" w:color="C4C7C5"/>
+              <w:left w:val="single" w:sz="6" w:space="0" w:color="C4C7C5"/>
+              <w:bottom w:val="single" w:sz="6" w:space="0" w:color="C4C7C5"/>
+              <w:right w:val="single" w:sz="6" w:space="0" w:color="C4C7C5"/>
+            </w:tcBorders>
+            <w:tcMar>
+              <w:top w:w="120" w:type="dxa"/>
+              <w:left w:w="180" w:type="dxa"/>
+              <w:bottom w:w="120" w:type="dxa"/>
+              <w:right w:w="180" w:type="dxa"/>
+            </w:tcMar>
             <w:vAlign w:val="center"/>
             <w:hideMark/>
           </w:tcPr>
@@ -1366,6 +1944,18 @@
         <w:tc>
           <w:tcPr>
             <w:tcW w:w="0" w:type="auto"/>
+            <w:tcBorders>
+              <w:top w:val="single" w:sz="6" w:space="0" w:color="C4C7C5"/>
+              <w:left w:val="single" w:sz="6" w:space="0" w:color="C4C7C5"/>
+              <w:bottom w:val="single" w:sz="6" w:space="0" w:color="C4C7C5"/>
+              <w:right w:val="single" w:sz="6" w:space="0" w:color="C4C7C5"/>
+            </w:tcBorders>
+            <w:tcMar>
+              <w:top w:w="120" w:type="dxa"/>
+              <w:left w:w="180" w:type="dxa"/>
+              <w:bottom w:w="120" w:type="dxa"/>
+              <w:right w:w="180" w:type="dxa"/>
+            </w:tcMar>
             <w:vAlign w:val="center"/>
             <w:hideMark/>
           </w:tcPr>
@@ -1383,6 +1973,18 @@
         <w:tc>
           <w:tcPr>
             <w:tcW w:w="0" w:type="auto"/>
+            <w:tcBorders>
+              <w:top w:val="single" w:sz="6" w:space="0" w:color="C4C7C5"/>
+              <w:left w:val="single" w:sz="6" w:space="0" w:color="C4C7C5"/>
+              <w:bottom w:val="single" w:sz="6" w:space="0" w:color="C4C7C5"/>
+              <w:right w:val="single" w:sz="6" w:space="0" w:color="C4C7C5"/>
+            </w:tcBorders>
+            <w:tcMar>
+              <w:top w:w="120" w:type="dxa"/>
+              <w:left w:w="180" w:type="dxa"/>
+              <w:bottom w:w="120" w:type="dxa"/>
+              <w:right w:w="180" w:type="dxa"/>
+            </w:tcMar>
             <w:vAlign w:val="center"/>
             <w:hideMark/>
           </w:tcPr>
@@ -1399,6 +2001,18 @@
         <w:tc>
           <w:tcPr>
             <w:tcW w:w="0" w:type="auto"/>
+            <w:tcBorders>
+              <w:top w:val="single" w:sz="6" w:space="0" w:color="C4C7C5"/>
+              <w:left w:val="single" w:sz="6" w:space="0" w:color="C4C7C5"/>
+              <w:bottom w:val="single" w:sz="6" w:space="0" w:color="C4C7C5"/>
+              <w:right w:val="single" w:sz="6" w:space="0" w:color="C4C7C5"/>
+            </w:tcBorders>
+            <w:tcMar>
+              <w:top w:w="120" w:type="dxa"/>
+              <w:left w:w="180" w:type="dxa"/>
+              <w:bottom w:w="120" w:type="dxa"/>
+              <w:right w:w="180" w:type="dxa"/>
+            </w:tcMar>
             <w:vAlign w:val="center"/>
             <w:hideMark/>
           </w:tcPr>
@@ -1411,6 +2025,18 @@
         <w:tc>
           <w:tcPr>
             <w:tcW w:w="0" w:type="auto"/>
+            <w:tcBorders>
+              <w:top w:val="single" w:sz="6" w:space="0" w:color="C4C7C5"/>
+              <w:left w:val="single" w:sz="6" w:space="0" w:color="C4C7C5"/>
+              <w:bottom w:val="single" w:sz="6" w:space="0" w:color="C4C7C5"/>
+              <w:right w:val="single" w:sz="6" w:space="0" w:color="C4C7C5"/>
+            </w:tcBorders>
+            <w:tcMar>
+              <w:top w:w="120" w:type="dxa"/>
+              <w:left w:w="180" w:type="dxa"/>
+              <w:bottom w:w="120" w:type="dxa"/>
+              <w:right w:w="180" w:type="dxa"/>
+            </w:tcMar>
             <w:vAlign w:val="center"/>
             <w:hideMark/>
           </w:tcPr>
@@ -1423,6 +2049,18 @@
         <w:tc>
           <w:tcPr>
             <w:tcW w:w="0" w:type="auto"/>
+            <w:tcBorders>
+              <w:top w:val="single" w:sz="6" w:space="0" w:color="C4C7C5"/>
+              <w:left w:val="single" w:sz="6" w:space="0" w:color="C4C7C5"/>
+              <w:bottom w:val="single" w:sz="6" w:space="0" w:color="C4C7C5"/>
+              <w:right w:val="single" w:sz="6" w:space="0" w:color="C4C7C5"/>
+            </w:tcBorders>
+            <w:tcMar>
+              <w:top w:w="120" w:type="dxa"/>
+              <w:left w:w="180" w:type="dxa"/>
+              <w:bottom w:w="120" w:type="dxa"/>
+              <w:right w:w="180" w:type="dxa"/>
+            </w:tcMar>
             <w:vAlign w:val="center"/>
             <w:hideMark/>
           </w:tcPr>
@@ -1440,6 +2078,18 @@
         <w:tc>
           <w:tcPr>
             <w:tcW w:w="0" w:type="auto"/>
+            <w:tcBorders>
+              <w:top w:val="single" w:sz="6" w:space="0" w:color="C4C7C5"/>
+              <w:left w:val="single" w:sz="6" w:space="0" w:color="C4C7C5"/>
+              <w:bottom w:val="single" w:sz="6" w:space="0" w:color="C4C7C5"/>
+              <w:right w:val="single" w:sz="6" w:space="0" w:color="C4C7C5"/>
+            </w:tcBorders>
+            <w:tcMar>
+              <w:top w:w="120" w:type="dxa"/>
+              <w:left w:w="180" w:type="dxa"/>
+              <w:bottom w:w="120" w:type="dxa"/>
+              <w:right w:w="180" w:type="dxa"/>
+            </w:tcMar>
             <w:vAlign w:val="center"/>
             <w:hideMark/>
           </w:tcPr>
@@ -1456,6 +2106,18 @@
         <w:tc>
           <w:tcPr>
             <w:tcW w:w="0" w:type="auto"/>
+            <w:tcBorders>
+              <w:top w:val="single" w:sz="6" w:space="0" w:color="C4C7C5"/>
+              <w:left w:val="single" w:sz="6" w:space="0" w:color="C4C7C5"/>
+              <w:bottom w:val="single" w:sz="6" w:space="0" w:color="C4C7C5"/>
+              <w:right w:val="single" w:sz="6" w:space="0" w:color="C4C7C5"/>
+            </w:tcBorders>
+            <w:tcMar>
+              <w:top w:w="120" w:type="dxa"/>
+              <w:left w:w="180" w:type="dxa"/>
+              <w:bottom w:w="120" w:type="dxa"/>
+              <w:right w:w="180" w:type="dxa"/>
+            </w:tcMar>
             <w:vAlign w:val="center"/>
             <w:hideMark/>
           </w:tcPr>
@@ -1468,6 +2130,18 @@
         <w:tc>
           <w:tcPr>
             <w:tcW w:w="0" w:type="auto"/>
+            <w:tcBorders>
+              <w:top w:val="single" w:sz="6" w:space="0" w:color="C4C7C5"/>
+              <w:left w:val="single" w:sz="6" w:space="0" w:color="C4C7C5"/>
+              <w:bottom w:val="single" w:sz="6" w:space="0" w:color="C4C7C5"/>
+              <w:right w:val="single" w:sz="6" w:space="0" w:color="C4C7C5"/>
+            </w:tcBorders>
+            <w:tcMar>
+              <w:top w:w="120" w:type="dxa"/>
+              <w:left w:w="180" w:type="dxa"/>
+              <w:bottom w:w="120" w:type="dxa"/>
+              <w:right w:w="180" w:type="dxa"/>
+            </w:tcMar>
             <w:vAlign w:val="center"/>
             <w:hideMark/>
           </w:tcPr>
@@ -1480,6 +2154,18 @@
         <w:tc>
           <w:tcPr>
             <w:tcW w:w="0" w:type="auto"/>
+            <w:tcBorders>
+              <w:top w:val="single" w:sz="6" w:space="0" w:color="C4C7C5"/>
+              <w:left w:val="single" w:sz="6" w:space="0" w:color="C4C7C5"/>
+              <w:bottom w:val="single" w:sz="6" w:space="0" w:color="C4C7C5"/>
+              <w:right w:val="single" w:sz="6" w:space="0" w:color="C4C7C5"/>
+            </w:tcBorders>
+            <w:tcMar>
+              <w:top w:w="120" w:type="dxa"/>
+              <w:left w:w="180" w:type="dxa"/>
+              <w:bottom w:w="120" w:type="dxa"/>
+              <w:right w:w="180" w:type="dxa"/>
+            </w:tcMar>
             <w:vAlign w:val="center"/>
             <w:hideMark/>
           </w:tcPr>
@@ -1497,6 +2183,18 @@
         <w:tc>
           <w:tcPr>
             <w:tcW w:w="0" w:type="auto"/>
+            <w:tcBorders>
+              <w:top w:val="single" w:sz="6" w:space="0" w:color="C4C7C5"/>
+              <w:left w:val="single" w:sz="6" w:space="0" w:color="C4C7C5"/>
+              <w:bottom w:val="single" w:sz="6" w:space="0" w:color="C4C7C5"/>
+              <w:right w:val="single" w:sz="6" w:space="0" w:color="C4C7C5"/>
+            </w:tcBorders>
+            <w:tcMar>
+              <w:top w:w="120" w:type="dxa"/>
+              <w:left w:w="180" w:type="dxa"/>
+              <w:bottom w:w="120" w:type="dxa"/>
+              <w:right w:w="180" w:type="dxa"/>
+            </w:tcMar>
             <w:vAlign w:val="center"/>
             <w:hideMark/>
           </w:tcPr>
@@ -1506,6 +2204,7 @@
                 <w:b/>
                 <w:bCs/>
               </w:rPr>
+              <w:lastRenderedPageBreak/>
               <w:t>AI</w:t>
             </w:r>
           </w:p>
@@ -1513,6 +2212,18 @@
         <w:tc>
           <w:tcPr>
             <w:tcW w:w="0" w:type="auto"/>
+            <w:tcBorders>
+              <w:top w:val="single" w:sz="6" w:space="0" w:color="C4C7C5"/>
+              <w:left w:val="single" w:sz="6" w:space="0" w:color="C4C7C5"/>
+              <w:bottom w:val="single" w:sz="6" w:space="0" w:color="C4C7C5"/>
+              <w:right w:val="single" w:sz="6" w:space="0" w:color="C4C7C5"/>
+            </w:tcBorders>
+            <w:tcMar>
+              <w:top w:w="120" w:type="dxa"/>
+              <w:left w:w="180" w:type="dxa"/>
+              <w:bottom w:w="120" w:type="dxa"/>
+              <w:right w:w="180" w:type="dxa"/>
+            </w:tcMar>
             <w:vAlign w:val="center"/>
             <w:hideMark/>
           </w:tcPr>
@@ -1525,6 +2236,18 @@
         <w:tc>
           <w:tcPr>
             <w:tcW w:w="0" w:type="auto"/>
+            <w:tcBorders>
+              <w:top w:val="single" w:sz="6" w:space="0" w:color="C4C7C5"/>
+              <w:left w:val="single" w:sz="6" w:space="0" w:color="C4C7C5"/>
+              <w:bottom w:val="single" w:sz="6" w:space="0" w:color="C4C7C5"/>
+              <w:right w:val="single" w:sz="6" w:space="0" w:color="C4C7C5"/>
+            </w:tcBorders>
+            <w:tcMar>
+              <w:top w:w="120" w:type="dxa"/>
+              <w:left w:w="180" w:type="dxa"/>
+              <w:bottom w:w="120" w:type="dxa"/>
+              <w:right w:w="180" w:type="dxa"/>
+            </w:tcMar>
             <w:vAlign w:val="center"/>
             <w:hideMark/>
           </w:tcPr>
@@ -1537,6 +2260,18 @@
         <w:tc>
           <w:tcPr>
             <w:tcW w:w="0" w:type="auto"/>
+            <w:tcBorders>
+              <w:top w:val="single" w:sz="6" w:space="0" w:color="C4C7C5"/>
+              <w:left w:val="single" w:sz="6" w:space="0" w:color="C4C7C5"/>
+              <w:bottom w:val="single" w:sz="6" w:space="0" w:color="C4C7C5"/>
+              <w:right w:val="single" w:sz="6" w:space="0" w:color="C4C7C5"/>
+            </w:tcBorders>
+            <w:tcMar>
+              <w:top w:w="120" w:type="dxa"/>
+              <w:left w:w="180" w:type="dxa"/>
+              <w:bottom w:w="120" w:type="dxa"/>
+              <w:right w:w="180" w:type="dxa"/>
+            </w:tcMar>
             <w:vAlign w:val="center"/>
             <w:hideMark/>
           </w:tcPr>
@@ -1554,6 +2289,18 @@
         <w:tc>
           <w:tcPr>
             <w:tcW w:w="0" w:type="auto"/>
+            <w:tcBorders>
+              <w:top w:val="single" w:sz="6" w:space="0" w:color="C4C7C5"/>
+              <w:left w:val="single" w:sz="6" w:space="0" w:color="C4C7C5"/>
+              <w:bottom w:val="single" w:sz="6" w:space="0" w:color="C4C7C5"/>
+              <w:right w:val="single" w:sz="6" w:space="0" w:color="C4C7C5"/>
+            </w:tcBorders>
+            <w:tcMar>
+              <w:top w:w="120" w:type="dxa"/>
+              <w:left w:w="180" w:type="dxa"/>
+              <w:bottom w:w="120" w:type="dxa"/>
+              <w:right w:w="180" w:type="dxa"/>
+            </w:tcMar>
             <w:vAlign w:val="center"/>
             <w:hideMark/>
           </w:tcPr>
@@ -1570,6 +2317,18 @@
         <w:tc>
           <w:tcPr>
             <w:tcW w:w="0" w:type="auto"/>
+            <w:tcBorders>
+              <w:top w:val="single" w:sz="6" w:space="0" w:color="C4C7C5"/>
+              <w:left w:val="single" w:sz="6" w:space="0" w:color="C4C7C5"/>
+              <w:bottom w:val="single" w:sz="6" w:space="0" w:color="C4C7C5"/>
+              <w:right w:val="single" w:sz="6" w:space="0" w:color="C4C7C5"/>
+            </w:tcBorders>
+            <w:tcMar>
+              <w:top w:w="120" w:type="dxa"/>
+              <w:left w:w="180" w:type="dxa"/>
+              <w:bottom w:w="120" w:type="dxa"/>
+              <w:right w:w="180" w:type="dxa"/>
+            </w:tcMar>
             <w:vAlign w:val="center"/>
             <w:hideMark/>
           </w:tcPr>
@@ -1582,6 +2341,18 @@
         <w:tc>
           <w:tcPr>
             <w:tcW w:w="0" w:type="auto"/>
+            <w:tcBorders>
+              <w:top w:val="single" w:sz="6" w:space="0" w:color="C4C7C5"/>
+              <w:left w:val="single" w:sz="6" w:space="0" w:color="C4C7C5"/>
+              <w:bottom w:val="single" w:sz="6" w:space="0" w:color="C4C7C5"/>
+              <w:right w:val="single" w:sz="6" w:space="0" w:color="C4C7C5"/>
+            </w:tcBorders>
+            <w:tcMar>
+              <w:top w:w="120" w:type="dxa"/>
+              <w:left w:w="180" w:type="dxa"/>
+              <w:bottom w:w="120" w:type="dxa"/>
+              <w:right w:w="180" w:type="dxa"/>
+            </w:tcMar>
             <w:vAlign w:val="center"/>
             <w:hideMark/>
           </w:tcPr>
@@ -1594,6 +2365,18 @@
         <w:tc>
           <w:tcPr>
             <w:tcW w:w="0" w:type="auto"/>
+            <w:tcBorders>
+              <w:top w:val="single" w:sz="6" w:space="0" w:color="C4C7C5"/>
+              <w:left w:val="single" w:sz="6" w:space="0" w:color="C4C7C5"/>
+              <w:bottom w:val="single" w:sz="6" w:space="0" w:color="C4C7C5"/>
+              <w:right w:val="single" w:sz="6" w:space="0" w:color="C4C7C5"/>
+            </w:tcBorders>
+            <w:tcMar>
+              <w:top w:w="120" w:type="dxa"/>
+              <w:left w:w="180" w:type="dxa"/>
+              <w:bottom w:w="120" w:type="dxa"/>
+              <w:right w:w="180" w:type="dxa"/>
+            </w:tcMar>
             <w:vAlign w:val="center"/>
             <w:hideMark/>
           </w:tcPr>
@@ -1605,14 +2388,6 @@
         </w:tc>
       </w:tr>
     </w:tbl>
-    <w:p>
-      <w:pPr>
-        <w:rPr>
-          <w:b/>
-          <w:bCs/>
-        </w:rPr>
-      </w:pPr>
-    </w:p>
     <w:p>
       <w:pPr>
         <w:rPr>
@@ -1641,8 +2416,8 @@
         <w:tblLook w:val="04A0" w:firstRow="1" w:lastRow="0" w:firstColumn="1" w:lastColumn="0" w:noHBand="0" w:noVBand="1"/>
       </w:tblPr>
       <w:tblGrid>
-        <w:gridCol w:w="4261"/>
-        <w:gridCol w:w="4075"/>
+        <w:gridCol w:w="4621"/>
+        <w:gridCol w:w="3666"/>
       </w:tblGrid>
       <w:tr>
         <w:trPr>
@@ -1652,16 +2427,22 @@
         <w:tc>
           <w:tcPr>
             <w:tcW w:w="0" w:type="auto"/>
-            <w:vAlign w:val="center"/>
-            <w:hideMark/>
-          </w:tcPr>
-          <w:p>
-            <w:pPr>
-              <w:rPr>
-                <w:b/>
-                <w:bCs/>
-              </w:rPr>
-            </w:pPr>
+            <w:tcBorders>
+              <w:top w:val="single" w:sz="6" w:space="0" w:color="C4C7C5"/>
+              <w:left w:val="single" w:sz="6" w:space="0" w:color="C4C7C5"/>
+              <w:bottom w:val="single" w:sz="6" w:space="0" w:color="C4C7C5"/>
+              <w:right w:val="single" w:sz="6" w:space="0" w:color="C4C7C5"/>
+            </w:tcBorders>
+            <w:tcMar>
+              <w:top w:w="120" w:type="dxa"/>
+              <w:left w:w="180" w:type="dxa"/>
+              <w:bottom w:w="120" w:type="dxa"/>
+              <w:right w:w="180" w:type="dxa"/>
+            </w:tcMar>
+            <w:vAlign w:val="center"/>
+            <w:hideMark/>
+          </w:tcPr>
+          <w:p>
             <w:r>
               <w:rPr>
                 <w:b/>
@@ -1674,16 +2455,22 @@
         <w:tc>
           <w:tcPr>
             <w:tcW w:w="0" w:type="auto"/>
-            <w:vAlign w:val="center"/>
-            <w:hideMark/>
-          </w:tcPr>
-          <w:p>
-            <w:pPr>
-              <w:rPr>
-                <w:b/>
-                <w:bCs/>
-              </w:rPr>
-            </w:pPr>
+            <w:tcBorders>
+              <w:top w:val="single" w:sz="6" w:space="0" w:color="C4C7C5"/>
+              <w:left w:val="single" w:sz="6" w:space="0" w:color="C4C7C5"/>
+              <w:bottom w:val="single" w:sz="6" w:space="0" w:color="C4C7C5"/>
+              <w:right w:val="single" w:sz="6" w:space="0" w:color="C4C7C5"/>
+            </w:tcBorders>
+            <w:tcMar>
+              <w:top w:w="120" w:type="dxa"/>
+              <w:left w:w="180" w:type="dxa"/>
+              <w:bottom w:w="120" w:type="dxa"/>
+              <w:right w:w="180" w:type="dxa"/>
+            </w:tcMar>
+            <w:vAlign w:val="center"/>
+            <w:hideMark/>
+          </w:tcPr>
+          <w:p>
             <w:r>
               <w:rPr>
                 <w:b/>
@@ -1701,6 +2488,18 @@
         <w:tc>
           <w:tcPr>
             <w:tcW w:w="0" w:type="auto"/>
+            <w:tcBorders>
+              <w:top w:val="single" w:sz="6" w:space="0" w:color="C4C7C5"/>
+              <w:left w:val="single" w:sz="6" w:space="0" w:color="C4C7C5"/>
+              <w:bottom w:val="single" w:sz="6" w:space="0" w:color="C4C7C5"/>
+              <w:right w:val="single" w:sz="6" w:space="0" w:color="C4C7C5"/>
+            </w:tcBorders>
+            <w:tcMar>
+              <w:top w:w="120" w:type="dxa"/>
+              <w:left w:w="180" w:type="dxa"/>
+              <w:bottom w:w="120" w:type="dxa"/>
+              <w:right w:w="180" w:type="dxa"/>
+            </w:tcMar>
             <w:vAlign w:val="center"/>
             <w:hideMark/>
           </w:tcPr>
@@ -1717,12 +2516,24 @@
         <w:tc>
           <w:tcPr>
             <w:tcW w:w="0" w:type="auto"/>
-            <w:vAlign w:val="center"/>
-            <w:hideMark/>
-          </w:tcPr>
-          <w:p>
-            <w:r>
-              <w:t>5 Active Categories + Future Expansion</w:t>
+            <w:tcBorders>
+              <w:top w:val="single" w:sz="6" w:space="0" w:color="C4C7C5"/>
+              <w:left w:val="single" w:sz="6" w:space="0" w:color="C4C7C5"/>
+              <w:bottom w:val="single" w:sz="6" w:space="0" w:color="C4C7C5"/>
+              <w:right w:val="single" w:sz="6" w:space="0" w:color="C4C7C5"/>
+            </w:tcBorders>
+            <w:tcMar>
+              <w:top w:w="120" w:type="dxa"/>
+              <w:left w:w="180" w:type="dxa"/>
+              <w:bottom w:w="120" w:type="dxa"/>
+              <w:right w:w="180" w:type="dxa"/>
+            </w:tcMar>
+            <w:vAlign w:val="center"/>
+            <w:hideMark/>
+          </w:tcPr>
+          <w:p>
+            <w:r>
+              <w:t>6 Active Categories + 4 Planned</w:t>
             </w:r>
           </w:p>
         </w:tc>
@@ -1734,6 +2545,18 @@
         <w:tc>
           <w:tcPr>
             <w:tcW w:w="0" w:type="auto"/>
+            <w:tcBorders>
+              <w:top w:val="single" w:sz="6" w:space="0" w:color="C4C7C5"/>
+              <w:left w:val="single" w:sz="6" w:space="0" w:color="C4C7C5"/>
+              <w:bottom w:val="single" w:sz="6" w:space="0" w:color="C4C7C5"/>
+              <w:right w:val="single" w:sz="6" w:space="0" w:color="C4C7C5"/>
+            </w:tcBorders>
+            <w:tcMar>
+              <w:top w:w="120" w:type="dxa"/>
+              <w:left w:w="180" w:type="dxa"/>
+              <w:bottom w:w="120" w:type="dxa"/>
+              <w:right w:w="180" w:type="dxa"/>
+            </w:tcMar>
             <w:vAlign w:val="center"/>
             <w:hideMark/>
           </w:tcPr>
@@ -1743,7 +2566,6 @@
                 <w:b/>
                 <w:bCs/>
               </w:rPr>
-              <w:lastRenderedPageBreak/>
               <w:t>Categories with Documented Frictions</w:t>
             </w:r>
           </w:p>
@@ -1751,12 +2573,24 @@
         <w:tc>
           <w:tcPr>
             <w:tcW w:w="0" w:type="auto"/>
-            <w:vAlign w:val="center"/>
-            <w:hideMark/>
-          </w:tcPr>
-          <w:p>
-            <w:r>
-              <w:t>5 (FF, OS, WI, DW, KI)</w:t>
+            <w:tcBorders>
+              <w:top w:val="single" w:sz="6" w:space="0" w:color="C4C7C5"/>
+              <w:left w:val="single" w:sz="6" w:space="0" w:color="C4C7C5"/>
+              <w:bottom w:val="single" w:sz="6" w:space="0" w:color="C4C7C5"/>
+              <w:right w:val="single" w:sz="6" w:space="0" w:color="C4C7C5"/>
+            </w:tcBorders>
+            <w:tcMar>
+              <w:top w:w="120" w:type="dxa"/>
+              <w:left w:w="180" w:type="dxa"/>
+              <w:bottom w:w="120" w:type="dxa"/>
+              <w:right w:w="180" w:type="dxa"/>
+            </w:tcMar>
+            <w:vAlign w:val="center"/>
+            <w:hideMark/>
+          </w:tcPr>
+          <w:p>
+            <w:r>
+              <w:t>6 (FF, OS, WI, DW, KI, AU)</w:t>
             </w:r>
           </w:p>
         </w:tc>
@@ -1768,6 +2602,18 @@
         <w:tc>
           <w:tcPr>
             <w:tcW w:w="0" w:type="auto"/>
+            <w:tcBorders>
+              <w:top w:val="single" w:sz="6" w:space="0" w:color="C4C7C5"/>
+              <w:left w:val="single" w:sz="6" w:space="0" w:color="C4C7C5"/>
+              <w:bottom w:val="single" w:sz="6" w:space="0" w:color="C4C7C5"/>
+              <w:right w:val="single" w:sz="6" w:space="0" w:color="C4C7C5"/>
+            </w:tcBorders>
+            <w:tcMar>
+              <w:top w:w="120" w:type="dxa"/>
+              <w:left w:w="180" w:type="dxa"/>
+              <w:bottom w:w="120" w:type="dxa"/>
+              <w:right w:w="180" w:type="dxa"/>
+            </w:tcMar>
             <w:vAlign w:val="center"/>
             <w:hideMark/>
           </w:tcPr>
@@ -1784,12 +2630,24 @@
         <w:tc>
           <w:tcPr>
             <w:tcW w:w="0" w:type="auto"/>
-            <w:vAlign w:val="center"/>
-            <w:hideMark/>
-          </w:tcPr>
-          <w:p>
-            <w:r>
-              <w:t>11</w:t>
+            <w:tcBorders>
+              <w:top w:val="single" w:sz="6" w:space="0" w:color="C4C7C5"/>
+              <w:left w:val="single" w:sz="6" w:space="0" w:color="C4C7C5"/>
+              <w:bottom w:val="single" w:sz="6" w:space="0" w:color="C4C7C5"/>
+              <w:right w:val="single" w:sz="6" w:space="0" w:color="C4C7C5"/>
+            </w:tcBorders>
+            <w:tcMar>
+              <w:top w:w="120" w:type="dxa"/>
+              <w:left w:w="180" w:type="dxa"/>
+              <w:bottom w:w="120" w:type="dxa"/>
+              <w:right w:w="180" w:type="dxa"/>
+            </w:tcMar>
+            <w:vAlign w:val="center"/>
+            <w:hideMark/>
+          </w:tcPr>
+          <w:p>
+            <w:r>
+              <w:t>13</w:t>
             </w:r>
           </w:p>
         </w:tc>
@@ -1801,6 +2659,18 @@
         <w:tc>
           <w:tcPr>
             <w:tcW w:w="0" w:type="auto"/>
+            <w:tcBorders>
+              <w:top w:val="single" w:sz="6" w:space="0" w:color="C4C7C5"/>
+              <w:left w:val="single" w:sz="6" w:space="0" w:color="C4C7C5"/>
+              <w:bottom w:val="single" w:sz="6" w:space="0" w:color="C4C7C5"/>
+              <w:right w:val="single" w:sz="6" w:space="0" w:color="C4C7C5"/>
+            </w:tcBorders>
+            <w:tcMar>
+              <w:top w:w="120" w:type="dxa"/>
+              <w:left w:w="180" w:type="dxa"/>
+              <w:bottom w:w="120" w:type="dxa"/>
+              <w:right w:w="180" w:type="dxa"/>
+            </w:tcMar>
             <w:vAlign w:val="center"/>
             <w:hideMark/>
           </w:tcPr>
@@ -1817,12 +2687,24 @@
         <w:tc>
           <w:tcPr>
             <w:tcW w:w="0" w:type="auto"/>
-            <w:vAlign w:val="center"/>
-            <w:hideMark/>
-          </w:tcPr>
-          <w:p>
-            <w:r>
-              <w:t>275 Entries</w:t>
+            <w:tcBorders>
+              <w:top w:val="single" w:sz="6" w:space="0" w:color="C4C7C5"/>
+              <w:left w:val="single" w:sz="6" w:space="0" w:color="C4C7C5"/>
+              <w:bottom w:val="single" w:sz="6" w:space="0" w:color="C4C7C5"/>
+              <w:right w:val="single" w:sz="6" w:space="0" w:color="C4C7C5"/>
+            </w:tcBorders>
+            <w:tcMar>
+              <w:top w:w="120" w:type="dxa"/>
+              <w:left w:w="180" w:type="dxa"/>
+              <w:bottom w:w="120" w:type="dxa"/>
+              <w:right w:w="180" w:type="dxa"/>
+            </w:tcMar>
+            <w:vAlign w:val="center"/>
+            <w:hideMark/>
+          </w:tcPr>
+          <w:p>
+            <w:r>
+              <w:t>325 Entries</w:t>
             </w:r>
           </w:p>
         </w:tc>
@@ -1834,6 +2716,18 @@
         <w:tc>
           <w:tcPr>
             <w:tcW w:w="0" w:type="auto"/>
+            <w:tcBorders>
+              <w:top w:val="single" w:sz="6" w:space="0" w:color="C4C7C5"/>
+              <w:left w:val="single" w:sz="6" w:space="0" w:color="C4C7C5"/>
+              <w:bottom w:val="single" w:sz="6" w:space="0" w:color="C4C7C5"/>
+              <w:right w:val="single" w:sz="6" w:space="0" w:color="C4C7C5"/>
+            </w:tcBorders>
+            <w:tcMar>
+              <w:top w:w="120" w:type="dxa"/>
+              <w:left w:w="180" w:type="dxa"/>
+              <w:bottom w:w="120" w:type="dxa"/>
+              <w:right w:w="180" w:type="dxa"/>
+            </w:tcMar>
             <w:vAlign w:val="center"/>
             <w:hideMark/>
           </w:tcPr>
@@ -1850,6 +2744,18 @@
         <w:tc>
           <w:tcPr>
             <w:tcW w:w="0" w:type="auto"/>
+            <w:tcBorders>
+              <w:top w:val="single" w:sz="6" w:space="0" w:color="C4C7C5"/>
+              <w:left w:val="single" w:sz="6" w:space="0" w:color="C4C7C5"/>
+              <w:bottom w:val="single" w:sz="6" w:space="0" w:color="C4C7C5"/>
+              <w:right w:val="single" w:sz="6" w:space="0" w:color="C4C7C5"/>
+            </w:tcBorders>
+            <w:tcMar>
+              <w:top w:w="120" w:type="dxa"/>
+              <w:left w:w="180" w:type="dxa"/>
+              <w:bottom w:w="120" w:type="dxa"/>
+              <w:right w:w="180" w:type="dxa"/>
+            </w:tcMar>
             <w:vAlign w:val="center"/>
             <w:hideMark/>
           </w:tcPr>
@@ -1889,11 +2795,11 @@
         <w:tblLook w:val="04A0" w:firstRow="1" w:lastRow="0" w:firstColumn="1" w:lastColumn="0" w:noHBand="0" w:noVBand="1"/>
       </w:tblPr>
       <w:tblGrid>
-        <w:gridCol w:w="701"/>
-        <w:gridCol w:w="2937"/>
-        <w:gridCol w:w="1090"/>
-        <w:gridCol w:w="1015"/>
-        <w:gridCol w:w="1885"/>
+        <w:gridCol w:w="1061"/>
+        <w:gridCol w:w="3040"/>
+        <w:gridCol w:w="1450"/>
+        <w:gridCol w:w="1375"/>
+        <w:gridCol w:w="2084"/>
       </w:tblGrid>
       <w:tr>
         <w:trPr>
@@ -1903,16 +2809,22 @@
         <w:tc>
           <w:tcPr>
             <w:tcW w:w="0" w:type="auto"/>
-            <w:vAlign w:val="center"/>
-            <w:hideMark/>
-          </w:tcPr>
-          <w:p>
-            <w:pPr>
-              <w:rPr>
-                <w:b/>
-                <w:bCs/>
-              </w:rPr>
-            </w:pPr>
+            <w:tcBorders>
+              <w:top w:val="single" w:sz="6" w:space="0" w:color="C4C7C5"/>
+              <w:left w:val="single" w:sz="6" w:space="0" w:color="C4C7C5"/>
+              <w:bottom w:val="single" w:sz="6" w:space="0" w:color="C4C7C5"/>
+              <w:right w:val="single" w:sz="6" w:space="0" w:color="C4C7C5"/>
+            </w:tcBorders>
+            <w:tcMar>
+              <w:top w:w="120" w:type="dxa"/>
+              <w:left w:w="180" w:type="dxa"/>
+              <w:bottom w:w="120" w:type="dxa"/>
+              <w:right w:w="180" w:type="dxa"/>
+            </w:tcMar>
+            <w:vAlign w:val="center"/>
+            <w:hideMark/>
+          </w:tcPr>
+          <w:p>
             <w:r>
               <w:rPr>
                 <w:b/>
@@ -1925,16 +2837,22 @@
         <w:tc>
           <w:tcPr>
             <w:tcW w:w="0" w:type="auto"/>
-            <w:vAlign w:val="center"/>
-            <w:hideMark/>
-          </w:tcPr>
-          <w:p>
-            <w:pPr>
-              <w:rPr>
-                <w:b/>
-                <w:bCs/>
-              </w:rPr>
-            </w:pPr>
+            <w:tcBorders>
+              <w:top w:val="single" w:sz="6" w:space="0" w:color="C4C7C5"/>
+              <w:left w:val="single" w:sz="6" w:space="0" w:color="C4C7C5"/>
+              <w:bottom w:val="single" w:sz="6" w:space="0" w:color="C4C7C5"/>
+              <w:right w:val="single" w:sz="6" w:space="0" w:color="C4C7C5"/>
+            </w:tcBorders>
+            <w:tcMar>
+              <w:top w:w="120" w:type="dxa"/>
+              <w:left w:w="180" w:type="dxa"/>
+              <w:bottom w:w="120" w:type="dxa"/>
+              <w:right w:w="180" w:type="dxa"/>
+            </w:tcMar>
+            <w:vAlign w:val="center"/>
+            <w:hideMark/>
+          </w:tcPr>
+          <w:p>
             <w:r>
               <w:rPr>
                 <w:b/>
@@ -1947,16 +2865,22 @@
         <w:tc>
           <w:tcPr>
             <w:tcW w:w="0" w:type="auto"/>
-            <w:vAlign w:val="center"/>
-            <w:hideMark/>
-          </w:tcPr>
-          <w:p>
-            <w:pPr>
-              <w:rPr>
-                <w:b/>
-                <w:bCs/>
-              </w:rPr>
-            </w:pPr>
+            <w:tcBorders>
+              <w:top w:val="single" w:sz="6" w:space="0" w:color="C4C7C5"/>
+              <w:left w:val="single" w:sz="6" w:space="0" w:color="C4C7C5"/>
+              <w:bottom w:val="single" w:sz="6" w:space="0" w:color="C4C7C5"/>
+              <w:right w:val="single" w:sz="6" w:space="0" w:color="C4C7C5"/>
+            </w:tcBorders>
+            <w:tcMar>
+              <w:top w:w="120" w:type="dxa"/>
+              <w:left w:w="180" w:type="dxa"/>
+              <w:bottom w:w="120" w:type="dxa"/>
+              <w:right w:w="180" w:type="dxa"/>
+            </w:tcMar>
+            <w:vAlign w:val="center"/>
+            <w:hideMark/>
+          </w:tcPr>
+          <w:p>
             <w:r>
               <w:rPr>
                 <w:b/>
@@ -1969,16 +2893,22 @@
         <w:tc>
           <w:tcPr>
             <w:tcW w:w="0" w:type="auto"/>
-            <w:vAlign w:val="center"/>
-            <w:hideMark/>
-          </w:tcPr>
-          <w:p>
-            <w:pPr>
-              <w:rPr>
-                <w:b/>
-                <w:bCs/>
-              </w:rPr>
-            </w:pPr>
+            <w:tcBorders>
+              <w:top w:val="single" w:sz="6" w:space="0" w:color="C4C7C5"/>
+              <w:left w:val="single" w:sz="6" w:space="0" w:color="C4C7C5"/>
+              <w:bottom w:val="single" w:sz="6" w:space="0" w:color="C4C7C5"/>
+              <w:right w:val="single" w:sz="6" w:space="0" w:color="C4C7C5"/>
+            </w:tcBorders>
+            <w:tcMar>
+              <w:top w:w="120" w:type="dxa"/>
+              <w:left w:w="180" w:type="dxa"/>
+              <w:bottom w:w="120" w:type="dxa"/>
+              <w:right w:w="180" w:type="dxa"/>
+            </w:tcMar>
+            <w:vAlign w:val="center"/>
+            <w:hideMark/>
+          </w:tcPr>
+          <w:p>
             <w:r>
               <w:rPr>
                 <w:b/>
@@ -1991,16 +2921,22 @@
         <w:tc>
           <w:tcPr>
             <w:tcW w:w="0" w:type="auto"/>
-            <w:vAlign w:val="center"/>
-            <w:hideMark/>
-          </w:tcPr>
-          <w:p>
-            <w:pPr>
-              <w:rPr>
-                <w:b/>
-                <w:bCs/>
-              </w:rPr>
-            </w:pPr>
+            <w:tcBorders>
+              <w:top w:val="single" w:sz="6" w:space="0" w:color="C4C7C5"/>
+              <w:left w:val="single" w:sz="6" w:space="0" w:color="C4C7C5"/>
+              <w:bottom w:val="single" w:sz="6" w:space="0" w:color="C4C7C5"/>
+              <w:right w:val="single" w:sz="6" w:space="0" w:color="C4C7C5"/>
+            </w:tcBorders>
+            <w:tcMar>
+              <w:top w:w="120" w:type="dxa"/>
+              <w:left w:w="180" w:type="dxa"/>
+              <w:bottom w:w="120" w:type="dxa"/>
+              <w:right w:w="180" w:type="dxa"/>
+            </w:tcMar>
+            <w:vAlign w:val="center"/>
+            <w:hideMark/>
+          </w:tcPr>
+          <w:p>
             <w:r>
               <w:rPr>
                 <w:b/>
@@ -2018,6 +2954,18 @@
         <w:tc>
           <w:tcPr>
             <w:tcW w:w="0" w:type="auto"/>
+            <w:tcBorders>
+              <w:top w:val="single" w:sz="6" w:space="0" w:color="C4C7C5"/>
+              <w:left w:val="single" w:sz="6" w:space="0" w:color="C4C7C5"/>
+              <w:bottom w:val="single" w:sz="6" w:space="0" w:color="C4C7C5"/>
+              <w:right w:val="single" w:sz="6" w:space="0" w:color="C4C7C5"/>
+            </w:tcBorders>
+            <w:tcMar>
+              <w:top w:w="120" w:type="dxa"/>
+              <w:left w:w="180" w:type="dxa"/>
+              <w:bottom w:w="120" w:type="dxa"/>
+              <w:right w:w="180" w:type="dxa"/>
+            </w:tcMar>
             <w:vAlign w:val="center"/>
             <w:hideMark/>
           </w:tcPr>
@@ -2034,6 +2982,18 @@
         <w:tc>
           <w:tcPr>
             <w:tcW w:w="0" w:type="auto"/>
+            <w:tcBorders>
+              <w:top w:val="single" w:sz="6" w:space="0" w:color="C4C7C5"/>
+              <w:left w:val="single" w:sz="6" w:space="0" w:color="C4C7C5"/>
+              <w:bottom w:val="single" w:sz="6" w:space="0" w:color="C4C7C5"/>
+              <w:right w:val="single" w:sz="6" w:space="0" w:color="C4C7C5"/>
+            </w:tcBorders>
+            <w:tcMar>
+              <w:top w:w="120" w:type="dxa"/>
+              <w:left w:w="180" w:type="dxa"/>
+              <w:bottom w:w="120" w:type="dxa"/>
+              <w:right w:w="180" w:type="dxa"/>
+            </w:tcMar>
             <w:vAlign w:val="center"/>
             <w:hideMark/>
           </w:tcPr>
@@ -2046,6 +3006,18 @@
         <w:tc>
           <w:tcPr>
             <w:tcW w:w="0" w:type="auto"/>
+            <w:tcBorders>
+              <w:top w:val="single" w:sz="6" w:space="0" w:color="C4C7C5"/>
+              <w:left w:val="single" w:sz="6" w:space="0" w:color="C4C7C5"/>
+              <w:bottom w:val="single" w:sz="6" w:space="0" w:color="C4C7C5"/>
+              <w:right w:val="single" w:sz="6" w:space="0" w:color="C4C7C5"/>
+            </w:tcBorders>
+            <w:tcMar>
+              <w:top w:w="120" w:type="dxa"/>
+              <w:left w:w="180" w:type="dxa"/>
+              <w:bottom w:w="120" w:type="dxa"/>
+              <w:right w:w="180" w:type="dxa"/>
+            </w:tcMar>
             <w:vAlign w:val="center"/>
             <w:hideMark/>
           </w:tcPr>
@@ -2058,6 +3030,18 @@
         <w:tc>
           <w:tcPr>
             <w:tcW w:w="0" w:type="auto"/>
+            <w:tcBorders>
+              <w:top w:val="single" w:sz="6" w:space="0" w:color="C4C7C5"/>
+              <w:left w:val="single" w:sz="6" w:space="0" w:color="C4C7C5"/>
+              <w:bottom w:val="single" w:sz="6" w:space="0" w:color="C4C7C5"/>
+              <w:right w:val="single" w:sz="6" w:space="0" w:color="C4C7C5"/>
+            </w:tcBorders>
+            <w:tcMar>
+              <w:top w:w="120" w:type="dxa"/>
+              <w:left w:w="180" w:type="dxa"/>
+              <w:bottom w:w="120" w:type="dxa"/>
+              <w:right w:w="180" w:type="dxa"/>
+            </w:tcMar>
             <w:vAlign w:val="center"/>
             <w:hideMark/>
           </w:tcPr>
@@ -2070,6 +3054,18 @@
         <w:tc>
           <w:tcPr>
             <w:tcW w:w="0" w:type="auto"/>
+            <w:tcBorders>
+              <w:top w:val="single" w:sz="6" w:space="0" w:color="C4C7C5"/>
+              <w:left w:val="single" w:sz="6" w:space="0" w:color="C4C7C5"/>
+              <w:bottom w:val="single" w:sz="6" w:space="0" w:color="C4C7C5"/>
+              <w:right w:val="single" w:sz="6" w:space="0" w:color="C4C7C5"/>
+            </w:tcBorders>
+            <w:tcMar>
+              <w:top w:w="120" w:type="dxa"/>
+              <w:left w:w="180" w:type="dxa"/>
+              <w:bottom w:w="120" w:type="dxa"/>
+              <w:right w:w="180" w:type="dxa"/>
+            </w:tcMar>
             <w:vAlign w:val="center"/>
             <w:hideMark/>
           </w:tcPr>
@@ -2087,6 +3083,18 @@
         <w:tc>
           <w:tcPr>
             <w:tcW w:w="0" w:type="auto"/>
+            <w:tcBorders>
+              <w:top w:val="single" w:sz="6" w:space="0" w:color="C4C7C5"/>
+              <w:left w:val="single" w:sz="6" w:space="0" w:color="C4C7C5"/>
+              <w:bottom w:val="single" w:sz="6" w:space="0" w:color="C4C7C5"/>
+              <w:right w:val="single" w:sz="6" w:space="0" w:color="C4C7C5"/>
+            </w:tcBorders>
+            <w:tcMar>
+              <w:top w:w="120" w:type="dxa"/>
+              <w:left w:w="180" w:type="dxa"/>
+              <w:bottom w:w="120" w:type="dxa"/>
+              <w:right w:w="180" w:type="dxa"/>
+            </w:tcMar>
             <w:vAlign w:val="center"/>
             <w:hideMark/>
           </w:tcPr>
@@ -2103,6 +3111,18 @@
         <w:tc>
           <w:tcPr>
             <w:tcW w:w="0" w:type="auto"/>
+            <w:tcBorders>
+              <w:top w:val="single" w:sz="6" w:space="0" w:color="C4C7C5"/>
+              <w:left w:val="single" w:sz="6" w:space="0" w:color="C4C7C5"/>
+              <w:bottom w:val="single" w:sz="6" w:space="0" w:color="C4C7C5"/>
+              <w:right w:val="single" w:sz="6" w:space="0" w:color="C4C7C5"/>
+            </w:tcBorders>
+            <w:tcMar>
+              <w:top w:w="120" w:type="dxa"/>
+              <w:left w:w="180" w:type="dxa"/>
+              <w:bottom w:w="120" w:type="dxa"/>
+              <w:right w:w="180" w:type="dxa"/>
+            </w:tcMar>
             <w:vAlign w:val="center"/>
             <w:hideMark/>
           </w:tcPr>
@@ -2115,6 +3135,18 @@
         <w:tc>
           <w:tcPr>
             <w:tcW w:w="0" w:type="auto"/>
+            <w:tcBorders>
+              <w:top w:val="single" w:sz="6" w:space="0" w:color="C4C7C5"/>
+              <w:left w:val="single" w:sz="6" w:space="0" w:color="C4C7C5"/>
+              <w:bottom w:val="single" w:sz="6" w:space="0" w:color="C4C7C5"/>
+              <w:right w:val="single" w:sz="6" w:space="0" w:color="C4C7C5"/>
+            </w:tcBorders>
+            <w:tcMar>
+              <w:top w:w="120" w:type="dxa"/>
+              <w:left w:w="180" w:type="dxa"/>
+              <w:bottom w:w="120" w:type="dxa"/>
+              <w:right w:w="180" w:type="dxa"/>
+            </w:tcMar>
             <w:vAlign w:val="center"/>
             <w:hideMark/>
           </w:tcPr>
@@ -2127,6 +3159,18 @@
         <w:tc>
           <w:tcPr>
             <w:tcW w:w="0" w:type="auto"/>
+            <w:tcBorders>
+              <w:top w:val="single" w:sz="6" w:space="0" w:color="C4C7C5"/>
+              <w:left w:val="single" w:sz="6" w:space="0" w:color="C4C7C5"/>
+              <w:bottom w:val="single" w:sz="6" w:space="0" w:color="C4C7C5"/>
+              <w:right w:val="single" w:sz="6" w:space="0" w:color="C4C7C5"/>
+            </w:tcBorders>
+            <w:tcMar>
+              <w:top w:w="120" w:type="dxa"/>
+              <w:left w:w="180" w:type="dxa"/>
+              <w:bottom w:w="120" w:type="dxa"/>
+              <w:right w:w="180" w:type="dxa"/>
+            </w:tcMar>
             <w:vAlign w:val="center"/>
             <w:hideMark/>
           </w:tcPr>
@@ -2139,6 +3183,18 @@
         <w:tc>
           <w:tcPr>
             <w:tcW w:w="0" w:type="auto"/>
+            <w:tcBorders>
+              <w:top w:val="single" w:sz="6" w:space="0" w:color="C4C7C5"/>
+              <w:left w:val="single" w:sz="6" w:space="0" w:color="C4C7C5"/>
+              <w:bottom w:val="single" w:sz="6" w:space="0" w:color="C4C7C5"/>
+              <w:right w:val="single" w:sz="6" w:space="0" w:color="C4C7C5"/>
+            </w:tcBorders>
+            <w:tcMar>
+              <w:top w:w="120" w:type="dxa"/>
+              <w:left w:w="180" w:type="dxa"/>
+              <w:bottom w:w="120" w:type="dxa"/>
+              <w:right w:w="180" w:type="dxa"/>
+            </w:tcMar>
             <w:vAlign w:val="center"/>
             <w:hideMark/>
           </w:tcPr>
@@ -2156,6 +3212,18 @@
         <w:tc>
           <w:tcPr>
             <w:tcW w:w="0" w:type="auto"/>
+            <w:tcBorders>
+              <w:top w:val="single" w:sz="6" w:space="0" w:color="C4C7C5"/>
+              <w:left w:val="single" w:sz="6" w:space="0" w:color="C4C7C5"/>
+              <w:bottom w:val="single" w:sz="6" w:space="0" w:color="C4C7C5"/>
+              <w:right w:val="single" w:sz="6" w:space="0" w:color="C4C7C5"/>
+            </w:tcBorders>
+            <w:tcMar>
+              <w:top w:w="120" w:type="dxa"/>
+              <w:left w:w="180" w:type="dxa"/>
+              <w:bottom w:w="120" w:type="dxa"/>
+              <w:right w:w="180" w:type="dxa"/>
+            </w:tcMar>
             <w:vAlign w:val="center"/>
             <w:hideMark/>
           </w:tcPr>
@@ -2172,6 +3240,18 @@
         <w:tc>
           <w:tcPr>
             <w:tcW w:w="0" w:type="auto"/>
+            <w:tcBorders>
+              <w:top w:val="single" w:sz="6" w:space="0" w:color="C4C7C5"/>
+              <w:left w:val="single" w:sz="6" w:space="0" w:color="C4C7C5"/>
+              <w:bottom w:val="single" w:sz="6" w:space="0" w:color="C4C7C5"/>
+              <w:right w:val="single" w:sz="6" w:space="0" w:color="C4C7C5"/>
+            </w:tcBorders>
+            <w:tcMar>
+              <w:top w:w="120" w:type="dxa"/>
+              <w:left w:w="180" w:type="dxa"/>
+              <w:bottom w:w="120" w:type="dxa"/>
+              <w:right w:w="180" w:type="dxa"/>
+            </w:tcMar>
             <w:vAlign w:val="center"/>
             <w:hideMark/>
           </w:tcPr>
@@ -2184,6 +3264,18 @@
         <w:tc>
           <w:tcPr>
             <w:tcW w:w="0" w:type="auto"/>
+            <w:tcBorders>
+              <w:top w:val="single" w:sz="6" w:space="0" w:color="C4C7C5"/>
+              <w:left w:val="single" w:sz="6" w:space="0" w:color="C4C7C5"/>
+              <w:bottom w:val="single" w:sz="6" w:space="0" w:color="C4C7C5"/>
+              <w:right w:val="single" w:sz="6" w:space="0" w:color="C4C7C5"/>
+            </w:tcBorders>
+            <w:tcMar>
+              <w:top w:w="120" w:type="dxa"/>
+              <w:left w:w="180" w:type="dxa"/>
+              <w:bottom w:w="120" w:type="dxa"/>
+              <w:right w:w="180" w:type="dxa"/>
+            </w:tcMar>
             <w:vAlign w:val="center"/>
             <w:hideMark/>
           </w:tcPr>
@@ -2196,6 +3288,18 @@
         <w:tc>
           <w:tcPr>
             <w:tcW w:w="0" w:type="auto"/>
+            <w:tcBorders>
+              <w:top w:val="single" w:sz="6" w:space="0" w:color="C4C7C5"/>
+              <w:left w:val="single" w:sz="6" w:space="0" w:color="C4C7C5"/>
+              <w:bottom w:val="single" w:sz="6" w:space="0" w:color="C4C7C5"/>
+              <w:right w:val="single" w:sz="6" w:space="0" w:color="C4C7C5"/>
+            </w:tcBorders>
+            <w:tcMar>
+              <w:top w:w="120" w:type="dxa"/>
+              <w:left w:w="180" w:type="dxa"/>
+              <w:bottom w:w="120" w:type="dxa"/>
+              <w:right w:w="180" w:type="dxa"/>
+            </w:tcMar>
             <w:vAlign w:val="center"/>
             <w:hideMark/>
           </w:tcPr>
@@ -2208,6 +3312,18 @@
         <w:tc>
           <w:tcPr>
             <w:tcW w:w="0" w:type="auto"/>
+            <w:tcBorders>
+              <w:top w:val="single" w:sz="6" w:space="0" w:color="C4C7C5"/>
+              <w:left w:val="single" w:sz="6" w:space="0" w:color="C4C7C5"/>
+              <w:bottom w:val="single" w:sz="6" w:space="0" w:color="C4C7C5"/>
+              <w:right w:val="single" w:sz="6" w:space="0" w:color="C4C7C5"/>
+            </w:tcBorders>
+            <w:tcMar>
+              <w:top w:w="120" w:type="dxa"/>
+              <w:left w:w="180" w:type="dxa"/>
+              <w:bottom w:w="120" w:type="dxa"/>
+              <w:right w:w="180" w:type="dxa"/>
+            </w:tcMar>
             <w:vAlign w:val="center"/>
             <w:hideMark/>
           </w:tcPr>
@@ -2225,6 +3341,18 @@
         <w:tc>
           <w:tcPr>
             <w:tcW w:w="0" w:type="auto"/>
+            <w:tcBorders>
+              <w:top w:val="single" w:sz="6" w:space="0" w:color="C4C7C5"/>
+              <w:left w:val="single" w:sz="6" w:space="0" w:color="C4C7C5"/>
+              <w:bottom w:val="single" w:sz="6" w:space="0" w:color="C4C7C5"/>
+              <w:right w:val="single" w:sz="6" w:space="0" w:color="C4C7C5"/>
+            </w:tcBorders>
+            <w:tcMar>
+              <w:top w:w="120" w:type="dxa"/>
+              <w:left w:w="180" w:type="dxa"/>
+              <w:bottom w:w="120" w:type="dxa"/>
+              <w:right w:w="180" w:type="dxa"/>
+            </w:tcMar>
             <w:vAlign w:val="center"/>
             <w:hideMark/>
           </w:tcPr>
@@ -2241,6 +3369,18 @@
         <w:tc>
           <w:tcPr>
             <w:tcW w:w="0" w:type="auto"/>
+            <w:tcBorders>
+              <w:top w:val="single" w:sz="6" w:space="0" w:color="C4C7C5"/>
+              <w:left w:val="single" w:sz="6" w:space="0" w:color="C4C7C5"/>
+              <w:bottom w:val="single" w:sz="6" w:space="0" w:color="C4C7C5"/>
+              <w:right w:val="single" w:sz="6" w:space="0" w:color="C4C7C5"/>
+            </w:tcBorders>
+            <w:tcMar>
+              <w:top w:w="120" w:type="dxa"/>
+              <w:left w:w="180" w:type="dxa"/>
+              <w:bottom w:w="120" w:type="dxa"/>
+              <w:right w:w="180" w:type="dxa"/>
+            </w:tcMar>
             <w:vAlign w:val="center"/>
             <w:hideMark/>
           </w:tcPr>
@@ -2253,6 +3393,18 @@
         <w:tc>
           <w:tcPr>
             <w:tcW w:w="0" w:type="auto"/>
+            <w:tcBorders>
+              <w:top w:val="single" w:sz="6" w:space="0" w:color="C4C7C5"/>
+              <w:left w:val="single" w:sz="6" w:space="0" w:color="C4C7C5"/>
+              <w:bottom w:val="single" w:sz="6" w:space="0" w:color="C4C7C5"/>
+              <w:right w:val="single" w:sz="6" w:space="0" w:color="C4C7C5"/>
+            </w:tcBorders>
+            <w:tcMar>
+              <w:top w:w="120" w:type="dxa"/>
+              <w:left w:w="180" w:type="dxa"/>
+              <w:bottom w:w="120" w:type="dxa"/>
+              <w:right w:w="180" w:type="dxa"/>
+            </w:tcMar>
             <w:vAlign w:val="center"/>
             <w:hideMark/>
           </w:tcPr>
@@ -2265,6 +3417,18 @@
         <w:tc>
           <w:tcPr>
             <w:tcW w:w="0" w:type="auto"/>
+            <w:tcBorders>
+              <w:top w:val="single" w:sz="6" w:space="0" w:color="C4C7C5"/>
+              <w:left w:val="single" w:sz="6" w:space="0" w:color="C4C7C5"/>
+              <w:bottom w:val="single" w:sz="6" w:space="0" w:color="C4C7C5"/>
+              <w:right w:val="single" w:sz="6" w:space="0" w:color="C4C7C5"/>
+            </w:tcBorders>
+            <w:tcMar>
+              <w:top w:w="120" w:type="dxa"/>
+              <w:left w:w="180" w:type="dxa"/>
+              <w:bottom w:w="120" w:type="dxa"/>
+              <w:right w:w="180" w:type="dxa"/>
+            </w:tcMar>
             <w:vAlign w:val="center"/>
             <w:hideMark/>
           </w:tcPr>
@@ -2277,6 +3441,18 @@
         <w:tc>
           <w:tcPr>
             <w:tcW w:w="0" w:type="auto"/>
+            <w:tcBorders>
+              <w:top w:val="single" w:sz="6" w:space="0" w:color="C4C7C5"/>
+              <w:left w:val="single" w:sz="6" w:space="0" w:color="C4C7C5"/>
+              <w:bottom w:val="single" w:sz="6" w:space="0" w:color="C4C7C5"/>
+              <w:right w:val="single" w:sz="6" w:space="0" w:color="C4C7C5"/>
+            </w:tcBorders>
+            <w:tcMar>
+              <w:top w:w="120" w:type="dxa"/>
+              <w:left w:w="180" w:type="dxa"/>
+              <w:bottom w:w="120" w:type="dxa"/>
+              <w:right w:w="180" w:type="dxa"/>
+            </w:tcMar>
             <w:vAlign w:val="center"/>
             <w:hideMark/>
           </w:tcPr>
@@ -2294,6 +3470,18 @@
         <w:tc>
           <w:tcPr>
             <w:tcW w:w="0" w:type="auto"/>
+            <w:tcBorders>
+              <w:top w:val="single" w:sz="6" w:space="0" w:color="C4C7C5"/>
+              <w:left w:val="single" w:sz="6" w:space="0" w:color="C4C7C5"/>
+              <w:bottom w:val="single" w:sz="6" w:space="0" w:color="C4C7C5"/>
+              <w:right w:val="single" w:sz="6" w:space="0" w:color="C4C7C5"/>
+            </w:tcBorders>
+            <w:tcMar>
+              <w:top w:w="120" w:type="dxa"/>
+              <w:left w:w="180" w:type="dxa"/>
+              <w:bottom w:w="120" w:type="dxa"/>
+              <w:right w:w="180" w:type="dxa"/>
+            </w:tcMar>
             <w:vAlign w:val="center"/>
             <w:hideMark/>
           </w:tcPr>
@@ -2303,6 +3491,7 @@
                 <w:b/>
                 <w:bCs/>
               </w:rPr>
+              <w:lastRenderedPageBreak/>
               <w:t>DW</w:t>
             </w:r>
           </w:p>
@@ -2310,6 +3499,18 @@
         <w:tc>
           <w:tcPr>
             <w:tcW w:w="0" w:type="auto"/>
+            <w:tcBorders>
+              <w:top w:val="single" w:sz="6" w:space="0" w:color="C4C7C5"/>
+              <w:left w:val="single" w:sz="6" w:space="0" w:color="C4C7C5"/>
+              <w:bottom w:val="single" w:sz="6" w:space="0" w:color="C4C7C5"/>
+              <w:right w:val="single" w:sz="6" w:space="0" w:color="C4C7C5"/>
+            </w:tcBorders>
+            <w:tcMar>
+              <w:top w:w="120" w:type="dxa"/>
+              <w:left w:w="180" w:type="dxa"/>
+              <w:bottom w:w="120" w:type="dxa"/>
+              <w:right w:w="180" w:type="dxa"/>
+            </w:tcMar>
             <w:vAlign w:val="center"/>
             <w:hideMark/>
           </w:tcPr>
@@ -2322,6 +3523,18 @@
         <w:tc>
           <w:tcPr>
             <w:tcW w:w="0" w:type="auto"/>
+            <w:tcBorders>
+              <w:top w:val="single" w:sz="6" w:space="0" w:color="C4C7C5"/>
+              <w:left w:val="single" w:sz="6" w:space="0" w:color="C4C7C5"/>
+              <w:bottom w:val="single" w:sz="6" w:space="0" w:color="C4C7C5"/>
+              <w:right w:val="single" w:sz="6" w:space="0" w:color="C4C7C5"/>
+            </w:tcBorders>
+            <w:tcMar>
+              <w:top w:w="120" w:type="dxa"/>
+              <w:left w:w="180" w:type="dxa"/>
+              <w:bottom w:w="120" w:type="dxa"/>
+              <w:right w:w="180" w:type="dxa"/>
+            </w:tcMar>
             <w:vAlign w:val="center"/>
             <w:hideMark/>
           </w:tcPr>
@@ -2334,6 +3547,18 @@
         <w:tc>
           <w:tcPr>
             <w:tcW w:w="0" w:type="auto"/>
+            <w:tcBorders>
+              <w:top w:val="single" w:sz="6" w:space="0" w:color="C4C7C5"/>
+              <w:left w:val="single" w:sz="6" w:space="0" w:color="C4C7C5"/>
+              <w:bottom w:val="single" w:sz="6" w:space="0" w:color="C4C7C5"/>
+              <w:right w:val="single" w:sz="6" w:space="0" w:color="C4C7C5"/>
+            </w:tcBorders>
+            <w:tcMar>
+              <w:top w:w="120" w:type="dxa"/>
+              <w:left w:w="180" w:type="dxa"/>
+              <w:bottom w:w="120" w:type="dxa"/>
+              <w:right w:w="180" w:type="dxa"/>
+            </w:tcMar>
             <w:vAlign w:val="center"/>
             <w:hideMark/>
           </w:tcPr>
@@ -2346,6 +3571,18 @@
         <w:tc>
           <w:tcPr>
             <w:tcW w:w="0" w:type="auto"/>
+            <w:tcBorders>
+              <w:top w:val="single" w:sz="6" w:space="0" w:color="C4C7C5"/>
+              <w:left w:val="single" w:sz="6" w:space="0" w:color="C4C7C5"/>
+              <w:bottom w:val="single" w:sz="6" w:space="0" w:color="C4C7C5"/>
+              <w:right w:val="single" w:sz="6" w:space="0" w:color="C4C7C5"/>
+            </w:tcBorders>
+            <w:tcMar>
+              <w:top w:w="120" w:type="dxa"/>
+              <w:left w:w="180" w:type="dxa"/>
+              <w:bottom w:w="120" w:type="dxa"/>
+              <w:right w:w="180" w:type="dxa"/>
+            </w:tcMar>
             <w:vAlign w:val="center"/>
             <w:hideMark/>
           </w:tcPr>
@@ -2363,6 +3600,18 @@
         <w:tc>
           <w:tcPr>
             <w:tcW w:w="0" w:type="auto"/>
+            <w:tcBorders>
+              <w:top w:val="single" w:sz="6" w:space="0" w:color="C4C7C5"/>
+              <w:left w:val="single" w:sz="6" w:space="0" w:color="C4C7C5"/>
+              <w:bottom w:val="single" w:sz="6" w:space="0" w:color="C4C7C5"/>
+              <w:right w:val="single" w:sz="6" w:space="0" w:color="C4C7C5"/>
+            </w:tcBorders>
+            <w:tcMar>
+              <w:top w:w="120" w:type="dxa"/>
+              <w:left w:w="180" w:type="dxa"/>
+              <w:bottom w:w="120" w:type="dxa"/>
+              <w:right w:w="180" w:type="dxa"/>
+            </w:tcMar>
             <w:vAlign w:val="center"/>
             <w:hideMark/>
           </w:tcPr>
@@ -2379,6 +3628,18 @@
         <w:tc>
           <w:tcPr>
             <w:tcW w:w="0" w:type="auto"/>
+            <w:tcBorders>
+              <w:top w:val="single" w:sz="6" w:space="0" w:color="C4C7C5"/>
+              <w:left w:val="single" w:sz="6" w:space="0" w:color="C4C7C5"/>
+              <w:bottom w:val="single" w:sz="6" w:space="0" w:color="C4C7C5"/>
+              <w:right w:val="single" w:sz="6" w:space="0" w:color="C4C7C5"/>
+            </w:tcBorders>
+            <w:tcMar>
+              <w:top w:w="120" w:type="dxa"/>
+              <w:left w:w="180" w:type="dxa"/>
+              <w:bottom w:w="120" w:type="dxa"/>
+              <w:right w:w="180" w:type="dxa"/>
+            </w:tcMar>
             <w:vAlign w:val="center"/>
             <w:hideMark/>
           </w:tcPr>
@@ -2391,36 +3652,72 @@
         <w:tc>
           <w:tcPr>
             <w:tcW w:w="0" w:type="auto"/>
-            <w:vAlign w:val="center"/>
-            <w:hideMark/>
-          </w:tcPr>
-          <w:p>
-            <w:r>
-              <w:t>Planned</w:t>
-            </w:r>
-          </w:p>
-        </w:tc>
-        <w:tc>
-          <w:tcPr>
-            <w:tcW w:w="0" w:type="auto"/>
-            <w:vAlign w:val="center"/>
-            <w:hideMark/>
-          </w:tcPr>
-          <w:p>
-            <w:r>
-              <w:t>—</w:t>
-            </w:r>
-          </w:p>
-        </w:tc>
-        <w:tc>
-          <w:tcPr>
-            <w:tcW w:w="0" w:type="auto"/>
-            <w:vAlign w:val="center"/>
-            <w:hideMark/>
-          </w:tcPr>
-          <w:p>
-            <w:r>
-              <w:t>0</w:t>
+            <w:tcBorders>
+              <w:top w:val="single" w:sz="6" w:space="0" w:color="C4C7C5"/>
+              <w:left w:val="single" w:sz="6" w:space="0" w:color="C4C7C5"/>
+              <w:bottom w:val="single" w:sz="6" w:space="0" w:color="C4C7C5"/>
+              <w:right w:val="single" w:sz="6" w:space="0" w:color="C4C7C5"/>
+            </w:tcBorders>
+            <w:tcMar>
+              <w:top w:w="120" w:type="dxa"/>
+              <w:left w:w="180" w:type="dxa"/>
+              <w:bottom w:w="120" w:type="dxa"/>
+              <w:right w:w="180" w:type="dxa"/>
+            </w:tcMar>
+            <w:vAlign w:val="center"/>
+            <w:hideMark/>
+          </w:tcPr>
+          <w:p>
+            <w:r>
+              <w:t>Complete</w:t>
+            </w:r>
+          </w:p>
+        </w:tc>
+        <w:tc>
+          <w:tcPr>
+            <w:tcW w:w="0" w:type="auto"/>
+            <w:tcBorders>
+              <w:top w:val="single" w:sz="6" w:space="0" w:color="C4C7C5"/>
+              <w:left w:val="single" w:sz="6" w:space="0" w:color="C4C7C5"/>
+              <w:bottom w:val="single" w:sz="6" w:space="0" w:color="C4C7C5"/>
+              <w:right w:val="single" w:sz="6" w:space="0" w:color="C4C7C5"/>
+            </w:tcBorders>
+            <w:tcMar>
+              <w:top w:w="120" w:type="dxa"/>
+              <w:left w:w="180" w:type="dxa"/>
+              <w:bottom w:w="120" w:type="dxa"/>
+              <w:right w:w="180" w:type="dxa"/>
+            </w:tcMar>
+            <w:vAlign w:val="center"/>
+            <w:hideMark/>
+          </w:tcPr>
+          <w:p>
+            <w:r>
+              <w:t>2</w:t>
+            </w:r>
+          </w:p>
+        </w:tc>
+        <w:tc>
+          <w:tcPr>
+            <w:tcW w:w="0" w:type="auto"/>
+            <w:tcBorders>
+              <w:top w:val="single" w:sz="6" w:space="0" w:color="C4C7C5"/>
+              <w:left w:val="single" w:sz="6" w:space="0" w:color="C4C7C5"/>
+              <w:bottom w:val="single" w:sz="6" w:space="0" w:color="C4C7C5"/>
+              <w:right w:val="single" w:sz="6" w:space="0" w:color="C4C7C5"/>
+            </w:tcBorders>
+            <w:tcMar>
+              <w:top w:w="120" w:type="dxa"/>
+              <w:left w:w="180" w:type="dxa"/>
+              <w:bottom w:w="120" w:type="dxa"/>
+              <w:right w:w="180" w:type="dxa"/>
+            </w:tcMar>
+            <w:vAlign w:val="center"/>
+            <w:hideMark/>
+          </w:tcPr>
+          <w:p>
+            <w:r>
+              <w:t>50</w:t>
             </w:r>
           </w:p>
         </w:tc>
@@ -2432,6 +3729,18 @@
         <w:tc>
           <w:tcPr>
             <w:tcW w:w="0" w:type="auto"/>
+            <w:tcBorders>
+              <w:top w:val="single" w:sz="6" w:space="0" w:color="C4C7C5"/>
+              <w:left w:val="single" w:sz="6" w:space="0" w:color="C4C7C5"/>
+              <w:bottom w:val="single" w:sz="6" w:space="0" w:color="C4C7C5"/>
+              <w:right w:val="single" w:sz="6" w:space="0" w:color="C4C7C5"/>
+            </w:tcBorders>
+            <w:tcMar>
+              <w:top w:w="120" w:type="dxa"/>
+              <w:left w:w="180" w:type="dxa"/>
+              <w:bottom w:w="120" w:type="dxa"/>
+              <w:right w:w="180" w:type="dxa"/>
+            </w:tcMar>
             <w:vAlign w:val="center"/>
             <w:hideMark/>
           </w:tcPr>
@@ -2448,6 +3757,18 @@
         <w:tc>
           <w:tcPr>
             <w:tcW w:w="0" w:type="auto"/>
+            <w:tcBorders>
+              <w:top w:val="single" w:sz="6" w:space="0" w:color="C4C7C5"/>
+              <w:left w:val="single" w:sz="6" w:space="0" w:color="C4C7C5"/>
+              <w:bottom w:val="single" w:sz="6" w:space="0" w:color="C4C7C5"/>
+              <w:right w:val="single" w:sz="6" w:space="0" w:color="C4C7C5"/>
+            </w:tcBorders>
+            <w:tcMar>
+              <w:top w:w="120" w:type="dxa"/>
+              <w:left w:w="180" w:type="dxa"/>
+              <w:bottom w:w="120" w:type="dxa"/>
+              <w:right w:w="180" w:type="dxa"/>
+            </w:tcMar>
             <w:vAlign w:val="center"/>
             <w:hideMark/>
           </w:tcPr>
@@ -2460,6 +3781,18 @@
         <w:tc>
           <w:tcPr>
             <w:tcW w:w="0" w:type="auto"/>
+            <w:tcBorders>
+              <w:top w:val="single" w:sz="6" w:space="0" w:color="C4C7C5"/>
+              <w:left w:val="single" w:sz="6" w:space="0" w:color="C4C7C5"/>
+              <w:bottom w:val="single" w:sz="6" w:space="0" w:color="C4C7C5"/>
+              <w:right w:val="single" w:sz="6" w:space="0" w:color="C4C7C5"/>
+            </w:tcBorders>
+            <w:tcMar>
+              <w:top w:w="120" w:type="dxa"/>
+              <w:left w:w="180" w:type="dxa"/>
+              <w:bottom w:w="120" w:type="dxa"/>
+              <w:right w:w="180" w:type="dxa"/>
+            </w:tcMar>
             <w:vAlign w:val="center"/>
             <w:hideMark/>
           </w:tcPr>
@@ -2472,6 +3805,18 @@
         <w:tc>
           <w:tcPr>
             <w:tcW w:w="0" w:type="auto"/>
+            <w:tcBorders>
+              <w:top w:val="single" w:sz="6" w:space="0" w:color="C4C7C5"/>
+              <w:left w:val="single" w:sz="6" w:space="0" w:color="C4C7C5"/>
+              <w:bottom w:val="single" w:sz="6" w:space="0" w:color="C4C7C5"/>
+              <w:right w:val="single" w:sz="6" w:space="0" w:color="C4C7C5"/>
+            </w:tcBorders>
+            <w:tcMar>
+              <w:top w:w="120" w:type="dxa"/>
+              <w:left w:w="180" w:type="dxa"/>
+              <w:bottom w:w="120" w:type="dxa"/>
+              <w:right w:w="180" w:type="dxa"/>
+            </w:tcMar>
             <w:vAlign w:val="center"/>
             <w:hideMark/>
           </w:tcPr>
@@ -2484,6 +3829,18 @@
         <w:tc>
           <w:tcPr>
             <w:tcW w:w="0" w:type="auto"/>
+            <w:tcBorders>
+              <w:top w:val="single" w:sz="6" w:space="0" w:color="C4C7C5"/>
+              <w:left w:val="single" w:sz="6" w:space="0" w:color="C4C7C5"/>
+              <w:bottom w:val="single" w:sz="6" w:space="0" w:color="C4C7C5"/>
+              <w:right w:val="single" w:sz="6" w:space="0" w:color="C4C7C5"/>
+            </w:tcBorders>
+            <w:tcMar>
+              <w:top w:w="120" w:type="dxa"/>
+              <w:left w:w="180" w:type="dxa"/>
+              <w:bottom w:w="120" w:type="dxa"/>
+              <w:right w:w="180" w:type="dxa"/>
+            </w:tcMar>
             <w:vAlign w:val="center"/>
             <w:hideMark/>
           </w:tcPr>
@@ -2501,6 +3858,18 @@
         <w:tc>
           <w:tcPr>
             <w:tcW w:w="0" w:type="auto"/>
+            <w:tcBorders>
+              <w:top w:val="single" w:sz="6" w:space="0" w:color="C4C7C5"/>
+              <w:left w:val="single" w:sz="6" w:space="0" w:color="C4C7C5"/>
+              <w:bottom w:val="single" w:sz="6" w:space="0" w:color="C4C7C5"/>
+              <w:right w:val="single" w:sz="6" w:space="0" w:color="C4C7C5"/>
+            </w:tcBorders>
+            <w:tcMar>
+              <w:top w:w="120" w:type="dxa"/>
+              <w:left w:w="180" w:type="dxa"/>
+              <w:bottom w:w="120" w:type="dxa"/>
+              <w:right w:w="180" w:type="dxa"/>
+            </w:tcMar>
             <w:vAlign w:val="center"/>
             <w:hideMark/>
           </w:tcPr>
@@ -2517,6 +3886,18 @@
         <w:tc>
           <w:tcPr>
             <w:tcW w:w="0" w:type="auto"/>
+            <w:tcBorders>
+              <w:top w:val="single" w:sz="6" w:space="0" w:color="C4C7C5"/>
+              <w:left w:val="single" w:sz="6" w:space="0" w:color="C4C7C5"/>
+              <w:bottom w:val="single" w:sz="6" w:space="0" w:color="C4C7C5"/>
+              <w:right w:val="single" w:sz="6" w:space="0" w:color="C4C7C5"/>
+            </w:tcBorders>
+            <w:tcMar>
+              <w:top w:w="120" w:type="dxa"/>
+              <w:left w:w="180" w:type="dxa"/>
+              <w:bottom w:w="120" w:type="dxa"/>
+              <w:right w:w="180" w:type="dxa"/>
+            </w:tcMar>
             <w:vAlign w:val="center"/>
             <w:hideMark/>
           </w:tcPr>
@@ -2529,6 +3910,18 @@
         <w:tc>
           <w:tcPr>
             <w:tcW w:w="0" w:type="auto"/>
+            <w:tcBorders>
+              <w:top w:val="single" w:sz="6" w:space="0" w:color="C4C7C5"/>
+              <w:left w:val="single" w:sz="6" w:space="0" w:color="C4C7C5"/>
+              <w:bottom w:val="single" w:sz="6" w:space="0" w:color="C4C7C5"/>
+              <w:right w:val="single" w:sz="6" w:space="0" w:color="C4C7C5"/>
+            </w:tcBorders>
+            <w:tcMar>
+              <w:top w:w="120" w:type="dxa"/>
+              <w:left w:w="180" w:type="dxa"/>
+              <w:bottom w:w="120" w:type="dxa"/>
+              <w:right w:w="180" w:type="dxa"/>
+            </w:tcMar>
             <w:vAlign w:val="center"/>
             <w:hideMark/>
           </w:tcPr>
@@ -2541,6 +3934,18 @@
         <w:tc>
           <w:tcPr>
             <w:tcW w:w="0" w:type="auto"/>
+            <w:tcBorders>
+              <w:top w:val="single" w:sz="6" w:space="0" w:color="C4C7C5"/>
+              <w:left w:val="single" w:sz="6" w:space="0" w:color="C4C7C5"/>
+              <w:bottom w:val="single" w:sz="6" w:space="0" w:color="C4C7C5"/>
+              <w:right w:val="single" w:sz="6" w:space="0" w:color="C4C7C5"/>
+            </w:tcBorders>
+            <w:tcMar>
+              <w:top w:w="120" w:type="dxa"/>
+              <w:left w:w="180" w:type="dxa"/>
+              <w:bottom w:w="120" w:type="dxa"/>
+              <w:right w:w="180" w:type="dxa"/>
+            </w:tcMar>
             <w:vAlign w:val="center"/>
             <w:hideMark/>
           </w:tcPr>
@@ -2553,6 +3958,18 @@
         <w:tc>
           <w:tcPr>
             <w:tcW w:w="0" w:type="auto"/>
+            <w:tcBorders>
+              <w:top w:val="single" w:sz="6" w:space="0" w:color="C4C7C5"/>
+              <w:left w:val="single" w:sz="6" w:space="0" w:color="C4C7C5"/>
+              <w:bottom w:val="single" w:sz="6" w:space="0" w:color="C4C7C5"/>
+              <w:right w:val="single" w:sz="6" w:space="0" w:color="C4C7C5"/>
+            </w:tcBorders>
+            <w:tcMar>
+              <w:top w:w="120" w:type="dxa"/>
+              <w:left w:w="180" w:type="dxa"/>
+              <w:bottom w:w="120" w:type="dxa"/>
+              <w:right w:w="180" w:type="dxa"/>
+            </w:tcMar>
             <w:vAlign w:val="center"/>
             <w:hideMark/>
           </w:tcPr>
@@ -2570,6 +3987,18 @@
         <w:tc>
           <w:tcPr>
             <w:tcW w:w="0" w:type="auto"/>
+            <w:tcBorders>
+              <w:top w:val="single" w:sz="6" w:space="0" w:color="C4C7C5"/>
+              <w:left w:val="single" w:sz="6" w:space="0" w:color="C4C7C5"/>
+              <w:bottom w:val="single" w:sz="6" w:space="0" w:color="C4C7C5"/>
+              <w:right w:val="single" w:sz="6" w:space="0" w:color="C4C7C5"/>
+            </w:tcBorders>
+            <w:tcMar>
+              <w:top w:w="120" w:type="dxa"/>
+              <w:left w:w="180" w:type="dxa"/>
+              <w:bottom w:w="120" w:type="dxa"/>
+              <w:right w:w="180" w:type="dxa"/>
+            </w:tcMar>
             <w:vAlign w:val="center"/>
             <w:hideMark/>
           </w:tcPr>
@@ -2586,6 +4015,18 @@
         <w:tc>
           <w:tcPr>
             <w:tcW w:w="0" w:type="auto"/>
+            <w:tcBorders>
+              <w:top w:val="single" w:sz="6" w:space="0" w:color="C4C7C5"/>
+              <w:left w:val="single" w:sz="6" w:space="0" w:color="C4C7C5"/>
+              <w:bottom w:val="single" w:sz="6" w:space="0" w:color="C4C7C5"/>
+              <w:right w:val="single" w:sz="6" w:space="0" w:color="C4C7C5"/>
+            </w:tcBorders>
+            <w:tcMar>
+              <w:top w:w="120" w:type="dxa"/>
+              <w:left w:w="180" w:type="dxa"/>
+              <w:bottom w:w="120" w:type="dxa"/>
+              <w:right w:w="180" w:type="dxa"/>
+            </w:tcMar>
             <w:vAlign w:val="center"/>
             <w:hideMark/>
           </w:tcPr>
@@ -2598,6 +4039,18 @@
         <w:tc>
           <w:tcPr>
             <w:tcW w:w="0" w:type="auto"/>
+            <w:tcBorders>
+              <w:top w:val="single" w:sz="6" w:space="0" w:color="C4C7C5"/>
+              <w:left w:val="single" w:sz="6" w:space="0" w:color="C4C7C5"/>
+              <w:bottom w:val="single" w:sz="6" w:space="0" w:color="C4C7C5"/>
+              <w:right w:val="single" w:sz="6" w:space="0" w:color="C4C7C5"/>
+            </w:tcBorders>
+            <w:tcMar>
+              <w:top w:w="120" w:type="dxa"/>
+              <w:left w:w="180" w:type="dxa"/>
+              <w:bottom w:w="120" w:type="dxa"/>
+              <w:right w:w="180" w:type="dxa"/>
+            </w:tcMar>
             <w:vAlign w:val="center"/>
             <w:hideMark/>
           </w:tcPr>
@@ -2610,6 +4063,18 @@
         <w:tc>
           <w:tcPr>
             <w:tcW w:w="0" w:type="auto"/>
+            <w:tcBorders>
+              <w:top w:val="single" w:sz="6" w:space="0" w:color="C4C7C5"/>
+              <w:left w:val="single" w:sz="6" w:space="0" w:color="C4C7C5"/>
+              <w:bottom w:val="single" w:sz="6" w:space="0" w:color="C4C7C5"/>
+              <w:right w:val="single" w:sz="6" w:space="0" w:color="C4C7C5"/>
+            </w:tcBorders>
+            <w:tcMar>
+              <w:top w:w="120" w:type="dxa"/>
+              <w:left w:w="180" w:type="dxa"/>
+              <w:bottom w:w="120" w:type="dxa"/>
+              <w:right w:w="180" w:type="dxa"/>
+            </w:tcMar>
             <w:vAlign w:val="center"/>
             <w:hideMark/>
           </w:tcPr>
@@ -2622,6 +4087,18 @@
         <w:tc>
           <w:tcPr>
             <w:tcW w:w="0" w:type="auto"/>
+            <w:tcBorders>
+              <w:top w:val="single" w:sz="6" w:space="0" w:color="C4C7C5"/>
+              <w:left w:val="single" w:sz="6" w:space="0" w:color="C4C7C5"/>
+              <w:bottom w:val="single" w:sz="6" w:space="0" w:color="C4C7C5"/>
+              <w:right w:val="single" w:sz="6" w:space="0" w:color="C4C7C5"/>
+            </w:tcBorders>
+            <w:tcMar>
+              <w:top w:w="120" w:type="dxa"/>
+              <w:left w:w="180" w:type="dxa"/>
+              <w:bottom w:w="120" w:type="dxa"/>
+              <w:right w:w="180" w:type="dxa"/>
+            </w:tcMar>
             <w:vAlign w:val="center"/>
             <w:hideMark/>
           </w:tcPr>
@@ -2639,6 +4116,18 @@
         <w:tc>
           <w:tcPr>
             <w:tcW w:w="0" w:type="auto"/>
+            <w:tcBorders>
+              <w:top w:val="single" w:sz="6" w:space="0" w:color="C4C7C5"/>
+              <w:left w:val="single" w:sz="6" w:space="0" w:color="C4C7C5"/>
+              <w:bottom w:val="single" w:sz="6" w:space="0" w:color="C4C7C5"/>
+              <w:right w:val="single" w:sz="6" w:space="0" w:color="C4C7C5"/>
+            </w:tcBorders>
+            <w:tcMar>
+              <w:top w:w="120" w:type="dxa"/>
+              <w:left w:w="180" w:type="dxa"/>
+              <w:bottom w:w="120" w:type="dxa"/>
+              <w:right w:w="180" w:type="dxa"/>
+            </w:tcMar>
             <w:vAlign w:val="center"/>
             <w:hideMark/>
           </w:tcPr>
@@ -2655,6 +4144,18 @@
         <w:tc>
           <w:tcPr>
             <w:tcW w:w="0" w:type="auto"/>
+            <w:tcBorders>
+              <w:top w:val="single" w:sz="6" w:space="0" w:color="C4C7C5"/>
+              <w:left w:val="single" w:sz="6" w:space="0" w:color="C4C7C5"/>
+              <w:bottom w:val="single" w:sz="6" w:space="0" w:color="C4C7C5"/>
+              <w:right w:val="single" w:sz="6" w:space="0" w:color="C4C7C5"/>
+            </w:tcBorders>
+            <w:tcMar>
+              <w:top w:w="120" w:type="dxa"/>
+              <w:left w:w="180" w:type="dxa"/>
+              <w:bottom w:w="120" w:type="dxa"/>
+              <w:right w:w="180" w:type="dxa"/>
+            </w:tcMar>
             <w:vAlign w:val="center"/>
             <w:hideMark/>
           </w:tcPr>
@@ -2667,6 +4168,18 @@
         <w:tc>
           <w:tcPr>
             <w:tcW w:w="0" w:type="auto"/>
+            <w:tcBorders>
+              <w:top w:val="single" w:sz="6" w:space="0" w:color="C4C7C5"/>
+              <w:left w:val="single" w:sz="6" w:space="0" w:color="C4C7C5"/>
+              <w:bottom w:val="single" w:sz="6" w:space="0" w:color="C4C7C5"/>
+              <w:right w:val="single" w:sz="6" w:space="0" w:color="C4C7C5"/>
+            </w:tcBorders>
+            <w:tcMar>
+              <w:top w:w="120" w:type="dxa"/>
+              <w:left w:w="180" w:type="dxa"/>
+              <w:bottom w:w="120" w:type="dxa"/>
+              <w:right w:w="180" w:type="dxa"/>
+            </w:tcMar>
             <w:vAlign w:val="center"/>
             <w:hideMark/>
           </w:tcPr>
@@ -2679,6 +4192,18 @@
         <w:tc>
           <w:tcPr>
             <w:tcW w:w="0" w:type="auto"/>
+            <w:tcBorders>
+              <w:top w:val="single" w:sz="6" w:space="0" w:color="C4C7C5"/>
+              <w:left w:val="single" w:sz="6" w:space="0" w:color="C4C7C5"/>
+              <w:bottom w:val="single" w:sz="6" w:space="0" w:color="C4C7C5"/>
+              <w:right w:val="single" w:sz="6" w:space="0" w:color="C4C7C5"/>
+            </w:tcBorders>
+            <w:tcMar>
+              <w:top w:w="120" w:type="dxa"/>
+              <w:left w:w="180" w:type="dxa"/>
+              <w:bottom w:w="120" w:type="dxa"/>
+              <w:right w:w="180" w:type="dxa"/>
+            </w:tcMar>
             <w:vAlign w:val="center"/>
             <w:hideMark/>
           </w:tcPr>
@@ -2691,6 +4216,18 @@
         <w:tc>
           <w:tcPr>
             <w:tcW w:w="0" w:type="auto"/>
+            <w:tcBorders>
+              <w:top w:val="single" w:sz="6" w:space="0" w:color="C4C7C5"/>
+              <w:left w:val="single" w:sz="6" w:space="0" w:color="C4C7C5"/>
+              <w:bottom w:val="single" w:sz="6" w:space="0" w:color="C4C7C5"/>
+              <w:right w:val="single" w:sz="6" w:space="0" w:color="C4C7C5"/>
+            </w:tcBorders>
+            <w:tcMar>
+              <w:top w:w="120" w:type="dxa"/>
+              <w:left w:w="180" w:type="dxa"/>
+              <w:bottom w:w="120" w:type="dxa"/>
+              <w:right w:w="180" w:type="dxa"/>
+            </w:tcMar>
             <w:vAlign w:val="center"/>
             <w:hideMark/>
           </w:tcPr>
@@ -2745,9 +4282,9 @@
         <w:tblLook w:val="04A0" w:firstRow="1" w:lastRow="0" w:firstColumn="1" w:lastColumn="0" w:noHBand="0" w:noVBand="1"/>
       </w:tblPr>
       <w:tblGrid>
-        <w:gridCol w:w="3256"/>
-        <w:gridCol w:w="1137"/>
-        <w:gridCol w:w="1240"/>
+        <w:gridCol w:w="3616"/>
+        <w:gridCol w:w="1497"/>
+        <w:gridCol w:w="1600"/>
       </w:tblGrid>
       <w:tr>
         <w:trPr>
@@ -2757,16 +4294,22 @@
         <w:tc>
           <w:tcPr>
             <w:tcW w:w="0" w:type="auto"/>
-            <w:vAlign w:val="center"/>
-            <w:hideMark/>
-          </w:tcPr>
-          <w:p>
-            <w:pPr>
-              <w:rPr>
-                <w:b/>
-                <w:bCs/>
-              </w:rPr>
-            </w:pPr>
+            <w:tcBorders>
+              <w:top w:val="single" w:sz="6" w:space="0" w:color="C4C7C5"/>
+              <w:left w:val="single" w:sz="6" w:space="0" w:color="C4C7C5"/>
+              <w:bottom w:val="single" w:sz="6" w:space="0" w:color="C4C7C5"/>
+              <w:right w:val="single" w:sz="6" w:space="0" w:color="C4C7C5"/>
+            </w:tcBorders>
+            <w:tcMar>
+              <w:top w:w="120" w:type="dxa"/>
+              <w:left w:w="180" w:type="dxa"/>
+              <w:bottom w:w="120" w:type="dxa"/>
+              <w:right w:w="180" w:type="dxa"/>
+            </w:tcMar>
+            <w:vAlign w:val="center"/>
+            <w:hideMark/>
+          </w:tcPr>
+          <w:p>
             <w:r>
               <w:rPr>
                 <w:b/>
@@ -2779,16 +4322,22 @@
         <w:tc>
           <w:tcPr>
             <w:tcW w:w="0" w:type="auto"/>
-            <w:vAlign w:val="center"/>
-            <w:hideMark/>
-          </w:tcPr>
-          <w:p>
-            <w:pPr>
-              <w:rPr>
-                <w:b/>
-                <w:bCs/>
-              </w:rPr>
-            </w:pPr>
+            <w:tcBorders>
+              <w:top w:val="single" w:sz="6" w:space="0" w:color="C4C7C5"/>
+              <w:left w:val="single" w:sz="6" w:space="0" w:color="C4C7C5"/>
+              <w:bottom w:val="single" w:sz="6" w:space="0" w:color="C4C7C5"/>
+              <w:right w:val="single" w:sz="6" w:space="0" w:color="C4C7C5"/>
+            </w:tcBorders>
+            <w:tcMar>
+              <w:top w:w="120" w:type="dxa"/>
+              <w:left w:w="180" w:type="dxa"/>
+              <w:bottom w:w="120" w:type="dxa"/>
+              <w:right w:w="180" w:type="dxa"/>
+            </w:tcMar>
+            <w:vAlign w:val="center"/>
+            <w:hideMark/>
+          </w:tcPr>
+          <w:p>
             <w:r>
               <w:rPr>
                 <w:b/>
@@ -2801,16 +4350,22 @@
         <w:tc>
           <w:tcPr>
             <w:tcW w:w="0" w:type="auto"/>
-            <w:vAlign w:val="center"/>
-            <w:hideMark/>
-          </w:tcPr>
-          <w:p>
-            <w:pPr>
-              <w:rPr>
-                <w:b/>
-                <w:bCs/>
-              </w:rPr>
-            </w:pPr>
+            <w:tcBorders>
+              <w:top w:val="single" w:sz="6" w:space="0" w:color="C4C7C5"/>
+              <w:left w:val="single" w:sz="6" w:space="0" w:color="C4C7C5"/>
+              <w:bottom w:val="single" w:sz="6" w:space="0" w:color="C4C7C5"/>
+              <w:right w:val="single" w:sz="6" w:space="0" w:color="C4C7C5"/>
+            </w:tcBorders>
+            <w:tcMar>
+              <w:top w:w="120" w:type="dxa"/>
+              <w:left w:w="180" w:type="dxa"/>
+              <w:bottom w:w="120" w:type="dxa"/>
+              <w:right w:w="180" w:type="dxa"/>
+            </w:tcMar>
+            <w:vAlign w:val="center"/>
+            <w:hideMark/>
+          </w:tcPr>
+          <w:p>
             <w:r>
               <w:rPr>
                 <w:b/>
@@ -2828,6 +4383,18 @@
         <w:tc>
           <w:tcPr>
             <w:tcW w:w="0" w:type="auto"/>
+            <w:tcBorders>
+              <w:top w:val="single" w:sz="6" w:space="0" w:color="C4C7C5"/>
+              <w:left w:val="single" w:sz="6" w:space="0" w:color="C4C7C5"/>
+              <w:bottom w:val="single" w:sz="6" w:space="0" w:color="C4C7C5"/>
+              <w:right w:val="single" w:sz="6" w:space="0" w:color="C4C7C5"/>
+            </w:tcBorders>
+            <w:tcMar>
+              <w:top w:w="120" w:type="dxa"/>
+              <w:left w:w="180" w:type="dxa"/>
+              <w:bottom w:w="120" w:type="dxa"/>
+              <w:right w:w="180" w:type="dxa"/>
+            </w:tcMar>
             <w:vAlign w:val="center"/>
             <w:hideMark/>
           </w:tcPr>
@@ -2844,6 +4411,18 @@
         <w:tc>
           <w:tcPr>
             <w:tcW w:w="0" w:type="auto"/>
+            <w:tcBorders>
+              <w:top w:val="single" w:sz="6" w:space="0" w:color="C4C7C5"/>
+              <w:left w:val="single" w:sz="6" w:space="0" w:color="C4C7C5"/>
+              <w:bottom w:val="single" w:sz="6" w:space="0" w:color="C4C7C5"/>
+              <w:right w:val="single" w:sz="6" w:space="0" w:color="C4C7C5"/>
+            </w:tcBorders>
+            <w:tcMar>
+              <w:top w:w="120" w:type="dxa"/>
+              <w:left w:w="180" w:type="dxa"/>
+              <w:bottom w:w="120" w:type="dxa"/>
+              <w:right w:w="180" w:type="dxa"/>
+            </w:tcMar>
             <w:vAlign w:val="center"/>
             <w:hideMark/>
           </w:tcPr>
@@ -2856,6 +4435,18 @@
         <w:tc>
           <w:tcPr>
             <w:tcW w:w="0" w:type="auto"/>
+            <w:tcBorders>
+              <w:top w:val="single" w:sz="6" w:space="0" w:color="C4C7C5"/>
+              <w:left w:val="single" w:sz="6" w:space="0" w:color="C4C7C5"/>
+              <w:bottom w:val="single" w:sz="6" w:space="0" w:color="C4C7C5"/>
+              <w:right w:val="single" w:sz="6" w:space="0" w:color="C4C7C5"/>
+            </w:tcBorders>
+            <w:tcMar>
+              <w:top w:w="120" w:type="dxa"/>
+              <w:left w:w="180" w:type="dxa"/>
+              <w:bottom w:w="120" w:type="dxa"/>
+              <w:right w:w="180" w:type="dxa"/>
+            </w:tcMar>
             <w:vAlign w:val="center"/>
             <w:hideMark/>
           </w:tcPr>
@@ -2873,6 +4464,18 @@
         <w:tc>
           <w:tcPr>
             <w:tcW w:w="0" w:type="auto"/>
+            <w:tcBorders>
+              <w:top w:val="single" w:sz="6" w:space="0" w:color="C4C7C5"/>
+              <w:left w:val="single" w:sz="6" w:space="0" w:color="C4C7C5"/>
+              <w:bottom w:val="single" w:sz="6" w:space="0" w:color="C4C7C5"/>
+              <w:right w:val="single" w:sz="6" w:space="0" w:color="C4C7C5"/>
+            </w:tcBorders>
+            <w:tcMar>
+              <w:top w:w="120" w:type="dxa"/>
+              <w:left w:w="180" w:type="dxa"/>
+              <w:bottom w:w="120" w:type="dxa"/>
+              <w:right w:w="180" w:type="dxa"/>
+            </w:tcMar>
             <w:vAlign w:val="center"/>
             <w:hideMark/>
           </w:tcPr>
@@ -2889,6 +4492,18 @@
         <w:tc>
           <w:tcPr>
             <w:tcW w:w="0" w:type="auto"/>
+            <w:tcBorders>
+              <w:top w:val="single" w:sz="6" w:space="0" w:color="C4C7C5"/>
+              <w:left w:val="single" w:sz="6" w:space="0" w:color="C4C7C5"/>
+              <w:bottom w:val="single" w:sz="6" w:space="0" w:color="C4C7C5"/>
+              <w:right w:val="single" w:sz="6" w:space="0" w:color="C4C7C5"/>
+            </w:tcBorders>
+            <w:tcMar>
+              <w:top w:w="120" w:type="dxa"/>
+              <w:left w:w="180" w:type="dxa"/>
+              <w:bottom w:w="120" w:type="dxa"/>
+              <w:right w:w="180" w:type="dxa"/>
+            </w:tcMar>
             <w:vAlign w:val="center"/>
             <w:hideMark/>
           </w:tcPr>
@@ -2901,6 +4516,18 @@
         <w:tc>
           <w:tcPr>
             <w:tcW w:w="0" w:type="auto"/>
+            <w:tcBorders>
+              <w:top w:val="single" w:sz="6" w:space="0" w:color="C4C7C5"/>
+              <w:left w:val="single" w:sz="6" w:space="0" w:color="C4C7C5"/>
+              <w:bottom w:val="single" w:sz="6" w:space="0" w:color="C4C7C5"/>
+              <w:right w:val="single" w:sz="6" w:space="0" w:color="C4C7C5"/>
+            </w:tcBorders>
+            <w:tcMar>
+              <w:top w:w="120" w:type="dxa"/>
+              <w:left w:w="180" w:type="dxa"/>
+              <w:bottom w:w="120" w:type="dxa"/>
+              <w:right w:w="180" w:type="dxa"/>
+            </w:tcMar>
             <w:vAlign w:val="center"/>
             <w:hideMark/>
           </w:tcPr>
@@ -2918,6 +4545,18 @@
         <w:tc>
           <w:tcPr>
             <w:tcW w:w="0" w:type="auto"/>
+            <w:tcBorders>
+              <w:top w:val="single" w:sz="6" w:space="0" w:color="C4C7C5"/>
+              <w:left w:val="single" w:sz="6" w:space="0" w:color="C4C7C5"/>
+              <w:bottom w:val="single" w:sz="6" w:space="0" w:color="C4C7C5"/>
+              <w:right w:val="single" w:sz="6" w:space="0" w:color="C4C7C5"/>
+            </w:tcBorders>
+            <w:tcMar>
+              <w:top w:w="120" w:type="dxa"/>
+              <w:left w:w="180" w:type="dxa"/>
+              <w:bottom w:w="120" w:type="dxa"/>
+              <w:right w:w="180" w:type="dxa"/>
+            </w:tcMar>
             <w:vAlign w:val="center"/>
             <w:hideMark/>
           </w:tcPr>
@@ -2934,18 +4573,42 @@
         <w:tc>
           <w:tcPr>
             <w:tcW w:w="0" w:type="auto"/>
-            <w:vAlign w:val="center"/>
-            <w:hideMark/>
-          </w:tcPr>
-          <w:p>
-            <w:r>
-              <w:t>275 / 500</w:t>
-            </w:r>
-          </w:p>
-        </w:tc>
-        <w:tc>
-          <w:tcPr>
-            <w:tcW w:w="0" w:type="auto"/>
+            <w:tcBorders>
+              <w:top w:val="single" w:sz="6" w:space="0" w:color="C4C7C5"/>
+              <w:left w:val="single" w:sz="6" w:space="0" w:color="C4C7C5"/>
+              <w:bottom w:val="single" w:sz="6" w:space="0" w:color="C4C7C5"/>
+              <w:right w:val="single" w:sz="6" w:space="0" w:color="C4C7C5"/>
+            </w:tcBorders>
+            <w:tcMar>
+              <w:top w:w="120" w:type="dxa"/>
+              <w:left w:w="180" w:type="dxa"/>
+              <w:bottom w:w="120" w:type="dxa"/>
+              <w:right w:w="180" w:type="dxa"/>
+            </w:tcMar>
+            <w:vAlign w:val="center"/>
+            <w:hideMark/>
+          </w:tcPr>
+          <w:p>
+            <w:r>
+              <w:t>325 / 500</w:t>
+            </w:r>
+          </w:p>
+        </w:tc>
+        <w:tc>
+          <w:tcPr>
+            <w:tcW w:w="0" w:type="auto"/>
+            <w:tcBorders>
+              <w:top w:val="single" w:sz="6" w:space="0" w:color="C4C7C5"/>
+              <w:left w:val="single" w:sz="6" w:space="0" w:color="C4C7C5"/>
+              <w:bottom w:val="single" w:sz="6" w:space="0" w:color="C4C7C5"/>
+              <w:right w:val="single" w:sz="6" w:space="0" w:color="C4C7C5"/>
+            </w:tcBorders>
+            <w:tcMar>
+              <w:top w:w="120" w:type="dxa"/>
+              <w:left w:w="180" w:type="dxa"/>
+              <w:bottom w:w="120" w:type="dxa"/>
+              <w:right w:w="180" w:type="dxa"/>
+            </w:tcMar>
             <w:vAlign w:val="center"/>
             <w:hideMark/>
           </w:tcPr>
@@ -2963,6 +4626,18 @@
         <w:tc>
           <w:tcPr>
             <w:tcW w:w="0" w:type="auto"/>
+            <w:tcBorders>
+              <w:top w:val="single" w:sz="6" w:space="0" w:color="C4C7C5"/>
+              <w:left w:val="single" w:sz="6" w:space="0" w:color="C4C7C5"/>
+              <w:bottom w:val="single" w:sz="6" w:space="0" w:color="C4C7C5"/>
+              <w:right w:val="single" w:sz="6" w:space="0" w:color="C4C7C5"/>
+            </w:tcBorders>
+            <w:tcMar>
+              <w:top w:w="120" w:type="dxa"/>
+              <w:left w:w="180" w:type="dxa"/>
+              <w:bottom w:w="120" w:type="dxa"/>
+              <w:right w:w="180" w:type="dxa"/>
+            </w:tcMar>
             <w:vAlign w:val="center"/>
             <w:hideMark/>
           </w:tcPr>
@@ -2979,18 +4654,42 @@
         <w:tc>
           <w:tcPr>
             <w:tcW w:w="0" w:type="auto"/>
-            <w:vAlign w:val="center"/>
-            <w:hideMark/>
-          </w:tcPr>
-          <w:p>
-            <w:r>
-              <w:t>275 / 750</w:t>
-            </w:r>
-          </w:p>
-        </w:tc>
-        <w:tc>
-          <w:tcPr>
-            <w:tcW w:w="0" w:type="auto"/>
+            <w:tcBorders>
+              <w:top w:val="single" w:sz="6" w:space="0" w:color="C4C7C5"/>
+              <w:left w:val="single" w:sz="6" w:space="0" w:color="C4C7C5"/>
+              <w:bottom w:val="single" w:sz="6" w:space="0" w:color="C4C7C5"/>
+              <w:right w:val="single" w:sz="6" w:space="0" w:color="C4C7C5"/>
+            </w:tcBorders>
+            <w:tcMar>
+              <w:top w:w="120" w:type="dxa"/>
+              <w:left w:w="180" w:type="dxa"/>
+              <w:bottom w:w="120" w:type="dxa"/>
+              <w:right w:w="180" w:type="dxa"/>
+            </w:tcMar>
+            <w:vAlign w:val="center"/>
+            <w:hideMark/>
+          </w:tcPr>
+          <w:p>
+            <w:r>
+              <w:t>325 / 750</w:t>
+            </w:r>
+          </w:p>
+        </w:tc>
+        <w:tc>
+          <w:tcPr>
+            <w:tcW w:w="0" w:type="auto"/>
+            <w:tcBorders>
+              <w:top w:val="single" w:sz="6" w:space="0" w:color="C4C7C5"/>
+              <w:left w:val="single" w:sz="6" w:space="0" w:color="C4C7C5"/>
+              <w:bottom w:val="single" w:sz="6" w:space="0" w:color="C4C7C5"/>
+              <w:right w:val="single" w:sz="6" w:space="0" w:color="C4C7C5"/>
+            </w:tcBorders>
+            <w:tcMar>
+              <w:top w:w="120" w:type="dxa"/>
+              <w:left w:w="180" w:type="dxa"/>
+              <w:bottom w:w="120" w:type="dxa"/>
+              <w:right w:w="180" w:type="dxa"/>
+            </w:tcMar>
             <w:vAlign w:val="center"/>
             <w:hideMark/>
           </w:tcPr>
@@ -3008,6 +4707,18 @@
         <w:tc>
           <w:tcPr>
             <w:tcW w:w="0" w:type="auto"/>
+            <w:tcBorders>
+              <w:top w:val="single" w:sz="6" w:space="0" w:color="C4C7C5"/>
+              <w:left w:val="single" w:sz="6" w:space="0" w:color="C4C7C5"/>
+              <w:bottom w:val="single" w:sz="6" w:space="0" w:color="C4C7C5"/>
+              <w:right w:val="single" w:sz="6" w:space="0" w:color="C4C7C5"/>
+            </w:tcBorders>
+            <w:tcMar>
+              <w:top w:w="120" w:type="dxa"/>
+              <w:left w:w="180" w:type="dxa"/>
+              <w:bottom w:w="120" w:type="dxa"/>
+              <w:right w:w="180" w:type="dxa"/>
+            </w:tcMar>
             <w:vAlign w:val="center"/>
             <w:hideMark/>
           </w:tcPr>
@@ -3024,18 +4735,42 @@
         <w:tc>
           <w:tcPr>
             <w:tcW w:w="0" w:type="auto"/>
-            <w:vAlign w:val="center"/>
-            <w:hideMark/>
-          </w:tcPr>
-          <w:p>
-            <w:r>
-              <w:t>275 / 1000</w:t>
-            </w:r>
-          </w:p>
-        </w:tc>
-        <w:tc>
-          <w:tcPr>
-            <w:tcW w:w="0" w:type="auto"/>
+            <w:tcBorders>
+              <w:top w:val="single" w:sz="6" w:space="0" w:color="C4C7C5"/>
+              <w:left w:val="single" w:sz="6" w:space="0" w:color="C4C7C5"/>
+              <w:bottom w:val="single" w:sz="6" w:space="0" w:color="C4C7C5"/>
+              <w:right w:val="single" w:sz="6" w:space="0" w:color="C4C7C5"/>
+            </w:tcBorders>
+            <w:tcMar>
+              <w:top w:w="120" w:type="dxa"/>
+              <w:left w:w="180" w:type="dxa"/>
+              <w:bottom w:w="120" w:type="dxa"/>
+              <w:right w:w="180" w:type="dxa"/>
+            </w:tcMar>
+            <w:vAlign w:val="center"/>
+            <w:hideMark/>
+          </w:tcPr>
+          <w:p>
+            <w:r>
+              <w:t>325 / 1000</w:t>
+            </w:r>
+          </w:p>
+        </w:tc>
+        <w:tc>
+          <w:tcPr>
+            <w:tcW w:w="0" w:type="auto"/>
+            <w:tcBorders>
+              <w:top w:val="single" w:sz="6" w:space="0" w:color="C4C7C5"/>
+              <w:left w:val="single" w:sz="6" w:space="0" w:color="C4C7C5"/>
+              <w:bottom w:val="single" w:sz="6" w:space="0" w:color="C4C7C5"/>
+              <w:right w:val="single" w:sz="6" w:space="0" w:color="C4C7C5"/>
+            </w:tcBorders>
+            <w:tcMar>
+              <w:top w:w="120" w:type="dxa"/>
+              <w:left w:w="180" w:type="dxa"/>
+              <w:bottom w:w="120" w:type="dxa"/>
+              <w:right w:w="180" w:type="dxa"/>
+            </w:tcMar>
             <w:vAlign w:val="center"/>
             <w:hideMark/>
           </w:tcPr>
@@ -3059,7 +4794,6 @@
           <w:b/>
           <w:bCs/>
         </w:rPr>
-        <w:lastRenderedPageBreak/>
         <w:t>Research Asset Status</w:t>
       </w:r>
     </w:p>
@@ -3076,8 +4810,8 @@
         <w:tblLook w:val="04A0" w:firstRow="1" w:lastRow="0" w:firstColumn="1" w:lastColumn="0" w:noHBand="0" w:noVBand="1"/>
       </w:tblPr>
       <w:tblGrid>
-        <w:gridCol w:w="3419"/>
-        <w:gridCol w:w="3320"/>
+        <w:gridCol w:w="3779"/>
+        <w:gridCol w:w="3808"/>
       </w:tblGrid>
       <w:tr>
         <w:trPr>
@@ -3087,16 +4821,22 @@
         <w:tc>
           <w:tcPr>
             <w:tcW w:w="0" w:type="auto"/>
-            <w:vAlign w:val="center"/>
-            <w:hideMark/>
-          </w:tcPr>
-          <w:p>
-            <w:pPr>
-              <w:rPr>
-                <w:b/>
-                <w:bCs/>
-              </w:rPr>
-            </w:pPr>
+            <w:tcBorders>
+              <w:top w:val="single" w:sz="6" w:space="0" w:color="C4C7C5"/>
+              <w:left w:val="single" w:sz="6" w:space="0" w:color="C4C7C5"/>
+              <w:bottom w:val="single" w:sz="6" w:space="0" w:color="C4C7C5"/>
+              <w:right w:val="single" w:sz="6" w:space="0" w:color="C4C7C5"/>
+            </w:tcBorders>
+            <w:tcMar>
+              <w:top w:w="120" w:type="dxa"/>
+              <w:left w:w="180" w:type="dxa"/>
+              <w:bottom w:w="120" w:type="dxa"/>
+              <w:right w:w="180" w:type="dxa"/>
+            </w:tcMar>
+            <w:vAlign w:val="center"/>
+            <w:hideMark/>
+          </w:tcPr>
+          <w:p>
             <w:r>
               <w:rPr>
                 <w:b/>
@@ -3109,16 +4849,22 @@
         <w:tc>
           <w:tcPr>
             <w:tcW w:w="0" w:type="auto"/>
-            <w:vAlign w:val="center"/>
-            <w:hideMark/>
-          </w:tcPr>
-          <w:p>
-            <w:pPr>
-              <w:rPr>
-                <w:b/>
-                <w:bCs/>
-              </w:rPr>
-            </w:pPr>
+            <w:tcBorders>
+              <w:top w:val="single" w:sz="6" w:space="0" w:color="C4C7C5"/>
+              <w:left w:val="single" w:sz="6" w:space="0" w:color="C4C7C5"/>
+              <w:bottom w:val="single" w:sz="6" w:space="0" w:color="C4C7C5"/>
+              <w:right w:val="single" w:sz="6" w:space="0" w:color="C4C7C5"/>
+            </w:tcBorders>
+            <w:tcMar>
+              <w:top w:w="120" w:type="dxa"/>
+              <w:left w:w="180" w:type="dxa"/>
+              <w:bottom w:w="120" w:type="dxa"/>
+              <w:right w:w="180" w:type="dxa"/>
+            </w:tcMar>
+            <w:vAlign w:val="center"/>
+            <w:hideMark/>
+          </w:tcPr>
+          <w:p>
             <w:r>
               <w:rPr>
                 <w:b/>
@@ -3136,6 +4882,18 @@
         <w:tc>
           <w:tcPr>
             <w:tcW w:w="0" w:type="auto"/>
+            <w:tcBorders>
+              <w:top w:val="single" w:sz="6" w:space="0" w:color="C4C7C5"/>
+              <w:left w:val="single" w:sz="6" w:space="0" w:color="C4C7C5"/>
+              <w:bottom w:val="single" w:sz="6" w:space="0" w:color="C4C7C5"/>
+              <w:right w:val="single" w:sz="6" w:space="0" w:color="C4C7C5"/>
+            </w:tcBorders>
+            <w:tcMar>
+              <w:top w:w="120" w:type="dxa"/>
+              <w:left w:w="180" w:type="dxa"/>
+              <w:bottom w:w="120" w:type="dxa"/>
+              <w:right w:w="180" w:type="dxa"/>
+            </w:tcMar>
             <w:vAlign w:val="center"/>
             <w:hideMark/>
           </w:tcPr>
@@ -3152,6 +4910,18 @@
         <w:tc>
           <w:tcPr>
             <w:tcW w:w="0" w:type="auto"/>
+            <w:tcBorders>
+              <w:top w:val="single" w:sz="6" w:space="0" w:color="C4C7C5"/>
+              <w:left w:val="single" w:sz="6" w:space="0" w:color="C4C7C5"/>
+              <w:bottom w:val="single" w:sz="6" w:space="0" w:color="C4C7C5"/>
+              <w:right w:val="single" w:sz="6" w:space="0" w:color="C4C7C5"/>
+            </w:tcBorders>
+            <w:tcMar>
+              <w:top w:w="120" w:type="dxa"/>
+              <w:left w:w="180" w:type="dxa"/>
+              <w:bottom w:w="120" w:type="dxa"/>
+              <w:right w:w="180" w:type="dxa"/>
+            </w:tcMar>
             <w:vAlign w:val="center"/>
             <w:hideMark/>
           </w:tcPr>
@@ -3169,6 +4939,18 @@
         <w:tc>
           <w:tcPr>
             <w:tcW w:w="0" w:type="auto"/>
+            <w:tcBorders>
+              <w:top w:val="single" w:sz="6" w:space="0" w:color="C4C7C5"/>
+              <w:left w:val="single" w:sz="6" w:space="0" w:color="C4C7C5"/>
+              <w:bottom w:val="single" w:sz="6" w:space="0" w:color="C4C7C5"/>
+              <w:right w:val="single" w:sz="6" w:space="0" w:color="C4C7C5"/>
+            </w:tcBorders>
+            <w:tcMar>
+              <w:top w:w="120" w:type="dxa"/>
+              <w:left w:w="180" w:type="dxa"/>
+              <w:bottom w:w="120" w:type="dxa"/>
+              <w:right w:w="180" w:type="dxa"/>
+            </w:tcMar>
             <w:vAlign w:val="center"/>
             <w:hideMark/>
           </w:tcPr>
@@ -3178,6 +4960,7 @@
                 <w:b/>
                 <w:bCs/>
               </w:rPr>
+              <w:lastRenderedPageBreak/>
               <w:t>APID Registry</w:t>
             </w:r>
           </w:p>
@@ -3185,12 +4968,24 @@
         <w:tc>
           <w:tcPr>
             <w:tcW w:w="0" w:type="auto"/>
-            <w:vAlign w:val="center"/>
-            <w:hideMark/>
-          </w:tcPr>
-          <w:p>
-            <w:r>
-              <w:t>Active (275 Entries)</w:t>
+            <w:tcBorders>
+              <w:top w:val="single" w:sz="6" w:space="0" w:color="C4C7C5"/>
+              <w:left w:val="single" w:sz="6" w:space="0" w:color="C4C7C5"/>
+              <w:bottom w:val="single" w:sz="6" w:space="0" w:color="C4C7C5"/>
+              <w:right w:val="single" w:sz="6" w:space="0" w:color="C4C7C5"/>
+            </w:tcBorders>
+            <w:tcMar>
+              <w:top w:w="120" w:type="dxa"/>
+              <w:left w:w="180" w:type="dxa"/>
+              <w:bottom w:w="120" w:type="dxa"/>
+              <w:right w:w="180" w:type="dxa"/>
+            </w:tcMar>
+            <w:vAlign w:val="center"/>
+            <w:hideMark/>
+          </w:tcPr>
+          <w:p>
+            <w:r>
+              <w:t>Active (325 Entries)</w:t>
             </w:r>
           </w:p>
         </w:tc>
@@ -3202,6 +4997,18 @@
         <w:tc>
           <w:tcPr>
             <w:tcW w:w="0" w:type="auto"/>
+            <w:tcBorders>
+              <w:top w:val="single" w:sz="6" w:space="0" w:color="C4C7C5"/>
+              <w:left w:val="single" w:sz="6" w:space="0" w:color="C4C7C5"/>
+              <w:bottom w:val="single" w:sz="6" w:space="0" w:color="C4C7C5"/>
+              <w:right w:val="single" w:sz="6" w:space="0" w:color="C4C7C5"/>
+            </w:tcBorders>
+            <w:tcMar>
+              <w:top w:w="120" w:type="dxa"/>
+              <w:left w:w="180" w:type="dxa"/>
+              <w:bottom w:w="120" w:type="dxa"/>
+              <w:right w:w="180" w:type="dxa"/>
+            </w:tcMar>
             <w:vAlign w:val="center"/>
             <w:hideMark/>
           </w:tcPr>
@@ -3218,12 +5025,24 @@
         <w:tc>
           <w:tcPr>
             <w:tcW w:w="0" w:type="auto"/>
-            <w:vAlign w:val="center"/>
-            <w:hideMark/>
-          </w:tcPr>
-          <w:p>
-            <w:r>
-              <w:t>Active</w:t>
+            <w:tcBorders>
+              <w:top w:val="single" w:sz="6" w:space="0" w:color="C4C7C5"/>
+              <w:left w:val="single" w:sz="6" w:space="0" w:color="C4C7C5"/>
+              <w:bottom w:val="single" w:sz="6" w:space="0" w:color="C4C7C5"/>
+              <w:right w:val="single" w:sz="6" w:space="0" w:color="C4C7C5"/>
+            </w:tcBorders>
+            <w:tcMar>
+              <w:top w:w="120" w:type="dxa"/>
+              <w:left w:w="180" w:type="dxa"/>
+              <w:bottom w:w="120" w:type="dxa"/>
+              <w:right w:w="180" w:type="dxa"/>
+            </w:tcMar>
+            <w:vAlign w:val="center"/>
+            <w:hideMark/>
+          </w:tcPr>
+          <w:p>
+            <w:r>
+              <w:t>Active (6 Active, 4 Planned)</w:t>
             </w:r>
           </w:p>
         </w:tc>
@@ -3235,6 +5054,18 @@
         <w:tc>
           <w:tcPr>
             <w:tcW w:w="0" w:type="auto"/>
+            <w:tcBorders>
+              <w:top w:val="single" w:sz="6" w:space="0" w:color="C4C7C5"/>
+              <w:left w:val="single" w:sz="6" w:space="0" w:color="C4C7C5"/>
+              <w:bottom w:val="single" w:sz="6" w:space="0" w:color="C4C7C5"/>
+              <w:right w:val="single" w:sz="6" w:space="0" w:color="C4C7C5"/>
+            </w:tcBorders>
+            <w:tcMar>
+              <w:top w:w="120" w:type="dxa"/>
+              <w:left w:w="180" w:type="dxa"/>
+              <w:bottom w:w="120" w:type="dxa"/>
+              <w:right w:w="180" w:type="dxa"/>
+            </w:tcMar>
             <w:vAlign w:val="center"/>
             <w:hideMark/>
           </w:tcPr>
@@ -3251,6 +5082,18 @@
         <w:tc>
           <w:tcPr>
             <w:tcW w:w="0" w:type="auto"/>
+            <w:tcBorders>
+              <w:top w:val="single" w:sz="6" w:space="0" w:color="C4C7C5"/>
+              <w:left w:val="single" w:sz="6" w:space="0" w:color="C4C7C5"/>
+              <w:bottom w:val="single" w:sz="6" w:space="0" w:color="C4C7C5"/>
+              <w:right w:val="single" w:sz="6" w:space="0" w:color="C4C7C5"/>
+            </w:tcBorders>
+            <w:tcMar>
+              <w:top w:w="120" w:type="dxa"/>
+              <w:left w:w="180" w:type="dxa"/>
+              <w:bottom w:w="120" w:type="dxa"/>
+              <w:right w:w="180" w:type="dxa"/>
+            </w:tcMar>
             <w:vAlign w:val="center"/>
             <w:hideMark/>
           </w:tcPr>
@@ -3268,6 +5111,18 @@
         <w:tc>
           <w:tcPr>
             <w:tcW w:w="0" w:type="auto"/>
+            <w:tcBorders>
+              <w:top w:val="single" w:sz="6" w:space="0" w:color="C4C7C5"/>
+              <w:left w:val="single" w:sz="6" w:space="0" w:color="C4C7C5"/>
+              <w:bottom w:val="single" w:sz="6" w:space="0" w:color="C4C7C5"/>
+              <w:right w:val="single" w:sz="6" w:space="0" w:color="C4C7C5"/>
+            </w:tcBorders>
+            <w:tcMar>
+              <w:top w:w="120" w:type="dxa"/>
+              <w:left w:w="180" w:type="dxa"/>
+              <w:bottom w:w="120" w:type="dxa"/>
+              <w:right w:w="180" w:type="dxa"/>
+            </w:tcMar>
             <w:vAlign w:val="center"/>
             <w:hideMark/>
           </w:tcPr>
@@ -3284,6 +5139,18 @@
         <w:tc>
           <w:tcPr>
             <w:tcW w:w="0" w:type="auto"/>
+            <w:tcBorders>
+              <w:top w:val="single" w:sz="6" w:space="0" w:color="C4C7C5"/>
+              <w:left w:val="single" w:sz="6" w:space="0" w:color="C4C7C5"/>
+              <w:bottom w:val="single" w:sz="6" w:space="0" w:color="C4C7C5"/>
+              <w:right w:val="single" w:sz="6" w:space="0" w:color="C4C7C5"/>
+            </w:tcBorders>
+            <w:tcMar>
+              <w:top w:w="120" w:type="dxa"/>
+              <w:left w:w="180" w:type="dxa"/>
+              <w:bottom w:w="120" w:type="dxa"/>
+              <w:right w:w="180" w:type="dxa"/>
+            </w:tcMar>
             <w:vAlign w:val="center"/>
             <w:hideMark/>
           </w:tcPr>
@@ -3301,6 +5168,18 @@
         <w:tc>
           <w:tcPr>
             <w:tcW w:w="0" w:type="auto"/>
+            <w:tcBorders>
+              <w:top w:val="single" w:sz="6" w:space="0" w:color="C4C7C5"/>
+              <w:left w:val="single" w:sz="6" w:space="0" w:color="C4C7C5"/>
+              <w:bottom w:val="single" w:sz="6" w:space="0" w:color="C4C7C5"/>
+              <w:right w:val="single" w:sz="6" w:space="0" w:color="C4C7C5"/>
+            </w:tcBorders>
+            <w:tcMar>
+              <w:top w:w="120" w:type="dxa"/>
+              <w:left w:w="180" w:type="dxa"/>
+              <w:bottom w:w="120" w:type="dxa"/>
+              <w:right w:w="180" w:type="dxa"/>
+            </w:tcMar>
             <w:vAlign w:val="center"/>
             <w:hideMark/>
           </w:tcPr>
@@ -3317,6 +5196,18 @@
         <w:tc>
           <w:tcPr>
             <w:tcW w:w="0" w:type="auto"/>
+            <w:tcBorders>
+              <w:top w:val="single" w:sz="6" w:space="0" w:color="C4C7C5"/>
+              <w:left w:val="single" w:sz="6" w:space="0" w:color="C4C7C5"/>
+              <w:bottom w:val="single" w:sz="6" w:space="0" w:color="C4C7C5"/>
+              <w:right w:val="single" w:sz="6" w:space="0" w:color="C4C7C5"/>
+            </w:tcBorders>
+            <w:tcMar>
+              <w:top w:w="120" w:type="dxa"/>
+              <w:left w:w="180" w:type="dxa"/>
+              <w:bottom w:w="120" w:type="dxa"/>
+              <w:right w:w="180" w:type="dxa"/>
+            </w:tcMar>
             <w:vAlign w:val="center"/>
             <w:hideMark/>
           </w:tcPr>
@@ -3334,6 +5225,18 @@
         <w:tc>
           <w:tcPr>
             <w:tcW w:w="0" w:type="auto"/>
+            <w:tcBorders>
+              <w:top w:val="single" w:sz="6" w:space="0" w:color="C4C7C5"/>
+              <w:left w:val="single" w:sz="6" w:space="0" w:color="C4C7C5"/>
+              <w:bottom w:val="single" w:sz="6" w:space="0" w:color="C4C7C5"/>
+              <w:right w:val="single" w:sz="6" w:space="0" w:color="C4C7C5"/>
+            </w:tcBorders>
+            <w:tcMar>
+              <w:top w:w="120" w:type="dxa"/>
+              <w:left w:w="180" w:type="dxa"/>
+              <w:bottom w:w="120" w:type="dxa"/>
+              <w:right w:w="180" w:type="dxa"/>
+            </w:tcMar>
             <w:vAlign w:val="center"/>
             <w:hideMark/>
           </w:tcPr>
@@ -3350,6 +5253,18 @@
         <w:tc>
           <w:tcPr>
             <w:tcW w:w="0" w:type="auto"/>
+            <w:tcBorders>
+              <w:top w:val="single" w:sz="6" w:space="0" w:color="C4C7C5"/>
+              <w:left w:val="single" w:sz="6" w:space="0" w:color="C4C7C5"/>
+              <w:bottom w:val="single" w:sz="6" w:space="0" w:color="C4C7C5"/>
+              <w:right w:val="single" w:sz="6" w:space="0" w:color="C4C7C5"/>
+            </w:tcBorders>
+            <w:tcMar>
+              <w:top w:w="120" w:type="dxa"/>
+              <w:left w:w="180" w:type="dxa"/>
+              <w:bottom w:w="120" w:type="dxa"/>
+              <w:right w:w="180" w:type="dxa"/>
+            </w:tcMar>
             <w:vAlign w:val="center"/>
             <w:hideMark/>
           </w:tcPr>
@@ -3367,6 +5282,18 @@
         <w:tc>
           <w:tcPr>
             <w:tcW w:w="0" w:type="auto"/>
+            <w:tcBorders>
+              <w:top w:val="single" w:sz="6" w:space="0" w:color="C4C7C5"/>
+              <w:left w:val="single" w:sz="6" w:space="0" w:color="C4C7C5"/>
+              <w:bottom w:val="single" w:sz="6" w:space="0" w:color="C4C7C5"/>
+              <w:right w:val="single" w:sz="6" w:space="0" w:color="C4C7C5"/>
+            </w:tcBorders>
+            <w:tcMar>
+              <w:top w:w="120" w:type="dxa"/>
+              <w:left w:w="180" w:type="dxa"/>
+              <w:bottom w:w="120" w:type="dxa"/>
+              <w:right w:w="180" w:type="dxa"/>
+            </w:tcMar>
             <w:vAlign w:val="center"/>
             <w:hideMark/>
           </w:tcPr>
@@ -3383,6 +5310,18 @@
         <w:tc>
           <w:tcPr>
             <w:tcW w:w="0" w:type="auto"/>
+            <w:tcBorders>
+              <w:top w:val="single" w:sz="6" w:space="0" w:color="C4C7C5"/>
+              <w:left w:val="single" w:sz="6" w:space="0" w:color="C4C7C5"/>
+              <w:bottom w:val="single" w:sz="6" w:space="0" w:color="C4C7C5"/>
+              <w:right w:val="single" w:sz="6" w:space="0" w:color="C4C7C5"/>
+            </w:tcBorders>
+            <w:tcMar>
+              <w:top w:w="120" w:type="dxa"/>
+              <w:left w:w="180" w:type="dxa"/>
+              <w:bottom w:w="120" w:type="dxa"/>
+              <w:right w:w="180" w:type="dxa"/>
+            </w:tcMar>
             <w:vAlign w:val="center"/>
             <w:hideMark/>
           </w:tcPr>
@@ -3400,6 +5339,18 @@
         <w:tc>
           <w:tcPr>
             <w:tcW w:w="0" w:type="auto"/>
+            <w:tcBorders>
+              <w:top w:val="single" w:sz="6" w:space="0" w:color="C4C7C5"/>
+              <w:left w:val="single" w:sz="6" w:space="0" w:color="C4C7C5"/>
+              <w:bottom w:val="single" w:sz="6" w:space="0" w:color="C4C7C5"/>
+              <w:right w:val="single" w:sz="6" w:space="0" w:color="C4C7C5"/>
+            </w:tcBorders>
+            <w:tcMar>
+              <w:top w:w="120" w:type="dxa"/>
+              <w:left w:w="180" w:type="dxa"/>
+              <w:bottom w:w="120" w:type="dxa"/>
+              <w:right w:w="180" w:type="dxa"/>
+            </w:tcMar>
             <w:vAlign w:val="center"/>
             <w:hideMark/>
           </w:tcPr>
@@ -3416,6 +5367,18 @@
         <w:tc>
           <w:tcPr>
             <w:tcW w:w="0" w:type="auto"/>
+            <w:tcBorders>
+              <w:top w:val="single" w:sz="6" w:space="0" w:color="C4C7C5"/>
+              <w:left w:val="single" w:sz="6" w:space="0" w:color="C4C7C5"/>
+              <w:bottom w:val="single" w:sz="6" w:space="0" w:color="C4C7C5"/>
+              <w:right w:val="single" w:sz="6" w:space="0" w:color="C4C7C5"/>
+            </w:tcBorders>
+            <w:tcMar>
+              <w:top w:w="120" w:type="dxa"/>
+              <w:left w:w="180" w:type="dxa"/>
+              <w:bottom w:w="120" w:type="dxa"/>
+              <w:right w:w="180" w:type="dxa"/>
+            </w:tcMar>
             <w:vAlign w:val="center"/>
             <w:hideMark/>
           </w:tcPr>
@@ -3433,6 +5396,18 @@
         <w:tc>
           <w:tcPr>
             <w:tcW w:w="0" w:type="auto"/>
+            <w:tcBorders>
+              <w:top w:val="single" w:sz="6" w:space="0" w:color="C4C7C5"/>
+              <w:left w:val="single" w:sz="6" w:space="0" w:color="C4C7C5"/>
+              <w:bottom w:val="single" w:sz="6" w:space="0" w:color="C4C7C5"/>
+              <w:right w:val="single" w:sz="6" w:space="0" w:color="C4C7C5"/>
+            </w:tcBorders>
+            <w:tcMar>
+              <w:top w:w="120" w:type="dxa"/>
+              <w:left w:w="180" w:type="dxa"/>
+              <w:bottom w:w="120" w:type="dxa"/>
+              <w:right w:w="180" w:type="dxa"/>
+            </w:tcMar>
             <w:vAlign w:val="center"/>
             <w:hideMark/>
           </w:tcPr>
@@ -3449,6 +5424,18 @@
         <w:tc>
           <w:tcPr>
             <w:tcW w:w="0" w:type="auto"/>
+            <w:tcBorders>
+              <w:top w:val="single" w:sz="6" w:space="0" w:color="C4C7C5"/>
+              <w:left w:val="single" w:sz="6" w:space="0" w:color="C4C7C5"/>
+              <w:bottom w:val="single" w:sz="6" w:space="0" w:color="C4C7C5"/>
+              <w:right w:val="single" w:sz="6" w:space="0" w:color="C4C7C5"/>
+            </w:tcBorders>
+            <w:tcMar>
+              <w:top w:w="120" w:type="dxa"/>
+              <w:left w:w="180" w:type="dxa"/>
+              <w:bottom w:w="120" w:type="dxa"/>
+              <w:right w:w="180" w:type="dxa"/>
+            </w:tcMar>
             <w:vAlign w:val="center"/>
             <w:hideMark/>
           </w:tcPr>
@@ -3466,6 +5453,18 @@
         <w:tc>
           <w:tcPr>
             <w:tcW w:w="0" w:type="auto"/>
+            <w:tcBorders>
+              <w:top w:val="single" w:sz="6" w:space="0" w:color="C4C7C5"/>
+              <w:left w:val="single" w:sz="6" w:space="0" w:color="C4C7C5"/>
+              <w:bottom w:val="single" w:sz="6" w:space="0" w:color="C4C7C5"/>
+              <w:right w:val="single" w:sz="6" w:space="0" w:color="C4C7C5"/>
+            </w:tcBorders>
+            <w:tcMar>
+              <w:top w:w="120" w:type="dxa"/>
+              <w:left w:w="180" w:type="dxa"/>
+              <w:bottom w:w="120" w:type="dxa"/>
+              <w:right w:w="180" w:type="dxa"/>
+            </w:tcMar>
             <w:vAlign w:val="center"/>
             <w:hideMark/>
           </w:tcPr>
@@ -3482,6 +5481,18 @@
         <w:tc>
           <w:tcPr>
             <w:tcW w:w="0" w:type="auto"/>
+            <w:tcBorders>
+              <w:top w:val="single" w:sz="6" w:space="0" w:color="C4C7C5"/>
+              <w:left w:val="single" w:sz="6" w:space="0" w:color="C4C7C5"/>
+              <w:bottom w:val="single" w:sz="6" w:space="0" w:color="C4C7C5"/>
+              <w:right w:val="single" w:sz="6" w:space="0" w:color="C4C7C5"/>
+            </w:tcBorders>
+            <w:tcMar>
+              <w:top w:w="120" w:type="dxa"/>
+              <w:left w:w="180" w:type="dxa"/>
+              <w:bottom w:w="120" w:type="dxa"/>
+              <w:right w:w="180" w:type="dxa"/>
+            </w:tcMar>
             <w:vAlign w:val="center"/>
             <w:hideMark/>
           </w:tcPr>
@@ -3499,6 +5510,18 @@
         <w:tc>
           <w:tcPr>
             <w:tcW w:w="0" w:type="auto"/>
+            <w:tcBorders>
+              <w:top w:val="single" w:sz="6" w:space="0" w:color="C4C7C5"/>
+              <w:left w:val="single" w:sz="6" w:space="0" w:color="C4C7C5"/>
+              <w:bottom w:val="single" w:sz="6" w:space="0" w:color="C4C7C5"/>
+              <w:right w:val="single" w:sz="6" w:space="0" w:color="C4C7C5"/>
+            </w:tcBorders>
+            <w:tcMar>
+              <w:top w:w="120" w:type="dxa"/>
+              <w:left w:w="180" w:type="dxa"/>
+              <w:bottom w:w="120" w:type="dxa"/>
+              <w:right w:w="180" w:type="dxa"/>
+            </w:tcMar>
             <w:vAlign w:val="center"/>
             <w:hideMark/>
           </w:tcPr>
@@ -3515,6 +5538,18 @@
         <w:tc>
           <w:tcPr>
             <w:tcW w:w="0" w:type="auto"/>
+            <w:tcBorders>
+              <w:top w:val="single" w:sz="6" w:space="0" w:color="C4C7C5"/>
+              <w:left w:val="single" w:sz="6" w:space="0" w:color="C4C7C5"/>
+              <w:bottom w:val="single" w:sz="6" w:space="0" w:color="C4C7C5"/>
+              <w:right w:val="single" w:sz="6" w:space="0" w:color="C4C7C5"/>
+            </w:tcBorders>
+            <w:tcMar>
+              <w:top w:w="120" w:type="dxa"/>
+              <w:left w:w="180" w:type="dxa"/>
+              <w:bottom w:w="120" w:type="dxa"/>
+              <w:right w:w="180" w:type="dxa"/>
+            </w:tcMar>
             <w:vAlign w:val="center"/>
             <w:hideMark/>
           </w:tcPr>
@@ -3532,6 +5567,18 @@
         <w:tc>
           <w:tcPr>
             <w:tcW w:w="0" w:type="auto"/>
+            <w:tcBorders>
+              <w:top w:val="single" w:sz="6" w:space="0" w:color="C4C7C5"/>
+              <w:left w:val="single" w:sz="6" w:space="0" w:color="C4C7C5"/>
+              <w:bottom w:val="single" w:sz="6" w:space="0" w:color="C4C7C5"/>
+              <w:right w:val="single" w:sz="6" w:space="0" w:color="C4C7C5"/>
+            </w:tcBorders>
+            <w:tcMar>
+              <w:top w:w="120" w:type="dxa"/>
+              <w:left w:w="180" w:type="dxa"/>
+              <w:bottom w:w="120" w:type="dxa"/>
+              <w:right w:w="180" w:type="dxa"/>
+            </w:tcMar>
             <w:vAlign w:val="center"/>
             <w:hideMark/>
           </w:tcPr>
@@ -3548,6 +5595,18 @@
         <w:tc>
           <w:tcPr>
             <w:tcW w:w="0" w:type="auto"/>
+            <w:tcBorders>
+              <w:top w:val="single" w:sz="6" w:space="0" w:color="C4C7C5"/>
+              <w:left w:val="single" w:sz="6" w:space="0" w:color="C4C7C5"/>
+              <w:bottom w:val="single" w:sz="6" w:space="0" w:color="C4C7C5"/>
+              <w:right w:val="single" w:sz="6" w:space="0" w:color="C4C7C5"/>
+            </w:tcBorders>
+            <w:tcMar>
+              <w:top w:w="120" w:type="dxa"/>
+              <w:left w:w="180" w:type="dxa"/>
+              <w:bottom w:w="120" w:type="dxa"/>
+              <w:right w:w="180" w:type="dxa"/>
+            </w:tcMar>
             <w:vAlign w:val="center"/>
             <w:hideMark/>
           </w:tcPr>
@@ -3565,6 +5624,18 @@
         <w:tc>
           <w:tcPr>
             <w:tcW w:w="0" w:type="auto"/>
+            <w:tcBorders>
+              <w:top w:val="single" w:sz="6" w:space="0" w:color="C4C7C5"/>
+              <w:left w:val="single" w:sz="6" w:space="0" w:color="C4C7C5"/>
+              <w:bottom w:val="single" w:sz="6" w:space="0" w:color="C4C7C5"/>
+              <w:right w:val="single" w:sz="6" w:space="0" w:color="C4C7C5"/>
+            </w:tcBorders>
+            <w:tcMar>
+              <w:top w:w="120" w:type="dxa"/>
+              <w:left w:w="180" w:type="dxa"/>
+              <w:bottom w:w="120" w:type="dxa"/>
+              <w:right w:w="180" w:type="dxa"/>
+            </w:tcMar>
             <w:vAlign w:val="center"/>
             <w:hideMark/>
           </w:tcPr>
@@ -3581,6 +5652,18 @@
         <w:tc>
           <w:tcPr>
             <w:tcW w:w="0" w:type="auto"/>
+            <w:tcBorders>
+              <w:top w:val="single" w:sz="6" w:space="0" w:color="C4C7C5"/>
+              <w:left w:val="single" w:sz="6" w:space="0" w:color="C4C7C5"/>
+              <w:bottom w:val="single" w:sz="6" w:space="0" w:color="C4C7C5"/>
+              <w:right w:val="single" w:sz="6" w:space="0" w:color="C4C7C5"/>
+            </w:tcBorders>
+            <w:tcMar>
+              <w:top w:w="120" w:type="dxa"/>
+              <w:left w:w="180" w:type="dxa"/>
+              <w:bottom w:w="120" w:type="dxa"/>
+              <w:right w:w="180" w:type="dxa"/>
+            </w:tcMar>
             <w:vAlign w:val="center"/>
             <w:hideMark/>
           </w:tcPr>
@@ -3598,6 +5681,18 @@
         <w:tc>
           <w:tcPr>
             <w:tcW w:w="0" w:type="auto"/>
+            <w:tcBorders>
+              <w:top w:val="single" w:sz="6" w:space="0" w:color="C4C7C5"/>
+              <w:left w:val="single" w:sz="6" w:space="0" w:color="C4C7C5"/>
+              <w:bottom w:val="single" w:sz="6" w:space="0" w:color="C4C7C5"/>
+              <w:right w:val="single" w:sz="6" w:space="0" w:color="C4C7C5"/>
+            </w:tcBorders>
+            <w:tcMar>
+              <w:top w:w="120" w:type="dxa"/>
+              <w:left w:w="180" w:type="dxa"/>
+              <w:bottom w:w="120" w:type="dxa"/>
+              <w:right w:w="180" w:type="dxa"/>
+            </w:tcMar>
             <w:vAlign w:val="center"/>
             <w:hideMark/>
           </w:tcPr>
@@ -3614,6 +5709,18 @@
         <w:tc>
           <w:tcPr>
             <w:tcW w:w="0" w:type="auto"/>
+            <w:tcBorders>
+              <w:top w:val="single" w:sz="6" w:space="0" w:color="C4C7C5"/>
+              <w:left w:val="single" w:sz="6" w:space="0" w:color="C4C7C5"/>
+              <w:bottom w:val="single" w:sz="6" w:space="0" w:color="C4C7C5"/>
+              <w:right w:val="single" w:sz="6" w:space="0" w:color="C4C7C5"/>
+            </w:tcBorders>
+            <w:tcMar>
+              <w:top w:w="120" w:type="dxa"/>
+              <w:left w:w="180" w:type="dxa"/>
+              <w:bottom w:w="120" w:type="dxa"/>
+              <w:right w:w="180" w:type="dxa"/>
+            </w:tcMar>
             <w:vAlign w:val="center"/>
             <w:hideMark/>
           </w:tcPr>
@@ -3631,6 +5738,18 @@
         <w:tc>
           <w:tcPr>
             <w:tcW w:w="0" w:type="auto"/>
+            <w:tcBorders>
+              <w:top w:val="single" w:sz="6" w:space="0" w:color="C4C7C5"/>
+              <w:left w:val="single" w:sz="6" w:space="0" w:color="C4C7C5"/>
+              <w:bottom w:val="single" w:sz="6" w:space="0" w:color="C4C7C5"/>
+              <w:right w:val="single" w:sz="6" w:space="0" w:color="C4C7C5"/>
+            </w:tcBorders>
+            <w:tcMar>
+              <w:top w:w="120" w:type="dxa"/>
+              <w:left w:w="180" w:type="dxa"/>
+              <w:bottom w:w="120" w:type="dxa"/>
+              <w:right w:w="180" w:type="dxa"/>
+            </w:tcMar>
             <w:vAlign w:val="center"/>
             <w:hideMark/>
           </w:tcPr>
@@ -3640,19 +5759,31 @@
                 <w:b/>
                 <w:bCs/>
               </w:rPr>
-              <w:t>AU Repository</w:t>
-            </w:r>
-          </w:p>
-        </w:tc>
-        <w:tc>
-          <w:tcPr>
-            <w:tcW w:w="0" w:type="auto"/>
-            <w:vAlign w:val="center"/>
-            <w:hideMark/>
-          </w:tcPr>
-          <w:p>
-            <w:r>
-              <w:t>Not Started</w:t>
+              <w:t>AU Volume 01</w:t>
+            </w:r>
+          </w:p>
+        </w:tc>
+        <w:tc>
+          <w:tcPr>
+            <w:tcW w:w="0" w:type="auto"/>
+            <w:tcBorders>
+              <w:top w:val="single" w:sz="6" w:space="0" w:color="C4C7C5"/>
+              <w:left w:val="single" w:sz="6" w:space="0" w:color="C4C7C5"/>
+              <w:bottom w:val="single" w:sz="6" w:space="0" w:color="C4C7C5"/>
+              <w:right w:val="single" w:sz="6" w:space="0" w:color="C4C7C5"/>
+            </w:tcBorders>
+            <w:tcMar>
+              <w:top w:w="120" w:type="dxa"/>
+              <w:left w:w="180" w:type="dxa"/>
+              <w:bottom w:w="120" w:type="dxa"/>
+              <w:right w:w="180" w:type="dxa"/>
+            </w:tcMar>
+            <w:vAlign w:val="center"/>
+            <w:hideMark/>
+          </w:tcPr>
+          <w:p>
+            <w:r>
+              <w:t>Complete (25 Human Frictions)</w:t>
             </w:r>
           </w:p>
         </w:tc>
@@ -3664,6 +5795,18 @@
         <w:tc>
           <w:tcPr>
             <w:tcW w:w="0" w:type="auto"/>
+            <w:tcBorders>
+              <w:top w:val="single" w:sz="6" w:space="0" w:color="C4C7C5"/>
+              <w:left w:val="single" w:sz="6" w:space="0" w:color="C4C7C5"/>
+              <w:bottom w:val="single" w:sz="6" w:space="0" w:color="C4C7C5"/>
+              <w:right w:val="single" w:sz="6" w:space="0" w:color="C4C7C5"/>
+            </w:tcBorders>
+            <w:tcMar>
+              <w:top w:w="120" w:type="dxa"/>
+              <w:left w:w="180" w:type="dxa"/>
+              <w:bottom w:w="120" w:type="dxa"/>
+              <w:right w:w="180" w:type="dxa"/>
+            </w:tcMar>
             <w:vAlign w:val="center"/>
             <w:hideMark/>
           </w:tcPr>
@@ -3673,19 +5816,31 @@
                 <w:b/>
                 <w:bCs/>
               </w:rPr>
-              <w:t>NT Repository</w:t>
-            </w:r>
-          </w:p>
-        </w:tc>
-        <w:tc>
-          <w:tcPr>
-            <w:tcW w:w="0" w:type="auto"/>
-            <w:vAlign w:val="center"/>
-            <w:hideMark/>
-          </w:tcPr>
-          <w:p>
-            <w:r>
-              <w:t>Not Started</w:t>
+              <w:t>AU Volume 02</w:t>
+            </w:r>
+          </w:p>
+        </w:tc>
+        <w:tc>
+          <w:tcPr>
+            <w:tcW w:w="0" w:type="auto"/>
+            <w:tcBorders>
+              <w:top w:val="single" w:sz="6" w:space="0" w:color="C4C7C5"/>
+              <w:left w:val="single" w:sz="6" w:space="0" w:color="C4C7C5"/>
+              <w:bottom w:val="single" w:sz="6" w:space="0" w:color="C4C7C5"/>
+              <w:right w:val="single" w:sz="6" w:space="0" w:color="C4C7C5"/>
+            </w:tcBorders>
+            <w:tcMar>
+              <w:top w:w="120" w:type="dxa"/>
+              <w:left w:w="180" w:type="dxa"/>
+              <w:bottom w:w="120" w:type="dxa"/>
+              <w:right w:w="180" w:type="dxa"/>
+            </w:tcMar>
+            <w:vAlign w:val="center"/>
+            <w:hideMark/>
+          </w:tcPr>
+          <w:p>
+            <w:r>
+              <w:t>Complete (25 Human Frictions)</w:t>
             </w:r>
           </w:p>
         </w:tc>
@@ -3697,6 +5852,76 @@
         <w:tc>
           <w:tcPr>
             <w:tcW w:w="0" w:type="auto"/>
+            <w:tcBorders>
+              <w:top w:val="single" w:sz="6" w:space="0" w:color="C4C7C5"/>
+              <w:left w:val="single" w:sz="6" w:space="0" w:color="C4C7C5"/>
+              <w:bottom w:val="single" w:sz="6" w:space="0" w:color="C4C7C5"/>
+              <w:right w:val="single" w:sz="6" w:space="0" w:color="C4C7C5"/>
+            </w:tcBorders>
+            <w:tcMar>
+              <w:top w:w="120" w:type="dxa"/>
+              <w:left w:w="180" w:type="dxa"/>
+              <w:bottom w:w="120" w:type="dxa"/>
+              <w:right w:w="180" w:type="dxa"/>
+            </w:tcMar>
+            <w:vAlign w:val="center"/>
+            <w:hideMark/>
+          </w:tcPr>
+          <w:p>
+            <w:r>
+              <w:rPr>
+                <w:b/>
+                <w:bCs/>
+              </w:rPr>
+              <w:lastRenderedPageBreak/>
+              <w:t>NT Repository</w:t>
+            </w:r>
+          </w:p>
+        </w:tc>
+        <w:tc>
+          <w:tcPr>
+            <w:tcW w:w="0" w:type="auto"/>
+            <w:tcBorders>
+              <w:top w:val="single" w:sz="6" w:space="0" w:color="C4C7C5"/>
+              <w:left w:val="single" w:sz="6" w:space="0" w:color="C4C7C5"/>
+              <w:bottom w:val="single" w:sz="6" w:space="0" w:color="C4C7C5"/>
+              <w:right w:val="single" w:sz="6" w:space="0" w:color="C4C7C5"/>
+            </w:tcBorders>
+            <w:tcMar>
+              <w:top w:w="120" w:type="dxa"/>
+              <w:left w:w="180" w:type="dxa"/>
+              <w:bottom w:w="120" w:type="dxa"/>
+              <w:right w:w="180" w:type="dxa"/>
+            </w:tcMar>
+            <w:vAlign w:val="center"/>
+            <w:hideMark/>
+          </w:tcPr>
+          <w:p>
+            <w:r>
+              <w:t>Not Started</w:t>
+            </w:r>
+          </w:p>
+        </w:tc>
+      </w:tr>
+      <w:tr>
+        <w:trPr>
+          <w:tblCellSpacing w:w="15" w:type="dxa"/>
+        </w:trPr>
+        <w:tc>
+          <w:tcPr>
+            <w:tcW w:w="0" w:type="auto"/>
+            <w:tcBorders>
+              <w:top w:val="single" w:sz="6" w:space="0" w:color="C4C7C5"/>
+              <w:left w:val="single" w:sz="6" w:space="0" w:color="C4C7C5"/>
+              <w:bottom w:val="single" w:sz="6" w:space="0" w:color="C4C7C5"/>
+              <w:right w:val="single" w:sz="6" w:space="0" w:color="C4C7C5"/>
+            </w:tcBorders>
+            <w:tcMar>
+              <w:top w:w="120" w:type="dxa"/>
+              <w:left w:w="180" w:type="dxa"/>
+              <w:bottom w:w="120" w:type="dxa"/>
+              <w:right w:w="180" w:type="dxa"/>
+            </w:tcMar>
             <w:vAlign w:val="center"/>
             <w:hideMark/>
           </w:tcPr>
@@ -3713,6 +5938,18 @@
         <w:tc>
           <w:tcPr>
             <w:tcW w:w="0" w:type="auto"/>
+            <w:tcBorders>
+              <w:top w:val="single" w:sz="6" w:space="0" w:color="C4C7C5"/>
+              <w:left w:val="single" w:sz="6" w:space="0" w:color="C4C7C5"/>
+              <w:bottom w:val="single" w:sz="6" w:space="0" w:color="C4C7C5"/>
+              <w:right w:val="single" w:sz="6" w:space="0" w:color="C4C7C5"/>
+            </w:tcBorders>
+            <w:tcMar>
+              <w:top w:w="120" w:type="dxa"/>
+              <w:left w:w="180" w:type="dxa"/>
+              <w:bottom w:w="120" w:type="dxa"/>
+              <w:right w:w="180" w:type="dxa"/>
+            </w:tcMar>
             <w:vAlign w:val="center"/>
             <w:hideMark/>
           </w:tcPr>
@@ -3730,6 +5967,18 @@
         <w:tc>
           <w:tcPr>
             <w:tcW w:w="0" w:type="auto"/>
+            <w:tcBorders>
+              <w:top w:val="single" w:sz="6" w:space="0" w:color="C4C7C5"/>
+              <w:left w:val="single" w:sz="6" w:space="0" w:color="C4C7C5"/>
+              <w:bottom w:val="single" w:sz="6" w:space="0" w:color="C4C7C5"/>
+              <w:right w:val="single" w:sz="6" w:space="0" w:color="C4C7C5"/>
+            </w:tcBorders>
+            <w:tcMar>
+              <w:top w:w="120" w:type="dxa"/>
+              <w:left w:w="180" w:type="dxa"/>
+              <w:bottom w:w="120" w:type="dxa"/>
+              <w:right w:w="180" w:type="dxa"/>
+            </w:tcMar>
             <w:vAlign w:val="center"/>
             <w:hideMark/>
           </w:tcPr>
@@ -3746,6 +5995,18 @@
         <w:tc>
           <w:tcPr>
             <w:tcW w:w="0" w:type="auto"/>
+            <w:tcBorders>
+              <w:top w:val="single" w:sz="6" w:space="0" w:color="C4C7C5"/>
+              <w:left w:val="single" w:sz="6" w:space="0" w:color="C4C7C5"/>
+              <w:bottom w:val="single" w:sz="6" w:space="0" w:color="C4C7C5"/>
+              <w:right w:val="single" w:sz="6" w:space="0" w:color="C4C7C5"/>
+            </w:tcBorders>
+            <w:tcMar>
+              <w:top w:w="120" w:type="dxa"/>
+              <w:left w:w="180" w:type="dxa"/>
+              <w:bottom w:w="120" w:type="dxa"/>
+              <w:right w:w="180" w:type="dxa"/>
+            </w:tcMar>
             <w:vAlign w:val="center"/>
             <w:hideMark/>
           </w:tcPr>
@@ -3763,6 +6024,18 @@
         <w:tc>
           <w:tcPr>
             <w:tcW w:w="0" w:type="auto"/>
+            <w:tcBorders>
+              <w:top w:val="single" w:sz="6" w:space="0" w:color="C4C7C5"/>
+              <w:left w:val="single" w:sz="6" w:space="0" w:color="C4C7C5"/>
+              <w:bottom w:val="single" w:sz="6" w:space="0" w:color="C4C7C5"/>
+              <w:right w:val="single" w:sz="6" w:space="0" w:color="C4C7C5"/>
+            </w:tcBorders>
+            <w:tcMar>
+              <w:top w:w="120" w:type="dxa"/>
+              <w:left w:w="180" w:type="dxa"/>
+              <w:bottom w:w="120" w:type="dxa"/>
+              <w:right w:w="180" w:type="dxa"/>
+            </w:tcMar>
             <w:vAlign w:val="center"/>
             <w:hideMark/>
           </w:tcPr>
@@ -3779,6 +6052,18 @@
         <w:tc>
           <w:tcPr>
             <w:tcW w:w="0" w:type="auto"/>
+            <w:tcBorders>
+              <w:top w:val="single" w:sz="6" w:space="0" w:color="C4C7C5"/>
+              <w:left w:val="single" w:sz="6" w:space="0" w:color="C4C7C5"/>
+              <w:bottom w:val="single" w:sz="6" w:space="0" w:color="C4C7C5"/>
+              <w:right w:val="single" w:sz="6" w:space="0" w:color="C4C7C5"/>
+            </w:tcBorders>
+            <w:tcMar>
+              <w:top w:w="120" w:type="dxa"/>
+              <w:left w:w="180" w:type="dxa"/>
+              <w:bottom w:w="120" w:type="dxa"/>
+              <w:right w:w="180" w:type="dxa"/>
+            </w:tcMar>
             <w:vAlign w:val="center"/>
             <w:hideMark/>
           </w:tcPr>
@@ -3796,6 +6081,18 @@
         <w:tc>
           <w:tcPr>
             <w:tcW w:w="0" w:type="auto"/>
+            <w:tcBorders>
+              <w:top w:val="single" w:sz="6" w:space="0" w:color="C4C7C5"/>
+              <w:left w:val="single" w:sz="6" w:space="0" w:color="C4C7C5"/>
+              <w:bottom w:val="single" w:sz="6" w:space="0" w:color="C4C7C5"/>
+              <w:right w:val="single" w:sz="6" w:space="0" w:color="C4C7C5"/>
+            </w:tcBorders>
+            <w:tcMar>
+              <w:top w:w="120" w:type="dxa"/>
+              <w:left w:w="180" w:type="dxa"/>
+              <w:bottom w:w="120" w:type="dxa"/>
+              <w:right w:w="180" w:type="dxa"/>
+            </w:tcMar>
             <w:vAlign w:val="center"/>
             <w:hideMark/>
           </w:tcPr>
@@ -3812,6 +6109,18 @@
         <w:tc>
           <w:tcPr>
             <w:tcW w:w="0" w:type="auto"/>
+            <w:tcBorders>
+              <w:top w:val="single" w:sz="6" w:space="0" w:color="C4C7C5"/>
+              <w:left w:val="single" w:sz="6" w:space="0" w:color="C4C7C5"/>
+              <w:bottom w:val="single" w:sz="6" w:space="0" w:color="C4C7C5"/>
+              <w:right w:val="single" w:sz="6" w:space="0" w:color="C4C7C5"/>
+            </w:tcBorders>
+            <w:tcMar>
+              <w:top w:w="120" w:type="dxa"/>
+              <w:left w:w="180" w:type="dxa"/>
+              <w:bottom w:w="120" w:type="dxa"/>
+              <w:right w:w="180" w:type="dxa"/>
+            </w:tcMar>
             <w:vAlign w:val="center"/>
             <w:hideMark/>
           </w:tcPr>
@@ -3829,6 +6138,18 @@
         <w:tc>
           <w:tcPr>
             <w:tcW w:w="0" w:type="auto"/>
+            <w:tcBorders>
+              <w:top w:val="single" w:sz="6" w:space="0" w:color="C4C7C5"/>
+              <w:left w:val="single" w:sz="6" w:space="0" w:color="C4C7C5"/>
+              <w:bottom w:val="single" w:sz="6" w:space="0" w:color="C4C7C5"/>
+              <w:right w:val="single" w:sz="6" w:space="0" w:color="C4C7C5"/>
+            </w:tcBorders>
+            <w:tcMar>
+              <w:top w:w="120" w:type="dxa"/>
+              <w:left w:w="180" w:type="dxa"/>
+              <w:bottom w:w="120" w:type="dxa"/>
+              <w:right w:w="180" w:type="dxa"/>
+            </w:tcMar>
             <w:vAlign w:val="center"/>
             <w:hideMark/>
           </w:tcPr>
@@ -3845,25 +6166,29 @@
         <w:tc>
           <w:tcPr>
             <w:tcW w:w="0" w:type="auto"/>
-            <w:vAlign w:val="center"/>
-            <w:hideMark/>
-          </w:tcPr>
-          <w:p>
-            <w:r>
-              <w:t>Active</w:t>
+            <w:tcBorders>
+              <w:top w:val="single" w:sz="6" w:space="0" w:color="C4C7C5"/>
+              <w:left w:val="single" w:sz="6" w:space="0" w:color="C4C7C5"/>
+              <w:bottom w:val="single" w:sz="6" w:space="0" w:color="C4C7C5"/>
+              <w:right w:val="single" w:sz="6" w:space="0" w:color="C4C7C5"/>
+            </w:tcBorders>
+            <w:tcMar>
+              <w:top w:w="120" w:type="dxa"/>
+              <w:left w:w="180" w:type="dxa"/>
+              <w:bottom w:w="120" w:type="dxa"/>
+              <w:right w:w="180" w:type="dxa"/>
+            </w:tcMar>
+            <w:vAlign w:val="center"/>
+            <w:hideMark/>
+          </w:tcPr>
+          <w:p>
+            <w:r>
+              <w:t>Active (PAT-053 through PAT-058)</w:t>
             </w:r>
           </w:p>
         </w:tc>
       </w:tr>
     </w:tbl>
-    <w:p>
-      <w:pPr>
-        <w:rPr>
-          <w:b/>
-          <w:bCs/>
-        </w:rPr>
-      </w:pPr>
-    </w:p>
     <w:p>
       <w:pPr>
         <w:rPr>
@@ -3876,7 +6201,6 @@
           <w:b/>
           <w:bCs/>
         </w:rPr>
-        <w:lastRenderedPageBreak/>
         <w:t>System Summary</w:t>
       </w:r>
     </w:p>
@@ -3893,8 +6217,8 @@
         <w:tblLook w:val="04A0" w:firstRow="1" w:lastRow="0" w:firstColumn="1" w:lastColumn="0" w:noHBand="0" w:noVBand="1"/>
       </w:tblPr>
       <w:tblGrid>
-        <w:gridCol w:w="3453"/>
-        <w:gridCol w:w="5573"/>
+        <w:gridCol w:w="3555"/>
+        <w:gridCol w:w="5455"/>
       </w:tblGrid>
       <w:tr>
         <w:trPr>
@@ -3904,16 +6228,22 @@
         <w:tc>
           <w:tcPr>
             <w:tcW w:w="0" w:type="auto"/>
-            <w:vAlign w:val="center"/>
-            <w:hideMark/>
-          </w:tcPr>
-          <w:p>
-            <w:pPr>
-              <w:rPr>
-                <w:b/>
-                <w:bCs/>
-              </w:rPr>
-            </w:pPr>
+            <w:tcBorders>
+              <w:top w:val="single" w:sz="6" w:space="0" w:color="C4C7C5"/>
+              <w:left w:val="single" w:sz="6" w:space="0" w:color="C4C7C5"/>
+              <w:bottom w:val="single" w:sz="6" w:space="0" w:color="C4C7C5"/>
+              <w:right w:val="single" w:sz="6" w:space="0" w:color="C4C7C5"/>
+            </w:tcBorders>
+            <w:tcMar>
+              <w:top w:w="120" w:type="dxa"/>
+              <w:left w:w="180" w:type="dxa"/>
+              <w:bottom w:w="120" w:type="dxa"/>
+              <w:right w:w="180" w:type="dxa"/>
+            </w:tcMar>
+            <w:vAlign w:val="center"/>
+            <w:hideMark/>
+          </w:tcPr>
+          <w:p>
             <w:r>
               <w:rPr>
                 <w:b/>
@@ -3926,16 +6256,22 @@
         <w:tc>
           <w:tcPr>
             <w:tcW w:w="0" w:type="auto"/>
-            <w:vAlign w:val="center"/>
-            <w:hideMark/>
-          </w:tcPr>
-          <w:p>
-            <w:pPr>
-              <w:rPr>
-                <w:b/>
-                <w:bCs/>
-              </w:rPr>
-            </w:pPr>
+            <w:tcBorders>
+              <w:top w:val="single" w:sz="6" w:space="0" w:color="C4C7C5"/>
+              <w:left w:val="single" w:sz="6" w:space="0" w:color="C4C7C5"/>
+              <w:bottom w:val="single" w:sz="6" w:space="0" w:color="C4C7C5"/>
+              <w:right w:val="single" w:sz="6" w:space="0" w:color="C4C7C5"/>
+            </w:tcBorders>
+            <w:tcMar>
+              <w:top w:w="120" w:type="dxa"/>
+              <w:left w:w="180" w:type="dxa"/>
+              <w:bottom w:w="120" w:type="dxa"/>
+              <w:right w:w="180" w:type="dxa"/>
+            </w:tcMar>
+            <w:vAlign w:val="center"/>
+            <w:hideMark/>
+          </w:tcPr>
+          <w:p>
             <w:r>
               <w:rPr>
                 <w:b/>
@@ -3953,6 +6289,18 @@
         <w:tc>
           <w:tcPr>
             <w:tcW w:w="0" w:type="auto"/>
+            <w:tcBorders>
+              <w:top w:val="single" w:sz="6" w:space="0" w:color="C4C7C5"/>
+              <w:left w:val="single" w:sz="6" w:space="0" w:color="C4C7C5"/>
+              <w:bottom w:val="single" w:sz="6" w:space="0" w:color="C4C7C5"/>
+              <w:right w:val="single" w:sz="6" w:space="0" w:color="C4C7C5"/>
+            </w:tcBorders>
+            <w:tcMar>
+              <w:top w:w="120" w:type="dxa"/>
+              <w:left w:w="180" w:type="dxa"/>
+              <w:bottom w:w="120" w:type="dxa"/>
+              <w:right w:w="180" w:type="dxa"/>
+            </w:tcMar>
             <w:vAlign w:val="center"/>
             <w:hideMark/>
           </w:tcPr>
@@ -3969,12 +6317,24 @@
         <w:tc>
           <w:tcPr>
             <w:tcW w:w="0" w:type="auto"/>
-            <w:vAlign w:val="center"/>
-            <w:hideMark/>
-          </w:tcPr>
-          <w:p>
-            <w:r>
-              <w:t>ATLAS v3.2</w:t>
+            <w:tcBorders>
+              <w:top w:val="single" w:sz="6" w:space="0" w:color="C4C7C5"/>
+              <w:left w:val="single" w:sz="6" w:space="0" w:color="C4C7C5"/>
+              <w:bottom w:val="single" w:sz="6" w:space="0" w:color="C4C7C5"/>
+              <w:right w:val="single" w:sz="6" w:space="0" w:color="C4C7C5"/>
+            </w:tcBorders>
+            <w:tcMar>
+              <w:top w:w="120" w:type="dxa"/>
+              <w:left w:w="180" w:type="dxa"/>
+              <w:bottom w:w="120" w:type="dxa"/>
+              <w:right w:w="180" w:type="dxa"/>
+            </w:tcMar>
+            <w:vAlign w:val="center"/>
+            <w:hideMark/>
+          </w:tcPr>
+          <w:p>
+            <w:r>
+              <w:t>ATLAS v3.3</w:t>
             </w:r>
           </w:p>
         </w:tc>
@@ -3986,6 +6346,18 @@
         <w:tc>
           <w:tcPr>
             <w:tcW w:w="0" w:type="auto"/>
+            <w:tcBorders>
+              <w:top w:val="single" w:sz="6" w:space="0" w:color="C4C7C5"/>
+              <w:left w:val="single" w:sz="6" w:space="0" w:color="C4C7C5"/>
+              <w:bottom w:val="single" w:sz="6" w:space="0" w:color="C4C7C5"/>
+              <w:right w:val="single" w:sz="6" w:space="0" w:color="C4C7C5"/>
+            </w:tcBorders>
+            <w:tcMar>
+              <w:top w:w="120" w:type="dxa"/>
+              <w:left w:w="180" w:type="dxa"/>
+              <w:bottom w:w="120" w:type="dxa"/>
+              <w:right w:w="180" w:type="dxa"/>
+            </w:tcMar>
             <w:vAlign w:val="center"/>
             <w:hideMark/>
           </w:tcPr>
@@ -4002,6 +6374,18 @@
         <w:tc>
           <w:tcPr>
             <w:tcW w:w="0" w:type="auto"/>
+            <w:tcBorders>
+              <w:top w:val="single" w:sz="6" w:space="0" w:color="C4C7C5"/>
+              <w:left w:val="single" w:sz="6" w:space="0" w:color="C4C7C5"/>
+              <w:bottom w:val="single" w:sz="6" w:space="0" w:color="C4C7C5"/>
+              <w:right w:val="single" w:sz="6" w:space="0" w:color="C4C7C5"/>
+            </w:tcBorders>
+            <w:tcMar>
+              <w:top w:w="120" w:type="dxa"/>
+              <w:left w:w="180" w:type="dxa"/>
+              <w:bottom w:w="120" w:type="dxa"/>
+              <w:right w:w="180" w:type="dxa"/>
+            </w:tcMar>
             <w:vAlign w:val="center"/>
             <w:hideMark/>
           </w:tcPr>
@@ -4019,6 +6403,18 @@
         <w:tc>
           <w:tcPr>
             <w:tcW w:w="0" w:type="auto"/>
+            <w:tcBorders>
+              <w:top w:val="single" w:sz="6" w:space="0" w:color="C4C7C5"/>
+              <w:left w:val="single" w:sz="6" w:space="0" w:color="C4C7C5"/>
+              <w:bottom w:val="single" w:sz="6" w:space="0" w:color="C4C7C5"/>
+              <w:right w:val="single" w:sz="6" w:space="0" w:color="C4C7C5"/>
+            </w:tcBorders>
+            <w:tcMar>
+              <w:top w:w="120" w:type="dxa"/>
+              <w:left w:w="180" w:type="dxa"/>
+              <w:bottom w:w="120" w:type="dxa"/>
+              <w:right w:w="180" w:type="dxa"/>
+            </w:tcMar>
             <w:vAlign w:val="center"/>
             <w:hideMark/>
           </w:tcPr>
@@ -4035,6 +6431,18 @@
         <w:tc>
           <w:tcPr>
             <w:tcW w:w="0" w:type="auto"/>
+            <w:tcBorders>
+              <w:top w:val="single" w:sz="6" w:space="0" w:color="C4C7C5"/>
+              <w:left w:val="single" w:sz="6" w:space="0" w:color="C4C7C5"/>
+              <w:bottom w:val="single" w:sz="6" w:space="0" w:color="C4C7C5"/>
+              <w:right w:val="single" w:sz="6" w:space="0" w:color="C4C7C5"/>
+            </w:tcBorders>
+            <w:tcMar>
+              <w:top w:w="120" w:type="dxa"/>
+              <w:left w:w="180" w:type="dxa"/>
+              <w:bottom w:w="120" w:type="dxa"/>
+              <w:right w:w="180" w:type="dxa"/>
+            </w:tcMar>
             <w:vAlign w:val="center"/>
             <w:hideMark/>
           </w:tcPr>
@@ -4052,6 +6460,18 @@
         <w:tc>
           <w:tcPr>
             <w:tcW w:w="0" w:type="auto"/>
+            <w:tcBorders>
+              <w:top w:val="single" w:sz="6" w:space="0" w:color="C4C7C5"/>
+              <w:left w:val="single" w:sz="6" w:space="0" w:color="C4C7C5"/>
+              <w:bottom w:val="single" w:sz="6" w:space="0" w:color="C4C7C5"/>
+              <w:right w:val="single" w:sz="6" w:space="0" w:color="C4C7C5"/>
+            </w:tcBorders>
+            <w:tcMar>
+              <w:top w:w="120" w:type="dxa"/>
+              <w:left w:w="180" w:type="dxa"/>
+              <w:bottom w:w="120" w:type="dxa"/>
+              <w:right w:w="180" w:type="dxa"/>
+            </w:tcMar>
             <w:vAlign w:val="center"/>
             <w:hideMark/>
           </w:tcPr>
@@ -4068,6 +6488,18 @@
         <w:tc>
           <w:tcPr>
             <w:tcW w:w="0" w:type="auto"/>
+            <w:tcBorders>
+              <w:top w:val="single" w:sz="6" w:space="0" w:color="C4C7C5"/>
+              <w:left w:val="single" w:sz="6" w:space="0" w:color="C4C7C5"/>
+              <w:bottom w:val="single" w:sz="6" w:space="0" w:color="C4C7C5"/>
+              <w:right w:val="single" w:sz="6" w:space="0" w:color="C4C7C5"/>
+            </w:tcBorders>
+            <w:tcMar>
+              <w:top w:w="120" w:type="dxa"/>
+              <w:left w:w="180" w:type="dxa"/>
+              <w:bottom w:w="120" w:type="dxa"/>
+              <w:right w:w="180" w:type="dxa"/>
+            </w:tcMar>
             <w:vAlign w:val="center"/>
             <w:hideMark/>
           </w:tcPr>
@@ -4085,6 +6517,18 @@
         <w:tc>
           <w:tcPr>
             <w:tcW w:w="0" w:type="auto"/>
+            <w:tcBorders>
+              <w:top w:val="single" w:sz="6" w:space="0" w:color="C4C7C5"/>
+              <w:left w:val="single" w:sz="6" w:space="0" w:color="C4C7C5"/>
+              <w:bottom w:val="single" w:sz="6" w:space="0" w:color="C4C7C5"/>
+              <w:right w:val="single" w:sz="6" w:space="0" w:color="C4C7C5"/>
+            </w:tcBorders>
+            <w:tcMar>
+              <w:top w:w="120" w:type="dxa"/>
+              <w:left w:w="180" w:type="dxa"/>
+              <w:bottom w:w="120" w:type="dxa"/>
+              <w:right w:w="180" w:type="dxa"/>
+            </w:tcMar>
             <w:vAlign w:val="center"/>
             <w:hideMark/>
           </w:tcPr>
@@ -4101,12 +6545,24 @@
         <w:tc>
           <w:tcPr>
             <w:tcW w:w="0" w:type="auto"/>
-            <w:vAlign w:val="center"/>
-            <w:hideMark/>
-          </w:tcPr>
-          <w:p>
-            <w:r>
-              <w:t>5 (FF, OS, WI, DW, KI)</w:t>
+            <w:tcBorders>
+              <w:top w:val="single" w:sz="6" w:space="0" w:color="C4C7C5"/>
+              <w:left w:val="single" w:sz="6" w:space="0" w:color="C4C7C5"/>
+              <w:bottom w:val="single" w:sz="6" w:space="0" w:color="C4C7C5"/>
+              <w:right w:val="single" w:sz="6" w:space="0" w:color="C4C7C5"/>
+            </w:tcBorders>
+            <w:tcMar>
+              <w:top w:w="120" w:type="dxa"/>
+              <w:left w:w="180" w:type="dxa"/>
+              <w:bottom w:w="120" w:type="dxa"/>
+              <w:right w:w="180" w:type="dxa"/>
+            </w:tcMar>
+            <w:vAlign w:val="center"/>
+            <w:hideMark/>
+          </w:tcPr>
+          <w:p>
+            <w:r>
+              <w:t>6 (FF, OS, WI, DW, KI, AU)</w:t>
             </w:r>
           </w:p>
         </w:tc>
@@ -4118,6 +6574,18 @@
         <w:tc>
           <w:tcPr>
             <w:tcW w:w="0" w:type="auto"/>
+            <w:tcBorders>
+              <w:top w:val="single" w:sz="6" w:space="0" w:color="C4C7C5"/>
+              <w:left w:val="single" w:sz="6" w:space="0" w:color="C4C7C5"/>
+              <w:bottom w:val="single" w:sz="6" w:space="0" w:color="C4C7C5"/>
+              <w:right w:val="single" w:sz="6" w:space="0" w:color="C4C7C5"/>
+            </w:tcBorders>
+            <w:tcMar>
+              <w:top w:w="120" w:type="dxa"/>
+              <w:left w:w="180" w:type="dxa"/>
+              <w:bottom w:w="120" w:type="dxa"/>
+              <w:right w:w="180" w:type="dxa"/>
+            </w:tcMar>
             <w:vAlign w:val="center"/>
             <w:hideMark/>
           </w:tcPr>
@@ -4134,12 +6602,24 @@
         <w:tc>
           <w:tcPr>
             <w:tcW w:w="0" w:type="auto"/>
-            <w:vAlign w:val="center"/>
-            <w:hideMark/>
-          </w:tcPr>
-          <w:p>
-            <w:r>
-              <w:t>11</w:t>
+            <w:tcBorders>
+              <w:top w:val="single" w:sz="6" w:space="0" w:color="C4C7C5"/>
+              <w:left w:val="single" w:sz="6" w:space="0" w:color="C4C7C5"/>
+              <w:bottom w:val="single" w:sz="6" w:space="0" w:color="C4C7C5"/>
+              <w:right w:val="single" w:sz="6" w:space="0" w:color="C4C7C5"/>
+            </w:tcBorders>
+            <w:tcMar>
+              <w:top w:w="120" w:type="dxa"/>
+              <w:left w:w="180" w:type="dxa"/>
+              <w:bottom w:w="120" w:type="dxa"/>
+              <w:right w:w="180" w:type="dxa"/>
+            </w:tcMar>
+            <w:vAlign w:val="center"/>
+            <w:hideMark/>
+          </w:tcPr>
+          <w:p>
+            <w:r>
+              <w:t>13</w:t>
             </w:r>
           </w:p>
         </w:tc>
@@ -4151,6 +6631,18 @@
         <w:tc>
           <w:tcPr>
             <w:tcW w:w="0" w:type="auto"/>
+            <w:tcBorders>
+              <w:top w:val="single" w:sz="6" w:space="0" w:color="C4C7C5"/>
+              <w:left w:val="single" w:sz="6" w:space="0" w:color="C4C7C5"/>
+              <w:bottom w:val="single" w:sz="6" w:space="0" w:color="C4C7C5"/>
+              <w:right w:val="single" w:sz="6" w:space="0" w:color="C4C7C5"/>
+            </w:tcBorders>
+            <w:tcMar>
+              <w:top w:w="120" w:type="dxa"/>
+              <w:left w:w="180" w:type="dxa"/>
+              <w:bottom w:w="120" w:type="dxa"/>
+              <w:right w:w="180" w:type="dxa"/>
+            </w:tcMar>
             <w:vAlign w:val="center"/>
             <w:hideMark/>
           </w:tcPr>
@@ -4167,12 +6659,24 @@
         <w:tc>
           <w:tcPr>
             <w:tcW w:w="0" w:type="auto"/>
-            <w:vAlign w:val="center"/>
-            <w:hideMark/>
-          </w:tcPr>
-          <w:p>
-            <w:r>
-              <w:t>275</w:t>
+            <w:tcBorders>
+              <w:top w:val="single" w:sz="6" w:space="0" w:color="C4C7C5"/>
+              <w:left w:val="single" w:sz="6" w:space="0" w:color="C4C7C5"/>
+              <w:bottom w:val="single" w:sz="6" w:space="0" w:color="C4C7C5"/>
+              <w:right w:val="single" w:sz="6" w:space="0" w:color="C4C7C5"/>
+            </w:tcBorders>
+            <w:tcMar>
+              <w:top w:w="120" w:type="dxa"/>
+              <w:left w:w="180" w:type="dxa"/>
+              <w:bottom w:w="120" w:type="dxa"/>
+              <w:right w:w="180" w:type="dxa"/>
+            </w:tcMar>
+            <w:vAlign w:val="center"/>
+            <w:hideMark/>
+          </w:tcPr>
+          <w:p>
+            <w:r>
+              <w:t>325</w:t>
             </w:r>
           </w:p>
         </w:tc>
@@ -4184,6 +6688,18 @@
         <w:tc>
           <w:tcPr>
             <w:tcW w:w="0" w:type="auto"/>
+            <w:tcBorders>
+              <w:top w:val="single" w:sz="6" w:space="0" w:color="C4C7C5"/>
+              <w:left w:val="single" w:sz="6" w:space="0" w:color="C4C7C5"/>
+              <w:bottom w:val="single" w:sz="6" w:space="0" w:color="C4C7C5"/>
+              <w:right w:val="single" w:sz="6" w:space="0" w:color="C4C7C5"/>
+            </w:tcBorders>
+            <w:tcMar>
+              <w:top w:w="120" w:type="dxa"/>
+              <w:left w:w="180" w:type="dxa"/>
+              <w:bottom w:w="120" w:type="dxa"/>
+              <w:right w:w="180" w:type="dxa"/>
+            </w:tcMar>
             <w:vAlign w:val="center"/>
             <w:hideMark/>
           </w:tcPr>
@@ -4193,6 +6709,7 @@
                 <w:b/>
                 <w:bCs/>
               </w:rPr>
+              <w:lastRenderedPageBreak/>
               <w:t>APID Registry Status</w:t>
             </w:r>
           </w:p>
@@ -4200,12 +6717,24 @@
         <w:tc>
           <w:tcPr>
             <w:tcW w:w="0" w:type="auto"/>
-            <w:vAlign w:val="center"/>
-            <w:hideMark/>
-          </w:tcPr>
-          <w:p>
-            <w:r>
-              <w:t>Active (275 Entries)</w:t>
+            <w:tcBorders>
+              <w:top w:val="single" w:sz="6" w:space="0" w:color="C4C7C5"/>
+              <w:left w:val="single" w:sz="6" w:space="0" w:color="C4C7C5"/>
+              <w:bottom w:val="single" w:sz="6" w:space="0" w:color="C4C7C5"/>
+              <w:right w:val="single" w:sz="6" w:space="0" w:color="C4C7C5"/>
+            </w:tcBorders>
+            <w:tcMar>
+              <w:top w:w="120" w:type="dxa"/>
+              <w:left w:w="180" w:type="dxa"/>
+              <w:bottom w:w="120" w:type="dxa"/>
+              <w:right w:w="180" w:type="dxa"/>
+            </w:tcMar>
+            <w:vAlign w:val="center"/>
+            <w:hideMark/>
+          </w:tcPr>
+          <w:p>
+            <w:r>
+              <w:t>Active (325 Entries)</w:t>
             </w:r>
           </w:p>
         </w:tc>
@@ -4217,6 +6746,18 @@
         <w:tc>
           <w:tcPr>
             <w:tcW w:w="0" w:type="auto"/>
+            <w:tcBorders>
+              <w:top w:val="single" w:sz="6" w:space="0" w:color="C4C7C5"/>
+              <w:left w:val="single" w:sz="6" w:space="0" w:color="C4C7C5"/>
+              <w:bottom w:val="single" w:sz="6" w:space="0" w:color="C4C7C5"/>
+              <w:right w:val="single" w:sz="6" w:space="0" w:color="C4C7C5"/>
+            </w:tcBorders>
+            <w:tcMar>
+              <w:top w:w="120" w:type="dxa"/>
+              <w:left w:w="180" w:type="dxa"/>
+              <w:bottom w:w="120" w:type="dxa"/>
+              <w:right w:w="180" w:type="dxa"/>
+            </w:tcMar>
             <w:vAlign w:val="center"/>
             <w:hideMark/>
           </w:tcPr>
@@ -4233,6 +6774,18 @@
         <w:tc>
           <w:tcPr>
             <w:tcW w:w="0" w:type="auto"/>
+            <w:tcBorders>
+              <w:top w:val="single" w:sz="6" w:space="0" w:color="C4C7C5"/>
+              <w:left w:val="single" w:sz="6" w:space="0" w:color="C4C7C5"/>
+              <w:bottom w:val="single" w:sz="6" w:space="0" w:color="C4C7C5"/>
+              <w:right w:val="single" w:sz="6" w:space="0" w:color="C4C7C5"/>
+            </w:tcBorders>
+            <w:tcMar>
+              <w:top w:w="120" w:type="dxa"/>
+              <w:left w:w="180" w:type="dxa"/>
+              <w:bottom w:w="120" w:type="dxa"/>
+              <w:right w:w="180" w:type="dxa"/>
+            </w:tcMar>
             <w:vAlign w:val="center"/>
             <w:hideMark/>
           </w:tcPr>
@@ -4244,14 +6797,6 @@
         </w:tc>
       </w:tr>
     </w:tbl>
-    <w:p>
-      <w:pPr>
-        <w:rPr>
-          <w:b/>
-          <w:bCs/>
-        </w:rPr>
-      </w:pPr>
-    </w:p>
     <w:p>
       <w:pPr>
         <w:rPr>
@@ -4271,7 +6816,7 @@
       <w:pPr>
         <w:numPr>
           <w:ilvl w:val="0"/>
-          <w:numId w:val="16"/>
+          <w:numId w:val="19"/>
         </w:numPr>
       </w:pPr>
       <w:r>
@@ -4282,14 +6827,14 @@
         <w:t>Human Frictions Documented:</w:t>
       </w:r>
       <w:r>
-        <w:t xml:space="preserve"> 275</w:t>
+        <w:t xml:space="preserve"> 325</w:t>
       </w:r>
     </w:p>
     <w:p>
       <w:pPr>
         <w:numPr>
           <w:ilvl w:val="0"/>
-          <w:numId w:val="16"/>
+          <w:numId w:val="19"/>
         </w:numPr>
       </w:pPr>
       <w:r>
@@ -4300,14 +6845,14 @@
         <w:t>Research Categories Active:</w:t>
       </w:r>
       <w:r>
-        <w:t xml:space="preserve"> 5 (FF, OS, WI, DW, KI)</w:t>
+        <w:t xml:space="preserve"> 6 (FF, OS, WI, DW, KI, AU)</w:t>
       </w:r>
     </w:p>
     <w:p>
       <w:pPr>
         <w:numPr>
           <w:ilvl w:val="0"/>
-          <w:numId w:val="16"/>
+          <w:numId w:val="19"/>
         </w:numPr>
       </w:pPr>
       <w:r>
@@ -4318,14 +6863,14 @@
         <w:t>Research Volumes Completed:</w:t>
       </w:r>
       <w:r>
-        <w:t xml:space="preserve"> 11</w:t>
+        <w:t xml:space="preserve"> 13</w:t>
       </w:r>
     </w:p>
     <w:p>
       <w:pPr>
         <w:numPr>
           <w:ilvl w:val="0"/>
-          <w:numId w:val="16"/>
+          <w:numId w:val="19"/>
         </w:numPr>
       </w:pPr>
       <w:r>
@@ -4336,14 +6881,14 @@
         <w:t>Repository Progress:</w:t>
       </w:r>
       <w:r>
-        <w:t xml:space="preserve"> 27.5% of the 1,000 Human Friction target</w:t>
+        <w:t xml:space="preserve"> 32.5% of the 1,000 Human Friction target</w:t>
       </w:r>
     </w:p>
     <w:p>
       <w:pPr>
         <w:numPr>
           <w:ilvl w:val="0"/>
-          <w:numId w:val="16"/>
+          <w:numId w:val="19"/>
         </w:numPr>
       </w:pPr>
       <w:r>
@@ -4669,6 +7214,155 @@
     </w:lvl>
   </w:abstractNum>
   <w:abstractNum w:abstractNumId="2" w15:restartNumberingAfterBreak="0">
+    <w:nsid w:val="18534E12"/>
+    <w:multiLevelType w:val="multilevel"/>
+    <w:tmpl w:val="A57ADAA2"/>
+    <w:lvl w:ilvl="0">
+      <w:start w:val="1"/>
+      <w:numFmt w:val="bullet"/>
+      <w:lvlText w:val=""/>
+      <w:lvlJc w:val="left"/>
+      <w:pPr>
+        <w:tabs>
+          <w:tab w:val="num" w:pos="720"/>
+        </w:tabs>
+        <w:ind w:left="720" w:hanging="360"/>
+      </w:pPr>
+      <w:rPr>
+        <w:rFonts w:ascii="Symbol" w:hAnsi="Symbol" w:hint="default"/>
+        <w:sz w:val="20"/>
+      </w:rPr>
+    </w:lvl>
+    <w:lvl w:ilvl="1" w:tentative="1">
+      <w:start w:val="1"/>
+      <w:numFmt w:val="bullet"/>
+      <w:lvlText w:val="o"/>
+      <w:lvlJc w:val="left"/>
+      <w:pPr>
+        <w:tabs>
+          <w:tab w:val="num" w:pos="1440"/>
+        </w:tabs>
+        <w:ind w:left="1440" w:hanging="360"/>
+      </w:pPr>
+      <w:rPr>
+        <w:rFonts w:ascii="Courier New" w:hAnsi="Courier New" w:hint="default"/>
+        <w:sz w:val="20"/>
+      </w:rPr>
+    </w:lvl>
+    <w:lvl w:ilvl="2" w:tentative="1">
+      <w:start w:val="1"/>
+      <w:numFmt w:val="bullet"/>
+      <w:lvlText w:val=""/>
+      <w:lvlJc w:val="left"/>
+      <w:pPr>
+        <w:tabs>
+          <w:tab w:val="num" w:pos="2160"/>
+        </w:tabs>
+        <w:ind w:left="2160" w:hanging="360"/>
+      </w:pPr>
+      <w:rPr>
+        <w:rFonts w:ascii="Wingdings" w:hAnsi="Wingdings" w:hint="default"/>
+        <w:sz w:val="20"/>
+      </w:rPr>
+    </w:lvl>
+    <w:lvl w:ilvl="3" w:tentative="1">
+      <w:start w:val="1"/>
+      <w:numFmt w:val="bullet"/>
+      <w:lvlText w:val=""/>
+      <w:lvlJc w:val="left"/>
+      <w:pPr>
+        <w:tabs>
+          <w:tab w:val="num" w:pos="2880"/>
+        </w:tabs>
+        <w:ind w:left="2880" w:hanging="360"/>
+      </w:pPr>
+      <w:rPr>
+        <w:rFonts w:ascii="Wingdings" w:hAnsi="Wingdings" w:hint="default"/>
+        <w:sz w:val="20"/>
+      </w:rPr>
+    </w:lvl>
+    <w:lvl w:ilvl="4" w:tentative="1">
+      <w:start w:val="1"/>
+      <w:numFmt w:val="bullet"/>
+      <w:lvlText w:val=""/>
+      <w:lvlJc w:val="left"/>
+      <w:pPr>
+        <w:tabs>
+          <w:tab w:val="num" w:pos="3600"/>
+        </w:tabs>
+        <w:ind w:left="3600" w:hanging="360"/>
+      </w:pPr>
+      <w:rPr>
+        <w:rFonts w:ascii="Wingdings" w:hAnsi="Wingdings" w:hint="default"/>
+        <w:sz w:val="20"/>
+      </w:rPr>
+    </w:lvl>
+    <w:lvl w:ilvl="5" w:tentative="1">
+      <w:start w:val="1"/>
+      <w:numFmt w:val="bullet"/>
+      <w:lvlText w:val=""/>
+      <w:lvlJc w:val="left"/>
+      <w:pPr>
+        <w:tabs>
+          <w:tab w:val="num" w:pos="4320"/>
+        </w:tabs>
+        <w:ind w:left="4320" w:hanging="360"/>
+      </w:pPr>
+      <w:rPr>
+        <w:rFonts w:ascii="Wingdings" w:hAnsi="Wingdings" w:hint="default"/>
+        <w:sz w:val="20"/>
+      </w:rPr>
+    </w:lvl>
+    <w:lvl w:ilvl="6" w:tentative="1">
+      <w:start w:val="1"/>
+      <w:numFmt w:val="bullet"/>
+      <w:lvlText w:val=""/>
+      <w:lvlJc w:val="left"/>
+      <w:pPr>
+        <w:tabs>
+          <w:tab w:val="num" w:pos="5040"/>
+        </w:tabs>
+        <w:ind w:left="5040" w:hanging="360"/>
+      </w:pPr>
+      <w:rPr>
+        <w:rFonts w:ascii="Wingdings" w:hAnsi="Wingdings" w:hint="default"/>
+        <w:sz w:val="20"/>
+      </w:rPr>
+    </w:lvl>
+    <w:lvl w:ilvl="7" w:tentative="1">
+      <w:start w:val="1"/>
+      <w:numFmt w:val="bullet"/>
+      <w:lvlText w:val=""/>
+      <w:lvlJc w:val="left"/>
+      <w:pPr>
+        <w:tabs>
+          <w:tab w:val="num" w:pos="5760"/>
+        </w:tabs>
+        <w:ind w:left="5760" w:hanging="360"/>
+      </w:pPr>
+      <w:rPr>
+        <w:rFonts w:ascii="Wingdings" w:hAnsi="Wingdings" w:hint="default"/>
+        <w:sz w:val="20"/>
+      </w:rPr>
+    </w:lvl>
+    <w:lvl w:ilvl="8" w:tentative="1">
+      <w:start w:val="1"/>
+      <w:numFmt w:val="bullet"/>
+      <w:lvlText w:val=""/>
+      <w:lvlJc w:val="left"/>
+      <w:pPr>
+        <w:tabs>
+          <w:tab w:val="num" w:pos="6480"/>
+        </w:tabs>
+        <w:ind w:left="6480" w:hanging="360"/>
+      </w:pPr>
+      <w:rPr>
+        <w:rFonts w:ascii="Wingdings" w:hAnsi="Wingdings" w:hint="default"/>
+        <w:sz w:val="20"/>
+      </w:rPr>
+    </w:lvl>
+  </w:abstractNum>
+  <w:abstractNum w:abstractNumId="3" w15:restartNumberingAfterBreak="0">
     <w:nsid w:val="19517792"/>
     <w:multiLevelType w:val="multilevel"/>
     <w:tmpl w:val="01486F0E"/>
@@ -4817,7 +7511,7 @@
       </w:rPr>
     </w:lvl>
   </w:abstractNum>
-  <w:abstractNum w:abstractNumId="3" w15:restartNumberingAfterBreak="0">
+  <w:abstractNum w:abstractNumId="4" w15:restartNumberingAfterBreak="0">
     <w:nsid w:val="1AA9751C"/>
     <w:multiLevelType w:val="multilevel"/>
     <w:tmpl w:val="112625F6"/>
@@ -4966,7 +7660,7 @@
       </w:rPr>
     </w:lvl>
   </w:abstractNum>
-  <w:abstractNum w:abstractNumId="4" w15:restartNumberingAfterBreak="0">
+  <w:abstractNum w:abstractNumId="5" w15:restartNumberingAfterBreak="0">
     <w:nsid w:val="31D02BDB"/>
     <w:multiLevelType w:val="multilevel"/>
     <w:tmpl w:val="58ECB0E0"/>
@@ -5115,7 +7809,7 @@
       </w:rPr>
     </w:lvl>
   </w:abstractNum>
-  <w:abstractNum w:abstractNumId="5" w15:restartNumberingAfterBreak="0">
+  <w:abstractNum w:abstractNumId="6" w15:restartNumberingAfterBreak="0">
     <w:nsid w:val="325B7D97"/>
     <w:multiLevelType w:val="multilevel"/>
     <w:tmpl w:val="E0A80DA4"/>
@@ -5264,7 +7958,7 @@
       </w:rPr>
     </w:lvl>
   </w:abstractNum>
-  <w:abstractNum w:abstractNumId="6" w15:restartNumberingAfterBreak="0">
+  <w:abstractNum w:abstractNumId="7" w15:restartNumberingAfterBreak="0">
     <w:nsid w:val="37894B15"/>
     <w:multiLevelType w:val="multilevel"/>
     <w:tmpl w:val="55668242"/>
@@ -5413,7 +8107,156 @@
       </w:rPr>
     </w:lvl>
   </w:abstractNum>
-  <w:abstractNum w:abstractNumId="7" w15:restartNumberingAfterBreak="0">
+  <w:abstractNum w:abstractNumId="8" w15:restartNumberingAfterBreak="0">
+    <w:nsid w:val="3DEF39C5"/>
+    <w:multiLevelType w:val="multilevel"/>
+    <w:tmpl w:val="D5B2CA8A"/>
+    <w:lvl w:ilvl="0">
+      <w:start w:val="1"/>
+      <w:numFmt w:val="bullet"/>
+      <w:lvlText w:val=""/>
+      <w:lvlJc w:val="left"/>
+      <w:pPr>
+        <w:tabs>
+          <w:tab w:val="num" w:pos="720"/>
+        </w:tabs>
+        <w:ind w:left="720" w:hanging="360"/>
+      </w:pPr>
+      <w:rPr>
+        <w:rFonts w:ascii="Symbol" w:hAnsi="Symbol" w:hint="default"/>
+        <w:sz w:val="20"/>
+      </w:rPr>
+    </w:lvl>
+    <w:lvl w:ilvl="1" w:tentative="1">
+      <w:start w:val="1"/>
+      <w:numFmt w:val="bullet"/>
+      <w:lvlText w:val="o"/>
+      <w:lvlJc w:val="left"/>
+      <w:pPr>
+        <w:tabs>
+          <w:tab w:val="num" w:pos="1440"/>
+        </w:tabs>
+        <w:ind w:left="1440" w:hanging="360"/>
+      </w:pPr>
+      <w:rPr>
+        <w:rFonts w:ascii="Courier New" w:hAnsi="Courier New" w:hint="default"/>
+        <w:sz w:val="20"/>
+      </w:rPr>
+    </w:lvl>
+    <w:lvl w:ilvl="2" w:tentative="1">
+      <w:start w:val="1"/>
+      <w:numFmt w:val="bullet"/>
+      <w:lvlText w:val=""/>
+      <w:lvlJc w:val="left"/>
+      <w:pPr>
+        <w:tabs>
+          <w:tab w:val="num" w:pos="2160"/>
+        </w:tabs>
+        <w:ind w:left="2160" w:hanging="360"/>
+      </w:pPr>
+      <w:rPr>
+        <w:rFonts w:ascii="Wingdings" w:hAnsi="Wingdings" w:hint="default"/>
+        <w:sz w:val="20"/>
+      </w:rPr>
+    </w:lvl>
+    <w:lvl w:ilvl="3" w:tentative="1">
+      <w:start w:val="1"/>
+      <w:numFmt w:val="bullet"/>
+      <w:lvlText w:val=""/>
+      <w:lvlJc w:val="left"/>
+      <w:pPr>
+        <w:tabs>
+          <w:tab w:val="num" w:pos="2880"/>
+        </w:tabs>
+        <w:ind w:left="2880" w:hanging="360"/>
+      </w:pPr>
+      <w:rPr>
+        <w:rFonts w:ascii="Wingdings" w:hAnsi="Wingdings" w:hint="default"/>
+        <w:sz w:val="20"/>
+      </w:rPr>
+    </w:lvl>
+    <w:lvl w:ilvl="4" w:tentative="1">
+      <w:start w:val="1"/>
+      <w:numFmt w:val="bullet"/>
+      <w:lvlText w:val=""/>
+      <w:lvlJc w:val="left"/>
+      <w:pPr>
+        <w:tabs>
+          <w:tab w:val="num" w:pos="3600"/>
+        </w:tabs>
+        <w:ind w:left="3600" w:hanging="360"/>
+      </w:pPr>
+      <w:rPr>
+        <w:rFonts w:ascii="Wingdings" w:hAnsi="Wingdings" w:hint="default"/>
+        <w:sz w:val="20"/>
+      </w:rPr>
+    </w:lvl>
+    <w:lvl w:ilvl="5" w:tentative="1">
+      <w:start w:val="1"/>
+      <w:numFmt w:val="bullet"/>
+      <w:lvlText w:val=""/>
+      <w:lvlJc w:val="left"/>
+      <w:pPr>
+        <w:tabs>
+          <w:tab w:val="num" w:pos="4320"/>
+        </w:tabs>
+        <w:ind w:left="4320" w:hanging="360"/>
+      </w:pPr>
+      <w:rPr>
+        <w:rFonts w:ascii="Wingdings" w:hAnsi="Wingdings" w:hint="default"/>
+        <w:sz w:val="20"/>
+      </w:rPr>
+    </w:lvl>
+    <w:lvl w:ilvl="6" w:tentative="1">
+      <w:start w:val="1"/>
+      <w:numFmt w:val="bullet"/>
+      <w:lvlText w:val=""/>
+      <w:lvlJc w:val="left"/>
+      <w:pPr>
+        <w:tabs>
+          <w:tab w:val="num" w:pos="5040"/>
+        </w:tabs>
+        <w:ind w:left="5040" w:hanging="360"/>
+      </w:pPr>
+      <w:rPr>
+        <w:rFonts w:ascii="Wingdings" w:hAnsi="Wingdings" w:hint="default"/>
+        <w:sz w:val="20"/>
+      </w:rPr>
+    </w:lvl>
+    <w:lvl w:ilvl="7" w:tentative="1">
+      <w:start w:val="1"/>
+      <w:numFmt w:val="bullet"/>
+      <w:lvlText w:val=""/>
+      <w:lvlJc w:val="left"/>
+      <w:pPr>
+        <w:tabs>
+          <w:tab w:val="num" w:pos="5760"/>
+        </w:tabs>
+        <w:ind w:left="5760" w:hanging="360"/>
+      </w:pPr>
+      <w:rPr>
+        <w:rFonts w:ascii="Wingdings" w:hAnsi="Wingdings" w:hint="default"/>
+        <w:sz w:val="20"/>
+      </w:rPr>
+    </w:lvl>
+    <w:lvl w:ilvl="8" w:tentative="1">
+      <w:start w:val="1"/>
+      <w:numFmt w:val="bullet"/>
+      <w:lvlText w:val=""/>
+      <w:lvlJc w:val="left"/>
+      <w:pPr>
+        <w:tabs>
+          <w:tab w:val="num" w:pos="6480"/>
+        </w:tabs>
+        <w:ind w:left="6480" w:hanging="360"/>
+      </w:pPr>
+      <w:rPr>
+        <w:rFonts w:ascii="Wingdings" w:hAnsi="Wingdings" w:hint="default"/>
+        <w:sz w:val="20"/>
+      </w:rPr>
+    </w:lvl>
+  </w:abstractNum>
+  <w:abstractNum w:abstractNumId="9" w15:restartNumberingAfterBreak="0">
     <w:nsid w:val="42E34B5A"/>
     <w:multiLevelType w:val="multilevel"/>
     <w:tmpl w:val="12383F32"/>
@@ -5562,7 +8405,7 @@
       </w:rPr>
     </w:lvl>
   </w:abstractNum>
-  <w:abstractNum w:abstractNumId="8" w15:restartNumberingAfterBreak="0">
+  <w:abstractNum w:abstractNumId="10" w15:restartNumberingAfterBreak="0">
     <w:nsid w:val="56BD58BA"/>
     <w:multiLevelType w:val="hybridMultilevel"/>
     <w:tmpl w:val="0B24A6C0"/>
@@ -5675,7 +8518,7 @@
       </w:rPr>
     </w:lvl>
   </w:abstractNum>
-  <w:abstractNum w:abstractNumId="9" w15:restartNumberingAfterBreak="0">
+  <w:abstractNum w:abstractNumId="11" w15:restartNumberingAfterBreak="0">
     <w:nsid w:val="5ABE6902"/>
     <w:multiLevelType w:val="multilevel"/>
     <w:tmpl w:val="657E086E"/>
@@ -5824,7 +8667,7 @@
       </w:rPr>
     </w:lvl>
   </w:abstractNum>
-  <w:abstractNum w:abstractNumId="10" w15:restartNumberingAfterBreak="0">
+  <w:abstractNum w:abstractNumId="12" w15:restartNumberingAfterBreak="0">
     <w:nsid w:val="5F993D6D"/>
     <w:multiLevelType w:val="multilevel"/>
     <w:tmpl w:val="6F1288CE"/>
@@ -5973,7 +8816,7 @@
       </w:rPr>
     </w:lvl>
   </w:abstractNum>
-  <w:abstractNum w:abstractNumId="11" w15:restartNumberingAfterBreak="0">
+  <w:abstractNum w:abstractNumId="13" w15:restartNumberingAfterBreak="0">
     <w:nsid w:val="690E0752"/>
     <w:multiLevelType w:val="multilevel"/>
     <w:tmpl w:val="22CC2E84"/>
@@ -6122,7 +8965,7 @@
       </w:rPr>
     </w:lvl>
   </w:abstractNum>
-  <w:abstractNum w:abstractNumId="12" w15:restartNumberingAfterBreak="0">
+  <w:abstractNum w:abstractNumId="14" w15:restartNumberingAfterBreak="0">
     <w:nsid w:val="6AA34D97"/>
     <w:multiLevelType w:val="multilevel"/>
     <w:tmpl w:val="B3404BC2"/>
@@ -6271,7 +9114,7 @@
       </w:rPr>
     </w:lvl>
   </w:abstractNum>
-  <w:abstractNum w:abstractNumId="13" w15:restartNumberingAfterBreak="0">
+  <w:abstractNum w:abstractNumId="15" w15:restartNumberingAfterBreak="0">
     <w:nsid w:val="7877311A"/>
     <w:multiLevelType w:val="multilevel"/>
     <w:tmpl w:val="D39E0266"/>
@@ -6420,7 +9263,7 @@
       </w:rPr>
     </w:lvl>
   </w:abstractNum>
-  <w:abstractNum w:abstractNumId="14" w15:restartNumberingAfterBreak="0">
+  <w:abstractNum w:abstractNumId="16" w15:restartNumberingAfterBreak="0">
     <w:nsid w:val="7946529A"/>
     <w:multiLevelType w:val="multilevel"/>
     <w:tmpl w:val="2E96AABA"/>
@@ -6569,7 +9412,156 @@
       </w:rPr>
     </w:lvl>
   </w:abstractNum>
-  <w:abstractNum w:abstractNumId="15" w15:restartNumberingAfterBreak="0">
+  <w:abstractNum w:abstractNumId="17" w15:restartNumberingAfterBreak="0">
+    <w:nsid w:val="79D82CCB"/>
+    <w:multiLevelType w:val="multilevel"/>
+    <w:tmpl w:val="340C3CCE"/>
+    <w:lvl w:ilvl="0">
+      <w:start w:val="1"/>
+      <w:numFmt w:val="bullet"/>
+      <w:lvlText w:val=""/>
+      <w:lvlJc w:val="left"/>
+      <w:pPr>
+        <w:tabs>
+          <w:tab w:val="num" w:pos="720"/>
+        </w:tabs>
+        <w:ind w:left="720" w:hanging="360"/>
+      </w:pPr>
+      <w:rPr>
+        <w:rFonts w:ascii="Symbol" w:hAnsi="Symbol" w:hint="default"/>
+        <w:sz w:val="20"/>
+      </w:rPr>
+    </w:lvl>
+    <w:lvl w:ilvl="1" w:tentative="1">
+      <w:start w:val="1"/>
+      <w:numFmt w:val="bullet"/>
+      <w:lvlText w:val="o"/>
+      <w:lvlJc w:val="left"/>
+      <w:pPr>
+        <w:tabs>
+          <w:tab w:val="num" w:pos="1440"/>
+        </w:tabs>
+        <w:ind w:left="1440" w:hanging="360"/>
+      </w:pPr>
+      <w:rPr>
+        <w:rFonts w:ascii="Courier New" w:hAnsi="Courier New" w:hint="default"/>
+        <w:sz w:val="20"/>
+      </w:rPr>
+    </w:lvl>
+    <w:lvl w:ilvl="2" w:tentative="1">
+      <w:start w:val="1"/>
+      <w:numFmt w:val="bullet"/>
+      <w:lvlText w:val=""/>
+      <w:lvlJc w:val="left"/>
+      <w:pPr>
+        <w:tabs>
+          <w:tab w:val="num" w:pos="2160"/>
+        </w:tabs>
+        <w:ind w:left="2160" w:hanging="360"/>
+      </w:pPr>
+      <w:rPr>
+        <w:rFonts w:ascii="Wingdings" w:hAnsi="Wingdings" w:hint="default"/>
+        <w:sz w:val="20"/>
+      </w:rPr>
+    </w:lvl>
+    <w:lvl w:ilvl="3" w:tentative="1">
+      <w:start w:val="1"/>
+      <w:numFmt w:val="bullet"/>
+      <w:lvlText w:val=""/>
+      <w:lvlJc w:val="left"/>
+      <w:pPr>
+        <w:tabs>
+          <w:tab w:val="num" w:pos="2880"/>
+        </w:tabs>
+        <w:ind w:left="2880" w:hanging="360"/>
+      </w:pPr>
+      <w:rPr>
+        <w:rFonts w:ascii="Wingdings" w:hAnsi="Wingdings" w:hint="default"/>
+        <w:sz w:val="20"/>
+      </w:rPr>
+    </w:lvl>
+    <w:lvl w:ilvl="4" w:tentative="1">
+      <w:start w:val="1"/>
+      <w:numFmt w:val="bullet"/>
+      <w:lvlText w:val=""/>
+      <w:lvlJc w:val="left"/>
+      <w:pPr>
+        <w:tabs>
+          <w:tab w:val="num" w:pos="3600"/>
+        </w:tabs>
+        <w:ind w:left="3600" w:hanging="360"/>
+      </w:pPr>
+      <w:rPr>
+        <w:rFonts w:ascii="Wingdings" w:hAnsi="Wingdings" w:hint="default"/>
+        <w:sz w:val="20"/>
+      </w:rPr>
+    </w:lvl>
+    <w:lvl w:ilvl="5" w:tentative="1">
+      <w:start w:val="1"/>
+      <w:numFmt w:val="bullet"/>
+      <w:lvlText w:val=""/>
+      <w:lvlJc w:val="left"/>
+      <w:pPr>
+        <w:tabs>
+          <w:tab w:val="num" w:pos="4320"/>
+        </w:tabs>
+        <w:ind w:left="4320" w:hanging="360"/>
+      </w:pPr>
+      <w:rPr>
+        <w:rFonts w:ascii="Wingdings" w:hAnsi="Wingdings" w:hint="default"/>
+        <w:sz w:val="20"/>
+      </w:rPr>
+    </w:lvl>
+    <w:lvl w:ilvl="6" w:tentative="1">
+      <w:start w:val="1"/>
+      <w:numFmt w:val="bullet"/>
+      <w:lvlText w:val=""/>
+      <w:lvlJc w:val="left"/>
+      <w:pPr>
+        <w:tabs>
+          <w:tab w:val="num" w:pos="5040"/>
+        </w:tabs>
+        <w:ind w:left="5040" w:hanging="360"/>
+      </w:pPr>
+      <w:rPr>
+        <w:rFonts w:ascii="Wingdings" w:hAnsi="Wingdings" w:hint="default"/>
+        <w:sz w:val="20"/>
+      </w:rPr>
+    </w:lvl>
+    <w:lvl w:ilvl="7" w:tentative="1">
+      <w:start w:val="1"/>
+      <w:numFmt w:val="bullet"/>
+      <w:lvlText w:val=""/>
+      <w:lvlJc w:val="left"/>
+      <w:pPr>
+        <w:tabs>
+          <w:tab w:val="num" w:pos="5760"/>
+        </w:tabs>
+        <w:ind w:left="5760" w:hanging="360"/>
+      </w:pPr>
+      <w:rPr>
+        <w:rFonts w:ascii="Wingdings" w:hAnsi="Wingdings" w:hint="default"/>
+        <w:sz w:val="20"/>
+      </w:rPr>
+    </w:lvl>
+    <w:lvl w:ilvl="8" w:tentative="1">
+      <w:start w:val="1"/>
+      <w:numFmt w:val="bullet"/>
+      <w:lvlText w:val=""/>
+      <w:lvlJc w:val="left"/>
+      <w:pPr>
+        <w:tabs>
+          <w:tab w:val="num" w:pos="6480"/>
+        </w:tabs>
+        <w:ind w:left="6480" w:hanging="360"/>
+      </w:pPr>
+      <w:rPr>
+        <w:rFonts w:ascii="Wingdings" w:hAnsi="Wingdings" w:hint="default"/>
+        <w:sz w:val="20"/>
+      </w:rPr>
+    </w:lvl>
+  </w:abstractNum>
+  <w:abstractNum w:abstractNumId="18" w15:restartNumberingAfterBreak="0">
     <w:nsid w:val="7CA7666D"/>
     <w:multiLevelType w:val="multilevel"/>
     <w:tmpl w:val="692AC602"/>
@@ -6722,49 +9714,58 @@
     <w:abstractNumId w:val="1"/>
   </w:num>
   <w:num w:numId="2" w16cid:durableId="1168134672">
-    <w:abstractNumId w:val="8"/>
+    <w:abstractNumId w:val="10"/>
   </w:num>
   <w:num w:numId="3" w16cid:durableId="1634824853">
-    <w:abstractNumId w:val="10"/>
+    <w:abstractNumId w:val="12"/>
   </w:num>
   <w:num w:numId="4" w16cid:durableId="1552765373">
+    <w:abstractNumId w:val="4"/>
+  </w:num>
+  <w:num w:numId="5" w16cid:durableId="1644315880">
+    <w:abstractNumId w:val="7"/>
+  </w:num>
+  <w:num w:numId="6" w16cid:durableId="137497725">
+    <w:abstractNumId w:val="5"/>
+  </w:num>
+  <w:num w:numId="7" w16cid:durableId="1768502646">
+    <w:abstractNumId w:val="6"/>
+  </w:num>
+  <w:num w:numId="8" w16cid:durableId="1059668698">
+    <w:abstractNumId w:val="15"/>
+  </w:num>
+  <w:num w:numId="9" w16cid:durableId="1700154849">
+    <w:abstractNumId w:val="11"/>
+  </w:num>
+  <w:num w:numId="10" w16cid:durableId="1673265239">
+    <w:abstractNumId w:val="9"/>
+  </w:num>
+  <w:num w:numId="11" w16cid:durableId="1809009718">
     <w:abstractNumId w:val="3"/>
   </w:num>
-  <w:num w:numId="5" w16cid:durableId="1644315880">
-    <w:abstractNumId w:val="6"/>
-  </w:num>
-  <w:num w:numId="6" w16cid:durableId="137497725">
-    <w:abstractNumId w:val="4"/>
-  </w:num>
-  <w:num w:numId="7" w16cid:durableId="1768502646">
-    <w:abstractNumId w:val="5"/>
-  </w:num>
-  <w:num w:numId="8" w16cid:durableId="1059668698">
-    <w:abstractNumId w:val="13"/>
-  </w:num>
-  <w:num w:numId="9" w16cid:durableId="1700154849">
-    <w:abstractNumId w:val="9"/>
-  </w:num>
-  <w:num w:numId="10" w16cid:durableId="1673265239">
-    <w:abstractNumId w:val="7"/>
-  </w:num>
-  <w:num w:numId="11" w16cid:durableId="1809009718">
-    <w:abstractNumId w:val="2"/>
-  </w:num>
   <w:num w:numId="12" w16cid:durableId="1665469928">
-    <w:abstractNumId w:val="12"/>
+    <w:abstractNumId w:val="14"/>
   </w:num>
   <w:num w:numId="13" w16cid:durableId="1738288028">
     <w:abstractNumId w:val="0"/>
   </w:num>
   <w:num w:numId="14" w16cid:durableId="1643732150">
-    <w:abstractNumId w:val="15"/>
+    <w:abstractNumId w:val="18"/>
   </w:num>
   <w:num w:numId="15" w16cid:durableId="472869719">
-    <w:abstractNumId w:val="14"/>
+    <w:abstractNumId w:val="16"/>
   </w:num>
   <w:num w:numId="16" w16cid:durableId="1790472171">
-    <w:abstractNumId w:val="11"/>
+    <w:abstractNumId w:val="13"/>
+  </w:num>
+  <w:num w:numId="17" w16cid:durableId="1262572188">
+    <w:abstractNumId w:val="8"/>
+  </w:num>
+  <w:num w:numId="18" w16cid:durableId="2145806626">
+    <w:abstractNumId w:val="17"/>
+  </w:num>
+  <w:num w:numId="19" w16cid:durableId="84419320">
+    <w:abstractNumId w:val="2"/>
   </w:num>
 </w:numbering>
 </file>
@@ -7169,7 +10170,7 @@
   <w:style w:type="paragraph" w:default="1" w:styleId="Normal">
     <w:name w:val="Normal"/>
     <w:qFormat/>
-    <w:rsid w:val="002034EC"/>
+    <w:rsid w:val="007421D3"/>
   </w:style>
   <w:style w:type="paragraph" w:styleId="Heading1">
     <w:name w:val="heading 1"/>

--- a/atlas/metrics/Human Friction Metrics.docx
+++ b/atlas/metrics/Human Friction Metrics.docx
@@ -38,7 +38,7 @@
         <w:t>Last Updated:</w:t>
       </w:r>
       <w:r>
-        <w:t xml:space="preserve"> 07 August 2026</w:t>
+        <w:t xml:space="preserve"> 10 August 2026</w:t>
       </w:r>
     </w:p>
     <w:p>
@@ -57,12 +57,6 @@
       </w:r>
     </w:p>
     <w:p>
-      <w:pPr>
-        <w:rPr>
-          <w:b/>
-          <w:bCs/>
-        </w:rPr>
-      </w:pPr>
       <w:r>
         <w:rPr>
           <w:b/>
@@ -75,45 +69,25 @@
       <w:pPr>
         <w:numPr>
           <w:ilvl w:val="0"/>
-          <w:numId w:val="17"/>
+          <w:numId w:val="20"/>
         </w:numPr>
       </w:pPr>
       <w:r>
-        <w:rPr>
-          <w:b/>
-          <w:bCs/>
-        </w:rPr>
-        <w:t>Understand</w:t>
-      </w:r>
-      <w:r>
-        <w:t xml:space="preserve"> human problems before building products.</w:t>
+        <w:t>Understand human problems before building products.</w:t>
       </w:r>
     </w:p>
     <w:p>
       <w:pPr>
         <w:numPr>
           <w:ilvl w:val="0"/>
-          <w:numId w:val="17"/>
+          <w:numId w:val="20"/>
         </w:numPr>
       </w:pPr>
       <w:r>
-        <w:rPr>
-          <w:b/>
-          <w:bCs/>
-        </w:rPr>
-        <w:t>Products</w:t>
-      </w:r>
-      <w:r>
-        <w:t xml:space="preserve"> should be built from problems, not from ideas.</w:t>
+        <w:t>Products should be built from problems, not from ideas.</w:t>
       </w:r>
     </w:p>
     <w:p>
-      <w:pPr>
-        <w:rPr>
-          <w:b/>
-          <w:bCs/>
-        </w:rPr>
-      </w:pPr>
       <w:r>
         <w:rPr>
           <w:b/>
@@ -126,19 +100,20 @@
       <w:pPr>
         <w:numPr>
           <w:ilvl w:val="0"/>
-          <w:numId w:val="18"/>
+          <w:numId w:val="21"/>
         </w:numPr>
       </w:pPr>
       <w:r>
+        <w:t>Never invent Human Frictions. Always observe them.</w:t>
+      </w:r>
+    </w:p>
+    <w:p>
+      <w:pPr>
         <w:rPr>
           <w:b/>
           <w:bCs/>
         </w:rPr>
-        <w:t>Never</w:t>
-      </w:r>
-      <w:r>
-        <w:t xml:space="preserve"> invent Human Frictions. Always observe them.</w:t>
-      </w:r>
+      </w:pPr>
     </w:p>
     <w:p>
       <w:pPr>
@@ -183,7 +158,7 @@
         <w:tblLook w:val="04A0" w:firstRow="1" w:lastRow="0" w:firstColumn="1" w:lastColumn="0" w:noHBand="0" w:noVBand="1"/>
       </w:tblPr>
       <w:tblGrid>
-        <w:gridCol w:w="1857"/>
+        <w:gridCol w:w="1792"/>
         <w:gridCol w:w="1087"/>
       </w:tblGrid>
       <w:tr>
@@ -272,10 +247,6 @@
           </w:tcPr>
           <w:p>
             <w:r>
-              <w:rPr>
-                <w:b/>
-                <w:bCs/>
-              </w:rPr>
               <w:t>Target</w:t>
             </w:r>
           </w:p>
@@ -329,10 +300,6 @@
           </w:tcPr>
           <w:p>
             <w:r>
-              <w:rPr>
-                <w:b/>
-                <w:bCs/>
-              </w:rPr>
               <w:t>Documented</w:t>
             </w:r>
           </w:p>
@@ -357,7 +324,7 @@
           </w:tcPr>
           <w:p>
             <w:r>
-              <w:t>325</w:t>
+              <w:t>375</w:t>
             </w:r>
           </w:p>
         </w:tc>
@@ -386,10 +353,6 @@
           </w:tcPr>
           <w:p>
             <w:r>
-              <w:rPr>
-                <w:b/>
-                <w:bCs/>
-              </w:rPr>
               <w:t>Remaining</w:t>
             </w:r>
           </w:p>
@@ -414,7 +377,7 @@
           </w:tcPr>
           <w:p>
             <w:r>
-              <w:t>675</w:t>
+              <w:t>625</w:t>
             </w:r>
           </w:p>
         </w:tc>
@@ -443,10 +406,6 @@
           </w:tcPr>
           <w:p>
             <w:r>
-              <w:rPr>
-                <w:b/>
-                <w:bCs/>
-              </w:rPr>
               <w:t>Completion</w:t>
             </w:r>
           </w:p>
@@ -471,12 +430,20 @@
           </w:tcPr>
           <w:p>
             <w:r>
-              <w:t>32.5%</w:t>
+              <w:t>37.5%</w:t>
             </w:r>
           </w:p>
         </w:tc>
       </w:tr>
     </w:tbl>
+    <w:p>
+      <w:pPr>
+        <w:rPr>
+          <w:b/>
+          <w:bCs/>
+        </w:rPr>
+      </w:pPr>
+    </w:p>
     <w:p>
       <w:pPr>
         <w:rPr>
@@ -505,7 +472,7 @@
         <w:tblLook w:val="04A0" w:firstRow="1" w:lastRow="0" w:firstColumn="1" w:lastColumn="0" w:noHBand="0" w:noVBand="1"/>
       </w:tblPr>
       <w:tblGrid>
-        <w:gridCol w:w="2693"/>
+        <w:gridCol w:w="2561"/>
         <w:gridCol w:w="2021"/>
       </w:tblGrid>
       <w:tr>
@@ -594,10 +561,6 @@
           </w:tcPr>
           <w:p>
             <w:r>
-              <w:rPr>
-                <w:b/>
-                <w:bCs/>
-              </w:rPr>
               <w:t>Date</w:t>
             </w:r>
           </w:p>
@@ -622,7 +585,7 @@
           </w:tcPr>
           <w:p>
             <w:r>
-              <w:t>07 August 2026</w:t>
+              <w:t>10 August 2026</w:t>
             </w:r>
           </w:p>
         </w:tc>
@@ -651,10 +614,6 @@
           </w:tcPr>
           <w:p>
             <w:r>
-              <w:rPr>
-                <w:b/>
-                <w:bCs/>
-              </w:rPr>
               <w:t>Added Today</w:t>
             </w:r>
           </w:p>
@@ -708,10 +667,7 @@
           </w:tcPr>
           <w:p>
             <w:r>
-              <w:rPr>
-                <w:b/>
-                <w:bCs/>
-              </w:rPr>
+              <w:lastRenderedPageBreak/>
               <w:t>Total Repository Size</w:t>
             </w:r>
           </w:p>
@@ -736,12 +692,20 @@
           </w:tcPr>
           <w:p>
             <w:r>
-              <w:t>325</w:t>
+              <w:t>375</w:t>
             </w:r>
           </w:p>
         </w:tc>
       </w:tr>
     </w:tbl>
+    <w:p>
+      <w:pPr>
+        <w:rPr>
+          <w:b/>
+          <w:bCs/>
+        </w:rPr>
+      </w:pPr>
+    </w:p>
     <w:p>
       <w:pPr>
         <w:rPr>
@@ -770,7 +734,7 @@
         <w:tblLook w:val="04A0" w:firstRow="1" w:lastRow="0" w:firstColumn="1" w:lastColumn="0" w:noHBand="0" w:noVBand="1"/>
       </w:tblPr>
       <w:tblGrid>
-        <w:gridCol w:w="3807"/>
+        <w:gridCol w:w="3633"/>
         <w:gridCol w:w="2461"/>
       </w:tblGrid>
       <w:tr>
@@ -802,7 +766,6 @@
                 <w:b/>
                 <w:bCs/>
               </w:rPr>
-              <w:lastRenderedPageBreak/>
               <w:t>Record</w:t>
             </w:r>
           </w:p>
@@ -860,10 +823,6 @@
           </w:tcPr>
           <w:p>
             <w:r>
-              <w:rPr>
-                <w:b/>
-                <w:bCs/>
-              </w:rPr>
               <w:t>Largest Single-Day Discovery</w:t>
             </w:r>
           </w:p>
@@ -917,10 +876,6 @@
           </w:tcPr>
           <w:p>
             <w:r>
-              <w:rPr>
-                <w:b/>
-                <w:bCs/>
-              </w:rPr>
               <w:t>Record Date</w:t>
             </w:r>
           </w:p>
@@ -945,7 +900,7 @@
           </w:tcPr>
           <w:p>
             <w:r>
-              <w:t>07 August 2026</w:t>
+              <w:t>10 August 2026</w:t>
             </w:r>
           </w:p>
         </w:tc>
@@ -974,10 +929,6 @@
           </w:tcPr>
           <w:p>
             <w:r>
-              <w:rPr>
-                <w:b/>
-                <w:bCs/>
-              </w:rPr>
               <w:t>Highest Repository Count</w:t>
             </w:r>
           </w:p>
@@ -1002,7 +953,7 @@
           </w:tcPr>
           <w:p>
             <w:r>
-              <w:t>325</w:t>
+              <w:t>375</w:t>
             </w:r>
           </w:p>
         </w:tc>
@@ -1031,10 +982,6 @@
           </w:tcPr>
           <w:p>
             <w:r>
-              <w:rPr>
-                <w:b/>
-                <w:bCs/>
-              </w:rPr>
               <w:t>Longest Documentation Streak</w:t>
             </w:r>
           </w:p>
@@ -1255,10 +1202,6 @@
           </w:tcPr>
           <w:p>
             <w:r>
-              <w:rPr>
-                <w:b/>
-                <w:bCs/>
-              </w:rPr>
               <w:t>FF</w:t>
             </w:r>
           </w:p>
@@ -1360,10 +1303,6 @@
           </w:tcPr>
           <w:p>
             <w:r>
-              <w:rPr>
-                <w:b/>
-                <w:bCs/>
-              </w:rPr>
               <w:t>OS</w:t>
             </w:r>
           </w:p>
@@ -1465,10 +1404,6 @@
           </w:tcPr>
           <w:p>
             <w:r>
-              <w:rPr>
-                <w:b/>
-                <w:bCs/>
-              </w:rPr>
               <w:t>WI</w:t>
             </w:r>
           </w:p>
@@ -1570,10 +1505,6 @@
           </w:tcPr>
           <w:p>
             <w:r>
-              <w:rPr>
-                <w:b/>
-                <w:bCs/>
-              </w:rPr>
               <w:t>KI</w:t>
             </w:r>
           </w:p>
@@ -1675,10 +1606,6 @@
           </w:tcPr>
           <w:p>
             <w:r>
-              <w:rPr>
-                <w:b/>
-                <w:bCs/>
-              </w:rPr>
               <w:t>DW</w:t>
             </w:r>
           </w:p>
@@ -1780,10 +1707,6 @@
           </w:tcPr>
           <w:p>
             <w:r>
-              <w:rPr>
-                <w:b/>
-                <w:bCs/>
-              </w:rPr>
               <w:t>AU</w:t>
             </w:r>
           </w:p>
@@ -1889,79 +1812,92 @@
                 <w:b/>
                 <w:bCs/>
               </w:rPr>
-              <w:t>NT</w:t>
-            </w:r>
-          </w:p>
-        </w:tc>
-        <w:tc>
-          <w:tcPr>
-            <w:tcW w:w="0" w:type="auto"/>
-            <w:tcBorders>
-              <w:top w:val="single" w:sz="6" w:space="0" w:color="C4C7C5"/>
-              <w:left w:val="single" w:sz="6" w:space="0" w:color="C4C7C5"/>
-              <w:bottom w:val="single" w:sz="6" w:space="0" w:color="C4C7C5"/>
-              <w:right w:val="single" w:sz="6" w:space="0" w:color="C4C7C5"/>
-            </w:tcBorders>
-            <w:tcMar>
-              <w:top w:w="120" w:type="dxa"/>
-              <w:left w:w="180" w:type="dxa"/>
-              <w:bottom w:w="120" w:type="dxa"/>
-              <w:right w:w="180" w:type="dxa"/>
-            </w:tcMar>
-            <w:vAlign w:val="center"/>
-            <w:hideMark/>
-          </w:tcPr>
-          <w:p>
-            <w:r>
-              <w:t>Notifications</w:t>
-            </w:r>
-          </w:p>
-        </w:tc>
-        <w:tc>
-          <w:tcPr>
-            <w:tcW w:w="0" w:type="auto"/>
-            <w:tcBorders>
-              <w:top w:val="single" w:sz="6" w:space="0" w:color="C4C7C5"/>
-              <w:left w:val="single" w:sz="6" w:space="0" w:color="C4C7C5"/>
-              <w:bottom w:val="single" w:sz="6" w:space="0" w:color="C4C7C5"/>
-              <w:right w:val="single" w:sz="6" w:space="0" w:color="C4C7C5"/>
-            </w:tcBorders>
-            <w:tcMar>
-              <w:top w:w="120" w:type="dxa"/>
-              <w:left w:w="180" w:type="dxa"/>
-              <w:bottom w:w="120" w:type="dxa"/>
-              <w:right w:w="180" w:type="dxa"/>
-            </w:tcMar>
-            <w:vAlign w:val="center"/>
-            <w:hideMark/>
-          </w:tcPr>
-          <w:p>
-            <w:r>
-              <w:t>0</w:t>
-            </w:r>
-          </w:p>
-        </w:tc>
-        <w:tc>
-          <w:tcPr>
-            <w:tcW w:w="0" w:type="auto"/>
-            <w:tcBorders>
-              <w:top w:val="single" w:sz="6" w:space="0" w:color="C4C7C5"/>
-              <w:left w:val="single" w:sz="6" w:space="0" w:color="C4C7C5"/>
-              <w:bottom w:val="single" w:sz="6" w:space="0" w:color="C4C7C5"/>
-              <w:right w:val="single" w:sz="6" w:space="0" w:color="C4C7C5"/>
-            </w:tcBorders>
-            <w:tcMar>
-              <w:top w:w="120" w:type="dxa"/>
-              <w:left w:w="180" w:type="dxa"/>
-              <w:bottom w:w="120" w:type="dxa"/>
-              <w:right w:w="180" w:type="dxa"/>
-            </w:tcMar>
-            <w:vAlign w:val="center"/>
-            <w:hideMark/>
-          </w:tcPr>
-          <w:p>
-            <w:r>
-              <w:t>0</w:t>
+              <w:lastRenderedPageBreak/>
+              <w:t>LE</w:t>
+            </w:r>
+          </w:p>
+        </w:tc>
+        <w:tc>
+          <w:tcPr>
+            <w:tcW w:w="0" w:type="auto"/>
+            <w:tcBorders>
+              <w:top w:val="single" w:sz="6" w:space="0" w:color="C4C7C5"/>
+              <w:left w:val="single" w:sz="6" w:space="0" w:color="C4C7C5"/>
+              <w:bottom w:val="single" w:sz="6" w:space="0" w:color="C4C7C5"/>
+              <w:right w:val="single" w:sz="6" w:space="0" w:color="C4C7C5"/>
+            </w:tcBorders>
+            <w:tcMar>
+              <w:top w:w="120" w:type="dxa"/>
+              <w:left w:w="180" w:type="dxa"/>
+              <w:bottom w:w="120" w:type="dxa"/>
+              <w:right w:w="180" w:type="dxa"/>
+            </w:tcMar>
+            <w:vAlign w:val="center"/>
+            <w:hideMark/>
+          </w:tcPr>
+          <w:p>
+            <w:r>
+              <w:rPr>
+                <w:b/>
+                <w:bCs/>
+              </w:rPr>
+              <w:t>Learning</w:t>
+            </w:r>
+          </w:p>
+        </w:tc>
+        <w:tc>
+          <w:tcPr>
+            <w:tcW w:w="0" w:type="auto"/>
+            <w:tcBorders>
+              <w:top w:val="single" w:sz="6" w:space="0" w:color="C4C7C5"/>
+              <w:left w:val="single" w:sz="6" w:space="0" w:color="C4C7C5"/>
+              <w:bottom w:val="single" w:sz="6" w:space="0" w:color="C4C7C5"/>
+              <w:right w:val="single" w:sz="6" w:space="0" w:color="C4C7C5"/>
+            </w:tcBorders>
+            <w:tcMar>
+              <w:top w:w="120" w:type="dxa"/>
+              <w:left w:w="180" w:type="dxa"/>
+              <w:bottom w:w="120" w:type="dxa"/>
+              <w:right w:w="180" w:type="dxa"/>
+            </w:tcMar>
+            <w:vAlign w:val="center"/>
+            <w:hideMark/>
+          </w:tcPr>
+          <w:p>
+            <w:r>
+              <w:rPr>
+                <w:b/>
+                <w:bCs/>
+              </w:rPr>
+              <w:t>2</w:t>
+            </w:r>
+          </w:p>
+        </w:tc>
+        <w:tc>
+          <w:tcPr>
+            <w:tcW w:w="0" w:type="auto"/>
+            <w:tcBorders>
+              <w:top w:val="single" w:sz="6" w:space="0" w:color="C4C7C5"/>
+              <w:left w:val="single" w:sz="6" w:space="0" w:color="C4C7C5"/>
+              <w:bottom w:val="single" w:sz="6" w:space="0" w:color="C4C7C5"/>
+              <w:right w:val="single" w:sz="6" w:space="0" w:color="C4C7C5"/>
+            </w:tcBorders>
+            <w:tcMar>
+              <w:top w:w="120" w:type="dxa"/>
+              <w:left w:w="180" w:type="dxa"/>
+              <w:bottom w:w="120" w:type="dxa"/>
+              <w:right w:w="180" w:type="dxa"/>
+            </w:tcMar>
+            <w:vAlign w:val="center"/>
+            <w:hideMark/>
+          </w:tcPr>
+          <w:p>
+            <w:r>
+              <w:rPr>
+                <w:b/>
+                <w:bCs/>
+              </w:rPr>
+              <w:t>50</w:t>
             </w:r>
           </w:p>
         </w:tc>
@@ -1990,35 +1926,31 @@
           </w:tcPr>
           <w:p>
             <w:r>
-              <w:rPr>
-                <w:b/>
-                <w:bCs/>
-              </w:rPr>
-              <w:t>LE</w:t>
-            </w:r>
-          </w:p>
-        </w:tc>
-        <w:tc>
-          <w:tcPr>
-            <w:tcW w:w="0" w:type="auto"/>
-            <w:tcBorders>
-              <w:top w:val="single" w:sz="6" w:space="0" w:color="C4C7C5"/>
-              <w:left w:val="single" w:sz="6" w:space="0" w:color="C4C7C5"/>
-              <w:bottom w:val="single" w:sz="6" w:space="0" w:color="C4C7C5"/>
-              <w:right w:val="single" w:sz="6" w:space="0" w:color="C4C7C5"/>
-            </w:tcBorders>
-            <w:tcMar>
-              <w:top w:w="120" w:type="dxa"/>
-              <w:left w:w="180" w:type="dxa"/>
-              <w:bottom w:w="120" w:type="dxa"/>
-              <w:right w:w="180" w:type="dxa"/>
-            </w:tcMar>
-            <w:vAlign w:val="center"/>
-            <w:hideMark/>
-          </w:tcPr>
-          <w:p>
-            <w:r>
-              <w:t>Learning</w:t>
+              <w:t>NT</w:t>
+            </w:r>
+          </w:p>
+        </w:tc>
+        <w:tc>
+          <w:tcPr>
+            <w:tcW w:w="0" w:type="auto"/>
+            <w:tcBorders>
+              <w:top w:val="single" w:sz="6" w:space="0" w:color="C4C7C5"/>
+              <w:left w:val="single" w:sz="6" w:space="0" w:color="C4C7C5"/>
+              <w:bottom w:val="single" w:sz="6" w:space="0" w:color="C4C7C5"/>
+              <w:right w:val="single" w:sz="6" w:space="0" w:color="C4C7C5"/>
+            </w:tcBorders>
+            <w:tcMar>
+              <w:top w:w="120" w:type="dxa"/>
+              <w:left w:w="180" w:type="dxa"/>
+              <w:bottom w:w="120" w:type="dxa"/>
+              <w:right w:w="180" w:type="dxa"/>
+            </w:tcMar>
+            <w:vAlign w:val="center"/>
+            <w:hideMark/>
+          </w:tcPr>
+          <w:p>
+            <w:r>
+              <w:t>Notifications</w:t>
             </w:r>
           </w:p>
         </w:tc>
@@ -2095,10 +2027,6 @@
           </w:tcPr>
           <w:p>
             <w:r>
-              <w:rPr>
-                <w:b/>
-                <w:bCs/>
-              </w:rPr>
               <w:t>MB</w:t>
             </w:r>
           </w:p>
@@ -2200,11 +2128,6 @@
           </w:tcPr>
           <w:p>
             <w:r>
-              <w:rPr>
-                <w:b/>
-                <w:bCs/>
-              </w:rPr>
-              <w:lastRenderedPageBreak/>
               <w:t>AI</w:t>
             </w:r>
           </w:p>
@@ -2306,10 +2229,6 @@
           </w:tcPr>
           <w:p>
             <w:r>
-              <w:rPr>
-                <w:b/>
-                <w:bCs/>
-              </w:rPr>
               <w:t>—</w:t>
             </w:r>
           </w:p>
@@ -2416,7 +2335,7 @@
         <w:tblLook w:val="04A0" w:firstRow="1" w:lastRow="0" w:firstColumn="1" w:lastColumn="0" w:noHBand="0" w:noVBand="1"/>
       </w:tblPr>
       <w:tblGrid>
-        <w:gridCol w:w="4621"/>
+        <w:gridCol w:w="4401"/>
         <w:gridCol w:w="3666"/>
       </w:tblGrid>
       <w:tr>
@@ -2505,10 +2424,6 @@
           </w:tcPr>
           <w:p>
             <w:r>
-              <w:rPr>
-                <w:b/>
-                <w:bCs/>
-              </w:rPr>
               <w:t>Human Friction Categories</w:t>
             </w:r>
           </w:p>
@@ -2533,7 +2448,7 @@
           </w:tcPr>
           <w:p>
             <w:r>
-              <w:t>6 Active Categories + 4 Planned</w:t>
+              <w:t>7 Active Categories + 3 Planned</w:t>
             </w:r>
           </w:p>
         </w:tc>
@@ -2562,10 +2477,6 @@
           </w:tcPr>
           <w:p>
             <w:r>
-              <w:rPr>
-                <w:b/>
-                <w:bCs/>
-              </w:rPr>
               <w:t>Categories with Documented Frictions</w:t>
             </w:r>
           </w:p>
@@ -2590,7 +2501,7 @@
           </w:tcPr>
           <w:p>
             <w:r>
-              <w:t>6 (FF, OS, WI, DW, KI, AU)</w:t>
+              <w:t>7 (FF, OS, WI, DW, KI, AU, LE)</w:t>
             </w:r>
           </w:p>
         </w:tc>
@@ -2619,10 +2530,6 @@
           </w:tcPr>
           <w:p>
             <w:r>
-              <w:rPr>
-                <w:b/>
-                <w:bCs/>
-              </w:rPr>
               <w:t>Research Volumes Completed</w:t>
             </w:r>
           </w:p>
@@ -2647,7 +2554,7 @@
           </w:tcPr>
           <w:p>
             <w:r>
-              <w:t>13</w:t>
+              <w:t>15</w:t>
             </w:r>
           </w:p>
         </w:tc>
@@ -2676,10 +2583,6 @@
           </w:tcPr>
           <w:p>
             <w:r>
-              <w:rPr>
-                <w:b/>
-                <w:bCs/>
-              </w:rPr>
               <w:t>Human Frictions (APIDs)</w:t>
             </w:r>
           </w:p>
@@ -2704,7 +2607,7 @@
           </w:tcPr>
           <w:p>
             <w:r>
-              <w:t>325 Entries</w:t>
+              <w:t>375 Entries</w:t>
             </w:r>
           </w:p>
         </w:tc>
@@ -2733,10 +2636,6 @@
           </w:tcPr>
           <w:p>
             <w:r>
-              <w:rPr>
-                <w:b/>
-                <w:bCs/>
-              </w:rPr>
               <w:t>APID Registry Status</w:t>
             </w:r>
           </w:p>
@@ -2767,6 +2666,62 @@
         </w:tc>
       </w:tr>
     </w:tbl>
+    <w:p>
+      <w:pPr>
+        <w:rPr>
+          <w:b/>
+          <w:bCs/>
+        </w:rPr>
+      </w:pPr>
+    </w:p>
+    <w:p>
+      <w:pPr>
+        <w:rPr>
+          <w:b/>
+          <w:bCs/>
+        </w:rPr>
+      </w:pPr>
+    </w:p>
+    <w:p>
+      <w:pPr>
+        <w:rPr>
+          <w:b/>
+          <w:bCs/>
+        </w:rPr>
+      </w:pPr>
+    </w:p>
+    <w:p>
+      <w:pPr>
+        <w:rPr>
+          <w:b/>
+          <w:bCs/>
+        </w:rPr>
+      </w:pPr>
+    </w:p>
+    <w:p>
+      <w:pPr>
+        <w:rPr>
+          <w:b/>
+          <w:bCs/>
+        </w:rPr>
+      </w:pPr>
+    </w:p>
+    <w:p>
+      <w:pPr>
+        <w:rPr>
+          <w:b/>
+          <w:bCs/>
+        </w:rPr>
+      </w:pPr>
+    </w:p>
+    <w:p>
+      <w:pPr>
+        <w:rPr>
+          <w:b/>
+          <w:bCs/>
+        </w:rPr>
+      </w:pPr>
+    </w:p>
     <w:p>
       <w:pPr>
         <w:rPr>
@@ -2779,6 +2734,7 @@
           <w:b/>
           <w:bCs/>
         </w:rPr>
+        <w:lastRenderedPageBreak/>
         <w:t>Repository Structure &amp; Roadmap</w:t>
       </w:r>
     </w:p>
@@ -2796,10 +2752,10 @@
       </w:tblPr>
       <w:tblGrid>
         <w:gridCol w:w="1061"/>
-        <w:gridCol w:w="3040"/>
-        <w:gridCol w:w="1450"/>
+        <w:gridCol w:w="3007"/>
+        <w:gridCol w:w="1504"/>
         <w:gridCol w:w="1375"/>
-        <w:gridCol w:w="2084"/>
+        <w:gridCol w:w="2063"/>
       </w:tblGrid>
       <w:tr>
         <w:trPr>
@@ -2971,10 +2927,6 @@
           </w:tcPr>
           <w:p>
             <w:r>
-              <w:rPr>
-                <w:b/>
-                <w:bCs/>
-              </w:rPr>
               <w:t>FF</w:t>
             </w:r>
           </w:p>
@@ -3100,10 +3052,6 @@
           </w:tcPr>
           <w:p>
             <w:r>
-              <w:rPr>
-                <w:b/>
-                <w:bCs/>
-              </w:rPr>
               <w:t>OS</w:t>
             </w:r>
           </w:p>
@@ -3229,10 +3177,6 @@
           </w:tcPr>
           <w:p>
             <w:r>
-              <w:rPr>
-                <w:b/>
-                <w:bCs/>
-              </w:rPr>
               <w:t>WI</w:t>
             </w:r>
           </w:p>
@@ -3358,10 +3302,6 @@
           </w:tcPr>
           <w:p>
             <w:r>
-              <w:rPr>
-                <w:b/>
-                <w:bCs/>
-              </w:rPr>
               <w:t>KI</w:t>
             </w:r>
           </w:p>
@@ -3487,11 +3427,6 @@
           </w:tcPr>
           <w:p>
             <w:r>
-              <w:rPr>
-                <w:b/>
-                <w:bCs/>
-              </w:rPr>
-              <w:lastRenderedPageBreak/>
               <w:t>DW</w:t>
             </w:r>
           </w:p>
@@ -3617,10 +3552,6 @@
           </w:tcPr>
           <w:p>
             <w:r>
-              <w:rPr>
-                <w:b/>
-                <w:bCs/>
-              </w:rPr>
               <w:t>AU</w:t>
             </w:r>
           </w:p>
@@ -3750,103 +3681,119 @@
                 <w:b/>
                 <w:bCs/>
               </w:rPr>
-              <w:t>NT</w:t>
-            </w:r>
-          </w:p>
-        </w:tc>
-        <w:tc>
-          <w:tcPr>
-            <w:tcW w:w="0" w:type="auto"/>
-            <w:tcBorders>
-              <w:top w:val="single" w:sz="6" w:space="0" w:color="C4C7C5"/>
-              <w:left w:val="single" w:sz="6" w:space="0" w:color="C4C7C5"/>
-              <w:bottom w:val="single" w:sz="6" w:space="0" w:color="C4C7C5"/>
-              <w:right w:val="single" w:sz="6" w:space="0" w:color="C4C7C5"/>
-            </w:tcBorders>
-            <w:tcMar>
-              <w:top w:w="120" w:type="dxa"/>
-              <w:left w:w="180" w:type="dxa"/>
-              <w:bottom w:w="120" w:type="dxa"/>
-              <w:right w:w="180" w:type="dxa"/>
-            </w:tcMar>
-            <w:vAlign w:val="center"/>
-            <w:hideMark/>
-          </w:tcPr>
-          <w:p>
-            <w:r>
-              <w:t>Notifications</w:t>
-            </w:r>
-          </w:p>
-        </w:tc>
-        <w:tc>
-          <w:tcPr>
-            <w:tcW w:w="0" w:type="auto"/>
-            <w:tcBorders>
-              <w:top w:val="single" w:sz="6" w:space="0" w:color="C4C7C5"/>
-              <w:left w:val="single" w:sz="6" w:space="0" w:color="C4C7C5"/>
-              <w:bottom w:val="single" w:sz="6" w:space="0" w:color="C4C7C5"/>
-              <w:right w:val="single" w:sz="6" w:space="0" w:color="C4C7C5"/>
-            </w:tcBorders>
-            <w:tcMar>
-              <w:top w:w="120" w:type="dxa"/>
-              <w:left w:w="180" w:type="dxa"/>
-              <w:bottom w:w="120" w:type="dxa"/>
-              <w:right w:w="180" w:type="dxa"/>
-            </w:tcMar>
-            <w:vAlign w:val="center"/>
-            <w:hideMark/>
-          </w:tcPr>
-          <w:p>
-            <w:r>
-              <w:t>Planned</w:t>
-            </w:r>
-          </w:p>
-        </w:tc>
-        <w:tc>
-          <w:tcPr>
-            <w:tcW w:w="0" w:type="auto"/>
-            <w:tcBorders>
-              <w:top w:val="single" w:sz="6" w:space="0" w:color="C4C7C5"/>
-              <w:left w:val="single" w:sz="6" w:space="0" w:color="C4C7C5"/>
-              <w:bottom w:val="single" w:sz="6" w:space="0" w:color="C4C7C5"/>
-              <w:right w:val="single" w:sz="6" w:space="0" w:color="C4C7C5"/>
-            </w:tcBorders>
-            <w:tcMar>
-              <w:top w:w="120" w:type="dxa"/>
-              <w:left w:w="180" w:type="dxa"/>
-              <w:bottom w:w="120" w:type="dxa"/>
-              <w:right w:w="180" w:type="dxa"/>
-            </w:tcMar>
-            <w:vAlign w:val="center"/>
-            <w:hideMark/>
-          </w:tcPr>
-          <w:p>
-            <w:r>
-              <w:t>—</w:t>
-            </w:r>
-          </w:p>
-        </w:tc>
-        <w:tc>
-          <w:tcPr>
-            <w:tcW w:w="0" w:type="auto"/>
-            <w:tcBorders>
-              <w:top w:val="single" w:sz="6" w:space="0" w:color="C4C7C5"/>
-              <w:left w:val="single" w:sz="6" w:space="0" w:color="C4C7C5"/>
-              <w:bottom w:val="single" w:sz="6" w:space="0" w:color="C4C7C5"/>
-              <w:right w:val="single" w:sz="6" w:space="0" w:color="C4C7C5"/>
-            </w:tcBorders>
-            <w:tcMar>
-              <w:top w:w="120" w:type="dxa"/>
-              <w:left w:w="180" w:type="dxa"/>
-              <w:bottom w:w="120" w:type="dxa"/>
-              <w:right w:w="180" w:type="dxa"/>
-            </w:tcMar>
-            <w:vAlign w:val="center"/>
-            <w:hideMark/>
-          </w:tcPr>
-          <w:p>
-            <w:r>
-              <w:t>0</w:t>
+              <w:t>LE</w:t>
+            </w:r>
+          </w:p>
+        </w:tc>
+        <w:tc>
+          <w:tcPr>
+            <w:tcW w:w="0" w:type="auto"/>
+            <w:tcBorders>
+              <w:top w:val="single" w:sz="6" w:space="0" w:color="C4C7C5"/>
+              <w:left w:val="single" w:sz="6" w:space="0" w:color="C4C7C5"/>
+              <w:bottom w:val="single" w:sz="6" w:space="0" w:color="C4C7C5"/>
+              <w:right w:val="single" w:sz="6" w:space="0" w:color="C4C7C5"/>
+            </w:tcBorders>
+            <w:tcMar>
+              <w:top w:w="120" w:type="dxa"/>
+              <w:left w:w="180" w:type="dxa"/>
+              <w:bottom w:w="120" w:type="dxa"/>
+              <w:right w:w="180" w:type="dxa"/>
+            </w:tcMar>
+            <w:vAlign w:val="center"/>
+            <w:hideMark/>
+          </w:tcPr>
+          <w:p>
+            <w:r>
+              <w:rPr>
+                <w:b/>
+                <w:bCs/>
+              </w:rPr>
+              <w:t>Learning</w:t>
+            </w:r>
+          </w:p>
+        </w:tc>
+        <w:tc>
+          <w:tcPr>
+            <w:tcW w:w="0" w:type="auto"/>
+            <w:tcBorders>
+              <w:top w:val="single" w:sz="6" w:space="0" w:color="C4C7C5"/>
+              <w:left w:val="single" w:sz="6" w:space="0" w:color="C4C7C5"/>
+              <w:bottom w:val="single" w:sz="6" w:space="0" w:color="C4C7C5"/>
+              <w:right w:val="single" w:sz="6" w:space="0" w:color="C4C7C5"/>
+            </w:tcBorders>
+            <w:tcMar>
+              <w:top w:w="120" w:type="dxa"/>
+              <w:left w:w="180" w:type="dxa"/>
+              <w:bottom w:w="120" w:type="dxa"/>
+              <w:right w:w="180" w:type="dxa"/>
+            </w:tcMar>
+            <w:vAlign w:val="center"/>
+            <w:hideMark/>
+          </w:tcPr>
+          <w:p>
+            <w:r>
+              <w:rPr>
+                <w:b/>
+                <w:bCs/>
+              </w:rPr>
+              <w:t>Complete</w:t>
+            </w:r>
+          </w:p>
+        </w:tc>
+        <w:tc>
+          <w:tcPr>
+            <w:tcW w:w="0" w:type="auto"/>
+            <w:tcBorders>
+              <w:top w:val="single" w:sz="6" w:space="0" w:color="C4C7C5"/>
+              <w:left w:val="single" w:sz="6" w:space="0" w:color="C4C7C5"/>
+              <w:bottom w:val="single" w:sz="6" w:space="0" w:color="C4C7C5"/>
+              <w:right w:val="single" w:sz="6" w:space="0" w:color="C4C7C5"/>
+            </w:tcBorders>
+            <w:tcMar>
+              <w:top w:w="120" w:type="dxa"/>
+              <w:left w:w="180" w:type="dxa"/>
+              <w:bottom w:w="120" w:type="dxa"/>
+              <w:right w:w="180" w:type="dxa"/>
+            </w:tcMar>
+            <w:vAlign w:val="center"/>
+            <w:hideMark/>
+          </w:tcPr>
+          <w:p>
+            <w:r>
+              <w:rPr>
+                <w:b/>
+                <w:bCs/>
+              </w:rPr>
+              <w:t>2</w:t>
+            </w:r>
+          </w:p>
+        </w:tc>
+        <w:tc>
+          <w:tcPr>
+            <w:tcW w:w="0" w:type="auto"/>
+            <w:tcBorders>
+              <w:top w:val="single" w:sz="6" w:space="0" w:color="C4C7C5"/>
+              <w:left w:val="single" w:sz="6" w:space="0" w:color="C4C7C5"/>
+              <w:bottom w:val="single" w:sz="6" w:space="0" w:color="C4C7C5"/>
+              <w:right w:val="single" w:sz="6" w:space="0" w:color="C4C7C5"/>
+            </w:tcBorders>
+            <w:tcMar>
+              <w:top w:w="120" w:type="dxa"/>
+              <w:left w:w="180" w:type="dxa"/>
+              <w:bottom w:w="120" w:type="dxa"/>
+              <w:right w:w="180" w:type="dxa"/>
+            </w:tcMar>
+            <w:vAlign w:val="center"/>
+            <w:hideMark/>
+          </w:tcPr>
+          <w:p>
+            <w:r>
+              <w:rPr>
+                <w:b/>
+                <w:bCs/>
+              </w:rPr>
+              <w:t>50</w:t>
             </w:r>
           </w:p>
         </w:tc>
@@ -3875,35 +3822,31 @@
           </w:tcPr>
           <w:p>
             <w:r>
-              <w:rPr>
-                <w:b/>
-                <w:bCs/>
-              </w:rPr>
-              <w:t>LE</w:t>
-            </w:r>
-          </w:p>
-        </w:tc>
-        <w:tc>
-          <w:tcPr>
-            <w:tcW w:w="0" w:type="auto"/>
-            <w:tcBorders>
-              <w:top w:val="single" w:sz="6" w:space="0" w:color="C4C7C5"/>
-              <w:left w:val="single" w:sz="6" w:space="0" w:color="C4C7C5"/>
-              <w:bottom w:val="single" w:sz="6" w:space="0" w:color="C4C7C5"/>
-              <w:right w:val="single" w:sz="6" w:space="0" w:color="C4C7C5"/>
-            </w:tcBorders>
-            <w:tcMar>
-              <w:top w:w="120" w:type="dxa"/>
-              <w:left w:w="180" w:type="dxa"/>
-              <w:bottom w:w="120" w:type="dxa"/>
-              <w:right w:w="180" w:type="dxa"/>
-            </w:tcMar>
-            <w:vAlign w:val="center"/>
-            <w:hideMark/>
-          </w:tcPr>
-          <w:p>
-            <w:r>
-              <w:t>Learning</w:t>
+              <w:t>NT</w:t>
+            </w:r>
+          </w:p>
+        </w:tc>
+        <w:tc>
+          <w:tcPr>
+            <w:tcW w:w="0" w:type="auto"/>
+            <w:tcBorders>
+              <w:top w:val="single" w:sz="6" w:space="0" w:color="C4C7C5"/>
+              <w:left w:val="single" w:sz="6" w:space="0" w:color="C4C7C5"/>
+              <w:bottom w:val="single" w:sz="6" w:space="0" w:color="C4C7C5"/>
+              <w:right w:val="single" w:sz="6" w:space="0" w:color="C4C7C5"/>
+            </w:tcBorders>
+            <w:tcMar>
+              <w:top w:w="120" w:type="dxa"/>
+              <w:left w:w="180" w:type="dxa"/>
+              <w:bottom w:w="120" w:type="dxa"/>
+              <w:right w:w="180" w:type="dxa"/>
+            </w:tcMar>
+            <w:vAlign w:val="center"/>
+            <w:hideMark/>
+          </w:tcPr>
+          <w:p>
+            <w:r>
+              <w:t>Notifications</w:t>
             </w:r>
           </w:p>
         </w:tc>
@@ -4004,10 +3947,6 @@
           </w:tcPr>
           <w:p>
             <w:r>
-              <w:rPr>
-                <w:b/>
-                <w:bCs/>
-              </w:rPr>
               <w:t>MB</w:t>
             </w:r>
           </w:p>
@@ -4133,10 +4072,6 @@
           </w:tcPr>
           <w:p>
             <w:r>
-              <w:rPr>
-                <w:b/>
-                <w:bCs/>
-              </w:rPr>
               <w:t>AI</w:t>
             </w:r>
           </w:p>
@@ -4239,6 +4174,14 @@
         </w:tc>
       </w:tr>
     </w:tbl>
+    <w:p>
+      <w:pPr>
+        <w:rPr>
+          <w:b/>
+          <w:bCs/>
+        </w:rPr>
+      </w:pPr>
+    </w:p>
     <w:p>
       <w:pPr>
         <w:rPr>
@@ -4282,7 +4225,7 @@
         <w:tblLook w:val="04A0" w:firstRow="1" w:lastRow="0" w:firstColumn="1" w:lastColumn="0" w:noHBand="0" w:noVBand="1"/>
       </w:tblPr>
       <w:tblGrid>
-        <w:gridCol w:w="3616"/>
+        <w:gridCol w:w="3493"/>
         <w:gridCol w:w="1497"/>
         <w:gridCol w:w="1600"/>
       </w:tblGrid>
@@ -4400,10 +4343,6 @@
           </w:tcPr>
           <w:p>
             <w:r>
-              <w:rPr>
-                <w:b/>
-                <w:bCs/>
-              </w:rPr>
               <w:t>Reach 100 Human Frictions</w:t>
             </w:r>
           </w:p>
@@ -4481,10 +4420,6 @@
           </w:tcPr>
           <w:p>
             <w:r>
-              <w:rPr>
-                <w:b/>
-                <w:bCs/>
-              </w:rPr>
               <w:t>Reach 250 Human Frictions</w:t>
             </w:r>
           </w:p>
@@ -4562,10 +4497,7 @@
           </w:tcPr>
           <w:p>
             <w:r>
-              <w:rPr>
-                <w:b/>
-                <w:bCs/>
-              </w:rPr>
+              <w:lastRenderedPageBreak/>
               <w:t>Reach 500 Human Frictions</w:t>
             </w:r>
           </w:p>
@@ -4590,7 +4522,7 @@
           </w:tcPr>
           <w:p>
             <w:r>
-              <w:t>325 / 500</w:t>
+              <w:t>375 / 500</w:t>
             </w:r>
           </w:p>
         </w:tc>
@@ -4643,10 +4575,6 @@
           </w:tcPr>
           <w:p>
             <w:r>
-              <w:rPr>
-                <w:b/>
-                <w:bCs/>
-              </w:rPr>
               <w:t>Reach 750 Human Frictions</w:t>
             </w:r>
           </w:p>
@@ -4671,7 +4599,7 @@
           </w:tcPr>
           <w:p>
             <w:r>
-              <w:t>325 / 750</w:t>
+              <w:t>375 / 750</w:t>
             </w:r>
           </w:p>
         </w:tc>
@@ -4724,10 +4652,6 @@
           </w:tcPr>
           <w:p>
             <w:r>
-              <w:rPr>
-                <w:b/>
-                <w:bCs/>
-              </w:rPr>
               <w:t>Reach 1,000 Human Frictions</w:t>
             </w:r>
           </w:p>
@@ -4752,7 +4676,7 @@
           </w:tcPr>
           <w:p>
             <w:r>
-              <w:t>325 / 1000</w:t>
+              <w:t>375 / 1000</w:t>
             </w:r>
           </w:p>
         </w:tc>
@@ -4782,6 +4706,14 @@
         </w:tc>
       </w:tr>
     </w:tbl>
+    <w:p>
+      <w:pPr>
+        <w:rPr>
+          <w:b/>
+          <w:bCs/>
+        </w:rPr>
+      </w:pPr>
+    </w:p>
     <w:p>
       <w:pPr>
         <w:rPr>
@@ -4810,8 +4742,8 @@
         <w:tblLook w:val="04A0" w:firstRow="1" w:lastRow="0" w:firstColumn="1" w:lastColumn="0" w:noHBand="0" w:noVBand="1"/>
       </w:tblPr>
       <w:tblGrid>
-        <w:gridCol w:w="3779"/>
-        <w:gridCol w:w="3808"/>
+        <w:gridCol w:w="3606"/>
+        <w:gridCol w:w="3823"/>
       </w:tblGrid>
       <w:tr>
         <w:trPr>
@@ -4899,10 +4831,6 @@
           </w:tcPr>
           <w:p>
             <w:r>
-              <w:rPr>
-                <w:b/>
-                <w:bCs/>
-              </w:rPr>
               <w:t>Human Friction Template</w:t>
             </w:r>
           </w:p>
@@ -4956,11 +4884,6 @@
           </w:tcPr>
           <w:p>
             <w:r>
-              <w:rPr>
-                <w:b/>
-                <w:bCs/>
-              </w:rPr>
-              <w:lastRenderedPageBreak/>
               <w:t>APID Registry</w:t>
             </w:r>
           </w:p>
@@ -4985,7 +4908,7 @@
           </w:tcPr>
           <w:p>
             <w:r>
-              <w:t>Active (325 Entries)</w:t>
+              <w:t>Active (375 Entries)</w:t>
             </w:r>
           </w:p>
         </w:tc>
@@ -5014,10 +4937,6 @@
           </w:tcPr>
           <w:p>
             <w:r>
-              <w:rPr>
-                <w:b/>
-                <w:bCs/>
-              </w:rPr>
               <w:t>Category Registry</w:t>
             </w:r>
           </w:p>
@@ -5042,7 +4961,7 @@
           </w:tcPr>
           <w:p>
             <w:r>
-              <w:t>Active (6 Active, 4 Planned)</w:t>
+              <w:t>Active (7 Active, 3 Planned)</w:t>
             </w:r>
           </w:p>
         </w:tc>
@@ -5071,10 +4990,6 @@
           </w:tcPr>
           <w:p>
             <w:r>
-              <w:rPr>
-                <w:b/>
-                <w:bCs/>
-              </w:rPr>
               <w:t>Human Friction Metrics Report</w:t>
             </w:r>
           </w:p>
@@ -5128,10 +5043,6 @@
           </w:tcPr>
           <w:p>
             <w:r>
-              <w:rPr>
-                <w:b/>
-                <w:bCs/>
-              </w:rPr>
               <w:t>FF Volume 01</w:t>
             </w:r>
           </w:p>
@@ -5185,10 +5096,6 @@
           </w:tcPr>
           <w:p>
             <w:r>
-              <w:rPr>
-                <w:b/>
-                <w:bCs/>
-              </w:rPr>
               <w:t>FF Volume 02</w:t>
             </w:r>
           </w:p>
@@ -5242,10 +5149,6 @@
           </w:tcPr>
           <w:p>
             <w:r>
-              <w:rPr>
-                <w:b/>
-                <w:bCs/>
-              </w:rPr>
               <w:t>FF Volume 03</w:t>
             </w:r>
           </w:p>
@@ -5299,10 +5202,6 @@
           </w:tcPr>
           <w:p>
             <w:r>
-              <w:rPr>
-                <w:b/>
-                <w:bCs/>
-              </w:rPr>
               <w:t>OS Volume 01</w:t>
             </w:r>
           </w:p>
@@ -5356,10 +5255,6 @@
           </w:tcPr>
           <w:p>
             <w:r>
-              <w:rPr>
-                <w:b/>
-                <w:bCs/>
-              </w:rPr>
               <w:t>OS Volume 02</w:t>
             </w:r>
           </w:p>
@@ -5413,10 +5308,6 @@
           </w:tcPr>
           <w:p>
             <w:r>
-              <w:rPr>
-                <w:b/>
-                <w:bCs/>
-              </w:rPr>
               <w:t>WI Volume 01</w:t>
             </w:r>
           </w:p>
@@ -5470,10 +5361,6 @@
           </w:tcPr>
           <w:p>
             <w:r>
-              <w:rPr>
-                <w:b/>
-                <w:bCs/>
-              </w:rPr>
               <w:t>WI Volume 02</w:t>
             </w:r>
           </w:p>
@@ -5527,10 +5414,7 @@
           </w:tcPr>
           <w:p>
             <w:r>
-              <w:rPr>
-                <w:b/>
-                <w:bCs/>
-              </w:rPr>
+              <w:lastRenderedPageBreak/>
               <w:t>KI Volume 01</w:t>
             </w:r>
           </w:p>
@@ -5584,10 +5468,6 @@
           </w:tcPr>
           <w:p>
             <w:r>
-              <w:rPr>
-                <w:b/>
-                <w:bCs/>
-              </w:rPr>
               <w:t>KI Volume 02</w:t>
             </w:r>
           </w:p>
@@ -5641,10 +5521,6 @@
           </w:tcPr>
           <w:p>
             <w:r>
-              <w:rPr>
-                <w:b/>
-                <w:bCs/>
-              </w:rPr>
               <w:t>DW Volume 01</w:t>
             </w:r>
           </w:p>
@@ -5698,10 +5574,6 @@
           </w:tcPr>
           <w:p>
             <w:r>
-              <w:rPr>
-                <w:b/>
-                <w:bCs/>
-              </w:rPr>
               <w:t>DW Volume 02</w:t>
             </w:r>
           </w:p>
@@ -5755,10 +5627,6 @@
           </w:tcPr>
           <w:p>
             <w:r>
-              <w:rPr>
-                <w:b/>
-                <w:bCs/>
-              </w:rPr>
               <w:t>AU Volume 01</w:t>
             </w:r>
           </w:p>
@@ -5812,10 +5680,6 @@
           </w:tcPr>
           <w:p>
             <w:r>
-              <w:rPr>
-                <w:b/>
-                <w:bCs/>
-              </w:rPr>
               <w:t>AU Volume 02</w:t>
             </w:r>
           </w:p>
@@ -5873,32 +5737,35 @@
                 <w:b/>
                 <w:bCs/>
               </w:rPr>
-              <w:lastRenderedPageBreak/>
-              <w:t>NT Repository</w:t>
-            </w:r>
-          </w:p>
-        </w:tc>
-        <w:tc>
-          <w:tcPr>
-            <w:tcW w:w="0" w:type="auto"/>
-            <w:tcBorders>
-              <w:top w:val="single" w:sz="6" w:space="0" w:color="C4C7C5"/>
-              <w:left w:val="single" w:sz="6" w:space="0" w:color="C4C7C5"/>
-              <w:bottom w:val="single" w:sz="6" w:space="0" w:color="C4C7C5"/>
-              <w:right w:val="single" w:sz="6" w:space="0" w:color="C4C7C5"/>
-            </w:tcBorders>
-            <w:tcMar>
-              <w:top w:w="120" w:type="dxa"/>
-              <w:left w:w="180" w:type="dxa"/>
-              <w:bottom w:w="120" w:type="dxa"/>
-              <w:right w:w="180" w:type="dxa"/>
-            </w:tcMar>
-            <w:vAlign w:val="center"/>
-            <w:hideMark/>
-          </w:tcPr>
-          <w:p>
-            <w:r>
-              <w:t>Not Started</w:t>
+              <w:t>LE Volume 01</w:t>
+            </w:r>
+          </w:p>
+        </w:tc>
+        <w:tc>
+          <w:tcPr>
+            <w:tcW w:w="0" w:type="auto"/>
+            <w:tcBorders>
+              <w:top w:val="single" w:sz="6" w:space="0" w:color="C4C7C5"/>
+              <w:left w:val="single" w:sz="6" w:space="0" w:color="C4C7C5"/>
+              <w:bottom w:val="single" w:sz="6" w:space="0" w:color="C4C7C5"/>
+              <w:right w:val="single" w:sz="6" w:space="0" w:color="C4C7C5"/>
+            </w:tcBorders>
+            <w:tcMar>
+              <w:top w:w="120" w:type="dxa"/>
+              <w:left w:w="180" w:type="dxa"/>
+              <w:bottom w:w="120" w:type="dxa"/>
+              <w:right w:w="180" w:type="dxa"/>
+            </w:tcMar>
+            <w:vAlign w:val="center"/>
+            <w:hideMark/>
+          </w:tcPr>
+          <w:p>
+            <w:r>
+              <w:rPr>
+                <w:b/>
+                <w:bCs/>
+              </w:rPr>
+              <w:t>Complete (25 Human Frictions)</w:t>
             </w:r>
           </w:p>
         </w:tc>
@@ -5931,31 +5798,35 @@
                 <w:b/>
                 <w:bCs/>
               </w:rPr>
-              <w:t>LE Repository</w:t>
-            </w:r>
-          </w:p>
-        </w:tc>
-        <w:tc>
-          <w:tcPr>
-            <w:tcW w:w="0" w:type="auto"/>
-            <w:tcBorders>
-              <w:top w:val="single" w:sz="6" w:space="0" w:color="C4C7C5"/>
-              <w:left w:val="single" w:sz="6" w:space="0" w:color="C4C7C5"/>
-              <w:bottom w:val="single" w:sz="6" w:space="0" w:color="C4C7C5"/>
-              <w:right w:val="single" w:sz="6" w:space="0" w:color="C4C7C5"/>
-            </w:tcBorders>
-            <w:tcMar>
-              <w:top w:w="120" w:type="dxa"/>
-              <w:left w:w="180" w:type="dxa"/>
-              <w:bottom w:w="120" w:type="dxa"/>
-              <w:right w:w="180" w:type="dxa"/>
-            </w:tcMar>
-            <w:vAlign w:val="center"/>
-            <w:hideMark/>
-          </w:tcPr>
-          <w:p>
-            <w:r>
-              <w:t>Not Started</w:t>
+              <w:t>LE Volume 02</w:t>
+            </w:r>
+          </w:p>
+        </w:tc>
+        <w:tc>
+          <w:tcPr>
+            <w:tcW w:w="0" w:type="auto"/>
+            <w:tcBorders>
+              <w:top w:val="single" w:sz="6" w:space="0" w:color="C4C7C5"/>
+              <w:left w:val="single" w:sz="6" w:space="0" w:color="C4C7C5"/>
+              <w:bottom w:val="single" w:sz="6" w:space="0" w:color="C4C7C5"/>
+              <w:right w:val="single" w:sz="6" w:space="0" w:color="C4C7C5"/>
+            </w:tcBorders>
+            <w:tcMar>
+              <w:top w:w="120" w:type="dxa"/>
+              <w:left w:w="180" w:type="dxa"/>
+              <w:bottom w:w="120" w:type="dxa"/>
+              <w:right w:w="180" w:type="dxa"/>
+            </w:tcMar>
+            <w:vAlign w:val="center"/>
+            <w:hideMark/>
+          </w:tcPr>
+          <w:p>
+            <w:r>
+              <w:rPr>
+                <w:b/>
+                <w:bCs/>
+              </w:rPr>
+              <w:t>Complete (25 Human Frictions)</w:t>
             </w:r>
           </w:p>
         </w:tc>
@@ -5984,11 +5855,7 @@
           </w:tcPr>
           <w:p>
             <w:r>
-              <w:rPr>
-                <w:b/>
-                <w:bCs/>
-              </w:rPr>
-              <w:t>MB Repository</w:t>
+              <w:t>NT Repository</w:t>
             </w:r>
           </w:p>
         </w:tc>
@@ -6041,11 +5908,7 @@
           </w:tcPr>
           <w:p>
             <w:r>
-              <w:rPr>
-                <w:b/>
-                <w:bCs/>
-              </w:rPr>
-              <w:t>AI Repository</w:t>
+              <w:t>MB Repository</w:t>
             </w:r>
           </w:p>
         </w:tc>
@@ -6098,35 +5961,31 @@
           </w:tcPr>
           <w:p>
             <w:r>
-              <w:rPr>
-                <w:b/>
-                <w:bCs/>
-              </w:rPr>
-              <w:t>Cross-Category Analysis</w:t>
-            </w:r>
-          </w:p>
-        </w:tc>
-        <w:tc>
-          <w:tcPr>
-            <w:tcW w:w="0" w:type="auto"/>
-            <w:tcBorders>
-              <w:top w:val="single" w:sz="6" w:space="0" w:color="C4C7C5"/>
-              <w:left w:val="single" w:sz="6" w:space="0" w:color="C4C7C5"/>
-              <w:bottom w:val="single" w:sz="6" w:space="0" w:color="C4C7C5"/>
-              <w:right w:val="single" w:sz="6" w:space="0" w:color="C4C7C5"/>
-            </w:tcBorders>
-            <w:tcMar>
-              <w:top w:w="120" w:type="dxa"/>
-              <w:left w:w="180" w:type="dxa"/>
-              <w:bottom w:w="120" w:type="dxa"/>
-              <w:right w:w="180" w:type="dxa"/>
-            </w:tcMar>
-            <w:vAlign w:val="center"/>
-            <w:hideMark/>
-          </w:tcPr>
-          <w:p>
-            <w:r>
-              <w:t>Ready</w:t>
+              <w:t>AI Repository</w:t>
+            </w:r>
+          </w:p>
+        </w:tc>
+        <w:tc>
+          <w:tcPr>
+            <w:tcW w:w="0" w:type="auto"/>
+            <w:tcBorders>
+              <w:top w:val="single" w:sz="6" w:space="0" w:color="C4C7C5"/>
+              <w:left w:val="single" w:sz="6" w:space="0" w:color="C4C7C5"/>
+              <w:bottom w:val="single" w:sz="6" w:space="0" w:color="C4C7C5"/>
+              <w:right w:val="single" w:sz="6" w:space="0" w:color="C4C7C5"/>
+            </w:tcBorders>
+            <w:tcMar>
+              <w:top w:w="120" w:type="dxa"/>
+              <w:left w:w="180" w:type="dxa"/>
+              <w:bottom w:w="120" w:type="dxa"/>
+              <w:right w:w="180" w:type="dxa"/>
+            </w:tcMar>
+            <w:vAlign w:val="center"/>
+            <w:hideMark/>
+          </w:tcPr>
+          <w:p>
+            <w:r>
+              <w:t>Not Started</w:t>
             </w:r>
           </w:p>
         </w:tc>
@@ -6155,10 +6014,59 @@
           </w:tcPr>
           <w:p>
             <w:r>
-              <w:rPr>
-                <w:b/>
-                <w:bCs/>
-              </w:rPr>
+              <w:t>Cross-Category Analysis</w:t>
+            </w:r>
+          </w:p>
+        </w:tc>
+        <w:tc>
+          <w:tcPr>
+            <w:tcW w:w="0" w:type="auto"/>
+            <w:tcBorders>
+              <w:top w:val="single" w:sz="6" w:space="0" w:color="C4C7C5"/>
+              <w:left w:val="single" w:sz="6" w:space="0" w:color="C4C7C5"/>
+              <w:bottom w:val="single" w:sz="6" w:space="0" w:color="C4C7C5"/>
+              <w:right w:val="single" w:sz="6" w:space="0" w:color="C4C7C5"/>
+            </w:tcBorders>
+            <w:tcMar>
+              <w:top w:w="120" w:type="dxa"/>
+              <w:left w:w="180" w:type="dxa"/>
+              <w:bottom w:w="120" w:type="dxa"/>
+              <w:right w:w="180" w:type="dxa"/>
+            </w:tcMar>
+            <w:vAlign w:val="center"/>
+            <w:hideMark/>
+          </w:tcPr>
+          <w:p>
+            <w:r>
+              <w:t>Ready</w:t>
+            </w:r>
+          </w:p>
+        </w:tc>
+      </w:tr>
+      <w:tr>
+        <w:trPr>
+          <w:tblCellSpacing w:w="15" w:type="dxa"/>
+        </w:trPr>
+        <w:tc>
+          <w:tcPr>
+            <w:tcW w:w="0" w:type="auto"/>
+            <w:tcBorders>
+              <w:top w:val="single" w:sz="6" w:space="0" w:color="C4C7C5"/>
+              <w:left w:val="single" w:sz="6" w:space="0" w:color="C4C7C5"/>
+              <w:bottom w:val="single" w:sz="6" w:space="0" w:color="C4C7C5"/>
+              <w:right w:val="single" w:sz="6" w:space="0" w:color="C4C7C5"/>
+            </w:tcBorders>
+            <w:tcMar>
+              <w:top w:w="120" w:type="dxa"/>
+              <w:left w:w="180" w:type="dxa"/>
+              <w:bottom w:w="120" w:type="dxa"/>
+              <w:right w:w="180" w:type="dxa"/>
+            </w:tcMar>
+            <w:vAlign w:val="center"/>
+            <w:hideMark/>
+          </w:tcPr>
+          <w:p>
+            <w:r>
               <w:t>Behavioural Pattern Discovery</w:t>
             </w:r>
           </w:p>
@@ -6189,6 +6097,46 @@
         </w:tc>
       </w:tr>
     </w:tbl>
+    <w:p>
+      <w:pPr>
+        <w:rPr>
+          <w:b/>
+          <w:bCs/>
+        </w:rPr>
+      </w:pPr>
+    </w:p>
+    <w:p>
+      <w:pPr>
+        <w:rPr>
+          <w:b/>
+          <w:bCs/>
+        </w:rPr>
+      </w:pPr>
+    </w:p>
+    <w:p>
+      <w:pPr>
+        <w:rPr>
+          <w:b/>
+          <w:bCs/>
+        </w:rPr>
+      </w:pPr>
+    </w:p>
+    <w:p>
+      <w:pPr>
+        <w:rPr>
+          <w:b/>
+          <w:bCs/>
+        </w:rPr>
+      </w:pPr>
+    </w:p>
+    <w:p>
+      <w:pPr>
+        <w:rPr>
+          <w:b/>
+          <w:bCs/>
+        </w:rPr>
+      </w:pPr>
+    </w:p>
     <w:p>
       <w:pPr>
         <w:rPr>
@@ -6201,6 +6149,7 @@
           <w:b/>
           <w:bCs/>
         </w:rPr>
+        <w:lastRenderedPageBreak/>
         <w:t>System Summary</w:t>
       </w:r>
     </w:p>
@@ -6217,8 +6166,8 @@
         <w:tblLook w:val="04A0" w:firstRow="1" w:lastRow="0" w:firstColumn="1" w:lastColumn="0" w:noHBand="0" w:noVBand="1"/>
       </w:tblPr>
       <w:tblGrid>
-        <w:gridCol w:w="3555"/>
-        <w:gridCol w:w="5455"/>
+        <w:gridCol w:w="3446"/>
+        <w:gridCol w:w="5564"/>
       </w:tblGrid>
       <w:tr>
         <w:trPr>
@@ -6306,10 +6255,6 @@
           </w:tcPr>
           <w:p>
             <w:r>
-              <w:rPr>
-                <w:b/>
-                <w:bCs/>
-              </w:rPr>
               <w:t>Current Version</w:t>
             </w:r>
           </w:p>
@@ -6363,10 +6308,6 @@
           </w:tcPr>
           <w:p>
             <w:r>
-              <w:rPr>
-                <w:b/>
-                <w:bCs/>
-              </w:rPr>
               <w:t>Current Stage</w:t>
             </w:r>
           </w:p>
@@ -6420,10 +6361,6 @@
           </w:tcPr>
           <w:p>
             <w:r>
-              <w:rPr>
-                <w:b/>
-                <w:bCs/>
-              </w:rPr>
               <w:t>Primary Focus</w:t>
             </w:r>
           </w:p>
@@ -6477,10 +6414,6 @@
           </w:tcPr>
           <w:p>
             <w:r>
-              <w:rPr>
-                <w:b/>
-                <w:bCs/>
-              </w:rPr>
               <w:t>Research Categories Established</w:t>
             </w:r>
           </w:p>
@@ -6534,10 +6467,6 @@
           </w:tcPr>
           <w:p>
             <w:r>
-              <w:rPr>
-                <w:b/>
-                <w:bCs/>
-              </w:rPr>
               <w:t>Research Categories Active</w:t>
             </w:r>
           </w:p>
@@ -6562,7 +6491,7 @@
           </w:tcPr>
           <w:p>
             <w:r>
-              <w:t>6 (FF, OS, WI, DW, KI, AU)</w:t>
+              <w:t>7 (FF, OS, WI, DW, KI, AU, LE)</w:t>
             </w:r>
           </w:p>
         </w:tc>
@@ -6591,10 +6520,6 @@
           </w:tcPr>
           <w:p>
             <w:r>
-              <w:rPr>
-                <w:b/>
-                <w:bCs/>
-              </w:rPr>
               <w:t>Research Volumes Completed</w:t>
             </w:r>
           </w:p>
@@ -6619,7 +6544,7 @@
           </w:tcPr>
           <w:p>
             <w:r>
-              <w:t>13</w:t>
+              <w:t>15</w:t>
             </w:r>
           </w:p>
         </w:tc>
@@ -6648,10 +6573,6 @@
           </w:tcPr>
           <w:p>
             <w:r>
-              <w:rPr>
-                <w:b/>
-                <w:bCs/>
-              </w:rPr>
               <w:t>Total Human Frictions</w:t>
             </w:r>
           </w:p>
@@ -6676,7 +6597,7 @@
           </w:tcPr>
           <w:p>
             <w:r>
-              <w:t>325</w:t>
+              <w:t>375</w:t>
             </w:r>
           </w:p>
         </w:tc>
@@ -6705,11 +6626,6 @@
           </w:tcPr>
           <w:p>
             <w:r>
-              <w:rPr>
-                <w:b/>
-                <w:bCs/>
-              </w:rPr>
-              <w:lastRenderedPageBreak/>
               <w:t>APID Registry Status</w:t>
             </w:r>
           </w:p>
@@ -6734,7 +6650,7 @@
           </w:tcPr>
           <w:p>
             <w:r>
-              <w:t>Active (325 Entries)</w:t>
+              <w:t>Active (375 Entries)</w:t>
             </w:r>
           </w:p>
         </w:tc>
@@ -6763,10 +6679,6 @@
           </w:tcPr>
           <w:p>
             <w:r>
-              <w:rPr>
-                <w:b/>
-                <w:bCs/>
-              </w:rPr>
               <w:t>Category Registry Status</w:t>
             </w:r>
           </w:p>
@@ -6797,6 +6709,14 @@
         </w:tc>
       </w:tr>
     </w:tbl>
+    <w:p>
+      <w:pPr>
+        <w:rPr>
+          <w:b/>
+          <w:bCs/>
+        </w:rPr>
+      </w:pPr>
+    </w:p>
     <w:p>
       <w:pPr>
         <w:rPr>
@@ -6816,7 +6736,7 @@
       <w:pPr>
         <w:numPr>
           <w:ilvl w:val="0"/>
-          <w:numId w:val="19"/>
+          <w:numId w:val="22"/>
         </w:numPr>
       </w:pPr>
       <w:r>
@@ -6827,14 +6747,14 @@
         <w:t>Human Frictions Documented:</w:t>
       </w:r>
       <w:r>
-        <w:t xml:space="preserve"> 325</w:t>
+        <w:t xml:space="preserve"> 375</w:t>
       </w:r>
     </w:p>
     <w:p>
       <w:pPr>
         <w:numPr>
           <w:ilvl w:val="0"/>
-          <w:numId w:val="19"/>
+          <w:numId w:val="22"/>
         </w:numPr>
       </w:pPr>
       <w:r>
@@ -6845,14 +6765,14 @@
         <w:t>Research Categories Active:</w:t>
       </w:r>
       <w:r>
-        <w:t xml:space="preserve"> 6 (FF, OS, WI, DW, KI, AU)</w:t>
+        <w:t xml:space="preserve"> 7 (FF, OS, WI, DW, KI, AU, LE)</w:t>
       </w:r>
     </w:p>
     <w:p>
       <w:pPr>
         <w:numPr>
           <w:ilvl w:val="0"/>
-          <w:numId w:val="19"/>
+          <w:numId w:val="22"/>
         </w:numPr>
       </w:pPr>
       <w:r>
@@ -6863,14 +6783,14 @@
         <w:t>Research Volumes Completed:</w:t>
       </w:r>
       <w:r>
-        <w:t xml:space="preserve"> 13</w:t>
+        <w:t xml:space="preserve"> 15</w:t>
       </w:r>
     </w:p>
     <w:p>
       <w:pPr>
         <w:numPr>
           <w:ilvl w:val="0"/>
-          <w:numId w:val="19"/>
+          <w:numId w:val="22"/>
         </w:numPr>
       </w:pPr>
       <w:r>
@@ -6881,14 +6801,14 @@
         <w:t>Repository Progress:</w:t>
       </w:r>
       <w:r>
-        <w:t xml:space="preserve"> 32.5% of the 1,000 Human Friction target</w:t>
+        <w:t xml:space="preserve"> 37.5% of the 1,000 Human Friction target</w:t>
       </w:r>
     </w:p>
     <w:p>
       <w:pPr>
         <w:numPr>
           <w:ilvl w:val="0"/>
-          <w:numId w:val="19"/>
+          <w:numId w:val="22"/>
         </w:numPr>
       </w:pPr>
       <w:r>
@@ -6916,6 +6836,304 @@
 <file path=word/numbering.xml><?xml version="1.0" encoding="utf-8"?>
 <w:numbering xmlns:wpc="http://schemas.microsoft.com/office/word/2010/wordprocessingCanvas" xmlns:cx="http://schemas.microsoft.com/office/drawing/2014/chartex" xmlns:cx1="http://schemas.microsoft.com/office/drawing/2015/9/8/chartex" xmlns:cx2="http://schemas.microsoft.com/office/drawing/2015/10/21/chartex" xmlns:cx3="http://schemas.microsoft.com/office/drawing/2016/5/9/chartex" xmlns:cx4="http://schemas.microsoft.com/office/drawing/2016/5/10/chartex" xmlns:cx5="http://schemas.microsoft.com/office/drawing/2016/5/11/chartex" xmlns:cx6="http://schemas.microsoft.com/office/drawing/2016/5/12/chartex" xmlns:cx7="http://schemas.microsoft.com/office/drawing/2016/5/13/chartex" xmlns:cx8="http://schemas.microsoft.com/office/drawing/2016/5/14/chartex" xmlns:mc="http://schemas.openxmlformats.org/markup-compatibility/2006" xmlns:aink="http://schemas.microsoft.com/office/drawing/2016/ink" xmlns:am3d="http://schemas.microsoft.com/office/drawing/2017/model3d" xmlns:o="urn:schemas-microsoft-com:office:office" xmlns:oel="http://schemas.microsoft.com/office/2019/extlst" xmlns:r="http://schemas.openxmlformats.org/officeDocument/2006/relationships" xmlns:m="http://schemas.openxmlformats.org/officeDocument/2006/math" xmlns:v="urn:schemas-microsoft-com:vml" xmlns:wp14="http://schemas.microsoft.com/office/word/2010/wordprocessingDrawing" xmlns:wp="http://schemas.openxmlformats.org/drawingml/2006/wordprocessingDrawing" xmlns:w10="urn:schemas-microsoft-com:office:word" xmlns:w="http://schemas.openxmlformats.org/wordprocessingml/2006/main" xmlns:w14="http://schemas.microsoft.com/office/word/2010/wordml" xmlns:w15="http://schemas.microsoft.com/office/word/2012/wordml" xmlns:w16cei="http://schemas.microsoft.com/office/word/2026/wordml/cei" xmlns:w16cex="http://schemas.microsoft.com/office/word/2018/wordml/cex" xmlns:w16cid="http://schemas.microsoft.com/office/word/2016/wordml/cid" xmlns:w16="http://schemas.microsoft.com/office/word/2018/wordml" xmlns:w16du="http://schemas.microsoft.com/office/word/2023/wordml/word16du" xmlns:w16sdtdh="http://schemas.microsoft.com/office/word/2020/wordml/sdtdatahash" xmlns:w16sdtfl="http://schemas.microsoft.com/office/word/2024/wordml/sdtformatlock" xmlns:w16se="http://schemas.microsoft.com/office/word/2015/wordml/symex" xmlns:wpg="http://schemas.microsoft.com/office/word/2010/wordprocessingGroup" xmlns:wpi="http://schemas.microsoft.com/office/word/2010/wordprocessingInk" xmlns:wne="http://schemas.microsoft.com/office/word/2006/wordml" xmlns:wps="http://schemas.microsoft.com/office/word/2010/wordprocessingShape" mc:Ignorable="w14 w15 w16se w16cid w16 w16cex w16sdtdh w16sdtfl w16du wp14">
   <w:abstractNum w:abstractNumId="0" w15:restartNumberingAfterBreak="0">
+    <w:nsid w:val="04282B59"/>
+    <w:multiLevelType w:val="multilevel"/>
+    <w:tmpl w:val="8314F7DA"/>
+    <w:lvl w:ilvl="0">
+      <w:start w:val="1"/>
+      <w:numFmt w:val="bullet"/>
+      <w:lvlText w:val=""/>
+      <w:lvlJc w:val="left"/>
+      <w:pPr>
+        <w:tabs>
+          <w:tab w:val="num" w:pos="720"/>
+        </w:tabs>
+        <w:ind w:left="720" w:hanging="360"/>
+      </w:pPr>
+      <w:rPr>
+        <w:rFonts w:ascii="Symbol" w:hAnsi="Symbol" w:hint="default"/>
+        <w:sz w:val="20"/>
+      </w:rPr>
+    </w:lvl>
+    <w:lvl w:ilvl="1" w:tentative="1">
+      <w:start w:val="1"/>
+      <w:numFmt w:val="bullet"/>
+      <w:lvlText w:val="o"/>
+      <w:lvlJc w:val="left"/>
+      <w:pPr>
+        <w:tabs>
+          <w:tab w:val="num" w:pos="1440"/>
+        </w:tabs>
+        <w:ind w:left="1440" w:hanging="360"/>
+      </w:pPr>
+      <w:rPr>
+        <w:rFonts w:ascii="Courier New" w:hAnsi="Courier New" w:hint="default"/>
+        <w:sz w:val="20"/>
+      </w:rPr>
+    </w:lvl>
+    <w:lvl w:ilvl="2" w:tentative="1">
+      <w:start w:val="1"/>
+      <w:numFmt w:val="bullet"/>
+      <w:lvlText w:val=""/>
+      <w:lvlJc w:val="left"/>
+      <w:pPr>
+        <w:tabs>
+          <w:tab w:val="num" w:pos="2160"/>
+        </w:tabs>
+        <w:ind w:left="2160" w:hanging="360"/>
+      </w:pPr>
+      <w:rPr>
+        <w:rFonts w:ascii="Wingdings" w:hAnsi="Wingdings" w:hint="default"/>
+        <w:sz w:val="20"/>
+      </w:rPr>
+    </w:lvl>
+    <w:lvl w:ilvl="3" w:tentative="1">
+      <w:start w:val="1"/>
+      <w:numFmt w:val="bullet"/>
+      <w:lvlText w:val=""/>
+      <w:lvlJc w:val="left"/>
+      <w:pPr>
+        <w:tabs>
+          <w:tab w:val="num" w:pos="2880"/>
+        </w:tabs>
+        <w:ind w:left="2880" w:hanging="360"/>
+      </w:pPr>
+      <w:rPr>
+        <w:rFonts w:ascii="Wingdings" w:hAnsi="Wingdings" w:hint="default"/>
+        <w:sz w:val="20"/>
+      </w:rPr>
+    </w:lvl>
+    <w:lvl w:ilvl="4" w:tentative="1">
+      <w:start w:val="1"/>
+      <w:numFmt w:val="bullet"/>
+      <w:lvlText w:val=""/>
+      <w:lvlJc w:val="left"/>
+      <w:pPr>
+        <w:tabs>
+          <w:tab w:val="num" w:pos="3600"/>
+        </w:tabs>
+        <w:ind w:left="3600" w:hanging="360"/>
+      </w:pPr>
+      <w:rPr>
+        <w:rFonts w:ascii="Wingdings" w:hAnsi="Wingdings" w:hint="default"/>
+        <w:sz w:val="20"/>
+      </w:rPr>
+    </w:lvl>
+    <w:lvl w:ilvl="5" w:tentative="1">
+      <w:start w:val="1"/>
+      <w:numFmt w:val="bullet"/>
+      <w:lvlText w:val=""/>
+      <w:lvlJc w:val="left"/>
+      <w:pPr>
+        <w:tabs>
+          <w:tab w:val="num" w:pos="4320"/>
+        </w:tabs>
+        <w:ind w:left="4320" w:hanging="360"/>
+      </w:pPr>
+      <w:rPr>
+        <w:rFonts w:ascii="Wingdings" w:hAnsi="Wingdings" w:hint="default"/>
+        <w:sz w:val="20"/>
+      </w:rPr>
+    </w:lvl>
+    <w:lvl w:ilvl="6" w:tentative="1">
+      <w:start w:val="1"/>
+      <w:numFmt w:val="bullet"/>
+      <w:lvlText w:val=""/>
+      <w:lvlJc w:val="left"/>
+      <w:pPr>
+        <w:tabs>
+          <w:tab w:val="num" w:pos="5040"/>
+        </w:tabs>
+        <w:ind w:left="5040" w:hanging="360"/>
+      </w:pPr>
+      <w:rPr>
+        <w:rFonts w:ascii="Wingdings" w:hAnsi="Wingdings" w:hint="default"/>
+        <w:sz w:val="20"/>
+      </w:rPr>
+    </w:lvl>
+    <w:lvl w:ilvl="7" w:tentative="1">
+      <w:start w:val="1"/>
+      <w:numFmt w:val="bullet"/>
+      <w:lvlText w:val=""/>
+      <w:lvlJc w:val="left"/>
+      <w:pPr>
+        <w:tabs>
+          <w:tab w:val="num" w:pos="5760"/>
+        </w:tabs>
+        <w:ind w:left="5760" w:hanging="360"/>
+      </w:pPr>
+      <w:rPr>
+        <w:rFonts w:ascii="Wingdings" w:hAnsi="Wingdings" w:hint="default"/>
+        <w:sz w:val="20"/>
+      </w:rPr>
+    </w:lvl>
+    <w:lvl w:ilvl="8" w:tentative="1">
+      <w:start w:val="1"/>
+      <w:numFmt w:val="bullet"/>
+      <w:lvlText w:val=""/>
+      <w:lvlJc w:val="left"/>
+      <w:pPr>
+        <w:tabs>
+          <w:tab w:val="num" w:pos="6480"/>
+        </w:tabs>
+        <w:ind w:left="6480" w:hanging="360"/>
+      </w:pPr>
+      <w:rPr>
+        <w:rFonts w:ascii="Wingdings" w:hAnsi="Wingdings" w:hint="default"/>
+        <w:sz w:val="20"/>
+      </w:rPr>
+    </w:lvl>
+  </w:abstractNum>
+  <w:abstractNum w:abstractNumId="1" w15:restartNumberingAfterBreak="0">
+    <w:nsid w:val="102B7CAE"/>
+    <w:multiLevelType w:val="multilevel"/>
+    <w:tmpl w:val="019AE13C"/>
+    <w:lvl w:ilvl="0">
+      <w:start w:val="1"/>
+      <w:numFmt w:val="bullet"/>
+      <w:lvlText w:val=""/>
+      <w:lvlJc w:val="left"/>
+      <w:pPr>
+        <w:tabs>
+          <w:tab w:val="num" w:pos="720"/>
+        </w:tabs>
+        <w:ind w:left="720" w:hanging="360"/>
+      </w:pPr>
+      <w:rPr>
+        <w:rFonts w:ascii="Symbol" w:hAnsi="Symbol" w:hint="default"/>
+        <w:sz w:val="20"/>
+      </w:rPr>
+    </w:lvl>
+    <w:lvl w:ilvl="1" w:tentative="1">
+      <w:start w:val="1"/>
+      <w:numFmt w:val="bullet"/>
+      <w:lvlText w:val="o"/>
+      <w:lvlJc w:val="left"/>
+      <w:pPr>
+        <w:tabs>
+          <w:tab w:val="num" w:pos="1440"/>
+        </w:tabs>
+        <w:ind w:left="1440" w:hanging="360"/>
+      </w:pPr>
+      <w:rPr>
+        <w:rFonts w:ascii="Courier New" w:hAnsi="Courier New" w:hint="default"/>
+        <w:sz w:val="20"/>
+      </w:rPr>
+    </w:lvl>
+    <w:lvl w:ilvl="2" w:tentative="1">
+      <w:start w:val="1"/>
+      <w:numFmt w:val="bullet"/>
+      <w:lvlText w:val=""/>
+      <w:lvlJc w:val="left"/>
+      <w:pPr>
+        <w:tabs>
+          <w:tab w:val="num" w:pos="2160"/>
+        </w:tabs>
+        <w:ind w:left="2160" w:hanging="360"/>
+      </w:pPr>
+      <w:rPr>
+        <w:rFonts w:ascii="Wingdings" w:hAnsi="Wingdings" w:hint="default"/>
+        <w:sz w:val="20"/>
+      </w:rPr>
+    </w:lvl>
+    <w:lvl w:ilvl="3" w:tentative="1">
+      <w:start w:val="1"/>
+      <w:numFmt w:val="bullet"/>
+      <w:lvlText w:val=""/>
+      <w:lvlJc w:val="left"/>
+      <w:pPr>
+        <w:tabs>
+          <w:tab w:val="num" w:pos="2880"/>
+        </w:tabs>
+        <w:ind w:left="2880" w:hanging="360"/>
+      </w:pPr>
+      <w:rPr>
+        <w:rFonts w:ascii="Wingdings" w:hAnsi="Wingdings" w:hint="default"/>
+        <w:sz w:val="20"/>
+      </w:rPr>
+    </w:lvl>
+    <w:lvl w:ilvl="4" w:tentative="1">
+      <w:start w:val="1"/>
+      <w:numFmt w:val="bullet"/>
+      <w:lvlText w:val=""/>
+      <w:lvlJc w:val="left"/>
+      <w:pPr>
+        <w:tabs>
+          <w:tab w:val="num" w:pos="3600"/>
+        </w:tabs>
+        <w:ind w:left="3600" w:hanging="360"/>
+      </w:pPr>
+      <w:rPr>
+        <w:rFonts w:ascii="Wingdings" w:hAnsi="Wingdings" w:hint="default"/>
+        <w:sz w:val="20"/>
+      </w:rPr>
+    </w:lvl>
+    <w:lvl w:ilvl="5" w:tentative="1">
+      <w:start w:val="1"/>
+      <w:numFmt w:val="bullet"/>
+      <w:lvlText w:val=""/>
+      <w:lvlJc w:val="left"/>
+      <w:pPr>
+        <w:tabs>
+          <w:tab w:val="num" w:pos="4320"/>
+        </w:tabs>
+        <w:ind w:left="4320" w:hanging="360"/>
+      </w:pPr>
+      <w:rPr>
+        <w:rFonts w:ascii="Wingdings" w:hAnsi="Wingdings" w:hint="default"/>
+        <w:sz w:val="20"/>
+      </w:rPr>
+    </w:lvl>
+    <w:lvl w:ilvl="6" w:tentative="1">
+      <w:start w:val="1"/>
+      <w:numFmt w:val="bullet"/>
+      <w:lvlText w:val=""/>
+      <w:lvlJc w:val="left"/>
+      <w:pPr>
+        <w:tabs>
+          <w:tab w:val="num" w:pos="5040"/>
+        </w:tabs>
+        <w:ind w:left="5040" w:hanging="360"/>
+      </w:pPr>
+      <w:rPr>
+        <w:rFonts w:ascii="Wingdings" w:hAnsi="Wingdings" w:hint="default"/>
+        <w:sz w:val="20"/>
+      </w:rPr>
+    </w:lvl>
+    <w:lvl w:ilvl="7" w:tentative="1">
+      <w:start w:val="1"/>
+      <w:numFmt w:val="bullet"/>
+      <w:lvlText w:val=""/>
+      <w:lvlJc w:val="left"/>
+      <w:pPr>
+        <w:tabs>
+          <w:tab w:val="num" w:pos="5760"/>
+        </w:tabs>
+        <w:ind w:left="5760" w:hanging="360"/>
+      </w:pPr>
+      <w:rPr>
+        <w:rFonts w:ascii="Wingdings" w:hAnsi="Wingdings" w:hint="default"/>
+        <w:sz w:val="20"/>
+      </w:rPr>
+    </w:lvl>
+    <w:lvl w:ilvl="8" w:tentative="1">
+      <w:start w:val="1"/>
+      <w:numFmt w:val="bullet"/>
+      <w:lvlText w:val=""/>
+      <w:lvlJc w:val="left"/>
+      <w:pPr>
+        <w:tabs>
+          <w:tab w:val="num" w:pos="6480"/>
+        </w:tabs>
+        <w:ind w:left="6480" w:hanging="360"/>
+      </w:pPr>
+      <w:rPr>
+        <w:rFonts w:ascii="Wingdings" w:hAnsi="Wingdings" w:hint="default"/>
+        <w:sz w:val="20"/>
+      </w:rPr>
+    </w:lvl>
+  </w:abstractNum>
+  <w:abstractNum w:abstractNumId="2" w15:restartNumberingAfterBreak="0">
     <w:nsid w:val="134743F8"/>
     <w:multiLevelType w:val="multilevel"/>
     <w:tmpl w:val="9D3800C4"/>
@@ -7064,7 +7282,7 @@
       </w:rPr>
     </w:lvl>
   </w:abstractNum>
-  <w:abstractNum w:abstractNumId="1" w15:restartNumberingAfterBreak="0">
+  <w:abstractNum w:abstractNumId="3" w15:restartNumberingAfterBreak="0">
     <w:nsid w:val="14BD5826"/>
     <w:multiLevelType w:val="multilevel"/>
     <w:tmpl w:val="C80C0D8C"/>
@@ -7213,7 +7431,7 @@
       </w:rPr>
     </w:lvl>
   </w:abstractNum>
-  <w:abstractNum w:abstractNumId="2" w15:restartNumberingAfterBreak="0">
+  <w:abstractNum w:abstractNumId="4" w15:restartNumberingAfterBreak="0">
     <w:nsid w:val="18534E12"/>
     <w:multiLevelType w:val="multilevel"/>
     <w:tmpl w:val="A57ADAA2"/>
@@ -7362,7 +7580,7 @@
       </w:rPr>
     </w:lvl>
   </w:abstractNum>
-  <w:abstractNum w:abstractNumId="3" w15:restartNumberingAfterBreak="0">
+  <w:abstractNum w:abstractNumId="5" w15:restartNumberingAfterBreak="0">
     <w:nsid w:val="19517792"/>
     <w:multiLevelType w:val="multilevel"/>
     <w:tmpl w:val="01486F0E"/>
@@ -7511,7 +7729,7 @@
       </w:rPr>
     </w:lvl>
   </w:abstractNum>
-  <w:abstractNum w:abstractNumId="4" w15:restartNumberingAfterBreak="0">
+  <w:abstractNum w:abstractNumId="6" w15:restartNumberingAfterBreak="0">
     <w:nsid w:val="1AA9751C"/>
     <w:multiLevelType w:val="multilevel"/>
     <w:tmpl w:val="112625F6"/>
@@ -7660,7 +7878,7 @@
       </w:rPr>
     </w:lvl>
   </w:abstractNum>
-  <w:abstractNum w:abstractNumId="5" w15:restartNumberingAfterBreak="0">
+  <w:abstractNum w:abstractNumId="7" w15:restartNumberingAfterBreak="0">
     <w:nsid w:val="31D02BDB"/>
     <w:multiLevelType w:val="multilevel"/>
     <w:tmpl w:val="58ECB0E0"/>
@@ -7809,7 +8027,7 @@
       </w:rPr>
     </w:lvl>
   </w:abstractNum>
-  <w:abstractNum w:abstractNumId="6" w15:restartNumberingAfterBreak="0">
+  <w:abstractNum w:abstractNumId="8" w15:restartNumberingAfterBreak="0">
     <w:nsid w:val="325B7D97"/>
     <w:multiLevelType w:val="multilevel"/>
     <w:tmpl w:val="E0A80DA4"/>
@@ -7958,7 +8176,7 @@
       </w:rPr>
     </w:lvl>
   </w:abstractNum>
-  <w:abstractNum w:abstractNumId="7" w15:restartNumberingAfterBreak="0">
+  <w:abstractNum w:abstractNumId="9" w15:restartNumberingAfterBreak="0">
     <w:nsid w:val="37894B15"/>
     <w:multiLevelType w:val="multilevel"/>
     <w:tmpl w:val="55668242"/>
@@ -8107,7 +8325,7 @@
       </w:rPr>
     </w:lvl>
   </w:abstractNum>
-  <w:abstractNum w:abstractNumId="8" w15:restartNumberingAfterBreak="0">
+  <w:abstractNum w:abstractNumId="10" w15:restartNumberingAfterBreak="0">
     <w:nsid w:val="3DEF39C5"/>
     <w:multiLevelType w:val="multilevel"/>
     <w:tmpl w:val="D5B2CA8A"/>
@@ -8256,7 +8474,7 @@
       </w:rPr>
     </w:lvl>
   </w:abstractNum>
-  <w:abstractNum w:abstractNumId="9" w15:restartNumberingAfterBreak="0">
+  <w:abstractNum w:abstractNumId="11" w15:restartNumberingAfterBreak="0">
     <w:nsid w:val="42E34B5A"/>
     <w:multiLevelType w:val="multilevel"/>
     <w:tmpl w:val="12383F32"/>
@@ -8405,7 +8623,156 @@
       </w:rPr>
     </w:lvl>
   </w:abstractNum>
-  <w:abstractNum w:abstractNumId="10" w15:restartNumberingAfterBreak="0">
+  <w:abstractNum w:abstractNumId="12" w15:restartNumberingAfterBreak="0">
+    <w:nsid w:val="48CC6D47"/>
+    <w:multiLevelType w:val="multilevel"/>
+    <w:tmpl w:val="FB50E19A"/>
+    <w:lvl w:ilvl="0">
+      <w:start w:val="1"/>
+      <w:numFmt w:val="bullet"/>
+      <w:lvlText w:val=""/>
+      <w:lvlJc w:val="left"/>
+      <w:pPr>
+        <w:tabs>
+          <w:tab w:val="num" w:pos="720"/>
+        </w:tabs>
+        <w:ind w:left="720" w:hanging="360"/>
+      </w:pPr>
+      <w:rPr>
+        <w:rFonts w:ascii="Symbol" w:hAnsi="Symbol" w:hint="default"/>
+        <w:sz w:val="20"/>
+      </w:rPr>
+    </w:lvl>
+    <w:lvl w:ilvl="1" w:tentative="1">
+      <w:start w:val="1"/>
+      <w:numFmt w:val="bullet"/>
+      <w:lvlText w:val="o"/>
+      <w:lvlJc w:val="left"/>
+      <w:pPr>
+        <w:tabs>
+          <w:tab w:val="num" w:pos="1440"/>
+        </w:tabs>
+        <w:ind w:left="1440" w:hanging="360"/>
+      </w:pPr>
+      <w:rPr>
+        <w:rFonts w:ascii="Courier New" w:hAnsi="Courier New" w:hint="default"/>
+        <w:sz w:val="20"/>
+      </w:rPr>
+    </w:lvl>
+    <w:lvl w:ilvl="2" w:tentative="1">
+      <w:start w:val="1"/>
+      <w:numFmt w:val="bullet"/>
+      <w:lvlText w:val=""/>
+      <w:lvlJc w:val="left"/>
+      <w:pPr>
+        <w:tabs>
+          <w:tab w:val="num" w:pos="2160"/>
+        </w:tabs>
+        <w:ind w:left="2160" w:hanging="360"/>
+      </w:pPr>
+      <w:rPr>
+        <w:rFonts w:ascii="Wingdings" w:hAnsi="Wingdings" w:hint="default"/>
+        <w:sz w:val="20"/>
+      </w:rPr>
+    </w:lvl>
+    <w:lvl w:ilvl="3" w:tentative="1">
+      <w:start w:val="1"/>
+      <w:numFmt w:val="bullet"/>
+      <w:lvlText w:val=""/>
+      <w:lvlJc w:val="left"/>
+      <w:pPr>
+        <w:tabs>
+          <w:tab w:val="num" w:pos="2880"/>
+        </w:tabs>
+        <w:ind w:left="2880" w:hanging="360"/>
+      </w:pPr>
+      <w:rPr>
+        <w:rFonts w:ascii="Wingdings" w:hAnsi="Wingdings" w:hint="default"/>
+        <w:sz w:val="20"/>
+      </w:rPr>
+    </w:lvl>
+    <w:lvl w:ilvl="4" w:tentative="1">
+      <w:start w:val="1"/>
+      <w:numFmt w:val="bullet"/>
+      <w:lvlText w:val=""/>
+      <w:lvlJc w:val="left"/>
+      <w:pPr>
+        <w:tabs>
+          <w:tab w:val="num" w:pos="3600"/>
+        </w:tabs>
+        <w:ind w:left="3600" w:hanging="360"/>
+      </w:pPr>
+      <w:rPr>
+        <w:rFonts w:ascii="Wingdings" w:hAnsi="Wingdings" w:hint="default"/>
+        <w:sz w:val="20"/>
+      </w:rPr>
+    </w:lvl>
+    <w:lvl w:ilvl="5" w:tentative="1">
+      <w:start w:val="1"/>
+      <w:numFmt w:val="bullet"/>
+      <w:lvlText w:val=""/>
+      <w:lvlJc w:val="left"/>
+      <w:pPr>
+        <w:tabs>
+          <w:tab w:val="num" w:pos="4320"/>
+        </w:tabs>
+        <w:ind w:left="4320" w:hanging="360"/>
+      </w:pPr>
+      <w:rPr>
+        <w:rFonts w:ascii="Wingdings" w:hAnsi="Wingdings" w:hint="default"/>
+        <w:sz w:val="20"/>
+      </w:rPr>
+    </w:lvl>
+    <w:lvl w:ilvl="6" w:tentative="1">
+      <w:start w:val="1"/>
+      <w:numFmt w:val="bullet"/>
+      <w:lvlText w:val=""/>
+      <w:lvlJc w:val="left"/>
+      <w:pPr>
+        <w:tabs>
+          <w:tab w:val="num" w:pos="5040"/>
+        </w:tabs>
+        <w:ind w:left="5040" w:hanging="360"/>
+      </w:pPr>
+      <w:rPr>
+        <w:rFonts w:ascii="Wingdings" w:hAnsi="Wingdings" w:hint="default"/>
+        <w:sz w:val="20"/>
+      </w:rPr>
+    </w:lvl>
+    <w:lvl w:ilvl="7" w:tentative="1">
+      <w:start w:val="1"/>
+      <w:numFmt w:val="bullet"/>
+      <w:lvlText w:val=""/>
+      <w:lvlJc w:val="left"/>
+      <w:pPr>
+        <w:tabs>
+          <w:tab w:val="num" w:pos="5760"/>
+        </w:tabs>
+        <w:ind w:left="5760" w:hanging="360"/>
+      </w:pPr>
+      <w:rPr>
+        <w:rFonts w:ascii="Wingdings" w:hAnsi="Wingdings" w:hint="default"/>
+        <w:sz w:val="20"/>
+      </w:rPr>
+    </w:lvl>
+    <w:lvl w:ilvl="8" w:tentative="1">
+      <w:start w:val="1"/>
+      <w:numFmt w:val="bullet"/>
+      <w:lvlText w:val=""/>
+      <w:lvlJc w:val="left"/>
+      <w:pPr>
+        <w:tabs>
+          <w:tab w:val="num" w:pos="6480"/>
+        </w:tabs>
+        <w:ind w:left="6480" w:hanging="360"/>
+      </w:pPr>
+      <w:rPr>
+        <w:rFonts w:ascii="Wingdings" w:hAnsi="Wingdings" w:hint="default"/>
+        <w:sz w:val="20"/>
+      </w:rPr>
+    </w:lvl>
+  </w:abstractNum>
+  <w:abstractNum w:abstractNumId="13" w15:restartNumberingAfterBreak="0">
     <w:nsid w:val="56BD58BA"/>
     <w:multiLevelType w:val="hybridMultilevel"/>
     <w:tmpl w:val="0B24A6C0"/>
@@ -8518,7 +8885,7 @@
       </w:rPr>
     </w:lvl>
   </w:abstractNum>
-  <w:abstractNum w:abstractNumId="11" w15:restartNumberingAfterBreak="0">
+  <w:abstractNum w:abstractNumId="14" w15:restartNumberingAfterBreak="0">
     <w:nsid w:val="5ABE6902"/>
     <w:multiLevelType w:val="multilevel"/>
     <w:tmpl w:val="657E086E"/>
@@ -8667,7 +9034,7 @@
       </w:rPr>
     </w:lvl>
   </w:abstractNum>
-  <w:abstractNum w:abstractNumId="12" w15:restartNumberingAfterBreak="0">
+  <w:abstractNum w:abstractNumId="15" w15:restartNumberingAfterBreak="0">
     <w:nsid w:val="5F993D6D"/>
     <w:multiLevelType w:val="multilevel"/>
     <w:tmpl w:val="6F1288CE"/>
@@ -8816,7 +9183,7 @@
       </w:rPr>
     </w:lvl>
   </w:abstractNum>
-  <w:abstractNum w:abstractNumId="13" w15:restartNumberingAfterBreak="0">
+  <w:abstractNum w:abstractNumId="16" w15:restartNumberingAfterBreak="0">
     <w:nsid w:val="690E0752"/>
     <w:multiLevelType w:val="multilevel"/>
     <w:tmpl w:val="22CC2E84"/>
@@ -8965,7 +9332,7 @@
       </w:rPr>
     </w:lvl>
   </w:abstractNum>
-  <w:abstractNum w:abstractNumId="14" w15:restartNumberingAfterBreak="0">
+  <w:abstractNum w:abstractNumId="17" w15:restartNumberingAfterBreak="0">
     <w:nsid w:val="6AA34D97"/>
     <w:multiLevelType w:val="multilevel"/>
     <w:tmpl w:val="B3404BC2"/>
@@ -9114,7 +9481,7 @@
       </w:rPr>
     </w:lvl>
   </w:abstractNum>
-  <w:abstractNum w:abstractNumId="15" w15:restartNumberingAfterBreak="0">
+  <w:abstractNum w:abstractNumId="18" w15:restartNumberingAfterBreak="0">
     <w:nsid w:val="7877311A"/>
     <w:multiLevelType w:val="multilevel"/>
     <w:tmpl w:val="D39E0266"/>
@@ -9263,7 +9630,7 @@
       </w:rPr>
     </w:lvl>
   </w:abstractNum>
-  <w:abstractNum w:abstractNumId="16" w15:restartNumberingAfterBreak="0">
+  <w:abstractNum w:abstractNumId="19" w15:restartNumberingAfterBreak="0">
     <w:nsid w:val="7946529A"/>
     <w:multiLevelType w:val="multilevel"/>
     <w:tmpl w:val="2E96AABA"/>
@@ -9412,7 +9779,7 @@
       </w:rPr>
     </w:lvl>
   </w:abstractNum>
-  <w:abstractNum w:abstractNumId="17" w15:restartNumberingAfterBreak="0">
+  <w:abstractNum w:abstractNumId="20" w15:restartNumberingAfterBreak="0">
     <w:nsid w:val="79D82CCB"/>
     <w:multiLevelType w:val="multilevel"/>
     <w:tmpl w:val="340C3CCE"/>
@@ -9561,7 +9928,7 @@
       </w:rPr>
     </w:lvl>
   </w:abstractNum>
-  <w:abstractNum w:abstractNumId="18" w15:restartNumberingAfterBreak="0">
+  <w:abstractNum w:abstractNumId="21" w15:restartNumberingAfterBreak="0">
     <w:nsid w:val="7CA7666D"/>
     <w:multiLevelType w:val="multilevel"/>
     <w:tmpl w:val="692AC602"/>
@@ -9711,61 +10078,70 @@
     </w:lvl>
   </w:abstractNum>
   <w:num w:numId="1" w16cid:durableId="244532093">
+    <w:abstractNumId w:val="3"/>
+  </w:num>
+  <w:num w:numId="2" w16cid:durableId="1168134672">
+    <w:abstractNumId w:val="13"/>
+  </w:num>
+  <w:num w:numId="3" w16cid:durableId="1634824853">
+    <w:abstractNumId w:val="15"/>
+  </w:num>
+  <w:num w:numId="4" w16cid:durableId="1552765373">
+    <w:abstractNumId w:val="6"/>
+  </w:num>
+  <w:num w:numId="5" w16cid:durableId="1644315880">
+    <w:abstractNumId w:val="9"/>
+  </w:num>
+  <w:num w:numId="6" w16cid:durableId="137497725">
+    <w:abstractNumId w:val="7"/>
+  </w:num>
+  <w:num w:numId="7" w16cid:durableId="1768502646">
+    <w:abstractNumId w:val="8"/>
+  </w:num>
+  <w:num w:numId="8" w16cid:durableId="1059668698">
+    <w:abstractNumId w:val="18"/>
+  </w:num>
+  <w:num w:numId="9" w16cid:durableId="1700154849">
+    <w:abstractNumId w:val="14"/>
+  </w:num>
+  <w:num w:numId="10" w16cid:durableId="1673265239">
+    <w:abstractNumId w:val="11"/>
+  </w:num>
+  <w:num w:numId="11" w16cid:durableId="1809009718">
+    <w:abstractNumId w:val="5"/>
+  </w:num>
+  <w:num w:numId="12" w16cid:durableId="1665469928">
+    <w:abstractNumId w:val="17"/>
+  </w:num>
+  <w:num w:numId="13" w16cid:durableId="1738288028">
+    <w:abstractNumId w:val="2"/>
+  </w:num>
+  <w:num w:numId="14" w16cid:durableId="1643732150">
+    <w:abstractNumId w:val="21"/>
+  </w:num>
+  <w:num w:numId="15" w16cid:durableId="472869719">
+    <w:abstractNumId w:val="19"/>
+  </w:num>
+  <w:num w:numId="16" w16cid:durableId="1790472171">
+    <w:abstractNumId w:val="16"/>
+  </w:num>
+  <w:num w:numId="17" w16cid:durableId="1262572188">
+    <w:abstractNumId w:val="10"/>
+  </w:num>
+  <w:num w:numId="18" w16cid:durableId="2145806626">
+    <w:abstractNumId w:val="20"/>
+  </w:num>
+  <w:num w:numId="19" w16cid:durableId="84419320">
+    <w:abstractNumId w:val="4"/>
+  </w:num>
+  <w:num w:numId="20" w16cid:durableId="858390732">
     <w:abstractNumId w:val="1"/>
   </w:num>
-  <w:num w:numId="2" w16cid:durableId="1168134672">
-    <w:abstractNumId w:val="10"/>
-  </w:num>
-  <w:num w:numId="3" w16cid:durableId="1634824853">
+  <w:num w:numId="21" w16cid:durableId="1096251190">
     <w:abstractNumId w:val="12"/>
   </w:num>
-  <w:num w:numId="4" w16cid:durableId="1552765373">
-    <w:abstractNumId w:val="4"/>
-  </w:num>
-  <w:num w:numId="5" w16cid:durableId="1644315880">
-    <w:abstractNumId w:val="7"/>
-  </w:num>
-  <w:num w:numId="6" w16cid:durableId="137497725">
-    <w:abstractNumId w:val="5"/>
-  </w:num>
-  <w:num w:numId="7" w16cid:durableId="1768502646">
-    <w:abstractNumId w:val="6"/>
-  </w:num>
-  <w:num w:numId="8" w16cid:durableId="1059668698">
-    <w:abstractNumId w:val="15"/>
-  </w:num>
-  <w:num w:numId="9" w16cid:durableId="1700154849">
-    <w:abstractNumId w:val="11"/>
-  </w:num>
-  <w:num w:numId="10" w16cid:durableId="1673265239">
-    <w:abstractNumId w:val="9"/>
-  </w:num>
-  <w:num w:numId="11" w16cid:durableId="1809009718">
-    <w:abstractNumId w:val="3"/>
-  </w:num>
-  <w:num w:numId="12" w16cid:durableId="1665469928">
-    <w:abstractNumId w:val="14"/>
-  </w:num>
-  <w:num w:numId="13" w16cid:durableId="1738288028">
+  <w:num w:numId="22" w16cid:durableId="183330575">
     <w:abstractNumId w:val="0"/>
-  </w:num>
-  <w:num w:numId="14" w16cid:durableId="1643732150">
-    <w:abstractNumId w:val="18"/>
-  </w:num>
-  <w:num w:numId="15" w16cid:durableId="472869719">
-    <w:abstractNumId w:val="16"/>
-  </w:num>
-  <w:num w:numId="16" w16cid:durableId="1790472171">
-    <w:abstractNumId w:val="13"/>
-  </w:num>
-  <w:num w:numId="17" w16cid:durableId="1262572188">
-    <w:abstractNumId w:val="8"/>
-  </w:num>
-  <w:num w:numId="18" w16cid:durableId="2145806626">
-    <w:abstractNumId w:val="17"/>
-  </w:num>
-  <w:num w:numId="19" w16cid:durableId="84419320">
-    <w:abstractNumId w:val="2"/>
   </w:num>
 </w:numbering>
 </file>
@@ -10170,7 +10546,7 @@
   <w:style w:type="paragraph" w:default="1" w:styleId="Normal">
     <w:name w:val="Normal"/>
     <w:qFormat/>
-    <w:rsid w:val="007421D3"/>
+    <w:rsid w:val="004C1028"/>
   </w:style>
   <w:style w:type="paragraph" w:styleId="Heading1">
     <w:name w:val="heading 1"/>
